--- a/Диплом.docx
+++ b/Диплом.docx
@@ -4,8 +4,8 @@
   <w:body>
     <w:p/>
     <w:sectPr>
-      <w:pgSz w:w="12240" w:h="15840"/>
-      <w:pgMar w:top="1440" w:right="1440" w:bottom="1440" w:left="1440" w:header="720" w:footer="720" w:gutter="0"/>
+      <w:pgSz w:w="11906" w:h="16838" w:code="9"/>
+      <w:pgMar w:top="1134" w:right="567" w:bottom="1134" w:left="1701" w:header="720" w:footer="720" w:gutter="0"/>
       <w:cols w:space="720"/>
       <w:docGrid w:linePitch="360"/>
     </w:sectPr>
@@ -25,11 +25,7 @@
         <w14:ligatures w14:val="standardContextual"/>
       </w:rPr>
     </w:rPrDefault>
-    <w:pPrDefault>
-      <w:pPr>
-        <w:spacing w:after="160" w:line="259" w:lineRule="auto"/>
-      </w:pPr>
-    </w:pPrDefault>
+    <w:pPrDefault/>
   </w:docDefaults>
   <w:latentStyles w:defLockedState="0" w:defUIPriority="99" w:defSemiHidden="0" w:defUnhideWhenUsed="0" w:defQFormat="0" w:count="376">
     <w:lsdException w:name="Normal" w:uiPriority="0" w:qFormat="1"/>
@@ -412,6 +408,15 @@
   <w:style w:type="paragraph" w:default="1" w:styleId="Normal">
     <w:name w:val="Normal"/>
     <w:qFormat/>
+    <w:rsid w:val="00850AED"/>
+    <w:pPr>
+      <w:spacing w:line="360" w:lineRule="auto"/>
+      <w:ind w:firstLine="709"/>
+      <w:jc w:val="both"/>
+    </w:pPr>
+    <w:rPr>
+      <w:sz w:val="24"/>
+    </w:rPr>
   </w:style>
   <w:style w:type="paragraph" w:styleId="Heading1">
     <w:name w:val="heading 1"/>
@@ -420,17 +425,18 @@
     <w:link w:val="Heading1Char"/>
     <w:uiPriority w:val="9"/>
     <w:qFormat/>
-    <w:rsid w:val="00F72E95"/>
+    <w:rsid w:val="005D0B41"/>
     <w:pPr>
       <w:keepNext/>
       <w:keepLines/>
-      <w:spacing w:before="360" w:after="80"/>
+      <w:ind w:firstLine="0"/>
+      <w:jc w:val="center"/>
       <w:outlineLvl w:val="0"/>
     </w:pPr>
     <w:rPr>
       <w:rFonts w:asciiTheme="majorHAnsi" w:eastAsiaTheme="majorEastAsia" w:hAnsiTheme="majorHAnsi" w:cstheme="majorBidi"/>
-      <w:color w:val="0F4761" w:themeColor="accent1" w:themeShade="BF"/>
-      <w:sz w:val="40"/>
+      <w:b/>
+      <w:caps/>
       <w:szCs w:val="40"/>
     </w:rPr>
   </w:style>
@@ -443,17 +449,15 @@
     <w:semiHidden/>
     <w:unhideWhenUsed/>
     <w:qFormat/>
-    <w:rsid w:val="00F72E95"/>
+    <w:rsid w:val="009C722F"/>
     <w:pPr>
       <w:keepNext/>
       <w:keepLines/>
-      <w:spacing w:before="160" w:after="80"/>
       <w:outlineLvl w:val="1"/>
     </w:pPr>
     <w:rPr>
       <w:rFonts w:asciiTheme="majorHAnsi" w:eastAsiaTheme="majorEastAsia" w:hAnsiTheme="majorHAnsi" w:cstheme="majorBidi"/>
-      <w:color w:val="0F4761" w:themeColor="accent1" w:themeShade="BF"/>
-      <w:sz w:val="32"/>
+      <w:b/>
       <w:szCs w:val="32"/>
     </w:rPr>
   </w:style>
@@ -537,7 +541,7 @@
     <w:pPr>
       <w:keepNext/>
       <w:keepLines/>
-      <w:spacing w:before="40" w:after="0"/>
+      <w:spacing w:before="40"/>
       <w:outlineLvl w:val="5"/>
     </w:pPr>
     <w:rPr>
@@ -560,7 +564,7 @@
     <w:pPr>
       <w:keepNext/>
       <w:keepLines/>
-      <w:spacing w:before="40" w:after="0"/>
+      <w:spacing w:before="40"/>
       <w:outlineLvl w:val="6"/>
     </w:pPr>
     <w:rPr>
@@ -581,7 +585,6 @@
     <w:pPr>
       <w:keepNext/>
       <w:keepLines/>
-      <w:spacing w:after="0"/>
       <w:outlineLvl w:val="7"/>
     </w:pPr>
     <w:rPr>
@@ -604,7 +607,6 @@
     <w:pPr>
       <w:keepNext/>
       <w:keepLines/>
-      <w:spacing w:after="0"/>
       <w:outlineLvl w:val="8"/>
     </w:pPr>
     <w:rPr>
@@ -644,11 +646,12 @@
     <w:basedOn w:val="DefaultParagraphFont"/>
     <w:link w:val="Heading1"/>
     <w:uiPriority w:val="9"/>
-    <w:rsid w:val="00F72E95"/>
+    <w:rsid w:val="005D0B41"/>
     <w:rPr>
       <w:rFonts w:asciiTheme="majorHAnsi" w:eastAsiaTheme="majorEastAsia" w:hAnsiTheme="majorHAnsi" w:cstheme="majorBidi"/>
-      <w:color w:val="0F4761" w:themeColor="accent1" w:themeShade="BF"/>
-      <w:sz w:val="40"/>
+      <w:b/>
+      <w:caps/>
+      <w:sz w:val="24"/>
       <w:szCs w:val="40"/>
     </w:rPr>
   </w:style>
@@ -658,11 +661,11 @@
     <w:link w:val="Heading2"/>
     <w:uiPriority w:val="9"/>
     <w:semiHidden/>
-    <w:rsid w:val="00F72E95"/>
+    <w:rsid w:val="009C722F"/>
     <w:rPr>
       <w:rFonts w:asciiTheme="majorHAnsi" w:eastAsiaTheme="majorEastAsia" w:hAnsiTheme="majorHAnsi" w:cstheme="majorBidi"/>
-      <w:color w:val="0F4761" w:themeColor="accent1" w:themeShade="BF"/>
-      <w:sz w:val="32"/>
+      <w:b/>
+      <w:sz w:val="24"/>
       <w:szCs w:val="32"/>
     </w:rPr>
   </w:style>
@@ -804,6 +807,7 @@
       <w:numPr>
         <w:ilvl w:val="1"/>
       </w:numPr>
+      <w:ind w:firstLine="709"/>
     </w:pPr>
     <w:rPr>
       <w:rFonts w:eastAsiaTheme="majorEastAsia" w:cstheme="majorBidi"/>
@@ -973,110 +977,16 @@
         <a:srgbClr val="96607D"/>
       </a:folHlink>
     </a:clrScheme>
-    <a:fontScheme name="Office">
+    <a:fontScheme name="Times New Roman-Times New Roman">
       <a:majorFont>
-        <a:latin typeface="Aptos Display" panose="02110004020202020204"/>
+        <a:latin typeface="Times New Roman"/>
         <a:ea typeface=""/>
         <a:cs typeface=""/>
-        <a:font script="Jpan" typeface="游ゴシック Light"/>
-        <a:font script="Hang" typeface="맑은 고딕"/>
-        <a:font script="Hans" typeface="等线 Light"/>
-        <a:font script="Hant" typeface="新細明體"/>
-        <a:font script="Arab" typeface="Times New Roman"/>
-        <a:font script="Hebr" typeface="Times New Roman"/>
-        <a:font script="Thai" typeface="Angsana New"/>
-        <a:font script="Ethi" typeface="Nyala"/>
-        <a:font script="Beng" typeface="Vrinda"/>
-        <a:font script="Gujr" typeface="Shruti"/>
-        <a:font script="Khmr" typeface="MoolBoran"/>
-        <a:font script="Knda" typeface="Tunga"/>
-        <a:font script="Guru" typeface="Raavi"/>
-        <a:font script="Cans" typeface="Euphemia"/>
-        <a:font script="Cher" typeface="Plantagenet Cherokee"/>
-        <a:font script="Yiii" typeface="Microsoft Yi Baiti"/>
-        <a:font script="Tibt" typeface="Microsoft Himalaya"/>
-        <a:font script="Thaa" typeface="MV Boli"/>
-        <a:font script="Deva" typeface="Mangal"/>
-        <a:font script="Telu" typeface="Gautami"/>
-        <a:font script="Taml" typeface="Latha"/>
-        <a:font script="Syrc" typeface="Estrangelo Edessa"/>
-        <a:font script="Orya" typeface="Kalinga"/>
-        <a:font script="Mlym" typeface="Kartika"/>
-        <a:font script="Laoo" typeface="DokChampa"/>
-        <a:font script="Sinh" typeface="Iskoola Pota"/>
-        <a:font script="Mong" typeface="Mongolian Baiti"/>
-        <a:font script="Viet" typeface="Times New Roman"/>
-        <a:font script="Uigh" typeface="Microsoft Uighur"/>
-        <a:font script="Geor" typeface="Sylfaen"/>
-        <a:font script="Armn" typeface="Arial"/>
-        <a:font script="Bugi" typeface="Leelawadee UI"/>
-        <a:font script="Bopo" typeface="Microsoft JhengHei"/>
-        <a:font script="Java" typeface="Javanese Text"/>
-        <a:font script="Lisu" typeface="Segoe UI"/>
-        <a:font script="Mymr" typeface="Myanmar Text"/>
-        <a:font script="Nkoo" typeface="Ebrima"/>
-        <a:font script="Olck" typeface="Nirmala UI"/>
-        <a:font script="Osma" typeface="Ebrima"/>
-        <a:font script="Phag" typeface="Phagspa"/>
-        <a:font script="Syrn" typeface="Estrangelo Edessa"/>
-        <a:font script="Syrj" typeface="Estrangelo Edessa"/>
-        <a:font script="Syre" typeface="Estrangelo Edessa"/>
-        <a:font script="Sora" typeface="Nirmala UI"/>
-        <a:font script="Tale" typeface="Microsoft Tai Le"/>
-        <a:font script="Talu" typeface="Microsoft New Tai Lue"/>
-        <a:font script="Tfng" typeface="Ebrima"/>
       </a:majorFont>
       <a:minorFont>
-        <a:latin typeface="Aptos" panose="02110004020202020204"/>
+        <a:latin typeface="Times New Roman"/>
         <a:ea typeface=""/>
         <a:cs typeface=""/>
-        <a:font script="Jpan" typeface="游明朝"/>
-        <a:font script="Hang" typeface="맑은 고딕"/>
-        <a:font script="Hans" typeface="等线"/>
-        <a:font script="Hant" typeface="新細明體"/>
-        <a:font script="Arab" typeface="Arial"/>
-        <a:font script="Hebr" typeface="Arial"/>
-        <a:font script="Thai" typeface="Cordia New"/>
-        <a:font script="Ethi" typeface="Nyala"/>
-        <a:font script="Beng" typeface="Vrinda"/>
-        <a:font script="Gujr" typeface="Shruti"/>
-        <a:font script="Khmr" typeface="DaunPenh"/>
-        <a:font script="Knda" typeface="Tunga"/>
-        <a:font script="Guru" typeface="Raavi"/>
-        <a:font script="Cans" typeface="Euphemia"/>
-        <a:font script="Cher" typeface="Plantagenet Cherokee"/>
-        <a:font script="Yiii" typeface="Microsoft Yi Baiti"/>
-        <a:font script="Tibt" typeface="Microsoft Himalaya"/>
-        <a:font script="Thaa" typeface="MV Boli"/>
-        <a:font script="Deva" typeface="Mangal"/>
-        <a:font script="Telu" typeface="Gautami"/>
-        <a:font script="Taml" typeface="Latha"/>
-        <a:font script="Syrc" typeface="Estrangelo Edessa"/>
-        <a:font script="Orya" typeface="Kalinga"/>
-        <a:font script="Mlym" typeface="Kartika"/>
-        <a:font script="Laoo" typeface="DokChampa"/>
-        <a:font script="Sinh" typeface="Iskoola Pota"/>
-        <a:font script="Mong" typeface="Mongolian Baiti"/>
-        <a:font script="Viet" typeface="Arial"/>
-        <a:font script="Uigh" typeface="Microsoft Uighur"/>
-        <a:font script="Geor" typeface="Sylfaen"/>
-        <a:font script="Armn" typeface="Arial"/>
-        <a:font script="Bugi" typeface="Leelawadee UI"/>
-        <a:font script="Bopo" typeface="Microsoft JhengHei"/>
-        <a:font script="Java" typeface="Javanese Text"/>
-        <a:font script="Lisu" typeface="Segoe UI"/>
-        <a:font script="Mymr" typeface="Myanmar Text"/>
-        <a:font script="Nkoo" typeface="Ebrima"/>
-        <a:font script="Olck" typeface="Nirmala UI"/>
-        <a:font script="Osma" typeface="Ebrima"/>
-        <a:font script="Phag" typeface="Phagspa"/>
-        <a:font script="Syrn" typeface="Estrangelo Edessa"/>
-        <a:font script="Syrj" typeface="Estrangelo Edessa"/>
-        <a:font script="Syre" typeface="Estrangelo Edessa"/>
-        <a:font script="Sora" typeface="Nirmala UI"/>
-        <a:font script="Tale" typeface="Microsoft Tai Le"/>
-        <a:font script="Talu" typeface="Microsoft New Tai Lue"/>
-        <a:font script="Tfng" typeface="Ebrima"/>
       </a:minorFont>
     </a:fontScheme>
     <a:fmtScheme name="Office">
@@ -1245,4 +1155,16 @@
     </a:ext>
   </a:extLst>
 </a:theme>
+</file>
+
+<file path=customXml/item1.xml><?xml version="1.0" encoding="utf-8"?>
+<b:Sources xmlns:b="http://schemas.openxmlformats.org/officeDocument/2006/bibliography" xmlns="http://schemas.openxmlformats.org/officeDocument/2006/bibliography" SelectedStyle="\APASixthEditionOfficeOnline.xsl" StyleName="APA" Version="6"/>
+</file>
+
+<file path=customXml/itemProps1.xml><?xml version="1.0" encoding="utf-8"?>
+<ds:datastoreItem xmlns:ds="http://schemas.openxmlformats.org/officeDocument/2006/customXml" ds:itemID="{F4ED4417-B565-45E5-A3D1-62217E73BCD5}">
+  <ds:schemaRefs>
+    <ds:schemaRef ds:uri="http://schemas.openxmlformats.org/officeDocument/2006/bibliography"/>
+  </ds:schemaRefs>
+</ds:datastoreItem>
 </file>
--- a/Диплом.docx
+++ b/Диплом.docx
@@ -2,7 +2,11 @@
 <file path=word/document.xml><?xml version="1.0" encoding="utf-8"?>
 <w:document xmlns:wpc="http://schemas.microsoft.com/office/word/2010/wordprocessingCanvas" xmlns:cx="http://schemas.microsoft.com/office/drawing/2014/chartex" xmlns:cx1="http://schemas.microsoft.com/office/drawing/2015/9/8/chartex" xmlns:cx2="http://schemas.microsoft.com/office/drawing/2015/10/21/chartex" xmlns:cx3="http://schemas.microsoft.com/office/drawing/2016/5/9/chartex" xmlns:cx4="http://schemas.microsoft.com/office/drawing/2016/5/10/chartex" xmlns:cx5="http://schemas.microsoft.com/office/drawing/2016/5/11/chartex" xmlns:cx6="http://schemas.microsoft.com/office/drawing/2016/5/12/chartex" xmlns:cx7="http://schemas.microsoft.com/office/drawing/2016/5/13/chartex" xmlns:cx8="http://schemas.microsoft.com/office/drawing/2016/5/14/chartex" xmlns:mc="http://schemas.openxmlformats.org/markup-compatibility/2006" xmlns:aink="http://schemas.microsoft.com/office/drawing/2016/ink" xmlns:am3d="http://schemas.microsoft.com/office/drawing/2017/model3d" xmlns:o="urn:schemas-microsoft-com:office:office" xmlns:oel="http://schemas.microsoft.com/office/2019/extlst" xmlns:r="http://schemas.openxmlformats.org/officeDocument/2006/relationships" xmlns:m="http://schemas.openxmlformats.org/officeDocument/2006/math" xmlns:v="urn:schemas-microsoft-com:vml" xmlns:wp14="http://schemas.microsoft.com/office/word/2010/wordprocessingDrawing" xmlns:wp="http://schemas.openxmlformats.org/drawingml/2006/wordprocessingDrawing" xmlns:w10="urn:schemas-microsoft-com:office:word" xmlns:w="http://schemas.openxmlformats.org/wordprocessingml/2006/main" xmlns:w14="http://schemas.microsoft.com/office/word/2010/wordml" xmlns:w15="http://schemas.microsoft.com/office/word/2012/wordml" xmlns:w16cex="http://schemas.microsoft.com/office/word/2018/wordml/cex" xmlns:w16cid="http://schemas.microsoft.com/office/word/2016/wordml/cid" xmlns:w16="http://schemas.microsoft.com/office/word/2018/wordml" xmlns:w16du="http://schemas.microsoft.com/office/word/2023/wordml/word16du" xmlns:w16sdtdh="http://schemas.microsoft.com/office/word/2020/wordml/sdtdatahash" xmlns:w16sdtfl="http://schemas.microsoft.com/office/word/2024/wordml/sdtformatlock" xmlns:w16se="http://schemas.microsoft.com/office/word/2015/wordml/symex" xmlns:wpg="http://schemas.microsoft.com/office/word/2010/wordprocessingGroup" xmlns:wpi="http://schemas.microsoft.com/office/word/2010/wordprocessingInk" xmlns:wne="http://schemas.microsoft.com/office/word/2006/wordml" xmlns:wps="http://schemas.microsoft.com/office/word/2010/wordprocessingShape" mc:Ignorable="w14 w15 w16se w16cid w16 w16cex w16sdtdh w16sdtfl w16du wp14">
   <w:body>
-    <w:p/>
+    <w:p>
+      <w:pPr>
+        <w:pStyle w:val="Heading3"/>
+      </w:pPr>
+    </w:p>
     <w:sectPr>
       <w:pgSz w:w="11906" w:h="16838" w:code="9"/>
       <w:pgMar w:top="1134" w:right="567" w:bottom="1134" w:left="1701" w:header="720" w:footer="720" w:gutter="0"/>
@@ -446,13 +450,13 @@
     <w:next w:val="Normal"/>
     <w:link w:val="Heading2Char"/>
     <w:uiPriority w:val="9"/>
-    <w:semiHidden/>
     <w:unhideWhenUsed/>
     <w:qFormat/>
-    <w:rsid w:val="009C722F"/>
+    <w:rsid w:val="008B1797"/>
     <w:pPr>
       <w:keepNext/>
       <w:keepLines/>
+      <w:ind w:firstLine="0"/>
       <w:outlineLvl w:val="1"/>
     </w:pPr>
     <w:rPr>
@@ -467,20 +471,18 @@
     <w:next w:val="Normal"/>
     <w:link w:val="Heading3Char"/>
     <w:uiPriority w:val="9"/>
-    <w:semiHidden/>
     <w:unhideWhenUsed/>
     <w:qFormat/>
-    <w:rsid w:val="00F72E95"/>
+    <w:rsid w:val="008B1797"/>
     <w:pPr>
       <w:keepNext/>
       <w:keepLines/>
-      <w:spacing w:before="160" w:after="80"/>
+      <w:ind w:firstLine="0"/>
       <w:outlineLvl w:val="2"/>
     </w:pPr>
     <w:rPr>
       <w:rFonts w:eastAsiaTheme="majorEastAsia" w:cstheme="majorBidi"/>
-      <w:color w:val="0F4761" w:themeColor="accent1" w:themeShade="BF"/>
-      <w:sz w:val="28"/>
+      <w:b/>
       <w:szCs w:val="28"/>
     </w:rPr>
   </w:style>
@@ -660,8 +662,7 @@
     <w:basedOn w:val="DefaultParagraphFont"/>
     <w:link w:val="Heading2"/>
     <w:uiPriority w:val="9"/>
-    <w:semiHidden/>
-    <w:rsid w:val="009C722F"/>
+    <w:rsid w:val="008B1797"/>
     <w:rPr>
       <w:rFonts w:asciiTheme="majorHAnsi" w:eastAsiaTheme="majorEastAsia" w:hAnsiTheme="majorHAnsi" w:cstheme="majorBidi"/>
       <w:b/>
@@ -674,12 +675,11 @@
     <w:basedOn w:val="DefaultParagraphFont"/>
     <w:link w:val="Heading3"/>
     <w:uiPriority w:val="9"/>
-    <w:semiHidden/>
-    <w:rsid w:val="00F72E95"/>
-    <w:rPr>
-      <w:rFonts w:eastAsiaTheme="majorEastAsia" w:cstheme="majorBidi"/>
-      <w:color w:val="0F4761" w:themeColor="accent1" w:themeShade="BF"/>
-      <w:sz w:val="28"/>
+    <w:rsid w:val="008B1797"/>
+    <w:rPr>
+      <w:rFonts w:eastAsiaTheme="majorEastAsia" w:cstheme="majorBidi"/>
+      <w:b/>
+      <w:sz w:val="24"/>
       <w:szCs w:val="28"/>
     </w:rPr>
   </w:style>

--- a/Диплом.docx
+++ b/Диплом.docx
@@ -4,9 +4,3765 @@
   <w:body>
     <w:p>
       <w:pPr>
-        <w:pStyle w:val="Heading3"/>
-      </w:pPr>
-    </w:p>
+        <w:spacing w:line="240" w:lineRule="auto"/>
+        <w:ind w:firstLine="0"/>
+        <w:jc w:val="right"/>
+        <w:rPr>
+          <w:rFonts w:ascii="Times New Roman" w:eastAsia="Times New Roman" w:hAnsi="Times New Roman" w:cs="Times New Roman"/>
+          <w:szCs w:val="24"/>
+          <w:lang w:eastAsia="ru-RU"/>
+          <w14:ligatures w14:val="none"/>
+        </w:rPr>
+      </w:pPr>
+      <w:r>
+        <w:rPr>
+          <w:rFonts w:ascii="Times New Roman" w:eastAsia="Times New Roman" w:hAnsi="Times New Roman" w:cs="Times New Roman"/>
+          <w:szCs w:val="24"/>
+          <w:lang w:eastAsia="ru-RU"/>
+          <w14:ligatures w14:val="none"/>
+        </w:rPr>
+        <w:t xml:space="preserve">Форма 16 </w:t>
+      </w:r>
+    </w:p>
+    <w:p>
+      <w:pPr>
+        <w:spacing w:line="240" w:lineRule="auto"/>
+        <w:ind w:firstLine="0"/>
+        <w:jc w:val="center"/>
+        <w:rPr>
+          <w:rFonts w:ascii="Times New Roman" w:eastAsia="Times New Roman" w:hAnsi="Times New Roman" w:cs="Times New Roman"/>
+          <w:color w:val="000000"/>
+          <w:szCs w:val="24"/>
+          <w:lang w:eastAsia="ru-RU"/>
+          <w14:ligatures w14:val="none"/>
+        </w:rPr>
+      </w:pPr>
+      <w:r>
+        <w:rPr>
+          <w:rFonts w:ascii="Times New Roman" w:eastAsia="Times New Roman" w:hAnsi="Times New Roman" w:cs="Times New Roman"/>
+          <w:szCs w:val="24"/>
+          <w:lang w:eastAsia="ru-RU"/>
+          <w14:ligatures w14:val="none"/>
+        </w:rPr>
+        <w:t>МИНИСТЕРСТВО НАУКИ И ВЫСШЕГО ОБРАЗОВАНИЯ РОССИЙСКОЙ ФЕДЕРАЦИИ</w:t>
+      </w:r>
+    </w:p>
+    <w:p>
+      <w:pPr>
+        <w:shd w:val="clear" w:color="auto" w:fill="FFFFFF"/>
+        <w:spacing w:before="120" w:line="240" w:lineRule="auto"/>
+        <w:ind w:right="-108" w:firstLine="0"/>
+        <w:jc w:val="center"/>
+        <w:rPr>
+          <w:rFonts w:ascii="Times New Roman" w:eastAsia="Times New Roman" w:hAnsi="Times New Roman" w:cs="Arial"/>
+          <w:caps/>
+          <w:szCs w:val="24"/>
+          <w:lang w:eastAsia="ru-RU"/>
+          <w14:ligatures w14:val="none"/>
+        </w:rPr>
+      </w:pPr>
+      <w:r>
+        <w:rPr>
+          <w:rFonts w:ascii="Times New Roman" w:eastAsia="Times New Roman" w:hAnsi="Times New Roman" w:cs="Arial"/>
+          <w:caps/>
+          <w:szCs w:val="24"/>
+          <w:lang w:eastAsia="ru-RU"/>
+          <w14:ligatures w14:val="none"/>
+        </w:rPr>
+        <w:t xml:space="preserve">Федеральное Государственное бюджетное образовательное </w:t>
+      </w:r>
+    </w:p>
+    <w:p>
+      <w:pPr>
+        <w:shd w:val="clear" w:color="auto" w:fill="FFFFFF"/>
+        <w:spacing w:line="240" w:lineRule="auto"/>
+        <w:ind w:right="-108" w:firstLine="0"/>
+        <w:jc w:val="center"/>
+        <w:rPr>
+          <w:rFonts w:ascii="Times New Roman" w:eastAsia="Times New Roman" w:hAnsi="Times New Roman" w:cs="Arial"/>
+          <w:caps/>
+          <w:szCs w:val="24"/>
+          <w:lang w:eastAsia="ru-RU"/>
+          <w14:ligatures w14:val="none"/>
+        </w:rPr>
+      </w:pPr>
+      <w:r>
+        <w:rPr>
+          <w:rFonts w:ascii="Times New Roman" w:eastAsia="Times New Roman" w:hAnsi="Times New Roman" w:cs="Arial"/>
+          <w:caps/>
+          <w:szCs w:val="24"/>
+          <w:lang w:eastAsia="ru-RU"/>
+          <w14:ligatures w14:val="none"/>
+        </w:rPr>
+        <w:t>учреждение высшего образования</w:t>
+      </w:r>
+    </w:p>
+    <w:p>
+      <w:pPr>
+        <w:shd w:val="clear" w:color="auto" w:fill="FFFFFF"/>
+        <w:spacing w:line="240" w:lineRule="auto"/>
+        <w:ind w:right="-108" w:firstLine="0"/>
+        <w:jc w:val="center"/>
+        <w:rPr>
+          <w:rFonts w:ascii="Times New Roman" w:eastAsia="Times New Roman" w:hAnsi="Times New Roman" w:cs="Arial"/>
+          <w:caps/>
+          <w:szCs w:val="24"/>
+          <w:lang w:eastAsia="ru-RU"/>
+          <w14:ligatures w14:val="none"/>
+        </w:rPr>
+      </w:pPr>
+      <w:r>
+        <w:rPr>
+          <w:rFonts w:ascii="Times New Roman" w:eastAsia="Times New Roman" w:hAnsi="Times New Roman" w:cs="Arial"/>
+          <w:caps/>
+          <w:szCs w:val="24"/>
+          <w:lang w:eastAsia="ru-RU"/>
+          <w14:ligatures w14:val="none"/>
+        </w:rPr>
+        <w:t>«Поволжский государсТвенный технологический университет»</w:t>
+      </w:r>
+    </w:p>
+    <w:p>
+      <w:pPr>
+        <w:spacing w:line="240" w:lineRule="auto"/>
+        <w:ind w:firstLine="0"/>
+        <w:jc w:val="center"/>
+        <w:rPr>
+          <w:rFonts w:ascii="Times New Roman" w:eastAsia="Times New Roman" w:hAnsi="Times New Roman" w:cs="Times New Roman"/>
+          <w:szCs w:val="24"/>
+          <w:lang w:eastAsia="ru-RU"/>
+          <w14:ligatures w14:val="none"/>
+        </w:rPr>
+      </w:pPr>
+      <w:r>
+        <w:rPr>
+          <w:rFonts w:ascii="Times New Roman" w:eastAsia="Times New Roman" w:hAnsi="Times New Roman" w:cs="Times New Roman"/>
+          <w:szCs w:val="24"/>
+          <w:lang w:eastAsia="ru-RU"/>
+          <w14:ligatures w14:val="none"/>
+        </w:rPr>
+        <w:t>(ФГБОУ ВО «ПГТУ»)</w:t>
+      </w:r>
+    </w:p>
+    <w:p>
+      <w:pPr>
+        <w:spacing w:line="240" w:lineRule="auto"/>
+        <w:ind w:firstLine="0"/>
+        <w:jc w:val="left"/>
+        <w:rPr>
+          <w:rFonts w:ascii="Times New Roman" w:eastAsia="Times New Roman" w:hAnsi="Times New Roman" w:cs="Times New Roman"/>
+          <w:sz w:val="28"/>
+          <w:szCs w:val="28"/>
+          <w:lang w:eastAsia="ru-RU"/>
+          <w14:ligatures w14:val="none"/>
+        </w:rPr>
+      </w:pPr>
+    </w:p>
+    <w:p>
+      <w:pPr>
+        <w:tabs>
+          <w:tab w:val="right" w:pos="9781"/>
+        </w:tabs>
+        <w:spacing w:line="240" w:lineRule="auto"/>
+        <w:ind w:left="4859" w:firstLine="0"/>
+        <w:jc w:val="left"/>
+        <w:rPr>
+          <w:rFonts w:ascii="Times New Roman" w:eastAsia="Times New Roman" w:hAnsi="Times New Roman" w:cs="Times New Roman"/>
+          <w:szCs w:val="24"/>
+          <w:lang w:eastAsia="ru-RU"/>
+          <w14:ligatures w14:val="none"/>
+        </w:rPr>
+      </w:pPr>
+      <w:r>
+        <w:rPr>
+          <w:rFonts w:ascii="Times New Roman" w:eastAsia="Times New Roman" w:hAnsi="Times New Roman" w:cs="Times New Roman"/>
+          <w:sz w:val="28"/>
+          <w:szCs w:val="28"/>
+          <w:lang w:eastAsia="ru-RU"/>
+          <w14:ligatures w14:val="none"/>
+        </w:rPr>
+        <w:t xml:space="preserve">Факультет (институт) </w:t>
+      </w:r>
+      <w:r>
+        <w:rPr>
+          <w:rFonts w:ascii="Times New Roman" w:eastAsia="Times New Roman" w:hAnsi="Times New Roman" w:cs="Times New Roman"/>
+          <w:sz w:val="28"/>
+          <w:szCs w:val="28"/>
+          <w:u w:val="single"/>
+          <w:lang w:eastAsia="ru-RU"/>
+          <w14:ligatures w14:val="none"/>
+        </w:rPr>
+        <w:tab/>
+      </w:r>
+    </w:p>
+    <w:p>
+      <w:pPr>
+        <w:tabs>
+          <w:tab w:val="right" w:pos="9781"/>
+        </w:tabs>
+        <w:spacing w:line="240" w:lineRule="auto"/>
+        <w:ind w:left="4859" w:firstLine="0"/>
+        <w:jc w:val="left"/>
+        <w:rPr>
+          <w:rFonts w:ascii="Times New Roman" w:eastAsia="Times New Roman" w:hAnsi="Times New Roman" w:cs="Times New Roman"/>
+          <w:szCs w:val="24"/>
+          <w:u w:val="single"/>
+          <w:lang w:eastAsia="ru-RU"/>
+          <w14:ligatures w14:val="none"/>
+        </w:rPr>
+      </w:pPr>
+      <w:r>
+        <w:rPr>
+          <w:rFonts w:ascii="Times New Roman" w:eastAsia="Times New Roman" w:hAnsi="Times New Roman" w:cs="Times New Roman"/>
+          <w:szCs w:val="24"/>
+          <w:u w:val="single"/>
+          <w:lang w:eastAsia="ru-RU"/>
+          <w14:ligatures w14:val="none"/>
+        </w:rPr>
+        <w:tab/>
+      </w:r>
+    </w:p>
+    <w:p>
+      <w:pPr>
+        <w:tabs>
+          <w:tab w:val="right" w:pos="9781"/>
+        </w:tabs>
+        <w:spacing w:line="240" w:lineRule="auto"/>
+        <w:ind w:left="4859" w:firstLine="0"/>
+        <w:jc w:val="left"/>
+        <w:rPr>
+          <w:rFonts w:ascii="Times New Roman" w:eastAsia="Times New Roman" w:hAnsi="Times New Roman" w:cs="Times New Roman"/>
+          <w:sz w:val="28"/>
+          <w:szCs w:val="28"/>
+          <w:lang w:eastAsia="ru-RU"/>
+          <w14:ligatures w14:val="none"/>
+        </w:rPr>
+      </w:pPr>
+      <w:proofErr w:type="gramStart"/>
+      <w:r>
+        <w:rPr>
+          <w:rFonts w:ascii="Times New Roman" w:eastAsia="Times New Roman" w:hAnsi="Times New Roman" w:cs="Times New Roman"/>
+          <w:sz w:val="28"/>
+          <w:szCs w:val="28"/>
+          <w:lang w:eastAsia="ru-RU"/>
+          <w14:ligatures w14:val="none"/>
+        </w:rPr>
+        <w:t>Направление  подготовки</w:t>
+      </w:r>
+      <w:proofErr w:type="gramEnd"/>
+      <w:r>
+        <w:rPr>
+          <w:rFonts w:ascii="Times New Roman" w:eastAsia="Times New Roman" w:hAnsi="Times New Roman" w:cs="Times New Roman"/>
+          <w:sz w:val="28"/>
+          <w:szCs w:val="28"/>
+          <w:u w:val="single"/>
+          <w:lang w:eastAsia="ru-RU"/>
+          <w14:ligatures w14:val="none"/>
+        </w:rPr>
+        <w:tab/>
+      </w:r>
+    </w:p>
+    <w:p>
+      <w:pPr>
+        <w:tabs>
+          <w:tab w:val="right" w:pos="9781"/>
+        </w:tabs>
+        <w:spacing w:line="240" w:lineRule="auto"/>
+        <w:ind w:left="4859" w:firstLine="0"/>
+        <w:jc w:val="left"/>
+        <w:rPr>
+          <w:rFonts w:ascii="Times New Roman" w:eastAsia="Times New Roman" w:hAnsi="Times New Roman" w:cs="Times New Roman"/>
+          <w:szCs w:val="24"/>
+          <w:u w:val="single"/>
+          <w:lang w:eastAsia="ru-RU"/>
+          <w14:ligatures w14:val="none"/>
+        </w:rPr>
+      </w:pPr>
+      <w:r>
+        <w:rPr>
+          <w:rFonts w:ascii="Times New Roman" w:eastAsia="Times New Roman" w:hAnsi="Times New Roman" w:cs="Times New Roman"/>
+          <w:szCs w:val="24"/>
+          <w:u w:val="single"/>
+          <w:lang w:eastAsia="ru-RU"/>
+          <w14:ligatures w14:val="none"/>
+        </w:rPr>
+        <w:tab/>
+      </w:r>
+    </w:p>
+    <w:p>
+      <w:pPr>
+        <w:spacing w:line="240" w:lineRule="auto"/>
+        <w:ind w:left="4860" w:firstLine="0"/>
+        <w:jc w:val="center"/>
+        <w:rPr>
+          <w:rFonts w:ascii="Times New Roman" w:eastAsia="Times New Roman" w:hAnsi="Times New Roman" w:cs="Times New Roman"/>
+          <w:sz w:val="20"/>
+          <w:szCs w:val="20"/>
+          <w:lang w:eastAsia="ru-RU"/>
+          <w14:ligatures w14:val="none"/>
+        </w:rPr>
+      </w:pPr>
+      <w:r>
+        <w:rPr>
+          <w:rFonts w:ascii="Times New Roman" w:eastAsia="Times New Roman" w:hAnsi="Times New Roman" w:cs="Times New Roman"/>
+          <w:sz w:val="20"/>
+          <w:szCs w:val="20"/>
+          <w:lang w:eastAsia="ru-RU"/>
+          <w14:ligatures w14:val="none"/>
+        </w:rPr>
+        <w:t>(наименование)</w:t>
+      </w:r>
+    </w:p>
+    <w:p>
+      <w:pPr>
+        <w:tabs>
+          <w:tab w:val="left" w:pos="1701"/>
+          <w:tab w:val="left" w:pos="2977"/>
+        </w:tabs>
+        <w:spacing w:line="240" w:lineRule="auto"/>
+        <w:ind w:left="1701" w:hanging="1701"/>
+        <w:jc w:val="left"/>
+        <w:rPr>
+          <w:rFonts w:ascii="Times New Roman" w:eastAsia="Times New Roman" w:hAnsi="Times New Roman" w:cs="Times New Roman"/>
+          <w:sz w:val="28"/>
+          <w:szCs w:val="28"/>
+          <w:lang w:eastAsia="ru-RU"/>
+          <w14:ligatures w14:val="none"/>
+        </w:rPr>
+      </w:pPr>
+      <w:r>
+        <w:rPr>
+          <w:rFonts w:ascii="Times New Roman" w:eastAsia="Times New Roman" w:hAnsi="Times New Roman" w:cs="Times New Roman"/>
+          <w:sz w:val="28"/>
+          <w:szCs w:val="28"/>
+          <w:lang w:eastAsia="ru-RU"/>
+          <w14:ligatures w14:val="none"/>
+        </w:rPr>
+        <w:t xml:space="preserve">Выпускник: </w:t>
+      </w:r>
+      <w:r>
+        <w:rPr>
+          <w:rFonts w:ascii="Times New Roman" w:eastAsia="Times New Roman" w:hAnsi="Times New Roman" w:cs="Times New Roman"/>
+          <w:sz w:val="28"/>
+          <w:szCs w:val="28"/>
+          <w:lang w:eastAsia="ru-RU"/>
+          <w14:ligatures w14:val="none"/>
+        </w:rPr>
+        <w:tab/>
+        <w:t>Фамилия</w:t>
+      </w:r>
+      <w:r>
+        <w:rPr>
+          <w:rFonts w:ascii="Times New Roman" w:eastAsia="Times New Roman" w:hAnsi="Times New Roman" w:cs="Times New Roman"/>
+          <w:sz w:val="28"/>
+          <w:szCs w:val="28"/>
+          <w:lang w:eastAsia="ru-RU"/>
+          <w14:ligatures w14:val="none"/>
+        </w:rPr>
+        <w:tab/>
+        <w:t>______________________________</w:t>
+      </w:r>
+    </w:p>
+    <w:p>
+      <w:pPr>
+        <w:tabs>
+          <w:tab w:val="left" w:pos="1701"/>
+          <w:tab w:val="left" w:pos="2977"/>
+        </w:tabs>
+        <w:spacing w:line="240" w:lineRule="auto"/>
+        <w:ind w:left="1701" w:hanging="1701"/>
+        <w:jc w:val="left"/>
+        <w:rPr>
+          <w:rFonts w:ascii="Times New Roman" w:eastAsia="Times New Roman" w:hAnsi="Times New Roman" w:cs="Times New Roman"/>
+          <w:sz w:val="28"/>
+          <w:szCs w:val="28"/>
+          <w:lang w:eastAsia="ru-RU"/>
+          <w14:ligatures w14:val="none"/>
+        </w:rPr>
+      </w:pPr>
+      <w:r>
+        <w:rPr>
+          <w:rFonts w:ascii="Times New Roman" w:eastAsia="Times New Roman" w:hAnsi="Times New Roman" w:cs="Times New Roman"/>
+          <w:sz w:val="28"/>
+          <w:szCs w:val="28"/>
+          <w:lang w:eastAsia="ru-RU"/>
+          <w14:ligatures w14:val="none"/>
+        </w:rPr>
+        <w:tab/>
+        <w:t>Имя</w:t>
+      </w:r>
+      <w:r>
+        <w:rPr>
+          <w:rFonts w:ascii="Times New Roman" w:eastAsia="Times New Roman" w:hAnsi="Times New Roman" w:cs="Times New Roman"/>
+          <w:sz w:val="28"/>
+          <w:szCs w:val="28"/>
+          <w:lang w:eastAsia="ru-RU"/>
+          <w14:ligatures w14:val="none"/>
+        </w:rPr>
+        <w:tab/>
+        <w:t>______________________________</w:t>
+      </w:r>
+    </w:p>
+    <w:p>
+      <w:pPr>
+        <w:tabs>
+          <w:tab w:val="left" w:pos="1701"/>
+          <w:tab w:val="left" w:pos="2977"/>
+        </w:tabs>
+        <w:spacing w:line="240" w:lineRule="auto"/>
+        <w:ind w:left="1701" w:hanging="1701"/>
+        <w:jc w:val="left"/>
+        <w:rPr>
+          <w:rFonts w:ascii="Times New Roman" w:eastAsia="Times New Roman" w:hAnsi="Times New Roman" w:cs="Times New Roman"/>
+          <w:sz w:val="28"/>
+          <w:szCs w:val="28"/>
+          <w:lang w:eastAsia="ru-RU"/>
+          <w14:ligatures w14:val="none"/>
+        </w:rPr>
+      </w:pPr>
+      <w:r>
+        <w:rPr>
+          <w:rFonts w:ascii="Times New Roman" w:eastAsia="Times New Roman" w:hAnsi="Times New Roman" w:cs="Times New Roman"/>
+          <w:sz w:val="28"/>
+          <w:szCs w:val="28"/>
+          <w:lang w:eastAsia="ru-RU"/>
+          <w14:ligatures w14:val="none"/>
+        </w:rPr>
+        <w:tab/>
+        <w:t>Отчество</w:t>
+      </w:r>
+      <w:r>
+        <w:rPr>
+          <w:rFonts w:ascii="Times New Roman" w:eastAsia="Times New Roman" w:hAnsi="Times New Roman" w:cs="Times New Roman"/>
+          <w:sz w:val="28"/>
+          <w:szCs w:val="28"/>
+          <w:lang w:eastAsia="ru-RU"/>
+          <w14:ligatures w14:val="none"/>
+        </w:rPr>
+        <w:tab/>
+        <w:t>______________________________</w:t>
+      </w:r>
+    </w:p>
+    <w:p>
+      <w:pPr>
+        <w:spacing w:line="240" w:lineRule="auto"/>
+        <w:ind w:firstLine="0"/>
+        <w:jc w:val="left"/>
+        <w:rPr>
+          <w:rFonts w:ascii="Times New Roman" w:eastAsia="Times New Roman" w:hAnsi="Times New Roman" w:cs="Times New Roman"/>
+          <w:sz w:val="28"/>
+          <w:szCs w:val="28"/>
+          <w:lang w:eastAsia="ru-RU"/>
+          <w14:ligatures w14:val="none"/>
+        </w:rPr>
+      </w:pPr>
+    </w:p>
+    <w:p>
+      <w:pPr>
+        <w:tabs>
+          <w:tab w:val="right" w:pos="9781"/>
+        </w:tabs>
+        <w:spacing w:line="240" w:lineRule="auto"/>
+        <w:ind w:firstLine="0"/>
+        <w:jc w:val="left"/>
+        <w:rPr>
+          <w:rFonts w:ascii="Times New Roman" w:eastAsia="Times New Roman" w:hAnsi="Times New Roman" w:cs="Times New Roman"/>
+          <w:sz w:val="28"/>
+          <w:szCs w:val="28"/>
+          <w:lang w:eastAsia="ru-RU"/>
+          <w14:ligatures w14:val="none"/>
+        </w:rPr>
+      </w:pPr>
+      <w:r>
+        <w:rPr>
+          <w:rFonts w:ascii="Times New Roman" w:eastAsia="Times New Roman" w:hAnsi="Times New Roman" w:cs="Times New Roman"/>
+          <w:sz w:val="28"/>
+          <w:szCs w:val="28"/>
+          <w:lang w:eastAsia="ru-RU"/>
+          <w14:ligatures w14:val="none"/>
+        </w:rPr>
+        <w:t xml:space="preserve">Тема ВКР </w:t>
+      </w:r>
+      <w:r>
+        <w:rPr>
+          <w:rFonts w:ascii="Times New Roman" w:eastAsia="Times New Roman" w:hAnsi="Times New Roman" w:cs="Times New Roman"/>
+          <w:sz w:val="28"/>
+          <w:szCs w:val="28"/>
+          <w:u w:val="single"/>
+          <w:lang w:eastAsia="ru-RU"/>
+          <w14:ligatures w14:val="none"/>
+        </w:rPr>
+        <w:tab/>
+      </w:r>
+    </w:p>
+    <w:p>
+      <w:pPr>
+        <w:tabs>
+          <w:tab w:val="right" w:pos="9781"/>
+        </w:tabs>
+        <w:spacing w:line="240" w:lineRule="auto"/>
+        <w:ind w:firstLine="0"/>
+        <w:jc w:val="left"/>
+        <w:rPr>
+          <w:rFonts w:ascii="Times New Roman" w:eastAsia="Times New Roman" w:hAnsi="Times New Roman" w:cs="Times New Roman"/>
+          <w:szCs w:val="24"/>
+          <w:u w:val="single"/>
+          <w:lang w:eastAsia="ru-RU"/>
+          <w14:ligatures w14:val="none"/>
+        </w:rPr>
+      </w:pPr>
+      <w:r>
+        <w:rPr>
+          <w:rFonts w:ascii="Times New Roman" w:eastAsia="Times New Roman" w:hAnsi="Times New Roman" w:cs="Times New Roman"/>
+          <w:szCs w:val="24"/>
+          <w:u w:val="single"/>
+          <w:lang w:eastAsia="ru-RU"/>
+          <w14:ligatures w14:val="none"/>
+        </w:rPr>
+        <w:tab/>
+      </w:r>
+    </w:p>
+    <w:p>
+      <w:pPr>
+        <w:tabs>
+          <w:tab w:val="right" w:pos="9781"/>
+        </w:tabs>
+        <w:spacing w:line="240" w:lineRule="auto"/>
+        <w:ind w:firstLine="0"/>
+        <w:jc w:val="left"/>
+        <w:rPr>
+          <w:rFonts w:ascii="Times New Roman" w:eastAsia="Times New Roman" w:hAnsi="Times New Roman" w:cs="Times New Roman"/>
+          <w:szCs w:val="24"/>
+          <w:u w:val="single"/>
+          <w:lang w:eastAsia="ru-RU"/>
+          <w14:ligatures w14:val="none"/>
+        </w:rPr>
+      </w:pPr>
+      <w:r>
+        <w:rPr>
+          <w:rFonts w:ascii="Times New Roman" w:eastAsia="Times New Roman" w:hAnsi="Times New Roman" w:cs="Times New Roman"/>
+          <w:szCs w:val="24"/>
+          <w:u w:val="single"/>
+          <w:lang w:eastAsia="ru-RU"/>
+          <w14:ligatures w14:val="none"/>
+        </w:rPr>
+        <w:tab/>
+      </w:r>
+    </w:p>
+    <w:p>
+      <w:pPr>
+        <w:tabs>
+          <w:tab w:val="right" w:pos="9781"/>
+        </w:tabs>
+        <w:spacing w:line="240" w:lineRule="auto"/>
+        <w:ind w:firstLine="0"/>
+        <w:jc w:val="left"/>
+        <w:rPr>
+          <w:rFonts w:ascii="Times New Roman" w:eastAsia="Times New Roman" w:hAnsi="Times New Roman" w:cs="Times New Roman"/>
+          <w:szCs w:val="24"/>
+          <w:u w:val="single"/>
+          <w:lang w:eastAsia="ru-RU"/>
+          <w14:ligatures w14:val="none"/>
+        </w:rPr>
+      </w:pPr>
+      <w:r>
+        <w:rPr>
+          <w:rFonts w:ascii="Times New Roman" w:eastAsia="Times New Roman" w:hAnsi="Times New Roman" w:cs="Times New Roman"/>
+          <w:szCs w:val="24"/>
+          <w:u w:val="single"/>
+          <w:lang w:eastAsia="ru-RU"/>
+          <w14:ligatures w14:val="none"/>
+        </w:rPr>
+        <w:tab/>
+      </w:r>
+    </w:p>
+    <w:p>
+      <w:pPr>
+        <w:ind w:firstLine="0"/>
+        <w:jc w:val="left"/>
+        <w:rPr>
+          <w:rFonts w:ascii="Times New Roman" w:eastAsia="Times New Roman" w:hAnsi="Times New Roman" w:cs="Times New Roman"/>
+          <w:sz w:val="16"/>
+          <w:szCs w:val="16"/>
+          <w:lang w:eastAsia="ru-RU"/>
+          <w14:ligatures w14:val="none"/>
+        </w:rPr>
+      </w:pPr>
+    </w:p>
+    <w:p>
+      <w:pPr>
+        <w:tabs>
+          <w:tab w:val="right" w:pos="9781"/>
+        </w:tabs>
+        <w:ind w:firstLine="0"/>
+        <w:jc w:val="left"/>
+        <w:rPr>
+          <w:rFonts w:ascii="Times New Roman" w:eastAsia="Times New Roman" w:hAnsi="Times New Roman" w:cs="Times New Roman"/>
+          <w:sz w:val="28"/>
+          <w:szCs w:val="28"/>
+          <w:u w:val="single"/>
+          <w:lang w:eastAsia="ru-RU"/>
+          <w14:ligatures w14:val="none"/>
+        </w:rPr>
+      </w:pPr>
+      <w:r>
+        <w:rPr>
+          <w:rFonts w:ascii="Times New Roman" w:eastAsia="Times New Roman" w:hAnsi="Times New Roman" w:cs="Times New Roman"/>
+          <w:sz w:val="28"/>
+          <w:szCs w:val="28"/>
+          <w:lang w:eastAsia="ru-RU"/>
+          <w14:ligatures w14:val="none"/>
+        </w:rPr>
+        <w:t xml:space="preserve">Кафедра </w:t>
+      </w:r>
+      <w:r>
+        <w:rPr>
+          <w:rFonts w:ascii="Times New Roman" w:eastAsia="Times New Roman" w:hAnsi="Times New Roman" w:cs="Times New Roman"/>
+          <w:sz w:val="28"/>
+          <w:szCs w:val="28"/>
+          <w:u w:val="single"/>
+          <w:lang w:eastAsia="ru-RU"/>
+          <w14:ligatures w14:val="none"/>
+        </w:rPr>
+        <w:tab/>
+      </w:r>
+    </w:p>
+    <w:p>
+      <w:pPr>
+        <w:tabs>
+          <w:tab w:val="right" w:pos="9781"/>
+        </w:tabs>
+        <w:spacing w:line="240" w:lineRule="auto"/>
+        <w:ind w:firstLine="0"/>
+        <w:jc w:val="left"/>
+        <w:rPr>
+          <w:rFonts w:ascii="Times New Roman" w:eastAsia="Times New Roman" w:hAnsi="Times New Roman" w:cs="Times New Roman"/>
+          <w:szCs w:val="24"/>
+          <w:u w:val="single"/>
+          <w:lang w:eastAsia="ru-RU"/>
+          <w14:ligatures w14:val="none"/>
+        </w:rPr>
+      </w:pPr>
+      <w:r>
+        <w:rPr>
+          <w:rFonts w:ascii="Times New Roman" w:eastAsia="Times New Roman" w:hAnsi="Times New Roman" w:cs="Times New Roman"/>
+          <w:sz w:val="28"/>
+          <w:szCs w:val="28"/>
+          <w:lang w:eastAsia="ru-RU"/>
+          <w14:ligatures w14:val="none"/>
+        </w:rPr>
+        <w:t xml:space="preserve">Заведующий кафедрой </w:t>
+      </w:r>
+      <w:r>
+        <w:rPr>
+          <w:rFonts w:ascii="Times New Roman" w:eastAsia="Times New Roman" w:hAnsi="Times New Roman" w:cs="Times New Roman"/>
+          <w:sz w:val="28"/>
+          <w:szCs w:val="28"/>
+          <w:u w:val="single"/>
+          <w:lang w:eastAsia="ru-RU"/>
+          <w14:ligatures w14:val="none"/>
+        </w:rPr>
+        <w:tab/>
+      </w:r>
+    </w:p>
+    <w:p>
+      <w:pPr>
+        <w:ind w:left="2835" w:firstLine="0"/>
+        <w:jc w:val="center"/>
+        <w:rPr>
+          <w:rFonts w:ascii="Times New Roman" w:eastAsia="Times New Roman" w:hAnsi="Times New Roman" w:cs="Times New Roman"/>
+          <w:sz w:val="20"/>
+          <w:szCs w:val="20"/>
+          <w:lang w:eastAsia="ru-RU"/>
+          <w14:ligatures w14:val="none"/>
+        </w:rPr>
+      </w:pPr>
+      <w:r>
+        <w:rPr>
+          <w:rFonts w:ascii="Times New Roman" w:eastAsia="Times New Roman" w:hAnsi="Times New Roman" w:cs="Times New Roman"/>
+          <w:sz w:val="20"/>
+          <w:szCs w:val="20"/>
+          <w:lang w:eastAsia="ru-RU"/>
+          <w14:ligatures w14:val="none"/>
+        </w:rPr>
+        <w:t>(</w:t>
+      </w:r>
+      <w:proofErr w:type="spellStart"/>
+      <w:r>
+        <w:rPr>
+          <w:rFonts w:ascii="Times New Roman" w:eastAsia="Times New Roman" w:hAnsi="Times New Roman" w:cs="Times New Roman"/>
+          <w:sz w:val="20"/>
+          <w:szCs w:val="20"/>
+          <w:lang w:eastAsia="ru-RU"/>
+          <w14:ligatures w14:val="none"/>
+        </w:rPr>
+        <w:t>ф.и.о.</w:t>
+      </w:r>
+      <w:proofErr w:type="spellEnd"/>
+      <w:r>
+        <w:rPr>
+          <w:rFonts w:ascii="Times New Roman" w:eastAsia="Times New Roman" w:hAnsi="Times New Roman" w:cs="Times New Roman"/>
+          <w:sz w:val="20"/>
+          <w:szCs w:val="20"/>
+          <w:lang w:eastAsia="ru-RU"/>
+          <w14:ligatures w14:val="none"/>
+        </w:rPr>
+        <w:t xml:space="preserve"> уч. степень, звание, должность, подпись)</w:t>
+      </w:r>
+    </w:p>
+    <w:p>
+      <w:pPr>
+        <w:tabs>
+          <w:tab w:val="right" w:pos="9781"/>
+        </w:tabs>
+        <w:spacing w:line="240" w:lineRule="auto"/>
+        <w:ind w:firstLine="0"/>
+        <w:jc w:val="left"/>
+        <w:rPr>
+          <w:rFonts w:ascii="Times New Roman" w:eastAsia="Times New Roman" w:hAnsi="Times New Roman" w:cs="Times New Roman"/>
+          <w:szCs w:val="24"/>
+          <w:u w:val="single"/>
+          <w:lang w:eastAsia="ru-RU"/>
+          <w14:ligatures w14:val="none"/>
+        </w:rPr>
+      </w:pPr>
+      <w:r>
+        <w:rPr>
+          <w:rFonts w:ascii="Times New Roman" w:eastAsia="Times New Roman" w:hAnsi="Times New Roman" w:cs="Times New Roman"/>
+          <w:sz w:val="28"/>
+          <w:szCs w:val="28"/>
+          <w:lang w:eastAsia="ru-RU"/>
+          <w14:ligatures w14:val="none"/>
+        </w:rPr>
+        <w:t>Руководитель</w:t>
+      </w:r>
+      <w:r>
+        <w:rPr>
+          <w:rFonts w:ascii="Times New Roman" w:eastAsia="Times New Roman" w:hAnsi="Times New Roman" w:cs="Times New Roman"/>
+          <w:szCs w:val="24"/>
+          <w:lang w:eastAsia="ru-RU"/>
+          <w14:ligatures w14:val="none"/>
+        </w:rPr>
+        <w:t xml:space="preserve"> </w:t>
+      </w:r>
+      <w:r>
+        <w:rPr>
+          <w:rFonts w:ascii="Times New Roman" w:eastAsia="Times New Roman" w:hAnsi="Times New Roman" w:cs="Times New Roman"/>
+          <w:szCs w:val="24"/>
+          <w:u w:val="single"/>
+          <w:lang w:eastAsia="ru-RU"/>
+          <w14:ligatures w14:val="none"/>
+        </w:rPr>
+        <w:tab/>
+      </w:r>
+    </w:p>
+    <w:p>
+      <w:pPr>
+        <w:spacing w:line="240" w:lineRule="auto"/>
+        <w:ind w:left="2835" w:firstLine="0"/>
+        <w:jc w:val="center"/>
+        <w:rPr>
+          <w:rFonts w:ascii="Times New Roman" w:eastAsia="Times New Roman" w:hAnsi="Times New Roman" w:cs="Times New Roman"/>
+          <w:sz w:val="20"/>
+          <w:szCs w:val="20"/>
+          <w:lang w:eastAsia="ru-RU"/>
+          <w14:ligatures w14:val="none"/>
+        </w:rPr>
+      </w:pPr>
+      <w:r>
+        <w:rPr>
+          <w:rFonts w:ascii="Times New Roman" w:eastAsia="Times New Roman" w:hAnsi="Times New Roman" w:cs="Times New Roman"/>
+          <w:sz w:val="20"/>
+          <w:szCs w:val="20"/>
+          <w:lang w:eastAsia="ru-RU"/>
+          <w14:ligatures w14:val="none"/>
+        </w:rPr>
+        <w:t>(</w:t>
+      </w:r>
+      <w:proofErr w:type="spellStart"/>
+      <w:r>
+        <w:rPr>
+          <w:rFonts w:ascii="Times New Roman" w:eastAsia="Times New Roman" w:hAnsi="Times New Roman" w:cs="Times New Roman"/>
+          <w:sz w:val="20"/>
+          <w:szCs w:val="20"/>
+          <w:lang w:eastAsia="ru-RU"/>
+          <w14:ligatures w14:val="none"/>
+        </w:rPr>
+        <w:t>ф.и.о.</w:t>
+      </w:r>
+      <w:proofErr w:type="spellEnd"/>
+      <w:r>
+        <w:rPr>
+          <w:rFonts w:ascii="Times New Roman" w:eastAsia="Times New Roman" w:hAnsi="Times New Roman" w:cs="Times New Roman"/>
+          <w:sz w:val="20"/>
+          <w:szCs w:val="20"/>
+          <w:lang w:eastAsia="ru-RU"/>
+          <w14:ligatures w14:val="none"/>
+        </w:rPr>
+        <w:t xml:space="preserve"> уч. степень, звание, должность, подпись)</w:t>
+      </w:r>
+    </w:p>
+    <w:p>
+      <w:pPr>
+        <w:tabs>
+          <w:tab w:val="right" w:pos="9781"/>
+        </w:tabs>
+        <w:spacing w:line="240" w:lineRule="auto"/>
+        <w:ind w:firstLine="0"/>
+        <w:jc w:val="left"/>
+        <w:rPr>
+          <w:rFonts w:ascii="Times New Roman" w:eastAsia="Times New Roman" w:hAnsi="Times New Roman" w:cs="Times New Roman"/>
+          <w:szCs w:val="24"/>
+          <w:u w:val="single"/>
+          <w:lang w:eastAsia="ru-RU"/>
+          <w14:ligatures w14:val="none"/>
+        </w:rPr>
+      </w:pPr>
+      <w:r>
+        <w:rPr>
+          <w:rFonts w:ascii="Times New Roman" w:eastAsia="Times New Roman" w:hAnsi="Times New Roman" w:cs="Times New Roman"/>
+          <w:sz w:val="28"/>
+          <w:szCs w:val="28"/>
+          <w:lang w:eastAsia="ru-RU"/>
+          <w14:ligatures w14:val="none"/>
+        </w:rPr>
+        <w:t xml:space="preserve">Консультанты </w:t>
+      </w:r>
+      <w:r>
+        <w:rPr>
+          <w:rFonts w:ascii="Times New Roman" w:eastAsia="Times New Roman" w:hAnsi="Times New Roman" w:cs="Times New Roman"/>
+          <w:sz w:val="28"/>
+          <w:szCs w:val="28"/>
+          <w:u w:val="single"/>
+          <w:lang w:eastAsia="ru-RU"/>
+          <w14:ligatures w14:val="none"/>
+        </w:rPr>
+        <w:tab/>
+      </w:r>
+    </w:p>
+    <w:p>
+      <w:pPr>
+        <w:spacing w:line="240" w:lineRule="auto"/>
+        <w:ind w:left="2835" w:firstLine="0"/>
+        <w:jc w:val="center"/>
+        <w:rPr>
+          <w:rFonts w:ascii="Times New Roman" w:eastAsia="Times New Roman" w:hAnsi="Times New Roman" w:cs="Times New Roman"/>
+          <w:sz w:val="20"/>
+          <w:szCs w:val="20"/>
+          <w:lang w:eastAsia="ru-RU"/>
+          <w14:ligatures w14:val="none"/>
+        </w:rPr>
+      </w:pPr>
+      <w:r>
+        <w:rPr>
+          <w:rFonts w:ascii="Times New Roman" w:eastAsia="Times New Roman" w:hAnsi="Times New Roman" w:cs="Times New Roman"/>
+          <w:sz w:val="20"/>
+          <w:szCs w:val="20"/>
+          <w:lang w:eastAsia="ru-RU"/>
+          <w14:ligatures w14:val="none"/>
+        </w:rPr>
+        <w:t>(</w:t>
+      </w:r>
+      <w:proofErr w:type="spellStart"/>
+      <w:r>
+        <w:rPr>
+          <w:rFonts w:ascii="Times New Roman" w:eastAsia="Times New Roman" w:hAnsi="Times New Roman" w:cs="Times New Roman"/>
+          <w:sz w:val="20"/>
+          <w:szCs w:val="20"/>
+          <w:lang w:eastAsia="ru-RU"/>
+          <w14:ligatures w14:val="none"/>
+        </w:rPr>
+        <w:t>ф.и.о.</w:t>
+      </w:r>
+      <w:proofErr w:type="spellEnd"/>
+      <w:r>
+        <w:rPr>
+          <w:rFonts w:ascii="Times New Roman" w:eastAsia="Times New Roman" w:hAnsi="Times New Roman" w:cs="Times New Roman"/>
+          <w:sz w:val="20"/>
+          <w:szCs w:val="20"/>
+          <w:lang w:eastAsia="ru-RU"/>
+          <w14:ligatures w14:val="none"/>
+        </w:rPr>
+        <w:t xml:space="preserve"> уч. степень, звание, должность, подпись)</w:t>
+      </w:r>
+    </w:p>
+    <w:p>
+      <w:pPr>
+        <w:tabs>
+          <w:tab w:val="right" w:pos="9781"/>
+        </w:tabs>
+        <w:spacing w:line="240" w:lineRule="auto"/>
+        <w:ind w:firstLine="0"/>
+        <w:jc w:val="left"/>
+        <w:rPr>
+          <w:rFonts w:ascii="Times New Roman" w:eastAsia="Times New Roman" w:hAnsi="Times New Roman" w:cs="Times New Roman"/>
+          <w:szCs w:val="24"/>
+          <w:u w:val="single"/>
+          <w:lang w:eastAsia="ru-RU"/>
+          <w14:ligatures w14:val="none"/>
+        </w:rPr>
+      </w:pPr>
+      <w:r>
+        <w:rPr>
+          <w:rFonts w:ascii="Times New Roman" w:eastAsia="Times New Roman" w:hAnsi="Times New Roman" w:cs="Times New Roman"/>
+          <w:szCs w:val="24"/>
+          <w:u w:val="single"/>
+          <w:lang w:eastAsia="ru-RU"/>
+          <w14:ligatures w14:val="none"/>
+        </w:rPr>
+        <w:tab/>
+      </w:r>
+    </w:p>
+    <w:p>
+      <w:pPr>
+        <w:tabs>
+          <w:tab w:val="right" w:pos="9781"/>
+        </w:tabs>
+        <w:spacing w:line="240" w:lineRule="auto"/>
+        <w:ind w:firstLine="0"/>
+        <w:jc w:val="left"/>
+        <w:rPr>
+          <w:rFonts w:ascii="Times New Roman" w:eastAsia="Times New Roman" w:hAnsi="Times New Roman" w:cs="Times New Roman"/>
+          <w:sz w:val="28"/>
+          <w:szCs w:val="28"/>
+          <w:u w:val="single"/>
+          <w:lang w:eastAsia="ru-RU"/>
+          <w14:ligatures w14:val="none"/>
+        </w:rPr>
+      </w:pPr>
+      <w:r>
+        <w:rPr>
+          <w:rFonts w:ascii="Times New Roman" w:eastAsia="Times New Roman" w:hAnsi="Times New Roman" w:cs="Times New Roman"/>
+          <w:sz w:val="28"/>
+          <w:szCs w:val="28"/>
+          <w:u w:val="single"/>
+          <w:lang w:eastAsia="ru-RU"/>
+          <w14:ligatures w14:val="none"/>
+        </w:rPr>
+        <w:tab/>
+      </w:r>
+    </w:p>
+    <w:p>
+      <w:pPr>
+        <w:spacing w:line="240" w:lineRule="auto"/>
+        <w:ind w:firstLine="0"/>
+        <w:jc w:val="left"/>
+        <w:rPr>
+          <w:rFonts w:ascii="Times New Roman" w:eastAsia="Times New Roman" w:hAnsi="Times New Roman" w:cs="Times New Roman"/>
+          <w:spacing w:val="-20"/>
+          <w:sz w:val="28"/>
+          <w:szCs w:val="28"/>
+          <w:lang w:eastAsia="ru-RU"/>
+          <w14:ligatures w14:val="none"/>
+        </w:rPr>
+      </w:pPr>
+    </w:p>
+    <w:p>
+      <w:pPr>
+        <w:tabs>
+          <w:tab w:val="left" w:pos="5387"/>
+          <w:tab w:val="right" w:pos="9781"/>
+        </w:tabs>
+        <w:spacing w:line="240" w:lineRule="auto"/>
+        <w:ind w:firstLine="0"/>
+        <w:jc w:val="left"/>
+        <w:rPr>
+          <w:rFonts w:ascii="Times New Roman" w:eastAsia="Times New Roman" w:hAnsi="Times New Roman" w:cs="Times New Roman"/>
+          <w:sz w:val="28"/>
+          <w:szCs w:val="28"/>
+          <w:u w:val="single"/>
+          <w:lang w:eastAsia="ru-RU"/>
+          <w14:ligatures w14:val="none"/>
+        </w:rPr>
+      </w:pPr>
+      <w:r>
+        <w:rPr>
+          <w:rFonts w:ascii="Times New Roman" w:eastAsia="Times New Roman" w:hAnsi="Times New Roman" w:cs="Times New Roman"/>
+          <w:sz w:val="28"/>
+          <w:szCs w:val="28"/>
+          <w:lang w:eastAsia="ru-RU"/>
+          <w14:ligatures w14:val="none"/>
+        </w:rPr>
+        <w:t>№ приказа об утверждении темы ВКР</w:t>
+      </w:r>
+      <w:r>
+        <w:rPr>
+          <w:rFonts w:ascii="Times New Roman" w:eastAsia="Times New Roman" w:hAnsi="Times New Roman" w:cs="Times New Roman"/>
+          <w:sz w:val="28"/>
+          <w:szCs w:val="28"/>
+          <w:lang w:eastAsia="ru-RU"/>
+          <w14:ligatures w14:val="none"/>
+        </w:rPr>
+        <w:tab/>
+      </w:r>
+      <w:r>
+        <w:rPr>
+          <w:rFonts w:ascii="Times New Roman" w:eastAsia="Times New Roman" w:hAnsi="Times New Roman" w:cs="Times New Roman"/>
+          <w:sz w:val="28"/>
+          <w:szCs w:val="28"/>
+          <w:u w:val="single"/>
+          <w:lang w:eastAsia="ru-RU"/>
+          <w14:ligatures w14:val="none"/>
+        </w:rPr>
+        <w:tab/>
+      </w:r>
+    </w:p>
+    <w:p>
+      <w:pPr>
+        <w:tabs>
+          <w:tab w:val="left" w:pos="5387"/>
+          <w:tab w:val="right" w:pos="9781"/>
+        </w:tabs>
+        <w:spacing w:line="240" w:lineRule="auto"/>
+        <w:ind w:left="709" w:firstLine="0"/>
+        <w:jc w:val="left"/>
+        <w:rPr>
+          <w:rFonts w:ascii="Times New Roman" w:eastAsia="Times New Roman" w:hAnsi="Times New Roman" w:cs="Times New Roman"/>
+          <w:sz w:val="28"/>
+          <w:szCs w:val="28"/>
+          <w:u w:val="single"/>
+          <w:lang w:eastAsia="ru-RU"/>
+          <w14:ligatures w14:val="none"/>
+        </w:rPr>
+      </w:pPr>
+      <w:r>
+        <w:rPr>
+          <w:rFonts w:ascii="Times New Roman" w:eastAsia="Times New Roman" w:hAnsi="Times New Roman" w:cs="Times New Roman"/>
+          <w:sz w:val="28"/>
+          <w:szCs w:val="28"/>
+          <w:lang w:eastAsia="ru-RU"/>
+          <w14:ligatures w14:val="none"/>
+        </w:rPr>
+        <w:t>ВКР начата</w:t>
+      </w:r>
+      <w:r>
+        <w:rPr>
+          <w:rFonts w:ascii="Times New Roman" w:eastAsia="Times New Roman" w:hAnsi="Times New Roman" w:cs="Times New Roman"/>
+          <w:sz w:val="28"/>
+          <w:szCs w:val="28"/>
+          <w:lang w:eastAsia="ru-RU"/>
+          <w14:ligatures w14:val="none"/>
+        </w:rPr>
+        <w:tab/>
+      </w:r>
+      <w:r>
+        <w:rPr>
+          <w:rFonts w:ascii="Times New Roman" w:eastAsia="Times New Roman" w:hAnsi="Times New Roman" w:cs="Times New Roman"/>
+          <w:sz w:val="28"/>
+          <w:szCs w:val="28"/>
+          <w:u w:val="single"/>
+          <w:lang w:eastAsia="ru-RU"/>
+          <w14:ligatures w14:val="none"/>
+        </w:rPr>
+        <w:tab/>
+      </w:r>
+    </w:p>
+    <w:p>
+      <w:pPr>
+        <w:tabs>
+          <w:tab w:val="left" w:pos="5387"/>
+          <w:tab w:val="right" w:pos="9781"/>
+        </w:tabs>
+        <w:spacing w:line="240" w:lineRule="auto"/>
+        <w:ind w:left="709" w:firstLine="0"/>
+        <w:jc w:val="left"/>
+        <w:rPr>
+          <w:rFonts w:ascii="Times New Roman" w:eastAsia="Times New Roman" w:hAnsi="Times New Roman" w:cs="Times New Roman"/>
+          <w:sz w:val="28"/>
+          <w:szCs w:val="28"/>
+          <w:u w:val="single"/>
+          <w:lang w:eastAsia="ru-RU"/>
+          <w14:ligatures w14:val="none"/>
+        </w:rPr>
+      </w:pPr>
+      <w:r>
+        <w:rPr>
+          <w:rFonts w:ascii="Times New Roman" w:eastAsia="Times New Roman" w:hAnsi="Times New Roman" w:cs="Times New Roman"/>
+          <w:sz w:val="28"/>
+          <w:szCs w:val="28"/>
+          <w:lang w:eastAsia="ru-RU"/>
+          <w14:ligatures w14:val="none"/>
+        </w:rPr>
+        <w:t>ВКР закончена</w:t>
+      </w:r>
+      <w:r>
+        <w:rPr>
+          <w:rFonts w:ascii="Times New Roman" w:eastAsia="Times New Roman" w:hAnsi="Times New Roman" w:cs="Times New Roman"/>
+          <w:sz w:val="28"/>
+          <w:szCs w:val="28"/>
+          <w:lang w:eastAsia="ru-RU"/>
+          <w14:ligatures w14:val="none"/>
+        </w:rPr>
+        <w:tab/>
+      </w:r>
+      <w:r>
+        <w:rPr>
+          <w:rFonts w:ascii="Times New Roman" w:eastAsia="Times New Roman" w:hAnsi="Times New Roman" w:cs="Times New Roman"/>
+          <w:sz w:val="28"/>
+          <w:szCs w:val="28"/>
+          <w:u w:val="single"/>
+          <w:lang w:eastAsia="ru-RU"/>
+          <w14:ligatures w14:val="none"/>
+        </w:rPr>
+        <w:tab/>
+      </w:r>
+    </w:p>
+    <w:p>
+      <w:pPr>
+        <w:tabs>
+          <w:tab w:val="left" w:pos="5387"/>
+          <w:tab w:val="right" w:pos="9781"/>
+        </w:tabs>
+        <w:spacing w:line="240" w:lineRule="auto"/>
+        <w:ind w:firstLine="0"/>
+        <w:jc w:val="left"/>
+        <w:rPr>
+          <w:rFonts w:ascii="Times New Roman" w:eastAsia="Times New Roman" w:hAnsi="Times New Roman" w:cs="Times New Roman"/>
+          <w:sz w:val="28"/>
+          <w:szCs w:val="28"/>
+          <w:u w:val="single"/>
+          <w:lang w:eastAsia="ru-RU"/>
+          <w14:ligatures w14:val="none"/>
+        </w:rPr>
+      </w:pPr>
+      <w:proofErr w:type="gramStart"/>
+      <w:r>
+        <w:rPr>
+          <w:rFonts w:ascii="Times New Roman" w:eastAsia="Times New Roman" w:hAnsi="Times New Roman" w:cs="Times New Roman"/>
+          <w:sz w:val="28"/>
+          <w:szCs w:val="28"/>
+          <w:lang w:eastAsia="ru-RU"/>
+          <w14:ligatures w14:val="none"/>
+        </w:rPr>
+        <w:t>№  приказа</w:t>
+      </w:r>
+      <w:proofErr w:type="gramEnd"/>
+      <w:r>
+        <w:rPr>
+          <w:rFonts w:ascii="Times New Roman" w:eastAsia="Times New Roman" w:hAnsi="Times New Roman" w:cs="Times New Roman"/>
+          <w:sz w:val="28"/>
+          <w:szCs w:val="28"/>
+          <w:lang w:eastAsia="ru-RU"/>
+          <w14:ligatures w14:val="none"/>
+        </w:rPr>
+        <w:t xml:space="preserve"> о допуске к защите ВКР</w:t>
+      </w:r>
+      <w:r>
+        <w:rPr>
+          <w:rFonts w:ascii="Times New Roman" w:eastAsia="Times New Roman" w:hAnsi="Times New Roman" w:cs="Times New Roman"/>
+          <w:sz w:val="28"/>
+          <w:szCs w:val="28"/>
+          <w:lang w:eastAsia="ru-RU"/>
+          <w14:ligatures w14:val="none"/>
+        </w:rPr>
+        <w:tab/>
+      </w:r>
+      <w:r>
+        <w:rPr>
+          <w:rFonts w:ascii="Times New Roman" w:eastAsia="Times New Roman" w:hAnsi="Times New Roman" w:cs="Times New Roman"/>
+          <w:sz w:val="28"/>
+          <w:szCs w:val="28"/>
+          <w:u w:val="single"/>
+          <w:lang w:eastAsia="ru-RU"/>
+          <w14:ligatures w14:val="none"/>
+        </w:rPr>
+        <w:tab/>
+      </w:r>
+    </w:p>
+    <w:p>
+      <w:pPr>
+        <w:tabs>
+          <w:tab w:val="right" w:pos="9781"/>
+        </w:tabs>
+        <w:spacing w:line="240" w:lineRule="auto"/>
+        <w:ind w:firstLine="0"/>
+        <w:jc w:val="left"/>
+        <w:rPr>
+          <w:rFonts w:ascii="Times New Roman" w:eastAsia="Times New Roman" w:hAnsi="Times New Roman" w:cs="Times New Roman"/>
+          <w:szCs w:val="24"/>
+          <w:u w:val="single"/>
+          <w:lang w:eastAsia="ru-RU"/>
+          <w14:ligatures w14:val="none"/>
+        </w:rPr>
+      </w:pPr>
+      <w:r>
+        <w:rPr>
+          <w:rFonts w:ascii="Times New Roman" w:eastAsia="Times New Roman" w:hAnsi="Times New Roman" w:cs="Times New Roman"/>
+          <w:sz w:val="28"/>
+          <w:szCs w:val="28"/>
+          <w:lang w:eastAsia="ru-RU"/>
+          <w14:ligatures w14:val="none"/>
+        </w:rPr>
+        <w:t xml:space="preserve">Оценка Государственной экзаменационной комиссии по защите </w:t>
+      </w:r>
+      <w:r>
+        <w:rPr>
+          <w:rFonts w:ascii="Times New Roman" w:eastAsia="Times New Roman" w:hAnsi="Times New Roman" w:cs="Times New Roman"/>
+          <w:sz w:val="28"/>
+          <w:szCs w:val="28"/>
+          <w:u w:val="single"/>
+          <w:lang w:eastAsia="ru-RU"/>
+          <w14:ligatures w14:val="none"/>
+        </w:rPr>
+        <w:tab/>
+      </w:r>
+    </w:p>
+    <w:p>
+      <w:pPr>
+        <w:spacing w:line="240" w:lineRule="auto"/>
+        <w:ind w:firstLine="0"/>
+        <w:jc w:val="left"/>
+        <w:rPr>
+          <w:rFonts w:ascii="Times New Roman" w:eastAsia="Times New Roman" w:hAnsi="Times New Roman" w:cs="Times New Roman"/>
+          <w:szCs w:val="24"/>
+          <w:lang w:eastAsia="ru-RU"/>
+          <w14:ligatures w14:val="none"/>
+        </w:rPr>
+      </w:pPr>
+    </w:p>
+    <w:p>
+      <w:pPr>
+        <w:spacing w:line="240" w:lineRule="auto"/>
+        <w:ind w:firstLine="0"/>
+        <w:jc w:val="left"/>
+        <w:rPr>
+          <w:rFonts w:ascii="Times New Roman" w:eastAsia="Times New Roman" w:hAnsi="Times New Roman" w:cs="Times New Roman"/>
+          <w:szCs w:val="24"/>
+          <w:lang w:eastAsia="ru-RU"/>
+          <w14:ligatures w14:val="none"/>
+        </w:rPr>
+      </w:pPr>
+    </w:p>
+    <w:p>
+      <w:pPr>
+        <w:spacing w:line="240" w:lineRule="auto"/>
+        <w:ind w:left="709" w:firstLine="0"/>
+        <w:jc w:val="left"/>
+        <w:rPr>
+          <w:rFonts w:ascii="Times New Roman" w:eastAsia="Times New Roman" w:hAnsi="Times New Roman" w:cs="Times New Roman"/>
+          <w:sz w:val="28"/>
+          <w:szCs w:val="28"/>
+          <w:lang w:eastAsia="ru-RU"/>
+          <w14:ligatures w14:val="none"/>
+        </w:rPr>
+      </w:pPr>
+      <w:r>
+        <w:rPr>
+          <w:rFonts w:ascii="Times New Roman" w:eastAsia="Times New Roman" w:hAnsi="Times New Roman" w:cs="Times New Roman"/>
+          <w:sz w:val="28"/>
+          <w:szCs w:val="28"/>
+          <w:lang w:eastAsia="ru-RU"/>
+          <w14:ligatures w14:val="none"/>
+        </w:rPr>
+        <w:t xml:space="preserve">Декан факультета </w:t>
+      </w:r>
+    </w:p>
+    <w:p>
+      <w:pPr>
+        <w:tabs>
+          <w:tab w:val="left" w:leader="underscore" w:pos="6804"/>
+        </w:tabs>
+        <w:spacing w:line="240" w:lineRule="auto"/>
+        <w:jc w:val="left"/>
+        <w:rPr>
+          <w:rFonts w:ascii="Times New Roman" w:eastAsia="Times New Roman" w:hAnsi="Times New Roman" w:cs="Times New Roman"/>
+          <w:sz w:val="28"/>
+          <w:szCs w:val="28"/>
+          <w:lang w:eastAsia="ru-RU"/>
+          <w14:ligatures w14:val="none"/>
+        </w:rPr>
+      </w:pPr>
+      <w:r>
+        <w:rPr>
+          <w:rFonts w:ascii="Times New Roman" w:eastAsia="Times New Roman" w:hAnsi="Times New Roman" w:cs="Times New Roman"/>
+          <w:sz w:val="28"/>
+          <w:szCs w:val="28"/>
+          <w:lang w:eastAsia="ru-RU"/>
+          <w14:ligatures w14:val="none"/>
+        </w:rPr>
+        <w:t xml:space="preserve">(Директор института) </w:t>
+      </w:r>
+      <w:r>
+        <w:rPr>
+          <w:rFonts w:ascii="Times New Roman" w:eastAsia="Times New Roman" w:hAnsi="Times New Roman" w:cs="Times New Roman"/>
+          <w:sz w:val="28"/>
+          <w:szCs w:val="28"/>
+          <w:lang w:eastAsia="ru-RU"/>
+          <w14:ligatures w14:val="none"/>
+        </w:rPr>
+        <w:tab/>
+        <w:t xml:space="preserve"> (_________________)</w:t>
+      </w:r>
+    </w:p>
+    <w:p>
+      <w:pPr>
+        <w:spacing w:line="240" w:lineRule="auto"/>
+        <w:ind w:left="709" w:firstLine="0"/>
+        <w:jc w:val="left"/>
+        <w:rPr>
+          <w:rFonts w:ascii="Times New Roman" w:eastAsia="Times New Roman" w:hAnsi="Times New Roman" w:cs="Times New Roman"/>
+          <w:sz w:val="28"/>
+          <w:szCs w:val="28"/>
+          <w:lang w:eastAsia="ru-RU"/>
+          <w14:ligatures w14:val="none"/>
+        </w:rPr>
+      </w:pPr>
+      <w:r>
+        <w:rPr>
+          <w:rFonts w:ascii="Times New Roman" w:eastAsia="Times New Roman" w:hAnsi="Times New Roman" w:cs="Times New Roman"/>
+          <w:sz w:val="28"/>
+          <w:szCs w:val="28"/>
+          <w:lang w:eastAsia="ru-RU"/>
+          <w14:ligatures w14:val="none"/>
+        </w:rPr>
+        <w:t xml:space="preserve">Секретарь Государственной </w:t>
+      </w:r>
+    </w:p>
+    <w:p>
+      <w:pPr>
+        <w:tabs>
+          <w:tab w:val="left" w:leader="underscore" w:pos="6804"/>
+        </w:tabs>
+        <w:spacing w:line="240" w:lineRule="auto"/>
+        <w:ind w:left="709" w:firstLine="0"/>
+        <w:jc w:val="left"/>
+        <w:rPr>
+          <w:rFonts w:ascii="Times New Roman" w:eastAsia="Times New Roman" w:hAnsi="Times New Roman" w:cs="Times New Roman"/>
+          <w:sz w:val="28"/>
+          <w:szCs w:val="28"/>
+          <w:lang w:eastAsia="ru-RU"/>
+          <w14:ligatures w14:val="none"/>
+        </w:rPr>
+      </w:pPr>
+      <w:r>
+        <w:rPr>
+          <w:rFonts w:ascii="Times New Roman" w:eastAsia="Times New Roman" w:hAnsi="Times New Roman" w:cs="Times New Roman"/>
+          <w:sz w:val="28"/>
+          <w:szCs w:val="28"/>
+          <w:lang w:eastAsia="ru-RU"/>
+          <w14:ligatures w14:val="none"/>
+        </w:rPr>
+        <w:t xml:space="preserve">экзаменационной комиссии </w:t>
+      </w:r>
+      <w:r>
+        <w:rPr>
+          <w:rFonts w:ascii="Times New Roman" w:eastAsia="Times New Roman" w:hAnsi="Times New Roman" w:cs="Times New Roman"/>
+          <w:sz w:val="28"/>
+          <w:szCs w:val="28"/>
+          <w:lang w:eastAsia="ru-RU"/>
+          <w14:ligatures w14:val="none"/>
+        </w:rPr>
+        <w:tab/>
+        <w:t xml:space="preserve"> (_________________)</w:t>
+      </w:r>
+    </w:p>
+    <w:p>
+      <w:pPr>
+        <w:spacing w:line="240" w:lineRule="auto"/>
+        <w:ind w:firstLine="0"/>
+        <w:jc w:val="left"/>
+        <w:rPr>
+          <w:rFonts w:ascii="Times New Roman" w:eastAsia="Times New Roman" w:hAnsi="Times New Roman" w:cs="Times New Roman"/>
+          <w:szCs w:val="24"/>
+          <w:lang w:eastAsia="ru-RU"/>
+          <w14:ligatures w14:val="none"/>
+        </w:rPr>
+      </w:pPr>
+    </w:p>
+    <w:p>
+      <w:pPr>
+        <w:spacing w:line="240" w:lineRule="auto"/>
+        <w:ind w:firstLine="0"/>
+        <w:jc w:val="center"/>
+        <w:rPr>
+          <w:rFonts w:ascii="Times New Roman" w:eastAsia="Times New Roman" w:hAnsi="Times New Roman" w:cs="Times New Roman"/>
+          <w:szCs w:val="24"/>
+          <w:lang w:eastAsia="ru-RU"/>
+          <w14:ligatures w14:val="none"/>
+        </w:rPr>
+      </w:pPr>
+      <w:r>
+        <w:rPr>
+          <w:rFonts w:ascii="Times New Roman" w:eastAsia="Times New Roman" w:hAnsi="Times New Roman" w:cs="Times New Roman"/>
+          <w:szCs w:val="24"/>
+          <w:lang w:eastAsia="ru-RU"/>
+          <w14:ligatures w14:val="none"/>
+        </w:rPr>
+        <w:t>«____</w:t>
+      </w:r>
+      <w:proofErr w:type="gramStart"/>
+      <w:r>
+        <w:rPr>
+          <w:rFonts w:ascii="Times New Roman" w:eastAsia="Times New Roman" w:hAnsi="Times New Roman" w:cs="Times New Roman"/>
+          <w:szCs w:val="24"/>
+          <w:lang w:eastAsia="ru-RU"/>
+          <w14:ligatures w14:val="none"/>
+        </w:rPr>
+        <w:t>_»_</w:t>
+      </w:r>
+      <w:proofErr w:type="gramEnd"/>
+      <w:r>
+        <w:rPr>
+          <w:rFonts w:ascii="Times New Roman" w:eastAsia="Times New Roman" w:hAnsi="Times New Roman" w:cs="Times New Roman"/>
+          <w:szCs w:val="24"/>
+          <w:lang w:eastAsia="ru-RU"/>
+          <w14:ligatures w14:val="none"/>
+        </w:rPr>
+        <w:t>__________________________20</w:t>
+      </w:r>
+      <w:r>
+        <w:rPr>
+          <w:rFonts w:ascii="Times New Roman" w:eastAsia="Times New Roman" w:hAnsi="Times New Roman" w:cs="Times New Roman"/>
+          <w:szCs w:val="24"/>
+          <w:lang w:eastAsia="ru-RU"/>
+          <w14:ligatures w14:val="none"/>
+        </w:rPr>
+        <w:t>2</w:t>
+      </w:r>
+      <w:r>
+        <w:rPr>
+          <w:rFonts w:ascii="Times New Roman" w:eastAsia="Times New Roman" w:hAnsi="Times New Roman" w:cs="Times New Roman"/>
+          <w:szCs w:val="24"/>
+          <w:lang w:eastAsia="ru-RU"/>
+          <w14:ligatures w14:val="none"/>
+        </w:rPr>
+        <w:t>__г.</w:t>
+      </w:r>
+    </w:p>
+    <w:p>
+      <w:pPr>
+        <w:ind w:firstLine="0"/>
+        <w:jc w:val="center"/>
+        <w:rPr>
+          <w:b/>
+          <w:caps/>
+        </w:rPr>
+        <w:sectPr>
+          <w:pgSz w:w="11906" w:h="16838" w:code="9"/>
+          <w:pgMar w:top="902" w:right="851" w:bottom="1134" w:left="1259" w:header="720" w:footer="720" w:gutter="0"/>
+          <w:cols w:space="720"/>
+          <w:docGrid w:linePitch="360"/>
+        </w:sectPr>
+      </w:pPr>
+    </w:p>
+    <w:p>
+      <w:pPr>
+        <w:spacing w:line="240" w:lineRule="auto"/>
+        <w:ind w:firstLine="8"/>
+        <w:jc w:val="right"/>
+        <w:rPr>
+          <w:rFonts w:ascii="Times New Roman" w:eastAsia="Times New Roman" w:hAnsi="Times New Roman" w:cs="Times New Roman"/>
+          <w:szCs w:val="24"/>
+          <w:lang w:eastAsia="ru-RU"/>
+          <w14:ligatures w14:val="none"/>
+        </w:rPr>
+      </w:pPr>
+      <w:r>
+        <w:rPr>
+          <w:rFonts w:ascii="Times New Roman" w:eastAsia="Times New Roman" w:hAnsi="Times New Roman" w:cs="Times New Roman"/>
+          <w:szCs w:val="24"/>
+          <w:lang w:eastAsia="ru-RU"/>
+          <w14:ligatures w14:val="none"/>
+        </w:rPr>
+        <w:lastRenderedPageBreak/>
+        <w:t xml:space="preserve">Форма 17 </w:t>
+      </w:r>
+    </w:p>
+    <w:p>
+      <w:pPr>
+        <w:spacing w:after="120" w:line="240" w:lineRule="auto"/>
+        <w:ind w:firstLine="0"/>
+        <w:jc w:val="center"/>
+        <w:rPr>
+          <w:rFonts w:ascii="Times New Roman" w:eastAsia="Times New Roman" w:hAnsi="Times New Roman" w:cs="Times New Roman"/>
+          <w:color w:val="000000"/>
+          <w:szCs w:val="24"/>
+          <w:lang w:eastAsia="ru-RU"/>
+          <w14:ligatures w14:val="none"/>
+        </w:rPr>
+      </w:pPr>
+    </w:p>
+    <w:p>
+      <w:pPr>
+        <w:spacing w:line="240" w:lineRule="auto"/>
+        <w:ind w:firstLine="0"/>
+        <w:jc w:val="center"/>
+        <w:rPr>
+          <w:rFonts w:ascii="Times New Roman" w:eastAsia="Times New Roman" w:hAnsi="Times New Roman" w:cs="Times New Roman"/>
+          <w:color w:val="000000"/>
+          <w:szCs w:val="24"/>
+          <w:lang w:eastAsia="ru-RU"/>
+          <w14:ligatures w14:val="none"/>
+        </w:rPr>
+      </w:pPr>
+      <w:r>
+        <w:rPr>
+          <w:rFonts w:ascii="Times New Roman" w:eastAsia="Times New Roman" w:hAnsi="Times New Roman" w:cs="Times New Roman"/>
+          <w:szCs w:val="24"/>
+          <w:lang w:eastAsia="ru-RU"/>
+          <w14:ligatures w14:val="none"/>
+        </w:rPr>
+        <w:t>МИНИСТЕРСТВО НАУКИ И ВЫСШЕГО ОБРАЗОВАНИЯ РОССИЙСКОЙ ФЕДЕРАЦИИ</w:t>
+      </w:r>
+    </w:p>
+    <w:p>
+      <w:pPr>
+        <w:shd w:val="clear" w:color="auto" w:fill="FFFFFF"/>
+        <w:spacing w:before="120" w:line="240" w:lineRule="auto"/>
+        <w:ind w:right="-108" w:firstLine="0"/>
+        <w:jc w:val="center"/>
+        <w:rPr>
+          <w:rFonts w:ascii="Times New Roman" w:eastAsia="Times New Roman" w:hAnsi="Times New Roman" w:cs="Arial"/>
+          <w:bCs/>
+          <w:iCs/>
+          <w:caps/>
+          <w:szCs w:val="24"/>
+          <w:lang w:eastAsia="ru-RU"/>
+          <w14:ligatures w14:val="none"/>
+        </w:rPr>
+      </w:pPr>
+      <w:r>
+        <w:rPr>
+          <w:rFonts w:ascii="Times New Roman" w:eastAsia="Times New Roman" w:hAnsi="Times New Roman" w:cs="Arial"/>
+          <w:bCs/>
+          <w:iCs/>
+          <w:caps/>
+          <w:szCs w:val="24"/>
+          <w:lang w:eastAsia="ru-RU"/>
+          <w14:ligatures w14:val="none"/>
+        </w:rPr>
+        <w:t xml:space="preserve">Федеральное Государственное бюджетное образовательное </w:t>
+      </w:r>
+    </w:p>
+    <w:p>
+      <w:pPr>
+        <w:shd w:val="clear" w:color="auto" w:fill="FFFFFF"/>
+        <w:spacing w:line="240" w:lineRule="auto"/>
+        <w:ind w:right="-108" w:firstLine="0"/>
+        <w:jc w:val="center"/>
+        <w:rPr>
+          <w:rFonts w:ascii="Times New Roman" w:eastAsia="Times New Roman" w:hAnsi="Times New Roman" w:cs="Arial"/>
+          <w:bCs/>
+          <w:iCs/>
+          <w:caps/>
+          <w:szCs w:val="24"/>
+          <w:lang w:eastAsia="ru-RU"/>
+          <w14:ligatures w14:val="none"/>
+        </w:rPr>
+      </w:pPr>
+      <w:r>
+        <w:rPr>
+          <w:rFonts w:ascii="Times New Roman" w:eastAsia="Times New Roman" w:hAnsi="Times New Roman" w:cs="Arial"/>
+          <w:bCs/>
+          <w:iCs/>
+          <w:caps/>
+          <w:szCs w:val="24"/>
+          <w:lang w:eastAsia="ru-RU"/>
+          <w14:ligatures w14:val="none"/>
+        </w:rPr>
+        <w:t>учреждение высшего образования</w:t>
+      </w:r>
+    </w:p>
+    <w:p>
+      <w:pPr>
+        <w:shd w:val="clear" w:color="auto" w:fill="FFFFFF"/>
+        <w:spacing w:line="240" w:lineRule="auto"/>
+        <w:ind w:right="-108" w:firstLine="0"/>
+        <w:jc w:val="center"/>
+        <w:rPr>
+          <w:rFonts w:ascii="Times New Roman" w:eastAsia="Times New Roman" w:hAnsi="Times New Roman" w:cs="Arial"/>
+          <w:bCs/>
+          <w:iCs/>
+          <w:caps/>
+          <w:szCs w:val="24"/>
+          <w:lang w:eastAsia="ru-RU"/>
+          <w14:ligatures w14:val="none"/>
+        </w:rPr>
+      </w:pPr>
+      <w:r>
+        <w:rPr>
+          <w:rFonts w:ascii="Times New Roman" w:eastAsia="Times New Roman" w:hAnsi="Times New Roman" w:cs="Arial"/>
+          <w:bCs/>
+          <w:iCs/>
+          <w:caps/>
+          <w:szCs w:val="24"/>
+          <w:lang w:eastAsia="ru-RU"/>
+          <w14:ligatures w14:val="none"/>
+        </w:rPr>
+        <w:t>«Поволжский государсТвенный технологический университет»</w:t>
+      </w:r>
+    </w:p>
+    <w:p>
+      <w:pPr>
+        <w:spacing w:line="240" w:lineRule="auto"/>
+        <w:ind w:firstLine="0"/>
+        <w:jc w:val="center"/>
+        <w:rPr>
+          <w:rFonts w:ascii="Times New Roman" w:eastAsia="Times New Roman" w:hAnsi="Times New Roman" w:cs="Times New Roman"/>
+          <w:szCs w:val="24"/>
+          <w:lang w:eastAsia="ru-RU"/>
+          <w14:ligatures w14:val="none"/>
+        </w:rPr>
+      </w:pPr>
+      <w:r>
+        <w:rPr>
+          <w:rFonts w:ascii="Times New Roman" w:eastAsia="Times New Roman" w:hAnsi="Times New Roman" w:cs="Times New Roman"/>
+          <w:szCs w:val="24"/>
+          <w:lang w:eastAsia="ru-RU"/>
+          <w14:ligatures w14:val="none"/>
+        </w:rPr>
+        <w:t>(ФГБОУ ВО «ПГТУ»)</w:t>
+      </w:r>
+    </w:p>
+    <w:p>
+      <w:pPr>
+        <w:spacing w:line="240" w:lineRule="auto"/>
+        <w:ind w:left="7080" w:firstLine="708"/>
+        <w:jc w:val="left"/>
+        <w:rPr>
+          <w:rFonts w:ascii="Times New Roman" w:eastAsia="Times New Roman" w:hAnsi="Times New Roman" w:cs="Times New Roman"/>
+          <w:szCs w:val="24"/>
+          <w:lang w:eastAsia="ru-RU"/>
+          <w14:ligatures w14:val="none"/>
+        </w:rPr>
+      </w:pPr>
+    </w:p>
+    <w:p>
+      <w:pPr>
+        <w:spacing w:line="240" w:lineRule="auto"/>
+        <w:ind w:left="5670" w:firstLine="0"/>
+        <w:jc w:val="left"/>
+        <w:rPr>
+          <w:rFonts w:ascii="Times New Roman" w:eastAsia="Times New Roman" w:hAnsi="Times New Roman" w:cs="Times New Roman"/>
+          <w:sz w:val="26"/>
+          <w:szCs w:val="26"/>
+          <w:lang w:eastAsia="ru-RU"/>
+          <w14:ligatures w14:val="none"/>
+        </w:rPr>
+      </w:pPr>
+    </w:p>
+    <w:p>
+      <w:pPr>
+        <w:spacing w:line="240" w:lineRule="auto"/>
+        <w:ind w:left="5670" w:firstLine="0"/>
+        <w:jc w:val="left"/>
+        <w:rPr>
+          <w:rFonts w:ascii="Times New Roman" w:eastAsia="Times New Roman" w:hAnsi="Times New Roman" w:cs="Times New Roman"/>
+          <w:b/>
+          <w:sz w:val="28"/>
+          <w:szCs w:val="28"/>
+          <w:lang w:eastAsia="ru-RU"/>
+          <w14:ligatures w14:val="none"/>
+        </w:rPr>
+      </w:pPr>
+      <w:r>
+        <w:rPr>
+          <w:rFonts w:ascii="Times New Roman" w:eastAsia="Times New Roman" w:hAnsi="Times New Roman" w:cs="Times New Roman"/>
+          <w:b/>
+          <w:sz w:val="28"/>
+          <w:szCs w:val="28"/>
+          <w:lang w:eastAsia="ru-RU"/>
+          <w14:ligatures w14:val="none"/>
+        </w:rPr>
+        <w:t>УТВЕРЖДАЮ</w:t>
+      </w:r>
+    </w:p>
+    <w:p>
+      <w:pPr>
+        <w:tabs>
+          <w:tab w:val="right" w:pos="9780"/>
+        </w:tabs>
+        <w:spacing w:line="240" w:lineRule="auto"/>
+        <w:ind w:left="5670" w:firstLine="0"/>
+        <w:jc w:val="left"/>
+        <w:rPr>
+          <w:rFonts w:ascii="Times New Roman" w:eastAsia="Times New Roman" w:hAnsi="Times New Roman" w:cs="Times New Roman"/>
+          <w:sz w:val="28"/>
+          <w:szCs w:val="28"/>
+          <w:u w:val="single"/>
+          <w:lang w:eastAsia="ru-RU"/>
+          <w14:ligatures w14:val="none"/>
+        </w:rPr>
+      </w:pPr>
+      <w:r>
+        <w:rPr>
+          <w:rFonts w:ascii="Times New Roman" w:eastAsia="Times New Roman" w:hAnsi="Times New Roman" w:cs="Times New Roman"/>
+          <w:sz w:val="28"/>
+          <w:szCs w:val="28"/>
+          <w:lang w:eastAsia="ru-RU"/>
+          <w14:ligatures w14:val="none"/>
+        </w:rPr>
+        <w:t xml:space="preserve">Зав. кафедрой </w:t>
+      </w:r>
+      <w:r>
+        <w:rPr>
+          <w:rFonts w:ascii="Times New Roman" w:eastAsia="Times New Roman" w:hAnsi="Times New Roman" w:cs="Times New Roman"/>
+          <w:sz w:val="28"/>
+          <w:szCs w:val="28"/>
+          <w:u w:val="single"/>
+          <w:lang w:eastAsia="ru-RU"/>
+          <w14:ligatures w14:val="none"/>
+        </w:rPr>
+        <w:tab/>
+      </w:r>
+    </w:p>
+    <w:p>
+      <w:pPr>
+        <w:spacing w:line="240" w:lineRule="auto"/>
+        <w:ind w:left="5670" w:firstLine="0"/>
+        <w:jc w:val="left"/>
+        <w:rPr>
+          <w:rFonts w:ascii="Times New Roman" w:eastAsia="Times New Roman" w:hAnsi="Times New Roman" w:cs="Times New Roman"/>
+          <w:sz w:val="28"/>
+          <w:szCs w:val="28"/>
+          <w:lang w:eastAsia="ru-RU"/>
+          <w14:ligatures w14:val="none"/>
+        </w:rPr>
+      </w:pPr>
+      <w:r>
+        <w:rPr>
+          <w:rFonts w:ascii="Times New Roman" w:eastAsia="Times New Roman" w:hAnsi="Times New Roman" w:cs="Times New Roman"/>
+          <w:sz w:val="28"/>
+          <w:szCs w:val="28"/>
+          <w:lang w:eastAsia="ru-RU"/>
+          <w14:ligatures w14:val="none"/>
+        </w:rPr>
+        <w:t>_______________ (____________)</w:t>
+      </w:r>
+    </w:p>
+    <w:p>
+      <w:pPr>
+        <w:spacing w:line="240" w:lineRule="auto"/>
+        <w:ind w:left="5670" w:firstLine="0"/>
+        <w:jc w:val="left"/>
+        <w:rPr>
+          <w:rFonts w:ascii="Times New Roman" w:eastAsia="Times New Roman" w:hAnsi="Times New Roman" w:cs="Times New Roman"/>
+          <w:sz w:val="28"/>
+          <w:szCs w:val="28"/>
+          <w:lang w:eastAsia="ru-RU"/>
+          <w14:ligatures w14:val="none"/>
+        </w:rPr>
+      </w:pPr>
+    </w:p>
+    <w:p>
+      <w:pPr>
+        <w:spacing w:line="240" w:lineRule="auto"/>
+        <w:ind w:left="5670" w:firstLine="0"/>
+        <w:jc w:val="left"/>
+        <w:rPr>
+          <w:rFonts w:ascii="Times New Roman" w:eastAsia="Times New Roman" w:hAnsi="Times New Roman" w:cs="Times New Roman"/>
+          <w:sz w:val="28"/>
+          <w:szCs w:val="28"/>
+          <w:lang w:eastAsia="ru-RU"/>
+          <w14:ligatures w14:val="none"/>
+        </w:rPr>
+      </w:pPr>
+      <w:r>
+        <w:rPr>
+          <w:rFonts w:ascii="Times New Roman" w:eastAsia="Times New Roman" w:hAnsi="Times New Roman" w:cs="Times New Roman"/>
+          <w:sz w:val="28"/>
+          <w:szCs w:val="28"/>
+          <w:lang w:eastAsia="ru-RU"/>
+          <w14:ligatures w14:val="none"/>
+        </w:rPr>
+        <w:t>«____» ______________ ______ г.</w:t>
+      </w:r>
+    </w:p>
+    <w:p>
+      <w:pPr>
+        <w:spacing w:line="240" w:lineRule="auto"/>
+        <w:ind w:firstLine="0"/>
+        <w:jc w:val="left"/>
+        <w:rPr>
+          <w:rFonts w:ascii="Times New Roman" w:eastAsia="Times New Roman" w:hAnsi="Times New Roman" w:cs="Times New Roman"/>
+          <w:sz w:val="28"/>
+          <w:szCs w:val="28"/>
+          <w:lang w:eastAsia="ru-RU"/>
+          <w14:ligatures w14:val="none"/>
+        </w:rPr>
+      </w:pPr>
+    </w:p>
+    <w:p>
+      <w:pPr>
+        <w:spacing w:line="240" w:lineRule="auto"/>
+        <w:ind w:firstLine="0"/>
+        <w:jc w:val="left"/>
+        <w:rPr>
+          <w:rFonts w:ascii="Times New Roman" w:eastAsia="Times New Roman" w:hAnsi="Times New Roman" w:cs="Times New Roman"/>
+          <w:sz w:val="28"/>
+          <w:szCs w:val="28"/>
+          <w:lang w:eastAsia="ru-RU"/>
+          <w14:ligatures w14:val="none"/>
+        </w:rPr>
+      </w:pPr>
+    </w:p>
+    <w:p>
+      <w:pPr>
+        <w:spacing w:line="240" w:lineRule="auto"/>
+        <w:ind w:firstLine="0"/>
+        <w:jc w:val="center"/>
+        <w:rPr>
+          <w:rFonts w:ascii="Times New Roman" w:eastAsia="Times New Roman" w:hAnsi="Times New Roman" w:cs="Times New Roman"/>
+          <w:b/>
+          <w:sz w:val="32"/>
+          <w:szCs w:val="32"/>
+          <w:lang w:eastAsia="ru-RU"/>
+          <w14:ligatures w14:val="none"/>
+        </w:rPr>
+      </w:pPr>
+      <w:r>
+        <w:rPr>
+          <w:rFonts w:ascii="Times New Roman" w:eastAsia="Times New Roman" w:hAnsi="Times New Roman" w:cs="Times New Roman"/>
+          <w:b/>
+          <w:sz w:val="32"/>
+          <w:szCs w:val="32"/>
+          <w:lang w:eastAsia="ru-RU"/>
+          <w14:ligatures w14:val="none"/>
+        </w:rPr>
+        <w:t>З А Д А Н И Е</w:t>
+      </w:r>
+    </w:p>
+    <w:p>
+      <w:pPr>
+        <w:spacing w:line="240" w:lineRule="auto"/>
+        <w:ind w:firstLine="0"/>
+        <w:jc w:val="center"/>
+        <w:rPr>
+          <w:rFonts w:ascii="Times New Roman" w:eastAsia="Times New Roman" w:hAnsi="Times New Roman" w:cs="Times New Roman"/>
+          <w:b/>
+          <w:sz w:val="28"/>
+          <w:szCs w:val="28"/>
+          <w:lang w:eastAsia="ru-RU"/>
+          <w14:ligatures w14:val="none"/>
+        </w:rPr>
+      </w:pPr>
+      <w:r>
+        <w:rPr>
+          <w:rFonts w:ascii="Times New Roman" w:eastAsia="Times New Roman" w:hAnsi="Times New Roman" w:cs="Times New Roman"/>
+          <w:b/>
+          <w:sz w:val="28"/>
+          <w:szCs w:val="28"/>
+          <w:lang w:eastAsia="ru-RU"/>
+          <w14:ligatures w14:val="none"/>
+        </w:rPr>
+        <w:t>НА ВЫПОЛНЕНИЕ ВЫПУСКНОЙ КВАЛИФИКАЦИОННОЙ РАБОТЫ</w:t>
+      </w:r>
+    </w:p>
+    <w:p>
+      <w:pPr>
+        <w:spacing w:line="240" w:lineRule="auto"/>
+        <w:ind w:firstLine="0"/>
+        <w:jc w:val="left"/>
+        <w:rPr>
+          <w:rFonts w:ascii="Times New Roman" w:eastAsia="Times New Roman" w:hAnsi="Times New Roman" w:cs="Times New Roman"/>
+          <w:sz w:val="28"/>
+          <w:szCs w:val="28"/>
+          <w:lang w:eastAsia="ru-RU"/>
+          <w14:ligatures w14:val="none"/>
+        </w:rPr>
+      </w:pPr>
+    </w:p>
+    <w:p>
+      <w:pPr>
+        <w:tabs>
+          <w:tab w:val="right" w:pos="9780"/>
+        </w:tabs>
+        <w:spacing w:line="240" w:lineRule="auto"/>
+        <w:ind w:firstLine="0"/>
+        <w:jc w:val="left"/>
+        <w:rPr>
+          <w:rFonts w:ascii="Times New Roman" w:eastAsia="Times New Roman" w:hAnsi="Times New Roman" w:cs="Times New Roman"/>
+          <w:sz w:val="28"/>
+          <w:szCs w:val="28"/>
+          <w:u w:val="single"/>
+          <w:lang w:eastAsia="ru-RU"/>
+          <w14:ligatures w14:val="none"/>
+        </w:rPr>
+      </w:pPr>
+      <w:r>
+        <w:rPr>
+          <w:rFonts w:ascii="Times New Roman" w:eastAsia="Times New Roman" w:hAnsi="Times New Roman" w:cs="Times New Roman"/>
+          <w:sz w:val="28"/>
+          <w:szCs w:val="28"/>
+          <w:lang w:eastAsia="ru-RU"/>
+          <w14:ligatures w14:val="none"/>
+        </w:rPr>
+        <w:t xml:space="preserve">Выпускник </w:t>
+      </w:r>
+      <w:r>
+        <w:rPr>
+          <w:rFonts w:ascii="Times New Roman" w:eastAsia="Times New Roman" w:hAnsi="Times New Roman" w:cs="Times New Roman"/>
+          <w:sz w:val="28"/>
+          <w:szCs w:val="28"/>
+          <w:u w:val="single"/>
+          <w:lang w:eastAsia="ru-RU"/>
+          <w14:ligatures w14:val="none"/>
+        </w:rPr>
+        <w:tab/>
+      </w:r>
+    </w:p>
+    <w:p>
+      <w:pPr>
+        <w:tabs>
+          <w:tab w:val="right" w:pos="9780"/>
+        </w:tabs>
+        <w:spacing w:line="240" w:lineRule="auto"/>
+        <w:ind w:firstLine="0"/>
+        <w:jc w:val="left"/>
+        <w:rPr>
+          <w:rFonts w:ascii="Times New Roman" w:eastAsia="Times New Roman" w:hAnsi="Times New Roman" w:cs="Times New Roman"/>
+          <w:sz w:val="28"/>
+          <w:szCs w:val="28"/>
+          <w:u w:val="single"/>
+          <w:lang w:eastAsia="ru-RU"/>
+          <w14:ligatures w14:val="none"/>
+        </w:rPr>
+      </w:pPr>
+      <w:r>
+        <w:rPr>
+          <w:rFonts w:ascii="Times New Roman" w:eastAsia="Times New Roman" w:hAnsi="Times New Roman" w:cs="Times New Roman"/>
+          <w:sz w:val="28"/>
+          <w:szCs w:val="28"/>
+          <w:lang w:eastAsia="ru-RU"/>
+          <w14:ligatures w14:val="none"/>
+        </w:rPr>
+        <w:t xml:space="preserve">Направление подготовки (специальность) </w:t>
+      </w:r>
+      <w:r>
+        <w:rPr>
+          <w:rFonts w:ascii="Times New Roman" w:eastAsia="Times New Roman" w:hAnsi="Times New Roman" w:cs="Times New Roman"/>
+          <w:sz w:val="28"/>
+          <w:szCs w:val="28"/>
+          <w:u w:val="single"/>
+          <w:lang w:eastAsia="ru-RU"/>
+          <w14:ligatures w14:val="none"/>
+        </w:rPr>
+        <w:tab/>
+      </w:r>
+    </w:p>
+    <w:p>
+      <w:pPr>
+        <w:tabs>
+          <w:tab w:val="right" w:pos="9780"/>
+        </w:tabs>
+        <w:spacing w:line="240" w:lineRule="auto"/>
+        <w:ind w:firstLine="0"/>
+        <w:jc w:val="left"/>
+        <w:rPr>
+          <w:rFonts w:ascii="Times New Roman" w:eastAsia="Times New Roman" w:hAnsi="Times New Roman" w:cs="Times New Roman"/>
+          <w:sz w:val="28"/>
+          <w:szCs w:val="28"/>
+          <w:u w:val="single"/>
+          <w:lang w:eastAsia="ru-RU"/>
+          <w14:ligatures w14:val="none"/>
+        </w:rPr>
+      </w:pPr>
+      <w:r>
+        <w:rPr>
+          <w:rFonts w:ascii="Times New Roman" w:eastAsia="Times New Roman" w:hAnsi="Times New Roman" w:cs="Times New Roman"/>
+          <w:sz w:val="28"/>
+          <w:szCs w:val="28"/>
+          <w:u w:val="single"/>
+          <w:lang w:eastAsia="ru-RU"/>
+          <w14:ligatures w14:val="none"/>
+        </w:rPr>
+        <w:tab/>
+      </w:r>
+    </w:p>
+    <w:p>
+      <w:pPr>
+        <w:tabs>
+          <w:tab w:val="left" w:pos="5103"/>
+          <w:tab w:val="right" w:pos="9780"/>
+        </w:tabs>
+        <w:spacing w:line="240" w:lineRule="auto"/>
+        <w:ind w:firstLine="0"/>
+        <w:jc w:val="left"/>
+        <w:rPr>
+          <w:rFonts w:ascii="Times New Roman" w:eastAsia="Times New Roman" w:hAnsi="Times New Roman" w:cs="Times New Roman"/>
+          <w:sz w:val="28"/>
+          <w:szCs w:val="28"/>
+          <w:u w:val="single"/>
+          <w:lang w:eastAsia="ru-RU"/>
+          <w14:ligatures w14:val="none"/>
+        </w:rPr>
+      </w:pPr>
+      <w:r>
+        <w:rPr>
+          <w:rFonts w:ascii="Times New Roman" w:eastAsia="Times New Roman" w:hAnsi="Times New Roman" w:cs="Times New Roman"/>
+          <w:sz w:val="28"/>
+          <w:szCs w:val="28"/>
+          <w:lang w:eastAsia="ru-RU"/>
+          <w14:ligatures w14:val="none"/>
+        </w:rPr>
+        <w:t xml:space="preserve">Форма обучения </w:t>
+      </w:r>
+      <w:r>
+        <w:rPr>
+          <w:rFonts w:ascii="Times New Roman" w:eastAsia="Times New Roman" w:hAnsi="Times New Roman" w:cs="Times New Roman"/>
+          <w:sz w:val="28"/>
+          <w:szCs w:val="28"/>
+          <w:u w:val="single"/>
+          <w:lang w:eastAsia="ru-RU"/>
+          <w14:ligatures w14:val="none"/>
+        </w:rPr>
+        <w:tab/>
+      </w:r>
+      <w:r>
+        <w:rPr>
+          <w:rFonts w:ascii="Times New Roman" w:eastAsia="Times New Roman" w:hAnsi="Times New Roman" w:cs="Times New Roman"/>
+          <w:sz w:val="28"/>
+          <w:szCs w:val="28"/>
+          <w:lang w:eastAsia="ru-RU"/>
+          <w14:ligatures w14:val="none"/>
+        </w:rPr>
+        <w:t xml:space="preserve"> Группа </w:t>
+      </w:r>
+      <w:r>
+        <w:rPr>
+          <w:rFonts w:ascii="Times New Roman" w:eastAsia="Times New Roman" w:hAnsi="Times New Roman" w:cs="Times New Roman"/>
+          <w:sz w:val="28"/>
+          <w:szCs w:val="28"/>
+          <w:u w:val="single"/>
+          <w:lang w:eastAsia="ru-RU"/>
+          <w14:ligatures w14:val="none"/>
+        </w:rPr>
+        <w:tab/>
+      </w:r>
+    </w:p>
+    <w:p>
+      <w:pPr>
+        <w:spacing w:line="240" w:lineRule="auto"/>
+        <w:ind w:firstLine="0"/>
+        <w:jc w:val="left"/>
+        <w:rPr>
+          <w:rFonts w:ascii="Times New Roman" w:eastAsia="Times New Roman" w:hAnsi="Times New Roman" w:cs="Times New Roman"/>
+          <w:sz w:val="28"/>
+          <w:szCs w:val="28"/>
+          <w:lang w:eastAsia="ru-RU"/>
+          <w14:ligatures w14:val="none"/>
+        </w:rPr>
+      </w:pPr>
+      <w:r>
+        <w:rPr>
+          <w:rFonts w:ascii="Times New Roman" w:eastAsia="Times New Roman" w:hAnsi="Times New Roman" w:cs="Times New Roman"/>
+          <w:sz w:val="28"/>
+          <w:szCs w:val="28"/>
+          <w:lang w:eastAsia="ru-RU"/>
+          <w14:ligatures w14:val="none"/>
+        </w:rPr>
+        <w:t>Тема выпускной квалификационной работы</w:t>
+      </w:r>
+    </w:p>
+    <w:p>
+      <w:pPr>
+        <w:tabs>
+          <w:tab w:val="right" w:pos="9780"/>
+        </w:tabs>
+        <w:spacing w:line="240" w:lineRule="auto"/>
+        <w:ind w:firstLine="0"/>
+        <w:jc w:val="left"/>
+        <w:rPr>
+          <w:rFonts w:ascii="Times New Roman" w:eastAsia="Times New Roman" w:hAnsi="Times New Roman" w:cs="Times New Roman"/>
+          <w:sz w:val="28"/>
+          <w:szCs w:val="28"/>
+          <w:u w:val="single"/>
+          <w:lang w:eastAsia="ru-RU"/>
+          <w14:ligatures w14:val="none"/>
+        </w:rPr>
+      </w:pPr>
+      <w:r>
+        <w:rPr>
+          <w:rFonts w:ascii="Times New Roman" w:eastAsia="Times New Roman" w:hAnsi="Times New Roman" w:cs="Times New Roman"/>
+          <w:sz w:val="28"/>
+          <w:szCs w:val="28"/>
+          <w:u w:val="single"/>
+          <w:lang w:eastAsia="ru-RU"/>
+          <w14:ligatures w14:val="none"/>
+        </w:rPr>
+        <w:tab/>
+      </w:r>
+    </w:p>
+    <w:p>
+      <w:pPr>
+        <w:tabs>
+          <w:tab w:val="right" w:pos="9780"/>
+        </w:tabs>
+        <w:spacing w:line="240" w:lineRule="auto"/>
+        <w:ind w:firstLine="0"/>
+        <w:jc w:val="left"/>
+        <w:rPr>
+          <w:rFonts w:ascii="Times New Roman" w:eastAsia="Times New Roman" w:hAnsi="Times New Roman" w:cs="Times New Roman"/>
+          <w:sz w:val="28"/>
+          <w:szCs w:val="28"/>
+          <w:u w:val="single"/>
+          <w:lang w:eastAsia="ru-RU"/>
+          <w14:ligatures w14:val="none"/>
+        </w:rPr>
+      </w:pPr>
+      <w:r>
+        <w:rPr>
+          <w:rFonts w:ascii="Times New Roman" w:eastAsia="Times New Roman" w:hAnsi="Times New Roman" w:cs="Times New Roman"/>
+          <w:sz w:val="28"/>
+          <w:szCs w:val="28"/>
+          <w:u w:val="single"/>
+          <w:lang w:eastAsia="ru-RU"/>
+          <w14:ligatures w14:val="none"/>
+        </w:rPr>
+        <w:tab/>
+      </w:r>
+    </w:p>
+    <w:p>
+      <w:pPr>
+        <w:tabs>
+          <w:tab w:val="right" w:pos="9780"/>
+        </w:tabs>
+        <w:spacing w:line="240" w:lineRule="auto"/>
+        <w:ind w:firstLine="0"/>
+        <w:jc w:val="left"/>
+        <w:rPr>
+          <w:rFonts w:ascii="Times New Roman" w:eastAsia="Times New Roman" w:hAnsi="Times New Roman" w:cs="Times New Roman"/>
+          <w:sz w:val="28"/>
+          <w:szCs w:val="28"/>
+          <w:u w:val="single"/>
+          <w:lang w:eastAsia="ru-RU"/>
+          <w14:ligatures w14:val="none"/>
+        </w:rPr>
+      </w:pPr>
+      <w:r>
+        <w:rPr>
+          <w:rFonts w:ascii="Times New Roman" w:eastAsia="Times New Roman" w:hAnsi="Times New Roman" w:cs="Times New Roman"/>
+          <w:sz w:val="28"/>
+          <w:szCs w:val="28"/>
+          <w:u w:val="single"/>
+          <w:lang w:eastAsia="ru-RU"/>
+          <w14:ligatures w14:val="none"/>
+        </w:rPr>
+        <w:tab/>
+      </w:r>
+    </w:p>
+    <w:p>
+      <w:pPr>
+        <w:spacing w:line="240" w:lineRule="auto"/>
+        <w:ind w:firstLine="0"/>
+        <w:jc w:val="center"/>
+        <w:rPr>
+          <w:rFonts w:ascii="Times New Roman" w:eastAsia="Times New Roman" w:hAnsi="Times New Roman" w:cs="Times New Roman"/>
+          <w:b/>
+          <w:sz w:val="28"/>
+          <w:szCs w:val="28"/>
+          <w:lang w:eastAsia="ru-RU"/>
+          <w14:ligatures w14:val="none"/>
+        </w:rPr>
+      </w:pPr>
+    </w:p>
+    <w:p>
+      <w:pPr>
+        <w:spacing w:line="240" w:lineRule="auto"/>
+        <w:ind w:firstLine="0"/>
+        <w:jc w:val="center"/>
+        <w:rPr>
+          <w:rFonts w:ascii="Times New Roman" w:eastAsia="Times New Roman" w:hAnsi="Times New Roman" w:cs="Times New Roman"/>
+          <w:b/>
+          <w:sz w:val="28"/>
+          <w:szCs w:val="28"/>
+          <w:lang w:eastAsia="ru-RU"/>
+          <w14:ligatures w14:val="none"/>
+        </w:rPr>
+      </w:pPr>
+      <w:r>
+        <w:rPr>
+          <w:rFonts w:ascii="Times New Roman" w:eastAsia="Times New Roman" w:hAnsi="Times New Roman" w:cs="Times New Roman"/>
+          <w:b/>
+          <w:sz w:val="28"/>
+          <w:szCs w:val="28"/>
+          <w:lang w:eastAsia="ru-RU"/>
+          <w14:ligatures w14:val="none"/>
+        </w:rPr>
+        <w:t>Содержание задания</w:t>
+      </w:r>
+    </w:p>
+    <w:p>
+      <w:pPr>
+        <w:spacing w:line="240" w:lineRule="auto"/>
+        <w:ind w:firstLine="0"/>
+        <w:jc w:val="center"/>
+        <w:rPr>
+          <w:rFonts w:ascii="Times New Roman" w:eastAsia="Times New Roman" w:hAnsi="Times New Roman" w:cs="Times New Roman"/>
+          <w:b/>
+          <w:sz w:val="28"/>
+          <w:szCs w:val="28"/>
+          <w:lang w:eastAsia="ru-RU"/>
+          <w14:ligatures w14:val="none"/>
+        </w:rPr>
+      </w:pPr>
+    </w:p>
+    <w:p>
+      <w:pPr>
+        <w:tabs>
+          <w:tab w:val="right" w:pos="9780"/>
+        </w:tabs>
+        <w:spacing w:line="240" w:lineRule="auto"/>
+        <w:ind w:firstLine="0"/>
+        <w:jc w:val="left"/>
+        <w:rPr>
+          <w:rFonts w:ascii="Times New Roman" w:eastAsia="Times New Roman" w:hAnsi="Times New Roman" w:cs="Times New Roman"/>
+          <w:sz w:val="28"/>
+          <w:szCs w:val="28"/>
+          <w:u w:val="single"/>
+          <w:lang w:eastAsia="ru-RU"/>
+          <w14:ligatures w14:val="none"/>
+        </w:rPr>
+      </w:pPr>
+      <w:r>
+        <w:rPr>
+          <w:rFonts w:ascii="Times New Roman" w:eastAsia="Times New Roman" w:hAnsi="Times New Roman" w:cs="Times New Roman"/>
+          <w:sz w:val="28"/>
+          <w:szCs w:val="28"/>
+          <w:lang w:eastAsia="ru-RU"/>
+          <w14:ligatures w14:val="none"/>
+        </w:rPr>
+        <w:t xml:space="preserve">1. Исходные данные </w:t>
+      </w:r>
+      <w:r>
+        <w:rPr>
+          <w:rFonts w:ascii="Times New Roman" w:eastAsia="Times New Roman" w:hAnsi="Times New Roman" w:cs="Times New Roman"/>
+          <w:sz w:val="28"/>
+          <w:szCs w:val="28"/>
+          <w:u w:val="single"/>
+          <w:lang w:eastAsia="ru-RU"/>
+          <w14:ligatures w14:val="none"/>
+        </w:rPr>
+        <w:tab/>
+      </w:r>
+    </w:p>
+    <w:p>
+      <w:pPr>
+        <w:tabs>
+          <w:tab w:val="right" w:pos="9780"/>
+        </w:tabs>
+        <w:spacing w:line="240" w:lineRule="auto"/>
+        <w:ind w:firstLine="0"/>
+        <w:jc w:val="left"/>
+        <w:rPr>
+          <w:rFonts w:ascii="Times New Roman" w:eastAsia="Times New Roman" w:hAnsi="Times New Roman" w:cs="Times New Roman"/>
+          <w:sz w:val="28"/>
+          <w:szCs w:val="28"/>
+          <w:u w:val="single"/>
+          <w:lang w:eastAsia="ru-RU"/>
+          <w14:ligatures w14:val="none"/>
+        </w:rPr>
+      </w:pPr>
+      <w:r>
+        <w:rPr>
+          <w:rFonts w:ascii="Times New Roman" w:eastAsia="Times New Roman" w:hAnsi="Times New Roman" w:cs="Times New Roman"/>
+          <w:sz w:val="28"/>
+          <w:szCs w:val="28"/>
+          <w:u w:val="single"/>
+          <w:lang w:eastAsia="ru-RU"/>
+          <w14:ligatures w14:val="none"/>
+        </w:rPr>
+        <w:tab/>
+      </w:r>
+    </w:p>
+    <w:p>
+      <w:pPr>
+        <w:tabs>
+          <w:tab w:val="right" w:pos="9780"/>
+        </w:tabs>
+        <w:spacing w:line="240" w:lineRule="auto"/>
+        <w:ind w:firstLine="0"/>
+        <w:jc w:val="left"/>
+        <w:rPr>
+          <w:rFonts w:ascii="Times New Roman" w:eastAsia="Times New Roman" w:hAnsi="Times New Roman" w:cs="Times New Roman"/>
+          <w:sz w:val="28"/>
+          <w:szCs w:val="28"/>
+          <w:u w:val="single"/>
+          <w:lang w:eastAsia="ru-RU"/>
+          <w14:ligatures w14:val="none"/>
+        </w:rPr>
+      </w:pPr>
+      <w:r>
+        <w:rPr>
+          <w:rFonts w:ascii="Times New Roman" w:eastAsia="Times New Roman" w:hAnsi="Times New Roman" w:cs="Times New Roman"/>
+          <w:sz w:val="28"/>
+          <w:szCs w:val="28"/>
+          <w:u w:val="single"/>
+          <w:lang w:eastAsia="ru-RU"/>
+          <w14:ligatures w14:val="none"/>
+        </w:rPr>
+        <w:tab/>
+      </w:r>
+    </w:p>
+    <w:p>
+      <w:pPr>
+        <w:tabs>
+          <w:tab w:val="right" w:pos="9780"/>
+        </w:tabs>
+        <w:spacing w:line="240" w:lineRule="auto"/>
+        <w:ind w:firstLine="0"/>
+        <w:jc w:val="left"/>
+        <w:rPr>
+          <w:rFonts w:ascii="Times New Roman" w:eastAsia="Times New Roman" w:hAnsi="Times New Roman" w:cs="Times New Roman"/>
+          <w:sz w:val="28"/>
+          <w:szCs w:val="28"/>
+          <w:u w:val="single"/>
+          <w:lang w:eastAsia="ru-RU"/>
+          <w14:ligatures w14:val="none"/>
+        </w:rPr>
+      </w:pPr>
+      <w:r>
+        <w:rPr>
+          <w:rFonts w:ascii="Times New Roman" w:eastAsia="Times New Roman" w:hAnsi="Times New Roman" w:cs="Times New Roman"/>
+          <w:sz w:val="28"/>
+          <w:szCs w:val="28"/>
+          <w:u w:val="single"/>
+          <w:lang w:eastAsia="ru-RU"/>
+          <w14:ligatures w14:val="none"/>
+        </w:rPr>
+        <w:tab/>
+      </w:r>
+    </w:p>
+    <w:p>
+      <w:pPr>
+        <w:tabs>
+          <w:tab w:val="right" w:pos="9780"/>
+        </w:tabs>
+        <w:spacing w:line="240" w:lineRule="auto"/>
+        <w:ind w:firstLine="0"/>
+        <w:jc w:val="left"/>
+        <w:rPr>
+          <w:rFonts w:ascii="Times New Roman" w:eastAsia="Times New Roman" w:hAnsi="Times New Roman" w:cs="Times New Roman"/>
+          <w:sz w:val="28"/>
+          <w:szCs w:val="28"/>
+          <w:u w:val="single"/>
+          <w:lang w:eastAsia="ru-RU"/>
+          <w14:ligatures w14:val="none"/>
+        </w:rPr>
+      </w:pPr>
+      <w:r>
+        <w:rPr>
+          <w:rFonts w:ascii="Times New Roman" w:eastAsia="Times New Roman" w:hAnsi="Times New Roman" w:cs="Times New Roman"/>
+          <w:sz w:val="28"/>
+          <w:szCs w:val="28"/>
+          <w:u w:val="single"/>
+          <w:lang w:eastAsia="ru-RU"/>
+          <w14:ligatures w14:val="none"/>
+        </w:rPr>
+        <w:tab/>
+      </w:r>
+    </w:p>
+    <w:p>
+      <w:pPr>
+        <w:tabs>
+          <w:tab w:val="right" w:pos="9780"/>
+        </w:tabs>
+        <w:spacing w:line="240" w:lineRule="auto"/>
+        <w:ind w:firstLine="0"/>
+        <w:jc w:val="left"/>
+        <w:rPr>
+          <w:rFonts w:ascii="Times New Roman" w:eastAsia="Times New Roman" w:hAnsi="Times New Roman" w:cs="Times New Roman"/>
+          <w:sz w:val="28"/>
+          <w:szCs w:val="28"/>
+          <w:u w:val="single"/>
+          <w:lang w:eastAsia="ru-RU"/>
+          <w14:ligatures w14:val="none"/>
+        </w:rPr>
+      </w:pPr>
+      <w:r>
+        <w:rPr>
+          <w:rFonts w:ascii="Times New Roman" w:eastAsia="Times New Roman" w:hAnsi="Times New Roman" w:cs="Times New Roman"/>
+          <w:sz w:val="28"/>
+          <w:szCs w:val="28"/>
+          <w:u w:val="single"/>
+          <w:lang w:eastAsia="ru-RU"/>
+          <w14:ligatures w14:val="none"/>
+        </w:rPr>
+        <w:tab/>
+      </w:r>
+    </w:p>
+    <w:p>
+      <w:pPr>
+        <w:tabs>
+          <w:tab w:val="right" w:pos="9780"/>
+        </w:tabs>
+        <w:spacing w:line="240" w:lineRule="auto"/>
+        <w:ind w:firstLine="0"/>
+        <w:jc w:val="left"/>
+        <w:rPr>
+          <w:rFonts w:ascii="Times New Roman" w:eastAsia="Times New Roman" w:hAnsi="Times New Roman" w:cs="Times New Roman"/>
+          <w:sz w:val="28"/>
+          <w:szCs w:val="28"/>
+          <w:u w:val="single"/>
+          <w:lang w:eastAsia="ru-RU"/>
+          <w14:ligatures w14:val="none"/>
+        </w:rPr>
+      </w:pPr>
+      <w:r>
+        <w:rPr>
+          <w:rFonts w:ascii="Times New Roman" w:eastAsia="Times New Roman" w:hAnsi="Times New Roman" w:cs="Times New Roman"/>
+          <w:sz w:val="28"/>
+          <w:szCs w:val="28"/>
+          <w:u w:val="single"/>
+          <w:lang w:eastAsia="ru-RU"/>
+          <w14:ligatures w14:val="none"/>
+        </w:rPr>
+        <w:tab/>
+      </w:r>
+    </w:p>
+    <w:p>
+      <w:pPr>
+        <w:spacing w:line="240" w:lineRule="auto"/>
+        <w:ind w:firstLine="0"/>
+        <w:jc w:val="left"/>
+        <w:rPr>
+          <w:rFonts w:ascii="Times New Roman" w:eastAsia="Times New Roman" w:hAnsi="Times New Roman" w:cs="Times New Roman"/>
+          <w:sz w:val="28"/>
+          <w:szCs w:val="28"/>
+          <w:lang w:eastAsia="ru-RU"/>
+          <w14:ligatures w14:val="none"/>
+        </w:rPr>
+      </w:pPr>
+    </w:p>
+    <w:p>
+      <w:pPr>
+        <w:tabs>
+          <w:tab w:val="right" w:pos="9780"/>
+        </w:tabs>
+        <w:spacing w:line="240" w:lineRule="auto"/>
+        <w:ind w:firstLine="0"/>
+        <w:jc w:val="left"/>
+        <w:rPr>
+          <w:rFonts w:ascii="Times New Roman" w:eastAsia="Times New Roman" w:hAnsi="Times New Roman" w:cs="Times New Roman"/>
+          <w:sz w:val="28"/>
+          <w:szCs w:val="28"/>
+          <w:u w:val="single"/>
+          <w:lang w:eastAsia="ru-RU"/>
+          <w14:ligatures w14:val="none"/>
+        </w:rPr>
+      </w:pPr>
+      <w:r>
+        <w:rPr>
+          <w:rFonts w:ascii="Times New Roman" w:eastAsia="Times New Roman" w:hAnsi="Times New Roman" w:cs="Times New Roman"/>
+          <w:sz w:val="28"/>
+          <w:szCs w:val="28"/>
+          <w:lang w:eastAsia="ru-RU"/>
+          <w14:ligatures w14:val="none"/>
+        </w:rPr>
+        <w:t>2. Содержание пояснительной записки с указанием разделов ВКР</w:t>
+      </w:r>
+      <w:r>
+        <w:rPr>
+          <w:rFonts w:ascii="Times New Roman" w:eastAsia="Times New Roman" w:hAnsi="Times New Roman" w:cs="Times New Roman"/>
+          <w:sz w:val="28"/>
+          <w:szCs w:val="28"/>
+          <w:u w:val="single"/>
+          <w:lang w:eastAsia="ru-RU"/>
+          <w14:ligatures w14:val="none"/>
+        </w:rPr>
+        <w:tab/>
+      </w:r>
+    </w:p>
+    <w:p>
+      <w:pPr>
+        <w:tabs>
+          <w:tab w:val="right" w:pos="9780"/>
+        </w:tabs>
+        <w:spacing w:line="240" w:lineRule="auto"/>
+        <w:ind w:firstLine="0"/>
+        <w:jc w:val="left"/>
+        <w:rPr>
+          <w:rFonts w:ascii="Times New Roman" w:eastAsia="Times New Roman" w:hAnsi="Times New Roman" w:cs="Times New Roman"/>
+          <w:sz w:val="28"/>
+          <w:szCs w:val="28"/>
+          <w:u w:val="single"/>
+          <w:lang w:eastAsia="ru-RU"/>
+          <w14:ligatures w14:val="none"/>
+        </w:rPr>
+      </w:pPr>
+      <w:r>
+        <w:rPr>
+          <w:rFonts w:ascii="Times New Roman" w:eastAsia="Times New Roman" w:hAnsi="Times New Roman" w:cs="Times New Roman"/>
+          <w:sz w:val="28"/>
+          <w:szCs w:val="28"/>
+          <w:u w:val="single"/>
+          <w:lang w:eastAsia="ru-RU"/>
+          <w14:ligatures w14:val="none"/>
+        </w:rPr>
+        <w:tab/>
+      </w:r>
+    </w:p>
+    <w:p>
+      <w:pPr>
+        <w:tabs>
+          <w:tab w:val="right" w:pos="9780"/>
+        </w:tabs>
+        <w:spacing w:line="240" w:lineRule="auto"/>
+        <w:ind w:firstLine="0"/>
+        <w:jc w:val="left"/>
+        <w:rPr>
+          <w:rFonts w:ascii="Times New Roman" w:eastAsia="Times New Roman" w:hAnsi="Times New Roman" w:cs="Times New Roman"/>
+          <w:sz w:val="28"/>
+          <w:szCs w:val="28"/>
+          <w:u w:val="single"/>
+          <w:lang w:eastAsia="ru-RU"/>
+          <w14:ligatures w14:val="none"/>
+        </w:rPr>
+      </w:pPr>
+      <w:r>
+        <w:rPr>
+          <w:rFonts w:ascii="Times New Roman" w:eastAsia="Times New Roman" w:hAnsi="Times New Roman" w:cs="Times New Roman"/>
+          <w:sz w:val="28"/>
+          <w:szCs w:val="28"/>
+          <w:u w:val="single"/>
+          <w:lang w:eastAsia="ru-RU"/>
+          <w14:ligatures w14:val="none"/>
+        </w:rPr>
+        <w:tab/>
+      </w:r>
+    </w:p>
+    <w:p>
+      <w:pPr>
+        <w:tabs>
+          <w:tab w:val="right" w:pos="9780"/>
+        </w:tabs>
+        <w:spacing w:line="240" w:lineRule="auto"/>
+        <w:ind w:firstLine="0"/>
+        <w:jc w:val="left"/>
+        <w:rPr>
+          <w:rFonts w:ascii="Times New Roman" w:eastAsia="Times New Roman" w:hAnsi="Times New Roman" w:cs="Times New Roman"/>
+          <w:sz w:val="28"/>
+          <w:szCs w:val="28"/>
+          <w:u w:val="single"/>
+          <w:lang w:eastAsia="ru-RU"/>
+          <w14:ligatures w14:val="none"/>
+        </w:rPr>
+      </w:pPr>
+      <w:r>
+        <w:rPr>
+          <w:rFonts w:ascii="Times New Roman" w:eastAsia="Times New Roman" w:hAnsi="Times New Roman" w:cs="Times New Roman"/>
+          <w:sz w:val="28"/>
+          <w:szCs w:val="28"/>
+          <w:u w:val="single"/>
+          <w:lang w:eastAsia="ru-RU"/>
+          <w14:ligatures w14:val="none"/>
+        </w:rPr>
+        <w:tab/>
+      </w:r>
+    </w:p>
+    <w:p>
+      <w:pPr>
+        <w:tabs>
+          <w:tab w:val="right" w:pos="9780"/>
+        </w:tabs>
+        <w:spacing w:line="240" w:lineRule="auto"/>
+        <w:ind w:firstLine="0"/>
+        <w:jc w:val="left"/>
+        <w:rPr>
+          <w:rFonts w:ascii="Times New Roman" w:eastAsia="Times New Roman" w:hAnsi="Times New Roman" w:cs="Times New Roman"/>
+          <w:sz w:val="28"/>
+          <w:szCs w:val="28"/>
+          <w:u w:val="single"/>
+          <w:lang w:eastAsia="ru-RU"/>
+          <w14:ligatures w14:val="none"/>
+        </w:rPr>
+      </w:pPr>
+      <w:r>
+        <w:rPr>
+          <w:rFonts w:ascii="Times New Roman" w:eastAsia="Times New Roman" w:hAnsi="Times New Roman" w:cs="Times New Roman"/>
+          <w:sz w:val="28"/>
+          <w:szCs w:val="28"/>
+          <w:u w:val="single"/>
+          <w:lang w:eastAsia="ru-RU"/>
+          <w14:ligatures w14:val="none"/>
+        </w:rPr>
+        <w:tab/>
+      </w:r>
+    </w:p>
+    <w:p>
+      <w:pPr>
+        <w:tabs>
+          <w:tab w:val="right" w:pos="9780"/>
+        </w:tabs>
+        <w:spacing w:line="240" w:lineRule="auto"/>
+        <w:ind w:firstLine="0"/>
+        <w:jc w:val="left"/>
+        <w:rPr>
+          <w:rFonts w:ascii="Times New Roman" w:eastAsia="Times New Roman" w:hAnsi="Times New Roman" w:cs="Times New Roman"/>
+          <w:sz w:val="28"/>
+          <w:szCs w:val="28"/>
+          <w:u w:val="single"/>
+          <w:lang w:eastAsia="ru-RU"/>
+          <w14:ligatures w14:val="none"/>
+        </w:rPr>
+      </w:pPr>
+      <w:r>
+        <w:rPr>
+          <w:rFonts w:ascii="Times New Roman" w:eastAsia="Times New Roman" w:hAnsi="Times New Roman" w:cs="Times New Roman"/>
+          <w:sz w:val="28"/>
+          <w:szCs w:val="28"/>
+          <w:u w:val="single"/>
+          <w:lang w:eastAsia="ru-RU"/>
+          <w14:ligatures w14:val="none"/>
+        </w:rPr>
+        <w:tab/>
+      </w:r>
+    </w:p>
+    <w:p>
+      <w:pPr>
+        <w:tabs>
+          <w:tab w:val="right" w:pos="9780"/>
+        </w:tabs>
+        <w:spacing w:line="240" w:lineRule="auto"/>
+        <w:ind w:firstLine="0"/>
+        <w:jc w:val="left"/>
+        <w:rPr>
+          <w:rFonts w:ascii="Times New Roman" w:eastAsia="Times New Roman" w:hAnsi="Times New Roman" w:cs="Times New Roman"/>
+          <w:sz w:val="28"/>
+          <w:szCs w:val="28"/>
+          <w:u w:val="single"/>
+          <w:lang w:eastAsia="ru-RU"/>
+          <w14:ligatures w14:val="none"/>
+        </w:rPr>
+      </w:pPr>
+      <w:r>
+        <w:rPr>
+          <w:rFonts w:ascii="Times New Roman" w:eastAsia="Times New Roman" w:hAnsi="Times New Roman" w:cs="Times New Roman"/>
+          <w:sz w:val="28"/>
+          <w:szCs w:val="28"/>
+          <w:u w:val="single"/>
+          <w:lang w:eastAsia="ru-RU"/>
+          <w14:ligatures w14:val="none"/>
+        </w:rPr>
+        <w:tab/>
+      </w:r>
+    </w:p>
+    <w:p>
+      <w:pPr>
+        <w:spacing w:line="240" w:lineRule="auto"/>
+        <w:ind w:firstLine="0"/>
+        <w:jc w:val="left"/>
+        <w:rPr>
+          <w:rFonts w:ascii="Times New Roman" w:eastAsia="Times New Roman" w:hAnsi="Times New Roman" w:cs="Times New Roman"/>
+          <w:sz w:val="28"/>
+          <w:szCs w:val="28"/>
+          <w:lang w:eastAsia="ru-RU"/>
+          <w14:ligatures w14:val="none"/>
+        </w:rPr>
+      </w:pPr>
+    </w:p>
+    <w:p>
+      <w:pPr>
+        <w:tabs>
+          <w:tab w:val="right" w:pos="9780"/>
+        </w:tabs>
+        <w:spacing w:line="240" w:lineRule="auto"/>
+        <w:ind w:firstLine="0"/>
+        <w:jc w:val="left"/>
+        <w:rPr>
+          <w:rFonts w:ascii="Times New Roman" w:eastAsia="Times New Roman" w:hAnsi="Times New Roman" w:cs="Times New Roman"/>
+          <w:sz w:val="28"/>
+          <w:szCs w:val="28"/>
+          <w:u w:val="single"/>
+          <w:lang w:eastAsia="ru-RU"/>
+          <w14:ligatures w14:val="none"/>
+        </w:rPr>
+      </w:pPr>
+      <w:r>
+        <w:rPr>
+          <w:rFonts w:ascii="Times New Roman" w:eastAsia="Times New Roman" w:hAnsi="Times New Roman" w:cs="Times New Roman"/>
+          <w:sz w:val="28"/>
+          <w:szCs w:val="28"/>
+          <w:lang w:eastAsia="ru-RU"/>
+          <w14:ligatures w14:val="none"/>
+        </w:rPr>
+        <w:lastRenderedPageBreak/>
+        <w:t xml:space="preserve">3. Содержание графической части </w:t>
+      </w:r>
+      <w:r>
+        <w:rPr>
+          <w:rFonts w:ascii="Times New Roman" w:eastAsia="Times New Roman" w:hAnsi="Times New Roman" w:cs="Times New Roman"/>
+          <w:sz w:val="28"/>
+          <w:szCs w:val="28"/>
+          <w:u w:val="single"/>
+          <w:lang w:eastAsia="ru-RU"/>
+          <w14:ligatures w14:val="none"/>
+        </w:rPr>
+        <w:tab/>
+      </w:r>
+    </w:p>
+    <w:p>
+      <w:pPr>
+        <w:spacing w:line="240" w:lineRule="auto"/>
+        <w:ind w:firstLine="0"/>
+        <w:jc w:val="left"/>
+        <w:rPr>
+          <w:rFonts w:ascii="Times New Roman" w:eastAsia="Times New Roman" w:hAnsi="Times New Roman" w:cs="Times New Roman"/>
+          <w:sz w:val="22"/>
+          <w:lang w:eastAsia="ru-RU"/>
+          <w14:ligatures w14:val="none"/>
+        </w:rPr>
+      </w:pPr>
+      <w:r>
+        <w:rPr>
+          <w:rFonts w:ascii="Times New Roman" w:eastAsia="Times New Roman" w:hAnsi="Times New Roman" w:cs="Times New Roman"/>
+          <w:sz w:val="22"/>
+          <w:lang w:eastAsia="ru-RU"/>
+          <w14:ligatures w14:val="none"/>
+        </w:rPr>
+        <w:t>(перечень графического материала, число листов с указанием формата)</w:t>
+      </w:r>
+    </w:p>
+    <w:p>
+      <w:pPr>
+        <w:tabs>
+          <w:tab w:val="right" w:pos="9780"/>
+        </w:tabs>
+        <w:spacing w:line="240" w:lineRule="auto"/>
+        <w:ind w:firstLine="0"/>
+        <w:jc w:val="left"/>
+        <w:rPr>
+          <w:rFonts w:ascii="Times New Roman" w:eastAsia="Times New Roman" w:hAnsi="Times New Roman" w:cs="Times New Roman"/>
+          <w:sz w:val="28"/>
+          <w:szCs w:val="28"/>
+          <w:u w:val="single"/>
+          <w:lang w:eastAsia="ru-RU"/>
+          <w14:ligatures w14:val="none"/>
+        </w:rPr>
+      </w:pPr>
+      <w:r>
+        <w:rPr>
+          <w:rFonts w:ascii="Times New Roman" w:eastAsia="Times New Roman" w:hAnsi="Times New Roman" w:cs="Times New Roman"/>
+          <w:sz w:val="28"/>
+          <w:szCs w:val="28"/>
+          <w:u w:val="single"/>
+          <w:lang w:eastAsia="ru-RU"/>
+          <w14:ligatures w14:val="none"/>
+        </w:rPr>
+        <w:tab/>
+      </w:r>
+    </w:p>
+    <w:p>
+      <w:pPr>
+        <w:tabs>
+          <w:tab w:val="right" w:pos="9780"/>
+        </w:tabs>
+        <w:spacing w:line="240" w:lineRule="auto"/>
+        <w:ind w:firstLine="0"/>
+        <w:jc w:val="left"/>
+        <w:rPr>
+          <w:rFonts w:ascii="Times New Roman" w:eastAsia="Times New Roman" w:hAnsi="Times New Roman" w:cs="Times New Roman"/>
+          <w:sz w:val="28"/>
+          <w:szCs w:val="28"/>
+          <w:u w:val="single"/>
+          <w:lang w:eastAsia="ru-RU"/>
+          <w14:ligatures w14:val="none"/>
+        </w:rPr>
+      </w:pPr>
+      <w:r>
+        <w:rPr>
+          <w:rFonts w:ascii="Times New Roman" w:eastAsia="Times New Roman" w:hAnsi="Times New Roman" w:cs="Times New Roman"/>
+          <w:sz w:val="28"/>
+          <w:szCs w:val="28"/>
+          <w:u w:val="single"/>
+          <w:lang w:eastAsia="ru-RU"/>
+          <w14:ligatures w14:val="none"/>
+        </w:rPr>
+        <w:tab/>
+      </w:r>
+    </w:p>
+    <w:p>
+      <w:pPr>
+        <w:tabs>
+          <w:tab w:val="right" w:pos="9780"/>
+        </w:tabs>
+        <w:spacing w:line="240" w:lineRule="auto"/>
+        <w:ind w:firstLine="0"/>
+        <w:jc w:val="left"/>
+        <w:rPr>
+          <w:rFonts w:ascii="Times New Roman" w:eastAsia="Times New Roman" w:hAnsi="Times New Roman" w:cs="Times New Roman"/>
+          <w:sz w:val="28"/>
+          <w:szCs w:val="28"/>
+          <w:u w:val="single"/>
+          <w:lang w:eastAsia="ru-RU"/>
+          <w14:ligatures w14:val="none"/>
+        </w:rPr>
+      </w:pPr>
+      <w:r>
+        <w:rPr>
+          <w:rFonts w:ascii="Times New Roman" w:eastAsia="Times New Roman" w:hAnsi="Times New Roman" w:cs="Times New Roman"/>
+          <w:sz w:val="28"/>
+          <w:szCs w:val="28"/>
+          <w:u w:val="single"/>
+          <w:lang w:eastAsia="ru-RU"/>
+          <w14:ligatures w14:val="none"/>
+        </w:rPr>
+        <w:tab/>
+      </w:r>
+    </w:p>
+    <w:p>
+      <w:pPr>
+        <w:tabs>
+          <w:tab w:val="right" w:pos="9780"/>
+        </w:tabs>
+        <w:spacing w:line="240" w:lineRule="auto"/>
+        <w:ind w:firstLine="0"/>
+        <w:jc w:val="left"/>
+        <w:rPr>
+          <w:rFonts w:ascii="Times New Roman" w:eastAsia="Times New Roman" w:hAnsi="Times New Roman" w:cs="Times New Roman"/>
+          <w:sz w:val="28"/>
+          <w:szCs w:val="28"/>
+          <w:u w:val="single"/>
+          <w:lang w:eastAsia="ru-RU"/>
+          <w14:ligatures w14:val="none"/>
+        </w:rPr>
+      </w:pPr>
+      <w:r>
+        <w:rPr>
+          <w:rFonts w:ascii="Times New Roman" w:eastAsia="Times New Roman" w:hAnsi="Times New Roman" w:cs="Times New Roman"/>
+          <w:sz w:val="28"/>
+          <w:szCs w:val="28"/>
+          <w:u w:val="single"/>
+          <w:lang w:eastAsia="ru-RU"/>
+          <w14:ligatures w14:val="none"/>
+        </w:rPr>
+        <w:tab/>
+      </w:r>
+    </w:p>
+    <w:p>
+      <w:pPr>
+        <w:tabs>
+          <w:tab w:val="right" w:pos="9780"/>
+        </w:tabs>
+        <w:spacing w:line="240" w:lineRule="auto"/>
+        <w:ind w:firstLine="0"/>
+        <w:jc w:val="left"/>
+        <w:rPr>
+          <w:rFonts w:ascii="Times New Roman" w:eastAsia="Times New Roman" w:hAnsi="Times New Roman" w:cs="Times New Roman"/>
+          <w:sz w:val="28"/>
+          <w:szCs w:val="28"/>
+          <w:u w:val="single"/>
+          <w:lang w:eastAsia="ru-RU"/>
+          <w14:ligatures w14:val="none"/>
+        </w:rPr>
+      </w:pPr>
+      <w:r>
+        <w:rPr>
+          <w:rFonts w:ascii="Times New Roman" w:eastAsia="Times New Roman" w:hAnsi="Times New Roman" w:cs="Times New Roman"/>
+          <w:sz w:val="28"/>
+          <w:szCs w:val="28"/>
+          <w:u w:val="single"/>
+          <w:lang w:eastAsia="ru-RU"/>
+          <w14:ligatures w14:val="none"/>
+        </w:rPr>
+        <w:tab/>
+      </w:r>
+    </w:p>
+    <w:p>
+      <w:pPr>
+        <w:tabs>
+          <w:tab w:val="right" w:pos="9780"/>
+        </w:tabs>
+        <w:spacing w:line="240" w:lineRule="auto"/>
+        <w:ind w:firstLine="0"/>
+        <w:jc w:val="left"/>
+        <w:rPr>
+          <w:rFonts w:ascii="Times New Roman" w:eastAsia="Times New Roman" w:hAnsi="Times New Roman" w:cs="Times New Roman"/>
+          <w:sz w:val="28"/>
+          <w:szCs w:val="28"/>
+          <w:u w:val="single"/>
+          <w:lang w:eastAsia="ru-RU"/>
+          <w14:ligatures w14:val="none"/>
+        </w:rPr>
+      </w:pPr>
+      <w:r>
+        <w:rPr>
+          <w:rFonts w:ascii="Times New Roman" w:eastAsia="Times New Roman" w:hAnsi="Times New Roman" w:cs="Times New Roman"/>
+          <w:sz w:val="28"/>
+          <w:szCs w:val="28"/>
+          <w:u w:val="single"/>
+          <w:lang w:eastAsia="ru-RU"/>
+          <w14:ligatures w14:val="none"/>
+        </w:rPr>
+        <w:tab/>
+      </w:r>
+    </w:p>
+    <w:p>
+      <w:pPr>
+        <w:spacing w:line="240" w:lineRule="auto"/>
+        <w:ind w:firstLine="0"/>
+        <w:jc w:val="left"/>
+        <w:rPr>
+          <w:rFonts w:ascii="Times New Roman" w:eastAsia="Times New Roman" w:hAnsi="Times New Roman" w:cs="Times New Roman"/>
+          <w:sz w:val="28"/>
+          <w:szCs w:val="28"/>
+          <w:lang w:eastAsia="ru-RU"/>
+          <w14:ligatures w14:val="none"/>
+        </w:rPr>
+      </w:pPr>
+    </w:p>
+    <w:p>
+      <w:pPr>
+        <w:spacing w:line="240" w:lineRule="auto"/>
+        <w:ind w:firstLine="0"/>
+        <w:jc w:val="left"/>
+        <w:rPr>
+          <w:rFonts w:ascii="Times New Roman" w:eastAsia="Times New Roman" w:hAnsi="Times New Roman" w:cs="Times New Roman"/>
+          <w:sz w:val="28"/>
+          <w:szCs w:val="28"/>
+          <w:lang w:eastAsia="ru-RU"/>
+          <w14:ligatures w14:val="none"/>
+        </w:rPr>
+      </w:pPr>
+      <w:r>
+        <w:rPr>
+          <w:rFonts w:ascii="Times New Roman" w:eastAsia="Times New Roman" w:hAnsi="Times New Roman" w:cs="Times New Roman"/>
+          <w:sz w:val="28"/>
+          <w:szCs w:val="28"/>
+          <w:lang w:eastAsia="ru-RU"/>
+          <w14:ligatures w14:val="none"/>
+        </w:rPr>
+        <w:t>КОНСУЛЬТАНТЫ:</w:t>
+      </w:r>
+    </w:p>
+    <w:p>
+      <w:pPr>
+        <w:tabs>
+          <w:tab w:val="right" w:pos="9780"/>
+        </w:tabs>
+        <w:spacing w:line="240" w:lineRule="auto"/>
+        <w:ind w:firstLine="0"/>
+        <w:jc w:val="left"/>
+        <w:rPr>
+          <w:rFonts w:ascii="Times New Roman" w:eastAsia="Times New Roman" w:hAnsi="Times New Roman" w:cs="Times New Roman"/>
+          <w:sz w:val="28"/>
+          <w:szCs w:val="28"/>
+          <w:u w:val="single"/>
+          <w:lang w:eastAsia="ru-RU"/>
+          <w14:ligatures w14:val="none"/>
+        </w:rPr>
+      </w:pPr>
+    </w:p>
+    <w:p>
+      <w:pPr>
+        <w:tabs>
+          <w:tab w:val="right" w:pos="9780"/>
+        </w:tabs>
+        <w:spacing w:line="240" w:lineRule="auto"/>
+        <w:ind w:firstLine="0"/>
+        <w:jc w:val="left"/>
+        <w:rPr>
+          <w:rFonts w:ascii="Times New Roman" w:eastAsia="Times New Roman" w:hAnsi="Times New Roman" w:cs="Times New Roman"/>
+          <w:sz w:val="28"/>
+          <w:szCs w:val="28"/>
+          <w:u w:val="single"/>
+          <w:lang w:eastAsia="ru-RU"/>
+          <w14:ligatures w14:val="none"/>
+        </w:rPr>
+      </w:pPr>
+      <w:r>
+        <w:rPr>
+          <w:rFonts w:ascii="Times New Roman" w:eastAsia="Times New Roman" w:hAnsi="Times New Roman" w:cs="Times New Roman"/>
+          <w:sz w:val="28"/>
+          <w:szCs w:val="28"/>
+          <w:u w:val="single"/>
+          <w:lang w:eastAsia="ru-RU"/>
+          <w14:ligatures w14:val="none"/>
+        </w:rPr>
+        <w:tab/>
+      </w:r>
+    </w:p>
+    <w:p>
+      <w:pPr>
+        <w:spacing w:line="240" w:lineRule="auto"/>
+        <w:ind w:firstLine="0"/>
+        <w:jc w:val="center"/>
+        <w:rPr>
+          <w:rFonts w:ascii="Times New Roman" w:eastAsia="Times New Roman" w:hAnsi="Times New Roman" w:cs="Times New Roman"/>
+          <w:sz w:val="22"/>
+          <w:lang w:eastAsia="ru-RU"/>
+          <w14:ligatures w14:val="none"/>
+        </w:rPr>
+      </w:pPr>
+      <w:r>
+        <w:rPr>
+          <w:rFonts w:ascii="Times New Roman" w:eastAsia="Times New Roman" w:hAnsi="Times New Roman" w:cs="Times New Roman"/>
+          <w:sz w:val="22"/>
+          <w:lang w:eastAsia="ru-RU"/>
+          <w14:ligatures w14:val="none"/>
+        </w:rPr>
+        <w:t xml:space="preserve"> (должность, Ф.И.О., подпись, дата)</w:t>
+      </w:r>
+    </w:p>
+    <w:p>
+      <w:pPr>
+        <w:tabs>
+          <w:tab w:val="right" w:pos="9780"/>
+        </w:tabs>
+        <w:spacing w:line="240" w:lineRule="auto"/>
+        <w:ind w:firstLine="0"/>
+        <w:jc w:val="left"/>
+        <w:rPr>
+          <w:rFonts w:ascii="Times New Roman" w:eastAsia="Times New Roman" w:hAnsi="Times New Roman" w:cs="Times New Roman"/>
+          <w:sz w:val="28"/>
+          <w:szCs w:val="28"/>
+          <w:u w:val="single"/>
+          <w:lang w:eastAsia="ru-RU"/>
+          <w14:ligatures w14:val="none"/>
+        </w:rPr>
+      </w:pPr>
+    </w:p>
+    <w:p>
+      <w:pPr>
+        <w:tabs>
+          <w:tab w:val="right" w:pos="9780"/>
+        </w:tabs>
+        <w:spacing w:line="240" w:lineRule="auto"/>
+        <w:ind w:firstLine="0"/>
+        <w:jc w:val="left"/>
+        <w:rPr>
+          <w:rFonts w:ascii="Times New Roman" w:eastAsia="Times New Roman" w:hAnsi="Times New Roman" w:cs="Times New Roman"/>
+          <w:sz w:val="28"/>
+          <w:szCs w:val="28"/>
+          <w:u w:val="single"/>
+          <w:lang w:eastAsia="ru-RU"/>
+          <w14:ligatures w14:val="none"/>
+        </w:rPr>
+      </w:pPr>
+      <w:r>
+        <w:rPr>
+          <w:rFonts w:ascii="Times New Roman" w:eastAsia="Times New Roman" w:hAnsi="Times New Roman" w:cs="Times New Roman"/>
+          <w:sz w:val="28"/>
+          <w:szCs w:val="28"/>
+          <w:u w:val="single"/>
+          <w:lang w:eastAsia="ru-RU"/>
+          <w14:ligatures w14:val="none"/>
+        </w:rPr>
+        <w:tab/>
+      </w:r>
+    </w:p>
+    <w:p>
+      <w:pPr>
+        <w:spacing w:line="240" w:lineRule="auto"/>
+        <w:ind w:firstLine="0"/>
+        <w:jc w:val="center"/>
+        <w:rPr>
+          <w:rFonts w:ascii="Times New Roman" w:eastAsia="Times New Roman" w:hAnsi="Times New Roman" w:cs="Times New Roman"/>
+          <w:sz w:val="22"/>
+          <w:lang w:eastAsia="ru-RU"/>
+          <w14:ligatures w14:val="none"/>
+        </w:rPr>
+      </w:pPr>
+      <w:r>
+        <w:rPr>
+          <w:rFonts w:ascii="Times New Roman" w:eastAsia="Times New Roman" w:hAnsi="Times New Roman" w:cs="Times New Roman"/>
+          <w:sz w:val="22"/>
+          <w:lang w:eastAsia="ru-RU"/>
+          <w14:ligatures w14:val="none"/>
+        </w:rPr>
+        <w:t xml:space="preserve"> (должность, Ф.И.О., подпись, дата)</w:t>
+      </w:r>
+    </w:p>
+    <w:p>
+      <w:pPr>
+        <w:spacing w:line="240" w:lineRule="auto"/>
+        <w:ind w:firstLine="0"/>
+        <w:jc w:val="left"/>
+        <w:rPr>
+          <w:rFonts w:ascii="Times New Roman" w:eastAsia="Times New Roman" w:hAnsi="Times New Roman" w:cs="Times New Roman"/>
+          <w:sz w:val="28"/>
+          <w:szCs w:val="28"/>
+          <w:lang w:eastAsia="ru-RU"/>
+          <w14:ligatures w14:val="none"/>
+        </w:rPr>
+      </w:pPr>
+    </w:p>
+    <w:p>
+      <w:pPr>
+        <w:tabs>
+          <w:tab w:val="right" w:pos="9780"/>
+        </w:tabs>
+        <w:spacing w:line="240" w:lineRule="auto"/>
+        <w:ind w:firstLine="0"/>
+        <w:jc w:val="left"/>
+        <w:rPr>
+          <w:rFonts w:ascii="Times New Roman" w:eastAsia="Times New Roman" w:hAnsi="Times New Roman" w:cs="Times New Roman"/>
+          <w:sz w:val="28"/>
+          <w:szCs w:val="28"/>
+          <w:u w:val="single"/>
+          <w:lang w:eastAsia="ru-RU"/>
+          <w14:ligatures w14:val="none"/>
+        </w:rPr>
+      </w:pPr>
+      <w:r>
+        <w:rPr>
+          <w:rFonts w:ascii="Times New Roman" w:eastAsia="Times New Roman" w:hAnsi="Times New Roman" w:cs="Times New Roman"/>
+          <w:sz w:val="28"/>
+          <w:szCs w:val="28"/>
+          <w:u w:val="single"/>
+          <w:lang w:eastAsia="ru-RU"/>
+          <w14:ligatures w14:val="none"/>
+        </w:rPr>
+        <w:tab/>
+      </w:r>
+    </w:p>
+    <w:p>
+      <w:pPr>
+        <w:spacing w:line="240" w:lineRule="auto"/>
+        <w:ind w:firstLine="0"/>
+        <w:jc w:val="center"/>
+        <w:rPr>
+          <w:rFonts w:ascii="Times New Roman" w:eastAsia="Times New Roman" w:hAnsi="Times New Roman" w:cs="Times New Roman"/>
+          <w:sz w:val="22"/>
+          <w:lang w:eastAsia="ru-RU"/>
+          <w14:ligatures w14:val="none"/>
+        </w:rPr>
+      </w:pPr>
+      <w:r>
+        <w:rPr>
+          <w:rFonts w:ascii="Times New Roman" w:eastAsia="Times New Roman" w:hAnsi="Times New Roman" w:cs="Times New Roman"/>
+          <w:sz w:val="22"/>
+          <w:lang w:eastAsia="ru-RU"/>
+          <w14:ligatures w14:val="none"/>
+        </w:rPr>
+        <w:t xml:space="preserve"> (должность, Ф.И.О., подпись, дата)</w:t>
+      </w:r>
+    </w:p>
+    <w:p>
+      <w:pPr>
+        <w:tabs>
+          <w:tab w:val="right" w:pos="9780"/>
+        </w:tabs>
+        <w:spacing w:line="240" w:lineRule="auto"/>
+        <w:ind w:firstLine="0"/>
+        <w:jc w:val="left"/>
+        <w:rPr>
+          <w:rFonts w:ascii="Times New Roman" w:eastAsia="Times New Roman" w:hAnsi="Times New Roman" w:cs="Times New Roman"/>
+          <w:sz w:val="28"/>
+          <w:szCs w:val="28"/>
+          <w:u w:val="single"/>
+          <w:lang w:eastAsia="ru-RU"/>
+          <w14:ligatures w14:val="none"/>
+        </w:rPr>
+      </w:pPr>
+    </w:p>
+    <w:p>
+      <w:pPr>
+        <w:tabs>
+          <w:tab w:val="right" w:pos="9780"/>
+        </w:tabs>
+        <w:spacing w:line="240" w:lineRule="auto"/>
+        <w:ind w:firstLine="0"/>
+        <w:jc w:val="left"/>
+        <w:rPr>
+          <w:rFonts w:ascii="Times New Roman" w:eastAsia="Times New Roman" w:hAnsi="Times New Roman" w:cs="Times New Roman"/>
+          <w:sz w:val="28"/>
+          <w:szCs w:val="28"/>
+          <w:u w:val="single"/>
+          <w:lang w:eastAsia="ru-RU"/>
+          <w14:ligatures w14:val="none"/>
+        </w:rPr>
+      </w:pPr>
+      <w:r>
+        <w:rPr>
+          <w:rFonts w:ascii="Times New Roman" w:eastAsia="Times New Roman" w:hAnsi="Times New Roman" w:cs="Times New Roman"/>
+          <w:sz w:val="28"/>
+          <w:szCs w:val="28"/>
+          <w:u w:val="single"/>
+          <w:lang w:eastAsia="ru-RU"/>
+          <w14:ligatures w14:val="none"/>
+        </w:rPr>
+        <w:tab/>
+      </w:r>
+    </w:p>
+    <w:p>
+      <w:pPr>
+        <w:spacing w:line="240" w:lineRule="auto"/>
+        <w:ind w:firstLine="0"/>
+        <w:jc w:val="center"/>
+        <w:rPr>
+          <w:rFonts w:ascii="Times New Roman" w:eastAsia="Times New Roman" w:hAnsi="Times New Roman" w:cs="Times New Roman"/>
+          <w:sz w:val="22"/>
+          <w:lang w:eastAsia="ru-RU"/>
+          <w14:ligatures w14:val="none"/>
+        </w:rPr>
+      </w:pPr>
+      <w:r>
+        <w:rPr>
+          <w:rFonts w:ascii="Times New Roman" w:eastAsia="Times New Roman" w:hAnsi="Times New Roman" w:cs="Times New Roman"/>
+          <w:sz w:val="22"/>
+          <w:lang w:eastAsia="ru-RU"/>
+          <w14:ligatures w14:val="none"/>
+        </w:rPr>
+        <w:t xml:space="preserve"> (должность, Ф.И.О., подпись, дата)</w:t>
+      </w:r>
+    </w:p>
+    <w:p>
+      <w:pPr>
+        <w:spacing w:line="240" w:lineRule="auto"/>
+        <w:ind w:firstLine="0"/>
+        <w:jc w:val="left"/>
+        <w:rPr>
+          <w:rFonts w:ascii="Times New Roman" w:eastAsia="Times New Roman" w:hAnsi="Times New Roman" w:cs="Times New Roman"/>
+          <w:sz w:val="28"/>
+          <w:szCs w:val="28"/>
+          <w:lang w:eastAsia="ru-RU"/>
+          <w14:ligatures w14:val="none"/>
+        </w:rPr>
+      </w:pPr>
+    </w:p>
+    <w:p>
+      <w:pPr>
+        <w:tabs>
+          <w:tab w:val="right" w:pos="9780"/>
+        </w:tabs>
+        <w:spacing w:line="240" w:lineRule="auto"/>
+        <w:ind w:firstLine="0"/>
+        <w:jc w:val="left"/>
+        <w:rPr>
+          <w:rFonts w:ascii="Times New Roman" w:eastAsia="Times New Roman" w:hAnsi="Times New Roman" w:cs="Times New Roman"/>
+          <w:sz w:val="28"/>
+          <w:szCs w:val="28"/>
+          <w:u w:val="single"/>
+          <w:lang w:eastAsia="ru-RU"/>
+          <w14:ligatures w14:val="none"/>
+        </w:rPr>
+      </w:pPr>
+      <w:r>
+        <w:rPr>
+          <w:rFonts w:ascii="Times New Roman" w:eastAsia="Times New Roman" w:hAnsi="Times New Roman" w:cs="Times New Roman"/>
+          <w:sz w:val="28"/>
+          <w:szCs w:val="28"/>
+          <w:u w:val="single"/>
+          <w:lang w:eastAsia="ru-RU"/>
+          <w14:ligatures w14:val="none"/>
+        </w:rPr>
+        <w:tab/>
+      </w:r>
+    </w:p>
+    <w:p>
+      <w:pPr>
+        <w:spacing w:line="240" w:lineRule="auto"/>
+        <w:ind w:firstLine="0"/>
+        <w:jc w:val="center"/>
+        <w:rPr>
+          <w:rFonts w:ascii="Times New Roman" w:eastAsia="Times New Roman" w:hAnsi="Times New Roman" w:cs="Times New Roman"/>
+          <w:sz w:val="22"/>
+          <w:lang w:eastAsia="ru-RU"/>
+          <w14:ligatures w14:val="none"/>
+        </w:rPr>
+      </w:pPr>
+      <w:r>
+        <w:rPr>
+          <w:rFonts w:ascii="Times New Roman" w:eastAsia="Times New Roman" w:hAnsi="Times New Roman" w:cs="Times New Roman"/>
+          <w:sz w:val="22"/>
+          <w:lang w:eastAsia="ru-RU"/>
+          <w14:ligatures w14:val="none"/>
+        </w:rPr>
+        <w:t xml:space="preserve"> (должность, Ф.И.О., подпись, дата)</w:t>
+      </w:r>
+    </w:p>
+    <w:p>
+      <w:pPr>
+        <w:spacing w:line="240" w:lineRule="auto"/>
+        <w:ind w:firstLine="0"/>
+        <w:jc w:val="left"/>
+        <w:rPr>
+          <w:rFonts w:ascii="Times New Roman" w:eastAsia="Times New Roman" w:hAnsi="Times New Roman" w:cs="Times New Roman"/>
+          <w:sz w:val="22"/>
+          <w:lang w:eastAsia="ru-RU"/>
+          <w14:ligatures w14:val="none"/>
+        </w:rPr>
+      </w:pPr>
+    </w:p>
+    <w:p>
+      <w:pPr>
+        <w:spacing w:line="240" w:lineRule="auto"/>
+        <w:ind w:firstLine="0"/>
+        <w:jc w:val="left"/>
+        <w:rPr>
+          <w:rFonts w:ascii="Times New Roman" w:eastAsia="Times New Roman" w:hAnsi="Times New Roman" w:cs="Times New Roman"/>
+          <w:sz w:val="28"/>
+          <w:szCs w:val="28"/>
+          <w:lang w:eastAsia="ru-RU"/>
+          <w14:ligatures w14:val="none"/>
+        </w:rPr>
+      </w:pPr>
+      <w:r>
+        <w:rPr>
+          <w:rFonts w:ascii="Times New Roman" w:eastAsia="Times New Roman" w:hAnsi="Times New Roman" w:cs="Times New Roman"/>
+          <w:sz w:val="28"/>
+          <w:szCs w:val="28"/>
+          <w:lang w:eastAsia="ru-RU"/>
+          <w14:ligatures w14:val="none"/>
+        </w:rPr>
+        <w:t>РУКОВОДИТЕЛЬ ВКР</w:t>
+      </w:r>
+    </w:p>
+    <w:p>
+      <w:pPr>
+        <w:tabs>
+          <w:tab w:val="right" w:pos="9780"/>
+        </w:tabs>
+        <w:spacing w:line="240" w:lineRule="auto"/>
+        <w:ind w:firstLine="0"/>
+        <w:jc w:val="left"/>
+        <w:rPr>
+          <w:rFonts w:ascii="Times New Roman" w:eastAsia="Times New Roman" w:hAnsi="Times New Roman" w:cs="Times New Roman"/>
+          <w:sz w:val="28"/>
+          <w:szCs w:val="28"/>
+          <w:u w:val="single"/>
+          <w:lang w:eastAsia="ru-RU"/>
+          <w14:ligatures w14:val="none"/>
+        </w:rPr>
+      </w:pPr>
+      <w:r>
+        <w:rPr>
+          <w:rFonts w:ascii="Times New Roman" w:eastAsia="Times New Roman" w:hAnsi="Times New Roman" w:cs="Times New Roman"/>
+          <w:sz w:val="28"/>
+          <w:szCs w:val="28"/>
+          <w:u w:val="single"/>
+          <w:lang w:eastAsia="ru-RU"/>
+          <w14:ligatures w14:val="none"/>
+        </w:rPr>
+        <w:tab/>
+      </w:r>
+    </w:p>
+    <w:p>
+      <w:pPr>
+        <w:spacing w:line="240" w:lineRule="auto"/>
+        <w:ind w:firstLine="0"/>
+        <w:jc w:val="center"/>
+        <w:rPr>
+          <w:rFonts w:ascii="Times New Roman" w:eastAsia="Times New Roman" w:hAnsi="Times New Roman" w:cs="Times New Roman"/>
+          <w:sz w:val="22"/>
+          <w:lang w:eastAsia="ru-RU"/>
+          <w14:ligatures w14:val="none"/>
+        </w:rPr>
+      </w:pPr>
+      <w:r>
+        <w:rPr>
+          <w:rFonts w:ascii="Times New Roman" w:eastAsia="Times New Roman" w:hAnsi="Times New Roman" w:cs="Times New Roman"/>
+          <w:sz w:val="22"/>
+          <w:lang w:eastAsia="ru-RU"/>
+          <w14:ligatures w14:val="none"/>
+        </w:rPr>
+        <w:t>(должность, Ф.И.О., подпись, дата)</w:t>
+      </w:r>
+    </w:p>
+    <w:p>
+      <w:pPr>
+        <w:tabs>
+          <w:tab w:val="right" w:pos="9780"/>
+        </w:tabs>
+        <w:spacing w:line="240" w:lineRule="auto"/>
+        <w:ind w:firstLine="0"/>
+        <w:jc w:val="left"/>
+        <w:rPr>
+          <w:rFonts w:ascii="Times New Roman" w:eastAsia="Times New Roman" w:hAnsi="Times New Roman" w:cs="Times New Roman"/>
+          <w:sz w:val="28"/>
+          <w:szCs w:val="28"/>
+          <w:u w:val="single"/>
+          <w:lang w:eastAsia="ru-RU"/>
+          <w14:ligatures w14:val="none"/>
+        </w:rPr>
+      </w:pPr>
+      <w:r>
+        <w:rPr>
+          <w:rFonts w:ascii="Times New Roman" w:eastAsia="Times New Roman" w:hAnsi="Times New Roman" w:cs="Times New Roman"/>
+          <w:sz w:val="28"/>
+          <w:szCs w:val="28"/>
+          <w:lang w:eastAsia="ru-RU"/>
+          <w14:ligatures w14:val="none"/>
+        </w:rPr>
+        <w:t>Задание принял к исполнению</w:t>
+      </w:r>
+      <w:r>
+        <w:rPr>
+          <w:rFonts w:ascii="Times New Roman" w:eastAsia="Times New Roman" w:hAnsi="Times New Roman" w:cs="Times New Roman"/>
+          <w:sz w:val="22"/>
+          <w:lang w:eastAsia="ru-RU"/>
+          <w14:ligatures w14:val="none"/>
+        </w:rPr>
+        <w:t xml:space="preserve"> </w:t>
+      </w:r>
+      <w:r>
+        <w:rPr>
+          <w:rFonts w:ascii="Times New Roman" w:eastAsia="Times New Roman" w:hAnsi="Times New Roman" w:cs="Times New Roman"/>
+          <w:sz w:val="22"/>
+          <w:u w:val="single"/>
+          <w:lang w:eastAsia="ru-RU"/>
+          <w14:ligatures w14:val="none"/>
+        </w:rPr>
+        <w:tab/>
+      </w:r>
+    </w:p>
+    <w:p>
+      <w:pPr>
+        <w:spacing w:line="240" w:lineRule="auto"/>
+        <w:ind w:left="3686" w:firstLine="0"/>
+        <w:jc w:val="center"/>
+        <w:rPr>
+          <w:rFonts w:ascii="Times New Roman" w:eastAsia="Times New Roman" w:hAnsi="Times New Roman" w:cs="Times New Roman"/>
+          <w:sz w:val="22"/>
+          <w:lang w:eastAsia="ru-RU"/>
+          <w14:ligatures w14:val="none"/>
+        </w:rPr>
+      </w:pPr>
+      <w:r>
+        <w:rPr>
+          <w:rFonts w:ascii="Times New Roman" w:eastAsia="Times New Roman" w:hAnsi="Times New Roman" w:cs="Times New Roman"/>
+          <w:sz w:val="22"/>
+          <w:lang w:eastAsia="ru-RU"/>
+          <w14:ligatures w14:val="none"/>
+        </w:rPr>
+        <w:t>(Ф.И.О. студента)</w:t>
+      </w:r>
+    </w:p>
+    <w:p>
+      <w:pPr>
+        <w:tabs>
+          <w:tab w:val="right" w:pos="9780"/>
+        </w:tabs>
+        <w:spacing w:line="240" w:lineRule="auto"/>
+        <w:ind w:firstLine="0"/>
+        <w:jc w:val="left"/>
+        <w:rPr>
+          <w:rFonts w:ascii="Times New Roman" w:eastAsia="Times New Roman" w:hAnsi="Times New Roman" w:cs="Times New Roman"/>
+          <w:sz w:val="28"/>
+          <w:szCs w:val="28"/>
+          <w:u w:val="single"/>
+          <w:lang w:eastAsia="ru-RU"/>
+          <w14:ligatures w14:val="none"/>
+        </w:rPr>
+      </w:pPr>
+      <w:r>
+        <w:rPr>
+          <w:rFonts w:ascii="Times New Roman" w:eastAsia="Times New Roman" w:hAnsi="Times New Roman" w:cs="Times New Roman"/>
+          <w:sz w:val="28"/>
+          <w:szCs w:val="28"/>
+          <w:u w:val="single"/>
+          <w:lang w:eastAsia="ru-RU"/>
+          <w14:ligatures w14:val="none"/>
+        </w:rPr>
+        <w:tab/>
+      </w:r>
+    </w:p>
+    <w:p>
+      <w:pPr>
+        <w:spacing w:line="240" w:lineRule="auto"/>
+        <w:ind w:firstLine="0"/>
+        <w:jc w:val="center"/>
+        <w:rPr>
+          <w:rFonts w:ascii="Times New Roman" w:eastAsia="Times New Roman" w:hAnsi="Times New Roman" w:cs="Times New Roman"/>
+          <w:sz w:val="22"/>
+          <w:lang w:eastAsia="ru-RU"/>
+          <w14:ligatures w14:val="none"/>
+        </w:rPr>
+      </w:pPr>
+      <w:r>
+        <w:rPr>
+          <w:rFonts w:ascii="Times New Roman" w:eastAsia="Times New Roman" w:hAnsi="Times New Roman" w:cs="Times New Roman"/>
+          <w:sz w:val="22"/>
+          <w:lang w:eastAsia="ru-RU"/>
+          <w14:ligatures w14:val="none"/>
+        </w:rPr>
+        <w:t>(дата и подпись)</w:t>
+      </w:r>
+    </w:p>
+    <w:p>
+      <w:pPr>
+        <w:spacing w:line="240" w:lineRule="auto"/>
+        <w:ind w:firstLine="0"/>
+        <w:jc w:val="center"/>
+        <w:rPr>
+          <w:rFonts w:ascii="Times New Roman" w:eastAsia="Times New Roman" w:hAnsi="Times New Roman" w:cs="Times New Roman"/>
+          <w:sz w:val="22"/>
+          <w:lang w:eastAsia="ru-RU"/>
+          <w14:ligatures w14:val="none"/>
+        </w:rPr>
+      </w:pPr>
+    </w:p>
+    <w:p>
+      <w:pPr>
+        <w:spacing w:line="240" w:lineRule="auto"/>
+        <w:ind w:firstLine="0"/>
+        <w:jc w:val="center"/>
+        <w:rPr>
+          <w:rFonts w:ascii="Times New Roman" w:eastAsia="Times New Roman" w:hAnsi="Times New Roman" w:cs="Times New Roman"/>
+          <w:sz w:val="22"/>
+          <w:lang w:eastAsia="ru-RU"/>
+          <w14:ligatures w14:val="none"/>
+        </w:rPr>
+      </w:pPr>
+    </w:p>
+    <w:p>
+      <w:pPr>
+        <w:spacing w:line="240" w:lineRule="auto"/>
+        <w:ind w:firstLine="0"/>
+        <w:jc w:val="left"/>
+        <w:rPr>
+          <w:rFonts w:ascii="Times New Roman" w:eastAsia="Times New Roman" w:hAnsi="Times New Roman" w:cs="Times New Roman"/>
+          <w:sz w:val="28"/>
+          <w:szCs w:val="28"/>
+          <w:lang w:eastAsia="ru-RU"/>
+          <w14:ligatures w14:val="none"/>
+        </w:rPr>
+      </w:pPr>
+      <w:r>
+        <w:rPr>
+          <w:rFonts w:ascii="Times New Roman" w:eastAsia="Times New Roman" w:hAnsi="Times New Roman" w:cs="Times New Roman"/>
+          <w:sz w:val="28"/>
+          <w:szCs w:val="28"/>
+          <w:lang w:eastAsia="ru-RU"/>
+          <w14:ligatures w14:val="none"/>
+        </w:rPr>
+        <w:t>Задание зарегистрировано:</w:t>
+      </w:r>
+    </w:p>
+    <w:p>
+      <w:pPr>
+        <w:spacing w:line="240" w:lineRule="auto"/>
+        <w:ind w:firstLine="0"/>
+        <w:jc w:val="left"/>
+        <w:rPr>
+          <w:rFonts w:ascii="Times New Roman" w:eastAsia="Times New Roman" w:hAnsi="Times New Roman" w:cs="Times New Roman"/>
+          <w:sz w:val="28"/>
+          <w:szCs w:val="28"/>
+          <w:lang w:eastAsia="ru-RU"/>
+          <w14:ligatures w14:val="none"/>
+        </w:rPr>
+      </w:pPr>
+      <w:r>
+        <w:rPr>
+          <w:rFonts w:ascii="Times New Roman" w:eastAsia="Times New Roman" w:hAnsi="Times New Roman" w:cs="Times New Roman"/>
+          <w:sz w:val="28"/>
+          <w:szCs w:val="28"/>
+          <w:lang w:eastAsia="ru-RU"/>
+          <w14:ligatures w14:val="none"/>
+        </w:rPr>
+        <w:t>ЗАВЕДУЮЩИЙ КАФЕДРОЙ ___________________________________</w:t>
+      </w:r>
+    </w:p>
+    <w:p>
+      <w:pPr>
+        <w:spacing w:line="240" w:lineRule="auto"/>
+        <w:ind w:left="5664" w:firstLine="708"/>
+        <w:jc w:val="left"/>
+        <w:rPr>
+          <w:rFonts w:ascii="Times New Roman" w:eastAsia="Times New Roman" w:hAnsi="Times New Roman" w:cs="Times New Roman"/>
+          <w:sz w:val="22"/>
+          <w:lang w:eastAsia="ru-RU"/>
+          <w14:ligatures w14:val="none"/>
+        </w:rPr>
+      </w:pPr>
+      <w:r>
+        <w:rPr>
+          <w:rFonts w:ascii="Times New Roman" w:eastAsia="Times New Roman" w:hAnsi="Times New Roman" w:cs="Times New Roman"/>
+          <w:sz w:val="22"/>
+          <w:lang w:eastAsia="ru-RU"/>
+          <w14:ligatures w14:val="none"/>
+        </w:rPr>
+        <w:t>(подпись)</w:t>
+      </w:r>
+    </w:p>
+    <w:p>
+      <w:pPr>
+        <w:spacing w:line="240" w:lineRule="auto"/>
+        <w:ind w:firstLine="0"/>
+        <w:jc w:val="left"/>
+        <w:rPr>
+          <w:rFonts w:ascii="Times New Roman" w:eastAsia="Times New Roman" w:hAnsi="Times New Roman" w:cs="Times New Roman"/>
+          <w:sz w:val="22"/>
+          <w:lang w:eastAsia="ru-RU"/>
+          <w14:ligatures w14:val="none"/>
+        </w:rPr>
+      </w:pPr>
+    </w:p>
+    <w:p>
+      <w:pPr>
+        <w:spacing w:line="240" w:lineRule="auto"/>
+        <w:ind w:firstLine="0"/>
+        <w:jc w:val="left"/>
+        <w:rPr>
+          <w:rFonts w:ascii="Times New Roman" w:eastAsia="Times New Roman" w:hAnsi="Times New Roman" w:cs="Times New Roman"/>
+          <w:sz w:val="22"/>
+          <w:lang w:eastAsia="ru-RU"/>
+          <w14:ligatures w14:val="none"/>
+        </w:rPr>
+      </w:pPr>
+      <w:r>
+        <w:rPr>
+          <w:rFonts w:ascii="Times New Roman" w:eastAsia="Times New Roman" w:hAnsi="Times New Roman" w:cs="Times New Roman"/>
+          <w:sz w:val="22"/>
+          <w:lang w:eastAsia="ru-RU"/>
+          <w14:ligatures w14:val="none"/>
+        </w:rPr>
+        <w:t>«_____</w:t>
+      </w:r>
+      <w:proofErr w:type="gramStart"/>
+      <w:r>
+        <w:rPr>
+          <w:rFonts w:ascii="Times New Roman" w:eastAsia="Times New Roman" w:hAnsi="Times New Roman" w:cs="Times New Roman"/>
+          <w:sz w:val="22"/>
+          <w:lang w:eastAsia="ru-RU"/>
+          <w14:ligatures w14:val="none"/>
+        </w:rPr>
+        <w:t>_»_</w:t>
+      </w:r>
+      <w:proofErr w:type="gramEnd"/>
+      <w:r>
+        <w:rPr>
+          <w:rFonts w:ascii="Times New Roman" w:eastAsia="Times New Roman" w:hAnsi="Times New Roman" w:cs="Times New Roman"/>
+          <w:sz w:val="22"/>
+          <w:lang w:eastAsia="ru-RU"/>
+          <w14:ligatures w14:val="none"/>
+        </w:rPr>
+        <w:t>_________________ 201__ г.</w:t>
+      </w:r>
+    </w:p>
+    <w:p>
+      <w:pPr>
+        <w:spacing w:line="240" w:lineRule="auto"/>
+        <w:ind w:firstLine="0"/>
+        <w:jc w:val="center"/>
+        <w:rPr>
+          <w:rFonts w:ascii="Times New Roman" w:eastAsia="Times New Roman" w:hAnsi="Times New Roman" w:cs="Times New Roman"/>
+          <w:sz w:val="22"/>
+          <w:lang w:eastAsia="ru-RU"/>
+          <w14:ligatures w14:val="none"/>
+        </w:rPr>
+      </w:pPr>
+    </w:p>
+    <w:p>
+      <w:pPr>
+        <w:ind w:firstLine="0"/>
+        <w:jc w:val="center"/>
+        <w:rPr>
+          <w:b/>
+          <w:caps/>
+        </w:rPr>
+        <w:sectPr>
+          <w:pgSz w:w="11906" w:h="16838" w:code="9"/>
+          <w:pgMar w:top="1134" w:right="851" w:bottom="709" w:left="1276" w:header="720" w:footer="720" w:gutter="0"/>
+          <w:cols w:space="720"/>
+          <w:docGrid w:linePitch="360"/>
+        </w:sectPr>
+      </w:pPr>
+    </w:p>
+    <w:p>
+      <w:pPr>
+        <w:ind w:firstLine="0"/>
+        <w:jc w:val="center"/>
+      </w:pPr>
+      <w:r>
+        <w:rPr>
+          <w:b/>
+          <w:caps/>
+        </w:rPr>
+        <w:lastRenderedPageBreak/>
+        <w:t>Содержание</w:t>
+      </w:r>
+    </w:p>
+    <w:p>
+      <w:pPr>
+        <w:pStyle w:val="TOC1"/>
+        <w:tabs>
+          <w:tab w:val="right" w:leader="dot" w:pos="9628"/>
+        </w:tabs>
+        <w:rPr>
+          <w:rFonts w:eastAsiaTheme="minorEastAsia"/>
+          <w:noProof/>
+          <w:kern w:val="2"/>
+          <w:szCs w:val="24"/>
+          <w:lang w:eastAsia="ru-RU"/>
+        </w:rPr>
+      </w:pPr>
+      <w:r>
+        <w:fldChar w:fldCharType="begin"/>
+      </w:r>
+      <w:r>
+        <w:instrText xml:space="preserve"> TOC \o "1-3" \u </w:instrText>
+      </w:r>
+      <w:r>
+        <w:fldChar w:fldCharType="separate"/>
+      </w:r>
+      <w:r>
+        <w:rPr>
+          <w:noProof/>
+        </w:rPr>
+        <w:t>Введение</w:t>
+      </w:r>
+      <w:r>
+        <w:rPr>
+          <w:noProof/>
+        </w:rPr>
+        <w:tab/>
+      </w:r>
+      <w:r>
+        <w:rPr>
+          <w:noProof/>
+        </w:rPr>
+        <w:fldChar w:fldCharType="begin"/>
+      </w:r>
+      <w:r>
+        <w:rPr>
+          <w:noProof/>
+        </w:rPr>
+        <w:instrText xml:space="preserve"> PAGEREF _Toc231920411 \h </w:instrText>
+      </w:r>
+      <w:r>
+        <w:rPr>
+          <w:noProof/>
+        </w:rPr>
+      </w:r>
+      <w:r>
+        <w:rPr>
+          <w:noProof/>
+        </w:rPr>
+        <w:fldChar w:fldCharType="separate"/>
+      </w:r>
+      <w:r>
+        <w:rPr>
+          <w:noProof/>
+        </w:rPr>
+        <w:t>2</w:t>
+      </w:r>
+      <w:r>
+        <w:rPr>
+          <w:noProof/>
+        </w:rPr>
+        <w:fldChar w:fldCharType="end"/>
+      </w:r>
+    </w:p>
+    <w:p>
+      <w:r>
+        <w:fldChar w:fldCharType="end"/>
+      </w:r>
+    </w:p>
+    <w:p>
+      <w:pPr>
+        <w:rPr>
+          <w:rFonts w:asciiTheme="majorHAnsi" w:eastAsiaTheme="majorEastAsia" w:hAnsiTheme="majorHAnsi" w:cstheme="majorBidi"/>
+          <w:szCs w:val="40"/>
+        </w:rPr>
+      </w:pPr>
+      <w:r>
+        <w:br w:type="page"/>
+      </w:r>
+    </w:p>
+    <w:p>
+      <w:pPr>
+        <w:pStyle w:val="Heading1"/>
+      </w:pPr>
+      <w:bookmarkStart w:id="0" w:name="_Toc231920411"/>
+      <w:r>
+        <w:lastRenderedPageBreak/>
+        <w:t>Введение</w:t>
+      </w:r>
+      <w:bookmarkEnd w:id="0"/>
+    </w:p>
+    <w:p/>
     <w:sectPr>
       <w:pgSz w:w="11906" w:h="16838" w:code="9"/>
       <w:pgMar w:top="1134" w:right="567" w:bottom="1134" w:left="1701" w:header="720" w:footer="720" w:gutter="0"/>
@@ -189,7 +3945,7 @@
     <w:lsdException w:name="Table Grid" w:uiPriority="39"/>
     <w:lsdException w:name="Table Theme" w:semiHidden="1" w:unhideWhenUsed="1"/>
     <w:lsdException w:name="Placeholder Text" w:semiHidden="1"/>
-    <w:lsdException w:name="No Spacing" w:uiPriority="1" w:qFormat="1"/>
+    <w:lsdException w:name="No Spacing" w:uiPriority="1"/>
     <w:lsdException w:name="Light Shading" w:uiPriority="60"/>
     <w:lsdException w:name="Light List" w:uiPriority="61"/>
     <w:lsdException w:name="Light Grid" w:uiPriority="62"/>
@@ -495,18 +4251,17 @@
     <w:semiHidden/>
     <w:unhideWhenUsed/>
     <w:qFormat/>
-    <w:rsid w:val="00F72E95"/>
+    <w:rsid w:val="0082414A"/>
     <w:pPr>
       <w:keepNext/>
       <w:keepLines/>
-      <w:spacing w:before="80" w:after="40"/>
+      <w:ind w:firstLine="0"/>
       <w:outlineLvl w:val="3"/>
     </w:pPr>
     <w:rPr>
       <w:rFonts w:eastAsiaTheme="majorEastAsia" w:cstheme="majorBidi"/>
-      <w:i/>
+      <w:b/>
       <w:iCs/>
-      <w:color w:val="0F4761" w:themeColor="accent1" w:themeShade="BF"/>
     </w:rPr>
   </w:style>
   <w:style w:type="paragraph" w:styleId="Heading5">
@@ -689,12 +4444,12 @@
     <w:link w:val="Heading4"/>
     <w:uiPriority w:val="9"/>
     <w:semiHidden/>
-    <w:rsid w:val="00F72E95"/>
+    <w:rsid w:val="0082414A"/>
     <w:rPr>
       <w:rFonts w:eastAsiaTheme="majorEastAsia" w:cstheme="majorBidi"/>
-      <w:i/>
+      <w:b/>
       <w:iCs/>
-      <w:color w:val="0F4761" w:themeColor="accent1" w:themeShade="BF"/>
+      <w:sz w:val="24"/>
     </w:rPr>
   </w:style>
   <w:style w:type="character" w:customStyle="1" w:styleId="Heading5Char">
@@ -933,6 +4688,127 @@
       <w:spacing w:val="5"/>
     </w:rPr>
   </w:style>
+  <w:style w:type="paragraph" w:styleId="NoSpacing">
+    <w:name w:val="No Spacing"/>
+    <w:uiPriority w:val="1"/>
+    <w:rsid w:val="00F94C17"/>
+    <w:pPr>
+      <w:ind w:firstLine="709"/>
+      <w:jc w:val="both"/>
+    </w:pPr>
+    <w:rPr>
+      <w:sz w:val="24"/>
+    </w:rPr>
+  </w:style>
+  <w:style w:type="paragraph" w:styleId="TOC1">
+    <w:name w:val="toc 1"/>
+    <w:basedOn w:val="Normal"/>
+    <w:next w:val="Normal"/>
+    <w:autoRedefine/>
+    <w:uiPriority w:val="39"/>
+    <w:unhideWhenUsed/>
+    <w:rsid w:val="00633B8E"/>
+    <w:pPr>
+      <w:spacing w:after="100"/>
+      <w:ind w:firstLine="0"/>
+    </w:pPr>
+  </w:style>
+  <w:style w:type="paragraph" w:styleId="TOCHeading">
+    <w:name w:val="TOC Heading"/>
+    <w:basedOn w:val="Heading1"/>
+    <w:next w:val="Normal"/>
+    <w:uiPriority w:val="39"/>
+    <w:unhideWhenUsed/>
+    <w:qFormat/>
+    <w:rsid w:val="00633B8E"/>
+    <w:pPr>
+      <w:spacing w:before="240" w:line="259" w:lineRule="auto"/>
+      <w:jc w:val="left"/>
+      <w:outlineLvl w:val="9"/>
+    </w:pPr>
+    <w:rPr>
+      <w:b w:val="0"/>
+      <w:caps w:val="0"/>
+      <w:color w:val="0F4761" w:themeColor="accent1" w:themeShade="BF"/>
+      <w:sz w:val="32"/>
+      <w:szCs w:val="32"/>
+      <w:lang w:val="en-US"/>
+      <w14:ligatures w14:val="none"/>
+    </w:rPr>
+  </w:style>
+  <w:style w:type="character" w:styleId="Hyperlink">
+    <w:name w:val="Hyperlink"/>
+    <w:basedOn w:val="DefaultParagraphFont"/>
+    <w:uiPriority w:val="99"/>
+    <w:unhideWhenUsed/>
+    <w:rsid w:val="00633B8E"/>
+    <w:rPr>
+      <w:color w:val="467886" w:themeColor="hyperlink"/>
+      <w:u w:val="single"/>
+    </w:rPr>
+  </w:style>
+  <w:style w:type="paragraph" w:styleId="TOC2">
+    <w:name w:val="toc 2"/>
+    <w:basedOn w:val="Normal"/>
+    <w:next w:val="Normal"/>
+    <w:autoRedefine/>
+    <w:uiPriority w:val="39"/>
+    <w:semiHidden/>
+    <w:unhideWhenUsed/>
+    <w:rsid w:val="00633B8E"/>
+    <w:pPr>
+      <w:spacing w:after="100"/>
+      <w:ind w:left="238" w:firstLine="0"/>
+    </w:pPr>
+  </w:style>
+  <w:style w:type="paragraph" w:styleId="TOC3">
+    <w:name w:val="toc 3"/>
+    <w:basedOn w:val="Normal"/>
+    <w:next w:val="Normal"/>
+    <w:autoRedefine/>
+    <w:uiPriority w:val="39"/>
+    <w:semiHidden/>
+    <w:unhideWhenUsed/>
+    <w:rsid w:val="00633B8E"/>
+    <w:pPr>
+      <w:spacing w:after="100"/>
+      <w:ind w:left="482" w:firstLine="0"/>
+    </w:pPr>
+  </w:style>
+  <w:style w:type="paragraph" w:styleId="BodyText3">
+    <w:name w:val="Body Text 3"/>
+    <w:basedOn w:val="Normal"/>
+    <w:link w:val="BodyText3Char"/>
+    <w:uiPriority w:val="99"/>
+    <w:unhideWhenUsed/>
+    <w:rsid w:val="00C02D97"/>
+    <w:pPr>
+      <w:spacing w:after="120" w:line="240" w:lineRule="auto"/>
+      <w:ind w:firstLine="0"/>
+      <w:jc w:val="left"/>
+    </w:pPr>
+    <w:rPr>
+      <w:rFonts w:ascii="Times New Roman" w:eastAsia="Times New Roman" w:hAnsi="Times New Roman" w:cs="Times New Roman"/>
+      <w:sz w:val="16"/>
+      <w:szCs w:val="16"/>
+      <w:lang w:eastAsia="ru-RU"/>
+      <w14:ligatures w14:val="none"/>
+    </w:rPr>
+  </w:style>
+  <w:style w:type="character" w:customStyle="1" w:styleId="BodyText3Char">
+    <w:name w:val="Body Text 3 Char"/>
+    <w:basedOn w:val="DefaultParagraphFont"/>
+    <w:link w:val="BodyText3"/>
+    <w:uiPriority w:val="99"/>
+    <w:rsid w:val="00C02D97"/>
+    <w:rPr>
+      <w:rFonts w:ascii="Times New Roman" w:eastAsia="Times New Roman" w:hAnsi="Times New Roman" w:cs="Times New Roman"/>
+      <w:sz w:val="16"/>
+      <w:szCs w:val="16"/>
+      <w:lang w:eastAsia="ru-RU"/>
+      <w14:ligatures w14:val="none"/>
+    </w:rPr>
+  </w:style>
 </w:styles>
 </file>
 

--- a/Диплом.docx
+++ b/Диплом.docx
@@ -238,7 +238,6 @@
           <w14:ligatures w14:val="none"/>
         </w:rPr>
       </w:pPr>
-      <w:proofErr w:type="gramStart"/>
       <w:r>
         <w:rPr>
           <w:rFonts w:ascii="Times New Roman" w:eastAsia="Times New Roman" w:hAnsi="Times New Roman" w:cs="Times New Roman"/>
@@ -249,7 +248,6 @@
         </w:rPr>
         <w:t>Направление  подготовки</w:t>
       </w:r>
-      <w:proofErr w:type="gramEnd"/>
       <w:r>
         <w:rPr>
           <w:rFonts w:ascii="Times New Roman" w:eastAsia="Times New Roman" w:hAnsi="Times New Roman" w:cs="Times New Roman"/>
@@ -1125,27 +1123,15 @@
           <w14:ligatures w14:val="none"/>
         </w:rPr>
       </w:pPr>
-      <w:proofErr w:type="gramStart"/>
-      <w:r>
-        <w:rPr>
-          <w:rFonts w:ascii="Times New Roman" w:eastAsia="Times New Roman" w:hAnsi="Times New Roman" w:cs="Times New Roman"/>
-          <w:sz w:val="28"/>
-          <w:szCs w:val="28"/>
-          <w:lang w:eastAsia="ru-RU"/>
-          <w14:ligatures w14:val="none"/>
-        </w:rPr>
-        <w:t>№  приказа</w:t>
-      </w:r>
-      <w:proofErr w:type="gramEnd"/>
-      <w:r>
-        <w:rPr>
-          <w:rFonts w:ascii="Times New Roman" w:eastAsia="Times New Roman" w:hAnsi="Times New Roman" w:cs="Times New Roman"/>
-          <w:sz w:val="28"/>
-          <w:szCs w:val="28"/>
-          <w:lang w:eastAsia="ru-RU"/>
-          <w14:ligatures w14:val="none"/>
-        </w:rPr>
-        <w:t xml:space="preserve"> о допуске к защите ВКР</w:t>
+      <w:r>
+        <w:rPr>
+          <w:rFonts w:ascii="Times New Roman" w:eastAsia="Times New Roman" w:hAnsi="Times New Roman" w:cs="Times New Roman"/>
+          <w:sz w:val="28"/>
+          <w:szCs w:val="28"/>
+          <w:lang w:eastAsia="ru-RU"/>
+          <w14:ligatures w14:val="none"/>
+        </w:rPr>
+        <w:t>№  приказа о допуске к защите ВКР</w:t>
       </w:r>
       <w:r>
         <w:rPr>
@@ -1388,27 +1374,7 @@
           <w:lang w:eastAsia="ru-RU"/>
           <w14:ligatures w14:val="none"/>
         </w:rPr>
-        <w:t>«____</w:t>
-      </w:r>
-      <w:proofErr w:type="gramStart"/>
-      <w:r>
-        <w:rPr>
-          <w:rFonts w:ascii="Times New Roman" w:eastAsia="Times New Roman" w:hAnsi="Times New Roman" w:cs="Times New Roman"/>
-          <w:szCs w:val="24"/>
-          <w:lang w:eastAsia="ru-RU"/>
-          <w14:ligatures w14:val="none"/>
-        </w:rPr>
-        <w:t>_»_</w:t>
-      </w:r>
-      <w:proofErr w:type="gramEnd"/>
-      <w:r>
-        <w:rPr>
-          <w:rFonts w:ascii="Times New Roman" w:eastAsia="Times New Roman" w:hAnsi="Times New Roman" w:cs="Times New Roman"/>
-          <w:szCs w:val="24"/>
-          <w:lang w:eastAsia="ru-RU"/>
-          <w14:ligatures w14:val="none"/>
-        </w:rPr>
-        <w:t>__________________________20</w:t>
+        <w:t>«_____»___________________________20</w:t>
       </w:r>
       <w:r>
         <w:rPr>
@@ -3598,27 +3564,7 @@
           <w:lang w:eastAsia="ru-RU"/>
           <w14:ligatures w14:val="none"/>
         </w:rPr>
-        <w:t>«_____</w:t>
-      </w:r>
-      <w:proofErr w:type="gramStart"/>
-      <w:r>
-        <w:rPr>
-          <w:rFonts w:ascii="Times New Roman" w:eastAsia="Times New Roman" w:hAnsi="Times New Roman" w:cs="Times New Roman"/>
-          <w:sz w:val="22"/>
-          <w:lang w:eastAsia="ru-RU"/>
-          <w14:ligatures w14:val="none"/>
-        </w:rPr>
-        <w:t>_»_</w:t>
-      </w:r>
-      <w:proofErr w:type="gramEnd"/>
-      <w:r>
-        <w:rPr>
-          <w:rFonts w:ascii="Times New Roman" w:eastAsia="Times New Roman" w:hAnsi="Times New Roman" w:cs="Times New Roman"/>
-          <w:sz w:val="22"/>
-          <w:lang w:eastAsia="ru-RU"/>
-          <w14:ligatures w14:val="none"/>
-        </w:rPr>
-        <w:t>_________________ 201__ г.</w:t>
+        <w:t>«______»__________________ 201__ г.</w:t>
       </w:r>
     </w:p>
     <w:p>
@@ -3691,6 +3637,68 @@
         <w:rPr>
           <w:noProof/>
         </w:rPr>
+        <w:t>Определения, обозначения и сокращения</w:t>
+      </w:r>
+      <w:r>
+        <w:rPr>
+          <w:noProof/>
+        </w:rPr>
+        <w:tab/>
+      </w:r>
+      <w:r>
+        <w:rPr>
+          <w:noProof/>
+        </w:rPr>
+        <w:fldChar w:fldCharType="begin"/>
+      </w:r>
+      <w:r>
+        <w:rPr>
+          <w:noProof/>
+        </w:rPr>
+        <w:instrText xml:space="preserve"> PAGEREF _Toc232069977 \h </w:instrText>
+      </w:r>
+      <w:r>
+        <w:rPr>
+          <w:noProof/>
+        </w:rPr>
+      </w:r>
+      <w:r>
+        <w:rPr>
+          <w:noProof/>
+        </w:rPr>
+        <w:fldChar w:fldCharType="separate"/>
+      </w:r>
+      <w:r>
+        <w:rPr>
+          <w:noProof/>
+        </w:rPr>
+        <w:t>5</w:t>
+      </w:r>
+      <w:r>
+        <w:rPr>
+          <w:noProof/>
+        </w:rPr>
+        <w:fldChar w:fldCharType="end"/>
+      </w:r>
+    </w:p>
+    <w:p>
+      <w:pPr>
+        <w:pStyle w:val="TOC1"/>
+        <w:tabs>
+          <w:tab w:val="right" w:leader="dot" w:pos="9628"/>
+        </w:tabs>
+        <w:rPr>
+          <w:rFonts w:eastAsiaTheme="minorEastAsia"/>
+          <w:noProof/>
+          <w:kern w:val="2"/>
+          <w:szCs w:val="24"/>
+          <w:lang w:eastAsia="ru-RU"/>
+        </w:rPr>
+      </w:pPr>
+      <w:r>
+        <w:rPr>
+          <w:noProof/>
+        </w:rPr>
         <w:t>Введение</w:t>
       </w:r>
       <w:r>
@@ -3709,7 +3717,7 @@
         <w:rPr>
           <w:noProof/>
         </w:rPr>
-        <w:instrText xml:space="preserve"> PAGEREF _Toc231920411 \h </w:instrText>
+        <w:instrText xml:space="preserve"> PAGEREF _Toc232069978 \h </w:instrText>
       </w:r>
       <w:r>
         <w:rPr>
@@ -3726,7 +3734,7 @@
         <w:rPr>
           <w:noProof/>
         </w:rPr>
-        <w:t>2</w:t>
+        <w:t>7</w:t>
       </w:r>
       <w:r>
         <w:rPr>
@@ -3755,12 +3763,499 @@
       <w:pPr>
         <w:pStyle w:val="Heading1"/>
       </w:pPr>
-      <w:bookmarkStart w:id="0" w:name="_Toc231920411"/>
+      <w:bookmarkStart w:id="0" w:name="_Toc232069977"/>
+      <w:r>
+        <w:lastRenderedPageBreak/>
+        <w:t>Определения, обозначения и сокращения</w:t>
+      </w:r>
+      <w:bookmarkEnd w:id="0"/>
+    </w:p>
+    <w:p>
+      <w:r>
+        <w:t>В настоящей выпускной квалификационной работе применяются следующие термины, обозначения и сокращения.</w:t>
+      </w:r>
+    </w:p>
+    <w:p>
+      <w:r>
+        <w:t xml:space="preserve">Компонент пользовательского интерфейса </w:t>
+      </w:r>
+      <w:r>
+        <w:t>–</w:t>
+      </w:r>
+      <w:r>
+        <w:t xml:space="preserve"> самостоятельная часть интерфейса, реализующая определённую визуальную или функциональную единицу приложения.</w:t>
+      </w:r>
+    </w:p>
+    <w:p>
+      <w:r>
+        <w:t>UI-компонент – компонент пользовательского интерфейса, предназначенный для отображения данных, ввода информации или выполнения пользовательских действий.</w:t>
+      </w:r>
+    </w:p>
+    <w:p>
+      <w:r>
+        <w:t>Дизайн-система – набор компонентов, правил, токенов и соглашений, обеспечивающих единый визуальный и поведенческий язык интерфейсов.</w:t>
+      </w:r>
+    </w:p>
+    <w:p>
+      <w:r>
+        <w:t>Визуальная регрессия – непреднамеренное изменение внешнего вида пользовательского интерфейса после изменения исходного кода, стилей, зависимостей или настроек окружения.</w:t>
+      </w:r>
+    </w:p>
+    <w:p>
+      <w:r>
+        <w:t>Визуальное регрессионное тестирование (</w:t>
+      </w:r>
+      <w:r>
+        <w:rPr>
+          <w:lang w:val="en-US"/>
+        </w:rPr>
+        <w:t>visual</w:t>
+      </w:r>
+      <w:r>
+        <w:t xml:space="preserve"> </w:t>
+      </w:r>
+      <w:r>
+        <w:rPr>
+          <w:lang w:val="en-US"/>
+        </w:rPr>
+        <w:t>regression</w:t>
+      </w:r>
+      <w:r>
+        <w:t xml:space="preserve"> </w:t>
+      </w:r>
+      <w:r>
+        <w:rPr>
+          <w:lang w:val="en-US"/>
+        </w:rPr>
+        <w:t>testing</w:t>
+      </w:r>
+      <w:r>
+        <w:t>) – метод проверки пользовательского интерфейса, основанный на сравнении текущих изображений компонентов с эталонными изображениями.</w:t>
+      </w:r>
+    </w:p>
+    <w:p>
+      <w:r>
+        <w:rPr>
+          <w:lang w:val="en-US"/>
+        </w:rPr>
+        <w:t>Screenshot</w:t>
+      </w:r>
+      <w:r>
+        <w:t>-тест – тест, при котором система открывает заданное состояние интерфейса, снимает изображение и сравнивает его с эталонным изображением.</w:t>
+      </w:r>
+    </w:p>
+    <w:p>
+      <w:r>
+        <w:t>Эталонное изображение – заранее сохранённое изображение корректного состояния компонента, используемое для последующего сравнения при проверке визуальных изменений.</w:t>
+      </w:r>
+    </w:p>
+    <w:p>
+      <w:r>
+        <w:rPr>
+          <w:lang w:val="en-US"/>
+        </w:rPr>
+        <w:t>Story</w:t>
+      </w:r>
+      <w:r>
+        <w:t xml:space="preserve"> – описание демонстрационного сценария компонента в</w:t>
+      </w:r>
+      <w:r>
+        <w:t xml:space="preserve"> </w:t>
+      </w:r>
+      <w:r>
+        <w:rPr>
+          <w:lang w:val="en-US"/>
+        </w:rPr>
+        <w:t>Reactor</w:t>
+      </w:r>
+      <w:r>
+        <w:t xml:space="preserve"> </w:t>
+      </w:r>
+      <w:r>
+        <w:rPr>
+          <w:lang w:val="en-US"/>
+        </w:rPr>
+        <w:t>Storybook</w:t>
+      </w:r>
+      <w:r>
+        <w:t>.</w:t>
+      </w:r>
+    </w:p>
+    <w:p>
+      <w:r>
+        <w:rPr>
+          <w:lang w:val="en-US"/>
+        </w:rPr>
+        <w:t>Preset</w:t>
+      </w:r>
+      <w:r>
+        <w:t xml:space="preserve"> – именованное состояние </w:t>
+      </w:r>
+      <w:r>
+        <w:rPr>
+          <w:lang w:val="en-US"/>
+        </w:rPr>
+        <w:t>story</w:t>
+      </w:r>
+      <w:r>
+        <w:t>, используемое для ручного просмотра компонента и автоматизированной проверки.</w:t>
+      </w:r>
+    </w:p>
+    <w:p>
+      <w:r>
+        <w:rPr>
+          <w:lang w:val="en-US"/>
+        </w:rPr>
+        <w:t>Controls</w:t>
+      </w:r>
+      <w:r>
+        <w:t xml:space="preserve"> – элементы управления свойствами компонента в интерфейсе </w:t>
+      </w:r>
+      <w:r>
+        <w:rPr>
+          <w:lang w:val="en-US"/>
+        </w:rPr>
+        <w:t>Storybook</w:t>
+      </w:r>
+      <w:r>
+        <w:t>, позволяющие изменять состояние компонента без редактирования исходного кода.</w:t>
+      </w:r>
+    </w:p>
+    <w:p>
+      <w:r>
+        <w:rPr>
+          <w:lang w:val="en-US"/>
+        </w:rPr>
+        <w:t>Settings</w:t>
+      </w:r>
+      <w:r>
+        <w:t xml:space="preserve"> – настройки области отображения компонента, определяющие размеры, фон и другие параметры предпросмотра.</w:t>
+      </w:r>
+    </w:p>
+    <w:p>
+      <w:r>
+        <w:rPr>
+          <w:lang w:val="en-US"/>
+        </w:rPr>
+        <w:t>URL</w:t>
+      </w:r>
+      <w:r>
+        <w:t>-</w:t>
+      </w:r>
+      <w:r>
+        <w:rPr>
+          <w:lang w:val="en-US"/>
+        </w:rPr>
+        <w:t>state</w:t>
+      </w:r>
+      <w:r>
+        <w:t xml:space="preserve"> – способ хранения состояния интерфейса в параметрах адресной строки, позволяющий воспроизводить выбранный сценарий.</w:t>
+      </w:r>
+    </w:p>
+    <w:p>
+      <w:r>
+        <w:rPr>
+          <w:lang w:val="en-US"/>
+        </w:rPr>
+        <w:t>Test</w:t>
+      </w:r>
+      <w:r>
+        <w:t xml:space="preserve"> </w:t>
+      </w:r>
+      <w:r>
+        <w:rPr>
+          <w:lang w:val="en-US"/>
+        </w:rPr>
+        <w:t>mode</w:t>
+      </w:r>
+      <w:r>
+        <w:t xml:space="preserve"> – режим отображения </w:t>
+      </w:r>
+      <w:r>
+        <w:rPr>
+          <w:lang w:val="en-US"/>
+        </w:rPr>
+        <w:t>Storybook</w:t>
+      </w:r>
+      <w:r>
+        <w:t>, при котором на странице остаётся только проверяемый компонент без служебного интерфейса.</w:t>
+      </w:r>
+    </w:p>
+    <w:p>
+      <w:r>
+        <w:rPr>
+          <w:lang w:val="en-US"/>
+        </w:rPr>
+        <w:t>StorybookGate</w:t>
+      </w:r>
+      <w:r>
+        <w:t xml:space="preserve"> – механизм регистрации интерфейса взаимодействия между </w:t>
+      </w:r>
+      <w:r>
+        <w:rPr>
+          <w:lang w:val="en-US"/>
+        </w:rPr>
+        <w:t>Storybook</w:t>
+      </w:r>
+      <w:r>
+        <w:t xml:space="preserve"> и CLI-командой для получения списка сценариев и переключения состояний компонента.</w:t>
+      </w:r>
+    </w:p>
+    <w:p>
+      <w:r>
+        <w:t xml:space="preserve">CLI – </w:t>
+      </w:r>
+      <w:r>
+        <w:rPr>
+          <w:lang w:val="en-US"/>
+        </w:rPr>
+        <w:t>command</w:t>
+      </w:r>
+      <w:r>
+        <w:t>-</w:t>
+      </w:r>
+      <w:r>
+        <w:rPr>
+          <w:lang w:val="en-US"/>
+        </w:rPr>
+        <w:t>line</w:t>
+      </w:r>
+      <w:r>
+        <w:t xml:space="preserve"> </w:t>
+      </w:r>
+      <w:r>
+        <w:rPr>
+          <w:lang w:val="en-US"/>
+        </w:rPr>
+        <w:t>interface</w:t>
+      </w:r>
+      <w:r>
+        <w:t>, интерфейс командной строки.</w:t>
+      </w:r>
+    </w:p>
+    <w:p>
+      <w:pPr>
+        <w:rPr>
+          <w:lang w:val="en-US"/>
+        </w:rPr>
+      </w:pPr>
+      <w:r>
+        <w:rPr>
+          <w:lang w:val="en-US"/>
+        </w:rPr>
+        <w:t xml:space="preserve">CI – </w:t>
+      </w:r>
+      <w:r>
+        <w:rPr>
+          <w:lang w:val="en-US"/>
+        </w:rPr>
+        <w:t>continuous</w:t>
+      </w:r>
+      <w:r>
+        <w:rPr>
+          <w:lang w:val="en-US"/>
+        </w:rPr>
+        <w:t xml:space="preserve"> </w:t>
+      </w:r>
+      <w:r>
+        <w:rPr>
+          <w:lang w:val="en-US"/>
+        </w:rPr>
+        <w:t>integration</w:t>
+      </w:r>
+      <w:r>
+        <w:rPr>
+          <w:lang w:val="en-US"/>
+        </w:rPr>
+        <w:t xml:space="preserve">, </w:t>
+      </w:r>
+      <w:r>
+        <w:t>непрерывная</w:t>
+      </w:r>
+      <w:r>
+        <w:rPr>
+          <w:lang w:val="en-US"/>
+        </w:rPr>
+        <w:t xml:space="preserve"> </w:t>
+      </w:r>
+      <w:r>
+        <w:t>интеграция</w:t>
+      </w:r>
+      <w:r>
+        <w:rPr>
+          <w:lang w:val="en-US"/>
+        </w:rPr>
+        <w:t>.</w:t>
+      </w:r>
+    </w:p>
+    <w:p>
+      <w:r>
+        <w:t xml:space="preserve">PNG – </w:t>
+      </w:r>
+      <w:r>
+        <w:rPr>
+          <w:lang w:val="en-US"/>
+        </w:rPr>
+        <w:t>portable</w:t>
+      </w:r>
+      <w:r>
+        <w:t xml:space="preserve"> </w:t>
+      </w:r>
+      <w:r>
+        <w:rPr>
+          <w:lang w:val="en-US"/>
+        </w:rPr>
+        <w:t>network</w:t>
+      </w:r>
+      <w:r>
+        <w:t xml:space="preserve"> </w:t>
+      </w:r>
+      <w:r>
+        <w:rPr>
+          <w:lang w:val="en-US"/>
+        </w:rPr>
+        <w:t>graphics</w:t>
+      </w:r>
+      <w:r>
+        <w:t>, формат растрового изображения.</w:t>
+      </w:r>
+    </w:p>
+    <w:p>
+      <w:r>
+        <w:lastRenderedPageBreak/>
+        <w:t xml:space="preserve">URL – </w:t>
+      </w:r>
+      <w:r>
+        <w:rPr>
+          <w:lang w:val="en-US"/>
+        </w:rPr>
+        <w:t>uniform resource locator</w:t>
+      </w:r>
+      <w:r>
+        <w:t>, унифицированный указатель ресурса.</w:t>
+      </w:r>
+    </w:p>
+    <w:p>
+      <w:r>
+        <w:rPr>
+          <w:lang w:val="en-US"/>
+        </w:rPr>
+        <w:t>React</w:t>
+      </w:r>
+      <w:r>
+        <w:t xml:space="preserve"> – библиотека JavaScript для разработки пользовательских интерфейсов на основе компонентного подхода.</w:t>
+      </w:r>
+    </w:p>
+    <w:p>
+      <w:r>
+        <w:rPr>
+          <w:lang w:val="en-US"/>
+        </w:rPr>
+        <w:t>Vite</w:t>
+      </w:r>
+      <w:r>
+        <w:t xml:space="preserve"> – инструмент сборки и разработки веб-приложений, обеспечивающий быстрый запуск </w:t>
+      </w:r>
+      <w:r>
+        <w:rPr>
+          <w:lang w:val="en-US"/>
+        </w:rPr>
+        <w:t>dev</w:t>
+      </w:r>
+      <w:r>
+        <w:t>-сервера и сборку проекта.</w:t>
+      </w:r>
+    </w:p>
+    <w:p>
+      <w:r>
+        <w:rPr>
+          <w:lang w:val="en-US"/>
+        </w:rPr>
+        <w:t>Puppeteer</w:t>
+      </w:r>
+      <w:r>
+        <w:t xml:space="preserve"> – библиотека для управления браузером </w:t>
+      </w:r>
+      <w:r>
+        <w:rPr>
+          <w:lang w:val="en-US"/>
+        </w:rPr>
+        <w:t>Chromium</w:t>
+      </w:r>
+      <w:r>
+        <w:t xml:space="preserve"> из программного кода.</w:t>
+      </w:r>
+    </w:p>
+    <w:p>
+      <w:r>
+        <w:t xml:space="preserve">DOM – </w:t>
+      </w:r>
+      <w:r>
+        <w:rPr>
+          <w:lang w:val="en-US"/>
+        </w:rPr>
+        <w:t>document object model</w:t>
+      </w:r>
+      <w:r>
+        <w:t>, объектная модель документа, представляющая структуру HTML-страницы в виде дерева объектов.</w:t>
+      </w:r>
+    </w:p>
+    <w:p>
+      <w:r>
+        <w:t>JSX – синтаксическое расширение JavaScript, позволяющее описывать структуру пользовательского интерфейса в форме, похожей на HTML.</w:t>
+      </w:r>
+    </w:p>
+    <w:p>
+      <w:r>
+        <w:rPr>
+          <w:lang w:val="en-US"/>
+        </w:rPr>
+        <w:t>Props</w:t>
+      </w:r>
+      <w:r>
+        <w:t xml:space="preserve"> – входные параметры компонента, определяющие его данные, состояние и особенности отображения.</w:t>
+      </w:r>
+    </w:p>
+    <w:p>
+      <w:r>
+        <w:rPr>
+          <w:lang w:val="en-US"/>
+        </w:rPr>
+        <w:t>Viewport</w:t>
+      </w:r>
+      <w:r>
+        <w:t xml:space="preserve"> </w:t>
+      </w:r>
+      <w:r>
+        <w:t>– область отображения страницы в браузере, ограниченная заданными размерами окна или устройства.</w:t>
+      </w:r>
+    </w:p>
+    <w:p>
+      <w:r>
+        <w:rPr>
+          <w:lang w:val="en-US"/>
+        </w:rPr>
+        <w:t>Pipeline</w:t>
+      </w:r>
+      <w:r>
+        <w:t xml:space="preserve"> – последовательность автоматизированных этапов обработки, сборки, тестирования или проверки программного продукта.</w:t>
+      </w:r>
+    </w:p>
+    <w:p>
+      <w:r>
+        <w:br w:type="page"/>
+      </w:r>
+    </w:p>
+    <w:p>
+      <w:pPr>
+        <w:pStyle w:val="Heading1"/>
+      </w:pPr>
+      <w:bookmarkStart w:id="1" w:name="_Toc232069978"/>
       <w:r>
         <w:lastRenderedPageBreak/>
         <w:t>Введение</w:t>
       </w:r>
-      <w:bookmarkEnd w:id="0"/>
+      <w:bookmarkEnd w:id="1"/>
     </w:p>
     <w:p/>
     <w:sectPr>
@@ -3771,6 +4266,56 @@
     </w:sectPr>
   </w:body>
 </w:document>
+</file>
+
+<file path=word/endnotes.xml><?xml version="1.0" encoding="utf-8"?>
+<w:endnotes xmlns:wpc="http://schemas.microsoft.com/office/word/2010/wordprocessingCanvas" xmlns:cx="http://schemas.microsoft.com/office/drawing/2014/chartex" xmlns:cx1="http://schemas.microsoft.com/office/drawing/2015/9/8/chartex" xmlns:cx2="http://schemas.microsoft.com/office/drawing/2015/10/21/chartex" xmlns:cx3="http://schemas.microsoft.com/office/drawing/2016/5/9/chartex" xmlns:cx4="http://schemas.microsoft.com/office/drawing/2016/5/10/chartex" xmlns:cx5="http://schemas.microsoft.com/office/drawing/2016/5/11/chartex" xmlns:cx6="http://schemas.microsoft.com/office/drawing/2016/5/12/chartex" xmlns:cx7="http://schemas.microsoft.com/office/drawing/2016/5/13/chartex" xmlns:cx8="http://schemas.microsoft.com/office/drawing/2016/5/14/chartex" xmlns:mc="http://schemas.openxmlformats.org/markup-compatibility/2006" xmlns:aink="http://schemas.microsoft.com/office/drawing/2016/ink" xmlns:am3d="http://schemas.microsoft.com/office/drawing/2017/model3d" xmlns:o="urn:schemas-microsoft-com:office:office" xmlns:oel="http://schemas.microsoft.com/office/2019/extlst" xmlns:r="http://schemas.openxmlformats.org/officeDocument/2006/relationships" xmlns:m="http://schemas.openxmlformats.org/officeDocument/2006/math" xmlns:v="urn:schemas-microsoft-com:vml" xmlns:wp14="http://schemas.microsoft.com/office/word/2010/wordprocessingDrawing" xmlns:wp="http://schemas.openxmlformats.org/drawingml/2006/wordprocessingDrawing" xmlns:w10="urn:schemas-microsoft-com:office:word" xmlns:w="http://schemas.openxmlformats.org/wordprocessingml/2006/main" xmlns:w14="http://schemas.microsoft.com/office/word/2010/wordml" xmlns:w15="http://schemas.microsoft.com/office/word/2012/wordml" xmlns:w16cex="http://schemas.microsoft.com/office/word/2018/wordml/cex" xmlns:w16cid="http://schemas.microsoft.com/office/word/2016/wordml/cid" xmlns:w16="http://schemas.microsoft.com/office/word/2018/wordml" xmlns:w16du="http://schemas.microsoft.com/office/word/2023/wordml/word16du" xmlns:w16sdtdh="http://schemas.microsoft.com/office/word/2020/wordml/sdtdatahash" xmlns:w16sdtfl="http://schemas.microsoft.com/office/word/2024/wordml/sdtformatlock" xmlns:w16se="http://schemas.microsoft.com/office/word/2015/wordml/symex" xmlns:wpg="http://schemas.microsoft.com/office/word/2010/wordprocessingGroup" xmlns:wpi="http://schemas.microsoft.com/office/word/2010/wordprocessingInk" xmlns:wne="http://schemas.microsoft.com/office/word/2006/wordml" xmlns:wps="http://schemas.microsoft.com/office/word/2010/wordprocessingShape" mc:Ignorable="w14 w15 w16se w16cid w16 w16cex w16sdtdh w16sdtfl w16du wp14">
+  <w:endnote w:type="separator" w:id="-1">
+    <w:p>
+      <w:pPr>
+        <w:spacing w:line="240" w:lineRule="auto"/>
+      </w:pPr>
+      <w:r>
+        <w:separator/>
+      </w:r>
+    </w:p>
+  </w:endnote>
+  <w:endnote w:type="continuationSeparator" w:id="0">
+    <w:p>
+      <w:pPr>
+        <w:spacing w:line="240" w:lineRule="auto"/>
+      </w:pPr>
+      <w:r>
+        <w:continuationSeparator/>
+      </w:r>
+    </w:p>
+  </w:endnote>
+</w:endnotes>
+</file>
+
+<file path=word/footnotes.xml><?xml version="1.0" encoding="utf-8"?>
+<w:footnotes xmlns:wpc="http://schemas.microsoft.com/office/word/2010/wordprocessingCanvas" xmlns:cx="http://schemas.microsoft.com/office/drawing/2014/chartex" xmlns:cx1="http://schemas.microsoft.com/office/drawing/2015/9/8/chartex" xmlns:cx2="http://schemas.microsoft.com/office/drawing/2015/10/21/chartex" xmlns:cx3="http://schemas.microsoft.com/office/drawing/2016/5/9/chartex" xmlns:cx4="http://schemas.microsoft.com/office/drawing/2016/5/10/chartex" xmlns:cx5="http://schemas.microsoft.com/office/drawing/2016/5/11/chartex" xmlns:cx6="http://schemas.microsoft.com/office/drawing/2016/5/12/chartex" xmlns:cx7="http://schemas.microsoft.com/office/drawing/2016/5/13/chartex" xmlns:cx8="http://schemas.microsoft.com/office/drawing/2016/5/14/chartex" xmlns:mc="http://schemas.openxmlformats.org/markup-compatibility/2006" xmlns:aink="http://schemas.microsoft.com/office/drawing/2016/ink" xmlns:am3d="http://schemas.microsoft.com/office/drawing/2017/model3d" xmlns:o="urn:schemas-microsoft-com:office:office" xmlns:oel="http://schemas.microsoft.com/office/2019/extlst" xmlns:r="http://schemas.openxmlformats.org/officeDocument/2006/relationships" xmlns:m="http://schemas.openxmlformats.org/officeDocument/2006/math" xmlns:v="urn:schemas-microsoft-com:vml" xmlns:wp14="http://schemas.microsoft.com/office/word/2010/wordprocessingDrawing" xmlns:wp="http://schemas.openxmlformats.org/drawingml/2006/wordprocessingDrawing" xmlns:w10="urn:schemas-microsoft-com:office:word" xmlns:w="http://schemas.openxmlformats.org/wordprocessingml/2006/main" xmlns:w14="http://schemas.microsoft.com/office/word/2010/wordml" xmlns:w15="http://schemas.microsoft.com/office/word/2012/wordml" xmlns:w16cex="http://schemas.microsoft.com/office/word/2018/wordml/cex" xmlns:w16cid="http://schemas.microsoft.com/office/word/2016/wordml/cid" xmlns:w16="http://schemas.microsoft.com/office/word/2018/wordml" xmlns:w16du="http://schemas.microsoft.com/office/word/2023/wordml/word16du" xmlns:w16sdtdh="http://schemas.microsoft.com/office/word/2020/wordml/sdtdatahash" xmlns:w16sdtfl="http://schemas.microsoft.com/office/word/2024/wordml/sdtformatlock" xmlns:w16se="http://schemas.microsoft.com/office/word/2015/wordml/symex" xmlns:wpg="http://schemas.microsoft.com/office/word/2010/wordprocessingGroup" xmlns:wpi="http://schemas.microsoft.com/office/word/2010/wordprocessingInk" xmlns:wne="http://schemas.microsoft.com/office/word/2006/wordml" xmlns:wps="http://schemas.microsoft.com/office/word/2010/wordprocessingShape" mc:Ignorable="w14 w15 w16se w16cid w16 w16cex w16sdtdh w16sdtfl w16du wp14">
+  <w:footnote w:type="separator" w:id="-1">
+    <w:p>
+      <w:pPr>
+        <w:spacing w:line="240" w:lineRule="auto"/>
+      </w:pPr>
+      <w:r>
+        <w:separator/>
+      </w:r>
+    </w:p>
+  </w:footnote>
+  <w:footnote w:type="continuationSeparator" w:id="0">
+    <w:p>
+      <w:pPr>
+        <w:spacing w:line="240" w:lineRule="auto"/>
+      </w:pPr>
+      <w:r>
+        <w:continuationSeparator/>
+      </w:r>
+    </w:p>
+  </w:footnote>
+</w:footnotes>
 </file>
 
 <file path=word/styles.xml><?xml version="1.0" encoding="utf-8"?>
@@ -4809,6 +5354,56 @@
       <w14:ligatures w14:val="none"/>
     </w:rPr>
   </w:style>
+  <w:style w:type="paragraph" w:styleId="Header">
+    <w:name w:val="header"/>
+    <w:basedOn w:val="Normal"/>
+    <w:link w:val="HeaderChar"/>
+    <w:uiPriority w:val="99"/>
+    <w:unhideWhenUsed/>
+    <w:rsid w:val="00CD1871"/>
+    <w:pPr>
+      <w:tabs>
+        <w:tab w:val="center" w:pos="4513"/>
+        <w:tab w:val="right" w:pos="9026"/>
+      </w:tabs>
+      <w:spacing w:line="240" w:lineRule="auto"/>
+    </w:pPr>
+  </w:style>
+  <w:style w:type="character" w:customStyle="1" w:styleId="HeaderChar">
+    <w:name w:val="Header Char"/>
+    <w:basedOn w:val="DefaultParagraphFont"/>
+    <w:link w:val="Header"/>
+    <w:uiPriority w:val="99"/>
+    <w:rsid w:val="00CD1871"/>
+    <w:rPr>
+      <w:sz w:val="24"/>
+    </w:rPr>
+  </w:style>
+  <w:style w:type="paragraph" w:styleId="Footer">
+    <w:name w:val="footer"/>
+    <w:basedOn w:val="Normal"/>
+    <w:link w:val="FooterChar"/>
+    <w:uiPriority w:val="99"/>
+    <w:unhideWhenUsed/>
+    <w:rsid w:val="00CD1871"/>
+    <w:pPr>
+      <w:tabs>
+        <w:tab w:val="center" w:pos="4513"/>
+        <w:tab w:val="right" w:pos="9026"/>
+      </w:tabs>
+      <w:spacing w:line="240" w:lineRule="auto"/>
+    </w:pPr>
+  </w:style>
+  <w:style w:type="character" w:customStyle="1" w:styleId="FooterChar">
+    <w:name w:val="Footer Char"/>
+    <w:basedOn w:val="DefaultParagraphFont"/>
+    <w:link w:val="Footer"/>
+    <w:uiPriority w:val="99"/>
+    <w:rsid w:val="00CD1871"/>
+    <w:rPr>
+      <w:sz w:val="24"/>
+    </w:rPr>
+  </w:style>
 </w:styles>
 </file>
 

--- a/Диплом.docx
+++ b/Диплом.docx
@@ -246,7 +246,7 @@
           <w:lang w:eastAsia="ru-RU"/>
           <w14:ligatures w14:val="none"/>
         </w:rPr>
-        <w:t>Направление  подготовки</w:t>
+        <w:t>Направление подготовки</w:t>
       </w:r>
       <w:r>
         <w:rPr>
@@ -685,7 +685,6 @@
         </w:rPr>
         <w:t>(</w:t>
       </w:r>
-      <w:proofErr w:type="spellStart"/>
       <w:r>
         <w:rPr>
           <w:rFonts w:ascii="Times New Roman" w:eastAsia="Times New Roman" w:hAnsi="Times New Roman" w:cs="Times New Roman"/>
@@ -694,9 +693,8 @@
           <w:lang w:eastAsia="ru-RU"/>
           <w14:ligatures w14:val="none"/>
         </w:rPr>
-        <w:t>ф.и.о.</w:t>
-      </w:r>
-      <w:proofErr w:type="spellEnd"/>
+        <w:t>Ф.И.О.</w:t>
+      </w:r>
       <w:r>
         <w:rPr>
           <w:rFonts w:ascii="Times New Roman" w:eastAsia="Times New Roman" w:hAnsi="Times New Roman" w:cs="Times New Roman"/>
@@ -777,7 +775,6 @@
         </w:rPr>
         <w:t>(</w:t>
       </w:r>
-      <w:proofErr w:type="spellStart"/>
       <w:r>
         <w:rPr>
           <w:rFonts w:ascii="Times New Roman" w:eastAsia="Times New Roman" w:hAnsi="Times New Roman" w:cs="Times New Roman"/>
@@ -786,9 +783,8 @@
           <w:lang w:eastAsia="ru-RU"/>
           <w14:ligatures w14:val="none"/>
         </w:rPr>
-        <w:t>ф.и.о.</w:t>
-      </w:r>
-      <w:proofErr w:type="spellEnd"/>
+        <w:t>Ф.И.О.</w:t>
+      </w:r>
       <w:r>
         <w:rPr>
           <w:rFonts w:ascii="Times New Roman" w:eastAsia="Times New Roman" w:hAnsi="Times New Roman" w:cs="Times New Roman"/>
@@ -861,7 +857,6 @@
         </w:rPr>
         <w:t>(</w:t>
       </w:r>
-      <w:proofErr w:type="spellStart"/>
       <w:r>
         <w:rPr>
           <w:rFonts w:ascii="Times New Roman" w:eastAsia="Times New Roman" w:hAnsi="Times New Roman" w:cs="Times New Roman"/>
@@ -870,9 +865,8 @@
           <w:lang w:eastAsia="ru-RU"/>
           <w14:ligatures w14:val="none"/>
         </w:rPr>
-        <w:t>ф.и.о.</w:t>
-      </w:r>
-      <w:proofErr w:type="spellEnd"/>
+        <w:t>Ф.И.О.</w:t>
+      </w:r>
       <w:r>
         <w:rPr>
           <w:rFonts w:ascii="Times New Roman" w:eastAsia="Times New Roman" w:hAnsi="Times New Roman" w:cs="Times New Roman"/>
@@ -1131,7 +1125,7 @@
           <w:lang w:eastAsia="ru-RU"/>
           <w14:ligatures w14:val="none"/>
         </w:rPr>
-        <w:t>№  приказа о допуске к защите ВКР</w:t>
+        <w:t>№ приказа о допуске к защите ВКР</w:t>
       </w:r>
       <w:r>
         <w:rPr>
@@ -3564,7 +3558,25 @@
           <w:lang w:eastAsia="ru-RU"/>
           <w14:ligatures w14:val="none"/>
         </w:rPr>
-        <w:t>«______»__________________ 201__ г.</w:t>
+        <w:t>«______»__________________ 20</w:t>
+      </w:r>
+      <w:r>
+        <w:rPr>
+          <w:rFonts w:ascii="Times New Roman" w:eastAsia="Times New Roman" w:hAnsi="Times New Roman" w:cs="Times New Roman"/>
+          <w:sz w:val="22"/>
+          <w:lang w:val="en-US" w:eastAsia="ru-RU"/>
+          <w14:ligatures w14:val="none"/>
+        </w:rPr>
+        <w:t>2</w:t>
+      </w:r>
+      <w:r>
+        <w:rPr>
+          <w:rFonts w:ascii="Times New Roman" w:eastAsia="Times New Roman" w:hAnsi="Times New Roman" w:cs="Times New Roman"/>
+          <w:sz w:val="22"/>
+          <w:lang w:eastAsia="ru-RU"/>
+          <w14:ligatures w14:val="none"/>
+        </w:rPr>
+        <w:t>__ г.</w:t>
       </w:r>
     </w:p>
     <w:p>
@@ -3655,7 +3667,7 @@
         <w:rPr>
           <w:noProof/>
         </w:rPr>
-        <w:instrText xml:space="preserve"> PAGEREF _Toc232069977 \h </w:instrText>
+        <w:instrText xml:space="preserve"> PAGEREF _Toc232160038 \h </w:instrText>
       </w:r>
       <w:r>
         <w:rPr>
@@ -3717,7 +3729,7 @@
         <w:rPr>
           <w:noProof/>
         </w:rPr>
-        <w:instrText xml:space="preserve"> PAGEREF _Toc232069978 \h </w:instrText>
+        <w:instrText xml:space="preserve"> PAGEREF _Toc232160039 \h </w:instrText>
       </w:r>
       <w:r>
         <w:rPr>
@@ -3735,6 +3747,68 @@
           <w:noProof/>
         </w:rPr>
         <w:t>7</w:t>
+      </w:r>
+      <w:r>
+        <w:rPr>
+          <w:noProof/>
+        </w:rPr>
+        <w:fldChar w:fldCharType="end"/>
+      </w:r>
+    </w:p>
+    <w:p>
+      <w:pPr>
+        <w:pStyle w:val="TOC1"/>
+        <w:tabs>
+          <w:tab w:val="right" w:leader="dot" w:pos="9628"/>
+        </w:tabs>
+        <w:rPr>
+          <w:rFonts w:eastAsiaTheme="minorEastAsia"/>
+          <w:noProof/>
+          <w:kern w:val="2"/>
+          <w:szCs w:val="24"/>
+          <w:lang w:eastAsia="ru-RU"/>
+        </w:rPr>
+      </w:pPr>
+      <w:r>
+        <w:rPr>
+          <w:noProof/>
+        </w:rPr>
+        <w:t>Постановка задачи</w:t>
+      </w:r>
+      <w:r>
+        <w:rPr>
+          <w:noProof/>
+        </w:rPr>
+        <w:tab/>
+      </w:r>
+      <w:r>
+        <w:rPr>
+          <w:noProof/>
+        </w:rPr>
+        <w:fldChar w:fldCharType="begin"/>
+      </w:r>
+      <w:r>
+        <w:rPr>
+          <w:noProof/>
+        </w:rPr>
+        <w:instrText xml:space="preserve"> PAGEREF _Toc232160040 \h </w:instrText>
+      </w:r>
+      <w:r>
+        <w:rPr>
+          <w:noProof/>
+        </w:rPr>
+      </w:r>
+      <w:r>
+        <w:rPr>
+          <w:noProof/>
+        </w:rPr>
+        <w:fldChar w:fldCharType="separate"/>
+      </w:r>
+      <w:r>
+        <w:rPr>
+          <w:noProof/>
+        </w:rPr>
+        <w:t>10</w:t>
       </w:r>
       <w:r>
         <w:rPr>
@@ -3763,7 +3837,7 @@
       <w:pPr>
         <w:pStyle w:val="Heading1"/>
       </w:pPr>
-      <w:bookmarkStart w:id="0" w:name="_Toc232069977"/>
+      <w:bookmarkStart w:id="0" w:name="_Toc232160038"/>
       <w:r>
         <w:lastRenderedPageBreak/>
         <w:t>Определения, обозначения и сокращения</w:t>
@@ -4034,16 +4108,14 @@
       </w:r>
     </w:p>
     <w:p>
-      <w:pPr>
-        <w:rPr>
-          <w:lang w:val="en-US"/>
-        </w:rPr>
-      </w:pPr>
-      <w:r>
-        <w:rPr>
-          <w:lang w:val="en-US"/>
-        </w:rPr>
-        <w:t xml:space="preserve">CI – </w:t>
+      <w:r>
+        <w:rPr>
+          <w:lang w:val="en-US"/>
+        </w:rPr>
+        <w:t>CI</w:t>
+      </w:r>
+      <w:r>
+        <w:t xml:space="preserve"> – </w:t>
       </w:r>
       <w:r>
         <w:rPr>
@@ -4052,9 +4124,6 @@
         <w:t>continuous</w:t>
       </w:r>
       <w:r>
-        <w:rPr>
-          <w:lang w:val="en-US"/>
-        </w:rPr>
         <w:t xml:space="preserve"> </w:t>
       </w:r>
       <w:r>
@@ -4064,27 +4133,18 @@
         <w:t>integration</w:t>
       </w:r>
       <w:r>
-        <w:rPr>
-          <w:lang w:val="en-US"/>
-        </w:rPr>
         <w:t xml:space="preserve">, </w:t>
       </w:r>
       <w:r>
         <w:t>непрерывная</w:t>
       </w:r>
       <w:r>
-        <w:rPr>
-          <w:lang w:val="en-US"/>
-        </w:rPr>
         <w:t xml:space="preserve"> </w:t>
       </w:r>
       <w:r>
         <w:t>интеграция</w:t>
       </w:r>
       <w:r>
-        <w:rPr>
-          <w:lang w:val="en-US"/>
-        </w:rPr>
         <w:t>.</w:t>
       </w:r>
     </w:p>
@@ -4129,7 +4189,25 @@
         <w:rPr>
           <w:lang w:val="en-US"/>
         </w:rPr>
-        <w:t>uniform resource locator</w:t>
+        <w:t>uniform</w:t>
+      </w:r>
+      <w:r>
+        <w:t xml:space="preserve"> </w:t>
+      </w:r>
+      <w:r>
+        <w:rPr>
+          <w:lang w:val="en-US"/>
+        </w:rPr>
+        <w:t>resource</w:t>
+      </w:r>
+      <w:r>
+        <w:t xml:space="preserve"> </w:t>
+      </w:r>
+      <w:r>
+        <w:rPr>
+          <w:lang w:val="en-US"/>
+        </w:rPr>
+        <w:t>locator</w:t>
       </w:r>
       <w:r>
         <w:t>, унифицированный указатель ресурса.</w:t>
@@ -4194,7 +4272,25 @@
         <w:rPr>
           <w:lang w:val="en-US"/>
         </w:rPr>
-        <w:t>document object model</w:t>
+        <w:t>document</w:t>
+      </w:r>
+      <w:r>
+        <w:t xml:space="preserve"> </w:t>
+      </w:r>
+      <w:r>
+        <w:rPr>
+          <w:lang w:val="en-US"/>
+        </w:rPr>
+        <w:t>object</w:t>
+      </w:r>
+      <w:r>
+        <w:t xml:space="preserve"> </w:t>
+      </w:r>
+      <w:r>
+        <w:rPr>
+          <w:lang w:val="en-US"/>
+        </w:rPr>
+        <w:t>model</w:t>
       </w:r>
       <w:r>
         <w:t>, объектная модель документа, представляющая структуру HTML-страницы в виде дерева объектов.</w:t>
@@ -4250,15 +4346,1376 @@
       <w:pPr>
         <w:pStyle w:val="Heading1"/>
       </w:pPr>
-      <w:bookmarkStart w:id="1" w:name="_Toc232069978"/>
+      <w:bookmarkStart w:id="1" w:name="_Toc232160039"/>
       <w:r>
         <w:lastRenderedPageBreak/>
         <w:t>Введение</w:t>
       </w:r>
       <w:bookmarkEnd w:id="1"/>
     </w:p>
-    <w:p/>
+    <w:p>
+      <w:r>
+        <w:t>Современная фронтенд-разработка всё чаще строится вокруг дизайн-систем. Дизайн-система задаёт единый визуальный язык продукта: набор компонентов, правила типографики, темы, палитры, отступы, поведение интерактивных элементов и технические соглашения, по которым команды создают интерфейсы. Когда такая система применяется в нескольких приложениях, изменение одной кнопки, поля ввода или всплывающего окна может повлиять не на один экран, а на десятки пользовательских сценариев. Поэтому качество дизайн-системы определяется не только корректностью отдельных компонентов, но и стабильностью их внешнего вида в разных состояниях.</w:t>
+      </w:r>
+    </w:p>
+    <w:p>
+      <w:r>
+        <w:t xml:space="preserve">Проверка внешнего вида интерфейсов традиционно считается сложной задачей. Модульные тесты хорошо фиксируют вычисления и контракты функций, но не показывают, как компонент выглядит после изменения </w:t>
+      </w:r>
+      <w:r>
+        <w:rPr>
+          <w:lang w:val="en-US"/>
+        </w:rPr>
+        <w:t>CSS</w:t>
+      </w:r>
+      <w:r>
+        <w:t xml:space="preserve">, темы, шрифта, иконки или параметров отрисовки. Ручная проверка позволяет заметить визуальные ошибки, однако плохо масштабируется: количество компонентов растёт, у каждого компонента появляются варианты размера, цвета, состояния </w:t>
+      </w:r>
+      <w:r>
+        <w:rPr>
+          <w:lang w:val="en-US"/>
+        </w:rPr>
+        <w:t>disabled</w:t>
+      </w:r>
+      <w:r>
+        <w:t xml:space="preserve">, </w:t>
+      </w:r>
+      <w:r>
+        <w:rPr>
+          <w:lang w:val="en-US"/>
+        </w:rPr>
+        <w:t>loading</w:t>
+      </w:r>
+      <w:r>
+        <w:t xml:space="preserve">, </w:t>
+      </w:r>
+      <w:r>
+        <w:rPr>
+          <w:lang w:val="en-US"/>
+        </w:rPr>
+        <w:t>focus</w:t>
+      </w:r>
+      <w:r>
+        <w:t xml:space="preserve">, </w:t>
+      </w:r>
+      <w:r>
+        <w:rPr>
+          <w:lang w:val="en-US"/>
+        </w:rPr>
+        <w:t>error</w:t>
+      </w:r>
+      <w:r>
+        <w:t xml:space="preserve">, </w:t>
+      </w:r>
+      <w:r>
+        <w:rPr>
+          <w:lang w:val="en-US"/>
+        </w:rPr>
+        <w:t>dark</w:t>
+      </w:r>
+      <w:r>
+        <w:t xml:space="preserve"> </w:t>
+      </w:r>
+      <w:r>
+        <w:rPr>
+          <w:lang w:val="en-US"/>
+        </w:rPr>
+        <w:t>mode</w:t>
+      </w:r>
+      <w:r>
+        <w:t xml:space="preserve"> и другие комбинации. Даже опытному разработчику трудно каждый раз обходить все такие варианты вручную и делать это одинаково внимательно.</w:t>
+      </w:r>
+    </w:p>
+    <w:p>
+      <w:r>
+        <w:t>Визуальные регрессионные тесты решают эту проблему через сравнение изображений. Система открывает компонент в заранее заданном состоянии, снимает скриншот и сравнивает его с эталоном. Если изображение изменилось, разработчик получает сигнал о возможной регрессии. Такой подход особенно полезен для дизайн-систем, потому что компоненты в них переиспользуются многократно, а небольшая ошибка в базовом элементе может распространиться на большое количество продуктовых экранов.</w:t>
+      </w:r>
+    </w:p>
+    <w:p>
+      <w:r>
+        <w:t xml:space="preserve">Однако сама идея </w:t>
+      </w:r>
+      <w:r>
+        <w:rPr>
+          <w:lang w:val="en-US"/>
+        </w:rPr>
+        <w:t>screenshot</w:t>
+      </w:r>
+      <w:r>
+        <w:t xml:space="preserve">-тестирования не является достаточной. Для промышленного проекта необходимо решить несколько дополнительных задач. Нужно описать состояния компонентов так, чтобы они были понятны человеку и пригодны для автоматизации. Нужно обеспечить воспроизводимость: один и тот же сценарий должен открываться одинаково локально, в CI и при ручной проверке. Нужно встроить инструмент в существующий цикл разработки, чтобы разработчики не поддерживали отдельный каталог вручную и не дублировали сценарии для документации и тестов. Нужно обеспечить связь между браузерной страницей и CLI-командой, которая снимает изображения, без жёсткой зависимости от внутренних деталей </w:t>
+      </w:r>
+      <w:r>
+        <w:rPr>
+          <w:lang w:val="en-US"/>
+        </w:rPr>
+        <w:t>React</w:t>
+      </w:r>
+      <w:r>
+        <w:t>-компонентов.</w:t>
+      </w:r>
+    </w:p>
+    <w:p>
+      <w:r>
+        <w:t xml:space="preserve">В рамках данной работы рассматривается платформа </w:t>
+      </w:r>
+      <w:r>
+        <w:rPr>
+          <w:lang w:val="en-US"/>
+        </w:rPr>
+        <w:t>Reactor</w:t>
+      </w:r>
+      <w:r>
+        <w:t xml:space="preserve">. </w:t>
+      </w:r>
+      <w:r>
+        <w:rPr>
+          <w:lang w:val="en-US"/>
+        </w:rPr>
+        <w:t>Reactor</w:t>
+      </w:r>
+      <w:r>
+        <w:t xml:space="preserve"> включает набор </w:t>
+      </w:r>
+      <w:r>
+        <w:rPr>
+          <w:lang w:val="en-US"/>
+        </w:rPr>
+        <w:t>UI</w:t>
+      </w:r>
+      <w:r>
+        <w:t xml:space="preserve">-компонентов, тем, утилит и инструментов разработки. Для такой платформы актуальна задача единого каталога компонентов, который одновременно служит живой документацией, </w:t>
+      </w:r>
+      <w:r>
+        <w:lastRenderedPageBreak/>
+        <w:t xml:space="preserve">средой ручной проверки и источником сценариев для визуального регрессионного тестирования. Внешние инструменты наподобие классического </w:t>
+      </w:r>
+      <w:r>
+        <w:rPr>
+          <w:lang w:val="en-US"/>
+        </w:rPr>
+        <w:t>Storybook</w:t>
+      </w:r>
+      <w:r>
+        <w:t xml:space="preserve"> дают богатые возможности для демонстрации компонентов, но их интеграция с внутренними темами, маршрутизацией, пакетной структурой, </w:t>
+      </w:r>
+      <w:r>
+        <w:rPr>
+          <w:lang w:val="en-US"/>
+        </w:rPr>
+        <w:t>CLI</w:t>
+      </w:r>
+      <w:r>
+        <w:t xml:space="preserve"> и конвейером тестирования не всегда соответствует требованиям конкретной платформы. Поэтому в работе рассматривается разработка собственного </w:t>
+      </w:r>
+      <w:r>
+        <w:rPr>
+          <w:lang w:val="en-US"/>
+        </w:rPr>
+        <w:t>Storybook</w:t>
+      </w:r>
+      <w:r>
+        <w:t xml:space="preserve">-подобного решения, встроенного в </w:t>
+      </w:r>
+      <w:r>
+        <w:rPr>
+          <w:lang w:val="en-US"/>
+        </w:rPr>
+        <w:t>Reactor</w:t>
+      </w:r>
+      <w:r>
+        <w:t>.</w:t>
+      </w:r>
+    </w:p>
+    <w:p>
+      <w:pPr>
+        <w:rPr>
+          <w:rFonts w:cstheme="minorHAnsi"/>
+        </w:rPr>
+      </w:pPr>
+      <w:r>
+        <w:t xml:space="preserve">Целью выпускной квалификационной работы является снижение риска визуальных регрессий в дизайн-системе </w:t>
+      </w:r>
+      <w:r>
+        <w:rPr>
+          <w:lang w:val="en-US"/>
+        </w:rPr>
+        <w:t>Reactor</w:t>
+      </w:r>
+      <w:r>
+        <w:t xml:space="preserve"> и сокращение трудоёмкости ручной проверки </w:t>
+      </w:r>
+      <w:r>
+        <w:rPr>
+          <w:lang w:val="en-US"/>
+        </w:rPr>
+        <w:t>UI</w:t>
+      </w:r>
+      <w:r>
+        <w:t xml:space="preserve">-компонентов за счёт автоматизации контроля их внешнего вида на основе анализа скриншотов. Для достижения этой цели разрабатывается и внедряется система, которая объединяет интерактивный каталог компонентов, описание воспроизводимых состояний и автоматическое сравнение </w:t>
+      </w:r>
+      <w:r>
+        <w:rPr>
+          <w:lang w:val="en-US"/>
+        </w:rPr>
+        <w:t>PNG</w:t>
+      </w:r>
+      <w:r>
+        <w:t xml:space="preserve">-скриншотов с эталонами. </w:t>
+      </w:r>
+      <w:r>
+        <w:t xml:space="preserve">Под </w:t>
+      </w:r>
+      <w:r>
+        <w:t xml:space="preserve">системой понимается совокупность пакетов </w:t>
+      </w:r>
+      <w:r>
+        <w:rPr>
+          <w:rFonts w:ascii="Courier New" w:hAnsi="Courier New" w:cs="Courier New"/>
+        </w:rPr>
+        <w:t>@</w:t>
+      </w:r>
+      <w:r>
+        <w:rPr>
+          <w:rFonts w:ascii="Courier New" w:hAnsi="Courier New" w:cs="Courier New"/>
+          <w:lang w:val="en-US"/>
+        </w:rPr>
+        <w:t>reactor</w:t>
+      </w:r>
+      <w:r>
+        <w:rPr>
+          <w:rFonts w:ascii="Courier New" w:hAnsi="Courier New" w:cs="Courier New"/>
+        </w:rPr>
+        <w:t>/</w:t>
+      </w:r>
+      <w:r>
+        <w:rPr>
+          <w:rFonts w:ascii="Courier New" w:hAnsi="Courier New" w:cs="Courier New"/>
+          <w:lang w:val="en-US"/>
+        </w:rPr>
+        <w:t>storybook</w:t>
+      </w:r>
+      <w:r>
+        <w:rPr>
+          <w:rFonts w:cstheme="minorHAnsi"/>
+        </w:rPr>
+        <w:t xml:space="preserve"> </w:t>
+      </w:r>
+      <w:r>
+        <w:rPr>
+          <w:rFonts w:cstheme="minorHAnsi"/>
+        </w:rPr>
+        <w:t xml:space="preserve">и </w:t>
+      </w:r>
+      <w:r>
+        <w:rPr>
+          <w:rFonts w:ascii="Courier New" w:hAnsi="Courier New" w:cs="Courier New"/>
+        </w:rPr>
+        <w:t>@</w:t>
+      </w:r>
+      <w:r>
+        <w:rPr>
+          <w:rFonts w:ascii="Courier New" w:hAnsi="Courier New" w:cs="Courier New"/>
+          <w:lang w:val="en-US"/>
+        </w:rPr>
+        <w:t>reactor</w:t>
+      </w:r>
+      <w:r>
+        <w:rPr>
+          <w:rFonts w:ascii="Courier New" w:hAnsi="Courier New" w:cs="Courier New"/>
+        </w:rPr>
+        <w:t>/</w:t>
+      </w:r>
+      <w:r>
+        <w:rPr>
+          <w:rFonts w:ascii="Courier New" w:hAnsi="Courier New" w:cs="Courier New"/>
+          <w:lang w:val="en-US"/>
+        </w:rPr>
+        <w:t>storybook</w:t>
+      </w:r>
+      <w:r>
+        <w:rPr>
+          <w:rFonts w:ascii="Courier New" w:hAnsi="Courier New" w:cs="Courier New"/>
+        </w:rPr>
+        <w:t>-</w:t>
+      </w:r>
+      <w:r>
+        <w:rPr>
+          <w:rFonts w:ascii="Courier New" w:hAnsi="Courier New" w:cs="Courier New"/>
+          <w:lang w:val="en-US"/>
+        </w:rPr>
+        <w:t>core</w:t>
+      </w:r>
+      <w:r>
+        <w:rPr>
+          <w:rFonts w:cstheme="minorHAnsi"/>
+        </w:rPr>
+        <w:t xml:space="preserve">, </w:t>
+      </w:r>
+      <w:r>
+        <w:rPr>
+          <w:rFonts w:cstheme="minorHAnsi"/>
+        </w:rPr>
+        <w:t xml:space="preserve">пользовательского интерфейса </w:t>
+      </w:r>
+      <w:r>
+        <w:rPr>
+          <w:rFonts w:cstheme="minorHAnsi"/>
+          <w:lang w:val="en-US"/>
+        </w:rPr>
+        <w:t>Storybook</w:t>
+      </w:r>
+      <w:r>
+        <w:rPr>
+          <w:rFonts w:cstheme="minorHAnsi"/>
+        </w:rPr>
+        <w:t xml:space="preserve">, </w:t>
+      </w:r>
+      <w:r>
+        <w:rPr>
+          <w:rFonts w:cstheme="minorHAnsi"/>
+        </w:rPr>
+        <w:t xml:space="preserve">модели </w:t>
+      </w:r>
+      <w:r>
+        <w:rPr>
+          <w:rFonts w:cstheme="minorHAnsi"/>
+          <w:lang w:val="en-US"/>
+        </w:rPr>
+        <w:t>stories</w:t>
+      </w:r>
+      <w:r>
+        <w:rPr>
+          <w:rFonts w:cstheme="minorHAnsi"/>
+        </w:rPr>
+        <w:t xml:space="preserve">, </w:t>
+      </w:r>
+      <w:r>
+        <w:rPr>
+          <w:rFonts w:cstheme="minorHAnsi"/>
+        </w:rPr>
+        <w:t xml:space="preserve">механизма </w:t>
+      </w:r>
+      <w:r>
+        <w:rPr>
+          <w:rFonts w:cstheme="minorHAnsi"/>
+          <w:lang w:val="en-US"/>
+        </w:rPr>
+        <w:t>presets</w:t>
+      </w:r>
+      <w:r>
+        <w:rPr>
+          <w:rFonts w:cstheme="minorHAnsi"/>
+        </w:rPr>
+        <w:t xml:space="preserve">, </w:t>
+      </w:r>
+      <w:r>
+        <w:rPr>
+          <w:rFonts w:cstheme="minorHAnsi"/>
+          <w:lang w:val="en-US"/>
+        </w:rPr>
+        <w:t>URL</w:t>
+      </w:r>
+      <w:r>
+        <w:rPr>
+          <w:rFonts w:cstheme="minorHAnsi"/>
+        </w:rPr>
+        <w:t>-</w:t>
+      </w:r>
+      <w:r>
+        <w:rPr>
+          <w:rFonts w:cstheme="minorHAnsi"/>
+        </w:rPr>
+        <w:t xml:space="preserve">состояния, </w:t>
+      </w:r>
+      <w:r>
+        <w:rPr>
+          <w:rFonts w:cstheme="minorHAnsi"/>
+          <w:lang w:val="en-US"/>
+        </w:rPr>
+        <w:t>test</w:t>
+      </w:r>
+      <w:r>
+        <w:rPr>
+          <w:rFonts w:cstheme="minorHAnsi"/>
+        </w:rPr>
+        <w:t xml:space="preserve"> </w:t>
+      </w:r>
+      <w:r>
+        <w:rPr>
+          <w:rFonts w:cstheme="minorHAnsi"/>
+          <w:lang w:val="en-US"/>
+        </w:rPr>
+        <w:t>mode</w:t>
+      </w:r>
+      <w:r>
+        <w:rPr>
+          <w:rFonts w:cstheme="minorHAnsi"/>
+        </w:rPr>
+        <w:t xml:space="preserve">, </w:t>
+      </w:r>
+      <w:r>
+        <w:rPr>
+          <w:rFonts w:cstheme="minorHAnsi"/>
+        </w:rPr>
+        <w:t xml:space="preserve">глобального интерфейса </w:t>
+      </w:r>
+      <w:r>
+        <w:rPr>
+          <w:rFonts w:ascii="Courier New" w:hAnsi="Courier New" w:cs="Courier New"/>
+          <w:lang w:val="en-US"/>
+        </w:rPr>
+        <w:t>window</w:t>
+      </w:r>
+      <w:r>
+        <w:rPr>
+          <w:rFonts w:ascii="Courier New" w:hAnsi="Courier New" w:cs="Courier New"/>
+        </w:rPr>
+        <w:t>.</w:t>
+      </w:r>
+      <w:r>
+        <w:rPr>
+          <w:rFonts w:ascii="Courier New" w:hAnsi="Courier New" w:cs="Courier New"/>
+          <w:lang w:val="en-US"/>
+        </w:rPr>
+        <w:t>storybook</w:t>
+      </w:r>
+      <w:r>
+        <w:rPr>
+          <w:rFonts w:cstheme="minorHAnsi"/>
+        </w:rPr>
+        <w:t xml:space="preserve"> </w:t>
+      </w:r>
+      <w:r>
+        <w:rPr>
+          <w:rFonts w:cstheme="minorHAnsi"/>
+        </w:rPr>
+        <w:t xml:space="preserve">и команд </w:t>
+      </w:r>
+      <w:r>
+        <w:rPr>
+          <w:rFonts w:ascii="Courier New" w:hAnsi="Courier New" w:cs="Courier New"/>
+          <w:lang w:val="en-US"/>
+        </w:rPr>
+        <w:t>rtr</w:t>
+      </w:r>
+      <w:r>
+        <w:rPr>
+          <w:rFonts w:ascii="Courier New" w:hAnsi="Courier New" w:cs="Courier New"/>
+        </w:rPr>
+        <w:t xml:space="preserve"> </w:t>
+      </w:r>
+      <w:r>
+        <w:rPr>
+          <w:rFonts w:ascii="Courier New" w:hAnsi="Courier New" w:cs="Courier New"/>
+          <w:lang w:val="en-US"/>
+        </w:rPr>
+        <w:t>shot</w:t>
+      </w:r>
+      <w:r>
+        <w:rPr>
+          <w:rFonts w:cstheme="minorHAnsi"/>
+        </w:rPr>
+        <w:t xml:space="preserve">, </w:t>
+      </w:r>
+      <w:r>
+        <w:rPr>
+          <w:rFonts w:ascii="Courier New" w:hAnsi="Courier New" w:cs="Courier New"/>
+          <w:lang w:val="en-US"/>
+        </w:rPr>
+        <w:t>rtr</w:t>
+      </w:r>
+      <w:r>
+        <w:rPr>
+          <w:rFonts w:ascii="Courier New" w:hAnsi="Courier New" w:cs="Courier New"/>
+        </w:rPr>
+        <w:t xml:space="preserve"> </w:t>
+      </w:r>
+      <w:r>
+        <w:rPr>
+          <w:rFonts w:ascii="Courier New" w:hAnsi="Courier New" w:cs="Courier New"/>
+          <w:lang w:val="en-US"/>
+        </w:rPr>
+        <w:t>shot</w:t>
+      </w:r>
+      <w:r>
+        <w:rPr>
+          <w:rFonts w:ascii="Courier New" w:hAnsi="Courier New" w:cs="Courier New"/>
+        </w:rPr>
+        <w:t>-</w:t>
+      </w:r>
+      <w:r>
+        <w:rPr>
+          <w:rFonts w:ascii="Courier New" w:hAnsi="Courier New" w:cs="Courier New"/>
+          <w:lang w:val="en-US"/>
+        </w:rPr>
+        <w:t>check</w:t>
+      </w:r>
+      <w:r>
+        <w:rPr>
+          <w:rFonts w:cstheme="minorHAnsi"/>
+        </w:rPr>
+        <w:t xml:space="preserve">, </w:t>
+      </w:r>
+      <w:r>
+        <w:rPr>
+          <w:rFonts w:ascii="Courier New" w:hAnsi="Courier New" w:cs="Courier New"/>
+          <w:lang w:val="en-US"/>
+        </w:rPr>
+        <w:t>rtr</w:t>
+      </w:r>
+      <w:r>
+        <w:rPr>
+          <w:rFonts w:ascii="Courier New" w:hAnsi="Courier New" w:cs="Courier New"/>
+        </w:rPr>
+        <w:t xml:space="preserve"> </w:t>
+      </w:r>
+      <w:r>
+        <w:rPr>
+          <w:rFonts w:ascii="Courier New" w:hAnsi="Courier New" w:cs="Courier New"/>
+          <w:lang w:val="en-US"/>
+        </w:rPr>
+        <w:t>shot</w:t>
+      </w:r>
+      <w:r>
+        <w:rPr>
+          <w:rFonts w:ascii="Courier New" w:hAnsi="Courier New" w:cs="Courier New"/>
+        </w:rPr>
+        <w:t>-</w:t>
+      </w:r>
+      <w:r>
+        <w:rPr>
+          <w:rFonts w:ascii="Courier New" w:hAnsi="Courier New" w:cs="Courier New"/>
+          <w:lang w:val="en-US"/>
+        </w:rPr>
+        <w:t>check</w:t>
+      </w:r>
+      <w:r>
+        <w:rPr>
+          <w:rFonts w:ascii="Courier New" w:hAnsi="Courier New" w:cs="Courier New"/>
+        </w:rPr>
+        <w:t>-</w:t>
+      </w:r>
+      <w:r>
+        <w:rPr>
+          <w:rFonts w:ascii="Courier New" w:hAnsi="Courier New" w:cs="Courier New"/>
+          <w:lang w:val="en-US"/>
+        </w:rPr>
+        <w:t>ci</w:t>
+      </w:r>
+      <w:r>
+        <w:rPr>
+          <w:rFonts w:cstheme="minorHAnsi"/>
+        </w:rPr>
+        <w:t xml:space="preserve">, </w:t>
+      </w:r>
+      <w:r>
+        <w:rPr>
+          <w:rFonts w:ascii="Courier New" w:hAnsi="Courier New" w:cs="Courier New"/>
+          <w:lang w:val="en-US"/>
+        </w:rPr>
+        <w:t>rtr</w:t>
+      </w:r>
+      <w:r>
+        <w:rPr>
+          <w:rFonts w:ascii="Courier New" w:hAnsi="Courier New" w:cs="Courier New"/>
+        </w:rPr>
+        <w:t xml:space="preserve"> </w:t>
+      </w:r>
+      <w:r>
+        <w:rPr>
+          <w:rFonts w:ascii="Courier New" w:hAnsi="Courier New" w:cs="Courier New"/>
+          <w:lang w:val="en-US"/>
+        </w:rPr>
+        <w:t>shot</w:t>
+      </w:r>
+      <w:r>
+        <w:rPr>
+          <w:rFonts w:ascii="Courier New" w:hAnsi="Courier New" w:cs="Courier New"/>
+        </w:rPr>
+        <w:t>-</w:t>
+      </w:r>
+      <w:r>
+        <w:rPr>
+          <w:rFonts w:ascii="Courier New" w:hAnsi="Courier New" w:cs="Courier New"/>
+          <w:lang w:val="en-US"/>
+        </w:rPr>
+        <w:t>ci</w:t>
+      </w:r>
+      <w:r>
+        <w:rPr>
+          <w:rFonts w:cstheme="minorHAnsi"/>
+        </w:rPr>
+        <w:t>.</w:t>
+      </w:r>
+    </w:p>
+    <w:p>
+      <w:pPr>
+        <w:rPr>
+          <w:rFonts w:cstheme="minorHAnsi"/>
+        </w:rPr>
+      </w:pPr>
+      <w:r>
+        <w:rPr>
+          <w:rFonts w:cstheme="minorHAnsi"/>
+        </w:rPr>
+        <w:t xml:space="preserve">Объектом исследования является процесс контроля качества </w:t>
+      </w:r>
+      <w:r>
+        <w:rPr>
+          <w:rFonts w:cstheme="minorHAnsi"/>
+          <w:lang w:val="en-US"/>
+        </w:rPr>
+        <w:t>UI</w:t>
+      </w:r>
+      <w:r>
+        <w:rPr>
+          <w:rFonts w:cstheme="minorHAnsi"/>
+        </w:rPr>
+        <w:t>-</w:t>
+      </w:r>
+      <w:r>
+        <w:rPr>
+          <w:rFonts w:cstheme="minorHAnsi"/>
+        </w:rPr>
+        <w:t>компонентов дизайн системы.</w:t>
+      </w:r>
+      <w:r>
+        <w:rPr>
+          <w:rFonts w:cstheme="minorHAnsi"/>
+        </w:rPr>
+        <w:t xml:space="preserve"> </w:t>
+      </w:r>
+      <w:r>
+        <w:rPr>
+          <w:rFonts w:cstheme="minorHAnsi"/>
+        </w:rPr>
+        <w:t>Предметом исследования является автоматизация визуального регрессионного тестирования на основе воспроизводимых состояний компонентов и сравнения PNG-скриншотов. Практическая значимость работы состоит в том, что разработанное решение позволяет использовать одно описание компонента сразу для ручной демонстрации, документации и автоматических проверок.</w:t>
+      </w:r>
+    </w:p>
+    <w:p>
+      <w:pPr>
+        <w:rPr>
+          <w:rFonts w:cstheme="minorHAnsi"/>
+        </w:rPr>
+      </w:pPr>
+      <w:r>
+        <w:rPr>
+          <w:rFonts w:cstheme="minorHAnsi"/>
+        </w:rPr>
+        <w:t>Для достижения цели необходимо решить следующие задачи:</w:t>
+      </w:r>
+    </w:p>
+    <w:p>
+      <w:pPr>
+        <w:pStyle w:val="ListParagraph"/>
+        <w:numPr>
+          <w:ilvl w:val="0"/>
+          <w:numId w:val="2"/>
+        </w:numPr>
+        <w:rPr>
+          <w:rFonts w:cstheme="minorHAnsi"/>
+        </w:rPr>
+      </w:pPr>
+      <w:r>
+        <w:rPr>
+          <w:rFonts w:cstheme="minorHAnsi"/>
+        </w:rPr>
+        <w:t>проанализировать проблему визуальных регрессий в дизайн-системах и сравнить существующие подходы к демонстрации и проверке UI-компонентов;</w:t>
+      </w:r>
+    </w:p>
+    <w:p>
+      <w:pPr>
+        <w:pStyle w:val="ListParagraph"/>
+        <w:numPr>
+          <w:ilvl w:val="0"/>
+          <w:numId w:val="2"/>
+        </w:numPr>
+        <w:rPr>
+          <w:rFonts w:cstheme="minorHAnsi"/>
+        </w:rPr>
+      </w:pPr>
+      <w:r>
+        <w:rPr>
+          <w:rFonts w:cstheme="minorHAnsi"/>
+        </w:rPr>
+        <w:t xml:space="preserve">спроектировать модель </w:t>
+      </w:r>
+      <w:r>
+        <w:rPr>
+          <w:rFonts w:cstheme="minorHAnsi"/>
+          <w:lang w:val="en-US"/>
+        </w:rPr>
+        <w:t>Reactor</w:t>
+      </w:r>
+      <w:r>
+        <w:rPr>
+          <w:rFonts w:cstheme="minorHAnsi"/>
+        </w:rPr>
+        <w:t xml:space="preserve"> </w:t>
+      </w:r>
+      <w:r>
+        <w:rPr>
+          <w:rFonts w:cstheme="minorHAnsi"/>
+          <w:lang w:val="en-US"/>
+        </w:rPr>
+        <w:t>Storybook</w:t>
+      </w:r>
+      <w:r>
+        <w:rPr>
+          <w:rFonts w:cstheme="minorHAnsi"/>
+        </w:rPr>
+        <w:t xml:space="preserve">, включающую типизированные </w:t>
+      </w:r>
+      <w:r>
+        <w:rPr>
+          <w:rFonts w:cstheme="minorHAnsi"/>
+          <w:lang w:val="en-US"/>
+        </w:rPr>
+        <w:t>stories</w:t>
+      </w:r>
+      <w:r>
+        <w:rPr>
+          <w:rFonts w:cstheme="minorHAnsi"/>
+        </w:rPr>
+        <w:t xml:space="preserve">, </w:t>
+      </w:r>
+      <w:r>
+        <w:rPr>
+          <w:rFonts w:cstheme="minorHAnsi"/>
+          <w:lang w:val="en-US"/>
+        </w:rPr>
+        <w:t>controls</w:t>
+      </w:r>
+      <w:r>
+        <w:rPr>
+          <w:rFonts w:cstheme="minorHAnsi"/>
+        </w:rPr>
+        <w:t xml:space="preserve">, </w:t>
+      </w:r>
+      <w:r>
+        <w:rPr>
+          <w:rFonts w:cstheme="minorHAnsi"/>
+          <w:lang w:val="en-US"/>
+        </w:rPr>
+        <w:t>presets</w:t>
+      </w:r>
+      <w:r>
+        <w:rPr>
+          <w:rFonts w:cstheme="minorHAnsi"/>
+        </w:rPr>
+        <w:t xml:space="preserve">, </w:t>
+      </w:r>
+      <w:r>
+        <w:rPr>
+          <w:rFonts w:cstheme="minorHAnsi"/>
+          <w:lang w:val="en-US"/>
+        </w:rPr>
+        <w:t>settings</w:t>
+      </w:r>
+      <w:r>
+        <w:rPr>
+          <w:rFonts w:cstheme="minorHAnsi"/>
+        </w:rPr>
+        <w:t>, документацию и воспроизводимое URL-состояние;</w:t>
+      </w:r>
+    </w:p>
+    <w:p>
+      <w:pPr>
+        <w:pStyle w:val="ListParagraph"/>
+        <w:numPr>
+          <w:ilvl w:val="0"/>
+          <w:numId w:val="2"/>
+        </w:numPr>
+        <w:rPr>
+          <w:rFonts w:cstheme="minorHAnsi"/>
+        </w:rPr>
+      </w:pPr>
+      <w:r>
+        <w:rPr>
+          <w:rFonts w:cstheme="minorHAnsi"/>
+        </w:rPr>
+        <w:t xml:space="preserve">реализовать пользовательский интерфейс </w:t>
+      </w:r>
+      <w:r>
+        <w:rPr>
+          <w:rFonts w:cstheme="minorHAnsi"/>
+          <w:lang w:val="en-US"/>
+        </w:rPr>
+        <w:t>Storybook</w:t>
+      </w:r>
+      <w:r>
+        <w:rPr>
+          <w:rFonts w:cstheme="minorHAnsi"/>
+        </w:rPr>
+        <w:t xml:space="preserve"> для просмотра компонентов, настройки </w:t>
+      </w:r>
+      <w:r>
+        <w:rPr>
+          <w:rFonts w:cstheme="minorHAnsi"/>
+          <w:lang w:val="en-US"/>
+        </w:rPr>
+        <w:t>props</w:t>
+      </w:r>
+      <w:r>
+        <w:rPr>
+          <w:rFonts w:cstheme="minorHAnsi"/>
+        </w:rPr>
+        <w:t xml:space="preserve">, выбора </w:t>
+      </w:r>
+      <w:r>
+        <w:rPr>
+          <w:rFonts w:cstheme="minorHAnsi"/>
+          <w:lang w:val="en-US"/>
+        </w:rPr>
+        <w:t>presets</w:t>
+      </w:r>
+      <w:r>
+        <w:rPr>
+          <w:rFonts w:cstheme="minorHAnsi"/>
+        </w:rPr>
+        <w:t xml:space="preserve">, отображения JSX и запуска изолированного </w:t>
+      </w:r>
+      <w:r>
+        <w:rPr>
+          <w:rFonts w:cstheme="minorHAnsi"/>
+          <w:lang w:val="en-US"/>
+        </w:rPr>
+        <w:t>test</w:t>
+      </w:r>
+      <w:r>
+        <w:rPr>
+          <w:rFonts w:cstheme="minorHAnsi"/>
+        </w:rPr>
+        <w:t xml:space="preserve"> </w:t>
+      </w:r>
+      <w:r>
+        <w:rPr>
+          <w:rFonts w:cstheme="minorHAnsi"/>
+          <w:lang w:val="en-US"/>
+        </w:rPr>
+        <w:t>mode</w:t>
+      </w:r>
+      <w:r>
+        <w:rPr>
+          <w:rFonts w:cstheme="minorHAnsi"/>
+        </w:rPr>
+        <w:t>;</w:t>
+      </w:r>
+    </w:p>
+    <w:p>
+      <w:pPr>
+        <w:pStyle w:val="ListParagraph"/>
+        <w:numPr>
+          <w:ilvl w:val="0"/>
+          <w:numId w:val="2"/>
+        </w:numPr>
+        <w:rPr>
+          <w:rFonts w:cstheme="minorHAnsi"/>
+        </w:rPr>
+      </w:pPr>
+      <w:r>
+        <w:rPr>
+          <w:rFonts w:cstheme="minorHAnsi"/>
+        </w:rPr>
+        <w:t xml:space="preserve">разработать конвейер </w:t>
+      </w:r>
+      <w:r>
+        <w:rPr>
+          <w:rFonts w:ascii="Courier New" w:hAnsi="Courier New" w:cs="Courier New"/>
+          <w:lang w:val="en-US"/>
+        </w:rPr>
+        <w:t>rtr</w:t>
+      </w:r>
+      <w:r>
+        <w:rPr>
+          <w:rFonts w:ascii="Courier New" w:hAnsi="Courier New" w:cs="Courier New"/>
+        </w:rPr>
+        <w:t xml:space="preserve"> </w:t>
+      </w:r>
+      <w:r>
+        <w:rPr>
+          <w:rFonts w:ascii="Courier New" w:hAnsi="Courier New" w:cs="Courier New"/>
+          <w:lang w:val="en-US"/>
+        </w:rPr>
+        <w:t>shot</w:t>
+      </w:r>
+      <w:r>
+        <w:rPr>
+          <w:rFonts w:cstheme="minorHAnsi"/>
+        </w:rPr>
+        <w:t xml:space="preserve">: внешний контракт </w:t>
+      </w:r>
+      <w:r>
+        <w:rPr>
+          <w:rFonts w:ascii="Courier New" w:hAnsi="Courier New" w:cs="Courier New"/>
+          <w:lang w:val="en-US"/>
+        </w:rPr>
+        <w:t>window</w:t>
+      </w:r>
+      <w:r>
+        <w:rPr>
+          <w:rFonts w:ascii="Courier New" w:hAnsi="Courier New" w:cs="Courier New"/>
+        </w:rPr>
+        <w:t>.</w:t>
+      </w:r>
+      <w:r>
+        <w:rPr>
+          <w:rFonts w:ascii="Courier New" w:hAnsi="Courier New" w:cs="Courier New"/>
+          <w:lang w:val="en-US"/>
+        </w:rPr>
+        <w:t>storybook</w:t>
+      </w:r>
+      <w:r>
+        <w:rPr>
+          <w:rFonts w:cstheme="minorHAnsi"/>
+        </w:rPr>
+        <w:t xml:space="preserve">, сборку и запуск </w:t>
+      </w:r>
+      <w:r>
+        <w:rPr>
+          <w:rFonts w:cstheme="minorHAnsi"/>
+          <w:lang w:val="en-US"/>
+        </w:rPr>
+        <w:t>preview</w:t>
+      </w:r>
+      <w:r>
+        <w:rPr>
+          <w:rFonts w:cstheme="minorHAnsi"/>
+        </w:rPr>
+        <w:t xml:space="preserve">, управление браузером через </w:t>
+      </w:r>
+      <w:r>
+        <w:rPr>
+          <w:rFonts w:cstheme="minorHAnsi"/>
+          <w:lang w:val="en-US"/>
+        </w:rPr>
+        <w:t>Puppeteer</w:t>
+      </w:r>
+      <w:r>
+        <w:rPr>
+          <w:rFonts w:cstheme="minorHAnsi"/>
+        </w:rPr>
+        <w:t>, снятие PNG, обновление эталонов и проверку визуальных регрессий;</w:t>
+      </w:r>
+    </w:p>
+    <w:p>
+      <w:pPr>
+        <w:pStyle w:val="ListParagraph"/>
+        <w:numPr>
+          <w:ilvl w:val="0"/>
+          <w:numId w:val="2"/>
+        </w:numPr>
+        <w:rPr>
+          <w:rFonts w:cstheme="minorHAnsi"/>
+        </w:rPr>
+      </w:pPr>
+      <w:r>
+        <w:rPr>
+          <w:rFonts w:cstheme="minorHAnsi"/>
+        </w:rPr>
+        <w:lastRenderedPageBreak/>
+        <w:t xml:space="preserve">внедрить систему на примере </w:t>
+      </w:r>
+      <w:r>
+        <w:rPr>
+          <w:rFonts w:cstheme="minorHAnsi"/>
+          <w:lang w:val="en-US"/>
+        </w:rPr>
+        <w:t>demo</w:t>
+      </w:r>
+      <w:r>
+        <w:rPr>
+          <w:rFonts w:cstheme="minorHAnsi"/>
+        </w:rPr>
+        <w:t xml:space="preserve">-пакета, подготовить </w:t>
+      </w:r>
+      <w:r>
+        <w:rPr>
+          <w:rFonts w:cstheme="minorHAnsi"/>
+          <w:lang w:val="en-US"/>
+        </w:rPr>
+        <w:t>stories</w:t>
+      </w:r>
+      <w:r>
+        <w:rPr>
+          <w:rFonts w:cstheme="minorHAnsi"/>
+        </w:rPr>
+        <w:t xml:space="preserve"> и эталонные изображения, а также описать техническую документацию, руководство пользователя и руководство программиста.</w:t>
+      </w:r>
+    </w:p>
+    <w:p>
+      <w:pPr>
+        <w:rPr>
+          <w:rFonts w:cstheme="minorHAnsi"/>
+          <w:lang w:val="en-US"/>
+        </w:rPr>
+      </w:pPr>
+      <w:r>
+        <w:rPr>
+          <w:rFonts w:cstheme="minorHAnsi"/>
+        </w:rPr>
+        <w:t xml:space="preserve">В работе используются материалы внутренней документации </w:t>
+      </w:r>
+      <w:r>
+        <w:rPr>
+          <w:rFonts w:cstheme="minorHAnsi"/>
+          <w:lang w:val="en-US"/>
+        </w:rPr>
+        <w:t>Reactor</w:t>
+      </w:r>
+      <w:r>
+        <w:rPr>
+          <w:rFonts w:cstheme="minorHAnsi"/>
+        </w:rPr>
+        <w:t xml:space="preserve">: руководство по подключению </w:t>
+      </w:r>
+      <w:r>
+        <w:rPr>
+          <w:rFonts w:cstheme="minorHAnsi"/>
+          <w:lang w:val="en-US"/>
+        </w:rPr>
+        <w:t>Storybook</w:t>
+      </w:r>
+      <w:r>
+        <w:rPr>
+          <w:rFonts w:cstheme="minorHAnsi"/>
+        </w:rPr>
+        <w:t xml:space="preserve">, руководство по </w:t>
+      </w:r>
+      <w:r>
+        <w:rPr>
+          <w:rFonts w:ascii="Courier New" w:hAnsi="Courier New" w:cs="Courier New"/>
+          <w:lang w:val="en-US"/>
+        </w:rPr>
+        <w:t>rtr</w:t>
+      </w:r>
+      <w:r>
+        <w:rPr>
+          <w:rFonts w:cstheme="minorHAnsi"/>
+        </w:rPr>
+        <w:t xml:space="preserve">, а также исходные файлы пакетов </w:t>
+      </w:r>
+      <w:r>
+        <w:rPr>
+          <w:rFonts w:ascii="Courier New" w:hAnsi="Courier New" w:cs="Courier New"/>
+          <w:lang w:val="en-US"/>
+        </w:rPr>
+        <w:t>packages</w:t>
+      </w:r>
+      <w:r>
+        <w:rPr>
+          <w:rFonts w:ascii="Courier New" w:hAnsi="Courier New" w:cs="Courier New"/>
+        </w:rPr>
+        <w:t>/</w:t>
+      </w:r>
+      <w:r>
+        <w:rPr>
+          <w:rFonts w:ascii="Courier New" w:hAnsi="Courier New" w:cs="Courier New"/>
+          <w:lang w:val="en-US"/>
+        </w:rPr>
+        <w:t>storybook</w:t>
+      </w:r>
+      <w:r>
+        <w:rPr>
+          <w:rFonts w:cstheme="minorHAnsi"/>
+        </w:rPr>
+        <w:t xml:space="preserve">, </w:t>
+      </w:r>
+      <w:r>
+        <w:rPr>
+          <w:rFonts w:ascii="Courier New" w:hAnsi="Courier New" w:cs="Courier New"/>
+          <w:lang w:val="en-US"/>
+        </w:rPr>
+        <w:t>packages</w:t>
+      </w:r>
+      <w:r>
+        <w:rPr>
+          <w:rFonts w:ascii="Courier New" w:hAnsi="Courier New" w:cs="Courier New"/>
+        </w:rPr>
+        <w:t>/</w:t>
+      </w:r>
+      <w:r>
+        <w:rPr>
+          <w:rFonts w:ascii="Courier New" w:hAnsi="Courier New" w:cs="Courier New"/>
+          <w:lang w:val="en-US"/>
+        </w:rPr>
+        <w:t>storybook</w:t>
+      </w:r>
+      <w:r>
+        <w:rPr>
+          <w:rFonts w:ascii="Courier New" w:hAnsi="Courier New" w:cs="Courier New"/>
+        </w:rPr>
+        <w:t>-</w:t>
+      </w:r>
+      <w:r>
+        <w:rPr>
+          <w:rFonts w:ascii="Courier New" w:hAnsi="Courier New" w:cs="Courier New"/>
+          <w:lang w:val="en-US"/>
+        </w:rPr>
+        <w:t>core</w:t>
+      </w:r>
+      <w:r>
+        <w:rPr>
+          <w:rFonts w:cstheme="minorHAnsi"/>
+        </w:rPr>
+        <w:t xml:space="preserve">, </w:t>
+      </w:r>
+      <w:r>
+        <w:rPr>
+          <w:rFonts w:ascii="Courier New" w:hAnsi="Courier New" w:cs="Courier New"/>
+          <w:lang w:val="en-US"/>
+        </w:rPr>
+        <w:t>packages</w:t>
+      </w:r>
+      <w:r>
+        <w:rPr>
+          <w:rFonts w:ascii="Courier New" w:hAnsi="Courier New" w:cs="Courier New"/>
+        </w:rPr>
+        <w:t>/</w:t>
+      </w:r>
+      <w:r>
+        <w:rPr>
+          <w:rFonts w:ascii="Courier New" w:hAnsi="Courier New" w:cs="Courier New"/>
+          <w:lang w:val="en-US"/>
+        </w:rPr>
+        <w:t>config</w:t>
+      </w:r>
+      <w:r>
+        <w:rPr>
+          <w:rFonts w:ascii="Courier New" w:hAnsi="Courier New" w:cs="Courier New"/>
+        </w:rPr>
+        <w:t>/</w:t>
+      </w:r>
+      <w:r>
+        <w:rPr>
+          <w:rFonts w:ascii="Courier New" w:hAnsi="Courier New" w:cs="Courier New"/>
+          <w:lang w:val="en-US"/>
+        </w:rPr>
+        <w:t>src</w:t>
+      </w:r>
+      <w:r>
+        <w:rPr>
+          <w:rFonts w:ascii="Courier New" w:hAnsi="Courier New" w:cs="Courier New"/>
+        </w:rPr>
+        <w:t>/</w:t>
+      </w:r>
+      <w:r>
+        <w:rPr>
+          <w:rFonts w:ascii="Courier New" w:hAnsi="Courier New" w:cs="Courier New"/>
+          <w:lang w:val="en-US"/>
+        </w:rPr>
+        <w:t>rtr</w:t>
+      </w:r>
+      <w:r>
+        <w:rPr>
+          <w:rFonts w:ascii="Courier New" w:hAnsi="Courier New" w:cs="Courier New"/>
+        </w:rPr>
+        <w:t>/</w:t>
+      </w:r>
+      <w:r>
+        <w:rPr>
+          <w:rFonts w:ascii="Courier New" w:hAnsi="Courier New" w:cs="Courier New"/>
+          <w:lang w:val="en-US"/>
+        </w:rPr>
+        <w:t>core</w:t>
+      </w:r>
+      <w:r>
+        <w:rPr>
+          <w:rFonts w:ascii="Courier New" w:hAnsi="Courier New" w:cs="Courier New"/>
+        </w:rPr>
+        <w:t>/</w:t>
+      </w:r>
+      <w:r>
+        <w:rPr>
+          <w:rFonts w:ascii="Courier New" w:hAnsi="Courier New" w:cs="Courier New"/>
+          <w:lang w:val="en-US"/>
+        </w:rPr>
+        <w:t>shot</w:t>
+      </w:r>
+      <w:r>
+        <w:rPr>
+          <w:rFonts w:cstheme="minorHAnsi"/>
+        </w:rPr>
+        <w:t xml:space="preserve"> и </w:t>
+      </w:r>
+      <w:r>
+        <w:rPr>
+          <w:rFonts w:ascii="Courier New" w:hAnsi="Courier New" w:cs="Courier New"/>
+          <w:lang w:val="en-US"/>
+        </w:rPr>
+        <w:t>packages</w:t>
+      </w:r>
+      <w:r>
+        <w:rPr>
+          <w:rFonts w:ascii="Courier New" w:hAnsi="Courier New" w:cs="Courier New"/>
+        </w:rPr>
+        <w:t>/</w:t>
+      </w:r>
+      <w:r>
+        <w:rPr>
+          <w:rFonts w:ascii="Courier New" w:hAnsi="Courier New" w:cs="Courier New"/>
+          <w:lang w:val="en-US"/>
+        </w:rPr>
+        <w:t>demo</w:t>
+      </w:r>
+      <w:r>
+        <w:rPr>
+          <w:rFonts w:ascii="Courier New" w:hAnsi="Courier New" w:cs="Courier New"/>
+        </w:rPr>
+        <w:t>/</w:t>
+      </w:r>
+      <w:r>
+        <w:rPr>
+          <w:rFonts w:ascii="Courier New" w:hAnsi="Courier New" w:cs="Courier New"/>
+          <w:lang w:val="en-US"/>
+        </w:rPr>
+        <w:t>src</w:t>
+      </w:r>
+      <w:r>
+        <w:rPr>
+          <w:rFonts w:ascii="Courier New" w:hAnsi="Courier New" w:cs="Courier New"/>
+        </w:rPr>
+        <w:t>/</w:t>
+      </w:r>
+      <w:r>
+        <w:rPr>
+          <w:rFonts w:ascii="Courier New" w:hAnsi="Courier New" w:cs="Courier New"/>
+          <w:lang w:val="en-US"/>
+        </w:rPr>
+        <w:t>modules</w:t>
+      </w:r>
+      <w:r>
+        <w:rPr>
+          <w:rFonts w:ascii="Courier New" w:hAnsi="Courier New" w:cs="Courier New"/>
+        </w:rPr>
+        <w:t>/</w:t>
+      </w:r>
+      <w:r>
+        <w:rPr>
+          <w:rFonts w:ascii="Courier New" w:hAnsi="Courier New" w:cs="Courier New"/>
+          <w:lang w:val="en-US"/>
+        </w:rPr>
+        <w:t>storybook</w:t>
+      </w:r>
+      <w:r>
+        <w:rPr>
+          <w:rFonts w:cstheme="minorHAnsi"/>
+        </w:rPr>
+        <w:t xml:space="preserve">. В качестве дополнительных источников используются официальные материалы по </w:t>
+      </w:r>
+      <w:r>
+        <w:rPr>
+          <w:rFonts w:cstheme="minorHAnsi"/>
+          <w:lang w:val="en-US"/>
+        </w:rPr>
+        <w:t>React</w:t>
+      </w:r>
+      <w:r>
+        <w:rPr>
+          <w:rFonts w:cstheme="minorHAnsi"/>
+        </w:rPr>
+        <w:t xml:space="preserve">, </w:t>
+      </w:r>
+      <w:r>
+        <w:rPr>
+          <w:rFonts w:cstheme="minorHAnsi"/>
+          <w:lang w:val="en-US"/>
+        </w:rPr>
+        <w:t>Vite</w:t>
+      </w:r>
+      <w:r>
+        <w:rPr>
+          <w:rFonts w:cstheme="minorHAnsi"/>
+        </w:rPr>
+        <w:t xml:space="preserve">, </w:t>
+      </w:r>
+      <w:r>
+        <w:rPr>
+          <w:rFonts w:cstheme="minorHAnsi"/>
+          <w:lang w:val="en-US"/>
+        </w:rPr>
+        <w:t>Puppeteer</w:t>
+      </w:r>
+      <w:r>
+        <w:rPr>
+          <w:rFonts w:cstheme="minorHAnsi"/>
+        </w:rPr>
+        <w:t xml:space="preserve">, </w:t>
+      </w:r>
+      <w:r>
+        <w:rPr>
+          <w:rFonts w:cstheme="minorHAnsi"/>
+          <w:lang w:val="en-US"/>
+        </w:rPr>
+        <w:t>TypeScript</w:t>
+      </w:r>
+      <w:r>
+        <w:rPr>
+          <w:rFonts w:cstheme="minorHAnsi"/>
+        </w:rPr>
+        <w:t xml:space="preserve"> и </w:t>
+      </w:r>
+      <w:r>
+        <w:rPr>
+          <w:rFonts w:cstheme="minorHAnsi"/>
+          <w:lang w:val="en-US"/>
+        </w:rPr>
+        <w:t>Storybook</w:t>
+      </w:r>
+      <w:r>
+        <w:rPr>
+          <w:rFonts w:cstheme="minorHAnsi"/>
+        </w:rPr>
+        <w:t>, а также литература по проектированию программных систем и качеству кода.</w:t>
+      </w:r>
+    </w:p>
+    <w:p>
+      <w:pPr>
+        <w:spacing w:line="240" w:lineRule="auto"/>
+        <w:ind w:firstLine="0"/>
+        <w:jc w:val="left"/>
+        <w:rPr>
+          <w:rFonts w:cstheme="minorHAnsi"/>
+        </w:rPr>
+      </w:pPr>
+      <w:r>
+        <w:rPr>
+          <w:rFonts w:cstheme="minorHAnsi"/>
+        </w:rPr>
+        <w:br w:type="page"/>
+      </w:r>
+    </w:p>
+    <w:p>
+      <w:pPr>
+        <w:pStyle w:val="Heading1"/>
+        <w:rPr>
+          <w:lang w:val="en-US"/>
+        </w:rPr>
+      </w:pPr>
+      <w:bookmarkStart w:id="2" w:name="_Toc232160040"/>
+      <w:r>
+        <w:lastRenderedPageBreak/>
+        <w:t>Постановка задачи</w:t>
+      </w:r>
+      <w:bookmarkEnd w:id="2"/>
+    </w:p>
+    <w:p>
+      <w:pPr>
+        <w:pStyle w:val="Heading2"/>
+      </w:pPr>
+      <w:r>
+        <w:t>Описание проблемы</w:t>
+      </w:r>
+    </w:p>
+    <w:p>
+      <w:pPr>
+        <w:rPr>
+          <w:lang w:val="en-US"/>
+        </w:rPr>
+      </w:pPr>
+    </w:p>
     <w:sectPr>
+      <w:footerReference w:type="default" r:id="rId8"/>
       <w:pgSz w:w="11906" w:h="16838" w:code="9"/>
       <w:pgMar w:top="1134" w:right="567" w:bottom="1134" w:left="1701" w:header="720" w:footer="720" w:gutter="0"/>
       <w:cols w:space="720"/>
@@ -4293,6 +5750,55 @@
 </w:endnotes>
 </file>
 
+<file path=word/footer1.xml><?xml version="1.0" encoding="utf-8"?>
+<w:ftr xmlns:wpc="http://schemas.microsoft.com/office/word/2010/wordprocessingCanvas" xmlns:cx="http://schemas.microsoft.com/office/drawing/2014/chartex" xmlns:cx1="http://schemas.microsoft.com/office/drawing/2015/9/8/chartex" xmlns:cx2="http://schemas.microsoft.com/office/drawing/2015/10/21/chartex" xmlns:cx3="http://schemas.microsoft.com/office/drawing/2016/5/9/chartex" xmlns:cx4="http://schemas.microsoft.com/office/drawing/2016/5/10/chartex" xmlns:cx5="http://schemas.microsoft.com/office/drawing/2016/5/11/chartex" xmlns:cx6="http://schemas.microsoft.com/office/drawing/2016/5/12/chartex" xmlns:cx7="http://schemas.microsoft.com/office/drawing/2016/5/13/chartex" xmlns:cx8="http://schemas.microsoft.com/office/drawing/2016/5/14/chartex" xmlns:mc="http://schemas.openxmlformats.org/markup-compatibility/2006" xmlns:aink="http://schemas.microsoft.com/office/drawing/2016/ink" xmlns:am3d="http://schemas.microsoft.com/office/drawing/2017/model3d" xmlns:o="urn:schemas-microsoft-com:office:office" xmlns:oel="http://schemas.microsoft.com/office/2019/extlst" xmlns:r="http://schemas.openxmlformats.org/officeDocument/2006/relationships" xmlns:m="http://schemas.openxmlformats.org/officeDocument/2006/math" xmlns:v="urn:schemas-microsoft-com:vml" xmlns:wp14="http://schemas.microsoft.com/office/word/2010/wordprocessingDrawing" xmlns:wp="http://schemas.openxmlformats.org/drawingml/2006/wordprocessingDrawing" xmlns:w10="urn:schemas-microsoft-com:office:word" xmlns:w="http://schemas.openxmlformats.org/wordprocessingml/2006/main" xmlns:w14="http://schemas.microsoft.com/office/word/2010/wordml" xmlns:w15="http://schemas.microsoft.com/office/word/2012/wordml" xmlns:w16cex="http://schemas.microsoft.com/office/word/2018/wordml/cex" xmlns:w16cid="http://schemas.microsoft.com/office/word/2016/wordml/cid" xmlns:w16="http://schemas.microsoft.com/office/word/2018/wordml" xmlns:w16du="http://schemas.microsoft.com/office/word/2023/wordml/word16du" xmlns:w16sdtdh="http://schemas.microsoft.com/office/word/2020/wordml/sdtdatahash" xmlns:w16sdtfl="http://schemas.microsoft.com/office/word/2024/wordml/sdtformatlock" xmlns:w16se="http://schemas.microsoft.com/office/word/2015/wordml/symex" xmlns:wpg="http://schemas.microsoft.com/office/word/2010/wordprocessingGroup" xmlns:wpi="http://schemas.microsoft.com/office/word/2010/wordprocessingInk" xmlns:wne="http://schemas.microsoft.com/office/word/2006/wordml" xmlns:wps="http://schemas.microsoft.com/office/word/2010/wordprocessingShape" mc:Ignorable="w14 w15 w16se w16cid w16 w16cex w16sdtdh w16sdtfl w16du wp14">
+  <w:sdt>
+    <w:sdtPr>
+      <w:id w:val="-960956406"/>
+      <w:docPartObj>
+        <w:docPartGallery w:val="Page Numbers (Bottom of Page)"/>
+        <w:docPartUnique/>
+      </w:docPartObj>
+    </w:sdtPr>
+    <w:sdtEndPr>
+      <w:rPr>
+        <w:noProof/>
+      </w:rPr>
+    </w:sdtEndPr>
+    <w:sdtContent>
+      <w:p>
+        <w:pPr>
+          <w:pStyle w:val="Footer"/>
+          <w:ind w:firstLine="0"/>
+          <w:jc w:val="center"/>
+        </w:pPr>
+        <w:r>
+          <w:fldChar w:fldCharType="begin"/>
+        </w:r>
+        <w:r>
+          <w:instrText xml:space="preserve"> PAGE   \* MERGEFORMAT </w:instrText>
+        </w:r>
+        <w:r>
+          <w:fldChar w:fldCharType="separate"/>
+        </w:r>
+        <w:r>
+          <w:rPr>
+            <w:noProof/>
+          </w:rPr>
+          <w:t>2</w:t>
+        </w:r>
+        <w:r>
+          <w:rPr>
+            <w:noProof/>
+          </w:rPr>
+          <w:fldChar w:fldCharType="end"/>
+        </w:r>
+      </w:p>
+    </w:sdtContent>
+  </w:sdt>
+</w:ftr>
+</file>
+
 <file path=word/footnotes.xml><?xml version="1.0" encoding="utf-8"?>
 <w:footnotes xmlns:wpc="http://schemas.microsoft.com/office/word/2010/wordprocessingCanvas" xmlns:cx="http://schemas.microsoft.com/office/drawing/2014/chartex" xmlns:cx1="http://schemas.microsoft.com/office/drawing/2015/9/8/chartex" xmlns:cx2="http://schemas.microsoft.com/office/drawing/2015/10/21/chartex" xmlns:cx3="http://schemas.microsoft.com/office/drawing/2016/5/9/chartex" xmlns:cx4="http://schemas.microsoft.com/office/drawing/2016/5/10/chartex" xmlns:cx5="http://schemas.microsoft.com/office/drawing/2016/5/11/chartex" xmlns:cx6="http://schemas.microsoft.com/office/drawing/2016/5/12/chartex" xmlns:cx7="http://schemas.microsoft.com/office/drawing/2016/5/13/chartex" xmlns:cx8="http://schemas.microsoft.com/office/drawing/2016/5/14/chartex" xmlns:mc="http://schemas.openxmlformats.org/markup-compatibility/2006" xmlns:aink="http://schemas.microsoft.com/office/drawing/2016/ink" xmlns:am3d="http://schemas.microsoft.com/office/drawing/2017/model3d" xmlns:o="urn:schemas-microsoft-com:office:office" xmlns:oel="http://schemas.microsoft.com/office/2019/extlst" xmlns:r="http://schemas.openxmlformats.org/officeDocument/2006/relationships" xmlns:m="http://schemas.openxmlformats.org/officeDocument/2006/math" xmlns:v="urn:schemas-microsoft-com:vml" xmlns:wp14="http://schemas.microsoft.com/office/word/2010/wordprocessingDrawing" xmlns:wp="http://schemas.openxmlformats.org/drawingml/2006/wordprocessingDrawing" xmlns:w10="urn:schemas-microsoft-com:office:word" xmlns:w="http://schemas.openxmlformats.org/wordprocessingml/2006/main" xmlns:w14="http://schemas.microsoft.com/office/word/2010/wordml" xmlns:w15="http://schemas.microsoft.com/office/word/2012/wordml" xmlns:w16cex="http://schemas.microsoft.com/office/word/2018/wordml/cex" xmlns:w16cid="http://schemas.microsoft.com/office/word/2016/wordml/cid" xmlns:w16="http://schemas.microsoft.com/office/word/2018/wordml" xmlns:w16du="http://schemas.microsoft.com/office/word/2023/wordml/word16du" xmlns:w16sdtdh="http://schemas.microsoft.com/office/word/2020/wordml/sdtdatahash" xmlns:w16sdtfl="http://schemas.microsoft.com/office/word/2024/wordml/sdtformatlock" xmlns:w16se="http://schemas.microsoft.com/office/word/2015/wordml/symex" xmlns:wpg="http://schemas.microsoft.com/office/word/2010/wordprocessingGroup" xmlns:wpi="http://schemas.microsoft.com/office/word/2010/wordprocessingInk" xmlns:wne="http://schemas.microsoft.com/office/word/2006/wordml" xmlns:wps="http://schemas.microsoft.com/office/word/2010/wordprocessingShape" mc:Ignorable="w14 w15 w16se w16cid w16 w16cex w16sdtdh w16sdtfl w16du wp14">
   <w:footnote w:type="separator" w:id="-1">
@@ -4316,6 +5822,335 @@
     </w:p>
   </w:footnote>
 </w:footnotes>
+</file>
+
+<file path=word/numbering.xml><?xml version="1.0" encoding="utf-8"?>
+<w:numbering xmlns:wpc="http://schemas.microsoft.com/office/word/2010/wordprocessingCanvas" xmlns:cx="http://schemas.microsoft.com/office/drawing/2014/chartex" xmlns:cx1="http://schemas.microsoft.com/office/drawing/2015/9/8/chartex" xmlns:cx2="http://schemas.microsoft.com/office/drawing/2015/10/21/chartex" xmlns:cx3="http://schemas.microsoft.com/office/drawing/2016/5/9/chartex" xmlns:cx4="http://schemas.microsoft.com/office/drawing/2016/5/10/chartex" xmlns:cx5="http://schemas.microsoft.com/office/drawing/2016/5/11/chartex" xmlns:cx6="http://schemas.microsoft.com/office/drawing/2016/5/12/chartex" xmlns:cx7="http://schemas.microsoft.com/office/drawing/2016/5/13/chartex" xmlns:cx8="http://schemas.microsoft.com/office/drawing/2016/5/14/chartex" xmlns:mc="http://schemas.openxmlformats.org/markup-compatibility/2006" xmlns:aink="http://schemas.microsoft.com/office/drawing/2016/ink" xmlns:am3d="http://schemas.microsoft.com/office/drawing/2017/model3d" xmlns:o="urn:schemas-microsoft-com:office:office" xmlns:oel="http://schemas.microsoft.com/office/2019/extlst" xmlns:r="http://schemas.openxmlformats.org/officeDocument/2006/relationships" xmlns:m="http://schemas.openxmlformats.org/officeDocument/2006/math" xmlns:v="urn:schemas-microsoft-com:vml" xmlns:wp14="http://schemas.microsoft.com/office/word/2010/wordprocessingDrawing" xmlns:wp="http://schemas.openxmlformats.org/drawingml/2006/wordprocessingDrawing" xmlns:w10="urn:schemas-microsoft-com:office:word" xmlns:w="http://schemas.openxmlformats.org/wordprocessingml/2006/main" xmlns:w14="http://schemas.microsoft.com/office/word/2010/wordml" xmlns:w15="http://schemas.microsoft.com/office/word/2012/wordml" xmlns:w16cex="http://schemas.microsoft.com/office/word/2018/wordml/cex" xmlns:w16cid="http://schemas.microsoft.com/office/word/2016/wordml/cid" xmlns:w16="http://schemas.microsoft.com/office/word/2018/wordml" xmlns:w16du="http://schemas.microsoft.com/office/word/2023/wordml/word16du" xmlns:w16sdtdh="http://schemas.microsoft.com/office/word/2020/wordml/sdtdatahash" xmlns:w16sdtfl="http://schemas.microsoft.com/office/word/2024/wordml/sdtformatlock" xmlns:w16se="http://schemas.microsoft.com/office/word/2015/wordml/symex" xmlns:wpg="http://schemas.microsoft.com/office/word/2010/wordprocessingGroup" xmlns:wpi="http://schemas.microsoft.com/office/word/2010/wordprocessingInk" xmlns:wne="http://schemas.microsoft.com/office/word/2006/wordml" xmlns:wps="http://schemas.microsoft.com/office/word/2010/wordprocessingShape" mc:Ignorable="w14 w15 w16se w16cid w16 w16cex w16sdtdh w16sdtfl w16du wp14">
+  <w:abstractNum w:abstractNumId="0" w15:restartNumberingAfterBreak="0">
+    <w:nsid w:val="288D56FD"/>
+    <w:multiLevelType w:val="hybridMultilevel"/>
+    <w:tmpl w:val="BF1E87D2"/>
+    <w:lvl w:ilvl="0" w:tplc="04190001">
+      <w:start w:val="1"/>
+      <w:numFmt w:val="bullet"/>
+      <w:lvlText w:val=""/>
+      <w:lvlJc w:val="left"/>
+      <w:pPr>
+        <w:ind w:left="1429" w:hanging="360"/>
+      </w:pPr>
+      <w:rPr>
+        <w:rFonts w:ascii="Symbol" w:hAnsi="Symbol" w:hint="default"/>
+      </w:rPr>
+    </w:lvl>
+    <w:lvl w:ilvl="1" w:tplc="04190003" w:tentative="1">
+      <w:start w:val="1"/>
+      <w:numFmt w:val="bullet"/>
+      <w:lvlText w:val="o"/>
+      <w:lvlJc w:val="left"/>
+      <w:pPr>
+        <w:ind w:left="2149" w:hanging="360"/>
+      </w:pPr>
+      <w:rPr>
+        <w:rFonts w:ascii="Courier New" w:hAnsi="Courier New" w:cs="Courier New" w:hint="default"/>
+      </w:rPr>
+    </w:lvl>
+    <w:lvl w:ilvl="2" w:tplc="04190005" w:tentative="1">
+      <w:start w:val="1"/>
+      <w:numFmt w:val="bullet"/>
+      <w:lvlText w:val=""/>
+      <w:lvlJc w:val="left"/>
+      <w:pPr>
+        <w:ind w:left="2869" w:hanging="360"/>
+      </w:pPr>
+      <w:rPr>
+        <w:rFonts w:ascii="Wingdings" w:hAnsi="Wingdings" w:hint="default"/>
+      </w:rPr>
+    </w:lvl>
+    <w:lvl w:ilvl="3" w:tplc="04190001" w:tentative="1">
+      <w:start w:val="1"/>
+      <w:numFmt w:val="bullet"/>
+      <w:lvlText w:val=""/>
+      <w:lvlJc w:val="left"/>
+      <w:pPr>
+        <w:ind w:left="3589" w:hanging="360"/>
+      </w:pPr>
+      <w:rPr>
+        <w:rFonts w:ascii="Symbol" w:hAnsi="Symbol" w:hint="default"/>
+      </w:rPr>
+    </w:lvl>
+    <w:lvl w:ilvl="4" w:tplc="04190003" w:tentative="1">
+      <w:start w:val="1"/>
+      <w:numFmt w:val="bullet"/>
+      <w:lvlText w:val="o"/>
+      <w:lvlJc w:val="left"/>
+      <w:pPr>
+        <w:ind w:left="4309" w:hanging="360"/>
+      </w:pPr>
+      <w:rPr>
+        <w:rFonts w:ascii="Courier New" w:hAnsi="Courier New" w:cs="Courier New" w:hint="default"/>
+      </w:rPr>
+    </w:lvl>
+    <w:lvl w:ilvl="5" w:tplc="04190005" w:tentative="1">
+      <w:start w:val="1"/>
+      <w:numFmt w:val="bullet"/>
+      <w:lvlText w:val=""/>
+      <w:lvlJc w:val="left"/>
+      <w:pPr>
+        <w:ind w:left="5029" w:hanging="360"/>
+      </w:pPr>
+      <w:rPr>
+        <w:rFonts w:ascii="Wingdings" w:hAnsi="Wingdings" w:hint="default"/>
+      </w:rPr>
+    </w:lvl>
+    <w:lvl w:ilvl="6" w:tplc="04190001" w:tentative="1">
+      <w:start w:val="1"/>
+      <w:numFmt w:val="bullet"/>
+      <w:lvlText w:val=""/>
+      <w:lvlJc w:val="left"/>
+      <w:pPr>
+        <w:ind w:left="5749" w:hanging="360"/>
+      </w:pPr>
+      <w:rPr>
+        <w:rFonts w:ascii="Symbol" w:hAnsi="Symbol" w:hint="default"/>
+      </w:rPr>
+    </w:lvl>
+    <w:lvl w:ilvl="7" w:tplc="04190003" w:tentative="1">
+      <w:start w:val="1"/>
+      <w:numFmt w:val="bullet"/>
+      <w:lvlText w:val="o"/>
+      <w:lvlJc w:val="left"/>
+      <w:pPr>
+        <w:ind w:left="6469" w:hanging="360"/>
+      </w:pPr>
+      <w:rPr>
+        <w:rFonts w:ascii="Courier New" w:hAnsi="Courier New" w:cs="Courier New" w:hint="default"/>
+      </w:rPr>
+    </w:lvl>
+    <w:lvl w:ilvl="8" w:tplc="04190005" w:tentative="1">
+      <w:start w:val="1"/>
+      <w:numFmt w:val="bullet"/>
+      <w:lvlText w:val=""/>
+      <w:lvlJc w:val="left"/>
+      <w:pPr>
+        <w:ind w:left="7189" w:hanging="360"/>
+      </w:pPr>
+      <w:rPr>
+        <w:rFonts w:ascii="Wingdings" w:hAnsi="Wingdings" w:hint="default"/>
+      </w:rPr>
+    </w:lvl>
+  </w:abstractNum>
+  <w:abstractNum w:abstractNumId="1" w15:restartNumberingAfterBreak="0">
+    <w:nsid w:val="36C730D5"/>
+    <w:multiLevelType w:val="hybridMultilevel"/>
+    <w:tmpl w:val="8F8EA780"/>
+    <w:lvl w:ilvl="0" w:tplc="E5AEDAEE">
+      <w:start w:val="1"/>
+      <w:numFmt w:val="decimal"/>
+      <w:lvlText w:val="%1"/>
+      <w:lvlJc w:val="left"/>
+      <w:pPr>
+        <w:ind w:left="720" w:hanging="360"/>
+      </w:pPr>
+      <w:rPr>
+        <w:rFonts w:hint="default"/>
+      </w:rPr>
+    </w:lvl>
+    <w:lvl w:ilvl="1" w:tplc="04190019" w:tentative="1">
+      <w:start w:val="1"/>
+      <w:numFmt w:val="lowerLetter"/>
+      <w:lvlText w:val="%2."/>
+      <w:lvlJc w:val="left"/>
+      <w:pPr>
+        <w:ind w:left="1440" w:hanging="360"/>
+      </w:pPr>
+    </w:lvl>
+    <w:lvl w:ilvl="2" w:tplc="0419001B" w:tentative="1">
+      <w:start w:val="1"/>
+      <w:numFmt w:val="lowerRoman"/>
+      <w:lvlText w:val="%3."/>
+      <w:lvlJc w:val="right"/>
+      <w:pPr>
+        <w:ind w:left="2160" w:hanging="180"/>
+      </w:pPr>
+    </w:lvl>
+    <w:lvl w:ilvl="3" w:tplc="0419000F" w:tentative="1">
+      <w:start w:val="1"/>
+      <w:numFmt w:val="decimal"/>
+      <w:lvlText w:val="%4."/>
+      <w:lvlJc w:val="left"/>
+      <w:pPr>
+        <w:ind w:left="2880" w:hanging="360"/>
+      </w:pPr>
+    </w:lvl>
+    <w:lvl w:ilvl="4" w:tplc="04190019" w:tentative="1">
+      <w:start w:val="1"/>
+      <w:numFmt w:val="lowerLetter"/>
+      <w:lvlText w:val="%5."/>
+      <w:lvlJc w:val="left"/>
+      <w:pPr>
+        <w:ind w:left="3600" w:hanging="360"/>
+      </w:pPr>
+    </w:lvl>
+    <w:lvl w:ilvl="5" w:tplc="0419001B" w:tentative="1">
+      <w:start w:val="1"/>
+      <w:numFmt w:val="lowerRoman"/>
+      <w:lvlText w:val="%6."/>
+      <w:lvlJc w:val="right"/>
+      <w:pPr>
+        <w:ind w:left="4320" w:hanging="180"/>
+      </w:pPr>
+    </w:lvl>
+    <w:lvl w:ilvl="6" w:tplc="0419000F" w:tentative="1">
+      <w:start w:val="1"/>
+      <w:numFmt w:val="decimal"/>
+      <w:lvlText w:val="%7."/>
+      <w:lvlJc w:val="left"/>
+      <w:pPr>
+        <w:ind w:left="5040" w:hanging="360"/>
+      </w:pPr>
+    </w:lvl>
+    <w:lvl w:ilvl="7" w:tplc="04190019" w:tentative="1">
+      <w:start w:val="1"/>
+      <w:numFmt w:val="lowerLetter"/>
+      <w:lvlText w:val="%8."/>
+      <w:lvlJc w:val="left"/>
+      <w:pPr>
+        <w:ind w:left="5760" w:hanging="360"/>
+      </w:pPr>
+    </w:lvl>
+    <w:lvl w:ilvl="8" w:tplc="0419001B" w:tentative="1">
+      <w:start w:val="1"/>
+      <w:numFmt w:val="lowerRoman"/>
+      <w:lvlText w:val="%9."/>
+      <w:lvlJc w:val="right"/>
+      <w:pPr>
+        <w:ind w:left="6480" w:hanging="180"/>
+      </w:pPr>
+    </w:lvl>
+  </w:abstractNum>
+  <w:abstractNum w:abstractNumId="2" w15:restartNumberingAfterBreak="0">
+    <w:nsid w:val="7F3D23B4"/>
+    <w:multiLevelType w:val="hybridMultilevel"/>
+    <w:tmpl w:val="B5CE1974"/>
+    <w:lvl w:ilvl="0" w:tplc="04190001">
+      <w:start w:val="1"/>
+      <w:numFmt w:val="bullet"/>
+      <w:lvlText w:val=""/>
+      <w:lvlJc w:val="left"/>
+      <w:pPr>
+        <w:ind w:left="1429" w:hanging="360"/>
+      </w:pPr>
+      <w:rPr>
+        <w:rFonts w:ascii="Symbol" w:hAnsi="Symbol" w:hint="default"/>
+      </w:rPr>
+    </w:lvl>
+    <w:lvl w:ilvl="1" w:tplc="04190003" w:tentative="1">
+      <w:start w:val="1"/>
+      <w:numFmt w:val="bullet"/>
+      <w:lvlText w:val="o"/>
+      <w:lvlJc w:val="left"/>
+      <w:pPr>
+        <w:ind w:left="2149" w:hanging="360"/>
+      </w:pPr>
+      <w:rPr>
+        <w:rFonts w:ascii="Courier New" w:hAnsi="Courier New" w:cs="Courier New" w:hint="default"/>
+      </w:rPr>
+    </w:lvl>
+    <w:lvl w:ilvl="2" w:tplc="04190005" w:tentative="1">
+      <w:start w:val="1"/>
+      <w:numFmt w:val="bullet"/>
+      <w:lvlText w:val=""/>
+      <w:lvlJc w:val="left"/>
+      <w:pPr>
+        <w:ind w:left="2869" w:hanging="360"/>
+      </w:pPr>
+      <w:rPr>
+        <w:rFonts w:ascii="Wingdings" w:hAnsi="Wingdings" w:hint="default"/>
+      </w:rPr>
+    </w:lvl>
+    <w:lvl w:ilvl="3" w:tplc="04190001" w:tentative="1">
+      <w:start w:val="1"/>
+      <w:numFmt w:val="bullet"/>
+      <w:lvlText w:val=""/>
+      <w:lvlJc w:val="left"/>
+      <w:pPr>
+        <w:ind w:left="3589" w:hanging="360"/>
+      </w:pPr>
+      <w:rPr>
+        <w:rFonts w:ascii="Symbol" w:hAnsi="Symbol" w:hint="default"/>
+      </w:rPr>
+    </w:lvl>
+    <w:lvl w:ilvl="4" w:tplc="04190003" w:tentative="1">
+      <w:start w:val="1"/>
+      <w:numFmt w:val="bullet"/>
+      <w:lvlText w:val="o"/>
+      <w:lvlJc w:val="left"/>
+      <w:pPr>
+        <w:ind w:left="4309" w:hanging="360"/>
+      </w:pPr>
+      <w:rPr>
+        <w:rFonts w:ascii="Courier New" w:hAnsi="Courier New" w:cs="Courier New" w:hint="default"/>
+      </w:rPr>
+    </w:lvl>
+    <w:lvl w:ilvl="5" w:tplc="04190005" w:tentative="1">
+      <w:start w:val="1"/>
+      <w:numFmt w:val="bullet"/>
+      <w:lvlText w:val=""/>
+      <w:lvlJc w:val="left"/>
+      <w:pPr>
+        <w:ind w:left="5029" w:hanging="360"/>
+      </w:pPr>
+      <w:rPr>
+        <w:rFonts w:ascii="Wingdings" w:hAnsi="Wingdings" w:hint="default"/>
+      </w:rPr>
+    </w:lvl>
+    <w:lvl w:ilvl="6" w:tplc="04190001" w:tentative="1">
+      <w:start w:val="1"/>
+      <w:numFmt w:val="bullet"/>
+      <w:lvlText w:val=""/>
+      <w:lvlJc w:val="left"/>
+      <w:pPr>
+        <w:ind w:left="5749" w:hanging="360"/>
+      </w:pPr>
+      <w:rPr>
+        <w:rFonts w:ascii="Symbol" w:hAnsi="Symbol" w:hint="default"/>
+      </w:rPr>
+    </w:lvl>
+    <w:lvl w:ilvl="7" w:tplc="04190003" w:tentative="1">
+      <w:start w:val="1"/>
+      <w:numFmt w:val="bullet"/>
+      <w:lvlText w:val="o"/>
+      <w:lvlJc w:val="left"/>
+      <w:pPr>
+        <w:ind w:left="6469" w:hanging="360"/>
+      </w:pPr>
+      <w:rPr>
+        <w:rFonts w:ascii="Courier New" w:hAnsi="Courier New" w:cs="Courier New" w:hint="default"/>
+      </w:rPr>
+    </w:lvl>
+    <w:lvl w:ilvl="8" w:tplc="04190005" w:tentative="1">
+      <w:start w:val="1"/>
+      <w:numFmt w:val="bullet"/>
+      <w:lvlText w:val=""/>
+      <w:lvlJc w:val="left"/>
+      <w:pPr>
+        <w:ind w:left="7189" w:hanging="360"/>
+      </w:pPr>
+      <w:rPr>
+        <w:rFonts w:ascii="Wingdings" w:hAnsi="Wingdings" w:hint="default"/>
+      </w:rPr>
+    </w:lvl>
+  </w:abstractNum>
+  <w:num w:numId="1" w16cid:durableId="1467896591">
+    <w:abstractNumId w:val="0"/>
+  </w:num>
+  <w:num w:numId="2" w16cid:durableId="1277982991">
+    <w:abstractNumId w:val="2"/>
+  </w:num>
+  <w:num w:numId="3" w16cid:durableId="725568161">
+    <w:abstractNumId w:val="1"/>
+  </w:num>
+</w:numbering>
 </file>
 
 <file path=word/styles.xml><?xml version="1.0" encoding="utf-8"?>
@@ -4753,11 +6588,11 @@
     <w:uiPriority w:val="9"/>
     <w:unhideWhenUsed/>
     <w:qFormat/>
-    <w:rsid w:val="008B1797"/>
+    <w:rsid w:val="003F7AEF"/>
     <w:pPr>
       <w:keepNext/>
       <w:keepLines/>
-      <w:ind w:firstLine="0"/>
+      <w:jc w:val="left"/>
       <w:outlineLvl w:val="1"/>
     </w:pPr>
     <w:rPr>
@@ -4774,11 +6609,11 @@
     <w:uiPriority w:val="9"/>
     <w:unhideWhenUsed/>
     <w:qFormat/>
-    <w:rsid w:val="008B1797"/>
+    <w:rsid w:val="003F7AEF"/>
     <w:pPr>
       <w:keepNext/>
       <w:keepLines/>
-      <w:ind w:firstLine="0"/>
+      <w:jc w:val="left"/>
       <w:outlineLvl w:val="2"/>
     </w:pPr>
     <w:rPr>
@@ -4796,11 +6631,11 @@
     <w:semiHidden/>
     <w:unhideWhenUsed/>
     <w:qFormat/>
-    <w:rsid w:val="0082414A"/>
+    <w:rsid w:val="003F7AEF"/>
     <w:pPr>
       <w:keepNext/>
       <w:keepLines/>
-      <w:ind w:firstLine="0"/>
+      <w:jc w:val="left"/>
       <w:outlineLvl w:val="3"/>
     </w:pPr>
     <w:rPr>
@@ -4962,7 +6797,7 @@
     <w:basedOn w:val="DefaultParagraphFont"/>
     <w:link w:val="Heading2"/>
     <w:uiPriority w:val="9"/>
-    <w:rsid w:val="008B1797"/>
+    <w:rsid w:val="003F7AEF"/>
     <w:rPr>
       <w:rFonts w:asciiTheme="majorHAnsi" w:eastAsiaTheme="majorEastAsia" w:hAnsiTheme="majorHAnsi" w:cstheme="majorBidi"/>
       <w:b/>
@@ -4975,7 +6810,7 @@
     <w:basedOn w:val="DefaultParagraphFont"/>
     <w:link w:val="Heading3"/>
     <w:uiPriority w:val="9"/>
-    <w:rsid w:val="008B1797"/>
+    <w:rsid w:val="003F7AEF"/>
     <w:rPr>
       <w:rFonts w:eastAsiaTheme="majorEastAsia" w:cstheme="majorBidi"/>
       <w:b/>
@@ -4989,7 +6824,7 @@
     <w:link w:val="Heading4"/>
     <w:uiPriority w:val="9"/>
     <w:semiHidden/>
-    <w:rsid w:val="0082414A"/>
+    <w:rsid w:val="003F7AEF"/>
     <w:rPr>
       <w:rFonts w:eastAsiaTheme="majorEastAsia" w:cstheme="majorBidi"/>
       <w:b/>

--- a/Диплом.docx
+++ b/Диплом.docx
@@ -1386,7 +1386,25 @@
           <w:lang w:eastAsia="ru-RU"/>
           <w14:ligatures w14:val="none"/>
         </w:rPr>
-        <w:t>__г.</w:t>
+        <w:t>6</w:t>
+      </w:r>
+      <w:r>
+        <w:rPr>
+          <w:rFonts w:ascii="Times New Roman" w:eastAsia="Times New Roman" w:hAnsi="Times New Roman" w:cs="Times New Roman"/>
+          <w:szCs w:val="24"/>
+          <w:lang w:eastAsia="ru-RU"/>
+          <w14:ligatures w14:val="none"/>
+        </w:rPr>
+        <w:t xml:space="preserve"> </w:t>
+      </w:r>
+      <w:r>
+        <w:rPr>
+          <w:rFonts w:ascii="Times New Roman" w:eastAsia="Times New Roman" w:hAnsi="Times New Roman" w:cs="Times New Roman"/>
+          <w:szCs w:val="24"/>
+          <w:lang w:eastAsia="ru-RU"/>
+          <w14:ligatures w14:val="none"/>
+        </w:rPr>
+        <w:t>г.</w:t>
       </w:r>
     </w:p>
     <w:p>
@@ -3564,7 +3582,7 @@
         <w:rPr>
           <w:rFonts w:ascii="Times New Roman" w:eastAsia="Times New Roman" w:hAnsi="Times New Roman" w:cs="Times New Roman"/>
           <w:sz w:val="22"/>
-          <w:lang w:val="en-US" w:eastAsia="ru-RU"/>
+          <w:lang w:eastAsia="ru-RU"/>
           <w14:ligatures w14:val="none"/>
         </w:rPr>
         <w:t>2</w:t>
@@ -3576,7 +3594,16 @@
           <w:lang w:eastAsia="ru-RU"/>
           <w14:ligatures w14:val="none"/>
         </w:rPr>
-        <w:t>__ г.</w:t>
+        <w:t>6</w:t>
+      </w:r>
+      <w:r>
+        <w:rPr>
+          <w:rFonts w:ascii="Times New Roman" w:eastAsia="Times New Roman" w:hAnsi="Times New Roman" w:cs="Times New Roman"/>
+          <w:sz w:val="22"/>
+          <w:lang w:eastAsia="ru-RU"/>
+          <w14:ligatures w14:val="none"/>
+        </w:rPr>
+        <w:t xml:space="preserve"> г.</w:t>
       </w:r>
     </w:p>
     <w:p>
@@ -3667,7 +3694,7 @@
         <w:rPr>
           <w:noProof/>
         </w:rPr>
-        <w:instrText xml:space="preserve"> PAGEREF _Toc232160038 \h </w:instrText>
+        <w:instrText xml:space="preserve"> PAGEREF _Toc232175469 \h </w:instrText>
       </w:r>
       <w:r>
         <w:rPr>
@@ -3729,7 +3756,7 @@
         <w:rPr>
           <w:noProof/>
         </w:rPr>
-        <w:instrText xml:space="preserve"> PAGEREF _Toc232160039 \h </w:instrText>
+        <w:instrText xml:space="preserve"> PAGEREF _Toc232175470 \h </w:instrText>
       </w:r>
       <w:r>
         <w:rPr>
@@ -3773,12 +3800,18 @@
         <w:rPr>
           <w:noProof/>
         </w:rPr>
-        <w:t>Постановка задачи</w:t>
+        <w:t>1</w:t>
       </w:r>
       <w:r>
         <w:rPr>
           <w:noProof/>
         </w:rPr>
+        <w:t xml:space="preserve"> Постановка задачи</w:t>
+      </w:r>
+      <w:r>
+        <w:rPr>
+          <w:noProof/>
+        </w:rPr>
         <w:tab/>
       </w:r>
       <w:r>
@@ -3791,7 +3824,7 @@
         <w:rPr>
           <w:noProof/>
         </w:rPr>
-        <w:instrText xml:space="preserve"> PAGEREF _Toc232160040 \h </w:instrText>
+        <w:instrText xml:space="preserve"> PAGEREF _Toc232175471 \h </w:instrText>
       </w:r>
       <w:r>
         <w:rPr>
@@ -3809,6 +3842,446 @@
           <w:noProof/>
         </w:rPr>
         <w:t>10</w:t>
+      </w:r>
+      <w:r>
+        <w:rPr>
+          <w:noProof/>
+        </w:rPr>
+        <w:fldChar w:fldCharType="end"/>
+      </w:r>
+    </w:p>
+    <w:p>
+      <w:pPr>
+        <w:pStyle w:val="TOC2"/>
+        <w:tabs>
+          <w:tab w:val="right" w:leader="dot" w:pos="9628"/>
+        </w:tabs>
+        <w:rPr>
+          <w:rFonts w:eastAsiaTheme="minorEastAsia"/>
+          <w:noProof/>
+          <w:kern w:val="2"/>
+          <w:szCs w:val="24"/>
+          <w:lang w:eastAsia="ru-RU"/>
+        </w:rPr>
+      </w:pPr>
+      <w:r>
+        <w:rPr>
+          <w:noProof/>
+        </w:rPr>
+        <w:t>1.1 Описание проблемы</w:t>
+      </w:r>
+      <w:r>
+        <w:rPr>
+          <w:noProof/>
+        </w:rPr>
+        <w:tab/>
+      </w:r>
+      <w:r>
+        <w:rPr>
+          <w:noProof/>
+        </w:rPr>
+        <w:fldChar w:fldCharType="begin"/>
+      </w:r>
+      <w:r>
+        <w:rPr>
+          <w:noProof/>
+        </w:rPr>
+        <w:instrText xml:space="preserve"> PAGEREF _Toc232175472 \h </w:instrText>
+      </w:r>
+      <w:r>
+        <w:rPr>
+          <w:noProof/>
+        </w:rPr>
+      </w:r>
+      <w:r>
+        <w:rPr>
+          <w:noProof/>
+        </w:rPr>
+        <w:fldChar w:fldCharType="separate"/>
+      </w:r>
+      <w:r>
+        <w:rPr>
+          <w:noProof/>
+        </w:rPr>
+        <w:t>10</w:t>
+      </w:r>
+      <w:r>
+        <w:rPr>
+          <w:noProof/>
+        </w:rPr>
+        <w:fldChar w:fldCharType="end"/>
+      </w:r>
+    </w:p>
+    <w:p>
+      <w:pPr>
+        <w:pStyle w:val="TOC2"/>
+        <w:tabs>
+          <w:tab w:val="right" w:leader="dot" w:pos="9628"/>
+        </w:tabs>
+        <w:rPr>
+          <w:rFonts w:eastAsiaTheme="minorEastAsia"/>
+          <w:noProof/>
+          <w:kern w:val="2"/>
+          <w:szCs w:val="24"/>
+          <w:lang w:eastAsia="ru-RU"/>
+        </w:rPr>
+      </w:pPr>
+      <w:r>
+        <w:rPr>
+          <w:noProof/>
+        </w:rPr>
+        <w:t>1.2 Актуальность проблемы</w:t>
+      </w:r>
+      <w:r>
+        <w:rPr>
+          <w:noProof/>
+        </w:rPr>
+        <w:tab/>
+      </w:r>
+      <w:r>
+        <w:rPr>
+          <w:noProof/>
+        </w:rPr>
+        <w:fldChar w:fldCharType="begin"/>
+      </w:r>
+      <w:r>
+        <w:rPr>
+          <w:noProof/>
+        </w:rPr>
+        <w:instrText xml:space="preserve"> PAGEREF _Toc232175473 \h </w:instrText>
+      </w:r>
+      <w:r>
+        <w:rPr>
+          <w:noProof/>
+        </w:rPr>
+      </w:r>
+      <w:r>
+        <w:rPr>
+          <w:noProof/>
+        </w:rPr>
+        <w:fldChar w:fldCharType="separate"/>
+      </w:r>
+      <w:r>
+        <w:rPr>
+          <w:noProof/>
+        </w:rPr>
+        <w:t>11</w:t>
+      </w:r>
+      <w:r>
+        <w:rPr>
+          <w:noProof/>
+        </w:rPr>
+        <w:fldChar w:fldCharType="end"/>
+      </w:r>
+    </w:p>
+    <w:p>
+      <w:pPr>
+        <w:pStyle w:val="TOC2"/>
+        <w:tabs>
+          <w:tab w:val="right" w:leader="dot" w:pos="9628"/>
+        </w:tabs>
+        <w:rPr>
+          <w:rFonts w:eastAsiaTheme="minorEastAsia"/>
+          <w:noProof/>
+          <w:kern w:val="2"/>
+          <w:szCs w:val="24"/>
+          <w:lang w:eastAsia="ru-RU"/>
+        </w:rPr>
+      </w:pPr>
+      <w:r>
+        <w:rPr>
+          <w:noProof/>
+        </w:rPr>
+        <w:t>1.3</w:t>
+      </w:r>
+      <w:r>
+        <w:rPr>
+          <w:noProof/>
+        </w:rPr>
+        <w:t xml:space="preserve"> Постановка задачи</w:t>
+      </w:r>
+      <w:r>
+        <w:rPr>
+          <w:noProof/>
+        </w:rPr>
+        <w:tab/>
+      </w:r>
+      <w:r>
+        <w:rPr>
+          <w:noProof/>
+        </w:rPr>
+        <w:fldChar w:fldCharType="begin"/>
+      </w:r>
+      <w:r>
+        <w:rPr>
+          <w:noProof/>
+        </w:rPr>
+        <w:instrText xml:space="preserve"> PAGEREF _Toc232175474 \h </w:instrText>
+      </w:r>
+      <w:r>
+        <w:rPr>
+          <w:noProof/>
+        </w:rPr>
+      </w:r>
+      <w:r>
+        <w:rPr>
+          <w:noProof/>
+        </w:rPr>
+        <w:fldChar w:fldCharType="separate"/>
+      </w:r>
+      <w:r>
+        <w:rPr>
+          <w:noProof/>
+        </w:rPr>
+        <w:t>12</w:t>
+      </w:r>
+      <w:r>
+        <w:rPr>
+          <w:noProof/>
+        </w:rPr>
+        <w:fldChar w:fldCharType="end"/>
+      </w:r>
+    </w:p>
+    <w:p>
+      <w:pPr>
+        <w:pStyle w:val="TOC2"/>
+        <w:tabs>
+          <w:tab w:val="right" w:leader="dot" w:pos="9628"/>
+        </w:tabs>
+        <w:rPr>
+          <w:rFonts w:eastAsiaTheme="minorEastAsia"/>
+          <w:noProof/>
+          <w:kern w:val="2"/>
+          <w:szCs w:val="24"/>
+          <w:lang w:eastAsia="ru-RU"/>
+        </w:rPr>
+      </w:pPr>
+      <w:r>
+        <w:rPr>
+          <w:noProof/>
+        </w:rPr>
+        <w:t>1.4 Требования к эксплуатационным характеристикам</w:t>
+      </w:r>
+      <w:r>
+        <w:rPr>
+          <w:noProof/>
+        </w:rPr>
+        <w:tab/>
+      </w:r>
+      <w:r>
+        <w:rPr>
+          <w:noProof/>
+        </w:rPr>
+        <w:fldChar w:fldCharType="begin"/>
+      </w:r>
+      <w:r>
+        <w:rPr>
+          <w:noProof/>
+        </w:rPr>
+        <w:instrText xml:space="preserve"> PAGEREF _Toc232175475 \h </w:instrText>
+      </w:r>
+      <w:r>
+        <w:rPr>
+          <w:noProof/>
+        </w:rPr>
+      </w:r>
+      <w:r>
+        <w:rPr>
+          <w:noProof/>
+        </w:rPr>
+        <w:fldChar w:fldCharType="separate"/>
+      </w:r>
+      <w:r>
+        <w:rPr>
+          <w:noProof/>
+        </w:rPr>
+        <w:t>13</w:t>
+      </w:r>
+      <w:r>
+        <w:rPr>
+          <w:noProof/>
+        </w:rPr>
+        <w:fldChar w:fldCharType="end"/>
+      </w:r>
+    </w:p>
+    <w:p>
+      <w:pPr>
+        <w:pStyle w:val="TOC2"/>
+        <w:tabs>
+          <w:tab w:val="right" w:leader="dot" w:pos="9628"/>
+        </w:tabs>
+        <w:rPr>
+          <w:rFonts w:eastAsiaTheme="minorEastAsia"/>
+          <w:noProof/>
+          <w:kern w:val="2"/>
+          <w:szCs w:val="24"/>
+          <w:lang w:eastAsia="ru-RU"/>
+        </w:rPr>
+      </w:pPr>
+      <w:r>
+        <w:rPr>
+          <w:noProof/>
+        </w:rPr>
+        <w:t>1.5 Требования к качеству программного продукта</w:t>
+      </w:r>
+      <w:r>
+        <w:rPr>
+          <w:noProof/>
+        </w:rPr>
+        <w:tab/>
+      </w:r>
+      <w:r>
+        <w:rPr>
+          <w:noProof/>
+        </w:rPr>
+        <w:fldChar w:fldCharType="begin"/>
+      </w:r>
+      <w:r>
+        <w:rPr>
+          <w:noProof/>
+        </w:rPr>
+        <w:instrText xml:space="preserve"> PAGEREF _Toc232175476 \h </w:instrText>
+      </w:r>
+      <w:r>
+        <w:rPr>
+          <w:noProof/>
+        </w:rPr>
+      </w:r>
+      <w:r>
+        <w:rPr>
+          <w:noProof/>
+        </w:rPr>
+        <w:fldChar w:fldCharType="separate"/>
+      </w:r>
+      <w:r>
+        <w:rPr>
+          <w:noProof/>
+        </w:rPr>
+        <w:t>14</w:t>
+      </w:r>
+      <w:r>
+        <w:rPr>
+          <w:noProof/>
+        </w:rPr>
+        <w:fldChar w:fldCharType="end"/>
+      </w:r>
+    </w:p>
+    <w:p>
+      <w:pPr>
+        <w:pStyle w:val="TOC2"/>
+        <w:tabs>
+          <w:tab w:val="right" w:leader="dot" w:pos="9628"/>
+        </w:tabs>
+        <w:rPr>
+          <w:rFonts w:eastAsiaTheme="minorEastAsia"/>
+          <w:noProof/>
+          <w:kern w:val="2"/>
+          <w:szCs w:val="24"/>
+          <w:lang w:eastAsia="ru-RU"/>
+        </w:rPr>
+      </w:pPr>
+      <w:r>
+        <w:rPr>
+          <w:noProof/>
+        </w:rPr>
+        <w:t>1.6 Требования к качеству исходного кода</w:t>
+      </w:r>
+      <w:r>
+        <w:rPr>
+          <w:noProof/>
+        </w:rPr>
+        <w:tab/>
+      </w:r>
+      <w:r>
+        <w:rPr>
+          <w:noProof/>
+        </w:rPr>
+        <w:fldChar w:fldCharType="begin"/>
+      </w:r>
+      <w:r>
+        <w:rPr>
+          <w:noProof/>
+        </w:rPr>
+        <w:instrText xml:space="preserve"> PAGEREF _Toc232175477 \h </w:instrText>
+      </w:r>
+      <w:r>
+        <w:rPr>
+          <w:noProof/>
+        </w:rPr>
+      </w:r>
+      <w:r>
+        <w:rPr>
+          <w:noProof/>
+        </w:rPr>
+        <w:fldChar w:fldCharType="separate"/>
+      </w:r>
+      <w:r>
+        <w:rPr>
+          <w:noProof/>
+        </w:rPr>
+        <w:t>15</w:t>
+      </w:r>
+      <w:r>
+        <w:rPr>
+          <w:noProof/>
+        </w:rPr>
+        <w:fldChar w:fldCharType="end"/>
+      </w:r>
+    </w:p>
+    <w:p>
+      <w:pPr>
+        <w:pStyle w:val="TOC1"/>
+        <w:tabs>
+          <w:tab w:val="right" w:leader="dot" w:pos="9628"/>
+        </w:tabs>
+        <w:rPr>
+          <w:rFonts w:eastAsiaTheme="minorEastAsia"/>
+          <w:noProof/>
+          <w:kern w:val="2"/>
+          <w:szCs w:val="24"/>
+          <w:lang w:eastAsia="ru-RU"/>
+        </w:rPr>
+      </w:pPr>
+      <w:r>
+        <w:rPr>
+          <w:noProof/>
+        </w:rPr>
+        <w:t>2 Аналитическая часть</w:t>
+      </w:r>
+      <w:r>
+        <w:rPr>
+          <w:noProof/>
+        </w:rPr>
+        <w:tab/>
+      </w:r>
+      <w:r>
+        <w:rPr>
+          <w:noProof/>
+        </w:rPr>
+        <w:fldChar w:fldCharType="begin"/>
+      </w:r>
+      <w:r>
+        <w:rPr>
+          <w:noProof/>
+        </w:rPr>
+        <w:instrText xml:space="preserve"> PAGEREF _Toc232175478 \h </w:instrText>
+      </w:r>
+      <w:r>
+        <w:rPr>
+          <w:noProof/>
+        </w:rPr>
+      </w:r>
+      <w:r>
+        <w:rPr>
+          <w:noProof/>
+        </w:rPr>
+        <w:fldChar w:fldCharType="separate"/>
+      </w:r>
+      <w:r>
+        <w:rPr>
+          <w:noProof/>
+        </w:rPr>
+        <w:t>17</w:t>
       </w:r>
       <w:r>
         <w:rPr>
@@ -3836,8 +4309,12 @@
     <w:p>
       <w:pPr>
         <w:pStyle w:val="Heading1"/>
-      </w:pPr>
-      <w:bookmarkStart w:id="0" w:name="_Toc232160038"/>
+        <w:numPr>
+          <w:ilvl w:val="0"/>
+          <w:numId w:val="0"/>
+        </w:numPr>
+      </w:pPr>
+      <w:bookmarkStart w:id="0" w:name="_Toc232175469"/>
       <w:r>
         <w:lastRenderedPageBreak/>
         <w:t>Определения, обозначения и сокращения</w:t>
@@ -3931,12 +4408,18 @@
         <w:t>Story</w:t>
       </w:r>
       <w:r>
-        <w:t xml:space="preserve"> – описание демонстрационного сценария компонента в</w:t>
-      </w:r>
-      <w:r>
         <w:t xml:space="preserve"> </w:t>
       </w:r>
       <w:r>
+        <w:t xml:space="preserve">(история) </w:t>
+      </w:r>
+      <w:r>
+        <w:t>– описание демонстрационного сценария компонента в</w:t>
+      </w:r>
+      <w:r>
+        <w:t xml:space="preserve"> </w:t>
+      </w:r>
+      <w:r>
         <w:rPr>
           <w:lang w:val="en-US"/>
         </w:rPr>
@@ -3963,13 +4446,16 @@
         <w:t>Preset</w:t>
       </w:r>
       <w:r>
+        <w:t xml:space="preserve"> (</w:t>
+      </w:r>
+      <w:r>
+        <w:t>пресет)</w:t>
+      </w:r>
+      <w:r>
         <w:t xml:space="preserve"> – именованное состояние </w:t>
       </w:r>
       <w:r>
-        <w:rPr>
-          <w:lang w:val="en-US"/>
-        </w:rPr>
-        <w:t>story</w:t>
+        <w:t>истории</w:t>
       </w:r>
       <w:r>
         <w:t>, используемое для ручного просмотра компонента и автоматизированной проверки.</w:t>
@@ -4150,6 +4636,7 @@
     </w:p>
     <w:p>
       <w:r>
+        <w:lastRenderedPageBreak/>
         <w:t xml:space="preserve">PNG – </w:t>
       </w:r>
       <w:r>
@@ -4182,7 +4669,6 @@
     </w:p>
     <w:p>
       <w:r>
-        <w:lastRenderedPageBreak/>
         <w:t xml:space="preserve">URL – </w:t>
       </w:r>
       <w:r>
@@ -4309,6 +4795,12 @@
         <w:t>Props</w:t>
       </w:r>
       <w:r>
+        <w:t xml:space="preserve"> </w:t>
+      </w:r>
+      <w:r>
+        <w:t>(свойства)</w:t>
+      </w:r>
+      <w:r>
         <w:t xml:space="preserve"> – входные параметры компонента, определяющие его данные, состояние и особенности отображения.</w:t>
       </w:r>
     </w:p>
@@ -4345,8 +4837,12 @@
     <w:p>
       <w:pPr>
         <w:pStyle w:val="Heading1"/>
-      </w:pPr>
-      <w:bookmarkStart w:id="1" w:name="_Toc232160039"/>
+        <w:numPr>
+          <w:ilvl w:val="0"/>
+          <w:numId w:val="0"/>
+        </w:numPr>
+      </w:pPr>
+      <w:bookmarkStart w:id="1" w:name="_Toc232175470"/>
       <w:r>
         <w:lastRenderedPageBreak/>
         <w:t>Введение</w:t>
@@ -4679,9 +5175,8 @@
       <w:r>
         <w:rPr>
           <w:rFonts w:cstheme="minorHAnsi"/>
-          <w:lang w:val="en-US"/>
-        </w:rPr>
-        <w:t>stories</w:t>
+        </w:rPr>
+        <w:t>историй</w:t>
       </w:r>
       <w:r>
         <w:rPr>
@@ -4698,9 +5193,8 @@
       <w:r>
         <w:rPr>
           <w:rFonts w:cstheme="minorHAnsi"/>
-          <w:lang w:val="en-US"/>
-        </w:rPr>
-        <w:t>presets</w:t>
+        </w:rPr>
+        <w:t>пресетов</w:t>
       </w:r>
       <w:r>
         <w:rPr>
@@ -5152,9 +5646,8 @@
       <w:r>
         <w:rPr>
           <w:rFonts w:cstheme="minorHAnsi"/>
-          <w:lang w:val="en-US"/>
-        </w:rPr>
-        <w:t>props</w:t>
+        </w:rPr>
+        <w:t>свойств</w:t>
       </w:r>
       <w:r>
         <w:rPr>
@@ -5165,9 +5658,8 @@
       <w:r>
         <w:rPr>
           <w:rFonts w:cstheme="minorHAnsi"/>
-          <w:lang w:val="en-US"/>
-        </w:rPr>
-        <w:t>presets</w:t>
+        </w:rPr>
+        <w:t>пресетов</w:t>
       </w:r>
       <w:r>
         <w:rPr>
@@ -5332,9 +5824,8 @@
       <w:r>
         <w:rPr>
           <w:rFonts w:cstheme="minorHAnsi"/>
-          <w:lang w:val="en-US"/>
-        </w:rPr>
-        <w:t>stories</w:t>
+        </w:rPr>
+        <w:t>истории</w:t>
       </w:r>
       <w:r>
         <w:rPr>
@@ -5347,7 +5838,6 @@
       <w:pPr>
         <w:rPr>
           <w:rFonts w:cstheme="minorHAnsi"/>
-          <w:lang w:val="en-US"/>
         </w:rPr>
       </w:pPr>
       <w:r>
@@ -5692,7 +6182,7 @@
           <w:lang w:val="en-US"/>
         </w:rPr>
       </w:pPr>
-      <w:bookmarkStart w:id="2" w:name="_Toc232160040"/>
+      <w:bookmarkStart w:id="2" w:name="_Toc232175471"/>
       <w:r>
         <w:lastRenderedPageBreak/>
         <w:t>Постановка задачи</w:t>
@@ -5703,16 +6193,3662 @@
       <w:pPr>
         <w:pStyle w:val="Heading2"/>
       </w:pPr>
+      <w:bookmarkStart w:id="3" w:name="_Toc232175472"/>
       <w:r>
         <w:t>Описание проблемы</w:t>
       </w:r>
-    </w:p>
-    <w:p>
-      <w:pPr>
-        <w:rPr>
-          <w:lang w:val="en-US"/>
-        </w:rPr>
-      </w:pPr>
+      <w:bookmarkEnd w:id="3"/>
+    </w:p>
+    <w:p>
+      <w:pPr>
+        <w:rPr>
+          <w:lang w:val="en-US"/>
+        </w:rPr>
+      </w:pPr>
+      <w:r>
+        <w:t>Разработка дизайн-системы отличается от разработки обычного экрана приложения. В обычном экране разработчик чаще всего контролирует один пользовательский сценарий и один набор данных. В дизайн-системе каждый компонент должен корректно работать в большом наборе контекстов: светлая и тёмная тема, разные размеры, разные цвета палитры, заполненное и пустое состояние, валидное и ошибочное состояние, длинный текст, отключённый режим, иконки, всплывающие элементы, адаптивная ширина. При этом компонент не существует сам по себе: он становится основой для интерфейсов других команд.</w:t>
+      </w:r>
+    </w:p>
+    <w:p>
+      <w:pPr>
+        <w:rPr>
+          <w:lang w:val="en-US"/>
+        </w:rPr>
+      </w:pPr>
+      <w:r>
+        <w:t xml:space="preserve">Проблема усложняется тем, что визуальные дефекты часто не нарушают типовую или функциональную корректность. Компонент может успешно компилироваться, проходить </w:t>
+      </w:r>
+      <w:r>
+        <w:rPr>
+          <w:lang w:val="en-US"/>
+        </w:rPr>
+        <w:t>unit</w:t>
+      </w:r>
+      <w:r>
+        <w:t>-тесты и возвращать правильные значения, но при этом иметь неверный отступ, неправильный цвет, обрезанный текст, смещённую иконку или некорректное поведение в тёмной теме. Такие ошибки заметны визуально, но их трудно выразить обычной проверкой данных. Следовательно, для дизайн-системы нужен отдельный слой контроля, ориентированный на внешний вид.</w:t>
+      </w:r>
+    </w:p>
+    <w:p>
+      <w:r>
+        <w:t xml:space="preserve">Ручная проверка становится слабым звеном по нескольким причинам. Во-первых, количество состояний растёт быстрее, чем возможность человека их последовательно проверять. Во-вторых, ручная проверка плохо воспроизводима: разные разработчики могут открыть разные сценарии, использовать разные темы, пропустить редкое состояние или не заметить небольшое смещение. В-третьих, ручная проверка не встроена в </w:t>
+      </w:r>
+      <w:r>
+        <w:rPr>
+          <w:lang w:val="en-US"/>
+        </w:rPr>
+        <w:t>CI</w:t>
+      </w:r>
+      <w:r>
+        <w:t>, поэтому дефект может быть обнаружен уже после объединения изменений.</w:t>
+      </w:r>
+    </w:p>
+    <w:p>
+      <w:pPr>
+        <w:rPr>
+          <w:lang w:val="en-US"/>
+        </w:rPr>
+      </w:pPr>
+      <w:r>
+        <w:t xml:space="preserve">Существующие каталоги компонентов решают часть проблемы: они позволяют открыть компонент отдельно от приложения, увидеть его варианты и использовать как документацию. Но если такой каталог не связан с автоматическими тестами, он остаётся вспомогательным инструментом, а не механизмом контроля качества. Отдельные </w:t>
+      </w:r>
+      <w:r>
+        <w:rPr>
+          <w:lang w:val="en-US"/>
+        </w:rPr>
+        <w:t>screenshot</w:t>
+      </w:r>
+      <w:r>
+        <w:t>-тесты, наоборот, могут автоматически сравнивать изображения, но без удобного каталога становятся трудными для сопровождения: сценарии тестов приходится описывать отдельно от демонстрации компонентов.</w:t>
+      </w:r>
+    </w:p>
+    <w:p>
+      <w:pPr>
+        <w:rPr>
+          <w:lang w:val="en-US"/>
+        </w:rPr>
+      </w:pPr>
+      <w:r>
+        <w:t>Таким образом, основная проблема состоит в отсутствии единого решения, которое одновременно:</w:t>
+      </w:r>
+    </w:p>
+    <w:p>
+      <w:pPr>
+        <w:pStyle w:val="ListParagraph"/>
+        <w:numPr>
+          <w:ilvl w:val="0"/>
+          <w:numId w:val="5"/>
+        </w:numPr>
+      </w:pPr>
+      <w:r>
+        <w:t>отображает компоненты дизайн-системы в изолированном виде;</w:t>
+      </w:r>
+    </w:p>
+    <w:p>
+      <w:pPr>
+        <w:pStyle w:val="ListParagraph"/>
+        <w:numPr>
+          <w:ilvl w:val="0"/>
+          <w:numId w:val="5"/>
+        </w:numPr>
+      </w:pPr>
+      <w:r>
+        <w:t>позволяет разработчику интерактивно менять свойства и настройки отображения;</w:t>
+      </w:r>
+    </w:p>
+    <w:p>
+      <w:pPr>
+        <w:pStyle w:val="ListParagraph"/>
+        <w:numPr>
+          <w:ilvl w:val="0"/>
+          <w:numId w:val="5"/>
+        </w:numPr>
+      </w:pPr>
+      <w:r>
+        <w:t>фиксирует готовые состояния как</w:t>
+      </w:r>
+      <w:r>
+        <w:t xml:space="preserve"> пресеты</w:t>
+      </w:r>
+      <w:r>
+        <w:t>;</w:t>
+      </w:r>
+    </w:p>
+    <w:p>
+      <w:pPr>
+        <w:pStyle w:val="ListParagraph"/>
+        <w:numPr>
+          <w:ilvl w:val="0"/>
+          <w:numId w:val="5"/>
+        </w:numPr>
+      </w:pPr>
+      <w:r>
+        <w:lastRenderedPageBreak/>
+        <w:t>хранит выбранное состояние в URL и делает его воспроизводимым;</w:t>
+      </w:r>
+    </w:p>
+    <w:p>
+      <w:pPr>
+        <w:pStyle w:val="ListParagraph"/>
+        <w:numPr>
+          <w:ilvl w:val="0"/>
+          <w:numId w:val="5"/>
+        </w:numPr>
+      </w:pPr>
+      <w:r>
+        <w:t>предоставляет список сценариев</w:t>
+      </w:r>
+      <w:r>
+        <w:t xml:space="preserve"> </w:t>
+      </w:r>
+      <w:r>
+        <w:t xml:space="preserve">для </w:t>
+      </w:r>
+      <w:r>
+        <w:t>автоматизации;</w:t>
+      </w:r>
+    </w:p>
+    <w:p>
+      <w:pPr>
+        <w:pStyle w:val="ListParagraph"/>
+        <w:numPr>
+          <w:ilvl w:val="0"/>
+          <w:numId w:val="5"/>
+        </w:numPr>
+      </w:pPr>
+      <w:r>
+        <w:t>снимает скриншоты только тестируемого компонента;</w:t>
+      </w:r>
+    </w:p>
+    <w:p>
+      <w:pPr>
+        <w:pStyle w:val="ListParagraph"/>
+        <w:numPr>
+          <w:ilvl w:val="0"/>
+          <w:numId w:val="5"/>
+        </w:numPr>
+      </w:pPr>
+      <w:r>
+        <w:t>сравнивает результат с эталонными PNG в рамках привычного инструмента разработки.</w:t>
+      </w:r>
+    </w:p>
+    <w:p>
+      <w:r>
+        <w:t xml:space="preserve">Для платформы </w:t>
+      </w:r>
+      <w:r>
+        <w:rPr>
+          <w:lang w:val="en-US"/>
+        </w:rPr>
+        <w:t>Reactor</w:t>
+      </w:r>
+      <w:r>
+        <w:t xml:space="preserve"> эта проблема должна решаться внутри существующей архитектуры. Инструмент должен быть библиотечным пакетом, подключаемым в приложение, и должен использовать те же темы, компоненты, </w:t>
+      </w:r>
+      <w:r>
+        <w:t>маршрутизатор</w:t>
+      </w:r>
+      <w:r>
+        <w:t xml:space="preserve"> и </w:t>
+      </w:r>
+      <w:r>
+        <w:t>инструменты разработки</w:t>
+      </w:r>
+      <w:r>
+        <w:t>, что и остальная платформа. Только в этом случае результат проверки будет близок к реальному использованию компонентов.</w:t>
+      </w:r>
+    </w:p>
+    <w:p>
+      <w:pPr>
+        <w:pStyle w:val="Heading2"/>
+      </w:pPr>
+      <w:bookmarkStart w:id="4" w:name="_Toc232175473"/>
+      <w:r>
+        <w:t>Актуальность проблемы</w:t>
+      </w:r>
+      <w:bookmarkEnd w:id="4"/>
+    </w:p>
+    <w:p>
+      <w:r>
+        <w:t>Актуальность темы обусловлена ростом роли дизайн-систем в разработке интерфейсов. Чем больше продуктов используют общий набор компонентов, тем выше цена ошибки в базовом компоненте. Небольшое изменение стилей кнопки или поля ввода может отразиться на большом количестве экранов. Если такая ошибка обнаруживается поздно, её исправление требует больше времени: нужно найти источник изменения, оценить влияние, согласовать обновление эталонов и убедиться, что дефект не попал в пользовательский интерфейс.</w:t>
+      </w:r>
+    </w:p>
+    <w:p>
+      <w:pPr>
+        <w:rPr>
+          <w:lang w:val="en-US"/>
+        </w:rPr>
+      </w:pPr>
+      <w:r>
+        <w:t xml:space="preserve">Визуальное регрессионное тестирование позволяет сместить обнаружение таких ошибок на более ранний этап. Разработчик видит расхождение ещё во время локальной проверки или в </w:t>
+      </w:r>
+      <w:r>
+        <w:rPr>
+          <w:lang w:val="en-US"/>
+        </w:rPr>
+        <w:t>CI</w:t>
+      </w:r>
+      <w:r>
+        <w:t xml:space="preserve">. Это повышает доверие к изменениям в дизайн-системе и ускоряет выпуск новых версий компонентов. Особенно важно, что </w:t>
+      </w:r>
+      <w:r>
+        <w:rPr>
+          <w:lang w:val="en-US"/>
+        </w:rPr>
+        <w:t>screenshot</w:t>
+      </w:r>
+      <w:r>
+        <w:t xml:space="preserve">-тесты фиксируют не только крупные поломки, но и мелкие визуальные отклонения, которые трудно описать обычными </w:t>
+      </w:r>
+      <w:r>
+        <w:rPr>
+          <w:lang w:val="en-US"/>
+        </w:rPr>
+        <w:t>unit</w:t>
+      </w:r>
+      <w:r>
+        <w:t>-тестами.</w:t>
+      </w:r>
+    </w:p>
+    <w:p>
+      <w:r>
+        <w:t xml:space="preserve">Для </w:t>
+      </w:r>
+      <w:r>
+        <w:rPr>
+          <w:lang w:val="en-US"/>
+        </w:rPr>
+        <w:t>Reactor</w:t>
+      </w:r>
+      <w:r>
+        <w:t xml:space="preserve"> актуальность усиливается тем, что платформа включает собственные темы и компоненты. Система проверки должна учитывать матрицу тем и режимов отображения. В текущей реализации тестовые сценарии строятся как произведение </w:t>
+      </w:r>
+      <w:r>
+        <w:rPr>
+          <w:rFonts w:ascii="Courier New" w:hAnsi="Courier New" w:cs="Courier New"/>
+          <w:lang w:val="en-US"/>
+        </w:rPr>
+        <w:t>Theme</w:t>
+      </w:r>
+      <w:r>
+        <w:rPr>
+          <w:rFonts w:ascii="Courier New" w:hAnsi="Courier New" w:cs="Courier New"/>
+        </w:rPr>
+        <w:t>.</w:t>
+      </w:r>
+      <w:r>
+        <w:rPr>
+          <w:rFonts w:ascii="Courier New" w:hAnsi="Courier New" w:cs="Courier New"/>
+          <w:lang w:val="en-US"/>
+        </w:rPr>
+        <w:t>ids</w:t>
+      </w:r>
+      <w:r>
+        <w:t xml:space="preserve">, </w:t>
+      </w:r>
+      <w:r>
+        <w:rPr>
+          <w:rFonts w:ascii="Courier New" w:hAnsi="Courier New" w:cs="Courier New"/>
+          <w:lang w:val="en-US"/>
+        </w:rPr>
+        <w:t>Theme</w:t>
+      </w:r>
+      <w:r>
+        <w:rPr>
+          <w:rFonts w:ascii="Courier New" w:hAnsi="Courier New" w:cs="Courier New"/>
+        </w:rPr>
+        <w:t>.</w:t>
+      </w:r>
+      <w:r>
+        <w:rPr>
+          <w:rFonts w:ascii="Courier New" w:hAnsi="Courier New" w:cs="Courier New"/>
+          <w:lang w:val="en-US"/>
+        </w:rPr>
+        <w:t>modes</w:t>
+      </w:r>
+      <w:r>
+        <w:t xml:space="preserve"> и </w:t>
+      </w:r>
+      <w:r>
+        <w:t>пресетов и</w:t>
+      </w:r>
+      <w:r>
+        <w:t>с</w:t>
+      </w:r>
+      <w:r>
+        <w:t>торий</w:t>
+      </w:r>
+      <w:r>
+        <w:t xml:space="preserve">. Это означает, что один </w:t>
+      </w:r>
+      <w:r>
+        <w:t xml:space="preserve">пресет </w:t>
+      </w:r>
+      <w:r>
+        <w:t>проверяется не в абстрактном окружении, а в наборе реальных визуальных режимов платформы.</w:t>
+      </w:r>
+    </w:p>
+    <w:p>
+      <w:r>
+        <w:t xml:space="preserve">Ещё один аспект актуальности связан с документацией. Документация компонентов часто устаревает, если она ведётся отдельно от кода. В </w:t>
+      </w:r>
+      <w:r>
+        <w:rPr>
+          <w:lang w:val="en-US"/>
+        </w:rPr>
+        <w:t>Reactor</w:t>
+      </w:r>
+      <w:r>
+        <w:t xml:space="preserve"> </w:t>
+      </w:r>
+      <w:r>
+        <w:rPr>
+          <w:lang w:val="en-US"/>
+        </w:rPr>
+        <w:t>Storybook</w:t>
+      </w:r>
+      <w:r>
+        <w:t xml:space="preserve"> описание </w:t>
+      </w:r>
+      <w:r>
+        <w:t>истории</w:t>
+      </w:r>
+      <w:r>
+        <w:t xml:space="preserve"> является исполняемым: функция </w:t>
+      </w:r>
+      <w:r>
+        <w:rPr>
+          <w:rFonts w:ascii="Courier New" w:hAnsi="Courier New" w:cs="Courier New"/>
+          <w:lang w:val="en-US"/>
+        </w:rPr>
+        <w:t>build</w:t>
+      </w:r>
+      <w:r>
+        <w:t xml:space="preserve"> строит реальный </w:t>
+      </w:r>
+      <w:r>
+        <w:rPr>
+          <w:lang w:val="en-US"/>
+        </w:rPr>
+        <w:t>React</w:t>
+      </w:r>
+      <w:r>
+        <w:t xml:space="preserve">-элемент, </w:t>
+      </w:r>
+      <w:r>
+        <w:rPr>
+          <w:rFonts w:ascii="Courier New" w:hAnsi="Courier New" w:cs="Courier New"/>
+          <w:lang w:val="en-US"/>
+        </w:rPr>
+        <w:t>props</w:t>
+      </w:r>
+      <w:r>
+        <w:t xml:space="preserve"> задают </w:t>
+      </w:r>
+      <w:r>
+        <w:rPr>
+          <w:lang w:val="en-US"/>
+        </w:rPr>
+        <w:t>controls</w:t>
+      </w:r>
+      <w:r>
+        <w:t xml:space="preserve">, </w:t>
+      </w:r>
+      <w:r>
+        <w:rPr>
+          <w:rFonts w:ascii="Courier New" w:hAnsi="Courier New" w:cs="Courier New"/>
+          <w:lang w:val="en-US"/>
+        </w:rPr>
+        <w:t>presets</w:t>
+      </w:r>
+      <w:r>
+        <w:t xml:space="preserve"> описывают готовые состояния, а </w:t>
+      </w:r>
+      <w:r>
+        <w:rPr>
+          <w:rFonts w:ascii="Courier New" w:hAnsi="Courier New" w:cs="Courier New"/>
+          <w:lang w:val="en-US"/>
+        </w:rPr>
+        <w:t>docs</w:t>
+      </w:r>
+      <w:r>
+        <w:t xml:space="preserve"> включает документационный переход. Такое описание используется и человеком, и автоматизацией. Благодаря этому уменьшается дублирование и повышается вероятность того, что документация отражает фактическое состояние компонента.</w:t>
+      </w:r>
+    </w:p>
+    <w:p>
+      <w:r>
+        <w:lastRenderedPageBreak/>
+        <w:t xml:space="preserve">Наконец, система должна быть встроена в </w:t>
+      </w:r>
+      <w:r>
+        <w:rPr>
+          <w:lang w:val="en-US"/>
+        </w:rPr>
+        <w:t>developer</w:t>
+      </w:r>
+      <w:r>
+        <w:t xml:space="preserve"> </w:t>
+      </w:r>
+      <w:r>
+        <w:rPr>
+          <w:lang w:val="en-US"/>
+        </w:rPr>
+        <w:t>workflow</w:t>
+      </w:r>
+      <w:r>
+        <w:t xml:space="preserve">. В </w:t>
+      </w:r>
+      <w:r>
+        <w:rPr>
+          <w:lang w:val="en-US"/>
+        </w:rPr>
+        <w:t>Reactor</w:t>
+      </w:r>
+      <w:r>
+        <w:t xml:space="preserve"> таким инструментом является </w:t>
+      </w:r>
+      <w:r>
+        <w:rPr>
+          <w:rFonts w:ascii="Courier New" w:hAnsi="Courier New" w:cs="Courier New"/>
+          <w:lang w:val="en-US"/>
+        </w:rPr>
+        <w:t>rtr</w:t>
+      </w:r>
+      <w:r>
+        <w:t xml:space="preserve">. Он объединяет сборку, линтинг, тесты, работу с переводами, анализ и визуальное регрессионное тестирование. Поэтому команды </w:t>
+      </w:r>
+      <w:r>
+        <w:rPr>
+          <w:rFonts w:ascii="Courier New" w:hAnsi="Courier New" w:cs="Courier New"/>
+          <w:lang w:val="en-US"/>
+        </w:rPr>
+        <w:t>rtr</w:t>
+      </w:r>
+      <w:r>
+        <w:rPr>
+          <w:rFonts w:ascii="Courier New" w:hAnsi="Courier New" w:cs="Courier New"/>
+        </w:rPr>
+        <w:t xml:space="preserve"> </w:t>
+      </w:r>
+      <w:r>
+        <w:rPr>
+          <w:rFonts w:ascii="Courier New" w:hAnsi="Courier New" w:cs="Courier New"/>
+          <w:lang w:val="en-US"/>
+        </w:rPr>
+        <w:t>shot</w:t>
+      </w:r>
+      <w:r>
+        <w:t xml:space="preserve">, </w:t>
+      </w:r>
+      <w:r>
+        <w:rPr>
+          <w:rFonts w:ascii="Courier New" w:hAnsi="Courier New" w:cs="Courier New"/>
+          <w:lang w:val="en-US"/>
+        </w:rPr>
+        <w:t>rtr</w:t>
+      </w:r>
+      <w:r>
+        <w:rPr>
+          <w:rFonts w:ascii="Courier New" w:hAnsi="Courier New" w:cs="Courier New"/>
+        </w:rPr>
+        <w:t xml:space="preserve"> </w:t>
+      </w:r>
+      <w:r>
+        <w:rPr>
+          <w:rFonts w:ascii="Courier New" w:hAnsi="Courier New" w:cs="Courier New"/>
+          <w:lang w:val="en-US"/>
+        </w:rPr>
+        <w:t>shot</w:t>
+      </w:r>
+      <w:r>
+        <w:rPr>
+          <w:rFonts w:ascii="Courier New" w:hAnsi="Courier New" w:cs="Courier New"/>
+        </w:rPr>
+        <w:t>-</w:t>
+      </w:r>
+      <w:r>
+        <w:rPr>
+          <w:rFonts w:ascii="Courier New" w:hAnsi="Courier New" w:cs="Courier New"/>
+          <w:lang w:val="en-US"/>
+        </w:rPr>
+        <w:t>check</w:t>
+      </w:r>
+      <w:r>
+        <w:t xml:space="preserve">, </w:t>
+      </w:r>
+      <w:r>
+        <w:rPr>
+          <w:rFonts w:ascii="Courier New" w:hAnsi="Courier New" w:cs="Courier New"/>
+          <w:lang w:val="en-US"/>
+        </w:rPr>
+        <w:t>rtr</w:t>
+      </w:r>
+      <w:r>
+        <w:rPr>
+          <w:rFonts w:ascii="Courier New" w:hAnsi="Courier New" w:cs="Courier New"/>
+        </w:rPr>
+        <w:t xml:space="preserve"> </w:t>
+      </w:r>
+      <w:r>
+        <w:rPr>
+          <w:rFonts w:ascii="Courier New" w:hAnsi="Courier New" w:cs="Courier New"/>
+          <w:lang w:val="en-US"/>
+        </w:rPr>
+        <w:t>shot</w:t>
+      </w:r>
+      <w:r>
+        <w:rPr>
+          <w:rFonts w:ascii="Courier New" w:hAnsi="Courier New" w:cs="Courier New"/>
+        </w:rPr>
+        <w:t>-</w:t>
+      </w:r>
+      <w:r>
+        <w:rPr>
+          <w:rFonts w:ascii="Courier New" w:hAnsi="Courier New" w:cs="Courier New"/>
+          <w:lang w:val="en-US"/>
+        </w:rPr>
+        <w:t>check</w:t>
+      </w:r>
+      <w:r>
+        <w:rPr>
+          <w:rFonts w:ascii="Courier New" w:hAnsi="Courier New" w:cs="Courier New"/>
+        </w:rPr>
+        <w:t>-</w:t>
+      </w:r>
+      <w:r>
+        <w:rPr>
+          <w:rFonts w:ascii="Courier New" w:hAnsi="Courier New" w:cs="Courier New"/>
+          <w:lang w:val="en-US"/>
+        </w:rPr>
+        <w:t>ci</w:t>
+      </w:r>
+      <w:r>
+        <w:t xml:space="preserve"> и </w:t>
+      </w:r>
+      <w:r>
+        <w:rPr>
+          <w:rFonts w:ascii="Courier New" w:hAnsi="Courier New" w:cs="Courier New"/>
+          <w:lang w:val="en-US"/>
+        </w:rPr>
+        <w:t>rtr</w:t>
+      </w:r>
+      <w:r>
+        <w:rPr>
+          <w:rFonts w:ascii="Courier New" w:hAnsi="Courier New" w:cs="Courier New"/>
+        </w:rPr>
+        <w:t xml:space="preserve"> </w:t>
+      </w:r>
+      <w:r>
+        <w:rPr>
+          <w:rFonts w:ascii="Courier New" w:hAnsi="Courier New" w:cs="Courier New"/>
+          <w:lang w:val="en-US"/>
+        </w:rPr>
+        <w:t>shot</w:t>
+      </w:r>
+      <w:r>
+        <w:rPr>
+          <w:rFonts w:ascii="Courier New" w:hAnsi="Courier New" w:cs="Courier New"/>
+        </w:rPr>
+        <w:t>-</w:t>
+      </w:r>
+      <w:r>
+        <w:rPr>
+          <w:rFonts w:ascii="Courier New" w:hAnsi="Courier New" w:cs="Courier New"/>
+          <w:lang w:val="en-US"/>
+        </w:rPr>
+        <w:t>ci</w:t>
+      </w:r>
+      <w:r>
+        <w:t xml:space="preserve"> становятся естественным продолжением существующего процесса, а не отдельным набором скриптов.</w:t>
+      </w:r>
+    </w:p>
+    <w:p>
+      <w:pPr>
+        <w:pStyle w:val="Heading2"/>
+        <w:rPr>
+          <w:lang w:val="en-US"/>
+        </w:rPr>
+      </w:pPr>
+      <w:bookmarkStart w:id="5" w:name="_Toc232175474"/>
+      <w:r>
+        <w:t>Постановка задачи</w:t>
+      </w:r>
+      <w:bookmarkEnd w:id="5"/>
+    </w:p>
+    <w:p>
+      <w:pPr>
+        <w:rPr>
+          <w:lang w:val="en-US"/>
+        </w:rPr>
+      </w:pPr>
+      <w:r>
+        <w:t xml:space="preserve">Целью работы является снижение риска визуальных регрессий в дизайн-системе </w:t>
+      </w:r>
+      <w:r>
+        <w:rPr>
+          <w:lang w:val="en-US"/>
+        </w:rPr>
+        <w:t>Reactor</w:t>
+      </w:r>
+      <w:r>
+        <w:t xml:space="preserve"> и сокращение трудоёмкости ручной проверки </w:t>
+      </w:r>
+      <w:r>
+        <w:rPr>
+          <w:lang w:val="en-US"/>
+        </w:rPr>
+        <w:t>UI</w:t>
+      </w:r>
+      <w:r>
+        <w:t xml:space="preserve">-компонентов за счёт автоматизации контроля их внешнего вида на основе анализа скриншотов. Для достижения цели разрабатываемая система должна обеспечивать интерактивный просмотр </w:t>
+      </w:r>
+      <w:r>
+        <w:rPr>
+          <w:lang w:val="en-US"/>
+        </w:rPr>
+        <w:t>UI</w:t>
+      </w:r>
+      <w:r>
+        <w:t xml:space="preserve">-компонентов, описание их воспроизводимых состояний, автоматическое сравнение </w:t>
+      </w:r>
+      <w:r>
+        <w:rPr>
+          <w:lang w:val="en-US"/>
+        </w:rPr>
+        <w:t>PNG</w:t>
+      </w:r>
+      <w:r>
+        <w:t xml:space="preserve">-изображений с эталонами и раннее выявление визуальных регрессий в существующем </w:t>
+      </w:r>
+      <w:r>
+        <w:rPr>
+          <w:lang w:val="en-US"/>
+        </w:rPr>
+        <w:t>workflow</w:t>
+      </w:r>
+      <w:r>
+        <w:t xml:space="preserve"> </w:t>
+      </w:r>
+      <w:r>
+        <w:rPr>
+          <w:lang w:val="en-US"/>
+        </w:rPr>
+        <w:t>Reactor</w:t>
+      </w:r>
+      <w:r>
+        <w:t>.</w:t>
+      </w:r>
+    </w:p>
+    <w:p>
+      <w:r>
+        <w:t xml:space="preserve">Для достижения цели требуется решить комплекс инженерных задач. На уровне пользовательского интерфейса нужно предоставить разработчику каталог </w:t>
+      </w:r>
+      <w:r>
+        <w:t>историй</w:t>
+      </w:r>
+      <w:r>
+        <w:t xml:space="preserve">, область предпросмотра, панель свойств, панель </w:t>
+      </w:r>
+      <w:r>
+        <w:t>настроек</w:t>
+      </w:r>
+      <w:r>
+        <w:t xml:space="preserve">, отображение </w:t>
+      </w:r>
+      <w:r>
+        <w:rPr>
+          <w:lang w:val="en-US"/>
+        </w:rPr>
+        <w:t>JSX</w:t>
+      </w:r>
+      <w:r>
+        <w:t xml:space="preserve"> текущего состояния и переход к документации. На уровне модели данных нужно описать формат </w:t>
+      </w:r>
+      <w:r>
+        <w:rPr>
+          <w:rFonts w:ascii="Courier New" w:hAnsi="Courier New" w:cs="Courier New"/>
+          <w:lang w:val="en-US"/>
+        </w:rPr>
+        <w:t>Story</w:t>
+      </w:r>
+      <w:r>
+        <w:rPr>
+          <w:rFonts w:ascii="Courier New" w:hAnsi="Courier New" w:cs="Courier New"/>
+        </w:rPr>
+        <w:t>&lt;</w:t>
+      </w:r>
+      <w:r>
+        <w:rPr>
+          <w:rFonts w:ascii="Courier New" w:hAnsi="Courier New" w:cs="Courier New"/>
+          <w:lang w:val="en-US"/>
+        </w:rPr>
+        <w:t>TProps</w:t>
+      </w:r>
+      <w:r>
+        <w:rPr>
+          <w:rFonts w:ascii="Courier New" w:hAnsi="Courier New" w:cs="Courier New"/>
+        </w:rPr>
+        <w:t>&gt;</w:t>
+      </w:r>
+      <w:r>
+        <w:t xml:space="preserve">, поддерживающий функцию </w:t>
+      </w:r>
+      <w:r>
+        <w:rPr>
+          <w:rFonts w:ascii="Courier New" w:hAnsi="Courier New" w:cs="Courier New"/>
+          <w:lang w:val="en-US"/>
+        </w:rPr>
+        <w:t>build</w:t>
+      </w:r>
+      <w:r>
+        <w:t xml:space="preserve">, список </w:t>
+      </w:r>
+      <w:r>
+        <w:t>свойств</w:t>
+      </w:r>
+      <w:r>
+        <w:t xml:space="preserve">, набор </w:t>
+      </w:r>
+      <w:r>
+        <w:t>пресетов</w:t>
+      </w:r>
+      <w:r>
+        <w:t xml:space="preserve">, настройки отображения и поле </w:t>
+      </w:r>
+      <w:r>
+        <w:t>документации</w:t>
+      </w:r>
+      <w:r>
+        <w:t xml:space="preserve">. На уровне автоматизации нужно разработать </w:t>
+      </w:r>
+      <w:r>
+        <w:rPr>
+          <w:lang w:val="en-US"/>
+        </w:rPr>
+        <w:t>shot</w:t>
+      </w:r>
+      <w:r>
+        <w:t xml:space="preserve">-конвейер, который получает от </w:t>
+      </w:r>
+      <w:r>
+        <w:rPr>
+          <w:lang w:val="en-US"/>
+        </w:rPr>
+        <w:t>Storybook</w:t>
+      </w:r>
+      <w:r>
+        <w:t xml:space="preserve"> список сценариев, управляет страницей через внешний контракт и выполняет обновление или проверку </w:t>
+      </w:r>
+      <w:r>
+        <w:rPr>
+          <w:lang w:val="en-US"/>
+        </w:rPr>
+        <w:t>PNG</w:t>
+      </w:r>
+      <w:r>
+        <w:t>-эталонов.</w:t>
+      </w:r>
+    </w:p>
+    <w:p>
+      <w:r>
+        <w:t>Разрабатываемая система должна решать следующие задачи:</w:t>
+      </w:r>
+    </w:p>
+    <w:p>
+      <w:pPr>
+        <w:pStyle w:val="ListParagraph"/>
+        <w:numPr>
+          <w:ilvl w:val="0"/>
+          <w:numId w:val="6"/>
+        </w:numPr>
+      </w:pPr>
+      <w:r>
+        <w:t xml:space="preserve">предоставлять подключаемый </w:t>
+      </w:r>
+      <w:r>
+        <w:rPr>
+          <w:lang w:val="en-US"/>
+        </w:rPr>
+        <w:t>Storybook</w:t>
+      </w:r>
+      <w:r>
+        <w:t xml:space="preserve"> как библиотечный компонент </w:t>
+      </w:r>
+      <w:r>
+        <w:rPr>
+          <w:lang w:val="en-US"/>
+        </w:rPr>
+        <w:t>Reactor</w:t>
+      </w:r>
+      <w:r>
+        <w:t>, автоматически собирать</w:t>
+      </w:r>
+      <w:r>
+        <w:t xml:space="preserve"> истории</w:t>
+      </w:r>
+      <w:r>
+        <w:t xml:space="preserve"> через </w:t>
+      </w:r>
+      <w:r>
+        <w:rPr>
+          <w:rFonts w:ascii="Courier New" w:hAnsi="Courier New" w:cs="Courier New"/>
+          <w:lang w:val="en-US"/>
+        </w:rPr>
+        <w:t>import</w:t>
+      </w:r>
+      <w:r>
+        <w:rPr>
+          <w:rFonts w:ascii="Courier New" w:hAnsi="Courier New" w:cs="Courier New"/>
+        </w:rPr>
+        <w:t>.</w:t>
+      </w:r>
+      <w:r>
+        <w:rPr>
+          <w:rFonts w:ascii="Courier New" w:hAnsi="Courier New" w:cs="Courier New"/>
+          <w:lang w:val="en-US"/>
+        </w:rPr>
+        <w:t>meta</w:t>
+      </w:r>
+      <w:r>
+        <w:rPr>
+          <w:rFonts w:ascii="Courier New" w:hAnsi="Courier New" w:cs="Courier New"/>
+        </w:rPr>
+        <w:t>.</w:t>
+      </w:r>
+      <w:r>
+        <w:rPr>
+          <w:rFonts w:ascii="Courier New" w:hAnsi="Courier New" w:cs="Courier New"/>
+          <w:lang w:val="en-US"/>
+        </w:rPr>
+        <w:t>glob</w:t>
+      </w:r>
+      <w:r>
+        <w:t xml:space="preserve"> и формировать меню по структуре файлов;</w:t>
+      </w:r>
+    </w:p>
+    <w:p>
+      <w:pPr>
+        <w:pStyle w:val="ListParagraph"/>
+        <w:numPr>
+          <w:ilvl w:val="0"/>
+          <w:numId w:val="6"/>
+        </w:numPr>
+      </w:pPr>
+      <w:r>
+        <w:t xml:space="preserve">поддерживать типизированную модель </w:t>
+      </w:r>
+      <w:r>
+        <w:t>истории</w:t>
+      </w:r>
+      <w:r>
+        <w:t xml:space="preserve"> с </w:t>
+      </w:r>
+      <w:r>
+        <w:rPr>
+          <w:lang w:val="en-US"/>
+        </w:rPr>
+        <w:t>controls</w:t>
+      </w:r>
+      <w:r>
+        <w:t xml:space="preserve">, </w:t>
+      </w:r>
+      <w:r>
+        <w:rPr>
+          <w:lang w:val="en-US"/>
+        </w:rPr>
+        <w:t>presets</w:t>
+      </w:r>
+      <w:r>
+        <w:t xml:space="preserve">, </w:t>
+      </w:r>
+      <w:r>
+        <w:rPr>
+          <w:lang w:val="en-US"/>
+        </w:rPr>
+        <w:t>settings</w:t>
+      </w:r>
+      <w:r>
+        <w:t>, документацией, генерацией JSX и восстановлением состояния из URL;</w:t>
+      </w:r>
+    </w:p>
+    <w:p>
+      <w:pPr>
+        <w:pStyle w:val="ListParagraph"/>
+        <w:numPr>
+          <w:ilvl w:val="0"/>
+          <w:numId w:val="6"/>
+        </w:numPr>
+      </w:pPr>
+      <w:r>
+        <w:t xml:space="preserve">обеспечивать два режима работы </w:t>
+      </w:r>
+      <w:r>
+        <w:rPr>
+          <w:lang w:val="en-US"/>
+        </w:rPr>
+        <w:t>Storybook</w:t>
+      </w:r>
+      <w:r>
+        <w:t xml:space="preserve">: интерактивный режим для разработчика и </w:t>
+      </w:r>
+      <w:r>
+        <w:rPr>
+          <w:lang w:val="en-US"/>
+        </w:rPr>
+        <w:t>test</w:t>
+      </w:r>
+      <w:r>
+        <w:t xml:space="preserve"> </w:t>
+      </w:r>
+      <w:r>
+        <w:rPr>
+          <w:lang w:val="en-US"/>
+        </w:rPr>
+        <w:t>mode</w:t>
+      </w:r>
+      <w:r>
+        <w:t>, в котором отображается только тестируемый компонент;</w:t>
+      </w:r>
+    </w:p>
+    <w:p>
+      <w:pPr>
+        <w:pStyle w:val="ListParagraph"/>
+        <w:numPr>
+          <w:ilvl w:val="0"/>
+          <w:numId w:val="6"/>
+        </w:numPr>
+      </w:pPr>
+      <w:r>
+        <w:t xml:space="preserve">предоставлять </w:t>
+      </w:r>
+      <w:r>
+        <w:rPr>
+          <w:rFonts w:ascii="Courier New" w:hAnsi="Courier New" w:cs="Courier New"/>
+          <w:lang w:val="en-US"/>
+        </w:rPr>
+        <w:t>StorybookGate</w:t>
+      </w:r>
+      <w:r>
+        <w:t xml:space="preserve"> и контракт </w:t>
+      </w:r>
+      <w:r>
+        <w:rPr>
+          <w:rFonts w:ascii="Courier New" w:hAnsi="Courier New" w:cs="Courier New"/>
+          <w:lang w:val="en-US"/>
+        </w:rPr>
+        <w:t>window</w:t>
+      </w:r>
+      <w:r>
+        <w:rPr>
+          <w:rFonts w:ascii="Courier New" w:hAnsi="Courier New" w:cs="Courier New"/>
+        </w:rPr>
+        <w:t>.</w:t>
+      </w:r>
+      <w:r>
+        <w:rPr>
+          <w:rFonts w:ascii="Courier New" w:hAnsi="Courier New" w:cs="Courier New"/>
+          <w:lang w:val="en-US"/>
+        </w:rPr>
+        <w:t>storybook</w:t>
+      </w:r>
+      <w:r>
+        <w:t xml:space="preserve">, через который </w:t>
+      </w:r>
+      <w:r>
+        <w:rPr>
+          <w:lang w:val="en-US"/>
+        </w:rPr>
+        <w:t>shot</w:t>
+      </w:r>
+      <w:r>
+        <w:t xml:space="preserve">-конвейер получает список </w:t>
+      </w:r>
+      <w:r>
+        <w:rPr>
+          <w:lang w:val="en-US"/>
+        </w:rPr>
+        <w:t>screenshot</w:t>
+      </w:r>
+      <w:r>
+        <w:t>-сценариев и переключает состояние;</w:t>
+      </w:r>
+    </w:p>
+    <w:p>
+      <w:pPr>
+        <w:pStyle w:val="ListParagraph"/>
+        <w:numPr>
+          <w:ilvl w:val="0"/>
+          <w:numId w:val="6"/>
+        </w:numPr>
+      </w:pPr>
+      <w:r>
+        <w:lastRenderedPageBreak/>
+        <w:t xml:space="preserve">обеспечивать снятие PNG через </w:t>
+      </w:r>
+      <w:r>
+        <w:rPr>
+          <w:lang w:val="en-US"/>
+        </w:rPr>
+        <w:t>Puppeteer</w:t>
+      </w:r>
+      <w:r>
+        <w:t xml:space="preserve">, сохранение эталонов в </w:t>
+      </w:r>
+      <w:r>
+        <w:rPr>
+          <w:rFonts w:ascii="Courier New" w:hAnsi="Courier New" w:cs="Courier New"/>
+        </w:rPr>
+        <w:t>.</w:t>
+      </w:r>
+      <w:r>
+        <w:rPr>
+          <w:rFonts w:ascii="Courier New" w:hAnsi="Courier New" w:cs="Courier New"/>
+          <w:lang w:val="en-US"/>
+        </w:rPr>
+        <w:t>storybook</w:t>
+      </w:r>
+      <w:r>
+        <w:t xml:space="preserve">, контроль набора файлов и побайтовое сравнение изображений командами </w:t>
+      </w:r>
+      <w:r>
+        <w:rPr>
+          <w:rFonts w:ascii="Courier New" w:hAnsi="Courier New" w:cs="Courier New"/>
+          <w:lang w:val="en-US"/>
+        </w:rPr>
+        <w:t>rtr</w:t>
+      </w:r>
+      <w:r>
+        <w:rPr>
+          <w:rFonts w:ascii="Courier New" w:hAnsi="Courier New" w:cs="Courier New"/>
+        </w:rPr>
+        <w:t xml:space="preserve"> </w:t>
+      </w:r>
+      <w:r>
+        <w:rPr>
+          <w:rFonts w:ascii="Courier New" w:hAnsi="Courier New" w:cs="Courier New"/>
+          <w:lang w:val="en-US"/>
+        </w:rPr>
+        <w:t>shot</w:t>
+      </w:r>
+      <w:r>
+        <w:t xml:space="preserve"> и связанными проверками.</w:t>
+      </w:r>
+    </w:p>
+    <w:p>
+      <w:r>
+        <w:t xml:space="preserve">На уровне эксплуатации требуется, чтобы система запускалась стандартными командами </w:t>
+      </w:r>
+      <w:r>
+        <w:rPr>
+          <w:lang w:val="en-US"/>
+        </w:rPr>
+        <w:t>Reactor</w:t>
+      </w:r>
+      <w:r>
+        <w:t xml:space="preserve">. Команда </w:t>
+      </w:r>
+      <w:r>
+        <w:rPr>
+          <w:rFonts w:ascii="Courier New" w:hAnsi="Courier New" w:cs="Courier New"/>
+          <w:lang w:val="en-US"/>
+        </w:rPr>
+        <w:t>rtr</w:t>
+      </w:r>
+      <w:r>
+        <w:rPr>
+          <w:rFonts w:ascii="Courier New" w:hAnsi="Courier New" w:cs="Courier New"/>
+        </w:rPr>
+        <w:t xml:space="preserve"> </w:t>
+      </w:r>
+      <w:r>
+        <w:rPr>
+          <w:rFonts w:ascii="Courier New" w:hAnsi="Courier New" w:cs="Courier New"/>
+          <w:lang w:val="en-US"/>
+        </w:rPr>
+        <w:t>shot</w:t>
+      </w:r>
+      <w:r>
+        <w:t xml:space="preserve"> должна обновлять эталонные изображения. Команда </w:t>
+      </w:r>
+      <w:r>
+        <w:rPr>
+          <w:rFonts w:ascii="Courier New" w:hAnsi="Courier New" w:cs="Courier New"/>
+          <w:lang w:val="en-US"/>
+        </w:rPr>
+        <w:t>rtr</w:t>
+      </w:r>
+      <w:r>
+        <w:rPr>
+          <w:rFonts w:ascii="Courier New" w:hAnsi="Courier New" w:cs="Courier New"/>
+        </w:rPr>
+        <w:t xml:space="preserve"> </w:t>
+      </w:r>
+      <w:r>
+        <w:rPr>
+          <w:rFonts w:ascii="Courier New" w:hAnsi="Courier New" w:cs="Courier New"/>
+          <w:lang w:val="en-US"/>
+        </w:rPr>
+        <w:t>shot</w:t>
+      </w:r>
+      <w:r>
+        <w:rPr>
+          <w:rFonts w:ascii="Courier New" w:hAnsi="Courier New" w:cs="Courier New"/>
+        </w:rPr>
+        <w:t>-</w:t>
+      </w:r>
+      <w:r>
+        <w:rPr>
+          <w:rFonts w:ascii="Courier New" w:hAnsi="Courier New" w:cs="Courier New"/>
+          <w:lang w:val="en-US"/>
+        </w:rPr>
+        <w:t>check</w:t>
+      </w:r>
+      <w:r>
+        <w:t xml:space="preserve"> должна выполнять проверку визуальных регрессий локально. Команда </w:t>
+      </w:r>
+      <w:r>
+        <w:rPr>
+          <w:rFonts w:ascii="Courier New" w:hAnsi="Courier New" w:cs="Courier New"/>
+          <w:lang w:val="en-US"/>
+        </w:rPr>
+        <w:t>rtr</w:t>
+      </w:r>
+      <w:r>
+        <w:rPr>
+          <w:rFonts w:ascii="Courier New" w:hAnsi="Courier New" w:cs="Courier New"/>
+        </w:rPr>
+        <w:t xml:space="preserve"> </w:t>
+      </w:r>
+      <w:r>
+        <w:rPr>
+          <w:rFonts w:ascii="Courier New" w:hAnsi="Courier New" w:cs="Courier New"/>
+          <w:lang w:val="en-US"/>
+        </w:rPr>
+        <w:t>shot</w:t>
+      </w:r>
+      <w:r>
+        <w:rPr>
+          <w:rFonts w:ascii="Courier New" w:hAnsi="Courier New" w:cs="Courier New"/>
+        </w:rPr>
+        <w:t>-</w:t>
+      </w:r>
+      <w:r>
+        <w:rPr>
+          <w:rFonts w:ascii="Courier New" w:hAnsi="Courier New" w:cs="Courier New"/>
+          <w:lang w:val="en-US"/>
+        </w:rPr>
+        <w:t>check</w:t>
+      </w:r>
+      <w:r>
+        <w:rPr>
+          <w:rFonts w:ascii="Courier New" w:hAnsi="Courier New" w:cs="Courier New"/>
+        </w:rPr>
+        <w:t>-</w:t>
+      </w:r>
+      <w:r>
+        <w:rPr>
+          <w:rFonts w:ascii="Courier New" w:hAnsi="Courier New" w:cs="Courier New"/>
+          <w:lang w:val="en-US"/>
+        </w:rPr>
+        <w:t>ci</w:t>
+      </w:r>
+      <w:r>
+        <w:t xml:space="preserve"> должна выполнять проверку в </w:t>
+      </w:r>
+      <w:r>
+        <w:rPr>
+          <w:lang w:val="en-US"/>
+        </w:rPr>
+        <w:t>CI</w:t>
+      </w:r>
+      <w:r>
+        <w:t xml:space="preserve">-режиме без дополнительной сборки, если сборка уже выполнена ранее. Команда </w:t>
+      </w:r>
+      <w:r>
+        <w:rPr>
+          <w:rFonts w:ascii="Courier New" w:hAnsi="Courier New" w:cs="Courier New"/>
+          <w:lang w:val="en-US"/>
+        </w:rPr>
+        <w:t>rtr</w:t>
+      </w:r>
+      <w:r>
+        <w:rPr>
+          <w:rFonts w:ascii="Courier New" w:hAnsi="Courier New" w:cs="Courier New"/>
+        </w:rPr>
+        <w:t xml:space="preserve"> </w:t>
+      </w:r>
+      <w:r>
+        <w:rPr>
+          <w:rFonts w:ascii="Courier New" w:hAnsi="Courier New" w:cs="Courier New"/>
+          <w:lang w:val="en-US"/>
+        </w:rPr>
+        <w:t>shot</w:t>
+      </w:r>
+      <w:r>
+        <w:rPr>
+          <w:rFonts w:ascii="Courier New" w:hAnsi="Courier New" w:cs="Courier New"/>
+        </w:rPr>
+        <w:t>-</w:t>
+      </w:r>
+      <w:r>
+        <w:rPr>
+          <w:rFonts w:ascii="Courier New" w:hAnsi="Courier New" w:cs="Courier New"/>
+          <w:lang w:val="en-US"/>
+        </w:rPr>
+        <w:t>ci</w:t>
+      </w:r>
+      <w:r>
+        <w:t xml:space="preserve"> должна обновлять изображения и коммитить изменения в </w:t>
+      </w:r>
+      <w:r>
+        <w:rPr>
+          <w:lang w:val="en-US"/>
+        </w:rPr>
+        <w:t>CI</w:t>
+      </w:r>
+      <w:r>
+        <w:t xml:space="preserve"> при наличии соответствующих переменных окружения.</w:t>
+      </w:r>
+    </w:p>
+    <w:p>
+      <w:r>
+        <w:t xml:space="preserve">Итогом работы должен стать не отдельный прототип, а описанная и внедрённая система, применяемая на примере </w:t>
+      </w:r>
+      <w:r>
+        <w:rPr>
+          <w:rFonts w:ascii="Courier New" w:hAnsi="Courier New" w:cs="Courier New"/>
+          <w:lang w:val="en-US"/>
+        </w:rPr>
+        <w:t>packages/demo</w:t>
+      </w:r>
+      <w:r>
+        <w:t xml:space="preserve">. В текущем состоянии </w:t>
+      </w:r>
+      <w:r>
+        <w:t xml:space="preserve">библиотека компонентов содержит </w:t>
+      </w:r>
+      <w:r>
+        <w:t>больше</w:t>
+      </w:r>
+      <w:r>
+        <w:t xml:space="preserve"> ста пятидесяти уникальных компонентов</w:t>
+      </w:r>
+      <w:r>
+        <w:t>. Это демонстрирует, что система рассчитана на массовую проверку дизайн-системы.</w:t>
+      </w:r>
+    </w:p>
+    <w:p>
+      <w:pPr>
+        <w:pStyle w:val="Heading2"/>
+      </w:pPr>
+      <w:bookmarkStart w:id="6" w:name="_Toc232175475"/>
+      <w:r>
+        <w:t>Требования к эксплуатационным характеристикам</w:t>
+      </w:r>
+      <w:bookmarkEnd w:id="6"/>
+    </w:p>
+    <w:p>
+      <w:r>
+        <w:t xml:space="preserve">К эксплуатационным характеристикам относятся требования, которые определяют удобство применения системы в реальном процессе разработки. В первую очередь </w:t>
+      </w:r>
+      <w:r>
+        <w:rPr>
+          <w:lang w:val="en-US"/>
+        </w:rPr>
+        <w:t>Storybook</w:t>
+      </w:r>
+      <w:r>
+        <w:t xml:space="preserve"> должен подключаться в приложение без необходимости создавать отдельный </w:t>
+      </w:r>
+      <w:r>
+        <w:rPr>
+          <w:lang w:val="en-US"/>
+        </w:rPr>
+        <w:t>standalone</w:t>
+      </w:r>
+      <w:r>
+        <w:t xml:space="preserve">-проект. Приложение передаёт компоненту </w:t>
+      </w:r>
+      <w:r>
+        <w:rPr>
+          <w:rFonts w:ascii="Courier New" w:hAnsi="Courier New" w:cs="Courier New"/>
+          <w:lang w:val="en-US"/>
+        </w:rPr>
+        <w:t>Storybook</w:t>
+      </w:r>
+      <w:r>
+        <w:t xml:space="preserve"> путь, набор </w:t>
+      </w:r>
+      <w:r>
+        <w:t>историй</w:t>
+      </w:r>
+      <w:r>
+        <w:t xml:space="preserve"> и при необходимости иконки разделов меню. Такой подход сохраняет связь с реальной средой приложения и упрощает внедрение в другие пакеты.</w:t>
+      </w:r>
+    </w:p>
+    <w:p>
+      <w:r>
+        <w:t xml:space="preserve">Система должна обеспечивать воспроизводимость сценариев. Любое состояние, сформированное через </w:t>
+      </w:r>
+      <w:r>
+        <w:rPr>
+          <w:lang w:val="en-US"/>
+        </w:rPr>
+        <w:t>controls</w:t>
+      </w:r>
+      <w:r>
+        <w:t xml:space="preserve">, </w:t>
+      </w:r>
+      <w:r>
+        <w:rPr>
+          <w:lang w:val="en-US"/>
+        </w:rPr>
+        <w:t>preset</w:t>
+      </w:r>
+      <w:r>
+        <w:t xml:space="preserve">, </w:t>
+      </w:r>
+      <w:r>
+        <w:rPr>
+          <w:lang w:val="en-US"/>
+        </w:rPr>
+        <w:t>settings</w:t>
+      </w:r>
+      <w:r>
+        <w:t xml:space="preserve">, тему и режим темы, должно быть выражено через </w:t>
+      </w:r>
+      <w:r>
+        <w:rPr>
+          <w:lang w:val="en-US"/>
+        </w:rPr>
+        <w:t>URL</w:t>
+      </w:r>
+      <w:r>
+        <w:t xml:space="preserve">. Это позволяет передать ссылку другому разработчику, открыть тот же сценарий повторно и использовать </w:t>
+      </w:r>
+      <w:r>
+        <w:rPr>
+          <w:lang w:val="en-US"/>
+        </w:rPr>
+        <w:t>URL</w:t>
+      </w:r>
+      <w:r>
+        <w:t xml:space="preserve"> как механизм автоматического переключения состояния. Воспроизводимость особенно важна для </w:t>
+      </w:r>
+      <w:r>
+        <w:rPr>
+          <w:rFonts w:ascii="Courier New" w:hAnsi="Courier New" w:cs="Courier New"/>
+          <w:lang w:val="en-US"/>
+        </w:rPr>
+        <w:t>rtr</w:t>
+      </w:r>
+      <w:r>
+        <w:rPr>
+          <w:rFonts w:ascii="Courier New" w:hAnsi="Courier New" w:cs="Courier New"/>
+        </w:rPr>
+        <w:t xml:space="preserve"> </w:t>
+      </w:r>
+      <w:r>
+        <w:rPr>
+          <w:rFonts w:ascii="Courier New" w:hAnsi="Courier New" w:cs="Courier New"/>
+          <w:lang w:val="en-US"/>
+        </w:rPr>
+        <w:t>shot</w:t>
+      </w:r>
+      <w:r>
+        <w:t>, поскольку инструмент должен получать одинаковый результат при повторном запуске.</w:t>
+      </w:r>
+    </w:p>
+    <w:p>
+      <w:pPr>
+        <w:rPr>
+          <w:lang w:val="en-US"/>
+        </w:rPr>
+      </w:pPr>
+      <w:r>
+        <w:t>Система должна работать в двух режимах.</w:t>
+      </w:r>
+      <w:r>
+        <w:t xml:space="preserve"> </w:t>
+      </w:r>
+      <w:r>
+        <w:t xml:space="preserve">Обычный режим предназначен для человека: отображается </w:t>
+      </w:r>
+      <w:r>
+        <w:rPr>
+          <w:lang w:val="en-US"/>
+        </w:rPr>
+        <w:t>scaffold</w:t>
+      </w:r>
+      <w:r>
+        <w:t xml:space="preserve">-меню, область предпросмотра, свойства, настройки, код и документация. </w:t>
+      </w:r>
+      <w:r>
+        <w:rPr>
+          <w:lang w:val="en-US"/>
+        </w:rPr>
+        <w:t>Test</w:t>
+      </w:r>
+      <w:r>
+        <w:t xml:space="preserve"> </w:t>
+      </w:r>
+      <w:r>
+        <w:rPr>
+          <w:lang w:val="en-US"/>
+        </w:rPr>
+        <w:t>mode</w:t>
+      </w:r>
+      <w:r>
+        <w:t xml:space="preserve"> предназначен для автоматизации: в нём компонент </w:t>
+      </w:r>
+      <w:r>
+        <w:rPr>
+          <w:rFonts w:ascii="Courier New" w:hAnsi="Courier New" w:cs="Courier New"/>
+          <w:lang w:val="en-US"/>
+        </w:rPr>
+        <w:t>Storybook</w:t>
+      </w:r>
+      <w:r>
+        <w:t xml:space="preserve"> возвращает только </w:t>
+      </w:r>
+      <w:r>
+        <w:rPr>
+          <w:rFonts w:ascii="Courier New" w:hAnsi="Courier New" w:cs="Courier New"/>
+          <w:lang w:val="en-US"/>
+        </w:rPr>
+        <w:t>StoryContainer</w:t>
+      </w:r>
+      <w:r>
+        <w:t xml:space="preserve">, а служебные панели не попадают в скриншот. Это требование исключает ложные изменения, связанные с интерфейсом самого </w:t>
+      </w:r>
+      <w:r>
+        <w:rPr>
+          <w:lang w:val="en-US"/>
+        </w:rPr>
+        <w:t>Storybook</w:t>
+      </w:r>
+      <w:r>
+        <w:t>.</w:t>
+      </w:r>
+    </w:p>
+    <w:p>
+      <w:r>
+        <w:t xml:space="preserve">Система должна поддерживать автоматическое формирование матрицы тестирования. Разработчик описывает </w:t>
+      </w:r>
+      <w:r>
+        <w:t>пресеты</w:t>
+      </w:r>
+      <w:r>
+        <w:t xml:space="preserve"> внутри </w:t>
+      </w:r>
+      <w:r>
+        <w:t>истории</w:t>
+      </w:r>
+      <w:r>
+        <w:t xml:space="preserve">, а </w:t>
+      </w:r>
+      <w:r>
+        <w:t xml:space="preserve">модуль </w:t>
+      </w:r>
+      <w:r>
+        <w:rPr>
+          <w:rFonts w:ascii="Courier New" w:hAnsi="Courier New" w:cs="Courier New"/>
+          <w:lang w:val="en-US"/>
+        </w:rPr>
+        <w:t>TestLogic</w:t>
+      </w:r>
+      <w:r>
+        <w:t xml:space="preserve"> превращает их в </w:t>
+      </w:r>
+      <w:r>
+        <w:rPr>
+          <w:lang w:val="en-US"/>
+        </w:rPr>
+        <w:t>screenshot</w:t>
+      </w:r>
+      <w:r>
+        <w:t xml:space="preserve">-сценарии с учётом тем и режимов. Благодаря этому сценарий не нужно </w:t>
+      </w:r>
+      <w:r>
+        <w:lastRenderedPageBreak/>
+        <w:t xml:space="preserve">регистрировать отдельно в тестовом файле. В текущей реализации идентификатор сценария имеет вид </w:t>
+      </w:r>
+      <w:r>
+        <w:rPr>
+          <w:rFonts w:ascii="Courier New" w:hAnsi="Courier New" w:cs="Courier New"/>
+        </w:rPr>
+        <w:t>{</w:t>
+      </w:r>
+      <w:r>
+        <w:rPr>
+          <w:rFonts w:ascii="Courier New" w:hAnsi="Courier New" w:cs="Courier New"/>
+          <w:lang w:val="en-US"/>
+        </w:rPr>
+        <w:t>theme</w:t>
+      </w:r>
+      <w:r>
+        <w:rPr>
+          <w:rFonts w:ascii="Courier New" w:hAnsi="Courier New" w:cs="Courier New"/>
+        </w:rPr>
+        <w:t>}-{</w:t>
+      </w:r>
+      <w:r>
+        <w:rPr>
+          <w:rFonts w:ascii="Courier New" w:hAnsi="Courier New" w:cs="Courier New"/>
+          <w:lang w:val="en-US"/>
+        </w:rPr>
+        <w:t>mode</w:t>
+      </w:r>
+      <w:r>
+        <w:rPr>
+          <w:rFonts w:ascii="Courier New" w:hAnsi="Courier New" w:cs="Courier New"/>
+        </w:rPr>
+        <w:t>}/{</w:t>
+      </w:r>
+      <w:r>
+        <w:rPr>
+          <w:rFonts w:ascii="Courier New" w:hAnsi="Courier New" w:cs="Courier New"/>
+          <w:lang w:val="en-US"/>
+        </w:rPr>
+        <w:t>story</w:t>
+      </w:r>
+      <w:r>
+        <w:rPr>
+          <w:rFonts w:ascii="Courier New" w:hAnsi="Courier New" w:cs="Courier New"/>
+        </w:rPr>
+        <w:t>-</w:t>
+      </w:r>
+      <w:r>
+        <w:rPr>
+          <w:rFonts w:ascii="Courier New" w:hAnsi="Courier New" w:cs="Courier New"/>
+          <w:lang w:val="en-US"/>
+        </w:rPr>
+        <w:t>id</w:t>
+      </w:r>
+      <w:r>
+        <w:rPr>
+          <w:rFonts w:ascii="Courier New" w:hAnsi="Courier New" w:cs="Courier New"/>
+        </w:rPr>
+        <w:t>}</w:t>
+      </w:r>
+      <w:r>
+        <w:t xml:space="preserve">, а путь к файлу формируется как </w:t>
+      </w:r>
+      <w:r>
+        <w:rPr>
+          <w:rFonts w:ascii="Courier New" w:hAnsi="Courier New" w:cs="Courier New"/>
+        </w:rPr>
+        <w:t>.</w:t>
+      </w:r>
+      <w:r>
+        <w:rPr>
+          <w:rFonts w:ascii="Courier New" w:hAnsi="Courier New" w:cs="Courier New"/>
+          <w:lang w:val="en-US"/>
+        </w:rPr>
+        <w:t>storybook</w:t>
+      </w:r>
+      <w:r>
+        <w:rPr>
+          <w:rFonts w:ascii="Courier New" w:hAnsi="Courier New" w:cs="Courier New"/>
+        </w:rPr>
+        <w:t>/{</w:t>
+      </w:r>
+      <w:r>
+        <w:rPr>
+          <w:rFonts w:ascii="Courier New" w:hAnsi="Courier New" w:cs="Courier New"/>
+          <w:lang w:val="en-US"/>
+        </w:rPr>
+        <w:t>story</w:t>
+      </w:r>
+      <w:r>
+        <w:rPr>
+          <w:rFonts w:ascii="Courier New" w:hAnsi="Courier New" w:cs="Courier New"/>
+        </w:rPr>
+        <w:t>.</w:t>
+      </w:r>
+      <w:r>
+        <w:rPr>
+          <w:rFonts w:ascii="Courier New" w:hAnsi="Courier New" w:cs="Courier New"/>
+          <w:lang w:val="en-US"/>
+        </w:rPr>
+        <w:t>toLowerCase</w:t>
+      </w:r>
+      <w:r>
+        <w:rPr>
+          <w:rFonts w:ascii="Courier New" w:hAnsi="Courier New" w:cs="Courier New"/>
+        </w:rPr>
+        <w:t>()}.</w:t>
+      </w:r>
+      <w:r>
+        <w:rPr>
+          <w:rFonts w:ascii="Courier New" w:hAnsi="Courier New" w:cs="Courier New"/>
+          <w:lang w:val="en-US"/>
+        </w:rPr>
+        <w:t>png</w:t>
+      </w:r>
+      <w:r>
+        <w:t>.</w:t>
+      </w:r>
+    </w:p>
+    <w:p>
+      <w:pPr>
+        <w:rPr>
+          <w:lang w:val="en-US"/>
+        </w:rPr>
+      </w:pPr>
+      <w:r>
+        <w:t xml:space="preserve">Визуальная проверка должна быть интегрирована в пакетный </w:t>
+      </w:r>
+      <w:r>
+        <w:rPr>
+          <w:lang w:val="en-US"/>
+        </w:rPr>
+        <w:t>workflow</w:t>
+      </w:r>
+      <w:r>
+        <w:t xml:space="preserve">. Фильтр </w:t>
+      </w:r>
+      <w:r>
+        <w:rPr>
+          <w:rFonts w:ascii="Courier New" w:hAnsi="Courier New" w:cs="Courier New"/>
+          <w:lang w:val="en-US"/>
+        </w:rPr>
+        <w:t>Filters</w:t>
+      </w:r>
+      <w:r>
+        <w:rPr>
+          <w:rFonts w:ascii="Courier New" w:hAnsi="Courier New" w:cs="Courier New"/>
+        </w:rPr>
+        <w:t>.</w:t>
+      </w:r>
+      <w:r>
+        <w:rPr>
+          <w:rFonts w:ascii="Courier New" w:hAnsi="Courier New" w:cs="Courier New"/>
+          <w:lang w:val="en-US"/>
+        </w:rPr>
+        <w:t>shot</w:t>
+      </w:r>
+      <w:r>
+        <w:t xml:space="preserve"> запускает </w:t>
+      </w:r>
+      <w:r>
+        <w:rPr>
+          <w:lang w:val="en-US"/>
+        </w:rPr>
+        <w:t>shot</w:t>
+      </w:r>
+      <w:r>
+        <w:t xml:space="preserve">-команды только для пакетов, где существует директория </w:t>
+      </w:r>
+      <w:r>
+        <w:rPr>
+          <w:rFonts w:ascii="Courier New" w:hAnsi="Courier New" w:cs="Courier New"/>
+        </w:rPr>
+        <w:t>.</w:t>
+      </w:r>
+      <w:r>
+        <w:rPr>
+          <w:rFonts w:ascii="Courier New" w:hAnsi="Courier New" w:cs="Courier New"/>
+          <w:lang w:val="en-US"/>
+        </w:rPr>
+        <w:t>storybook</w:t>
+      </w:r>
+      <w:r>
+        <w:t xml:space="preserve">. Это позволяет не применять </w:t>
+      </w:r>
+      <w:r>
+        <w:rPr>
+          <w:lang w:val="en-US"/>
+        </w:rPr>
+        <w:t>screenshot</w:t>
+      </w:r>
+      <w:r>
+        <w:t xml:space="preserve"> </w:t>
+      </w:r>
+      <w:r>
+        <w:rPr>
+          <w:lang w:val="en-US"/>
+        </w:rPr>
+        <w:t>pipeline</w:t>
+      </w:r>
+      <w:r>
+        <w:t xml:space="preserve"> ко всем пакетам монорепозитория без необходимости. Для пакетов, где визуальные эталоны действительно используются, команды </w:t>
+      </w:r>
+      <w:r>
+        <w:rPr>
+          <w:rFonts w:ascii="Courier New" w:hAnsi="Courier New" w:cs="Courier New"/>
+          <w:lang w:val="en-US"/>
+        </w:rPr>
+        <w:t>rtr</w:t>
+      </w:r>
+      <w:r>
+        <w:t xml:space="preserve"> обеспечивают единый способ обновления и проверки.</w:t>
+      </w:r>
+    </w:p>
+    <w:p>
+      <w:r>
+        <w:t xml:space="preserve">Поскольку текущая реализация сравнивает </w:t>
+      </w:r>
+      <w:r>
+        <w:rPr>
+          <w:lang w:val="en-US"/>
+        </w:rPr>
+        <w:t>PNG</w:t>
+      </w:r>
+      <w:r>
+        <w:t xml:space="preserve"> побайтово, эксплуатационная среда должна быть стабильной. На результат могут влиять версии браузера, шрифты, параметры отрисовки, </w:t>
+      </w:r>
+      <w:r>
+        <w:rPr>
+          <w:lang w:val="en-US"/>
+        </w:rPr>
+        <w:t>device</w:t>
+      </w:r>
+      <w:r>
+        <w:t xml:space="preserve"> </w:t>
+      </w:r>
+      <w:r>
+        <w:rPr>
+          <w:lang w:val="en-US"/>
+        </w:rPr>
+        <w:t>scale</w:t>
+      </w:r>
+      <w:r>
+        <w:t xml:space="preserve"> </w:t>
+      </w:r>
+      <w:r>
+        <w:rPr>
+          <w:lang w:val="en-US"/>
+        </w:rPr>
+        <w:t>factor</w:t>
+      </w:r>
+      <w:r>
+        <w:t xml:space="preserve">, размеры </w:t>
+      </w:r>
+      <w:r>
+        <w:rPr>
+          <w:lang w:val="en-US"/>
+        </w:rPr>
+        <w:t>viewport</w:t>
+      </w:r>
+      <w:r>
+        <w:t xml:space="preserve"> и асинхронные анимации. В реализации </w:t>
+      </w:r>
+      <w:r>
+        <w:rPr>
+          <w:rFonts w:ascii="Courier New" w:hAnsi="Courier New" w:cs="Courier New"/>
+          <w:lang w:val="en-US"/>
+        </w:rPr>
+        <w:t>rtr</w:t>
+      </w:r>
+      <w:r>
+        <w:rPr>
+          <w:rFonts w:ascii="Courier New" w:hAnsi="Courier New" w:cs="Courier New"/>
+        </w:rPr>
+        <w:t xml:space="preserve"> </w:t>
+      </w:r>
+      <w:r>
+        <w:rPr>
+          <w:rFonts w:ascii="Courier New" w:hAnsi="Courier New" w:cs="Courier New"/>
+          <w:lang w:val="en-US"/>
+        </w:rPr>
+        <w:t>shot</w:t>
+      </w:r>
+      <w:r>
+        <w:t xml:space="preserve"> браузер запускается через </w:t>
+      </w:r>
+      <w:r>
+        <w:rPr>
+          <w:lang w:val="en-US"/>
+        </w:rPr>
+        <w:t>Puppeteer</w:t>
+      </w:r>
+      <w:r>
+        <w:t xml:space="preserve"> с </w:t>
+      </w:r>
+      <w:r>
+        <w:rPr>
+          <w:lang w:val="en-US"/>
+        </w:rPr>
+        <w:t>viewport</w:t>
+      </w:r>
+      <w:r>
+        <w:t xml:space="preserve"> 4000 на 4000 пикселей, </w:t>
+      </w:r>
+      <w:r>
+        <w:rPr>
+          <w:rFonts w:ascii="Courier New" w:hAnsi="Courier New" w:cs="Courier New"/>
+          <w:lang w:val="en-US"/>
+        </w:rPr>
+        <w:t>deviceScaleFactor</w:t>
+      </w:r>
+      <w:r>
+        <w:rPr>
+          <w:rFonts w:ascii="Courier New" w:hAnsi="Courier New" w:cs="Courier New"/>
+        </w:rPr>
+        <w:t>: 1</w:t>
+      </w:r>
+      <w:r>
+        <w:t xml:space="preserve"> и аргументом </w:t>
+      </w:r>
+      <w:r>
+        <w:rPr>
+          <w:rFonts w:ascii="Courier New" w:hAnsi="Courier New" w:cs="Courier New"/>
+        </w:rPr>
+        <w:t>--</w:t>
+      </w:r>
+      <w:r>
+        <w:rPr>
+          <w:rFonts w:ascii="Courier New" w:hAnsi="Courier New" w:cs="Courier New"/>
+          <w:lang w:val="en-US"/>
+        </w:rPr>
+        <w:t>no</w:t>
+      </w:r>
+      <w:r>
+        <w:rPr>
+          <w:rFonts w:ascii="Courier New" w:hAnsi="Courier New" w:cs="Courier New"/>
+        </w:rPr>
+        <w:t>-</w:t>
+      </w:r>
+      <w:r>
+        <w:rPr>
+          <w:rFonts w:ascii="Courier New" w:hAnsi="Courier New" w:cs="Courier New"/>
+          <w:lang w:val="en-US"/>
+        </w:rPr>
+        <w:t>sandbox</w:t>
+      </w:r>
+      <w:r>
+        <w:t xml:space="preserve">. После переключения </w:t>
+      </w:r>
+      <w:r>
+        <w:rPr>
+          <w:lang w:val="en-US"/>
+        </w:rPr>
+        <w:t>story</w:t>
+      </w:r>
+      <w:r>
+        <w:t xml:space="preserve"> система ждёт появления элемента</w:t>
+      </w:r>
+      <w:r>
+        <w:t xml:space="preserve">, </w:t>
+      </w:r>
+      <w:r>
+        <w:t>а затем через</w:t>
+      </w:r>
+      <w:r>
+        <w:t xml:space="preserve"> </w:t>
+      </w:r>
+      <w:r>
+        <w:rPr>
+          <w:rFonts w:ascii="Courier New" w:hAnsi="Courier New" w:cs="Courier New"/>
+          <w:lang w:val="en-US"/>
+        </w:rPr>
+        <w:t>requestAnimationFrame</w:t>
+      </w:r>
+      <w:r>
+        <w:t xml:space="preserve"> </w:t>
+      </w:r>
+      <w:r>
+        <w:t>пропускает два кадра отрисовки</w:t>
+      </w:r>
+      <w:r>
+        <w:t>,</w:t>
+      </w:r>
+      <w:r>
+        <w:t xml:space="preserve"> чтобы состояние успело </w:t>
+      </w:r>
+      <w:r>
+        <w:t>обновиться перед снимком</w:t>
+      </w:r>
+      <w:r>
+        <w:t>.</w:t>
+      </w:r>
+    </w:p>
+    <w:p>
+      <w:pPr>
+        <w:pStyle w:val="Heading2"/>
+      </w:pPr>
+      <w:bookmarkStart w:id="7" w:name="_Toc232175476"/>
+      <w:r>
+        <w:t>Требования к качеству программного продукта</w:t>
+      </w:r>
+      <w:bookmarkEnd w:id="7"/>
+    </w:p>
+    <w:p>
+      <w:r>
+        <w:t xml:space="preserve">Качество программного продукта в данной работе определяется не только корректностью отрисовки интерфейса, но и устойчивостью всей цепочки от описания </w:t>
+      </w:r>
+      <w:r>
+        <w:t>истории</w:t>
+      </w:r>
+      <w:r>
+        <w:t xml:space="preserve"> до проверки </w:t>
+      </w:r>
+      <w:r>
+        <w:rPr>
+          <w:lang w:val="en-US"/>
+        </w:rPr>
+        <w:t>PNG</w:t>
+      </w:r>
+      <w:r>
+        <w:t>. Система должна быть понятной для разработчика, предсказуемой для автоматизации и расширяемой для новых компонентов.</w:t>
+      </w:r>
+    </w:p>
+    <w:p>
+      <w:r>
+        <w:t>Функциональные требования к качеству включают полноту пользовательского интерфейса. Разработчик должен видеть список</w:t>
+      </w:r>
+      <w:r>
+        <w:t xml:space="preserve"> историй</w:t>
+      </w:r>
+      <w:r>
+        <w:t xml:space="preserve">, выбранный </w:t>
+      </w:r>
+      <w:r>
+        <w:t>пресет</w:t>
+      </w:r>
+      <w:r>
+        <w:t xml:space="preserve">, </w:t>
+      </w:r>
+      <w:r>
+        <w:t>предпросмотр</w:t>
+      </w:r>
+      <w:r>
+        <w:t xml:space="preserve"> компонента, доступные </w:t>
+      </w:r>
+      <w:r>
+        <w:t>свойства</w:t>
+      </w:r>
+      <w:r>
+        <w:t>,</w:t>
+      </w:r>
+      <w:r>
+        <w:t xml:space="preserve"> настройки </w:t>
+      </w:r>
+      <w:r>
+        <w:t xml:space="preserve">области просмотра и </w:t>
+      </w:r>
+      <w:r>
+        <w:rPr>
+          <w:lang w:val="en-US"/>
+        </w:rPr>
+        <w:t>JSX</w:t>
+      </w:r>
+      <w:r>
+        <w:t xml:space="preserve">-код. Если </w:t>
+      </w:r>
+      <w:r>
+        <w:t>история</w:t>
+      </w:r>
+      <w:r>
+        <w:t xml:space="preserve"> имеет</w:t>
+      </w:r>
+      <w:r>
+        <w:t xml:space="preserve"> настройку</w:t>
+      </w:r>
+      <w:r>
+        <w:t xml:space="preserve"> </w:t>
+      </w:r>
+      <w:r>
+        <w:rPr>
+          <w:rFonts w:ascii="Courier New" w:hAnsi="Courier New" w:cs="Courier New"/>
+          <w:lang w:val="en-US"/>
+        </w:rPr>
+        <w:t>docs</w:t>
+      </w:r>
+      <w:r>
+        <w:rPr>
+          <w:rFonts w:ascii="Courier New" w:hAnsi="Courier New" w:cs="Courier New"/>
+        </w:rPr>
+        <w:t xml:space="preserve">: </w:t>
+      </w:r>
+      <w:r>
+        <w:rPr>
+          <w:rFonts w:ascii="Courier New" w:hAnsi="Courier New" w:cs="Courier New"/>
+          <w:lang w:val="en-US"/>
+        </w:rPr>
+        <w:t>true</w:t>
+      </w:r>
+      <w:r>
+        <w:t xml:space="preserve"> или ссылку на документацию, интерфейс должен предоставить возможность перейти к дополнительному описанию. Если пользователь открывает несуществующую </w:t>
+      </w:r>
+      <w:r>
+        <w:t>историю</w:t>
+      </w:r>
+      <w:r>
+        <w:t xml:space="preserve"> или </w:t>
+      </w:r>
+      <w:r>
+        <w:t>пресет</w:t>
+      </w:r>
+      <w:r>
+        <w:t>, система должна корректно показать состояние ошибки.</w:t>
+      </w:r>
+    </w:p>
+    <w:p>
+      <w:pPr>
+        <w:rPr>
+          <w:lang w:val="en-US"/>
+        </w:rPr>
+      </w:pPr>
+      <w:r>
+        <w:t xml:space="preserve">Архитектурные требования включают разделение ответственности между пакетами. </w:t>
+      </w:r>
+      <w:r>
+        <w:rPr>
+          <w:rFonts w:ascii="Courier New" w:hAnsi="Courier New" w:cs="Courier New"/>
+        </w:rPr>
+        <w:t>@</w:t>
+      </w:r>
+      <w:r>
+        <w:rPr>
+          <w:rFonts w:ascii="Courier New" w:hAnsi="Courier New" w:cs="Courier New"/>
+          <w:lang w:val="en-US"/>
+        </w:rPr>
+        <w:t>reactor</w:t>
+      </w:r>
+      <w:r>
+        <w:rPr>
+          <w:rFonts w:ascii="Courier New" w:hAnsi="Courier New" w:cs="Courier New"/>
+        </w:rPr>
+        <w:t>/</w:t>
+      </w:r>
+      <w:r>
+        <w:rPr>
+          <w:rFonts w:ascii="Courier New" w:hAnsi="Courier New" w:cs="Courier New"/>
+          <w:lang w:val="en-US"/>
+        </w:rPr>
+        <w:t>storybook</w:t>
+      </w:r>
+      <w:r>
+        <w:t xml:space="preserve"> отвечает за пользовательский интерфейс, модель </w:t>
+      </w:r>
+      <w:r>
+        <w:rPr>
+          <w:lang w:val="en-US"/>
+        </w:rPr>
+        <w:t>stories</w:t>
+      </w:r>
+      <w:r>
+        <w:t xml:space="preserve">, </w:t>
+      </w:r>
+      <w:r>
+        <w:rPr>
+          <w:lang w:val="en-US"/>
+        </w:rPr>
+        <w:t>controls</w:t>
+      </w:r>
+      <w:r>
+        <w:t xml:space="preserve">, </w:t>
+      </w:r>
+      <w:r>
+        <w:rPr>
+          <w:lang w:val="en-US"/>
+        </w:rPr>
+        <w:t>settings</w:t>
+      </w:r>
+      <w:r>
+        <w:t xml:space="preserve">, </w:t>
+      </w:r>
+      <w:r>
+        <w:rPr>
+          <w:lang w:val="en-US"/>
+        </w:rPr>
+        <w:t>URL</w:t>
+      </w:r>
+      <w:r>
+        <w:t xml:space="preserve">-логику и </w:t>
+      </w:r>
+      <w:r>
+        <w:rPr>
+          <w:lang w:val="en-US"/>
+        </w:rPr>
+        <w:t>test</w:t>
+      </w:r>
+      <w:r>
+        <w:t xml:space="preserve"> </w:t>
+      </w:r>
+      <w:r>
+        <w:rPr>
+          <w:lang w:val="en-US"/>
+        </w:rPr>
+        <w:t>mode</w:t>
+      </w:r>
+      <w:r>
+        <w:t xml:space="preserve">. </w:t>
+      </w:r>
+      <w:r>
+        <w:rPr>
+          <w:rFonts w:ascii="Courier New" w:hAnsi="Courier New" w:cs="Courier New"/>
+        </w:rPr>
+        <w:t>@</w:t>
+      </w:r>
+      <w:r>
+        <w:rPr>
+          <w:rFonts w:ascii="Courier New" w:hAnsi="Courier New" w:cs="Courier New"/>
+          <w:lang w:val="en-US"/>
+        </w:rPr>
+        <w:t>reactor</w:t>
+      </w:r>
+      <w:r>
+        <w:rPr>
+          <w:rFonts w:ascii="Courier New" w:hAnsi="Courier New" w:cs="Courier New"/>
+        </w:rPr>
+        <w:t>/</w:t>
+      </w:r>
+      <w:r>
+        <w:rPr>
+          <w:rFonts w:ascii="Courier New" w:hAnsi="Courier New" w:cs="Courier New"/>
+          <w:lang w:val="en-US"/>
+        </w:rPr>
+        <w:t>storybook</w:t>
+      </w:r>
+      <w:r>
+        <w:rPr>
+          <w:rFonts w:ascii="Courier New" w:hAnsi="Courier New" w:cs="Courier New"/>
+        </w:rPr>
+        <w:t>-</w:t>
+      </w:r>
+      <w:r>
+        <w:rPr>
+          <w:rFonts w:ascii="Courier New" w:hAnsi="Courier New" w:cs="Courier New"/>
+          <w:lang w:val="en-US"/>
+        </w:rPr>
+        <w:t>core</w:t>
+      </w:r>
+      <w:r>
+        <w:t xml:space="preserve"> отвечает за минимальный общий слой: маршрут </w:t>
+      </w:r>
+      <w:r>
+        <w:rPr>
+          <w:rFonts w:ascii="Courier New" w:hAnsi="Courier New" w:cs="Courier New"/>
+          <w:lang w:val="en-US"/>
+        </w:rPr>
+        <w:t>storybook</w:t>
+      </w:r>
+      <w:r>
+        <w:t xml:space="preserve">, </w:t>
+      </w:r>
+      <w:r>
+        <w:rPr>
+          <w:lang w:val="en-US"/>
+        </w:rPr>
+        <w:t>URL</w:t>
+      </w:r>
+      <w:r>
+        <w:t xml:space="preserve">-параметры и </w:t>
+      </w:r>
+      <w:r>
+        <w:rPr>
+          <w:rFonts w:ascii="Courier New" w:hAnsi="Courier New" w:cs="Courier New"/>
+          <w:lang w:val="en-US"/>
+        </w:rPr>
+        <w:t>StorybookGate</w:t>
+      </w:r>
+      <w:r>
+        <w:t xml:space="preserve">. Такое разделение позволяет инструменту </w:t>
+      </w:r>
+      <w:r>
+        <w:rPr>
+          <w:lang w:val="en-US"/>
+        </w:rPr>
+        <w:t>screenshot</w:t>
+      </w:r>
+      <w:r>
+        <w:t>-тестирования зависеть только от узкого контракта, а не от деталей интерфейсного пакета.</w:t>
+      </w:r>
+    </w:p>
+    <w:p>
+      <w:r>
+        <w:lastRenderedPageBreak/>
+        <w:t xml:space="preserve">Требования к автоматизации включают детерминированность сценариев. Список </w:t>
+      </w:r>
+      <w:r>
+        <w:t>сценариев</w:t>
+      </w:r>
+      <w:r>
+        <w:t xml:space="preserve"> должен формироваться по </w:t>
+      </w:r>
+      <w:r>
+        <w:t>пресетам</w:t>
+      </w:r>
+      <w:r>
+        <w:t xml:space="preserve">. </w:t>
+      </w:r>
+      <w:r>
+        <w:t>История</w:t>
+      </w:r>
+      <w:r>
+        <w:t xml:space="preserve"> без </w:t>
+      </w:r>
+      <w:r>
+        <w:t xml:space="preserve">пресетов </w:t>
+      </w:r>
+      <w:r>
+        <w:t xml:space="preserve">может быть полезна для ручной демонстрации, но не становится </w:t>
+      </w:r>
+      <w:r>
+        <w:rPr>
+          <w:lang w:val="en-US"/>
+        </w:rPr>
+        <w:t>screenshot</w:t>
+      </w:r>
+      <w:r>
+        <w:t xml:space="preserve">-сценарием. Такое правило делает тестовую матрицу явной: если разработчик хочет включить состояние в визуальную проверку, он добавляет </w:t>
+      </w:r>
+      <w:r>
+        <w:t>пресет</w:t>
+      </w:r>
+      <w:r>
+        <w:t>.</w:t>
+      </w:r>
+    </w:p>
+    <w:p>
+      <w:r>
+        <w:t xml:space="preserve">Требования к проверке включают два уровня сравнения. Во-первых, </w:t>
+      </w:r>
+      <w:r>
+        <w:rPr>
+          <w:rFonts w:ascii="Courier New" w:hAnsi="Courier New" w:cs="Courier New"/>
+          <w:lang w:val="en-US"/>
+        </w:rPr>
+        <w:t>rtr</w:t>
+      </w:r>
+      <w:r>
+        <w:rPr>
+          <w:rFonts w:ascii="Courier New" w:hAnsi="Courier New" w:cs="Courier New"/>
+        </w:rPr>
+        <w:t xml:space="preserve"> </w:t>
+      </w:r>
+      <w:r>
+        <w:rPr>
+          <w:rFonts w:ascii="Courier New" w:hAnsi="Courier New" w:cs="Courier New"/>
+          <w:lang w:val="en-US"/>
+        </w:rPr>
+        <w:t>shot</w:t>
+      </w:r>
+      <w:r>
+        <w:rPr>
+          <w:rFonts w:ascii="Courier New" w:hAnsi="Courier New" w:cs="Courier New"/>
+        </w:rPr>
+        <w:t>-</w:t>
+      </w:r>
+      <w:r>
+        <w:rPr>
+          <w:rFonts w:ascii="Courier New" w:hAnsi="Courier New" w:cs="Courier New"/>
+          <w:lang w:val="en-US"/>
+        </w:rPr>
+        <w:t>check</w:t>
+      </w:r>
+      <w:r>
+        <w:t xml:space="preserve"> проверяет соответствие набора ожидаемых и существующих файлов. Если количество или имена файлов отличаются, проверка завершается ошибкой с указанием, что набор</w:t>
+      </w:r>
+      <w:r>
+        <w:t xml:space="preserve"> сценариев</w:t>
+      </w:r>
+      <w:r>
+        <w:t xml:space="preserve"> не совпадает. Во-вторых, для каждого </w:t>
+      </w:r>
+      <w:r>
+        <w:rPr>
+          <w:lang w:val="en-US"/>
+        </w:rPr>
+        <w:t>PNG</w:t>
+      </w:r>
+      <w:r>
+        <w:t xml:space="preserve"> выполняется побайтовое сравнение через </w:t>
+      </w:r>
+      <w:r>
+        <w:rPr>
+          <w:rFonts w:ascii="Courier New" w:hAnsi="Courier New" w:cs="Courier New"/>
+          <w:lang w:val="en-US"/>
+        </w:rPr>
+        <w:t>File</w:t>
+      </w:r>
+      <w:r>
+        <w:rPr>
+          <w:rFonts w:ascii="Courier New" w:hAnsi="Courier New" w:cs="Courier New"/>
+        </w:rPr>
+        <w:t>.</w:t>
+      </w:r>
+      <w:r>
+        <w:rPr>
+          <w:rFonts w:ascii="Courier New" w:hAnsi="Courier New" w:cs="Courier New"/>
+          <w:lang w:val="en-US"/>
+        </w:rPr>
+        <w:t>identical</w:t>
+      </w:r>
+      <w:r>
+        <w:t>. Любое отличие считается визуальной регрессией. Такой подход строгий, но простой и хорошо объяснимый.</w:t>
+      </w:r>
+    </w:p>
+    <w:p>
+      <w:r>
+        <w:t xml:space="preserve">Требования к удобству сопровождения включают читаемую структуру </w:t>
+      </w:r>
+      <w:r>
+        <w:t>историй</w:t>
+      </w:r>
+      <w:r>
+        <w:t xml:space="preserve">. </w:t>
+      </w:r>
+      <w:r>
+        <w:rPr>
+          <w:lang w:val="en-US"/>
+        </w:rPr>
+        <w:t>В demo-</w:t>
+      </w:r>
+      <w:r>
+        <w:t>приложении</w:t>
+      </w:r>
+      <w:r>
+        <w:rPr>
+          <w:lang w:val="en-US"/>
+        </w:rPr>
+        <w:t xml:space="preserve"> </w:t>
+      </w:r>
+      <w:r>
+        <w:t>истории</w:t>
+      </w:r>
+      <w:r>
+        <w:rPr>
+          <w:lang w:val="en-US"/>
+        </w:rPr>
+        <w:t xml:space="preserve"> </w:t>
+      </w:r>
+      <w:r>
+        <w:t>разложены</w:t>
+      </w:r>
+      <w:r>
+        <w:rPr>
+          <w:lang w:val="en-US"/>
+        </w:rPr>
+        <w:t xml:space="preserve"> </w:t>
+      </w:r>
+      <w:r>
+        <w:t>по</w:t>
+      </w:r>
+      <w:r>
+        <w:rPr>
+          <w:lang w:val="en-US"/>
+        </w:rPr>
+        <w:t xml:space="preserve"> </w:t>
+      </w:r>
+      <w:r>
+        <w:t>разделам</w:t>
+      </w:r>
+      <w:r>
+        <w:rPr>
+          <w:lang w:val="en-US"/>
+        </w:rPr>
+        <w:t xml:space="preserve"> </w:t>
+      </w:r>
+      <w:r>
+        <w:rPr>
+          <w:rFonts w:ascii="Courier New" w:hAnsi="Courier New" w:cs="Courier New"/>
+          <w:lang w:val="en-US"/>
+        </w:rPr>
+        <w:t>basics</w:t>
+      </w:r>
+      <w:r>
+        <w:rPr>
+          <w:lang w:val="en-US"/>
+        </w:rPr>
+        <w:t xml:space="preserve">, </w:t>
+      </w:r>
+      <w:r>
+        <w:rPr>
+          <w:rFonts w:ascii="Courier New" w:hAnsi="Courier New" w:cs="Courier New"/>
+          <w:lang w:val="en-US"/>
+        </w:rPr>
+        <w:t>main</w:t>
+      </w:r>
+      <w:r>
+        <w:rPr>
+          <w:lang w:val="en-US"/>
+        </w:rPr>
+        <w:t xml:space="preserve">, </w:t>
+      </w:r>
+      <w:r>
+        <w:rPr>
+          <w:rFonts w:ascii="Courier New" w:hAnsi="Courier New" w:cs="Courier New"/>
+          <w:lang w:val="en-US"/>
+        </w:rPr>
+        <w:t>demo</w:t>
+      </w:r>
+      <w:r>
+        <w:rPr>
+          <w:lang w:val="en-US"/>
+        </w:rPr>
+        <w:t xml:space="preserve">, </w:t>
+      </w:r>
+      <w:r>
+        <w:rPr>
+          <w:rFonts w:ascii="Courier New" w:hAnsi="Courier New" w:cs="Courier New"/>
+          <w:lang w:val="en-US"/>
+        </w:rPr>
+        <w:t>gallery</w:t>
+      </w:r>
+      <w:r>
+        <w:rPr>
+          <w:lang w:val="en-US"/>
+        </w:rPr>
+        <w:t xml:space="preserve">, </w:t>
+      </w:r>
+      <w:r>
+        <w:rPr>
+          <w:rFonts w:ascii="Courier New" w:hAnsi="Courier New" w:cs="Courier New"/>
+          <w:lang w:val="en-US"/>
+        </w:rPr>
+        <w:t>scaffold</w:t>
+      </w:r>
+      <w:r>
+        <w:rPr>
+          <w:lang w:val="en-US"/>
+        </w:rPr>
+        <w:t xml:space="preserve">, </w:t>
+      </w:r>
+      <w:r>
+        <w:rPr>
+          <w:rFonts w:ascii="Courier New" w:hAnsi="Courier New" w:cs="Courier New"/>
+          <w:lang w:val="en-US"/>
+        </w:rPr>
+        <w:t>service</w:t>
+      </w:r>
+      <w:r>
+        <w:rPr>
+          <w:lang w:val="en-US"/>
+        </w:rPr>
+        <w:t xml:space="preserve">, </w:t>
+      </w:r>
+      <w:r>
+        <w:rPr>
+          <w:rFonts w:ascii="Courier New" w:hAnsi="Courier New" w:cs="Courier New"/>
+          <w:lang w:val="en-US"/>
+        </w:rPr>
+        <w:t>form</w:t>
+      </w:r>
+      <w:r>
+        <w:rPr>
+          <w:lang w:val="en-US"/>
+        </w:rPr>
+        <w:t xml:space="preserve">, </w:t>
+      </w:r>
+      <w:r>
+        <w:rPr>
+          <w:rFonts w:ascii="Courier New" w:hAnsi="Courier New" w:cs="Courier New"/>
+          <w:lang w:val="en-US"/>
+        </w:rPr>
+        <w:t>page</w:t>
+      </w:r>
+      <w:r>
+        <w:rPr>
+          <w:lang w:val="en-US"/>
+        </w:rPr>
+        <w:t xml:space="preserve">, </w:t>
+      </w:r>
+      <w:r>
+        <w:rPr>
+          <w:rFonts w:ascii="Courier New" w:hAnsi="Courier New" w:cs="Courier New"/>
+          <w:lang w:val="en-US"/>
+        </w:rPr>
+        <w:t>table</w:t>
+      </w:r>
+      <w:r>
+        <w:rPr>
+          <w:lang w:val="en-US"/>
+        </w:rPr>
+        <w:t xml:space="preserve">, </w:t>
+      </w:r>
+      <w:r>
+        <w:rPr>
+          <w:rFonts w:ascii="Courier New" w:hAnsi="Courier New" w:cs="Courier New"/>
+          <w:lang w:val="en-US"/>
+        </w:rPr>
+        <w:t>uploader</w:t>
+      </w:r>
+      <w:r>
+        <w:rPr>
+          <w:lang w:val="en-US"/>
+        </w:rPr>
+        <w:t xml:space="preserve">, </w:t>
+      </w:r>
+      <w:r>
+        <w:rPr>
+          <w:rFonts w:ascii="Courier New" w:hAnsi="Courier New" w:cs="Courier New"/>
+          <w:lang w:val="en-US"/>
+        </w:rPr>
+        <w:t>input</w:t>
+      </w:r>
+      <w:r>
+        <w:rPr>
+          <w:lang w:val="en-US"/>
+        </w:rPr>
+        <w:t xml:space="preserve">. </w:t>
+      </w:r>
+      <w:r>
+        <w:t xml:space="preserve">Это помогает разработчикам находить нужные компоненты, а системе </w:t>
+      </w:r>
+      <w:r>
+        <w:t>–</w:t>
+      </w:r>
+      <w:r>
+        <w:t xml:space="preserve"> формировать понятные </w:t>
+      </w:r>
+      <w:r>
+        <w:t>имена скриншотов</w:t>
+      </w:r>
+      <w:r>
+        <w:t xml:space="preserve">: например, </w:t>
+      </w:r>
+      <w:r>
+        <w:rPr>
+          <w:rFonts w:ascii="Courier New" w:hAnsi="Courier New" w:cs="Courier New"/>
+          <w:lang w:val="en-US"/>
+        </w:rPr>
+        <w:t>main</w:t>
+      </w:r>
+      <w:r>
+        <w:rPr>
+          <w:rFonts w:ascii="Courier New" w:hAnsi="Courier New" w:cs="Courier New"/>
+        </w:rPr>
+        <w:t>--</w:t>
+      </w:r>
+      <w:r>
+        <w:rPr>
+          <w:rFonts w:ascii="Courier New" w:hAnsi="Courier New" w:cs="Courier New"/>
+          <w:lang w:val="en-US"/>
+        </w:rPr>
+        <w:t>badge</w:t>
+      </w:r>
+      <w:r>
+        <w:rPr>
+          <w:rFonts w:ascii="Courier New" w:hAnsi="Courier New" w:cs="Courier New"/>
+        </w:rPr>
+        <w:t>--</w:t>
+      </w:r>
+      <w:r>
+        <w:rPr>
+          <w:rFonts w:ascii="Courier New" w:hAnsi="Courier New" w:cs="Courier New"/>
+          <w:lang w:val="en-US"/>
+        </w:rPr>
+        <w:t>fill</w:t>
+      </w:r>
+      <w:r>
+        <w:rPr>
+          <w:rFonts w:ascii="Courier New" w:hAnsi="Courier New" w:cs="Courier New"/>
+        </w:rPr>
+        <w:t>-</w:t>
+      </w:r>
+      <w:r>
+        <w:rPr>
+          <w:rFonts w:ascii="Courier New" w:hAnsi="Courier New" w:cs="Courier New"/>
+          <w:lang w:val="en-US"/>
+        </w:rPr>
+        <w:t>one</w:t>
+      </w:r>
+      <w:r>
+        <w:rPr>
+          <w:rFonts w:ascii="Courier New" w:hAnsi="Courier New" w:cs="Courier New"/>
+        </w:rPr>
+        <w:t>-</w:t>
+      </w:r>
+      <w:r>
+        <w:rPr>
+          <w:rFonts w:ascii="Courier New" w:hAnsi="Courier New" w:cs="Courier New"/>
+          <w:lang w:val="en-US"/>
+        </w:rPr>
+        <w:t>digit</w:t>
+      </w:r>
+      <w:r>
+        <w:rPr>
+          <w:rFonts w:ascii="Courier New" w:hAnsi="Courier New" w:cs="Courier New"/>
+        </w:rPr>
+        <w:t>.</w:t>
+      </w:r>
+      <w:r>
+        <w:rPr>
+          <w:rFonts w:ascii="Courier New" w:hAnsi="Courier New" w:cs="Courier New"/>
+          <w:lang w:val="en-US"/>
+        </w:rPr>
+        <w:t>png</w:t>
+      </w:r>
+      <w:r>
+        <w:t xml:space="preserve"> или </w:t>
+      </w:r>
+      <w:r>
+        <w:rPr>
+          <w:rFonts w:ascii="Courier New" w:hAnsi="Courier New" w:cs="Courier New"/>
+          <w:lang w:val="en-US"/>
+        </w:rPr>
+        <w:t>basics</w:t>
+      </w:r>
+      <w:r>
+        <w:rPr>
+          <w:rFonts w:ascii="Courier New" w:hAnsi="Courier New" w:cs="Courier New"/>
+        </w:rPr>
+        <w:t>--</w:t>
+      </w:r>
+      <w:r>
+        <w:rPr>
+          <w:rFonts w:ascii="Courier New" w:hAnsi="Courier New" w:cs="Courier New"/>
+          <w:lang w:val="en-US"/>
+        </w:rPr>
+        <w:t>fonts</w:t>
+      </w:r>
+      <w:r>
+        <w:rPr>
+          <w:rFonts w:ascii="Courier New" w:hAnsi="Courier New" w:cs="Courier New"/>
+        </w:rPr>
+        <w:t>--</w:t>
+      </w:r>
+      <w:r>
+        <w:rPr>
+          <w:rFonts w:ascii="Courier New" w:hAnsi="Courier New" w:cs="Courier New"/>
+          <w:lang w:val="en-US"/>
+        </w:rPr>
+        <w:t>basic</w:t>
+      </w:r>
+      <w:r>
+        <w:rPr>
+          <w:rFonts w:ascii="Courier New" w:hAnsi="Courier New" w:cs="Courier New"/>
+        </w:rPr>
+        <w:t>-</w:t>
+      </w:r>
+      <w:r>
+        <w:rPr>
+          <w:rFonts w:ascii="Courier New" w:hAnsi="Courier New" w:cs="Courier New"/>
+          <w:lang w:val="en-US"/>
+        </w:rPr>
+        <w:t>latin</w:t>
+      </w:r>
+      <w:r>
+        <w:rPr>
+          <w:rFonts w:ascii="Courier New" w:hAnsi="Courier New" w:cs="Courier New"/>
+        </w:rPr>
+        <w:t>-</w:t>
+      </w:r>
+      <w:r>
+        <w:rPr>
+          <w:rFonts w:ascii="Courier New" w:hAnsi="Courier New" w:cs="Courier New"/>
+          <w:lang w:val="en-US"/>
+        </w:rPr>
+        <w:t>text</w:t>
+      </w:r>
+      <w:r>
+        <w:rPr>
+          <w:rFonts w:ascii="Courier New" w:hAnsi="Courier New" w:cs="Courier New"/>
+        </w:rPr>
+        <w:t>.</w:t>
+      </w:r>
+      <w:r>
+        <w:rPr>
+          <w:rFonts w:ascii="Courier New" w:hAnsi="Courier New" w:cs="Courier New"/>
+          <w:lang w:val="en-US"/>
+        </w:rPr>
+        <w:t>png</w:t>
+      </w:r>
+      <w:r>
+        <w:t>.</w:t>
+      </w:r>
+    </w:p>
+    <w:p>
+      <w:r>
+        <w:t xml:space="preserve">Требования к расширяемости включают возможность добавлять новые </w:t>
+      </w:r>
+      <w:r>
+        <w:t>элементы управления</w:t>
+      </w:r>
+      <w:r>
+        <w:t xml:space="preserve"> и </w:t>
+      </w:r>
+      <w:r>
+        <w:t>настройки отображения</w:t>
+      </w:r>
+      <w:r>
+        <w:t xml:space="preserve"> без переписывания всей системы. В</w:t>
+      </w:r>
+      <w:r>
+        <w:t xml:space="preserve"> модуле</w:t>
+      </w:r>
+      <w:r>
+        <w:t xml:space="preserve"> </w:t>
+      </w:r>
+      <w:r>
+        <w:rPr>
+          <w:rFonts w:ascii="Courier New" w:hAnsi="Courier New" w:cs="Courier New"/>
+          <w:lang w:val="en-US"/>
+        </w:rPr>
+        <w:t>StorybookLogic</w:t>
+      </w:r>
+      <w:r>
+        <w:t xml:space="preserve"> существует словарь </w:t>
+      </w:r>
+      <w:r>
+        <w:rPr>
+          <w:rFonts w:ascii="Courier New" w:hAnsi="Courier New" w:cs="Courier New"/>
+          <w:lang w:val="en-US"/>
+        </w:rPr>
+        <w:t>properties</w:t>
+      </w:r>
+      <w:r>
+        <w:t xml:space="preserve">, связывающий тип свойства с </w:t>
+      </w:r>
+      <w:r>
+        <w:rPr>
+          <w:lang w:val="en-US"/>
+        </w:rPr>
+        <w:t>React</w:t>
+      </w:r>
+      <w:r>
+        <w:t xml:space="preserve">-компонентом поля управления. Это позволяет добавлять новый тип управления через расширение модели </w:t>
+      </w:r>
+      <w:r>
+        <w:rPr>
+          <w:rFonts w:ascii="Courier New" w:hAnsi="Courier New" w:cs="Courier New"/>
+          <w:lang w:val="en-US"/>
+        </w:rPr>
+        <w:t>TypeValue</w:t>
+      </w:r>
+      <w:r>
+        <w:t xml:space="preserve">, типа </w:t>
+      </w:r>
+      <w:r>
+        <w:rPr>
+          <w:rFonts w:ascii="Courier New" w:hAnsi="Courier New" w:cs="Courier New"/>
+          <w:lang w:val="en-US"/>
+        </w:rPr>
+        <w:t>Property</w:t>
+      </w:r>
+      <w:r>
+        <w:t xml:space="preserve"> и соответствующего компонента </w:t>
+      </w:r>
+      <w:r>
+        <w:rPr>
+          <w:lang w:val="en-US"/>
+        </w:rPr>
+        <w:t>property</w:t>
+      </w:r>
+      <w:r>
+        <w:t xml:space="preserve"> </w:t>
+      </w:r>
+      <w:r>
+        <w:rPr>
+          <w:lang w:val="en-US"/>
+        </w:rPr>
+        <w:t>field</w:t>
+      </w:r>
+      <w:r>
+        <w:t>.</w:t>
+      </w:r>
+    </w:p>
+    <w:p>
+      <w:pPr>
+        <w:pStyle w:val="Heading2"/>
+      </w:pPr>
+      <w:bookmarkStart w:id="8" w:name="_Toc232175477"/>
+      <w:r>
+        <w:t>Требования к качеству исходного кода</w:t>
+      </w:r>
+      <w:bookmarkEnd w:id="8"/>
+    </w:p>
+    <w:p>
+      <w:r>
+        <w:t xml:space="preserve">Качество исходного кода особенно важно для инструментов разработки. Если внутренний инструмент нестабилен, сложен или плохо типизирован, он перестаёт помогать команде и сам становится источником затрат. Поэтому код </w:t>
+      </w:r>
+      <w:r>
+        <w:rPr>
+          <w:lang w:val="en-US"/>
+        </w:rPr>
+        <w:t>Reactor Storybook</w:t>
+      </w:r>
+      <w:r>
+        <w:t xml:space="preserve"> должен соответствовать общим принципам сопровождаемой фронтенд-разработки: явные контракты, разделение ответственности, типобезопасность, минимальное количество скрытых зависимостей и предсказуемое поведение.</w:t>
+      </w:r>
+    </w:p>
+    <w:p>
+      <w:r>
+        <w:t xml:space="preserve">Первое требование </w:t>
+      </w:r>
+      <w:r>
+        <w:t>–</w:t>
+      </w:r>
+      <w:r>
+        <w:t xml:space="preserve"> типизация публичной модели. Тип </w:t>
+      </w:r>
+      <w:proofErr w:type="gramStart"/>
+      <w:r>
+        <w:rPr>
+          <w:rFonts w:ascii="Courier New" w:hAnsi="Courier New" w:cs="Courier New"/>
+          <w:lang w:val="en-US"/>
+        </w:rPr>
+        <w:t>Story</w:t>
+      </w:r>
+      <w:r>
+        <w:rPr>
+          <w:rFonts w:ascii="Courier New" w:hAnsi="Courier New" w:cs="Courier New"/>
+        </w:rPr>
+        <w:t>&lt;</w:t>
+      </w:r>
+      <w:proofErr w:type="gramEnd"/>
+      <w:r>
+        <w:rPr>
+          <w:rFonts w:ascii="Courier New" w:hAnsi="Courier New" w:cs="Courier New"/>
+          <w:lang w:val="en-US"/>
+        </w:rPr>
+        <w:t>TProps</w:t>
+      </w:r>
+      <w:r>
+        <w:rPr>
+          <w:rFonts w:ascii="Courier New" w:hAnsi="Courier New" w:cs="Courier New"/>
+        </w:rPr>
+        <w:t>&gt;</w:t>
+      </w:r>
+      <w:r>
+        <w:t xml:space="preserve"> описывает, какие данные принимает </w:t>
+      </w:r>
+      <w:r>
+        <w:t>история</w:t>
+      </w:r>
+      <w:r>
+        <w:t xml:space="preserve">, как строится </w:t>
+      </w:r>
+      <w:r>
+        <w:rPr>
+          <w:lang w:val="en-US"/>
+        </w:rPr>
+        <w:t>React</w:t>
+      </w:r>
+      <w:r>
+        <w:t>-элемент и какие свойства доступны в</w:t>
+      </w:r>
+      <w:r>
+        <w:t xml:space="preserve"> элементах управления</w:t>
+      </w:r>
+      <w:r>
+        <w:t xml:space="preserve">. Благодаря </w:t>
+      </w:r>
+      <w:r>
+        <w:rPr>
+          <w:lang w:val="en-US"/>
+        </w:rPr>
+        <w:t>generic</w:t>
+      </w:r>
+      <w:r>
+        <w:t xml:space="preserve">-параметру </w:t>
+      </w:r>
+      <w:r>
+        <w:rPr>
+          <w:rFonts w:ascii="Courier New" w:hAnsi="Courier New" w:cs="Courier New"/>
+          <w:lang w:val="en-US"/>
+        </w:rPr>
+        <w:t>TProps</w:t>
+      </w:r>
+      <w:r>
+        <w:t xml:space="preserve"> связь между </w:t>
+      </w:r>
+      <w:r>
+        <w:t>свойствами</w:t>
+      </w:r>
+      <w:r>
+        <w:t xml:space="preserve"> компонента и описанием </w:t>
+      </w:r>
+      <w:r>
+        <w:t>элементов управления</w:t>
+      </w:r>
+      <w:r>
+        <w:t xml:space="preserve"> становится выраженной на уровне </w:t>
+      </w:r>
+      <w:r>
+        <w:rPr>
+          <w:lang w:val="en-US"/>
+        </w:rPr>
+        <w:t>TypeScript</w:t>
+      </w:r>
+      <w:r>
+        <w:t xml:space="preserve">. </w:t>
+      </w:r>
+      <w:r>
+        <w:lastRenderedPageBreak/>
+        <w:t xml:space="preserve">Это снижает риск ошибок, когда в </w:t>
+      </w:r>
+      <w:r>
+        <w:t>истории</w:t>
+      </w:r>
+      <w:r>
+        <w:t xml:space="preserve"> указывается свойство, которого нет у компонента, или передаётся значение неподходящего типа.</w:t>
+      </w:r>
+    </w:p>
+    <w:p>
+      <w:r>
+        <w:t xml:space="preserve">Второе требование </w:t>
+      </w:r>
+      <w:r>
+        <w:t>–</w:t>
+      </w:r>
+      <w:r>
+        <w:t xml:space="preserve"> локализация ответственности.</w:t>
+      </w:r>
+      <w:r>
+        <w:t xml:space="preserve"> </w:t>
+      </w:r>
+      <w:r>
+        <w:t xml:space="preserve">Модуль </w:t>
+      </w:r>
+      <w:r>
+        <w:rPr>
+          <w:rFonts w:ascii="Courier New" w:hAnsi="Courier New" w:cs="Courier New"/>
+          <w:lang w:val="en-US"/>
+        </w:rPr>
+        <w:t>StorybookLogic</w:t>
+      </w:r>
+      <w:r>
+        <w:t xml:space="preserve"> занимается вычислением состояния </w:t>
+      </w:r>
+      <w:r>
+        <w:rPr>
+          <w:lang w:val="en-US"/>
+        </w:rPr>
+        <w:t>Storybook</w:t>
+      </w:r>
+      <w:r>
+        <w:t>: разбором URL, выбором компонента, применением пресета, построением свойств, созданием меню, элементов управления свойствами и настроек отображения.</w:t>
+      </w:r>
+      <w:r>
+        <w:t xml:space="preserve"> </w:t>
+      </w:r>
+      <w:r>
+        <w:t xml:space="preserve">Компонент </w:t>
+      </w:r>
+      <w:r>
+        <w:rPr>
+          <w:rFonts w:ascii="Courier New" w:hAnsi="Courier New" w:cs="Courier New"/>
+          <w:lang w:val="en-US"/>
+        </w:rPr>
+        <w:t>Storybook</w:t>
+      </w:r>
+      <w:r>
+        <w:t xml:space="preserve"> занимается компоновкой интерфейса. </w:t>
+      </w:r>
+      <w:r>
+        <w:rPr>
+          <w:rFonts w:ascii="Courier New" w:hAnsi="Courier New" w:cs="Courier New"/>
+          <w:lang w:val="en-US"/>
+        </w:rPr>
+        <w:t>StoryContainer</w:t>
+      </w:r>
+      <w:r>
+        <w:t xml:space="preserve"> отвечает за отрисовку области компонента и присвоение </w:t>
+      </w:r>
+      <w:r>
+        <w:rPr>
+          <w:rFonts w:ascii="Courier New" w:hAnsi="Courier New" w:cs="Courier New"/>
+          <w:lang w:val="en-US"/>
+        </w:rPr>
+        <w:t>id</w:t>
+      </w:r>
+      <w:r>
+        <w:rPr>
+          <w:rFonts w:ascii="Courier New" w:hAnsi="Courier New" w:cs="Courier New"/>
+        </w:rPr>
+        <w:t>="</w:t>
+      </w:r>
+      <w:r>
+        <w:rPr>
+          <w:rFonts w:ascii="Courier New" w:hAnsi="Courier New" w:cs="Courier New"/>
+          <w:lang w:val="en-US"/>
+        </w:rPr>
+        <w:t>story</w:t>
+      </w:r>
+      <w:r>
+        <w:rPr>
+          <w:rFonts w:ascii="Courier New" w:hAnsi="Courier New" w:cs="Courier New"/>
+        </w:rPr>
+        <w:t>"</w:t>
+      </w:r>
+      <w:r>
+        <w:t xml:space="preserve">. </w:t>
+      </w:r>
+      <w:r>
+        <w:t xml:space="preserve">Модуль </w:t>
+      </w:r>
+      <w:r>
+        <w:rPr>
+          <w:rFonts w:ascii="Courier New" w:hAnsi="Courier New" w:cs="Courier New"/>
+          <w:lang w:val="en-US"/>
+        </w:rPr>
+        <w:t>TestLogic</w:t>
+      </w:r>
+      <w:r>
+        <w:t xml:space="preserve"> отвечает за список сценариев и переключение </w:t>
+      </w:r>
+      <w:r>
+        <w:rPr>
+          <w:lang w:val="en-US"/>
+        </w:rPr>
+        <w:t>Storybook</w:t>
+      </w:r>
+      <w:r>
+        <w:t xml:space="preserve"> в </w:t>
+      </w:r>
+      <w:r>
+        <w:t>тестовый режим</w:t>
+      </w:r>
+      <w:r>
+        <w:t xml:space="preserve">. </w:t>
+      </w:r>
+      <w:r>
+        <w:rPr>
+          <w:rFonts w:ascii="Courier New" w:hAnsi="Courier New" w:cs="Courier New"/>
+          <w:lang w:val="en-US"/>
+        </w:rPr>
+        <w:t>Shot</w:t>
+      </w:r>
+      <w:r>
+        <w:rPr>
+          <w:rFonts w:ascii="Courier New" w:hAnsi="Courier New" w:cs="Courier New"/>
+        </w:rPr>
+        <w:t>.</w:t>
+      </w:r>
+      <w:r>
+        <w:rPr>
+          <w:rFonts w:ascii="Courier New" w:hAnsi="Courier New" w:cs="Courier New"/>
+          <w:lang w:val="en-US"/>
+        </w:rPr>
+        <w:t>start</w:t>
+      </w:r>
+      <w:r>
+        <w:t xml:space="preserve"> отвечает за </w:t>
+      </w:r>
+      <w:r>
+        <w:t>браузерные автоматизации</w:t>
+      </w:r>
+      <w:r>
+        <w:t xml:space="preserve"> и передачу </w:t>
+      </w:r>
+      <w:r>
+        <w:rPr>
+          <w:lang w:val="en-US"/>
+        </w:rPr>
+        <w:t>PNG</w:t>
+      </w:r>
+      <w:r>
+        <w:t xml:space="preserve"> в </w:t>
+      </w:r>
+      <w:r>
+        <w:rPr>
+          <w:lang w:val="en-US"/>
+        </w:rPr>
+        <w:t>callback</w:t>
+      </w:r>
+      <w:r>
+        <w:t xml:space="preserve">. </w:t>
+      </w:r>
+      <w:r>
+        <w:t>Такое разделение упрощает чтение и тестирование.</w:t>
+      </w:r>
+    </w:p>
+    <w:p>
+      <w:r>
+        <w:t xml:space="preserve">Третье требование </w:t>
+      </w:r>
+      <w:r>
+        <w:t>–</w:t>
+      </w:r>
+      <w:r>
+        <w:t xml:space="preserve"> использование существующих библиотечных механизмов </w:t>
+      </w:r>
+      <w:r>
+        <w:rPr>
+          <w:lang w:val="en-US"/>
+        </w:rPr>
+        <w:t>Reactor</w:t>
+      </w:r>
+      <w:r>
+        <w:t xml:space="preserve">. Для </w:t>
+      </w:r>
+      <w:r>
+        <w:rPr>
+          <w:lang w:val="en-US"/>
+        </w:rPr>
+        <w:t>URL</w:t>
+      </w:r>
+      <w:r>
+        <w:t xml:space="preserve"> применяются</w:t>
+      </w:r>
+      <w:r>
+        <w:t xml:space="preserve"> глобальные</w:t>
+      </w:r>
+      <w:r>
+        <w:t xml:space="preserve"> утилиты </w:t>
+      </w:r>
+      <w:r>
+        <w:rPr>
+          <w:rFonts w:ascii="Courier New" w:hAnsi="Courier New" w:cs="Courier New"/>
+          <w:lang w:val="en-US"/>
+        </w:rPr>
+        <w:t>Uri</w:t>
+      </w:r>
+      <w:r>
+        <w:t xml:space="preserve">, для </w:t>
+      </w:r>
+      <w:r>
+        <w:rPr>
+          <w:lang w:val="en-US"/>
+        </w:rPr>
+        <w:t>JSON</w:t>
+      </w:r>
+      <w:r>
+        <w:t xml:space="preserve"> </w:t>
+      </w:r>
+      <w:r>
+        <w:t>–</w:t>
+      </w:r>
+      <w:r>
+        <w:t xml:space="preserve"> </w:t>
+      </w:r>
+      <w:r>
+        <w:rPr>
+          <w:rFonts w:ascii="Courier New" w:hAnsi="Courier New" w:cs="Courier New"/>
+          <w:lang w:val="en-US"/>
+        </w:rPr>
+        <w:t>Json</w:t>
+      </w:r>
+      <w:r>
+        <w:t xml:space="preserve">, для темы </w:t>
+      </w:r>
+      <w:r>
+        <w:t>–</w:t>
+      </w:r>
+      <w:r>
+        <w:t xml:space="preserve"> </w:t>
+      </w:r>
+      <w:r>
+        <w:rPr>
+          <w:rFonts w:ascii="Courier New" w:hAnsi="Courier New" w:cs="Courier New"/>
+          <w:lang w:val="en-US"/>
+        </w:rPr>
+        <w:t>Theme</w:t>
+      </w:r>
+      <w:r>
+        <w:t xml:space="preserve">, для </w:t>
+      </w:r>
+      <w:r>
+        <w:t>маршрутизации</w:t>
+      </w:r>
+      <w:r>
+        <w:t xml:space="preserve"> </w:t>
+      </w:r>
+      <w:r>
+        <w:t>–</w:t>
+      </w:r>
+      <w:r>
+        <w:t xml:space="preserve"> </w:t>
+      </w:r>
+      <w:r>
+        <w:rPr>
+          <w:rFonts w:ascii="Courier New" w:hAnsi="Courier New" w:cs="Courier New"/>
+          <w:lang w:val="en-US"/>
+        </w:rPr>
+        <w:t>useRouter</w:t>
+      </w:r>
+      <w:r>
+        <w:t xml:space="preserve">, для </w:t>
+      </w:r>
+      <w:r>
+        <w:rPr>
+          <w:lang w:val="en-US"/>
+        </w:rPr>
+        <w:t>UI</w:t>
+      </w:r>
+      <w:r>
+        <w:t xml:space="preserve"> </w:t>
+      </w:r>
+      <w:r>
+        <w:t>–</w:t>
+      </w:r>
+      <w:r>
+        <w:t xml:space="preserve"> компоненты </w:t>
+      </w:r>
+      <w:r>
+        <w:rPr>
+          <w:lang w:val="en-US"/>
+        </w:rPr>
+        <w:t>Reactor</w:t>
+      </w:r>
+      <w:r>
+        <w:t xml:space="preserve"> и </w:t>
+      </w:r>
+      <w:r>
+        <w:rPr>
+          <w:lang w:val="en-US"/>
+        </w:rPr>
+        <w:t>scaffold</w:t>
+      </w:r>
+      <w:r>
+        <w:t xml:space="preserve">. Это снижает вероятность расхождений между </w:t>
+      </w:r>
+      <w:r>
+        <w:rPr>
+          <w:lang w:val="en-US"/>
+        </w:rPr>
+        <w:t>Storybook</w:t>
+      </w:r>
+      <w:r>
+        <w:t xml:space="preserve"> и остальной платформой. Инструмент не должен изобретать собственную параллельную инфраструктуру там, где в </w:t>
+      </w:r>
+      <w:r>
+        <w:rPr>
+          <w:lang w:val="en-US"/>
+        </w:rPr>
+        <w:t>Reactor</w:t>
+      </w:r>
+      <w:r>
+        <w:t xml:space="preserve"> уже есть принятый способ решения задачи.</w:t>
+      </w:r>
+    </w:p>
+    <w:p>
+      <w:r>
+        <w:t xml:space="preserve">Четвёртое требование </w:t>
+      </w:r>
+      <w:r>
+        <w:t>–</w:t>
+      </w:r>
+      <w:r>
+        <w:t xml:space="preserve"> тестируемость. В пакете </w:t>
+      </w:r>
+      <w:r>
+        <w:rPr>
+          <w:rFonts w:ascii="Courier New" w:hAnsi="Courier New" w:cs="Courier New"/>
+        </w:rPr>
+        <w:t>@</w:t>
+      </w:r>
+      <w:r>
+        <w:rPr>
+          <w:rFonts w:ascii="Courier New" w:hAnsi="Courier New" w:cs="Courier New"/>
+          <w:lang w:val="en-US"/>
+        </w:rPr>
+        <w:t>reactor</w:t>
+      </w:r>
+      <w:r>
+        <w:rPr>
+          <w:rFonts w:ascii="Courier New" w:hAnsi="Courier New" w:cs="Courier New"/>
+        </w:rPr>
+        <w:t>/</w:t>
+      </w:r>
+      <w:r>
+        <w:rPr>
+          <w:rFonts w:ascii="Courier New" w:hAnsi="Courier New" w:cs="Courier New"/>
+          <w:lang w:val="en-US"/>
+        </w:rPr>
+        <w:t>storybook</w:t>
+      </w:r>
+      <w:r>
+        <w:t xml:space="preserve"> присутствуют тесты для парсинга и строковых преобразований, например </w:t>
+      </w:r>
+      <w:r>
+        <w:rPr>
+          <w:rFonts w:ascii="Courier New" w:hAnsi="Courier New" w:cs="Courier New"/>
+          <w:lang w:val="en-US"/>
+        </w:rPr>
+        <w:t>Parser</w:t>
+      </w:r>
+      <w:r>
+        <w:rPr>
+          <w:rFonts w:ascii="Courier New" w:hAnsi="Courier New" w:cs="Courier New"/>
+        </w:rPr>
+        <w:t>.</w:t>
+      </w:r>
+      <w:r>
+        <w:rPr>
+          <w:rFonts w:ascii="Courier New" w:hAnsi="Courier New" w:cs="Courier New"/>
+          <w:lang w:val="en-US"/>
+        </w:rPr>
+        <w:t>test</w:t>
+      </w:r>
+      <w:r>
+        <w:rPr>
+          <w:rFonts w:ascii="Courier New" w:hAnsi="Courier New" w:cs="Courier New"/>
+        </w:rPr>
+        <w:t>.</w:t>
+      </w:r>
+      <w:proofErr w:type="spellStart"/>
+      <w:r>
+        <w:rPr>
+          <w:rFonts w:ascii="Courier New" w:hAnsi="Courier New" w:cs="Courier New"/>
+          <w:lang w:val="en-US"/>
+        </w:rPr>
+        <w:t>ts</w:t>
+      </w:r>
+      <w:proofErr w:type="spellEnd"/>
+      <w:r>
+        <w:t xml:space="preserve">, </w:t>
+      </w:r>
+      <w:r>
+        <w:rPr>
+          <w:rFonts w:ascii="Courier New" w:hAnsi="Courier New" w:cs="Courier New"/>
+          <w:lang w:val="en-US"/>
+        </w:rPr>
+        <w:t>String</w:t>
+      </w:r>
+      <w:r>
+        <w:rPr>
+          <w:rFonts w:ascii="Courier New" w:hAnsi="Courier New" w:cs="Courier New"/>
+        </w:rPr>
+        <w:t>.</w:t>
+      </w:r>
+      <w:r>
+        <w:rPr>
+          <w:rFonts w:ascii="Courier New" w:hAnsi="Courier New" w:cs="Courier New"/>
+          <w:lang w:val="en-US"/>
+        </w:rPr>
+        <w:t>test</w:t>
+      </w:r>
+      <w:r>
+        <w:rPr>
+          <w:rFonts w:ascii="Courier New" w:hAnsi="Courier New" w:cs="Courier New"/>
+        </w:rPr>
+        <w:t>.</w:t>
+      </w:r>
+      <w:proofErr w:type="spellStart"/>
+      <w:r>
+        <w:rPr>
+          <w:rFonts w:ascii="Courier New" w:hAnsi="Courier New" w:cs="Courier New"/>
+          <w:lang w:val="en-US"/>
+        </w:rPr>
+        <w:t>ts</w:t>
+      </w:r>
+      <w:proofErr w:type="spellEnd"/>
+      <w:r>
+        <w:t xml:space="preserve">, </w:t>
+      </w:r>
+      <w:proofErr w:type="spellStart"/>
+      <w:r>
+        <w:rPr>
+          <w:rFonts w:ascii="Courier New" w:hAnsi="Courier New" w:cs="Courier New"/>
+          <w:lang w:val="en-US"/>
+        </w:rPr>
+        <w:t>Jsx</w:t>
+      </w:r>
+      <w:proofErr w:type="spellEnd"/>
+      <w:r>
+        <w:rPr>
+          <w:rFonts w:ascii="Courier New" w:hAnsi="Courier New" w:cs="Courier New"/>
+        </w:rPr>
+        <w:t>.</w:t>
+      </w:r>
+      <w:r>
+        <w:rPr>
+          <w:rFonts w:ascii="Courier New" w:hAnsi="Courier New" w:cs="Courier New"/>
+          <w:lang w:val="en-US"/>
+        </w:rPr>
+        <w:t>test</w:t>
+      </w:r>
+      <w:r>
+        <w:rPr>
+          <w:rFonts w:ascii="Courier New" w:hAnsi="Courier New" w:cs="Courier New"/>
+        </w:rPr>
+        <w:t>.</w:t>
+      </w:r>
+      <w:proofErr w:type="spellStart"/>
+      <w:r>
+        <w:rPr>
+          <w:rFonts w:ascii="Courier New" w:hAnsi="Courier New" w:cs="Courier New"/>
+          <w:lang w:val="en-US"/>
+        </w:rPr>
+        <w:t>tsx</w:t>
+      </w:r>
+      <w:proofErr w:type="spellEnd"/>
+      <w:r>
+        <w:t xml:space="preserve">. Для </w:t>
+      </w:r>
+      <w:r>
+        <w:t xml:space="preserve">визуально регрессионного тестирования </w:t>
+      </w:r>
+      <w:r>
+        <w:t xml:space="preserve">основной проверкой выступают </w:t>
+      </w:r>
+      <w:r>
+        <w:rPr>
+          <w:lang w:val="en-US"/>
+        </w:rPr>
+        <w:t>PNG</w:t>
+      </w:r>
+      <w:r>
+        <w:t xml:space="preserve">-эталоны. </w:t>
+      </w:r>
+      <w:r>
+        <w:t>Таким образом, система сочетает модульные проверки вспомогательной логики и интеграционную проверку итогового визуального результата.</w:t>
+      </w:r>
+    </w:p>
+    <w:p>
+      <w:r>
+        <w:t xml:space="preserve">Пятое требование </w:t>
+      </w:r>
+      <w:r>
+        <w:t>–</w:t>
+      </w:r>
+      <w:r>
+        <w:t xml:space="preserve"> отсутствие избыточной связанности между </w:t>
+      </w:r>
+      <w:r>
+        <w:rPr>
+          <w:lang w:val="en-US"/>
+        </w:rPr>
+        <w:t>CLI</w:t>
+      </w:r>
+      <w:r>
+        <w:t xml:space="preserve"> и </w:t>
+      </w:r>
+      <w:r>
+        <w:rPr>
+          <w:lang w:val="en-US"/>
+        </w:rPr>
+        <w:t>React</w:t>
+      </w:r>
+      <w:r>
+        <w:t xml:space="preserve">-интерфейсом. </w:t>
+      </w:r>
+      <w:r>
+        <w:rPr>
+          <w:rFonts w:ascii="Courier New" w:hAnsi="Courier New" w:cs="Courier New"/>
+          <w:lang w:val="en-US"/>
+        </w:rPr>
+        <w:t>rtr</w:t>
+      </w:r>
+      <w:r>
+        <w:rPr>
+          <w:rFonts w:ascii="Courier New" w:hAnsi="Courier New" w:cs="Courier New"/>
+        </w:rPr>
+        <w:t xml:space="preserve"> </w:t>
+      </w:r>
+      <w:r>
+        <w:rPr>
+          <w:rFonts w:ascii="Courier New" w:hAnsi="Courier New" w:cs="Courier New"/>
+          <w:lang w:val="en-US"/>
+        </w:rPr>
+        <w:t>shot</w:t>
+      </w:r>
+      <w:r>
+        <w:t xml:space="preserve"> не должен знать, какие компоненты </w:t>
+      </w:r>
+      <w:r>
+        <w:rPr>
+          <w:lang w:val="en-US"/>
+        </w:rPr>
+        <w:t>React</w:t>
+      </w:r>
+      <w:r>
+        <w:t xml:space="preserve"> используются в </w:t>
+      </w:r>
+      <w:r>
+        <w:rPr>
+          <w:lang w:val="en-US"/>
+        </w:rPr>
+        <w:t>Storybook</w:t>
+      </w:r>
+      <w:r>
+        <w:t xml:space="preserve">, как устроено меню и где хранятся </w:t>
+      </w:r>
+      <w:r>
+        <w:t>элементы управления</w:t>
+      </w:r>
+      <w:r>
+        <w:t xml:space="preserve">. Ему достаточно дождаться </w:t>
+      </w:r>
+      <w:proofErr w:type="gramStart"/>
+      <w:r>
+        <w:rPr>
+          <w:rFonts w:ascii="Courier New" w:hAnsi="Courier New" w:cs="Courier New"/>
+          <w:lang w:val="en-US"/>
+        </w:rPr>
+        <w:t>window</w:t>
+      </w:r>
+      <w:r>
+        <w:rPr>
+          <w:rFonts w:ascii="Courier New" w:hAnsi="Courier New" w:cs="Courier New"/>
+        </w:rPr>
+        <w:t>.</w:t>
+      </w:r>
+      <w:r>
+        <w:rPr>
+          <w:rFonts w:ascii="Courier New" w:hAnsi="Courier New" w:cs="Courier New"/>
+          <w:lang w:val="en-US"/>
+        </w:rPr>
+        <w:t>storybook</w:t>
+      </w:r>
+      <w:proofErr w:type="gramEnd"/>
+      <w:r>
+        <w:t xml:space="preserve">, прочитать список сценариев и вызвать </w:t>
+      </w:r>
+      <w:r>
+        <w:t xml:space="preserve">метод </w:t>
+      </w:r>
+      <w:r>
+        <w:rPr>
+          <w:rFonts w:ascii="Courier New" w:hAnsi="Courier New" w:cs="Courier New"/>
+          <w:lang w:val="en-US"/>
+        </w:rPr>
+        <w:t>update</w:t>
+      </w:r>
+      <w:r>
+        <w:rPr>
+          <w:rFonts w:ascii="Courier New" w:hAnsi="Courier New" w:cs="Courier New"/>
+        </w:rPr>
+        <w:t>(</w:t>
+      </w:r>
+      <w:r>
+        <w:rPr>
+          <w:rFonts w:ascii="Courier New" w:hAnsi="Courier New" w:cs="Courier New"/>
+          <w:lang w:val="en-US"/>
+        </w:rPr>
+        <w:t>story</w:t>
+      </w:r>
+      <w:r>
+        <w:rPr>
+          <w:rFonts w:ascii="Courier New" w:hAnsi="Courier New" w:cs="Courier New"/>
+        </w:rPr>
+        <w:t>)</w:t>
+      </w:r>
+      <w:r>
+        <w:t>. Такой контракт мал и устойчив к внутренним изменениям интерфейса.</w:t>
+      </w:r>
+    </w:p>
+    <w:p>
+      <w:r>
+        <w:t xml:space="preserve">Шестое требование </w:t>
+      </w:r>
+      <w:r>
+        <w:t>–</w:t>
+      </w:r>
+      <w:r>
+        <w:t xml:space="preserve"> понятные ошибки. Если </w:t>
+      </w:r>
+      <w:r>
+        <w:rPr>
+          <w:rFonts w:ascii="Courier New" w:hAnsi="Courier New" w:cs="Courier New"/>
+          <w:lang w:val="en-US"/>
+        </w:rPr>
+        <w:t>rtr</w:t>
+      </w:r>
+      <w:r>
+        <w:rPr>
+          <w:rFonts w:ascii="Courier New" w:hAnsi="Courier New" w:cs="Courier New"/>
+        </w:rPr>
+        <w:t xml:space="preserve"> </w:t>
+      </w:r>
+      <w:r>
+        <w:rPr>
+          <w:rFonts w:ascii="Courier New" w:hAnsi="Courier New" w:cs="Courier New"/>
+          <w:lang w:val="en-US"/>
+        </w:rPr>
+        <w:t>shot</w:t>
+      </w:r>
+      <w:r>
+        <w:rPr>
+          <w:rFonts w:ascii="Courier New" w:hAnsi="Courier New" w:cs="Courier New"/>
+        </w:rPr>
+        <w:t>-</w:t>
+      </w:r>
+      <w:r>
+        <w:rPr>
+          <w:rFonts w:ascii="Courier New" w:hAnsi="Courier New" w:cs="Courier New"/>
+          <w:lang w:val="en-US"/>
+        </w:rPr>
+        <w:t>check</w:t>
+      </w:r>
+      <w:r>
+        <w:t xml:space="preserve"> находит несовпадение, сообщение должно объяснять, что визуальные регрессионные тесты не прошли, указать </w:t>
+      </w:r>
+      <w:r>
+        <w:t>историю</w:t>
+      </w:r>
+      <w:r>
+        <w:t xml:space="preserve"> или несовпадение набора файлов и предложить запустить </w:t>
+      </w:r>
+      <w:r>
+        <w:rPr>
+          <w:rFonts w:ascii="Courier New" w:hAnsi="Courier New" w:cs="Courier New"/>
+          <w:lang w:val="en-US"/>
+        </w:rPr>
+        <w:t>rtr</w:t>
+      </w:r>
+      <w:r>
+        <w:rPr>
+          <w:rFonts w:ascii="Courier New" w:hAnsi="Courier New" w:cs="Courier New"/>
+        </w:rPr>
+        <w:t xml:space="preserve"> </w:t>
+      </w:r>
+      <w:r>
+        <w:rPr>
+          <w:rFonts w:ascii="Courier New" w:hAnsi="Courier New" w:cs="Courier New"/>
+          <w:lang w:val="en-US"/>
+        </w:rPr>
+        <w:t>shot</w:t>
+      </w:r>
+      <w:r>
+        <w:t xml:space="preserve"> для обновления эталонов. Это важно, потому что визуальная проверка часто требует решения человека: изменение может быть дефектом, а может быть ожидаемым обновлением дизайна.</w:t>
+      </w:r>
+    </w:p>
+    <w:p>
+      <w:pPr>
+        <w:spacing w:line="240" w:lineRule="auto"/>
+        <w:ind w:firstLine="0"/>
+        <w:jc w:val="left"/>
+      </w:pPr>
+      <w:r>
+        <w:br w:type="page"/>
+      </w:r>
+    </w:p>
+    <w:p>
+      <w:pPr>
+        <w:pStyle w:val="Heading1"/>
+      </w:pPr>
+      <w:bookmarkStart w:id="9" w:name="_Toc232175478"/>
+      <w:r>
+        <w:lastRenderedPageBreak/>
+        <w:t>Аналитическая часть</w:t>
+      </w:r>
+      <w:bookmarkEnd w:id="9"/>
     </w:p>
     <w:sectPr>
       <w:footerReference w:type="default" r:id="rId8"/>
@@ -5827,9 +9963,9 @@
 <file path=word/numbering.xml><?xml version="1.0" encoding="utf-8"?>
 <w:numbering xmlns:wpc="http://schemas.microsoft.com/office/word/2010/wordprocessingCanvas" xmlns:cx="http://schemas.microsoft.com/office/drawing/2014/chartex" xmlns:cx1="http://schemas.microsoft.com/office/drawing/2015/9/8/chartex" xmlns:cx2="http://schemas.microsoft.com/office/drawing/2015/10/21/chartex" xmlns:cx3="http://schemas.microsoft.com/office/drawing/2016/5/9/chartex" xmlns:cx4="http://schemas.microsoft.com/office/drawing/2016/5/10/chartex" xmlns:cx5="http://schemas.microsoft.com/office/drawing/2016/5/11/chartex" xmlns:cx6="http://schemas.microsoft.com/office/drawing/2016/5/12/chartex" xmlns:cx7="http://schemas.microsoft.com/office/drawing/2016/5/13/chartex" xmlns:cx8="http://schemas.microsoft.com/office/drawing/2016/5/14/chartex" xmlns:mc="http://schemas.openxmlformats.org/markup-compatibility/2006" xmlns:aink="http://schemas.microsoft.com/office/drawing/2016/ink" xmlns:am3d="http://schemas.microsoft.com/office/drawing/2017/model3d" xmlns:o="urn:schemas-microsoft-com:office:office" xmlns:oel="http://schemas.microsoft.com/office/2019/extlst" xmlns:r="http://schemas.openxmlformats.org/officeDocument/2006/relationships" xmlns:m="http://schemas.openxmlformats.org/officeDocument/2006/math" xmlns:v="urn:schemas-microsoft-com:vml" xmlns:wp14="http://schemas.microsoft.com/office/word/2010/wordprocessingDrawing" xmlns:wp="http://schemas.openxmlformats.org/drawingml/2006/wordprocessingDrawing" xmlns:w10="urn:schemas-microsoft-com:office:word" xmlns:w="http://schemas.openxmlformats.org/wordprocessingml/2006/main" xmlns:w14="http://schemas.microsoft.com/office/word/2010/wordml" xmlns:w15="http://schemas.microsoft.com/office/word/2012/wordml" xmlns:w16cex="http://schemas.microsoft.com/office/word/2018/wordml/cex" xmlns:w16cid="http://schemas.microsoft.com/office/word/2016/wordml/cid" xmlns:w16="http://schemas.microsoft.com/office/word/2018/wordml" xmlns:w16du="http://schemas.microsoft.com/office/word/2023/wordml/word16du" xmlns:w16sdtdh="http://schemas.microsoft.com/office/word/2020/wordml/sdtdatahash" xmlns:w16sdtfl="http://schemas.microsoft.com/office/word/2024/wordml/sdtformatlock" xmlns:w16se="http://schemas.microsoft.com/office/word/2015/wordml/symex" xmlns:wpg="http://schemas.microsoft.com/office/word/2010/wordprocessingGroup" xmlns:wpi="http://schemas.microsoft.com/office/word/2010/wordprocessingInk" xmlns:wne="http://schemas.microsoft.com/office/word/2006/wordml" xmlns:wps="http://schemas.microsoft.com/office/word/2010/wordprocessingShape" mc:Ignorable="w14 w15 w16se w16cid w16 w16cex w16sdtdh w16sdtfl w16du wp14">
   <w:abstractNum w:abstractNumId="0" w15:restartNumberingAfterBreak="0">
-    <w:nsid w:val="288D56FD"/>
+    <w:nsid w:val="15F46858"/>
     <w:multiLevelType w:val="hybridMultilevel"/>
-    <w:tmpl w:val="BF1E87D2"/>
+    <w:tmpl w:val="B078A26A"/>
     <w:lvl w:ilvl="0" w:tplc="04190001">
       <w:start w:val="1"/>
       <w:numFmt w:val="bullet"/>
@@ -5940,6 +10076,119 @@
     </w:lvl>
   </w:abstractNum>
   <w:abstractNum w:abstractNumId="1" w15:restartNumberingAfterBreak="0">
+    <w:nsid w:val="288D56FD"/>
+    <w:multiLevelType w:val="hybridMultilevel"/>
+    <w:tmpl w:val="BF1E87D2"/>
+    <w:lvl w:ilvl="0" w:tplc="04190001">
+      <w:start w:val="1"/>
+      <w:numFmt w:val="bullet"/>
+      <w:lvlText w:val=""/>
+      <w:lvlJc w:val="left"/>
+      <w:pPr>
+        <w:ind w:left="1429" w:hanging="360"/>
+      </w:pPr>
+      <w:rPr>
+        <w:rFonts w:ascii="Symbol" w:hAnsi="Symbol" w:hint="default"/>
+      </w:rPr>
+    </w:lvl>
+    <w:lvl w:ilvl="1" w:tplc="04190003" w:tentative="1">
+      <w:start w:val="1"/>
+      <w:numFmt w:val="bullet"/>
+      <w:lvlText w:val="o"/>
+      <w:lvlJc w:val="left"/>
+      <w:pPr>
+        <w:ind w:left="2149" w:hanging="360"/>
+      </w:pPr>
+      <w:rPr>
+        <w:rFonts w:ascii="Courier New" w:hAnsi="Courier New" w:cs="Courier New" w:hint="default"/>
+      </w:rPr>
+    </w:lvl>
+    <w:lvl w:ilvl="2" w:tplc="04190005" w:tentative="1">
+      <w:start w:val="1"/>
+      <w:numFmt w:val="bullet"/>
+      <w:lvlText w:val=""/>
+      <w:lvlJc w:val="left"/>
+      <w:pPr>
+        <w:ind w:left="2869" w:hanging="360"/>
+      </w:pPr>
+      <w:rPr>
+        <w:rFonts w:ascii="Wingdings" w:hAnsi="Wingdings" w:hint="default"/>
+      </w:rPr>
+    </w:lvl>
+    <w:lvl w:ilvl="3" w:tplc="04190001" w:tentative="1">
+      <w:start w:val="1"/>
+      <w:numFmt w:val="bullet"/>
+      <w:lvlText w:val=""/>
+      <w:lvlJc w:val="left"/>
+      <w:pPr>
+        <w:ind w:left="3589" w:hanging="360"/>
+      </w:pPr>
+      <w:rPr>
+        <w:rFonts w:ascii="Symbol" w:hAnsi="Symbol" w:hint="default"/>
+      </w:rPr>
+    </w:lvl>
+    <w:lvl w:ilvl="4" w:tplc="04190003" w:tentative="1">
+      <w:start w:val="1"/>
+      <w:numFmt w:val="bullet"/>
+      <w:lvlText w:val="o"/>
+      <w:lvlJc w:val="left"/>
+      <w:pPr>
+        <w:ind w:left="4309" w:hanging="360"/>
+      </w:pPr>
+      <w:rPr>
+        <w:rFonts w:ascii="Courier New" w:hAnsi="Courier New" w:cs="Courier New" w:hint="default"/>
+      </w:rPr>
+    </w:lvl>
+    <w:lvl w:ilvl="5" w:tplc="04190005" w:tentative="1">
+      <w:start w:val="1"/>
+      <w:numFmt w:val="bullet"/>
+      <w:lvlText w:val=""/>
+      <w:lvlJc w:val="left"/>
+      <w:pPr>
+        <w:ind w:left="5029" w:hanging="360"/>
+      </w:pPr>
+      <w:rPr>
+        <w:rFonts w:ascii="Wingdings" w:hAnsi="Wingdings" w:hint="default"/>
+      </w:rPr>
+    </w:lvl>
+    <w:lvl w:ilvl="6" w:tplc="04190001" w:tentative="1">
+      <w:start w:val="1"/>
+      <w:numFmt w:val="bullet"/>
+      <w:lvlText w:val=""/>
+      <w:lvlJc w:val="left"/>
+      <w:pPr>
+        <w:ind w:left="5749" w:hanging="360"/>
+      </w:pPr>
+      <w:rPr>
+        <w:rFonts w:ascii="Symbol" w:hAnsi="Symbol" w:hint="default"/>
+      </w:rPr>
+    </w:lvl>
+    <w:lvl w:ilvl="7" w:tplc="04190003" w:tentative="1">
+      <w:start w:val="1"/>
+      <w:numFmt w:val="bullet"/>
+      <w:lvlText w:val="o"/>
+      <w:lvlJc w:val="left"/>
+      <w:pPr>
+        <w:ind w:left="6469" w:hanging="360"/>
+      </w:pPr>
+      <w:rPr>
+        <w:rFonts w:ascii="Courier New" w:hAnsi="Courier New" w:cs="Courier New" w:hint="default"/>
+      </w:rPr>
+    </w:lvl>
+    <w:lvl w:ilvl="8" w:tplc="04190005" w:tentative="1">
+      <w:start w:val="1"/>
+      <w:numFmt w:val="bullet"/>
+      <w:lvlText w:val=""/>
+      <w:lvlJc w:val="left"/>
+      <w:pPr>
+        <w:ind w:left="7189" w:hanging="360"/>
+      </w:pPr>
+      <w:rPr>
+        <w:rFonts w:ascii="Wingdings" w:hAnsi="Wingdings" w:hint="default"/>
+      </w:rPr>
+    </w:lvl>
+  </w:abstractNum>
+  <w:abstractNum w:abstractNumId="2" w15:restartNumberingAfterBreak="0">
     <w:nsid w:val="36C730D5"/>
     <w:multiLevelType w:val="hybridMultilevel"/>
     <w:tmpl w:val="8F8EA780"/>
@@ -6028,10 +10277,135 @@
       </w:pPr>
     </w:lvl>
   </w:abstractNum>
-  <w:abstractNum w:abstractNumId="2" w15:restartNumberingAfterBreak="0">
-    <w:nsid w:val="7F3D23B4"/>
+  <w:abstractNum w:abstractNumId="3" w15:restartNumberingAfterBreak="0">
+    <w:nsid w:val="52F3728F"/>
+    <w:multiLevelType w:val="multilevel"/>
+    <w:tmpl w:val="175ED936"/>
+    <w:lvl w:ilvl="0">
+      <w:start w:val="1"/>
+      <w:numFmt w:val="decimal"/>
+      <w:pStyle w:val="Heading1"/>
+      <w:suff w:val="space"/>
+      <w:lvlText w:val="%1"/>
+      <w:lvlJc w:val="left"/>
+      <w:pPr>
+        <w:ind w:left="0" w:firstLine="0"/>
+      </w:pPr>
+      <w:rPr>
+        <w:rFonts w:hint="default"/>
+      </w:rPr>
+    </w:lvl>
+    <w:lvl w:ilvl="1">
+      <w:start w:val="1"/>
+      <w:numFmt w:val="decimal"/>
+      <w:pStyle w:val="Heading2"/>
+      <w:suff w:val="space"/>
+      <w:lvlText w:val="%1.%2"/>
+      <w:lvlJc w:val="left"/>
+      <w:pPr>
+        <w:ind w:left="0" w:firstLine="0"/>
+      </w:pPr>
+      <w:rPr>
+        <w:rFonts w:hint="default"/>
+      </w:rPr>
+    </w:lvl>
+    <w:lvl w:ilvl="2">
+      <w:start w:val="1"/>
+      <w:numFmt w:val="decimal"/>
+      <w:pStyle w:val="Heading3"/>
+      <w:suff w:val="space"/>
+      <w:lvlText w:val="%1.%2.%3"/>
+      <w:lvlJc w:val="left"/>
+      <w:pPr>
+        <w:ind w:left="0" w:firstLine="0"/>
+      </w:pPr>
+      <w:rPr>
+        <w:rFonts w:hint="default"/>
+      </w:rPr>
+    </w:lvl>
+    <w:lvl w:ilvl="3">
+      <w:start w:val="1"/>
+      <w:numFmt w:val="decimal"/>
+      <w:pStyle w:val="Heading4"/>
+      <w:lvlText w:val="%1.%2.%3.%4"/>
+      <w:lvlJc w:val="left"/>
+      <w:pPr>
+        <w:ind w:left="864" w:hanging="864"/>
+      </w:pPr>
+      <w:rPr>
+        <w:rFonts w:hint="default"/>
+      </w:rPr>
+    </w:lvl>
+    <w:lvl w:ilvl="4">
+      <w:start w:val="1"/>
+      <w:numFmt w:val="decimal"/>
+      <w:pStyle w:val="Heading5"/>
+      <w:lvlText w:val="%1.%2.%3.%4.%5"/>
+      <w:lvlJc w:val="left"/>
+      <w:pPr>
+        <w:ind w:left="1008" w:hanging="1008"/>
+      </w:pPr>
+      <w:rPr>
+        <w:rFonts w:hint="default"/>
+      </w:rPr>
+    </w:lvl>
+    <w:lvl w:ilvl="5">
+      <w:start w:val="1"/>
+      <w:numFmt w:val="decimal"/>
+      <w:pStyle w:val="Heading6"/>
+      <w:lvlText w:val="%1.%2.%3.%4.%5.%6"/>
+      <w:lvlJc w:val="left"/>
+      <w:pPr>
+        <w:ind w:left="1152" w:hanging="1152"/>
+      </w:pPr>
+      <w:rPr>
+        <w:rFonts w:hint="default"/>
+      </w:rPr>
+    </w:lvl>
+    <w:lvl w:ilvl="6">
+      <w:start w:val="1"/>
+      <w:numFmt w:val="decimal"/>
+      <w:pStyle w:val="Heading7"/>
+      <w:lvlText w:val="%1.%2.%3.%4.%5.%6.%7"/>
+      <w:lvlJc w:val="left"/>
+      <w:pPr>
+        <w:ind w:left="1296" w:hanging="1296"/>
+      </w:pPr>
+      <w:rPr>
+        <w:rFonts w:hint="default"/>
+      </w:rPr>
+    </w:lvl>
+    <w:lvl w:ilvl="7">
+      <w:start w:val="1"/>
+      <w:numFmt w:val="decimal"/>
+      <w:pStyle w:val="Heading8"/>
+      <w:lvlText w:val="%1.%2.%3.%4.%5.%6.%7.%8"/>
+      <w:lvlJc w:val="left"/>
+      <w:pPr>
+        <w:ind w:left="1440" w:hanging="1440"/>
+      </w:pPr>
+      <w:rPr>
+        <w:rFonts w:hint="default"/>
+      </w:rPr>
+    </w:lvl>
+    <w:lvl w:ilvl="8">
+      <w:start w:val="1"/>
+      <w:numFmt w:val="decimal"/>
+      <w:pStyle w:val="Heading9"/>
+      <w:lvlText w:val="%1.%2.%3.%4.%5.%6.%7.%8.%9"/>
+      <w:lvlJc w:val="left"/>
+      <w:pPr>
+        <w:ind w:left="1584" w:hanging="1584"/>
+      </w:pPr>
+      <w:rPr>
+        <w:rFonts w:hint="default"/>
+      </w:rPr>
+    </w:lvl>
+  </w:abstractNum>
+  <w:abstractNum w:abstractNumId="4" w15:restartNumberingAfterBreak="0">
+    <w:nsid w:val="60DC2D9D"/>
     <w:multiLevelType w:val="hybridMultilevel"/>
-    <w:tmpl w:val="B5CE1974"/>
+    <w:tmpl w:val="4372E8A2"/>
     <w:lvl w:ilvl="0" w:tplc="04190001">
       <w:start w:val="1"/>
       <w:numFmt w:val="bullet"/>
@@ -6141,14 +10515,136 @@
       </w:rPr>
     </w:lvl>
   </w:abstractNum>
+  <w:abstractNum w:abstractNumId="5" w15:restartNumberingAfterBreak="0">
+    <w:nsid w:val="7F3D23B4"/>
+    <w:multiLevelType w:val="hybridMultilevel"/>
+    <w:tmpl w:val="B5CE1974"/>
+    <w:lvl w:ilvl="0" w:tplc="04190001">
+      <w:start w:val="1"/>
+      <w:numFmt w:val="bullet"/>
+      <w:lvlText w:val=""/>
+      <w:lvlJc w:val="left"/>
+      <w:pPr>
+        <w:ind w:left="1429" w:hanging="360"/>
+      </w:pPr>
+      <w:rPr>
+        <w:rFonts w:ascii="Symbol" w:hAnsi="Symbol" w:hint="default"/>
+      </w:rPr>
+    </w:lvl>
+    <w:lvl w:ilvl="1" w:tplc="04190003" w:tentative="1">
+      <w:start w:val="1"/>
+      <w:numFmt w:val="bullet"/>
+      <w:lvlText w:val="o"/>
+      <w:lvlJc w:val="left"/>
+      <w:pPr>
+        <w:ind w:left="2149" w:hanging="360"/>
+      </w:pPr>
+      <w:rPr>
+        <w:rFonts w:ascii="Courier New" w:hAnsi="Courier New" w:cs="Courier New" w:hint="default"/>
+      </w:rPr>
+    </w:lvl>
+    <w:lvl w:ilvl="2" w:tplc="04190005" w:tentative="1">
+      <w:start w:val="1"/>
+      <w:numFmt w:val="bullet"/>
+      <w:lvlText w:val=""/>
+      <w:lvlJc w:val="left"/>
+      <w:pPr>
+        <w:ind w:left="2869" w:hanging="360"/>
+      </w:pPr>
+      <w:rPr>
+        <w:rFonts w:ascii="Wingdings" w:hAnsi="Wingdings" w:hint="default"/>
+      </w:rPr>
+    </w:lvl>
+    <w:lvl w:ilvl="3" w:tplc="04190001" w:tentative="1">
+      <w:start w:val="1"/>
+      <w:numFmt w:val="bullet"/>
+      <w:lvlText w:val=""/>
+      <w:lvlJc w:val="left"/>
+      <w:pPr>
+        <w:ind w:left="3589" w:hanging="360"/>
+      </w:pPr>
+      <w:rPr>
+        <w:rFonts w:ascii="Symbol" w:hAnsi="Symbol" w:hint="default"/>
+      </w:rPr>
+    </w:lvl>
+    <w:lvl w:ilvl="4" w:tplc="04190003" w:tentative="1">
+      <w:start w:val="1"/>
+      <w:numFmt w:val="bullet"/>
+      <w:lvlText w:val="o"/>
+      <w:lvlJc w:val="left"/>
+      <w:pPr>
+        <w:ind w:left="4309" w:hanging="360"/>
+      </w:pPr>
+      <w:rPr>
+        <w:rFonts w:ascii="Courier New" w:hAnsi="Courier New" w:cs="Courier New" w:hint="default"/>
+      </w:rPr>
+    </w:lvl>
+    <w:lvl w:ilvl="5" w:tplc="04190005" w:tentative="1">
+      <w:start w:val="1"/>
+      <w:numFmt w:val="bullet"/>
+      <w:lvlText w:val=""/>
+      <w:lvlJc w:val="left"/>
+      <w:pPr>
+        <w:ind w:left="5029" w:hanging="360"/>
+      </w:pPr>
+      <w:rPr>
+        <w:rFonts w:ascii="Wingdings" w:hAnsi="Wingdings" w:hint="default"/>
+      </w:rPr>
+    </w:lvl>
+    <w:lvl w:ilvl="6" w:tplc="04190001" w:tentative="1">
+      <w:start w:val="1"/>
+      <w:numFmt w:val="bullet"/>
+      <w:lvlText w:val=""/>
+      <w:lvlJc w:val="left"/>
+      <w:pPr>
+        <w:ind w:left="5749" w:hanging="360"/>
+      </w:pPr>
+      <w:rPr>
+        <w:rFonts w:ascii="Symbol" w:hAnsi="Symbol" w:hint="default"/>
+      </w:rPr>
+    </w:lvl>
+    <w:lvl w:ilvl="7" w:tplc="04190003" w:tentative="1">
+      <w:start w:val="1"/>
+      <w:numFmt w:val="bullet"/>
+      <w:lvlText w:val="o"/>
+      <w:lvlJc w:val="left"/>
+      <w:pPr>
+        <w:ind w:left="6469" w:hanging="360"/>
+      </w:pPr>
+      <w:rPr>
+        <w:rFonts w:ascii="Courier New" w:hAnsi="Courier New" w:cs="Courier New" w:hint="default"/>
+      </w:rPr>
+    </w:lvl>
+    <w:lvl w:ilvl="8" w:tplc="04190005" w:tentative="1">
+      <w:start w:val="1"/>
+      <w:numFmt w:val="bullet"/>
+      <w:lvlText w:val=""/>
+      <w:lvlJc w:val="left"/>
+      <w:pPr>
+        <w:ind w:left="7189" w:hanging="360"/>
+      </w:pPr>
+      <w:rPr>
+        <w:rFonts w:ascii="Wingdings" w:hAnsi="Wingdings" w:hint="default"/>
+      </w:rPr>
+    </w:lvl>
+  </w:abstractNum>
   <w:num w:numId="1" w16cid:durableId="1467896591">
+    <w:abstractNumId w:val="1"/>
+  </w:num>
+  <w:num w:numId="2" w16cid:durableId="1277982991">
+    <w:abstractNumId w:val="5"/>
+  </w:num>
+  <w:num w:numId="3" w16cid:durableId="725568161">
+    <w:abstractNumId w:val="2"/>
+  </w:num>
+  <w:num w:numId="4" w16cid:durableId="1193806109">
+    <w:abstractNumId w:val="3"/>
+  </w:num>
+  <w:num w:numId="5" w16cid:durableId="474375295">
     <w:abstractNumId w:val="0"/>
   </w:num>
-  <w:num w:numId="2" w16cid:durableId="1277982991">
-    <w:abstractNumId w:val="2"/>
-  </w:num>
-  <w:num w:numId="3" w16cid:durableId="725568161">
-    <w:abstractNumId w:val="1"/>
+  <w:num w:numId="6" w16cid:durableId="1614282823">
+    <w:abstractNumId w:val="4"/>
   </w:num>
 </w:numbering>
 </file>
@@ -6172,7 +10668,7 @@
     <w:lsdException w:name="heading 1" w:uiPriority="9" w:qFormat="1"/>
     <w:lsdException w:name="heading 2" w:semiHidden="1" w:uiPriority="9" w:unhideWhenUsed="1" w:qFormat="1"/>
     <w:lsdException w:name="heading 3" w:semiHidden="1" w:uiPriority="9" w:unhideWhenUsed="1" w:qFormat="1"/>
-    <w:lsdException w:name="heading 4" w:semiHidden="1" w:uiPriority="9" w:unhideWhenUsed="1" w:qFormat="1"/>
+    <w:lsdException w:name="heading 4" w:semiHidden="1" w:uiPriority="9" w:unhideWhenUsed="1"/>
     <w:lsdException w:name="heading 5" w:semiHidden="1" w:uiPriority="9" w:unhideWhenUsed="1" w:qFormat="1"/>
     <w:lsdException w:name="heading 6" w:semiHidden="1" w:uiPriority="9" w:unhideWhenUsed="1" w:qFormat="1"/>
     <w:lsdException w:name="heading 7" w:semiHidden="1" w:uiPriority="9" w:unhideWhenUsed="1" w:qFormat="1"/>
@@ -6230,7 +10726,7 @@
     <w:lsdException w:name="List Number 3" w:semiHidden="1" w:unhideWhenUsed="1"/>
     <w:lsdException w:name="List Number 4" w:semiHidden="1" w:unhideWhenUsed="1"/>
     <w:lsdException w:name="List Number 5" w:semiHidden="1" w:unhideWhenUsed="1"/>
-    <w:lsdException w:name="Title" w:uiPriority="10" w:qFormat="1"/>
+    <w:lsdException w:name="Title" w:uiPriority="10"/>
     <w:lsdException w:name="Closing" w:semiHidden="1" w:unhideWhenUsed="1"/>
     <w:lsdException w:name="Signature" w:semiHidden="1" w:unhideWhenUsed="1"/>
     <w:lsdException w:name="Default Paragraph Font" w:semiHidden="1" w:uiPriority="1" w:unhideWhenUsed="1"/>
@@ -6242,7 +10738,7 @@
     <w:lsdException w:name="List Continue 4" w:semiHidden="1" w:unhideWhenUsed="1"/>
     <w:lsdException w:name="List Continue 5" w:semiHidden="1" w:unhideWhenUsed="1"/>
     <w:lsdException w:name="Message Header" w:semiHidden="1" w:unhideWhenUsed="1"/>
-    <w:lsdException w:name="Subtitle" w:uiPriority="11" w:qFormat="1"/>
+    <w:lsdException w:name="Subtitle" w:uiPriority="11"/>
     <w:lsdException w:name="Salutation" w:semiHidden="1" w:unhideWhenUsed="1"/>
     <w:lsdException w:name="Date" w:semiHidden="1" w:unhideWhenUsed="1"/>
     <w:lsdException w:name="Body Text First Indent" w:semiHidden="1" w:unhideWhenUsed="1"/>
@@ -6255,8 +10751,8 @@
     <w:lsdException w:name="Block Text" w:semiHidden="1" w:unhideWhenUsed="1"/>
     <w:lsdException w:name="Hyperlink" w:semiHidden="1" w:unhideWhenUsed="1"/>
     <w:lsdException w:name="FollowedHyperlink" w:semiHidden="1" w:unhideWhenUsed="1"/>
-    <w:lsdException w:name="Strong" w:uiPriority="22" w:qFormat="1"/>
-    <w:lsdException w:name="Emphasis" w:uiPriority="20" w:qFormat="1"/>
+    <w:lsdException w:name="Strong" w:uiPriority="22"/>
+    <w:lsdException w:name="Emphasis" w:uiPriority="20"/>
     <w:lsdException w:name="Document Map" w:semiHidden="1" w:unhideWhenUsed="1"/>
     <w:lsdException w:name="Plain Text" w:semiHidden="1" w:unhideWhenUsed="1"/>
     <w:lsdException w:name="E-mail Signature" w:semiHidden="1" w:unhideWhenUsed="1"/>
@@ -6347,9 +10843,9 @@
     <w:lsdException w:name="Medium Shading 2 Accent 1" w:uiPriority="64"/>
     <w:lsdException w:name="Medium List 1 Accent 1" w:uiPriority="65"/>
     <w:lsdException w:name="Revision" w:semiHidden="1"/>
-    <w:lsdException w:name="List Paragraph" w:uiPriority="34" w:qFormat="1"/>
-    <w:lsdException w:name="Quote" w:uiPriority="29" w:qFormat="1"/>
-    <w:lsdException w:name="Intense Quote" w:uiPriority="30" w:qFormat="1"/>
+    <w:lsdException w:name="List Paragraph" w:uiPriority="34"/>
+    <w:lsdException w:name="Quote" w:uiPriority="29"/>
+    <w:lsdException w:name="Intense Quote" w:uiPriority="30"/>
     <w:lsdException w:name="Medium List 2 Accent 1" w:uiPriority="66"/>
     <w:lsdException w:name="Medium Grid 1 Accent 1" w:uiPriority="67"/>
     <w:lsdException w:name="Medium Grid 2 Accent 1" w:uiPriority="68"/>
@@ -6428,13 +10924,13 @@
     <w:lsdException w:name="Colorful Shading Accent 6" w:uiPriority="71"/>
     <w:lsdException w:name="Colorful List Accent 6" w:uiPriority="72"/>
     <w:lsdException w:name="Colorful Grid Accent 6" w:uiPriority="73"/>
-    <w:lsdException w:name="Subtle Emphasis" w:uiPriority="19" w:qFormat="1"/>
-    <w:lsdException w:name="Intense Emphasis" w:uiPriority="21" w:qFormat="1"/>
-    <w:lsdException w:name="Subtle Reference" w:uiPriority="31" w:qFormat="1"/>
-    <w:lsdException w:name="Intense Reference" w:uiPriority="32" w:qFormat="1"/>
-    <w:lsdException w:name="Book Title" w:uiPriority="33" w:qFormat="1"/>
+    <w:lsdException w:name="Subtle Emphasis" w:uiPriority="19"/>
+    <w:lsdException w:name="Intense Emphasis" w:uiPriority="21"/>
+    <w:lsdException w:name="Subtle Reference" w:uiPriority="31"/>
+    <w:lsdException w:name="Intense Reference" w:uiPriority="32"/>
+    <w:lsdException w:name="Book Title" w:uiPriority="33"/>
     <w:lsdException w:name="Bibliography" w:semiHidden="1" w:uiPriority="37" w:unhideWhenUsed="1"/>
-    <w:lsdException w:name="TOC Heading" w:semiHidden="1" w:uiPriority="39" w:unhideWhenUsed="1" w:qFormat="1"/>
+    <w:lsdException w:name="TOC Heading" w:semiHidden="1" w:uiPriority="39" w:unhideWhenUsed="1"/>
     <w:lsdException w:name="Plain Table 1" w:uiPriority="41"/>
     <w:lsdException w:name="Plain Table 2" w:uiPriority="42"/>
     <w:lsdException w:name="Plain Table 3" w:uiPriority="43"/>
@@ -6569,7 +11065,9 @@
     <w:pPr>
       <w:keepNext/>
       <w:keepLines/>
-      <w:ind w:firstLine="0"/>
+      <w:numPr>
+        <w:numId w:val="4"/>
+      </w:numPr>
       <w:jc w:val="center"/>
       <w:outlineLvl w:val="0"/>
     </w:pPr>
@@ -6588,10 +11086,15 @@
     <w:uiPriority w:val="9"/>
     <w:unhideWhenUsed/>
     <w:qFormat/>
-    <w:rsid w:val="003F7AEF"/>
+    <w:rsid w:val="005E6D57"/>
     <w:pPr>
       <w:keepNext/>
       <w:keepLines/>
+      <w:numPr>
+        <w:ilvl w:val="1"/>
+        <w:numId w:val="4"/>
+      </w:numPr>
+      <w:ind w:firstLine="709"/>
       <w:jc w:val="left"/>
       <w:outlineLvl w:val="1"/>
     </w:pPr>
@@ -6609,10 +11112,15 @@
     <w:uiPriority w:val="9"/>
     <w:unhideWhenUsed/>
     <w:qFormat/>
-    <w:rsid w:val="003F7AEF"/>
+    <w:rsid w:val="005E6D57"/>
     <w:pPr>
       <w:keepNext/>
       <w:keepLines/>
+      <w:numPr>
+        <w:ilvl w:val="2"/>
+        <w:numId w:val="4"/>
+      </w:numPr>
+      <w:ind w:firstLine="709"/>
       <w:jc w:val="left"/>
       <w:outlineLvl w:val="2"/>
     </w:pPr>
@@ -6630,11 +11138,14 @@
     <w:uiPriority w:val="9"/>
     <w:semiHidden/>
     <w:unhideWhenUsed/>
-    <w:qFormat/>
     <w:rsid w:val="003F7AEF"/>
     <w:pPr>
       <w:keepNext/>
       <w:keepLines/>
+      <w:numPr>
+        <w:ilvl w:val="3"/>
+        <w:numId w:val="4"/>
+      </w:numPr>
       <w:jc w:val="left"/>
       <w:outlineLvl w:val="3"/>
     </w:pPr>
@@ -6657,6 +11168,10 @@
     <w:pPr>
       <w:keepNext/>
       <w:keepLines/>
+      <w:numPr>
+        <w:ilvl w:val="4"/>
+        <w:numId w:val="4"/>
+      </w:numPr>
       <w:spacing w:before="80" w:after="40"/>
       <w:outlineLvl w:val="4"/>
     </w:pPr>
@@ -6678,6 +11193,10 @@
     <w:pPr>
       <w:keepNext/>
       <w:keepLines/>
+      <w:numPr>
+        <w:ilvl w:val="5"/>
+        <w:numId w:val="4"/>
+      </w:numPr>
       <w:spacing w:before="40"/>
       <w:outlineLvl w:val="5"/>
     </w:pPr>
@@ -6701,6 +11220,10 @@
     <w:pPr>
       <w:keepNext/>
       <w:keepLines/>
+      <w:numPr>
+        <w:ilvl w:val="6"/>
+        <w:numId w:val="4"/>
+      </w:numPr>
       <w:spacing w:before="40"/>
       <w:outlineLvl w:val="6"/>
     </w:pPr>
@@ -6722,6 +11245,10 @@
     <w:pPr>
       <w:keepNext/>
       <w:keepLines/>
+      <w:numPr>
+        <w:ilvl w:val="7"/>
+        <w:numId w:val="4"/>
+      </w:numPr>
       <w:outlineLvl w:val="7"/>
     </w:pPr>
     <w:rPr>
@@ -6744,6 +11271,10 @@
     <w:pPr>
       <w:keepNext/>
       <w:keepLines/>
+      <w:numPr>
+        <w:ilvl w:val="8"/>
+        <w:numId w:val="4"/>
+      </w:numPr>
       <w:outlineLvl w:val="8"/>
     </w:pPr>
     <w:rPr>
@@ -6797,7 +11328,7 @@
     <w:basedOn w:val="DefaultParagraphFont"/>
     <w:link w:val="Heading2"/>
     <w:uiPriority w:val="9"/>
-    <w:rsid w:val="003F7AEF"/>
+    <w:rsid w:val="005E6D57"/>
     <w:rPr>
       <w:rFonts w:asciiTheme="majorHAnsi" w:eastAsiaTheme="majorEastAsia" w:hAnsiTheme="majorHAnsi" w:cstheme="majorBidi"/>
       <w:b/>
@@ -6810,7 +11341,7 @@
     <w:basedOn w:val="DefaultParagraphFont"/>
     <w:link w:val="Heading3"/>
     <w:uiPriority w:val="9"/>
-    <w:rsid w:val="003F7AEF"/>
+    <w:rsid w:val="005E6D57"/>
     <w:rPr>
       <w:rFonts w:eastAsiaTheme="majorEastAsia" w:cstheme="majorBidi"/>
       <w:b/>
@@ -6902,7 +11433,6 @@
     <w:next w:val="Normal"/>
     <w:link w:val="TitleChar"/>
     <w:uiPriority w:val="10"/>
-    <w:qFormat/>
     <w:rsid w:val="00F72E95"/>
     <w:pPr>
       <w:spacing w:after="80" w:line="240" w:lineRule="auto"/>
@@ -6936,7 +11466,6 @@
     <w:next w:val="Normal"/>
     <w:link w:val="SubtitleChar"/>
     <w:uiPriority w:val="11"/>
-    <w:qFormat/>
     <w:rsid w:val="00F72E95"/>
     <w:pPr>
       <w:numPr>
@@ -6972,7 +11501,6 @@
     <w:next w:val="Normal"/>
     <w:link w:val="QuoteChar"/>
     <w:uiPriority w:val="29"/>
-    <w:qFormat/>
     <w:rsid w:val="00F72E95"/>
     <w:pPr>
       <w:spacing w:before="160"/>
@@ -7000,7 +11528,6 @@
     <w:name w:val="List Paragraph"/>
     <w:basedOn w:val="Normal"/>
     <w:uiPriority w:val="34"/>
-    <w:qFormat/>
     <w:rsid w:val="00F72E95"/>
     <w:pPr>
       <w:ind w:left="720"/>
@@ -7011,7 +11538,6 @@
     <w:name w:val="Intense Emphasis"/>
     <w:basedOn w:val="DefaultParagraphFont"/>
     <w:uiPriority w:val="21"/>
-    <w:qFormat/>
     <w:rsid w:val="00F72E95"/>
     <w:rPr>
       <w:i/>
@@ -7025,7 +11551,6 @@
     <w:next w:val="Normal"/>
     <w:link w:val="IntenseQuoteChar"/>
     <w:uiPriority w:val="30"/>
-    <w:qFormat/>
     <w:rsid w:val="00F72E95"/>
     <w:pPr>
       <w:pBdr>
@@ -7058,7 +11583,6 @@
     <w:name w:val="Intense Reference"/>
     <w:basedOn w:val="DefaultParagraphFont"/>
     <w:uiPriority w:val="32"/>
-    <w:qFormat/>
     <w:rsid w:val="00F72E95"/>
     <w:rPr>
       <w:b/>
@@ -7099,7 +11623,6 @@
     <w:next w:val="Normal"/>
     <w:uiPriority w:val="39"/>
     <w:unhideWhenUsed/>
-    <w:qFormat/>
     <w:rsid w:val="00633B8E"/>
     <w:pPr>
       <w:spacing w:before="240" w:line="259" w:lineRule="auto"/>
@@ -7133,7 +11656,6 @@
     <w:next w:val="Normal"/>
     <w:autoRedefine/>
     <w:uiPriority w:val="39"/>
-    <w:semiHidden/>
     <w:unhideWhenUsed/>
     <w:rsid w:val="00633B8E"/>
     <w:pPr>

--- a/Диплом.docx
+++ b/Диплом.docx
@@ -119,7 +119,27 @@
           <w:lang w:eastAsia="ru-RU"/>
           <w14:ligatures w14:val="none"/>
         </w:rPr>
-        <w:t>«Поволжский государсТвенный технологический университет»</w:t>
+        <w:t>«Поволжский государс</w:t>
+      </w:r>
+      <w:r>
+        <w:rPr>
+          <w:rFonts w:ascii="Times New Roman" w:eastAsia="Times New Roman" w:hAnsi="Times New Roman" w:cs="Arial"/>
+          <w:caps/>
+          <w:szCs w:val="24"/>
+          <w:lang w:eastAsia="ru-RU"/>
+          <w14:ligatures w14:val="none"/>
+        </w:rPr>
+        <w:t>т</w:t>
+      </w:r>
+      <w:r>
+        <w:rPr>
+          <w:rFonts w:ascii="Times New Roman" w:eastAsia="Times New Roman" w:hAnsi="Times New Roman" w:cs="Arial"/>
+          <w:caps/>
+          <w:szCs w:val="24"/>
+          <w:lang w:eastAsia="ru-RU"/>
+          <w14:ligatures w14:val="none"/>
+        </w:rPr>
+        <w:t>венный технологический университет»</w:t>
       </w:r>
     </w:p>
     <w:p>
@@ -3694,7 +3714,7 @@
         <w:rPr>
           <w:noProof/>
         </w:rPr>
-        <w:instrText xml:space="preserve"> PAGEREF _Toc232175469 \h </w:instrText>
+        <w:instrText xml:space="preserve"> PAGEREF _Toc232176857 \h </w:instrText>
       </w:r>
       <w:r>
         <w:rPr>
@@ -3756,7 +3776,7 @@
         <w:rPr>
           <w:noProof/>
         </w:rPr>
-        <w:instrText xml:space="preserve"> PAGEREF _Toc232175470 \h </w:instrText>
+        <w:instrText xml:space="preserve"> PAGEREF _Toc232176858 \h </w:instrText>
       </w:r>
       <w:r>
         <w:rPr>
@@ -3824,7 +3844,7 @@
         <w:rPr>
           <w:noProof/>
         </w:rPr>
-        <w:instrText xml:space="preserve"> PAGEREF _Toc232175471 \h </w:instrText>
+        <w:instrText xml:space="preserve"> PAGEREF _Toc232176859 \h </w:instrText>
       </w:r>
       <w:r>
         <w:rPr>
@@ -3886,7 +3906,7 @@
         <w:rPr>
           <w:noProof/>
         </w:rPr>
-        <w:instrText xml:space="preserve"> PAGEREF _Toc232175472 \h </w:instrText>
+        <w:instrText xml:space="preserve"> PAGEREF _Toc232176860 \h </w:instrText>
       </w:r>
       <w:r>
         <w:rPr>
@@ -3948,7 +3968,7 @@
         <w:rPr>
           <w:noProof/>
         </w:rPr>
-        <w:instrText xml:space="preserve"> PAGEREF _Toc232175473 \h </w:instrText>
+        <w:instrText xml:space="preserve"> PAGEREF _Toc232176861 \h </w:instrText>
       </w:r>
       <w:r>
         <w:rPr>
@@ -4016,7 +4036,7 @@
         <w:rPr>
           <w:noProof/>
         </w:rPr>
-        <w:instrText xml:space="preserve"> PAGEREF _Toc232175474 \h </w:instrText>
+        <w:instrText xml:space="preserve"> PAGEREF _Toc232176862 \h </w:instrText>
       </w:r>
       <w:r>
         <w:rPr>
@@ -4078,7 +4098,7 @@
         <w:rPr>
           <w:noProof/>
         </w:rPr>
-        <w:instrText xml:space="preserve"> PAGEREF _Toc232175475 \h </w:instrText>
+        <w:instrText xml:space="preserve"> PAGEREF _Toc232176863 \h </w:instrText>
       </w:r>
       <w:r>
         <w:rPr>
@@ -4140,7 +4160,7 @@
         <w:rPr>
           <w:noProof/>
         </w:rPr>
-        <w:instrText xml:space="preserve"> PAGEREF _Toc232175476 \h </w:instrText>
+        <w:instrText xml:space="preserve"> PAGEREF _Toc232176864 \h </w:instrText>
       </w:r>
       <w:r>
         <w:rPr>
@@ -4202,7 +4222,7 @@
         <w:rPr>
           <w:noProof/>
         </w:rPr>
-        <w:instrText xml:space="preserve"> PAGEREF _Toc232175477 \h </w:instrText>
+        <w:instrText xml:space="preserve"> PAGEREF _Toc232176865 \h </w:instrText>
       </w:r>
       <w:r>
         <w:rPr>
@@ -4264,7 +4284,7 @@
         <w:rPr>
           <w:noProof/>
         </w:rPr>
-        <w:instrText xml:space="preserve"> PAGEREF _Toc232175478 \h </w:instrText>
+        <w:instrText xml:space="preserve"> PAGEREF _Toc232176866 \h </w:instrText>
       </w:r>
       <w:r>
         <w:rPr>
@@ -4314,7 +4334,7 @@
           <w:numId w:val="0"/>
         </w:numPr>
       </w:pPr>
-      <w:bookmarkStart w:id="0" w:name="_Toc232175469"/>
+      <w:bookmarkStart w:id="0" w:name="_Toc232176857"/>
       <w:r>
         <w:lastRenderedPageBreak/>
         <w:t>Определения, обозначения и сокращения</w:t>
@@ -4411,9 +4431,6 @@
         <w:t xml:space="preserve"> </w:t>
       </w:r>
       <w:r>
-        <w:t xml:space="preserve">(история) </w:t>
-      </w:r>
-      <w:r>
         <w:t>– описание демонстрационного сценария компонента в</w:t>
       </w:r>
       <w:r>
@@ -4446,13 +4463,10 @@
         <w:t>Preset</w:t>
       </w:r>
       <w:r>
-        <w:t xml:space="preserve"> (</w:t>
-      </w:r>
-      <w:r>
-        <w:t>пресет)</w:t>
-      </w:r>
-      <w:r>
-        <w:t xml:space="preserve"> – именованное состояние </w:t>
+        <w:t xml:space="preserve"> </w:t>
+      </w:r>
+      <w:r>
+        <w:t xml:space="preserve">– именованное состояние </w:t>
       </w:r>
       <w:r>
         <w:t>истории</w:t>
@@ -4636,14 +4650,46 @@
     </w:p>
     <w:p>
       <w:r>
+        <w:t xml:space="preserve">PNG – </w:t>
+      </w:r>
+      <w:r>
+        <w:rPr>
+          <w:lang w:val="en-US"/>
+        </w:rPr>
+        <w:t>portable</w:t>
+      </w:r>
+      <w:r>
+        <w:t xml:space="preserve"> </w:t>
+      </w:r>
+      <w:r>
+        <w:rPr>
+          <w:lang w:val="en-US"/>
+        </w:rPr>
+        <w:t>network</w:t>
+      </w:r>
+      <w:r>
+        <w:t xml:space="preserve"> </w:t>
+      </w:r>
+      <w:r>
+        <w:rPr>
+          <w:lang w:val="en-US"/>
+        </w:rPr>
+        <w:t>graphics</w:t>
+      </w:r>
+      <w:r>
+        <w:t>, формат растрового изображения.</w:t>
+      </w:r>
+    </w:p>
+    <w:p>
+      <w:r>
         <w:lastRenderedPageBreak/>
-        <w:t xml:space="preserve">PNG – </w:t>
-      </w:r>
-      <w:r>
-        <w:rPr>
-          <w:lang w:val="en-US"/>
-        </w:rPr>
-        <w:t>portable</w:t>
+        <w:t xml:space="preserve">URL – </w:t>
+      </w:r>
+      <w:r>
+        <w:rPr>
+          <w:lang w:val="en-US"/>
+        </w:rPr>
+        <w:t>uniform</w:t>
       </w:r>
       <w:r>
         <w:t xml:space="preserve"> </w:t>
@@ -4652,7 +4698,7 @@
         <w:rPr>
           <w:lang w:val="en-US"/>
         </w:rPr>
-        <w:t>network</w:t>
+        <w:t>resource</w:t>
       </w:r>
       <w:r>
         <w:t xml:space="preserve"> </w:t>
@@ -4661,21 +4707,72 @@
         <w:rPr>
           <w:lang w:val="en-US"/>
         </w:rPr>
-        <w:t>graphics</w:t>
-      </w:r>
-      <w:r>
-        <w:t>, формат растрового изображения.</w:t>
-      </w:r>
-    </w:p>
-    <w:p>
-      <w:r>
-        <w:t xml:space="preserve">URL – </w:t>
-      </w:r>
-      <w:r>
-        <w:rPr>
-          <w:lang w:val="en-US"/>
-        </w:rPr>
-        <w:t>uniform</w:t>
+        <w:t>locator</w:t>
+      </w:r>
+      <w:r>
+        <w:t>, унифицированный указатель ресурса.</w:t>
+      </w:r>
+    </w:p>
+    <w:p>
+      <w:r>
+        <w:rPr>
+          <w:lang w:val="en-US"/>
+        </w:rPr>
+        <w:t>React</w:t>
+      </w:r>
+      <w:r>
+        <w:t xml:space="preserve"> – библиотека JavaScript для разработки пользовательских интерфейсов на основе компонентного подхода.</w:t>
+      </w:r>
+    </w:p>
+    <w:p>
+      <w:r>
+        <w:rPr>
+          <w:lang w:val="en-US"/>
+        </w:rPr>
+        <w:t>Vite</w:t>
+      </w:r>
+      <w:r>
+        <w:t xml:space="preserve"> – инструмент сборки и разработки веб-приложений, обеспечивающий быстрый запуск </w:t>
+      </w:r>
+      <w:r>
+        <w:rPr>
+          <w:lang w:val="en-US"/>
+        </w:rPr>
+        <w:t>dev</w:t>
+      </w:r>
+      <w:r>
+        <w:t>-сервера и сборку проекта.</w:t>
+      </w:r>
+    </w:p>
+    <w:p>
+      <w:r>
+        <w:rPr>
+          <w:lang w:val="en-US"/>
+        </w:rPr>
+        <w:t>Puppeteer</w:t>
+      </w:r>
+      <w:r>
+        <w:t xml:space="preserve"> – библиотека для управления браузером </w:t>
+      </w:r>
+      <w:r>
+        <w:rPr>
+          <w:lang w:val="en-US"/>
+        </w:rPr>
+        <w:t>Chromium</w:t>
+      </w:r>
+      <w:r>
+        <w:t xml:space="preserve"> из программного кода.</w:t>
+      </w:r>
+    </w:p>
+    <w:p>
+      <w:r>
+        <w:t xml:space="preserve">DOM – </w:t>
+      </w:r>
+      <w:r>
+        <w:rPr>
+          <w:lang w:val="en-US"/>
+        </w:rPr>
+        <w:t>document</w:t>
       </w:r>
       <w:r>
         <w:t xml:space="preserve"> </w:t>
@@ -4684,7 +4781,7 @@
         <w:rPr>
           <w:lang w:val="en-US"/>
         </w:rPr>
-        <w:t>resource</w:t>
+        <w:t>object</w:t>
       </w:r>
       <w:r>
         <w:t xml:space="preserve"> </w:t>
@@ -4693,89 +4790,6 @@
         <w:rPr>
           <w:lang w:val="en-US"/>
         </w:rPr>
-        <w:t>locator</w:t>
-      </w:r>
-      <w:r>
-        <w:t>, унифицированный указатель ресурса.</w:t>
-      </w:r>
-    </w:p>
-    <w:p>
-      <w:r>
-        <w:rPr>
-          <w:lang w:val="en-US"/>
-        </w:rPr>
-        <w:t>React</w:t>
-      </w:r>
-      <w:r>
-        <w:t xml:space="preserve"> – библиотека JavaScript для разработки пользовательских интерфейсов на основе компонентного подхода.</w:t>
-      </w:r>
-    </w:p>
-    <w:p>
-      <w:r>
-        <w:rPr>
-          <w:lang w:val="en-US"/>
-        </w:rPr>
-        <w:t>Vite</w:t>
-      </w:r>
-      <w:r>
-        <w:t xml:space="preserve"> – инструмент сборки и разработки веб-приложений, обеспечивающий быстрый запуск </w:t>
-      </w:r>
-      <w:r>
-        <w:rPr>
-          <w:lang w:val="en-US"/>
-        </w:rPr>
-        <w:t>dev</w:t>
-      </w:r>
-      <w:r>
-        <w:t>-сервера и сборку проекта.</w:t>
-      </w:r>
-    </w:p>
-    <w:p>
-      <w:r>
-        <w:rPr>
-          <w:lang w:val="en-US"/>
-        </w:rPr>
-        <w:t>Puppeteer</w:t>
-      </w:r>
-      <w:r>
-        <w:t xml:space="preserve"> – библиотека для управления браузером </w:t>
-      </w:r>
-      <w:r>
-        <w:rPr>
-          <w:lang w:val="en-US"/>
-        </w:rPr>
-        <w:t>Chromium</w:t>
-      </w:r>
-      <w:r>
-        <w:t xml:space="preserve"> из программного кода.</w:t>
-      </w:r>
-    </w:p>
-    <w:p>
-      <w:r>
-        <w:t xml:space="preserve">DOM – </w:t>
-      </w:r>
-      <w:r>
-        <w:rPr>
-          <w:lang w:val="en-US"/>
-        </w:rPr>
-        <w:t>document</w:t>
-      </w:r>
-      <w:r>
-        <w:t xml:space="preserve"> </w:t>
-      </w:r>
-      <w:r>
-        <w:rPr>
-          <w:lang w:val="en-US"/>
-        </w:rPr>
-        <w:t>object</w:t>
-      </w:r>
-      <w:r>
-        <w:t xml:space="preserve"> </w:t>
-      </w:r>
-      <w:r>
-        <w:rPr>
-          <w:lang w:val="en-US"/>
-        </w:rPr>
         <w:t>model</w:t>
       </w:r>
       <w:r>
@@ -4793,12 +4807,6 @@
           <w:lang w:val="en-US"/>
         </w:rPr>
         <w:t>Props</w:t>
-      </w:r>
-      <w:r>
-        <w:t xml:space="preserve"> </w:t>
-      </w:r>
-      <w:r>
-        <w:t>(свойства)</w:t>
       </w:r>
       <w:r>
         <w:t xml:space="preserve"> – входные параметры компонента, определяющие его данные, состояние и особенности отображения.</w:t>
@@ -4842,7 +4850,7 @@
           <w:numId w:val="0"/>
         </w:numPr>
       </w:pPr>
-      <w:bookmarkStart w:id="1" w:name="_Toc232175470"/>
+      <w:bookmarkStart w:id="1" w:name="_Toc232176858"/>
       <w:r>
         <w:lastRenderedPageBreak/>
         <w:t>Введение</w:t>
@@ -5471,7 +5479,19 @@
         <w:rPr>
           <w:rFonts w:cstheme="minorHAnsi"/>
         </w:rPr>
-        <w:t>компонентов дизайн системы.</w:t>
+        <w:t>компонентов дизайн</w:t>
+      </w:r>
+      <w:r>
+        <w:rPr>
+          <w:rFonts w:cstheme="minorHAnsi"/>
+        </w:rPr>
+        <w:t>-</w:t>
+      </w:r>
+      <w:r>
+        <w:rPr>
+          <w:rFonts w:cstheme="minorHAnsi"/>
+        </w:rPr>
+        <w:t>системы.</w:t>
       </w:r>
       <w:r>
         <w:rPr>
@@ -6182,7 +6202,7 @@
           <w:lang w:val="en-US"/>
         </w:rPr>
       </w:pPr>
-      <w:bookmarkStart w:id="2" w:name="_Toc232175471"/>
+      <w:bookmarkStart w:id="2" w:name="_Toc232176859"/>
       <w:r>
         <w:lastRenderedPageBreak/>
         <w:t>Постановка задачи</w:t>
@@ -6193,28 +6213,18 @@
       <w:pPr>
         <w:pStyle w:val="Heading2"/>
       </w:pPr>
-      <w:bookmarkStart w:id="3" w:name="_Toc232175472"/>
+      <w:bookmarkStart w:id="3" w:name="_Toc232176860"/>
       <w:r>
         <w:t>Описание проблемы</w:t>
       </w:r>
       <w:bookmarkEnd w:id="3"/>
     </w:p>
     <w:p>
-      <w:pPr>
-        <w:rPr>
-          <w:lang w:val="en-US"/>
-        </w:rPr>
-      </w:pPr>
       <w:r>
         <w:t>Разработка дизайн-системы отличается от разработки обычного экрана приложения. В обычном экране разработчик чаще всего контролирует один пользовательский сценарий и один набор данных. В дизайн-системе каждый компонент должен корректно работать в большом наборе контекстов: светлая и тёмная тема, разные размеры, разные цвета палитры, заполненное и пустое состояние, валидное и ошибочное состояние, длинный текст, отключённый режим, иконки, всплывающие элементы, адаптивная ширина. При этом компонент не существует сам по себе: он становится основой для интерфейсов других команд.</w:t>
       </w:r>
     </w:p>
     <w:p>
-      <w:pPr>
-        <w:rPr>
-          <w:lang w:val="en-US"/>
-        </w:rPr>
-      </w:pPr>
       <w:r>
         <w:t xml:space="preserve">Проблема усложняется тем, что визуальные дефекты часто не нарушают типовую или функциональную корректность. Компонент может успешно компилироваться, проходить </w:t>
       </w:r>
@@ -6243,11 +6253,6 @@
       </w:r>
     </w:p>
     <w:p>
-      <w:pPr>
-        <w:rPr>
-          <w:lang w:val="en-US"/>
-        </w:rPr>
-      </w:pPr>
       <w:r>
         <w:t xml:space="preserve">Существующие каталоги компонентов решают часть проблемы: они позволяют открыть компонент отдельно от приложения, увидеть его варианты и использовать как документацию. Но если такой каталог не связан с автоматическими тестами, он остаётся вспомогательным инструментом, а не механизмом контроля качества. Отдельные </w:t>
       </w:r>
@@ -6262,11 +6267,6 @@
       </w:r>
     </w:p>
     <w:p>
-      <w:pPr>
-        <w:rPr>
-          <w:lang w:val="en-US"/>
-        </w:rPr>
-      </w:pPr>
       <w:r>
         <w:t>Таким образом, основная проблема состоит в отсутствии единого решения, которое одновременно:</w:t>
       </w:r>
@@ -6335,10 +6335,7 @@
         </w:numPr>
       </w:pPr>
       <w:r>
-        <w:t>предоставляет список сценариев</w:t>
-      </w:r>
-      <w:r>
-        <w:t xml:space="preserve"> </w:t>
+        <w:t xml:space="preserve">предоставляет список сценариев </w:t>
       </w:r>
       <w:r>
         <w:t xml:space="preserve">для </w:t>
@@ -6401,7 +6398,7 @@
       <w:pPr>
         <w:pStyle w:val="Heading2"/>
       </w:pPr>
-      <w:bookmarkStart w:id="4" w:name="_Toc232175473"/>
+      <w:bookmarkStart w:id="4" w:name="_Toc232176861"/>
       <w:r>
         <w:t>Актуальность проблемы</w:t>
       </w:r>
@@ -6413,11 +6410,6 @@
       </w:r>
     </w:p>
     <w:p>
-      <w:pPr>
-        <w:rPr>
-          <w:lang w:val="en-US"/>
-        </w:rPr>
-      </w:pPr>
       <w:r>
         <w:t xml:space="preserve">Визуальное регрессионное тестирование позволяет сместить обнаружение таких ошибок на более ранний этап. Разработчик видит расхождение ещё во время локальной проверки или в </w:t>
       </w:r>
@@ -6808,18 +6800,13 @@
           <w:lang w:val="en-US"/>
         </w:rPr>
       </w:pPr>
-      <w:bookmarkStart w:id="5" w:name="_Toc232175474"/>
+      <w:bookmarkStart w:id="5" w:name="_Toc232176862"/>
       <w:r>
         <w:t>Постановка задачи</w:t>
       </w:r>
       <w:bookmarkEnd w:id="5"/>
     </w:p>
     <w:p>
-      <w:pPr>
-        <w:rPr>
-          <w:lang w:val="en-US"/>
-        </w:rPr>
-      </w:pPr>
       <w:r>
         <w:t xml:space="preserve">Целью работы является снижение риска визуальных регрессий в дизайн-системе </w:t>
       </w:r>
@@ -7458,7 +7445,20 @@
           <w:rFonts w:ascii="Courier New" w:hAnsi="Courier New" w:cs="Courier New"/>
           <w:lang w:val="en-US"/>
         </w:rPr>
-        <w:t>packages/demo</w:t>
+        <w:t>packages</w:t>
+      </w:r>
+      <w:r>
+        <w:rPr>
+          <w:rFonts w:ascii="Courier New" w:hAnsi="Courier New" w:cs="Courier New"/>
+        </w:rPr>
+        <w:t>/</w:t>
+      </w:r>
+      <w:r>
+        <w:rPr>
+          <w:rFonts w:ascii="Courier New" w:hAnsi="Courier New" w:cs="Courier New"/>
+          <w:lang w:val="en-US"/>
+        </w:rPr>
+        <w:t>demo</w:t>
       </w:r>
       <w:r>
         <w:t xml:space="preserve">. В текущем состоянии </w:t>
@@ -7480,7 +7480,7 @@
       <w:pPr>
         <w:pStyle w:val="Heading2"/>
       </w:pPr>
-      <w:bookmarkStart w:id="6" w:name="_Toc232175475"/>
+      <w:bookmarkStart w:id="6" w:name="_Toc232176863"/>
       <w:r>
         <w:t>Требования к эксплуатационным характеристикам</w:t>
       </w:r>
@@ -7599,19 +7599,8 @@
       </w:r>
     </w:p>
     <w:p>
-      <w:pPr>
-        <w:rPr>
-          <w:lang w:val="en-US"/>
-        </w:rPr>
-      </w:pPr>
-      <w:r>
-        <w:t>Система должна работать в двух режимах.</w:t>
-      </w:r>
-      <w:r>
-        <w:t xml:space="preserve"> </w:t>
-      </w:r>
-      <w:r>
-        <w:t xml:space="preserve">Обычный режим предназначен для человека: отображается </w:t>
+      <w:r>
+        <w:t xml:space="preserve">Система должна работать в двух режимах. Обычный режим предназначен для человека: отображается </w:t>
       </w:r>
       <w:r>
         <w:rPr>
@@ -7830,11 +7819,6 @@
       </w:r>
     </w:p>
     <w:p>
-      <w:pPr>
-        <w:rPr>
-          <w:lang w:val="en-US"/>
-        </w:rPr>
-      </w:pPr>
       <w:r>
         <w:t xml:space="preserve">Визуальная проверка должна быть интегрирована в пакетный </w:t>
       </w:r>
@@ -8069,10 +8053,109 @@
         <w:t xml:space="preserve"> система ждёт появления элемента</w:t>
       </w:r>
       <w:r>
+        <w:t xml:space="preserve">, а затем через </w:t>
+      </w:r>
+      <w:r>
+        <w:rPr>
+          <w:rFonts w:ascii="Courier New" w:hAnsi="Courier New" w:cs="Courier New"/>
+          <w:lang w:val="en-US"/>
+        </w:rPr>
+        <w:t>requestAnimationFrame</w:t>
+      </w:r>
+      <w:r>
+        <w:t xml:space="preserve"> пропускает два кадра отрисовки,</w:t>
+      </w:r>
+      <w:r>
+        <w:t xml:space="preserve"> чтобы состояние успело </w:t>
+      </w:r>
+      <w:r>
+        <w:t>обновиться перед снимком</w:t>
+      </w:r>
+      <w:r>
+        <w:t>.</w:t>
+      </w:r>
+    </w:p>
+    <w:p>
+      <w:pPr>
+        <w:pStyle w:val="Heading2"/>
+      </w:pPr>
+      <w:bookmarkStart w:id="7" w:name="_Toc232176864"/>
+      <w:r>
+        <w:t>Требования к качеству программного продукта</w:t>
+      </w:r>
+      <w:bookmarkEnd w:id="7"/>
+    </w:p>
+    <w:p>
+      <w:r>
+        <w:t xml:space="preserve">Качество программного продукта в данной работе определяется не только корректностью отрисовки интерфейса, но и устойчивостью всей цепочки от описания </w:t>
+      </w:r>
+      <w:r>
+        <w:t>истории</w:t>
+      </w:r>
+      <w:r>
+        <w:t xml:space="preserve"> до проверки </w:t>
+      </w:r>
+      <w:r>
+        <w:rPr>
+          <w:lang w:val="en-US"/>
+        </w:rPr>
+        <w:t>PNG</w:t>
+      </w:r>
+      <w:r>
+        <w:t>. Система должна быть понятной для разработчика, предсказуемой для автоматизации и расширяемой для новых компонентов.</w:t>
+      </w:r>
+    </w:p>
+    <w:p>
+      <w:r>
+        <w:t>Функциональные требования к качеству включают полноту пользовательского интерфейса. Разработчик должен видеть список</w:t>
+      </w:r>
+      <w:r>
+        <w:t xml:space="preserve"> историй</w:t>
+      </w:r>
+      <w:r>
+        <w:t xml:space="preserve">, выбранный </w:t>
+      </w:r>
+      <w:r>
+        <w:t>пресет</w:t>
+      </w:r>
+      <w:r>
         <w:t xml:space="preserve">, </w:t>
       </w:r>
       <w:r>
-        <w:t>а затем через</w:t>
+        <w:t>предпросмотр</w:t>
+      </w:r>
+      <w:r>
+        <w:t xml:space="preserve"> компонента, доступные </w:t>
+      </w:r>
+      <w:r>
+        <w:t>свойства</w:t>
+      </w:r>
+      <w:r>
+        <w:t>,</w:t>
+      </w:r>
+      <w:r>
+        <w:t xml:space="preserve"> настройки </w:t>
+      </w:r>
+      <w:r>
+        <w:t xml:space="preserve">области просмотра и </w:t>
+      </w:r>
+      <w:r>
+        <w:rPr>
+          <w:lang w:val="en-US"/>
+        </w:rPr>
+        <w:t>JSX</w:t>
+      </w:r>
+      <w:r>
+        <w:t xml:space="preserve">-код. Если </w:t>
+      </w:r>
+      <w:r>
+        <w:t>история</w:t>
+      </w:r>
+      <w:r>
+        <w:t xml:space="preserve"> имеет</w:t>
+      </w:r>
+      <w:r>
+        <w:t xml:space="preserve"> настройку</w:t>
       </w:r>
       <w:r>
         <w:t xml:space="preserve"> </w:t>
@@ -8082,154 +8165,38 @@
           <w:rFonts w:ascii="Courier New" w:hAnsi="Courier New" w:cs="Courier New"/>
           <w:lang w:val="en-US"/>
         </w:rPr>
-        <w:t>requestAnimationFrame</w:t>
-      </w:r>
-      <w:r>
-        <w:t xml:space="preserve"> </w:t>
-      </w:r>
-      <w:r>
-        <w:t>пропускает два кадра отрисовки</w:t>
-      </w:r>
-      <w:r>
-        <w:t>,</w:t>
-      </w:r>
-      <w:r>
-        <w:t xml:space="preserve"> чтобы состояние успело </w:t>
-      </w:r>
-      <w:r>
-        <w:t>обновиться перед снимком</w:t>
-      </w:r>
-      <w:r>
-        <w:t>.</w:t>
-      </w:r>
-    </w:p>
-    <w:p>
-      <w:pPr>
-        <w:pStyle w:val="Heading2"/>
-      </w:pPr>
-      <w:bookmarkStart w:id="7" w:name="_Toc232175476"/>
-      <w:r>
-        <w:t>Требования к качеству программного продукта</w:t>
-      </w:r>
-      <w:bookmarkEnd w:id="7"/>
-    </w:p>
-    <w:p>
-      <w:r>
-        <w:t xml:space="preserve">Качество программного продукта в данной работе определяется не только корректностью отрисовки интерфейса, но и устойчивостью всей цепочки от описания </w:t>
-      </w:r>
-      <w:r>
-        <w:t>истории</w:t>
-      </w:r>
-      <w:r>
-        <w:t xml:space="preserve"> до проверки </w:t>
-      </w:r>
-      <w:r>
-        <w:rPr>
-          <w:lang w:val="en-US"/>
-        </w:rPr>
-        <w:t>PNG</w:t>
-      </w:r>
-      <w:r>
-        <w:t>. Система должна быть понятной для разработчика, предсказуемой для автоматизации и расширяемой для новых компонентов.</w:t>
-      </w:r>
-    </w:p>
-    <w:p>
-      <w:r>
-        <w:t>Функциональные требования к качеству включают полноту пользовательского интерфейса. Разработчик должен видеть список</w:t>
-      </w:r>
-      <w:r>
-        <w:t xml:space="preserve"> историй</w:t>
-      </w:r>
-      <w:r>
-        <w:t xml:space="preserve">, выбранный </w:t>
+        <w:t>docs</w:t>
+      </w:r>
+      <w:r>
+        <w:rPr>
+          <w:rFonts w:ascii="Courier New" w:hAnsi="Courier New" w:cs="Courier New"/>
+        </w:rPr>
+        <w:t xml:space="preserve">: </w:t>
+      </w:r>
+      <w:r>
+        <w:rPr>
+          <w:rFonts w:ascii="Courier New" w:hAnsi="Courier New" w:cs="Courier New"/>
+          <w:lang w:val="en-US"/>
+        </w:rPr>
+        <w:t>true</w:t>
+      </w:r>
+      <w:r>
+        <w:t xml:space="preserve"> или ссылку на документацию, интерфейс должен предоставить возможность перейти к дополнительному описанию. Если пользователь открывает несуществующую </w:t>
+      </w:r>
+      <w:r>
+        <w:t>историю</w:t>
+      </w:r>
+      <w:r>
+        <w:t xml:space="preserve"> или </w:t>
       </w:r>
       <w:r>
         <w:t>пресет</w:t>
       </w:r>
       <w:r>
-        <w:t xml:space="preserve">, </w:t>
-      </w:r>
-      <w:r>
-        <w:t>предпросмотр</w:t>
-      </w:r>
-      <w:r>
-        <w:t xml:space="preserve"> компонента, доступные </w:t>
-      </w:r>
-      <w:r>
-        <w:t>свойства</w:t>
-      </w:r>
-      <w:r>
-        <w:t>,</w:t>
-      </w:r>
-      <w:r>
-        <w:t xml:space="preserve"> настройки </w:t>
-      </w:r>
-      <w:r>
-        <w:t xml:space="preserve">области просмотра и </w:t>
-      </w:r>
-      <w:r>
-        <w:rPr>
-          <w:lang w:val="en-US"/>
-        </w:rPr>
-        <w:t>JSX</w:t>
-      </w:r>
-      <w:r>
-        <w:t xml:space="preserve">-код. Если </w:t>
-      </w:r>
-      <w:r>
-        <w:t>история</w:t>
-      </w:r>
-      <w:r>
-        <w:t xml:space="preserve"> имеет</w:t>
-      </w:r>
-      <w:r>
-        <w:t xml:space="preserve"> настройку</w:t>
-      </w:r>
-      <w:r>
-        <w:t xml:space="preserve"> </w:t>
-      </w:r>
-      <w:r>
-        <w:rPr>
-          <w:rFonts w:ascii="Courier New" w:hAnsi="Courier New" w:cs="Courier New"/>
-          <w:lang w:val="en-US"/>
-        </w:rPr>
-        <w:t>docs</w:t>
-      </w:r>
-      <w:r>
-        <w:rPr>
-          <w:rFonts w:ascii="Courier New" w:hAnsi="Courier New" w:cs="Courier New"/>
-        </w:rPr>
-        <w:t xml:space="preserve">: </w:t>
-      </w:r>
-      <w:r>
-        <w:rPr>
-          <w:rFonts w:ascii="Courier New" w:hAnsi="Courier New" w:cs="Courier New"/>
-          <w:lang w:val="en-US"/>
-        </w:rPr>
-        <w:t>true</w:t>
-      </w:r>
-      <w:r>
-        <w:t xml:space="preserve"> или ссылку на документацию, интерфейс должен предоставить возможность перейти к дополнительному описанию. Если пользователь открывает несуществующую </w:t>
-      </w:r>
-      <w:r>
-        <w:t>историю</w:t>
-      </w:r>
-      <w:r>
-        <w:t xml:space="preserve"> или </w:t>
-      </w:r>
-      <w:r>
-        <w:t>пресет</w:t>
-      </w:r>
-      <w:r>
         <w:t>, система должна корректно показать состояние ошибки.</w:t>
       </w:r>
     </w:p>
     <w:p>
-      <w:pPr>
-        <w:rPr>
-          <w:lang w:val="en-US"/>
-        </w:rPr>
-      </w:pPr>
       <w:r>
         <w:t xml:space="preserve">Архитектурные требования включают разделение ответственности между пакетами. </w:t>
       </w:r>
@@ -8985,7 +8952,7 @@
       <w:pPr>
         <w:pStyle w:val="Heading2"/>
       </w:pPr>
-      <w:bookmarkStart w:id="8" w:name="_Toc232175477"/>
+      <w:bookmarkStart w:id="8" w:name="_Toc232176865"/>
       <w:r>
         <w:t>Требования к качеству исходного кода</w:t>
       </w:r>
@@ -8999,7 +8966,16 @@
         <w:rPr>
           <w:lang w:val="en-US"/>
         </w:rPr>
-        <w:t>Reactor Storybook</w:t>
+        <w:t>Reactor</w:t>
+      </w:r>
+      <w:r>
+        <w:t xml:space="preserve"> </w:t>
+      </w:r>
+      <w:r>
+        <w:rPr>
+          <w:lang w:val="en-US"/>
+        </w:rPr>
+        <w:t>Storybook</w:t>
       </w:r>
       <w:r>
         <w:t xml:space="preserve"> должен соответствовать общим принципам сопровождаемой фронтенд-разработки: явные контракты, разделение ответственности, типобезопасность, минимальное количество скрытых зависимостей и предсказуемое поведение.</w:t>
@@ -9007,15 +8983,8 @@
     </w:p>
     <w:p>
       <w:r>
-        <w:t xml:space="preserve">Первое требование </w:t>
-      </w:r>
-      <w:r>
-        <w:t>–</w:t>
-      </w:r>
-      <w:r>
-        <w:t xml:space="preserve"> типизация публичной модели. Тип </w:t>
-      </w:r>
-      <w:proofErr w:type="gramStart"/>
+        <w:t xml:space="preserve">Первое требование – типизация публичной модели. Тип </w:t>
+      </w:r>
       <w:r>
         <w:rPr>
           <w:rFonts w:ascii="Courier New" w:hAnsi="Courier New" w:cs="Courier New"/>
@@ -9029,7 +8998,6 @@
         </w:rPr>
         <w:t>&lt;</w:t>
       </w:r>
-      <w:proofErr w:type="gramEnd"/>
       <w:r>
         <w:rPr>
           <w:rFonts w:ascii="Courier New" w:hAnsi="Courier New" w:cs="Courier New"/>
@@ -9289,13 +9257,101 @@
     </w:p>
     <w:p>
       <w:r>
-        <w:t xml:space="preserve">Третье требование </w:t>
+        <w:t xml:space="preserve">Третье требование – использование существующих библиотечных механизмов </w:t>
+      </w:r>
+      <w:r>
+        <w:rPr>
+          <w:lang w:val="en-US"/>
+        </w:rPr>
+        <w:t>Reactor</w:t>
+      </w:r>
+      <w:r>
+        <w:t xml:space="preserve">. Для </w:t>
+      </w:r>
+      <w:r>
+        <w:rPr>
+          <w:lang w:val="en-US"/>
+        </w:rPr>
+        <w:t>URL</w:t>
+      </w:r>
+      <w:r>
+        <w:t xml:space="preserve"> применяются</w:t>
+      </w:r>
+      <w:r>
+        <w:t xml:space="preserve"> глобальные</w:t>
+      </w:r>
+      <w:r>
+        <w:t xml:space="preserve"> утилиты </w:t>
+      </w:r>
+      <w:r>
+        <w:rPr>
+          <w:rFonts w:ascii="Courier New" w:hAnsi="Courier New" w:cs="Courier New"/>
+          <w:lang w:val="en-US"/>
+        </w:rPr>
+        <w:t>Uri</w:t>
+      </w:r>
+      <w:r>
+        <w:t xml:space="preserve">, для </w:t>
+      </w:r>
+      <w:r>
+        <w:rPr>
+          <w:lang w:val="en-US"/>
+        </w:rPr>
+        <w:t>JSON</w:t>
+      </w:r>
+      <w:r>
+        <w:t xml:space="preserve"> – </w:t>
+      </w:r>
+      <w:r>
+        <w:rPr>
+          <w:rFonts w:ascii="Courier New" w:hAnsi="Courier New" w:cs="Courier New"/>
+          <w:lang w:val="en-US"/>
+        </w:rPr>
+        <w:t>Json</w:t>
+      </w:r>
+      <w:r>
+        <w:t xml:space="preserve">, для темы – </w:t>
+      </w:r>
+      <w:r>
+        <w:rPr>
+          <w:rFonts w:ascii="Courier New" w:hAnsi="Courier New" w:cs="Courier New"/>
+          <w:lang w:val="en-US"/>
+        </w:rPr>
+        <w:t>Theme</w:t>
+      </w:r>
+      <w:r>
+        <w:t xml:space="preserve">, для </w:t>
+      </w:r>
+      <w:r>
+        <w:t>маршрутизации</w:t>
+      </w:r>
+      <w:r>
+        <w:t xml:space="preserve"> – </w:t>
+      </w:r>
+      <w:r>
+        <w:rPr>
+          <w:rFonts w:ascii="Courier New" w:hAnsi="Courier New" w:cs="Courier New"/>
+          <w:lang w:val="en-US"/>
+        </w:rPr>
+        <w:t>useRouter</w:t>
+      </w:r>
+      <w:r>
+        <w:t xml:space="preserve">, для </w:t>
+      </w:r>
+      <w:r>
+        <w:rPr>
+          <w:lang w:val="en-US"/>
+        </w:rPr>
+        <w:t>UI</w:t>
+      </w:r>
+      <w:r>
+        <w:t xml:space="preserve"> </w:t>
       </w:r>
       <w:r>
         <w:t>–</w:t>
       </w:r>
       <w:r>
-        <w:t xml:space="preserve"> использование существующих библиотечных механизмов </w:t>
+        <w:t xml:space="preserve"> компоненты </w:t>
       </w:r>
       <w:r>
         <w:rPr>
@@ -9304,128 +9360,249 @@
         <w:t>Reactor</w:t>
       </w:r>
       <w:r>
+        <w:t xml:space="preserve"> и </w:t>
+      </w:r>
+      <w:r>
+        <w:rPr>
+          <w:lang w:val="en-US"/>
+        </w:rPr>
+        <w:t>scaffold</w:t>
+      </w:r>
+      <w:r>
+        <w:t xml:space="preserve">. Это снижает вероятность расхождений между </w:t>
+      </w:r>
+      <w:r>
+        <w:rPr>
+          <w:lang w:val="en-US"/>
+        </w:rPr>
+        <w:t>Storybook</w:t>
+      </w:r>
+      <w:r>
+        <w:t xml:space="preserve"> и остальной платформой. Инструмент не должен изобретать собственную параллельную инфраструктуру там, где в </w:t>
+      </w:r>
+      <w:r>
+        <w:rPr>
+          <w:lang w:val="en-US"/>
+        </w:rPr>
+        <w:t>Reactor</w:t>
+      </w:r>
+      <w:r>
+        <w:t xml:space="preserve"> уже есть принятый способ решения задачи.</w:t>
+      </w:r>
+    </w:p>
+    <w:p>
+      <w:r>
+        <w:t xml:space="preserve">Четвёртое требование – тестируемость. В пакете </w:t>
+      </w:r>
+      <w:r>
+        <w:rPr>
+          <w:rFonts w:ascii="Courier New" w:hAnsi="Courier New" w:cs="Courier New"/>
+        </w:rPr>
+        <w:t>@</w:t>
+      </w:r>
+      <w:r>
+        <w:rPr>
+          <w:rFonts w:ascii="Courier New" w:hAnsi="Courier New" w:cs="Courier New"/>
+          <w:lang w:val="en-US"/>
+        </w:rPr>
+        <w:t>reactor</w:t>
+      </w:r>
+      <w:r>
+        <w:rPr>
+          <w:rFonts w:ascii="Courier New" w:hAnsi="Courier New" w:cs="Courier New"/>
+        </w:rPr>
+        <w:t>/</w:t>
+      </w:r>
+      <w:r>
+        <w:rPr>
+          <w:rFonts w:ascii="Courier New" w:hAnsi="Courier New" w:cs="Courier New"/>
+          <w:lang w:val="en-US"/>
+        </w:rPr>
+        <w:t>storybook</w:t>
+      </w:r>
+      <w:r>
+        <w:t xml:space="preserve"> присутствуют тесты для парсинга и строковых преобразований, например </w:t>
+      </w:r>
+      <w:r>
+        <w:rPr>
+          <w:rFonts w:ascii="Courier New" w:hAnsi="Courier New" w:cs="Courier New"/>
+          <w:lang w:val="en-US"/>
+        </w:rPr>
+        <w:t>Parser</w:t>
+      </w:r>
+      <w:r>
+        <w:rPr>
+          <w:rFonts w:ascii="Courier New" w:hAnsi="Courier New" w:cs="Courier New"/>
+        </w:rPr>
+        <w:t>.</w:t>
+      </w:r>
+      <w:r>
+        <w:rPr>
+          <w:rFonts w:ascii="Courier New" w:hAnsi="Courier New" w:cs="Courier New"/>
+          <w:lang w:val="en-US"/>
+        </w:rPr>
+        <w:t>test</w:t>
+      </w:r>
+      <w:r>
+        <w:rPr>
+          <w:rFonts w:ascii="Courier New" w:hAnsi="Courier New" w:cs="Courier New"/>
+        </w:rPr>
+        <w:t>.</w:t>
+      </w:r>
+      <w:r>
+        <w:rPr>
+          <w:rFonts w:ascii="Courier New" w:hAnsi="Courier New" w:cs="Courier New"/>
+          <w:lang w:val="en-US"/>
+        </w:rPr>
+        <w:t>ts</w:t>
+      </w:r>
+      <w:r>
+        <w:t xml:space="preserve">, </w:t>
+      </w:r>
+      <w:r>
+        <w:rPr>
+          <w:rFonts w:ascii="Courier New" w:hAnsi="Courier New" w:cs="Courier New"/>
+          <w:lang w:val="en-US"/>
+        </w:rPr>
+        <w:t>String</w:t>
+      </w:r>
+      <w:r>
+        <w:rPr>
+          <w:rFonts w:ascii="Courier New" w:hAnsi="Courier New" w:cs="Courier New"/>
+        </w:rPr>
+        <w:t>.</w:t>
+      </w:r>
+      <w:r>
+        <w:rPr>
+          <w:rFonts w:ascii="Courier New" w:hAnsi="Courier New" w:cs="Courier New"/>
+          <w:lang w:val="en-US"/>
+        </w:rPr>
+        <w:t>test</w:t>
+      </w:r>
+      <w:r>
+        <w:rPr>
+          <w:rFonts w:ascii="Courier New" w:hAnsi="Courier New" w:cs="Courier New"/>
+        </w:rPr>
+        <w:t>.</w:t>
+      </w:r>
+      <w:r>
+        <w:rPr>
+          <w:rFonts w:ascii="Courier New" w:hAnsi="Courier New" w:cs="Courier New"/>
+          <w:lang w:val="en-US"/>
+        </w:rPr>
+        <w:t>ts</w:t>
+      </w:r>
+      <w:r>
+        <w:t xml:space="preserve">, </w:t>
+      </w:r>
+      <w:r>
+        <w:rPr>
+          <w:rFonts w:ascii="Courier New" w:hAnsi="Courier New" w:cs="Courier New"/>
+          <w:lang w:val="en-US"/>
+        </w:rPr>
+        <w:t>Jsx</w:t>
+      </w:r>
+      <w:r>
+        <w:rPr>
+          <w:rFonts w:ascii="Courier New" w:hAnsi="Courier New" w:cs="Courier New"/>
+        </w:rPr>
+        <w:t>.</w:t>
+      </w:r>
+      <w:r>
+        <w:rPr>
+          <w:rFonts w:ascii="Courier New" w:hAnsi="Courier New" w:cs="Courier New"/>
+          <w:lang w:val="en-US"/>
+        </w:rPr>
+        <w:t>test</w:t>
+      </w:r>
+      <w:r>
+        <w:rPr>
+          <w:rFonts w:ascii="Courier New" w:hAnsi="Courier New" w:cs="Courier New"/>
+        </w:rPr>
+        <w:t>.</w:t>
+      </w:r>
+      <w:r>
+        <w:rPr>
+          <w:rFonts w:ascii="Courier New" w:hAnsi="Courier New" w:cs="Courier New"/>
+          <w:lang w:val="en-US"/>
+        </w:rPr>
+        <w:t>tsx</w:t>
+      </w:r>
+      <w:r>
         <w:t xml:space="preserve">. Для </w:t>
       </w:r>
       <w:r>
-        <w:rPr>
-          <w:lang w:val="en-US"/>
-        </w:rPr>
-        <w:t>URL</w:t>
-      </w:r>
-      <w:r>
-        <w:t xml:space="preserve"> применяются</w:t>
-      </w:r>
-      <w:r>
-        <w:t xml:space="preserve"> глобальные</w:t>
-      </w:r>
-      <w:r>
-        <w:t xml:space="preserve"> утилиты </w:t>
-      </w:r>
-      <w:r>
-        <w:rPr>
-          <w:rFonts w:ascii="Courier New" w:hAnsi="Courier New" w:cs="Courier New"/>
-          <w:lang w:val="en-US"/>
-        </w:rPr>
-        <w:t>Uri</w:t>
-      </w:r>
-      <w:r>
-        <w:t xml:space="preserve">, для </w:t>
-      </w:r>
-      <w:r>
-        <w:rPr>
-          <w:lang w:val="en-US"/>
-        </w:rPr>
-        <w:t>JSON</w:t>
-      </w:r>
-      <w:r>
+        <w:t xml:space="preserve">визуально регрессионного тестирования </w:t>
+      </w:r>
+      <w:r>
+        <w:t xml:space="preserve">основной проверкой выступают </w:t>
+      </w:r>
+      <w:r>
+        <w:rPr>
+          <w:lang w:val="en-US"/>
+        </w:rPr>
+        <w:t>PNG</w:t>
+      </w:r>
+      <w:r>
+        <w:t xml:space="preserve">-эталоны. </w:t>
+      </w:r>
+      <w:r>
+        <w:t>Таким образом, система сочетает модульные проверки вспомогательной логики и интеграционную проверку итогового визуального результата.</w:t>
+      </w:r>
+    </w:p>
+    <w:p>
+      <w:r>
+        <w:t xml:space="preserve">Пятое требование – отсутствие избыточной связанности между </w:t>
+      </w:r>
+      <w:r>
+        <w:rPr>
+          <w:lang w:val="en-US"/>
+        </w:rPr>
+        <w:t>CLI</w:t>
+      </w:r>
+      <w:r>
+        <w:t xml:space="preserve"> и </w:t>
+      </w:r>
+      <w:r>
+        <w:rPr>
+          <w:lang w:val="en-US"/>
+        </w:rPr>
+        <w:t>React</w:t>
+      </w:r>
+      <w:r>
+        <w:t xml:space="preserve">-интерфейсом. </w:t>
+      </w:r>
+      <w:r>
+        <w:rPr>
+          <w:rFonts w:ascii="Courier New" w:hAnsi="Courier New" w:cs="Courier New"/>
+          <w:lang w:val="en-US"/>
+        </w:rPr>
+        <w:t>rtr</w:t>
+      </w:r>
+      <w:r>
+        <w:rPr>
+          <w:rFonts w:ascii="Courier New" w:hAnsi="Courier New" w:cs="Courier New"/>
+        </w:rPr>
         <w:t xml:space="preserve"> </w:t>
       </w:r>
       <w:r>
-        <w:t>–</w:t>
-      </w:r>
-      <w:r>
-        <w:t xml:space="preserve"> </w:t>
-      </w:r>
-      <w:r>
-        <w:rPr>
-          <w:rFonts w:ascii="Courier New" w:hAnsi="Courier New" w:cs="Courier New"/>
-          <w:lang w:val="en-US"/>
-        </w:rPr>
-        <w:t>Json</w:t>
-      </w:r>
-      <w:r>
-        <w:t xml:space="preserve">, для темы </w:t>
-      </w:r>
-      <w:r>
-        <w:t>–</w:t>
-      </w:r>
-      <w:r>
-        <w:t xml:space="preserve"> </w:t>
-      </w:r>
-      <w:r>
-        <w:rPr>
-          <w:rFonts w:ascii="Courier New" w:hAnsi="Courier New" w:cs="Courier New"/>
-          <w:lang w:val="en-US"/>
-        </w:rPr>
-        <w:t>Theme</w:t>
-      </w:r>
-      <w:r>
-        <w:t xml:space="preserve">, для </w:t>
-      </w:r>
-      <w:r>
-        <w:t>маршрутизации</w:t>
-      </w:r>
-      <w:r>
-        <w:t xml:space="preserve"> </w:t>
-      </w:r>
-      <w:r>
-        <w:t>–</w:t>
-      </w:r>
-      <w:r>
-        <w:t xml:space="preserve"> </w:t>
-      </w:r>
-      <w:r>
-        <w:rPr>
-          <w:rFonts w:ascii="Courier New" w:hAnsi="Courier New" w:cs="Courier New"/>
-          <w:lang w:val="en-US"/>
-        </w:rPr>
-        <w:t>useRouter</w:t>
-      </w:r>
-      <w:r>
-        <w:t xml:space="preserve">, для </w:t>
-      </w:r>
-      <w:r>
-        <w:rPr>
-          <w:lang w:val="en-US"/>
-        </w:rPr>
-        <w:t>UI</w:t>
-      </w:r>
-      <w:r>
-        <w:t xml:space="preserve"> </w:t>
-      </w:r>
-      <w:r>
-        <w:t>–</w:t>
-      </w:r>
-      <w:r>
-        <w:t xml:space="preserve"> компоненты </w:t>
-      </w:r>
-      <w:r>
-        <w:rPr>
-          <w:lang w:val="en-US"/>
-        </w:rPr>
-        <w:t>Reactor</w:t>
-      </w:r>
-      <w:r>
-        <w:t xml:space="preserve"> и </w:t>
-      </w:r>
-      <w:r>
-        <w:rPr>
-          <w:lang w:val="en-US"/>
-        </w:rPr>
-        <w:t>scaffold</w:t>
-      </w:r>
-      <w:r>
-        <w:t xml:space="preserve">. Это снижает вероятность расхождений между </w:t>
+        <w:rPr>
+          <w:rFonts w:ascii="Courier New" w:hAnsi="Courier New" w:cs="Courier New"/>
+          <w:lang w:val="en-US"/>
+        </w:rPr>
+        <w:t>shot</w:t>
+      </w:r>
+      <w:r>
+        <w:t xml:space="preserve"> не должен знать, какие компоненты </w:t>
+      </w:r>
+      <w:r>
+        <w:rPr>
+          <w:lang w:val="en-US"/>
+        </w:rPr>
+        <w:t>React</w:t>
+      </w:r>
+      <w:r>
+        <w:t xml:space="preserve"> используются в </w:t>
       </w:r>
       <w:r>
         <w:rPr>
@@ -9434,46 +9611,26 @@
         <w:t>Storybook</w:t>
       </w:r>
       <w:r>
-        <w:t xml:space="preserve"> и остальной платформой. Инструмент не должен изобретать собственную параллельную инфраструктуру там, где в </w:t>
-      </w:r>
-      <w:r>
-        <w:rPr>
-          <w:lang w:val="en-US"/>
-        </w:rPr>
-        <w:t>Reactor</w:t>
-      </w:r>
-      <w:r>
-        <w:t xml:space="preserve"> уже есть принятый способ решения задачи.</w:t>
-      </w:r>
-    </w:p>
-    <w:p>
-      <w:r>
-        <w:t xml:space="preserve">Четвёртое требование </w:t>
-      </w:r>
-      <w:r>
-        <w:t>–</w:t>
-      </w:r>
-      <w:r>
-        <w:t xml:space="preserve"> тестируемость. В пакете </w:t>
-      </w:r>
-      <w:r>
-        <w:rPr>
-          <w:rFonts w:ascii="Courier New" w:hAnsi="Courier New" w:cs="Courier New"/>
-        </w:rPr>
-        <w:t>@</w:t>
-      </w:r>
-      <w:r>
-        <w:rPr>
-          <w:rFonts w:ascii="Courier New" w:hAnsi="Courier New" w:cs="Courier New"/>
-          <w:lang w:val="en-US"/>
-        </w:rPr>
-        <w:t>reactor</w:t>
-      </w:r>
-      <w:r>
-        <w:rPr>
-          <w:rFonts w:ascii="Courier New" w:hAnsi="Courier New" w:cs="Courier New"/>
-        </w:rPr>
-        <w:t>/</w:t>
+        <w:t xml:space="preserve">, как устроено меню и где хранятся </w:t>
+      </w:r>
+      <w:r>
+        <w:t>элементы управления</w:t>
+      </w:r>
+      <w:r>
+        <w:t xml:space="preserve">. Ему достаточно дождаться </w:t>
+      </w:r>
+      <w:r>
+        <w:rPr>
+          <w:rFonts w:ascii="Courier New" w:hAnsi="Courier New" w:cs="Courier New"/>
+          <w:lang w:val="en-US"/>
+        </w:rPr>
+        <w:t>window</w:t>
+      </w:r>
+      <w:r>
+        <w:rPr>
+          <w:rFonts w:ascii="Courier New" w:hAnsi="Courier New" w:cs="Courier New"/>
+        </w:rPr>
+        <w:t>.</w:t>
       </w:r>
       <w:r>
         <w:rPr>
@@ -9483,241 +9640,6 @@
         <w:t>storybook</w:t>
       </w:r>
       <w:r>
-        <w:t xml:space="preserve"> присутствуют тесты для парсинга и строковых преобразований, например </w:t>
-      </w:r>
-      <w:r>
-        <w:rPr>
-          <w:rFonts w:ascii="Courier New" w:hAnsi="Courier New" w:cs="Courier New"/>
-          <w:lang w:val="en-US"/>
-        </w:rPr>
-        <w:t>Parser</w:t>
-      </w:r>
-      <w:r>
-        <w:rPr>
-          <w:rFonts w:ascii="Courier New" w:hAnsi="Courier New" w:cs="Courier New"/>
-        </w:rPr>
-        <w:t>.</w:t>
-      </w:r>
-      <w:r>
-        <w:rPr>
-          <w:rFonts w:ascii="Courier New" w:hAnsi="Courier New" w:cs="Courier New"/>
-          <w:lang w:val="en-US"/>
-        </w:rPr>
-        <w:t>test</w:t>
-      </w:r>
-      <w:r>
-        <w:rPr>
-          <w:rFonts w:ascii="Courier New" w:hAnsi="Courier New" w:cs="Courier New"/>
-        </w:rPr>
-        <w:t>.</w:t>
-      </w:r>
-      <w:proofErr w:type="spellStart"/>
-      <w:r>
-        <w:rPr>
-          <w:rFonts w:ascii="Courier New" w:hAnsi="Courier New" w:cs="Courier New"/>
-          <w:lang w:val="en-US"/>
-        </w:rPr>
-        <w:t>ts</w:t>
-      </w:r>
-      <w:proofErr w:type="spellEnd"/>
-      <w:r>
-        <w:t xml:space="preserve">, </w:t>
-      </w:r>
-      <w:r>
-        <w:rPr>
-          <w:rFonts w:ascii="Courier New" w:hAnsi="Courier New" w:cs="Courier New"/>
-          <w:lang w:val="en-US"/>
-        </w:rPr>
-        <w:t>String</w:t>
-      </w:r>
-      <w:r>
-        <w:rPr>
-          <w:rFonts w:ascii="Courier New" w:hAnsi="Courier New" w:cs="Courier New"/>
-        </w:rPr>
-        <w:t>.</w:t>
-      </w:r>
-      <w:r>
-        <w:rPr>
-          <w:rFonts w:ascii="Courier New" w:hAnsi="Courier New" w:cs="Courier New"/>
-          <w:lang w:val="en-US"/>
-        </w:rPr>
-        <w:t>test</w:t>
-      </w:r>
-      <w:r>
-        <w:rPr>
-          <w:rFonts w:ascii="Courier New" w:hAnsi="Courier New" w:cs="Courier New"/>
-        </w:rPr>
-        <w:t>.</w:t>
-      </w:r>
-      <w:proofErr w:type="spellStart"/>
-      <w:r>
-        <w:rPr>
-          <w:rFonts w:ascii="Courier New" w:hAnsi="Courier New" w:cs="Courier New"/>
-          <w:lang w:val="en-US"/>
-        </w:rPr>
-        <w:t>ts</w:t>
-      </w:r>
-      <w:proofErr w:type="spellEnd"/>
-      <w:r>
-        <w:t xml:space="preserve">, </w:t>
-      </w:r>
-      <w:proofErr w:type="spellStart"/>
-      <w:r>
-        <w:rPr>
-          <w:rFonts w:ascii="Courier New" w:hAnsi="Courier New" w:cs="Courier New"/>
-          <w:lang w:val="en-US"/>
-        </w:rPr>
-        <w:t>Jsx</w:t>
-      </w:r>
-      <w:proofErr w:type="spellEnd"/>
-      <w:r>
-        <w:rPr>
-          <w:rFonts w:ascii="Courier New" w:hAnsi="Courier New" w:cs="Courier New"/>
-        </w:rPr>
-        <w:t>.</w:t>
-      </w:r>
-      <w:r>
-        <w:rPr>
-          <w:rFonts w:ascii="Courier New" w:hAnsi="Courier New" w:cs="Courier New"/>
-          <w:lang w:val="en-US"/>
-        </w:rPr>
-        <w:t>test</w:t>
-      </w:r>
-      <w:r>
-        <w:rPr>
-          <w:rFonts w:ascii="Courier New" w:hAnsi="Courier New" w:cs="Courier New"/>
-        </w:rPr>
-        <w:t>.</w:t>
-      </w:r>
-      <w:proofErr w:type="spellStart"/>
-      <w:r>
-        <w:rPr>
-          <w:rFonts w:ascii="Courier New" w:hAnsi="Courier New" w:cs="Courier New"/>
-          <w:lang w:val="en-US"/>
-        </w:rPr>
-        <w:t>tsx</w:t>
-      </w:r>
-      <w:proofErr w:type="spellEnd"/>
-      <w:r>
-        <w:t xml:space="preserve">. Для </w:t>
-      </w:r>
-      <w:r>
-        <w:t xml:space="preserve">визуально регрессионного тестирования </w:t>
-      </w:r>
-      <w:r>
-        <w:t xml:space="preserve">основной проверкой выступают </w:t>
-      </w:r>
-      <w:r>
-        <w:rPr>
-          <w:lang w:val="en-US"/>
-        </w:rPr>
-        <w:t>PNG</w:t>
-      </w:r>
-      <w:r>
-        <w:t xml:space="preserve">-эталоны. </w:t>
-      </w:r>
-      <w:r>
-        <w:t>Таким образом, система сочетает модульные проверки вспомогательной логики и интеграционную проверку итогового визуального результата.</w:t>
-      </w:r>
-    </w:p>
-    <w:p>
-      <w:r>
-        <w:t xml:space="preserve">Пятое требование </w:t>
-      </w:r>
-      <w:r>
-        <w:t>–</w:t>
-      </w:r>
-      <w:r>
-        <w:t xml:space="preserve"> отсутствие избыточной связанности между </w:t>
-      </w:r>
-      <w:r>
-        <w:rPr>
-          <w:lang w:val="en-US"/>
-        </w:rPr>
-        <w:t>CLI</w:t>
-      </w:r>
-      <w:r>
-        <w:t xml:space="preserve"> и </w:t>
-      </w:r>
-      <w:r>
-        <w:rPr>
-          <w:lang w:val="en-US"/>
-        </w:rPr>
-        <w:t>React</w:t>
-      </w:r>
-      <w:r>
-        <w:t xml:space="preserve">-интерфейсом. </w:t>
-      </w:r>
-      <w:r>
-        <w:rPr>
-          <w:rFonts w:ascii="Courier New" w:hAnsi="Courier New" w:cs="Courier New"/>
-          <w:lang w:val="en-US"/>
-        </w:rPr>
-        <w:t>rtr</w:t>
-      </w:r>
-      <w:r>
-        <w:rPr>
-          <w:rFonts w:ascii="Courier New" w:hAnsi="Courier New" w:cs="Courier New"/>
-        </w:rPr>
-        <w:t xml:space="preserve"> </w:t>
-      </w:r>
-      <w:r>
-        <w:rPr>
-          <w:rFonts w:ascii="Courier New" w:hAnsi="Courier New" w:cs="Courier New"/>
-          <w:lang w:val="en-US"/>
-        </w:rPr>
-        <w:t>shot</w:t>
-      </w:r>
-      <w:r>
-        <w:t xml:space="preserve"> не должен знать, какие компоненты </w:t>
-      </w:r>
-      <w:r>
-        <w:rPr>
-          <w:lang w:val="en-US"/>
-        </w:rPr>
-        <w:t>React</w:t>
-      </w:r>
-      <w:r>
-        <w:t xml:space="preserve"> используются в </w:t>
-      </w:r>
-      <w:r>
-        <w:rPr>
-          <w:lang w:val="en-US"/>
-        </w:rPr>
-        <w:t>Storybook</w:t>
-      </w:r>
-      <w:r>
-        <w:t xml:space="preserve">, как устроено меню и где хранятся </w:t>
-      </w:r>
-      <w:r>
-        <w:t>элементы управления</w:t>
-      </w:r>
-      <w:r>
-        <w:t xml:space="preserve">. Ему достаточно дождаться </w:t>
-      </w:r>
-      <w:proofErr w:type="gramStart"/>
-      <w:r>
-        <w:rPr>
-          <w:rFonts w:ascii="Courier New" w:hAnsi="Courier New" w:cs="Courier New"/>
-          <w:lang w:val="en-US"/>
-        </w:rPr>
-        <w:t>window</w:t>
-      </w:r>
-      <w:r>
-        <w:rPr>
-          <w:rFonts w:ascii="Courier New" w:hAnsi="Courier New" w:cs="Courier New"/>
-        </w:rPr>
-        <w:t>.</w:t>
-      </w:r>
-      <w:r>
-        <w:rPr>
-          <w:rFonts w:ascii="Courier New" w:hAnsi="Courier New" w:cs="Courier New"/>
-          <w:lang w:val="en-US"/>
-        </w:rPr>
-        <w:t>storybook</w:t>
-      </w:r>
-      <w:proofErr w:type="gramEnd"/>
-      <w:r>
         <w:t xml:space="preserve">, прочитать список сценариев и вызвать </w:t>
       </w:r>
       <w:r>
@@ -9755,13 +9677,7 @@
     </w:p>
     <w:p>
       <w:r>
-        <w:t xml:space="preserve">Шестое требование </w:t>
-      </w:r>
-      <w:r>
-        <w:t>–</w:t>
-      </w:r>
-      <w:r>
-        <w:t xml:space="preserve"> понятные ошибки. Если </w:t>
+        <w:t xml:space="preserve">Шестое требование – понятные ошибки. Если </w:t>
       </w:r>
       <w:r>
         <w:rPr>
@@ -9843,7 +9759,7 @@
       <w:pPr>
         <w:pStyle w:val="Heading1"/>
       </w:pPr>
-      <w:bookmarkStart w:id="9" w:name="_Toc232175478"/>
+      <w:bookmarkStart w:id="9" w:name="_Toc232176866"/>
       <w:r>
         <w:lastRenderedPageBreak/>
         <w:t>Аналитическая часть</w:t>
@@ -11285,7 +11201,6 @@
   <w:style w:type="character" w:default="1" w:styleId="DefaultParagraphFont">
     <w:name w:val="Default Paragraph Font"/>
     <w:uiPriority w:val="1"/>
-    <w:semiHidden/>
     <w:unhideWhenUsed/>
   </w:style>
   <w:style w:type="table" w:default="1" w:styleId="TableNormal">

--- a/Диплом.docx
+++ b/Диплом.docx
@@ -3714,7 +3714,7 @@
         <w:rPr>
           <w:noProof/>
         </w:rPr>
-        <w:instrText xml:space="preserve"> PAGEREF _Toc232176857 \h </w:instrText>
+        <w:instrText xml:space="preserve"> PAGEREF _Toc232180217 \h </w:instrText>
       </w:r>
       <w:r>
         <w:rPr>
@@ -3776,7 +3776,7 @@
         <w:rPr>
           <w:noProof/>
         </w:rPr>
-        <w:instrText xml:space="preserve"> PAGEREF _Toc232176858 \h </w:instrText>
+        <w:instrText xml:space="preserve"> PAGEREF _Toc232180218 \h </w:instrText>
       </w:r>
       <w:r>
         <w:rPr>
@@ -3844,7 +3844,7 @@
         <w:rPr>
           <w:noProof/>
         </w:rPr>
-        <w:instrText xml:space="preserve"> PAGEREF _Toc232176859 \h </w:instrText>
+        <w:instrText xml:space="preserve"> PAGEREF _Toc232180219 \h </w:instrText>
       </w:r>
       <w:r>
         <w:rPr>
@@ -3906,7 +3906,7 @@
         <w:rPr>
           <w:noProof/>
         </w:rPr>
-        <w:instrText xml:space="preserve"> PAGEREF _Toc232176860 \h </w:instrText>
+        <w:instrText xml:space="preserve"> PAGEREF _Toc232180220 \h </w:instrText>
       </w:r>
       <w:r>
         <w:rPr>
@@ -3968,7 +3968,7 @@
         <w:rPr>
           <w:noProof/>
         </w:rPr>
-        <w:instrText xml:space="preserve"> PAGEREF _Toc232176861 \h </w:instrText>
+        <w:instrText xml:space="preserve"> PAGEREF _Toc232180221 \h </w:instrText>
       </w:r>
       <w:r>
         <w:rPr>
@@ -4036,7 +4036,7 @@
         <w:rPr>
           <w:noProof/>
         </w:rPr>
-        <w:instrText xml:space="preserve"> PAGEREF _Toc232176862 \h </w:instrText>
+        <w:instrText xml:space="preserve"> PAGEREF _Toc232180222 \h </w:instrText>
       </w:r>
       <w:r>
         <w:rPr>
@@ -4098,7 +4098,7 @@
         <w:rPr>
           <w:noProof/>
         </w:rPr>
-        <w:instrText xml:space="preserve"> PAGEREF _Toc232176863 \h </w:instrText>
+        <w:instrText xml:space="preserve"> PAGEREF _Toc232180223 \h </w:instrText>
       </w:r>
       <w:r>
         <w:rPr>
@@ -4160,7 +4160,7 @@
         <w:rPr>
           <w:noProof/>
         </w:rPr>
-        <w:instrText xml:space="preserve"> PAGEREF _Toc232176864 \h </w:instrText>
+        <w:instrText xml:space="preserve"> PAGEREF _Toc232180224 \h </w:instrText>
       </w:r>
       <w:r>
         <w:rPr>
@@ -4222,7 +4222,7 @@
         <w:rPr>
           <w:noProof/>
         </w:rPr>
-        <w:instrText xml:space="preserve"> PAGEREF _Toc232176865 \h </w:instrText>
+        <w:instrText xml:space="preserve"> PAGEREF _Toc232180225 \h </w:instrText>
       </w:r>
       <w:r>
         <w:rPr>
@@ -4284,7 +4284,7 @@
         <w:rPr>
           <w:noProof/>
         </w:rPr>
-        <w:instrText xml:space="preserve"> PAGEREF _Toc232176866 \h </w:instrText>
+        <w:instrText xml:space="preserve"> PAGEREF _Toc232180226 \h </w:instrText>
       </w:r>
       <w:r>
         <w:rPr>
@@ -4334,7 +4334,7 @@
           <w:numId w:val="0"/>
         </w:numPr>
       </w:pPr>
-      <w:bookmarkStart w:id="0" w:name="_Toc232176857"/>
+      <w:bookmarkStart w:id="0" w:name="_Toc232180217"/>
       <w:r>
         <w:lastRenderedPageBreak/>
         <w:t>Определения, обозначения и сокращения</w:t>
@@ -4406,13 +4406,28 @@
     </w:p>
     <w:p>
       <w:r>
-        <w:rPr>
-          <w:lang w:val="en-US"/>
-        </w:rPr>
-        <w:t>Screenshot</w:t>
-      </w:r>
-      <w:r>
-        <w:t>-тест – тест, при котором система открывает заданное состояние интерфейса, снимает изображение и сравнивает его с эталонным изображением.</w:t>
+        <w:t>Скриншот-тест (</w:t>
+      </w:r>
+      <w:r>
+        <w:rPr>
+          <w:lang w:val="en-US"/>
+        </w:rPr>
+        <w:t>screenshot</w:t>
+      </w:r>
+      <w:r>
+        <w:t xml:space="preserve"> </w:t>
+      </w:r>
+      <w:r>
+        <w:rPr>
+          <w:lang w:val="en-US"/>
+        </w:rPr>
+        <w:t>test</w:t>
+      </w:r>
+      <w:r>
+        <w:t>)</w:t>
+      </w:r>
+      <w:r>
+        <w:t xml:space="preserve"> – тест, при котором система открывает заданное состояние интерфейса, снимает изображение и сравнивает его с эталонным изображением.</w:t>
       </w:r>
     </w:p>
     <w:p>
@@ -4422,12 +4437,18 @@
     </w:p>
     <w:p>
       <w:r>
+        <w:t>История (</w:t>
+      </w:r>
+      <w:r>
         <w:rPr>
           <w:lang w:val="en-US"/>
         </w:rPr>
         <w:t>Story</w:t>
       </w:r>
       <w:r>
+        <w:t>)</w:t>
+      </w:r>
+      <w:r>
         <w:t xml:space="preserve"> </w:t>
       </w:r>
       <w:r>
@@ -4457,12 +4478,18 @@
     </w:p>
     <w:p>
       <w:r>
+        <w:t>Пресет (</w:t>
+      </w:r>
+      <w:r>
         <w:rPr>
           <w:lang w:val="en-US"/>
         </w:rPr>
         <w:t>Preset</w:t>
       </w:r>
       <w:r>
+        <w:t>)</w:t>
+      </w:r>
+      <w:r>
         <w:t xml:space="preserve"> </w:t>
       </w:r>
       <w:r>
@@ -4477,13 +4504,16 @@
     </w:p>
     <w:p>
       <w:r>
+        <w:t>Элементы управления (</w:t>
+      </w:r>
+      <w:r>
         <w:rPr>
           <w:lang w:val="en-US"/>
         </w:rPr>
         <w:t>Controls</w:t>
       </w:r>
       <w:r>
-        <w:t xml:space="preserve"> – элементы управления свойствами компонента в интерфейсе </w:t>
+        <w:t xml:space="preserve">) – элементы интерфейса </w:t>
       </w:r>
       <w:r>
         <w:rPr>
@@ -4492,10 +4522,13 @@
         <w:t>Storybook</w:t>
       </w:r>
       <w:r>
-        <w:t>, позволяющие изменять состояние компонента без редактирования исходного кода.</w:t>
-      </w:r>
-    </w:p>
-    <w:p>
+        <w:t>, позволяющие изменять свойства компонента без редактирования исходного кода.</w:t>
+      </w:r>
+    </w:p>
+    <w:p>
+      <w:r>
+        <w:t>Настройки отображения (</w:t>
+      </w:r>
       <w:r>
         <w:rPr>
           <w:lang w:val="en-US"/>
@@ -4503,7 +4536,7 @@
         <w:t>Settings</w:t>
       </w:r>
       <w:r>
-        <w:t xml:space="preserve"> – настройки области отображения компонента, определяющие размеры, фон и другие параметры предпросмотра.</w:t>
+        <w:t>) – параметры области предпросмотра компонента, определяющие её размеры, фон и другие условия отображения.</w:t>
       </w:r>
     </w:p>
     <w:p>
@@ -4514,6 +4547,15 @@
         <w:t>URL</w:t>
       </w:r>
       <w:r>
+        <w:t>-состояние (</w:t>
+      </w:r>
+      <w:r>
+        <w:rPr>
+          <w:lang w:val="en-US"/>
+        </w:rPr>
+        <w:t>URL</w:t>
+      </w:r>
+      <w:r>
         <w:t>-</w:t>
       </w:r>
       <w:r>
@@ -4523,15 +4565,21 @@
         <w:t>state</w:t>
       </w:r>
       <w:r>
+        <w:t>)</w:t>
+      </w:r>
+      <w:r>
         <w:t xml:space="preserve"> – способ хранения состояния интерфейса в параметрах адресной строки, позволяющий воспроизводить выбранный сценарий.</w:t>
       </w:r>
     </w:p>
     <w:p>
       <w:r>
-        <w:rPr>
-          <w:lang w:val="en-US"/>
-        </w:rPr>
-        <w:t>Test</w:t>
+        <w:t>Тестовый режим (</w:t>
+      </w:r>
+      <w:r>
+        <w:rPr>
+          <w:lang w:val="en-US"/>
+        </w:rPr>
+        <w:t>test</w:t>
       </w:r>
       <w:r>
         <w:t xml:space="preserve"> </w:t>
@@ -4543,6 +4591,9 @@
         <w:t>mode</w:t>
       </w:r>
       <w:r>
+        <w:t>)</w:t>
+      </w:r>
+      <w:r>
         <w:t xml:space="preserve"> – режим отображения </w:t>
       </w:r>
       <w:r>
@@ -4650,6 +4701,7 @@
     </w:p>
     <w:p>
       <w:r>
+        <w:lastRenderedPageBreak/>
         <w:t xml:space="preserve">PNG – </w:t>
       </w:r>
       <w:r>
@@ -4682,7 +4734,6 @@
     </w:p>
     <w:p>
       <w:r>
-        <w:lastRenderedPageBreak/>
         <w:t xml:space="preserve">URL – </w:t>
       </w:r>
       <w:r>
@@ -4814,10 +4865,16 @@
     </w:p>
     <w:p>
       <w:r>
-        <w:rPr>
-          <w:lang w:val="en-US"/>
-        </w:rPr>
-        <w:t>Viewport</w:t>
+        <w:t>Область просмотра (</w:t>
+      </w:r>
+      <w:r>
+        <w:rPr>
+          <w:lang w:val="en-US"/>
+        </w:rPr>
+        <w:t>viewport</w:t>
+      </w:r>
+      <w:r>
+        <w:t>)</w:t>
       </w:r>
       <w:r>
         <w:t xml:space="preserve"> </w:t>
@@ -4828,10 +4885,16 @@
     </w:p>
     <w:p>
       <w:r>
-        <w:rPr>
-          <w:lang w:val="en-US"/>
-        </w:rPr>
-        <w:t>Pipeline</w:t>
+        <w:t>Конвейер (</w:t>
+      </w:r>
+      <w:r>
+        <w:rPr>
+          <w:lang w:val="en-US"/>
+        </w:rPr>
+        <w:t>pipeline</w:t>
+      </w:r>
+      <w:r>
+        <w:t>)</w:t>
       </w:r>
       <w:r>
         <w:t xml:space="preserve"> – последовательность автоматизированных этапов обработки, сборки, тестирования или проверки программного продукта.</w:t>
@@ -4850,7 +4913,7 @@
           <w:numId w:val="0"/>
         </w:numPr>
       </w:pPr>
-      <w:bookmarkStart w:id="1" w:name="_Toc232176858"/>
+      <w:bookmarkStart w:id="1" w:name="_Toc232180218"/>
       <w:r>
         <w:lastRenderedPageBreak/>
         <w:t>Введение</w:t>
@@ -4873,58 +4936,25 @@
         <w:t>CSS</w:t>
       </w:r>
       <w:r>
-        <w:t xml:space="preserve">, темы, шрифта, иконки или параметров отрисовки. Ручная проверка позволяет заметить визуальные ошибки, однако плохо масштабируется: количество компонентов растёт, у каждого компонента появляются варианты размера, цвета, состояния </w:t>
-      </w:r>
-      <w:r>
-        <w:rPr>
-          <w:lang w:val="en-US"/>
-        </w:rPr>
-        <w:t>disabled</w:t>
-      </w:r>
-      <w:r>
-        <w:t xml:space="preserve">, </w:t>
-      </w:r>
-      <w:r>
-        <w:rPr>
-          <w:lang w:val="en-US"/>
-        </w:rPr>
-        <w:t>loading</w:t>
-      </w:r>
-      <w:r>
-        <w:t xml:space="preserve">, </w:t>
-      </w:r>
-      <w:r>
-        <w:rPr>
-          <w:lang w:val="en-US"/>
-        </w:rPr>
-        <w:t>focus</w:t>
-      </w:r>
-      <w:r>
-        <w:t xml:space="preserve">, </w:t>
-      </w:r>
-      <w:r>
-        <w:rPr>
-          <w:lang w:val="en-US"/>
-        </w:rPr>
-        <w:t>error</w:t>
-      </w:r>
-      <w:r>
-        <w:t xml:space="preserve">, </w:t>
-      </w:r>
-      <w:r>
-        <w:rPr>
-          <w:lang w:val="en-US"/>
-        </w:rPr>
-        <w:t>dark</w:t>
+        <w:t xml:space="preserve">, темы, шрифта, иконки или параметров отрисовки. Ручная проверка позволяет заметить визуальные ошибки, однако плохо масштабируется: количество компонентов растёт, у каждого компонента появляются варианты размера, цвета, </w:t>
+      </w:r>
+      <w:r>
+        <w:t xml:space="preserve">отключённое состояние, состояние загрузки, фокус, </w:t>
+      </w:r>
+      <w:r>
+        <w:t>состояние</w:t>
       </w:r>
       <w:r>
         <w:t xml:space="preserve"> </w:t>
       </w:r>
       <w:r>
-        <w:rPr>
-          <w:lang w:val="en-US"/>
-        </w:rPr>
-        <w:t>mode</w:t>
+        <w:t>ошиб</w:t>
+      </w:r>
+      <w:r>
+        <w:t>ки</w:t>
+      </w:r>
+      <w:r>
+        <w:t>, тёмная тема</w:t>
       </w:r>
       <w:r>
         <w:t xml:space="preserve"> и другие комбинации. Даже опытному разработчику трудно каждый раз обходить все такие варианты вручную и делать это одинаково внимательно.</w:t>
@@ -4940,10 +4970,7 @@
         <w:t xml:space="preserve">Однако сама идея </w:t>
       </w:r>
       <w:r>
-        <w:rPr>
-          <w:lang w:val="en-US"/>
-        </w:rPr>
-        <w:t>screenshot</w:t>
+        <w:t>скриншот</w:t>
       </w:r>
       <w:r>
         <w:t xml:space="preserve">-тестирования не является достаточной. Для промышленного проекта необходимо решить несколько дополнительных задач. Нужно описать состояния компонентов так, чтобы они были понятны человеку и пригодны для автоматизации. Нужно обеспечить воспроизводимость: один и тот же сценарий должен открываться одинаково локально, в CI и при ручной проверке. Нужно встроить инструмент в существующий цикл разработки, чтобы разработчики не поддерживали отдельный каталог вручную и не дублировали сценарии для документации и тестов. Нужно обеспечить связь между браузерной страницей и CLI-командой, которая снимает изображения, без жёсткой зависимости от внутренних деталей </w:t>
@@ -5578,53 +5605,13 @@
         <w:rPr>
           <w:rFonts w:cstheme="minorHAnsi"/>
         </w:rPr>
-        <w:t xml:space="preserve">, включающую типизированные </w:t>
+        <w:t xml:space="preserve">, включающую </w:t>
       </w:r>
       <w:r>
         <w:rPr>
           <w:rFonts w:cstheme="minorHAnsi"/>
-          <w:lang w:val="en-US"/>
-        </w:rPr>
-        <w:t>stories</w:t>
-      </w:r>
-      <w:r>
-        <w:rPr>
-          <w:rFonts w:cstheme="minorHAnsi"/>
-        </w:rPr>
-        <w:t xml:space="preserve">, </w:t>
-      </w:r>
-      <w:r>
-        <w:rPr>
-          <w:rFonts w:cstheme="minorHAnsi"/>
-          <w:lang w:val="en-US"/>
-        </w:rPr>
-        <w:t>controls</w:t>
-      </w:r>
-      <w:r>
-        <w:rPr>
-          <w:rFonts w:cstheme="minorHAnsi"/>
-        </w:rPr>
-        <w:t xml:space="preserve">, </w:t>
-      </w:r>
-      <w:r>
-        <w:rPr>
-          <w:rFonts w:cstheme="minorHAnsi"/>
-          <w:lang w:val="en-US"/>
-        </w:rPr>
-        <w:t>presets</w:t>
-      </w:r>
-      <w:r>
-        <w:rPr>
-          <w:rFonts w:cstheme="minorHAnsi"/>
-        </w:rPr>
-        <w:t xml:space="preserve">, </w:t>
-      </w:r>
-      <w:r>
-        <w:rPr>
-          <w:rFonts w:cstheme="minorHAnsi"/>
-          <w:lang w:val="en-US"/>
-        </w:rPr>
-        <w:t>settings</w:t>
+        </w:rPr>
+        <w:t>типизированные истории, элементы управления, пресеты, настройки отображения</w:t>
       </w:r>
       <w:r>
         <w:rPr>
@@ -5685,27 +5672,13 @@
         <w:rPr>
           <w:rFonts w:cstheme="minorHAnsi"/>
         </w:rPr>
-        <w:t xml:space="preserve">, отображения JSX и запуска изолированного </w:t>
+        <w:t xml:space="preserve">, отображения JSX и </w:t>
       </w:r>
       <w:r>
         <w:rPr>
           <w:rFonts w:cstheme="minorHAnsi"/>
-          <w:lang w:val="en-US"/>
-        </w:rPr>
-        <w:t>test</w:t>
-      </w:r>
-      <w:r>
-        <w:rPr>
-          <w:rFonts w:cstheme="minorHAnsi"/>
-        </w:rPr>
-        <w:t xml:space="preserve"> </w:t>
-      </w:r>
-      <w:r>
-        <w:rPr>
-          <w:rFonts w:cstheme="minorHAnsi"/>
-          <w:lang w:val="en-US"/>
-        </w:rPr>
-        <w:t>mode</w:t>
+        </w:rPr>
+        <w:t>запуска изолированного тестового режима</w:t>
       </w:r>
       <w:r>
         <w:rPr>
@@ -5731,6 +5704,7 @@
         </w:rPr>
         <w:t xml:space="preserve">разработать конвейер </w:t>
       </w:r>
+      <w:proofErr w:type="spellStart"/>
       <w:r>
         <w:rPr>
           <w:rFonts w:ascii="Courier New" w:hAnsi="Courier New" w:cs="Courier New"/>
@@ -5738,6 +5712,7 @@
         </w:rPr>
         <w:t>rtr</w:t>
       </w:r>
+      <w:proofErr w:type="spellEnd"/>
       <w:r>
         <w:rPr>
           <w:rFonts w:ascii="Courier New" w:hAnsi="Courier New" w:cs="Courier New"/>
@@ -5757,6 +5732,7 @@
         </w:rPr>
         <w:t xml:space="preserve">: внешний контракт </w:t>
       </w:r>
+      <w:proofErr w:type="gramStart"/>
       <w:r>
         <w:rPr>
           <w:rFonts w:ascii="Courier New" w:hAnsi="Courier New" w:cs="Courier New"/>
@@ -5777,6 +5753,7 @@
         </w:rPr>
         <w:t>storybook</w:t>
       </w:r>
+      <w:proofErr w:type="gramEnd"/>
       <w:r>
         <w:rPr>
           <w:rFonts w:cstheme="minorHAnsi"/>
@@ -5789,6 +5766,12 @@
           <w:lang w:val="en-US"/>
         </w:rPr>
         <w:t>preview</w:t>
+      </w:r>
+      <w:r>
+        <w:rPr>
+          <w:rFonts w:cstheme="minorHAnsi"/>
+        </w:rPr>
+        <w:t>-страницы</w:t>
       </w:r>
       <w:r>
         <w:rPr>
@@ -6202,7 +6185,7 @@
           <w:lang w:val="en-US"/>
         </w:rPr>
       </w:pPr>
-      <w:bookmarkStart w:id="2" w:name="_Toc232176859"/>
+      <w:bookmarkStart w:id="2" w:name="_Toc232180219"/>
       <w:r>
         <w:lastRenderedPageBreak/>
         <w:t>Постановка задачи</w:t>
@@ -6213,7 +6196,7 @@
       <w:pPr>
         <w:pStyle w:val="Heading2"/>
       </w:pPr>
-      <w:bookmarkStart w:id="3" w:name="_Toc232176860"/>
+      <w:bookmarkStart w:id="3" w:name="_Toc232180220"/>
       <w:r>
         <w:t>Описание проблемы</w:t>
       </w:r>
@@ -6257,10 +6240,7 @@
         <w:t xml:space="preserve">Существующие каталоги компонентов решают часть проблемы: они позволяют открыть компонент отдельно от приложения, увидеть его варианты и использовать как документацию. Но если такой каталог не связан с автоматическими тестами, он остаётся вспомогательным инструментом, а не механизмом контроля качества. Отдельные </w:t>
       </w:r>
       <w:r>
-        <w:rPr>
-          <w:lang w:val="en-US"/>
-        </w:rPr>
-        <w:t>screenshot</w:t>
+        <w:t>скриншот</w:t>
       </w:r>
       <w:r>
         <w:t>-тесты, наоборот, могут автоматически сравнивать изображения, но без удобного каталога становятся трудными для сопровождения: сценарии тестов приходится описывать отдельно от демонстрации компонентов.</w:t>
@@ -6398,7 +6378,7 @@
       <w:pPr>
         <w:pStyle w:val="Heading2"/>
       </w:pPr>
-      <w:bookmarkStart w:id="4" w:name="_Toc232176861"/>
+      <w:bookmarkStart w:id="4" w:name="_Toc232180221"/>
       <w:r>
         <w:t>Актуальность проблемы</w:t>
       </w:r>
@@ -6423,10 +6403,7 @@
         <w:t xml:space="preserve">. Это повышает доверие к изменениям в дизайн-системе и ускоряет выпуск новых версий компонентов. Особенно важно, что </w:t>
       </w:r>
       <w:r>
-        <w:rPr>
-          <w:lang w:val="en-US"/>
-        </w:rPr>
-        <w:t>screenshot</w:t>
+        <w:t>скриншот</w:t>
       </w:r>
       <w:r>
         <w:t xml:space="preserve">-тесты фиксируют не только крупные поломки, но и мелкие визуальные отклонения, которые трудно описать обычными </w:t>
@@ -6612,22 +6589,191 @@
         <w:t xml:space="preserve">Наконец, система должна быть встроена в </w:t>
       </w:r>
       <w:r>
-        <w:rPr>
-          <w:lang w:val="en-US"/>
-        </w:rPr>
-        <w:t>developer</w:t>
-      </w:r>
-      <w:r>
+        <w:t>рабочий процесс разработчика</w:t>
+      </w:r>
+      <w:r>
+        <w:t xml:space="preserve">. В </w:t>
+      </w:r>
+      <w:r>
+        <w:rPr>
+          <w:lang w:val="en-US"/>
+        </w:rPr>
+        <w:t>Reactor</w:t>
+      </w:r>
+      <w:r>
+        <w:t xml:space="preserve"> таким инструментом является </w:t>
+      </w:r>
+      <w:r>
+        <w:rPr>
+          <w:rFonts w:ascii="Courier New" w:hAnsi="Courier New" w:cs="Courier New"/>
+          <w:lang w:val="en-US"/>
+        </w:rPr>
+        <w:t>rtr</w:t>
+      </w:r>
+      <w:r>
+        <w:t xml:space="preserve">. Он объединяет сборку, линтинг, тесты, работу с переводами, анализ и визуальное регрессионное тестирование. Поэтому команды </w:t>
+      </w:r>
+      <w:r>
+        <w:rPr>
+          <w:rFonts w:ascii="Courier New" w:hAnsi="Courier New" w:cs="Courier New"/>
+          <w:lang w:val="en-US"/>
+        </w:rPr>
+        <w:t>rtr</w:t>
+      </w:r>
+      <w:r>
+        <w:rPr>
+          <w:rFonts w:ascii="Courier New" w:hAnsi="Courier New" w:cs="Courier New"/>
+        </w:rPr>
         <w:t xml:space="preserve"> </w:t>
       </w:r>
       <w:r>
         <w:rPr>
-          <w:lang w:val="en-US"/>
-        </w:rPr>
-        <w:t>workflow</w:t>
-      </w:r>
-      <w:r>
-        <w:t xml:space="preserve">. В </w:t>
+          <w:rFonts w:ascii="Courier New" w:hAnsi="Courier New" w:cs="Courier New"/>
+          <w:lang w:val="en-US"/>
+        </w:rPr>
+        <w:t>shot</w:t>
+      </w:r>
+      <w:r>
+        <w:t xml:space="preserve">, </w:t>
+      </w:r>
+      <w:r>
+        <w:rPr>
+          <w:rFonts w:ascii="Courier New" w:hAnsi="Courier New" w:cs="Courier New"/>
+          <w:lang w:val="en-US"/>
+        </w:rPr>
+        <w:t>rtr</w:t>
+      </w:r>
+      <w:r>
+        <w:rPr>
+          <w:rFonts w:ascii="Courier New" w:hAnsi="Courier New" w:cs="Courier New"/>
+        </w:rPr>
+        <w:t xml:space="preserve"> </w:t>
+      </w:r>
+      <w:r>
+        <w:rPr>
+          <w:rFonts w:ascii="Courier New" w:hAnsi="Courier New" w:cs="Courier New"/>
+          <w:lang w:val="en-US"/>
+        </w:rPr>
+        <w:t>shot</w:t>
+      </w:r>
+      <w:r>
+        <w:rPr>
+          <w:rFonts w:ascii="Courier New" w:hAnsi="Courier New" w:cs="Courier New"/>
+        </w:rPr>
+        <w:t>-</w:t>
+      </w:r>
+      <w:r>
+        <w:rPr>
+          <w:rFonts w:ascii="Courier New" w:hAnsi="Courier New" w:cs="Courier New"/>
+          <w:lang w:val="en-US"/>
+        </w:rPr>
+        <w:t>check</w:t>
+      </w:r>
+      <w:r>
+        <w:t xml:space="preserve">, </w:t>
+      </w:r>
+      <w:r>
+        <w:rPr>
+          <w:rFonts w:ascii="Courier New" w:hAnsi="Courier New" w:cs="Courier New"/>
+          <w:lang w:val="en-US"/>
+        </w:rPr>
+        <w:t>rtr</w:t>
+      </w:r>
+      <w:r>
+        <w:rPr>
+          <w:rFonts w:ascii="Courier New" w:hAnsi="Courier New" w:cs="Courier New"/>
+        </w:rPr>
+        <w:t xml:space="preserve"> </w:t>
+      </w:r>
+      <w:r>
+        <w:rPr>
+          <w:rFonts w:ascii="Courier New" w:hAnsi="Courier New" w:cs="Courier New"/>
+          <w:lang w:val="en-US"/>
+        </w:rPr>
+        <w:t>shot</w:t>
+      </w:r>
+      <w:r>
+        <w:rPr>
+          <w:rFonts w:ascii="Courier New" w:hAnsi="Courier New" w:cs="Courier New"/>
+        </w:rPr>
+        <w:t>-</w:t>
+      </w:r>
+      <w:r>
+        <w:rPr>
+          <w:rFonts w:ascii="Courier New" w:hAnsi="Courier New" w:cs="Courier New"/>
+          <w:lang w:val="en-US"/>
+        </w:rPr>
+        <w:t>check</w:t>
+      </w:r>
+      <w:r>
+        <w:rPr>
+          <w:rFonts w:ascii="Courier New" w:hAnsi="Courier New" w:cs="Courier New"/>
+        </w:rPr>
+        <w:t>-</w:t>
+      </w:r>
+      <w:r>
+        <w:rPr>
+          <w:rFonts w:ascii="Courier New" w:hAnsi="Courier New" w:cs="Courier New"/>
+          <w:lang w:val="en-US"/>
+        </w:rPr>
+        <w:t>ci</w:t>
+      </w:r>
+      <w:r>
+        <w:t xml:space="preserve"> и </w:t>
+      </w:r>
+      <w:r>
+        <w:rPr>
+          <w:rFonts w:ascii="Courier New" w:hAnsi="Courier New" w:cs="Courier New"/>
+          <w:lang w:val="en-US"/>
+        </w:rPr>
+        <w:t>rtr</w:t>
+      </w:r>
+      <w:r>
+        <w:rPr>
+          <w:rFonts w:ascii="Courier New" w:hAnsi="Courier New" w:cs="Courier New"/>
+        </w:rPr>
+        <w:t xml:space="preserve"> </w:t>
+      </w:r>
+      <w:r>
+        <w:rPr>
+          <w:rFonts w:ascii="Courier New" w:hAnsi="Courier New" w:cs="Courier New"/>
+          <w:lang w:val="en-US"/>
+        </w:rPr>
+        <w:t>shot</w:t>
+      </w:r>
+      <w:r>
+        <w:rPr>
+          <w:rFonts w:ascii="Courier New" w:hAnsi="Courier New" w:cs="Courier New"/>
+        </w:rPr>
+        <w:t>-</w:t>
+      </w:r>
+      <w:r>
+        <w:rPr>
+          <w:rFonts w:ascii="Courier New" w:hAnsi="Courier New" w:cs="Courier New"/>
+          <w:lang w:val="en-US"/>
+        </w:rPr>
+        <w:t>ci</w:t>
+      </w:r>
+      <w:r>
+        <w:t xml:space="preserve"> становятся естественным продолжением существующего процесса, а не отдельным набором скриптов.</w:t>
+      </w:r>
+    </w:p>
+    <w:p>
+      <w:pPr>
+        <w:pStyle w:val="Heading2"/>
+        <w:rPr>
+          <w:lang w:val="en-US"/>
+        </w:rPr>
+      </w:pPr>
+      <w:bookmarkStart w:id="5" w:name="_Toc232180222"/>
+      <w:r>
+        <w:t>Постановка задачи</w:t>
+      </w:r>
+      <w:bookmarkEnd w:id="5"/>
+    </w:p>
+    <w:p>
+      <w:r>
+        <w:t xml:space="preserve">Целью работы является снижение риска визуальных регрессий в дизайн-системе </w:t>
       </w:r>
       <w:r>
         <w:rPr>
@@ -6636,179 +6782,37 @@
         <w:t>Reactor</w:t>
       </w:r>
       <w:r>
-        <w:t xml:space="preserve"> таким инструментом является </w:t>
-      </w:r>
-      <w:r>
-        <w:rPr>
-          <w:rFonts w:ascii="Courier New" w:hAnsi="Courier New" w:cs="Courier New"/>
-          <w:lang w:val="en-US"/>
-        </w:rPr>
-        <w:t>rtr</w:t>
-      </w:r>
-      <w:r>
-        <w:t xml:space="preserve">. Он объединяет сборку, линтинг, тесты, работу с переводами, анализ и визуальное регрессионное тестирование. Поэтому команды </w:t>
-      </w:r>
-      <w:r>
-        <w:rPr>
-          <w:rFonts w:ascii="Courier New" w:hAnsi="Courier New" w:cs="Courier New"/>
-          <w:lang w:val="en-US"/>
-        </w:rPr>
-        <w:t>rtr</w:t>
-      </w:r>
-      <w:r>
-        <w:rPr>
-          <w:rFonts w:ascii="Courier New" w:hAnsi="Courier New" w:cs="Courier New"/>
-        </w:rPr>
-        <w:t xml:space="preserve"> </w:t>
-      </w:r>
-      <w:r>
-        <w:rPr>
-          <w:rFonts w:ascii="Courier New" w:hAnsi="Courier New" w:cs="Courier New"/>
-          <w:lang w:val="en-US"/>
-        </w:rPr>
-        <w:t>shot</w:t>
-      </w:r>
-      <w:r>
-        <w:t xml:space="preserve">, </w:t>
-      </w:r>
-      <w:r>
-        <w:rPr>
-          <w:rFonts w:ascii="Courier New" w:hAnsi="Courier New" w:cs="Courier New"/>
-          <w:lang w:val="en-US"/>
-        </w:rPr>
-        <w:t>rtr</w:t>
-      </w:r>
-      <w:r>
-        <w:rPr>
-          <w:rFonts w:ascii="Courier New" w:hAnsi="Courier New" w:cs="Courier New"/>
-        </w:rPr>
-        <w:t xml:space="preserve"> </w:t>
-      </w:r>
-      <w:r>
-        <w:rPr>
-          <w:rFonts w:ascii="Courier New" w:hAnsi="Courier New" w:cs="Courier New"/>
-          <w:lang w:val="en-US"/>
-        </w:rPr>
-        <w:t>shot</w:t>
-      </w:r>
-      <w:r>
-        <w:rPr>
-          <w:rFonts w:ascii="Courier New" w:hAnsi="Courier New" w:cs="Courier New"/>
-        </w:rPr>
-        <w:t>-</w:t>
-      </w:r>
-      <w:r>
-        <w:rPr>
-          <w:rFonts w:ascii="Courier New" w:hAnsi="Courier New" w:cs="Courier New"/>
-          <w:lang w:val="en-US"/>
-        </w:rPr>
-        <w:t>check</w:t>
-      </w:r>
-      <w:r>
-        <w:t xml:space="preserve">, </w:t>
-      </w:r>
-      <w:r>
-        <w:rPr>
-          <w:rFonts w:ascii="Courier New" w:hAnsi="Courier New" w:cs="Courier New"/>
-          <w:lang w:val="en-US"/>
-        </w:rPr>
-        <w:t>rtr</w:t>
-      </w:r>
-      <w:r>
-        <w:rPr>
-          <w:rFonts w:ascii="Courier New" w:hAnsi="Courier New" w:cs="Courier New"/>
-        </w:rPr>
-        <w:t xml:space="preserve"> </w:t>
-      </w:r>
-      <w:r>
-        <w:rPr>
-          <w:rFonts w:ascii="Courier New" w:hAnsi="Courier New" w:cs="Courier New"/>
-          <w:lang w:val="en-US"/>
-        </w:rPr>
-        <w:t>shot</w:t>
-      </w:r>
-      <w:r>
-        <w:rPr>
-          <w:rFonts w:ascii="Courier New" w:hAnsi="Courier New" w:cs="Courier New"/>
-        </w:rPr>
-        <w:t>-</w:t>
-      </w:r>
-      <w:r>
-        <w:rPr>
-          <w:rFonts w:ascii="Courier New" w:hAnsi="Courier New" w:cs="Courier New"/>
-          <w:lang w:val="en-US"/>
-        </w:rPr>
-        <w:t>check</w:t>
-      </w:r>
-      <w:r>
-        <w:rPr>
-          <w:rFonts w:ascii="Courier New" w:hAnsi="Courier New" w:cs="Courier New"/>
-        </w:rPr>
-        <w:t>-</w:t>
-      </w:r>
-      <w:r>
-        <w:rPr>
-          <w:rFonts w:ascii="Courier New" w:hAnsi="Courier New" w:cs="Courier New"/>
-          <w:lang w:val="en-US"/>
-        </w:rPr>
-        <w:t>ci</w:t>
-      </w:r>
-      <w:r>
-        <w:t xml:space="preserve"> и </w:t>
-      </w:r>
-      <w:r>
-        <w:rPr>
-          <w:rFonts w:ascii="Courier New" w:hAnsi="Courier New" w:cs="Courier New"/>
-          <w:lang w:val="en-US"/>
-        </w:rPr>
-        <w:t>rtr</w:t>
-      </w:r>
-      <w:r>
-        <w:rPr>
-          <w:rFonts w:ascii="Courier New" w:hAnsi="Courier New" w:cs="Courier New"/>
-        </w:rPr>
-        <w:t xml:space="preserve"> </w:t>
-      </w:r>
-      <w:r>
-        <w:rPr>
-          <w:rFonts w:ascii="Courier New" w:hAnsi="Courier New" w:cs="Courier New"/>
-          <w:lang w:val="en-US"/>
-        </w:rPr>
-        <w:t>shot</w:t>
-      </w:r>
-      <w:r>
-        <w:rPr>
-          <w:rFonts w:ascii="Courier New" w:hAnsi="Courier New" w:cs="Courier New"/>
-        </w:rPr>
-        <w:t>-</w:t>
-      </w:r>
-      <w:r>
-        <w:rPr>
-          <w:rFonts w:ascii="Courier New" w:hAnsi="Courier New" w:cs="Courier New"/>
-          <w:lang w:val="en-US"/>
-        </w:rPr>
-        <w:t>ci</w:t>
-      </w:r>
-      <w:r>
-        <w:t xml:space="preserve"> становятся естественным продолжением существующего процесса, а не отдельным набором скриптов.</w:t>
-      </w:r>
-    </w:p>
-    <w:p>
-      <w:pPr>
-        <w:pStyle w:val="Heading2"/>
-        <w:rPr>
-          <w:lang w:val="en-US"/>
-        </w:rPr>
-      </w:pPr>
-      <w:bookmarkStart w:id="5" w:name="_Toc232176862"/>
-      <w:r>
-        <w:t>Постановка задачи</w:t>
-      </w:r>
-      <w:bookmarkEnd w:id="5"/>
-    </w:p>
-    <w:p>
-      <w:r>
-        <w:t xml:space="preserve">Целью работы является снижение риска визуальных регрессий в дизайн-системе </w:t>
+        <w:t xml:space="preserve"> и сокращение трудоёмкости ручной проверки </w:t>
+      </w:r>
+      <w:r>
+        <w:rPr>
+          <w:lang w:val="en-US"/>
+        </w:rPr>
+        <w:t>UI</w:t>
+      </w:r>
+      <w:r>
+        <w:t xml:space="preserve">-компонентов за счёт автоматизации контроля их внешнего вида на основе анализа скриншотов. Для достижения цели разрабатываемая система должна обеспечивать интерактивный просмотр </w:t>
+      </w:r>
+      <w:r>
+        <w:rPr>
+          <w:lang w:val="en-US"/>
+        </w:rPr>
+        <w:t>UI</w:t>
+      </w:r>
+      <w:r>
+        <w:t xml:space="preserve">-компонентов, описание их воспроизводимых состояний, автоматическое сравнение </w:t>
+      </w:r>
+      <w:r>
+        <w:rPr>
+          <w:lang w:val="en-US"/>
+        </w:rPr>
+        <w:t>PNG</w:t>
+      </w:r>
+      <w:r>
+        <w:t xml:space="preserve">-изображений с эталонами и раннее выявление визуальных регрессий в существующем </w:t>
+      </w:r>
+      <w:r>
+        <w:t xml:space="preserve">рабочем процессе </w:t>
       </w:r>
       <w:r>
         <w:rPr>
@@ -6817,51 +6821,6 @@
         <w:t>Reactor</w:t>
       </w:r>
       <w:r>
-        <w:t xml:space="preserve"> и сокращение трудоёмкости ручной проверки </w:t>
-      </w:r>
-      <w:r>
-        <w:rPr>
-          <w:lang w:val="en-US"/>
-        </w:rPr>
-        <w:t>UI</w:t>
-      </w:r>
-      <w:r>
-        <w:t xml:space="preserve">-компонентов за счёт автоматизации контроля их внешнего вида на основе анализа скриншотов. Для достижения цели разрабатываемая система должна обеспечивать интерактивный просмотр </w:t>
-      </w:r>
-      <w:r>
-        <w:rPr>
-          <w:lang w:val="en-US"/>
-        </w:rPr>
-        <w:t>UI</w:t>
-      </w:r>
-      <w:r>
-        <w:t xml:space="preserve">-компонентов, описание их воспроизводимых состояний, автоматическое сравнение </w:t>
-      </w:r>
-      <w:r>
-        <w:rPr>
-          <w:lang w:val="en-US"/>
-        </w:rPr>
-        <w:t>PNG</w:t>
-      </w:r>
-      <w:r>
-        <w:t xml:space="preserve">-изображений с эталонами и раннее выявление визуальных регрессий в существующем </w:t>
-      </w:r>
-      <w:r>
-        <w:rPr>
-          <w:lang w:val="en-US"/>
-        </w:rPr>
-        <w:t>workflow</w:t>
-      </w:r>
-      <w:r>
-        <w:t xml:space="preserve"> </w:t>
-      </w:r>
-      <w:r>
-        <w:rPr>
-          <w:lang w:val="en-US"/>
-        </w:rPr>
-        <w:t>Reactor</w:t>
-      </w:r>
-      <w:r>
         <w:t>.</w:t>
       </w:r>
     </w:p>
@@ -6948,13 +6907,10 @@
         <w:t xml:space="preserve">. На уровне автоматизации нужно разработать </w:t>
       </w:r>
       <w:r>
-        <w:rPr>
-          <w:lang w:val="en-US"/>
-        </w:rPr>
-        <w:t>shot</w:t>
-      </w:r>
-      <w:r>
-        <w:t xml:space="preserve">-конвейер, который получает от </w:t>
+        <w:t>процесс скриншот-тестирования</w:t>
+      </w:r>
+      <w:r>
+        <w:t xml:space="preserve">, который получает от </w:t>
       </w:r>
       <w:r>
         <w:rPr>
@@ -7015,6 +6971,7 @@
       <w:r>
         <w:t xml:space="preserve"> через </w:t>
       </w:r>
+      <w:proofErr w:type="gramStart"/>
       <w:r>
         <w:rPr>
           <w:rFonts w:ascii="Courier New" w:hAnsi="Courier New" w:cs="Courier New"/>
@@ -7035,6 +6992,7 @@
         </w:rPr>
         <w:t>meta</w:t>
       </w:r>
+      <w:proofErr w:type="gramEnd"/>
       <w:r>
         <w:rPr>
           <w:rFonts w:ascii="Courier New" w:hAnsi="Courier New" w:cs="Courier New"/>
@@ -7067,31 +7025,10 @@
         <w:t>истории</w:t>
       </w:r>
       <w:r>
-        <w:t xml:space="preserve"> с </w:t>
-      </w:r>
-      <w:r>
-        <w:rPr>
-          <w:lang w:val="en-US"/>
-        </w:rPr>
-        <w:t>controls</w:t>
-      </w:r>
-      <w:r>
-        <w:t xml:space="preserve">, </w:t>
-      </w:r>
-      <w:r>
-        <w:rPr>
-          <w:lang w:val="en-US"/>
-        </w:rPr>
-        <w:t>presets</w:t>
-      </w:r>
-      <w:r>
-        <w:t xml:space="preserve">, </w:t>
-      </w:r>
-      <w:r>
-        <w:rPr>
-          <w:lang w:val="en-US"/>
-        </w:rPr>
-        <w:t>settings</w:t>
+        <w:t xml:space="preserve"> </w:t>
+      </w:r>
+      <w:r>
+        <w:t>с элементами управления, пресетами и настройками отображения</w:t>
       </w:r>
       <w:r>
         <w:t>, документацией, генерацией JSX и восстановлением состояния из URL;</w:t>
@@ -7118,19 +7055,7 @@
         <w:t xml:space="preserve">: интерактивный режим для разработчика и </w:t>
       </w:r>
       <w:r>
-        <w:rPr>
-          <w:lang w:val="en-US"/>
-        </w:rPr>
-        <w:t>test</w:t>
-      </w:r>
-      <w:r>
-        <w:t xml:space="preserve"> </w:t>
-      </w:r>
-      <w:r>
-        <w:rPr>
-          <w:lang w:val="en-US"/>
-        </w:rPr>
-        <w:t>mode</w:t>
+        <w:t>тестовый режим</w:t>
       </w:r>
       <w:r>
         <w:t>, в котором отображается только тестируемый компонент;</w:t>
@@ -7157,6 +7082,7 @@
       <w:r>
         <w:t xml:space="preserve"> и контракт </w:t>
       </w:r>
+      <w:proofErr w:type="gramStart"/>
       <w:r>
         <w:rPr>
           <w:rFonts w:ascii="Courier New" w:hAnsi="Courier New" w:cs="Courier New"/>
@@ -7177,6 +7103,7 @@
         </w:rPr>
         <w:t>storybook</w:t>
       </w:r>
+      <w:proofErr w:type="gramEnd"/>
       <w:r>
         <w:t xml:space="preserve">, через который </w:t>
       </w:r>
@@ -7187,16 +7114,13 @@
         <w:t>shot</w:t>
       </w:r>
       <w:r>
-        <w:t xml:space="preserve">-конвейер получает список </w:t>
-      </w:r>
-      <w:r>
-        <w:rPr>
-          <w:lang w:val="en-US"/>
-        </w:rPr>
-        <w:t>screenshot</w:t>
-      </w:r>
-      <w:r>
-        <w:t>-сценариев и переключает состояние;</w:t>
+        <w:t xml:space="preserve">-конвейер получает </w:t>
+      </w:r>
+      <w:r>
+        <w:t>список сценариев скриншот-тестирования</w:t>
+      </w:r>
+      <w:r>
+        <w:t xml:space="preserve"> и переключает состояние;</w:t>
       </w:r>
     </w:p>
     <w:p>
@@ -7480,7 +7404,7 @@
       <w:pPr>
         <w:pStyle w:val="Heading2"/>
       </w:pPr>
-      <w:bookmarkStart w:id="6" w:name="_Toc232176863"/>
+      <w:bookmarkStart w:id="6" w:name="_Toc232180223"/>
       <w:r>
         <w:t>Требования к эксплуатационным характеристикам</w:t>
       </w:r>
@@ -7499,14 +7423,16 @@
       <w:r>
         <w:t xml:space="preserve"> должен подключаться в приложение без необходимости создавать отдельный </w:t>
       </w:r>
-      <w:r>
-        <w:rPr>
-          <w:lang w:val="en-US"/>
-        </w:rPr>
-        <w:t>standalone</w:t>
-      </w:r>
-      <w:r>
-        <w:t xml:space="preserve">-проект. Приложение передаёт компоненту </w:t>
+      <w:proofErr w:type="spellStart"/>
+      <w:r>
+        <w:t>отдельный</w:t>
+      </w:r>
+      <w:proofErr w:type="spellEnd"/>
+      <w:r>
+        <w:t xml:space="preserve"> </w:t>
+      </w:r>
+      <w:r>
+        <w:t xml:space="preserve">проект. Приложение передаёт компоненту </w:t>
       </w:r>
       <w:r>
         <w:rPr>
@@ -7527,22 +7453,739 @@
     </w:p>
     <w:p>
       <w:r>
-        <w:t xml:space="preserve">Система должна обеспечивать воспроизводимость сценариев. Любое состояние, сформированное через </w:t>
-      </w:r>
-      <w:r>
-        <w:rPr>
-          <w:lang w:val="en-US"/>
-        </w:rPr>
-        <w:t>controls</w:t>
+        <w:t xml:space="preserve">Система должна обеспечивать воспроизводимость сценариев. Любое состояние, сформированное </w:t>
+      </w:r>
+      <w:r>
+        <w:t>через элементы управления, выбранный пресет и настройки</w:t>
+      </w:r>
+      <w:r>
+        <w:t xml:space="preserve">, тему и режим темы, должно быть выражено через </w:t>
+      </w:r>
+      <w:r>
+        <w:rPr>
+          <w:lang w:val="en-US"/>
+        </w:rPr>
+        <w:t>URL</w:t>
+      </w:r>
+      <w:r>
+        <w:t xml:space="preserve">. Это позволяет передать ссылку другому разработчику, открыть тот же сценарий повторно и использовать </w:t>
+      </w:r>
+      <w:r>
+        <w:rPr>
+          <w:lang w:val="en-US"/>
+        </w:rPr>
+        <w:t>URL</w:t>
+      </w:r>
+      <w:r>
+        <w:t xml:space="preserve"> как механизм автоматического переключения состояния. Воспроизводимость особенно важна для </w:t>
+      </w:r>
+      <w:r>
+        <w:rPr>
+          <w:rFonts w:ascii="Courier New" w:hAnsi="Courier New" w:cs="Courier New"/>
+          <w:lang w:val="en-US"/>
+        </w:rPr>
+        <w:t>rtr</w:t>
+      </w:r>
+      <w:r>
+        <w:rPr>
+          <w:rFonts w:ascii="Courier New" w:hAnsi="Courier New" w:cs="Courier New"/>
+        </w:rPr>
+        <w:t xml:space="preserve"> </w:t>
+      </w:r>
+      <w:r>
+        <w:rPr>
+          <w:rFonts w:ascii="Courier New" w:hAnsi="Courier New" w:cs="Courier New"/>
+          <w:lang w:val="en-US"/>
+        </w:rPr>
+        <w:t>shot</w:t>
+      </w:r>
+      <w:r>
+        <w:t>, поскольку инструмент должен получать одинаковый результат при повторном запуске.</w:t>
+      </w:r>
+    </w:p>
+    <w:p>
+      <w:r>
+        <w:t xml:space="preserve">Система должна работать в двух режимах. Обычный режим предназначен для человека: отображается </w:t>
+      </w:r>
+      <w:r>
+        <w:rPr>
+          <w:lang w:val="en-US"/>
+        </w:rPr>
+        <w:t>scaffold</w:t>
+      </w:r>
+      <w:r>
+        <w:t xml:space="preserve">-меню, область предпросмотра, свойства, настройки, код и документация. </w:t>
+      </w:r>
+      <w:r>
+        <w:rPr>
+          <w:lang w:val="en-US"/>
+        </w:rPr>
+        <w:t>Test</w:t>
+      </w:r>
+      <w:r>
+        <w:t xml:space="preserve"> </w:t>
+      </w:r>
+      <w:r>
+        <w:rPr>
+          <w:lang w:val="en-US"/>
+        </w:rPr>
+        <w:t>mode</w:t>
+      </w:r>
+      <w:r>
+        <w:t xml:space="preserve"> предназначен для автоматизации: в нём компонент </w:t>
+      </w:r>
+      <w:r>
+        <w:rPr>
+          <w:rFonts w:ascii="Courier New" w:hAnsi="Courier New" w:cs="Courier New"/>
+          <w:lang w:val="en-US"/>
+        </w:rPr>
+        <w:t>Storybook</w:t>
+      </w:r>
+      <w:r>
+        <w:t xml:space="preserve"> возвращает только </w:t>
+      </w:r>
+      <w:r>
+        <w:rPr>
+          <w:rFonts w:ascii="Courier New" w:hAnsi="Courier New" w:cs="Courier New"/>
+          <w:lang w:val="en-US"/>
+        </w:rPr>
+        <w:t>StoryContainer</w:t>
+      </w:r>
+      <w:r>
+        <w:t xml:space="preserve">, а служебные панели не попадают в скриншот. Это требование исключает ложные изменения, связанные с интерфейсом самого </w:t>
+      </w:r>
+      <w:r>
+        <w:rPr>
+          <w:lang w:val="en-US"/>
+        </w:rPr>
+        <w:t>Storybook</w:t>
+      </w:r>
+      <w:r>
+        <w:t>.</w:t>
+      </w:r>
+    </w:p>
+    <w:p>
+      <w:r>
+        <w:t xml:space="preserve">Система должна поддерживать автоматическое формирование матрицы тестирования. Разработчик описывает </w:t>
+      </w:r>
+      <w:r>
+        <w:t>пресеты</w:t>
+      </w:r>
+      <w:r>
+        <w:t xml:space="preserve"> внутри </w:t>
+      </w:r>
+      <w:r>
+        <w:t>истории</w:t>
+      </w:r>
+      <w:r>
+        <w:t xml:space="preserve">, а </w:t>
+      </w:r>
+      <w:r>
+        <w:t xml:space="preserve">модуль </w:t>
+      </w:r>
+      <w:proofErr w:type="spellStart"/>
+      <w:r>
+        <w:rPr>
+          <w:rFonts w:ascii="Courier New" w:hAnsi="Courier New" w:cs="Courier New"/>
+          <w:lang w:val="en-US"/>
+        </w:rPr>
+        <w:t>TestLogic</w:t>
+      </w:r>
+      <w:proofErr w:type="spellEnd"/>
+      <w:r>
+        <w:t xml:space="preserve"> </w:t>
+      </w:r>
+      <w:r>
+        <w:t>превращает их в сценарии скриншот-тестирования</w:t>
+      </w:r>
+      <w:r>
+        <w:t xml:space="preserve"> с учётом тем и режимов. Благодаря этому сценарий не </w:t>
+      </w:r>
+      <w:r>
+        <w:lastRenderedPageBreak/>
+        <w:t xml:space="preserve">нужно регистрировать отдельно в тестовом файле. В текущей реализации идентификатор сценария имеет вид </w:t>
+      </w:r>
+      <w:r>
+        <w:rPr>
+          <w:rFonts w:ascii="Courier New" w:hAnsi="Courier New" w:cs="Courier New"/>
+        </w:rPr>
+        <w:t>{</w:t>
+      </w:r>
+      <w:r>
+        <w:rPr>
+          <w:rFonts w:ascii="Courier New" w:hAnsi="Courier New" w:cs="Courier New"/>
+          <w:lang w:val="en-US"/>
+        </w:rPr>
+        <w:t>theme</w:t>
+      </w:r>
+      <w:r>
+        <w:rPr>
+          <w:rFonts w:ascii="Courier New" w:hAnsi="Courier New" w:cs="Courier New"/>
+        </w:rPr>
+        <w:t>}-{</w:t>
+      </w:r>
+      <w:r>
+        <w:rPr>
+          <w:rFonts w:ascii="Courier New" w:hAnsi="Courier New" w:cs="Courier New"/>
+          <w:lang w:val="en-US"/>
+        </w:rPr>
+        <w:t>mode</w:t>
+      </w:r>
+      <w:r>
+        <w:rPr>
+          <w:rFonts w:ascii="Courier New" w:hAnsi="Courier New" w:cs="Courier New"/>
+        </w:rPr>
+        <w:t>}/{</w:t>
+      </w:r>
+      <w:r>
+        <w:rPr>
+          <w:rFonts w:ascii="Courier New" w:hAnsi="Courier New" w:cs="Courier New"/>
+          <w:lang w:val="en-US"/>
+        </w:rPr>
+        <w:t>story</w:t>
+      </w:r>
+      <w:r>
+        <w:rPr>
+          <w:rFonts w:ascii="Courier New" w:hAnsi="Courier New" w:cs="Courier New"/>
+        </w:rPr>
+        <w:t>-</w:t>
+      </w:r>
+      <w:r>
+        <w:rPr>
+          <w:rFonts w:ascii="Courier New" w:hAnsi="Courier New" w:cs="Courier New"/>
+          <w:lang w:val="en-US"/>
+        </w:rPr>
+        <w:t>id</w:t>
+      </w:r>
+      <w:r>
+        <w:rPr>
+          <w:rFonts w:ascii="Courier New" w:hAnsi="Courier New" w:cs="Courier New"/>
+        </w:rPr>
+        <w:t>}</w:t>
+      </w:r>
+      <w:r>
+        <w:t xml:space="preserve">, а путь к файлу формируется как </w:t>
+      </w:r>
+      <w:r>
+        <w:rPr>
+          <w:rFonts w:ascii="Courier New" w:hAnsi="Courier New" w:cs="Courier New"/>
+        </w:rPr>
+        <w:t>.</w:t>
+      </w:r>
+      <w:r>
+        <w:rPr>
+          <w:rFonts w:ascii="Courier New" w:hAnsi="Courier New" w:cs="Courier New"/>
+          <w:lang w:val="en-US"/>
+        </w:rPr>
+        <w:t>storybook</w:t>
+      </w:r>
+      <w:r>
+        <w:rPr>
+          <w:rFonts w:ascii="Courier New" w:hAnsi="Courier New" w:cs="Courier New"/>
+        </w:rPr>
+        <w:t>/{</w:t>
+      </w:r>
+      <w:r>
+        <w:rPr>
+          <w:rFonts w:ascii="Courier New" w:hAnsi="Courier New" w:cs="Courier New"/>
+          <w:lang w:val="en-US"/>
+        </w:rPr>
+        <w:t>story</w:t>
+      </w:r>
+      <w:r>
+        <w:rPr>
+          <w:rFonts w:ascii="Courier New" w:hAnsi="Courier New" w:cs="Courier New"/>
+        </w:rPr>
+        <w:t>.</w:t>
+      </w:r>
+      <w:r>
+        <w:rPr>
+          <w:rFonts w:ascii="Courier New" w:hAnsi="Courier New" w:cs="Courier New"/>
+          <w:lang w:val="en-US"/>
+        </w:rPr>
+        <w:t>toLowerCase</w:t>
+      </w:r>
+      <w:r>
+        <w:rPr>
+          <w:rFonts w:ascii="Courier New" w:hAnsi="Courier New" w:cs="Courier New"/>
+        </w:rPr>
+        <w:t>()}.</w:t>
+      </w:r>
+      <w:r>
+        <w:rPr>
+          <w:rFonts w:ascii="Courier New" w:hAnsi="Courier New" w:cs="Courier New"/>
+          <w:lang w:val="en-US"/>
+        </w:rPr>
+        <w:t>png</w:t>
+      </w:r>
+      <w:r>
+        <w:t>.</w:t>
+      </w:r>
+    </w:p>
+    <w:p>
+      <w:r>
+        <w:t xml:space="preserve">Визуальная проверка должна быть интегрирована в пакетный </w:t>
+      </w:r>
+      <w:r>
+        <w:rPr>
+          <w:lang w:val="en-US"/>
+        </w:rPr>
+        <w:t>workflow</w:t>
+      </w:r>
+      <w:r>
+        <w:t xml:space="preserve">. Фильтр </w:t>
+      </w:r>
+      <w:r>
+        <w:rPr>
+          <w:rFonts w:ascii="Courier New" w:hAnsi="Courier New" w:cs="Courier New"/>
+          <w:lang w:val="en-US"/>
+        </w:rPr>
+        <w:t>Filters</w:t>
+      </w:r>
+      <w:r>
+        <w:rPr>
+          <w:rFonts w:ascii="Courier New" w:hAnsi="Courier New" w:cs="Courier New"/>
+        </w:rPr>
+        <w:t>.</w:t>
+      </w:r>
+      <w:r>
+        <w:rPr>
+          <w:rFonts w:ascii="Courier New" w:hAnsi="Courier New" w:cs="Courier New"/>
+          <w:lang w:val="en-US"/>
+        </w:rPr>
+        <w:t>shot</w:t>
+      </w:r>
+      <w:r>
+        <w:t xml:space="preserve"> запускает </w:t>
+      </w:r>
+      <w:r>
+        <w:rPr>
+          <w:lang w:val="en-US"/>
+        </w:rPr>
+        <w:t>shot</w:t>
+      </w:r>
+      <w:r>
+        <w:t xml:space="preserve">-команды только для пакетов, где существует директория </w:t>
+      </w:r>
+      <w:r>
+        <w:rPr>
+          <w:rFonts w:ascii="Courier New" w:hAnsi="Courier New" w:cs="Courier New"/>
+        </w:rPr>
+        <w:t>.</w:t>
+      </w:r>
+      <w:r>
+        <w:rPr>
+          <w:rFonts w:ascii="Courier New" w:hAnsi="Courier New" w:cs="Courier New"/>
+          <w:lang w:val="en-US"/>
+        </w:rPr>
+        <w:t>storybook</w:t>
+      </w:r>
+      <w:r>
+        <w:t xml:space="preserve">. Это позволяет не применять </w:t>
+      </w:r>
+      <w:r>
+        <w:t>конвейер скриншот-тестирования</w:t>
+      </w:r>
+      <w:r>
+        <w:t xml:space="preserve"> ко всем пакетам монорепозитория без необходимости. Для пакетов, где визуальные эталоны действительно используются, команды </w:t>
+      </w:r>
+      <w:r>
+        <w:rPr>
+          <w:rFonts w:ascii="Courier New" w:hAnsi="Courier New" w:cs="Courier New"/>
+          <w:lang w:val="en-US"/>
+        </w:rPr>
+        <w:t>rtr</w:t>
+      </w:r>
+      <w:r>
+        <w:t xml:space="preserve"> обеспечивают единый способ обновления и проверки.</w:t>
+      </w:r>
+    </w:p>
+    <w:p>
+      <w:r>
+        <w:t xml:space="preserve">Поскольку текущая реализация сравнивает </w:t>
+      </w:r>
+      <w:r>
+        <w:rPr>
+          <w:lang w:val="en-US"/>
+        </w:rPr>
+        <w:t>PNG</w:t>
+      </w:r>
+      <w:r>
+        <w:t xml:space="preserve"> побайтово, эксплуатационная среда должна быть стабильной. На результат могут влиять версии браузера, шрифты, параметры отрисовки, </w:t>
+      </w:r>
+      <w:r>
+        <w:t>коэффициент масштабирования устройства (</w:t>
+      </w:r>
+      <w:r>
+        <w:rPr>
+          <w:lang w:val="en-US"/>
+        </w:rPr>
+        <w:t>device</w:t>
+      </w:r>
+      <w:r>
+        <w:t xml:space="preserve"> </w:t>
+      </w:r>
+      <w:r>
+        <w:rPr>
+          <w:lang w:val="en-US"/>
+        </w:rPr>
+        <w:t>scale</w:t>
+      </w:r>
+      <w:r>
+        <w:t xml:space="preserve"> </w:t>
+      </w:r>
+      <w:r>
+        <w:rPr>
+          <w:lang w:val="en-US"/>
+        </w:rPr>
+        <w:t>factor</w:t>
+      </w:r>
+      <w:r>
+        <w:t>)</w:t>
+      </w:r>
+      <w:r>
+        <w:t>,</w:t>
+      </w:r>
+      <w:r>
+        <w:t xml:space="preserve"> размеры области просмотра (</w:t>
+      </w:r>
+      <w:r>
+        <w:rPr>
+          <w:lang w:val="en-US"/>
+        </w:rPr>
+        <w:t>viewport</w:t>
+      </w:r>
+      <w:r>
+        <w:t>)</w:t>
+      </w:r>
+      <w:r>
+        <w:t xml:space="preserve"> и асинхронные анимации. В реализации </w:t>
+      </w:r>
+      <w:r>
+        <w:rPr>
+          <w:rFonts w:ascii="Courier New" w:hAnsi="Courier New" w:cs="Courier New"/>
+          <w:lang w:val="en-US"/>
+        </w:rPr>
+        <w:t>rtr</w:t>
+      </w:r>
+      <w:r>
+        <w:rPr>
+          <w:rFonts w:ascii="Courier New" w:hAnsi="Courier New" w:cs="Courier New"/>
+        </w:rPr>
+        <w:t xml:space="preserve"> </w:t>
+      </w:r>
+      <w:r>
+        <w:rPr>
+          <w:rFonts w:ascii="Courier New" w:hAnsi="Courier New" w:cs="Courier New"/>
+          <w:lang w:val="en-US"/>
+        </w:rPr>
+        <w:t>shot</w:t>
+      </w:r>
+      <w:r>
+        <w:t xml:space="preserve"> браузер запускается через </w:t>
+      </w:r>
+      <w:r>
+        <w:rPr>
+          <w:lang w:val="en-US"/>
+        </w:rPr>
+        <w:t>Puppeteer</w:t>
+      </w:r>
+      <w:r>
+        <w:t xml:space="preserve"> с </w:t>
+      </w:r>
+      <w:r>
+        <w:rPr>
+          <w:lang w:val="en-US"/>
+        </w:rPr>
+        <w:t>viewport</w:t>
+      </w:r>
+      <w:r>
+        <w:t xml:space="preserve"> 4000 на 4000 пикселей, </w:t>
+      </w:r>
+      <w:r>
+        <w:rPr>
+          <w:rFonts w:ascii="Courier New" w:hAnsi="Courier New" w:cs="Courier New"/>
+          <w:lang w:val="en-US"/>
+        </w:rPr>
+        <w:t>deviceScaleFactor</w:t>
+      </w:r>
+      <w:r>
+        <w:rPr>
+          <w:rFonts w:ascii="Courier New" w:hAnsi="Courier New" w:cs="Courier New"/>
+        </w:rPr>
+        <w:t>: 1</w:t>
+      </w:r>
+      <w:r>
+        <w:t xml:space="preserve"> и аргументом </w:t>
+      </w:r>
+      <w:r>
+        <w:rPr>
+          <w:rFonts w:ascii="Courier New" w:hAnsi="Courier New" w:cs="Courier New"/>
+        </w:rPr>
+        <w:t>--</w:t>
+      </w:r>
+      <w:r>
+        <w:rPr>
+          <w:rFonts w:ascii="Courier New" w:hAnsi="Courier New" w:cs="Courier New"/>
+          <w:lang w:val="en-US"/>
+        </w:rPr>
+        <w:t>no</w:t>
+      </w:r>
+      <w:r>
+        <w:rPr>
+          <w:rFonts w:ascii="Courier New" w:hAnsi="Courier New" w:cs="Courier New"/>
+        </w:rPr>
+        <w:t>-</w:t>
+      </w:r>
+      <w:r>
+        <w:rPr>
+          <w:rFonts w:ascii="Courier New" w:hAnsi="Courier New" w:cs="Courier New"/>
+          <w:lang w:val="en-US"/>
+        </w:rPr>
+        <w:t>sandbox</w:t>
+      </w:r>
+      <w:r>
+        <w:t xml:space="preserve">. После переключения </w:t>
+      </w:r>
+      <w:r>
+        <w:t>истории</w:t>
+      </w:r>
+      <w:r>
+        <w:t xml:space="preserve"> система ждёт появления элемента</w:t>
+      </w:r>
+      <w:r>
+        <w:t xml:space="preserve">, а затем через </w:t>
+      </w:r>
+      <w:proofErr w:type="spellStart"/>
+      <w:r>
+        <w:rPr>
+          <w:rFonts w:ascii="Courier New" w:hAnsi="Courier New" w:cs="Courier New"/>
+          <w:lang w:val="en-US"/>
+        </w:rPr>
+        <w:t>requestAnimationFrame</w:t>
+      </w:r>
+      <w:proofErr w:type="spellEnd"/>
+      <w:r>
+        <w:t xml:space="preserve"> пропускает два кадра отрисовки,</w:t>
+      </w:r>
+      <w:r>
+        <w:t xml:space="preserve"> чтобы состояние успело </w:t>
+      </w:r>
+      <w:r>
+        <w:t>обновиться перед снимком</w:t>
+      </w:r>
+      <w:r>
+        <w:t>.</w:t>
+      </w:r>
+    </w:p>
+    <w:p>
+      <w:pPr>
+        <w:pStyle w:val="Heading2"/>
+      </w:pPr>
+      <w:bookmarkStart w:id="7" w:name="_Toc232180224"/>
+      <w:r>
+        <w:t>Требования к качеству программного продукта</w:t>
+      </w:r>
+      <w:bookmarkEnd w:id="7"/>
+    </w:p>
+    <w:p>
+      <w:r>
+        <w:t xml:space="preserve">Качество программного продукта в данной работе определяется не только корректностью отрисовки интерфейса, но и устойчивостью всей цепочки от описания </w:t>
+      </w:r>
+      <w:r>
+        <w:t>истории</w:t>
+      </w:r>
+      <w:r>
+        <w:t xml:space="preserve"> до проверки </w:t>
+      </w:r>
+      <w:r>
+        <w:rPr>
+          <w:lang w:val="en-US"/>
+        </w:rPr>
+        <w:t>PNG</w:t>
+      </w:r>
+      <w:r>
+        <w:t>. Система должна быть понятной для разработчика, предсказуемой для автоматизации и расширяемой для новых компонентов.</w:t>
+      </w:r>
+    </w:p>
+    <w:p>
+      <w:r>
+        <w:t>Функциональные требования к качеству включают полноту пользовательского интерфейса. Разработчик должен видеть список</w:t>
+      </w:r>
+      <w:r>
+        <w:t xml:space="preserve"> историй</w:t>
+      </w:r>
+      <w:r>
+        <w:t xml:space="preserve">, выбранный </w:t>
+      </w:r>
+      <w:r>
+        <w:t>пресет</w:t>
       </w:r>
       <w:r>
         <w:t xml:space="preserve">, </w:t>
       </w:r>
       <w:r>
-        <w:rPr>
-          <w:lang w:val="en-US"/>
-        </w:rPr>
-        <w:t>preset</w:t>
+        <w:t>предпросмотр</w:t>
+      </w:r>
+      <w:r>
+        <w:t xml:space="preserve"> компонента, доступные </w:t>
+      </w:r>
+      <w:r>
+        <w:t>свойства</w:t>
+      </w:r>
+      <w:r>
+        <w:t>,</w:t>
+      </w:r>
+      <w:r>
+        <w:t xml:space="preserve"> настройки </w:t>
+      </w:r>
+      <w:r>
+        <w:t xml:space="preserve">области просмотра и </w:t>
+      </w:r>
+      <w:r>
+        <w:rPr>
+          <w:lang w:val="en-US"/>
+        </w:rPr>
+        <w:t>JSX</w:t>
+      </w:r>
+      <w:r>
+        <w:t xml:space="preserve">-код. Если </w:t>
+      </w:r>
+      <w:r>
+        <w:t>история</w:t>
+      </w:r>
+      <w:r>
+        <w:t xml:space="preserve"> имеет</w:t>
+      </w:r>
+      <w:r>
+        <w:t xml:space="preserve"> настройку</w:t>
+      </w:r>
+      <w:r>
+        <w:t xml:space="preserve"> </w:t>
+      </w:r>
+      <w:r>
+        <w:rPr>
+          <w:rFonts w:ascii="Courier New" w:hAnsi="Courier New" w:cs="Courier New"/>
+          <w:lang w:val="en-US"/>
+        </w:rPr>
+        <w:t>docs</w:t>
+      </w:r>
+      <w:r>
+        <w:rPr>
+          <w:rFonts w:ascii="Courier New" w:hAnsi="Courier New" w:cs="Courier New"/>
+        </w:rPr>
+        <w:t xml:space="preserve">: </w:t>
+      </w:r>
+      <w:r>
+        <w:rPr>
+          <w:rFonts w:ascii="Courier New" w:hAnsi="Courier New" w:cs="Courier New"/>
+          <w:lang w:val="en-US"/>
+        </w:rPr>
+        <w:t>true</w:t>
+      </w:r>
+      <w:r>
+        <w:t xml:space="preserve"> или ссылку на документацию, интерфейс должен предоставить возможность перейти к дополнительному описанию. Если пользователь открывает несуществующую </w:t>
+      </w:r>
+      <w:r>
+        <w:t>историю</w:t>
+      </w:r>
+      <w:r>
+        <w:t xml:space="preserve"> или </w:t>
+      </w:r>
+      <w:r>
+        <w:t>пресет</w:t>
+      </w:r>
+      <w:r>
+        <w:t>, система должна корректно показать состояние ошибки.</w:t>
+      </w:r>
+    </w:p>
+    <w:p>
+      <w:r>
+        <w:t xml:space="preserve">Архитектурные требования включают разделение ответственности между пакетами. </w:t>
+      </w:r>
+      <w:r>
+        <w:rPr>
+          <w:rFonts w:ascii="Courier New" w:hAnsi="Courier New" w:cs="Courier New"/>
+        </w:rPr>
+        <w:t>@</w:t>
+      </w:r>
+      <w:r>
+        <w:rPr>
+          <w:rFonts w:ascii="Courier New" w:hAnsi="Courier New" w:cs="Courier New"/>
+          <w:lang w:val="en-US"/>
+        </w:rPr>
+        <w:t>reactor</w:t>
+      </w:r>
+      <w:r>
+        <w:rPr>
+          <w:rFonts w:ascii="Courier New" w:hAnsi="Courier New" w:cs="Courier New"/>
+        </w:rPr>
+        <w:t>/</w:t>
+      </w:r>
+      <w:r>
+        <w:rPr>
+          <w:rFonts w:ascii="Courier New" w:hAnsi="Courier New" w:cs="Courier New"/>
+          <w:lang w:val="en-US"/>
+        </w:rPr>
+        <w:t>storybook</w:t>
+      </w:r>
+      <w:r>
+        <w:t xml:space="preserve"> отвечает за пользовательский интерфейс, </w:t>
+      </w:r>
+      <w:r>
+        <w:t>модель историй, элементы управления, настройки отображения, URL-логику и тестовый режим</w:t>
+      </w:r>
+      <w:r>
+        <w:t xml:space="preserve">. </w:t>
+      </w:r>
+      <w:r>
+        <w:rPr>
+          <w:rFonts w:ascii="Courier New" w:hAnsi="Courier New" w:cs="Courier New"/>
+        </w:rPr>
+        <w:t>@</w:t>
+      </w:r>
+      <w:r>
+        <w:rPr>
+          <w:rFonts w:ascii="Courier New" w:hAnsi="Courier New" w:cs="Courier New"/>
+          <w:lang w:val="en-US"/>
+        </w:rPr>
+        <w:t>reactor</w:t>
+      </w:r>
+      <w:r>
+        <w:rPr>
+          <w:rFonts w:ascii="Courier New" w:hAnsi="Courier New" w:cs="Courier New"/>
+        </w:rPr>
+        <w:t>/</w:t>
+      </w:r>
+      <w:r>
+        <w:rPr>
+          <w:rFonts w:ascii="Courier New" w:hAnsi="Courier New" w:cs="Courier New"/>
+          <w:lang w:val="en-US"/>
+        </w:rPr>
+        <w:t>storybook</w:t>
+      </w:r>
+      <w:r>
+        <w:rPr>
+          <w:rFonts w:ascii="Courier New" w:hAnsi="Courier New" w:cs="Courier New"/>
+        </w:rPr>
+        <w:t>-</w:t>
+      </w:r>
+      <w:r>
+        <w:rPr>
+          <w:rFonts w:ascii="Courier New" w:hAnsi="Courier New" w:cs="Courier New"/>
+          <w:lang w:val="en-US"/>
+        </w:rPr>
+        <w:t>core</w:t>
+      </w:r>
+      <w:r>
+        <w:t xml:space="preserve"> отвечает за минимальный общий слой: маршрут </w:t>
+      </w:r>
+      <w:r>
+        <w:rPr>
+          <w:rFonts w:ascii="Courier New" w:hAnsi="Courier New" w:cs="Courier New"/>
+          <w:lang w:val="en-US"/>
+        </w:rPr>
+        <w:t>storybook</w:t>
       </w:r>
       <w:r>
         <w:t xml:space="preserve">, </w:t>
@@ -7551,19 +8194,921 @@
         <w:rPr>
           <w:lang w:val="en-US"/>
         </w:rPr>
-        <w:t>settings</w:t>
-      </w:r>
-      <w:r>
-        <w:t xml:space="preserve">, тему и режим темы, должно быть выражено через </w:t>
-      </w:r>
-      <w:r>
-        <w:rPr>
-          <w:lang w:val="en-US"/>
-        </w:rPr>
         <w:t>URL</w:t>
       </w:r>
       <w:r>
-        <w:t xml:space="preserve">. Это позволяет передать ссылку другому разработчику, открыть тот же сценарий повторно и использовать </w:t>
+        <w:t xml:space="preserve">-параметры и </w:t>
+      </w:r>
+      <w:r>
+        <w:rPr>
+          <w:rFonts w:ascii="Courier New" w:hAnsi="Courier New" w:cs="Courier New"/>
+          <w:lang w:val="en-US"/>
+        </w:rPr>
+        <w:t>StorybookGate</w:t>
+      </w:r>
+      <w:r>
+        <w:t xml:space="preserve">. Такое разделение позволяет </w:t>
+      </w:r>
+      <w:r>
+        <w:t xml:space="preserve">инструменту </w:t>
+      </w:r>
+      <w:r>
+        <w:lastRenderedPageBreak/>
+        <w:t>скриншот-тестирования</w:t>
+      </w:r>
+      <w:r>
+        <w:t xml:space="preserve"> зависеть только от узкого контракта, а не от деталей интерфейсного пакета.</w:t>
+      </w:r>
+    </w:p>
+    <w:p>
+      <w:r>
+        <w:t xml:space="preserve">Требования к автоматизации включают детерминированность сценариев. Список </w:t>
+      </w:r>
+      <w:r>
+        <w:t>сценариев</w:t>
+      </w:r>
+      <w:r>
+        <w:t xml:space="preserve"> должен формироваться по </w:t>
+      </w:r>
+      <w:r>
+        <w:t>пресетам</w:t>
+      </w:r>
+      <w:r>
+        <w:t xml:space="preserve">. </w:t>
+      </w:r>
+      <w:r>
+        <w:t>История</w:t>
+      </w:r>
+      <w:r>
+        <w:t xml:space="preserve"> без </w:t>
+      </w:r>
+      <w:r>
+        <w:t xml:space="preserve">пресетов </w:t>
+      </w:r>
+      <w:r>
+        <w:t xml:space="preserve">может быть полезна для ручной демонстрации, но </w:t>
+      </w:r>
+      <w:r>
+        <w:t>не становится сценарием скриншот-тестирования</w:t>
+      </w:r>
+      <w:r>
+        <w:t xml:space="preserve">. Такое правило делает тестовую матрицу явной: если разработчик хочет включить состояние в визуальную проверку, он добавляет </w:t>
+      </w:r>
+      <w:r>
+        <w:t>пресет</w:t>
+      </w:r>
+      <w:r>
+        <w:t>.</w:t>
+      </w:r>
+    </w:p>
+    <w:p>
+      <w:r>
+        <w:t xml:space="preserve">Требования к проверке включают два уровня сравнения. Во-первых, </w:t>
+      </w:r>
+      <w:r>
+        <w:rPr>
+          <w:rFonts w:ascii="Courier New" w:hAnsi="Courier New" w:cs="Courier New"/>
+          <w:lang w:val="en-US"/>
+        </w:rPr>
+        <w:t>rtr</w:t>
+      </w:r>
+      <w:r>
+        <w:rPr>
+          <w:rFonts w:ascii="Courier New" w:hAnsi="Courier New" w:cs="Courier New"/>
+        </w:rPr>
+        <w:t xml:space="preserve"> </w:t>
+      </w:r>
+      <w:r>
+        <w:rPr>
+          <w:rFonts w:ascii="Courier New" w:hAnsi="Courier New" w:cs="Courier New"/>
+          <w:lang w:val="en-US"/>
+        </w:rPr>
+        <w:t>shot</w:t>
+      </w:r>
+      <w:r>
+        <w:rPr>
+          <w:rFonts w:ascii="Courier New" w:hAnsi="Courier New" w:cs="Courier New"/>
+        </w:rPr>
+        <w:t>-</w:t>
+      </w:r>
+      <w:r>
+        <w:rPr>
+          <w:rFonts w:ascii="Courier New" w:hAnsi="Courier New" w:cs="Courier New"/>
+          <w:lang w:val="en-US"/>
+        </w:rPr>
+        <w:t>check</w:t>
+      </w:r>
+      <w:r>
+        <w:t xml:space="preserve"> проверяет соответствие набора ожидаемых и существующих файлов. Если количество или имена файлов отличаются, проверка завершается ошибкой с указанием, что набор</w:t>
+      </w:r>
+      <w:r>
+        <w:t xml:space="preserve"> сценариев</w:t>
+      </w:r>
+      <w:r>
+        <w:t xml:space="preserve"> не совпадает. Во-вторых, для каждого </w:t>
+      </w:r>
+      <w:r>
+        <w:rPr>
+          <w:lang w:val="en-US"/>
+        </w:rPr>
+        <w:t>PNG</w:t>
+      </w:r>
+      <w:r>
+        <w:t xml:space="preserve"> выполняется побайтовое сравнение через </w:t>
+      </w:r>
+      <w:r>
+        <w:rPr>
+          <w:rFonts w:ascii="Courier New" w:hAnsi="Courier New" w:cs="Courier New"/>
+          <w:lang w:val="en-US"/>
+        </w:rPr>
+        <w:t>File</w:t>
+      </w:r>
+      <w:r>
+        <w:rPr>
+          <w:rFonts w:ascii="Courier New" w:hAnsi="Courier New" w:cs="Courier New"/>
+        </w:rPr>
+        <w:t>.</w:t>
+      </w:r>
+      <w:r>
+        <w:rPr>
+          <w:rFonts w:ascii="Courier New" w:hAnsi="Courier New" w:cs="Courier New"/>
+          <w:lang w:val="en-US"/>
+        </w:rPr>
+        <w:t>identical</w:t>
+      </w:r>
+      <w:r>
+        <w:t>. Любое отличие считается визуальной регрессией. Такой подход строгий, но простой и хорошо объяснимый.</w:t>
+      </w:r>
+    </w:p>
+    <w:p>
+      <w:r>
+        <w:t xml:space="preserve">Требования к удобству сопровождения включают читаемую структуру </w:t>
+      </w:r>
+      <w:r>
+        <w:t>историй</w:t>
+      </w:r>
+      <w:r>
+        <w:t xml:space="preserve">. </w:t>
+      </w:r>
+      <w:r>
+        <w:rPr>
+          <w:lang w:val="en-US"/>
+        </w:rPr>
+        <w:t>В demo-</w:t>
+      </w:r>
+      <w:r>
+        <w:t>приложении</w:t>
+      </w:r>
+      <w:r>
+        <w:rPr>
+          <w:lang w:val="en-US"/>
+        </w:rPr>
+        <w:t xml:space="preserve"> </w:t>
+      </w:r>
+      <w:r>
+        <w:t>истории</w:t>
+      </w:r>
+      <w:r>
+        <w:rPr>
+          <w:lang w:val="en-US"/>
+        </w:rPr>
+        <w:t xml:space="preserve"> </w:t>
+      </w:r>
+      <w:r>
+        <w:t>разложены</w:t>
+      </w:r>
+      <w:r>
+        <w:rPr>
+          <w:lang w:val="en-US"/>
+        </w:rPr>
+        <w:t xml:space="preserve"> </w:t>
+      </w:r>
+      <w:r>
+        <w:t>по</w:t>
+      </w:r>
+      <w:r>
+        <w:rPr>
+          <w:lang w:val="en-US"/>
+        </w:rPr>
+        <w:t xml:space="preserve"> </w:t>
+      </w:r>
+      <w:r>
+        <w:t>разделам</w:t>
+      </w:r>
+      <w:r>
+        <w:rPr>
+          <w:lang w:val="en-US"/>
+        </w:rPr>
+        <w:t xml:space="preserve"> </w:t>
+      </w:r>
+      <w:r>
+        <w:rPr>
+          <w:rFonts w:ascii="Courier New" w:hAnsi="Courier New" w:cs="Courier New"/>
+          <w:lang w:val="en-US"/>
+        </w:rPr>
+        <w:t>basics</w:t>
+      </w:r>
+      <w:r>
+        <w:rPr>
+          <w:lang w:val="en-US"/>
+        </w:rPr>
+        <w:t xml:space="preserve">, </w:t>
+      </w:r>
+      <w:r>
+        <w:rPr>
+          <w:rFonts w:ascii="Courier New" w:hAnsi="Courier New" w:cs="Courier New"/>
+          <w:lang w:val="en-US"/>
+        </w:rPr>
+        <w:t>main</w:t>
+      </w:r>
+      <w:r>
+        <w:rPr>
+          <w:lang w:val="en-US"/>
+        </w:rPr>
+        <w:t xml:space="preserve">, </w:t>
+      </w:r>
+      <w:r>
+        <w:rPr>
+          <w:rFonts w:ascii="Courier New" w:hAnsi="Courier New" w:cs="Courier New"/>
+          <w:lang w:val="en-US"/>
+        </w:rPr>
+        <w:t>demo</w:t>
+      </w:r>
+      <w:r>
+        <w:rPr>
+          <w:lang w:val="en-US"/>
+        </w:rPr>
+        <w:t xml:space="preserve">, </w:t>
+      </w:r>
+      <w:r>
+        <w:rPr>
+          <w:rFonts w:ascii="Courier New" w:hAnsi="Courier New" w:cs="Courier New"/>
+          <w:lang w:val="en-US"/>
+        </w:rPr>
+        <w:t>gallery</w:t>
+      </w:r>
+      <w:r>
+        <w:rPr>
+          <w:lang w:val="en-US"/>
+        </w:rPr>
+        <w:t xml:space="preserve">, </w:t>
+      </w:r>
+      <w:r>
+        <w:rPr>
+          <w:rFonts w:ascii="Courier New" w:hAnsi="Courier New" w:cs="Courier New"/>
+          <w:lang w:val="en-US"/>
+        </w:rPr>
+        <w:t>scaffold</w:t>
+      </w:r>
+      <w:r>
+        <w:rPr>
+          <w:lang w:val="en-US"/>
+        </w:rPr>
+        <w:t xml:space="preserve">, </w:t>
+      </w:r>
+      <w:r>
+        <w:rPr>
+          <w:rFonts w:ascii="Courier New" w:hAnsi="Courier New" w:cs="Courier New"/>
+          <w:lang w:val="en-US"/>
+        </w:rPr>
+        <w:t>service</w:t>
+      </w:r>
+      <w:r>
+        <w:rPr>
+          <w:lang w:val="en-US"/>
+        </w:rPr>
+        <w:t xml:space="preserve">, </w:t>
+      </w:r>
+      <w:r>
+        <w:rPr>
+          <w:rFonts w:ascii="Courier New" w:hAnsi="Courier New" w:cs="Courier New"/>
+          <w:lang w:val="en-US"/>
+        </w:rPr>
+        <w:t>form</w:t>
+      </w:r>
+      <w:r>
+        <w:rPr>
+          <w:lang w:val="en-US"/>
+        </w:rPr>
+        <w:t xml:space="preserve">, </w:t>
+      </w:r>
+      <w:r>
+        <w:rPr>
+          <w:rFonts w:ascii="Courier New" w:hAnsi="Courier New" w:cs="Courier New"/>
+          <w:lang w:val="en-US"/>
+        </w:rPr>
+        <w:t>page</w:t>
+      </w:r>
+      <w:r>
+        <w:rPr>
+          <w:lang w:val="en-US"/>
+        </w:rPr>
+        <w:t xml:space="preserve">, </w:t>
+      </w:r>
+      <w:r>
+        <w:rPr>
+          <w:rFonts w:ascii="Courier New" w:hAnsi="Courier New" w:cs="Courier New"/>
+          <w:lang w:val="en-US"/>
+        </w:rPr>
+        <w:t>table</w:t>
+      </w:r>
+      <w:r>
+        <w:rPr>
+          <w:lang w:val="en-US"/>
+        </w:rPr>
+        <w:t xml:space="preserve">, </w:t>
+      </w:r>
+      <w:r>
+        <w:rPr>
+          <w:rFonts w:ascii="Courier New" w:hAnsi="Courier New" w:cs="Courier New"/>
+          <w:lang w:val="en-US"/>
+        </w:rPr>
+        <w:t>uploader</w:t>
+      </w:r>
+      <w:r>
+        <w:rPr>
+          <w:lang w:val="en-US"/>
+        </w:rPr>
+        <w:t xml:space="preserve">, </w:t>
+      </w:r>
+      <w:r>
+        <w:rPr>
+          <w:rFonts w:ascii="Courier New" w:hAnsi="Courier New" w:cs="Courier New"/>
+          <w:lang w:val="en-US"/>
+        </w:rPr>
+        <w:t>input</w:t>
+      </w:r>
+      <w:r>
+        <w:rPr>
+          <w:lang w:val="en-US"/>
+        </w:rPr>
+        <w:t xml:space="preserve">. </w:t>
+      </w:r>
+      <w:r>
+        <w:t xml:space="preserve">Это помогает разработчикам находить нужные компоненты, а системе </w:t>
+      </w:r>
+      <w:r>
+        <w:t>–</w:t>
+      </w:r>
+      <w:r>
+        <w:t xml:space="preserve"> формировать понятные </w:t>
+      </w:r>
+      <w:r>
+        <w:t>имена скриншотов</w:t>
+      </w:r>
+      <w:r>
+        <w:t xml:space="preserve">: например, </w:t>
+      </w:r>
+      <w:r>
+        <w:rPr>
+          <w:rFonts w:ascii="Courier New" w:hAnsi="Courier New" w:cs="Courier New"/>
+          <w:lang w:val="en-US"/>
+        </w:rPr>
+        <w:t>main</w:t>
+      </w:r>
+      <w:r>
+        <w:rPr>
+          <w:rFonts w:ascii="Courier New" w:hAnsi="Courier New" w:cs="Courier New"/>
+        </w:rPr>
+        <w:t>--</w:t>
+      </w:r>
+      <w:r>
+        <w:rPr>
+          <w:rFonts w:ascii="Courier New" w:hAnsi="Courier New" w:cs="Courier New"/>
+          <w:lang w:val="en-US"/>
+        </w:rPr>
+        <w:t>badge</w:t>
+      </w:r>
+      <w:r>
+        <w:rPr>
+          <w:rFonts w:ascii="Courier New" w:hAnsi="Courier New" w:cs="Courier New"/>
+        </w:rPr>
+        <w:t>--</w:t>
+      </w:r>
+      <w:r>
+        <w:rPr>
+          <w:rFonts w:ascii="Courier New" w:hAnsi="Courier New" w:cs="Courier New"/>
+          <w:lang w:val="en-US"/>
+        </w:rPr>
+        <w:t>fill</w:t>
+      </w:r>
+      <w:r>
+        <w:rPr>
+          <w:rFonts w:ascii="Courier New" w:hAnsi="Courier New" w:cs="Courier New"/>
+        </w:rPr>
+        <w:t>-</w:t>
+      </w:r>
+      <w:r>
+        <w:rPr>
+          <w:rFonts w:ascii="Courier New" w:hAnsi="Courier New" w:cs="Courier New"/>
+          <w:lang w:val="en-US"/>
+        </w:rPr>
+        <w:t>one</w:t>
+      </w:r>
+      <w:r>
+        <w:rPr>
+          <w:rFonts w:ascii="Courier New" w:hAnsi="Courier New" w:cs="Courier New"/>
+        </w:rPr>
+        <w:t>-</w:t>
+      </w:r>
+      <w:r>
+        <w:rPr>
+          <w:rFonts w:ascii="Courier New" w:hAnsi="Courier New" w:cs="Courier New"/>
+          <w:lang w:val="en-US"/>
+        </w:rPr>
+        <w:t>digit</w:t>
+      </w:r>
+      <w:r>
+        <w:rPr>
+          <w:rFonts w:ascii="Courier New" w:hAnsi="Courier New" w:cs="Courier New"/>
+        </w:rPr>
+        <w:t>.</w:t>
+      </w:r>
+      <w:r>
+        <w:rPr>
+          <w:rFonts w:ascii="Courier New" w:hAnsi="Courier New" w:cs="Courier New"/>
+          <w:lang w:val="en-US"/>
+        </w:rPr>
+        <w:t>png</w:t>
+      </w:r>
+      <w:r>
+        <w:t xml:space="preserve"> или </w:t>
+      </w:r>
+      <w:r>
+        <w:rPr>
+          <w:rFonts w:ascii="Courier New" w:hAnsi="Courier New" w:cs="Courier New"/>
+          <w:lang w:val="en-US"/>
+        </w:rPr>
+        <w:t>basics</w:t>
+      </w:r>
+      <w:r>
+        <w:rPr>
+          <w:rFonts w:ascii="Courier New" w:hAnsi="Courier New" w:cs="Courier New"/>
+        </w:rPr>
+        <w:t>--</w:t>
+      </w:r>
+      <w:r>
+        <w:rPr>
+          <w:rFonts w:ascii="Courier New" w:hAnsi="Courier New" w:cs="Courier New"/>
+          <w:lang w:val="en-US"/>
+        </w:rPr>
+        <w:t>fonts</w:t>
+      </w:r>
+      <w:r>
+        <w:rPr>
+          <w:rFonts w:ascii="Courier New" w:hAnsi="Courier New" w:cs="Courier New"/>
+        </w:rPr>
+        <w:t>--</w:t>
+      </w:r>
+      <w:r>
+        <w:rPr>
+          <w:rFonts w:ascii="Courier New" w:hAnsi="Courier New" w:cs="Courier New"/>
+          <w:lang w:val="en-US"/>
+        </w:rPr>
+        <w:t>basic</w:t>
+      </w:r>
+      <w:r>
+        <w:rPr>
+          <w:rFonts w:ascii="Courier New" w:hAnsi="Courier New" w:cs="Courier New"/>
+        </w:rPr>
+        <w:t>-</w:t>
+      </w:r>
+      <w:r>
+        <w:rPr>
+          <w:rFonts w:ascii="Courier New" w:hAnsi="Courier New" w:cs="Courier New"/>
+          <w:lang w:val="en-US"/>
+        </w:rPr>
+        <w:t>latin</w:t>
+      </w:r>
+      <w:r>
+        <w:rPr>
+          <w:rFonts w:ascii="Courier New" w:hAnsi="Courier New" w:cs="Courier New"/>
+        </w:rPr>
+        <w:t>-</w:t>
+      </w:r>
+      <w:r>
+        <w:rPr>
+          <w:rFonts w:ascii="Courier New" w:hAnsi="Courier New" w:cs="Courier New"/>
+          <w:lang w:val="en-US"/>
+        </w:rPr>
+        <w:t>text</w:t>
+      </w:r>
+      <w:r>
+        <w:rPr>
+          <w:rFonts w:ascii="Courier New" w:hAnsi="Courier New" w:cs="Courier New"/>
+        </w:rPr>
+        <w:t>.</w:t>
+      </w:r>
+      <w:r>
+        <w:rPr>
+          <w:rFonts w:ascii="Courier New" w:hAnsi="Courier New" w:cs="Courier New"/>
+          <w:lang w:val="en-US"/>
+        </w:rPr>
+        <w:t>png</w:t>
+      </w:r>
+      <w:r>
+        <w:t>.</w:t>
+      </w:r>
+    </w:p>
+    <w:p>
+      <w:r>
+        <w:t xml:space="preserve">Требования к расширяемости включают возможность добавлять новые </w:t>
+      </w:r>
+      <w:r>
+        <w:t>элементы управления</w:t>
+      </w:r>
+      <w:r>
+        <w:t xml:space="preserve"> и </w:t>
+      </w:r>
+      <w:r>
+        <w:t>настройки отображения</w:t>
+      </w:r>
+      <w:r>
+        <w:t xml:space="preserve"> без переписывания всей системы. В</w:t>
+      </w:r>
+      <w:r>
+        <w:t xml:space="preserve"> модуле</w:t>
+      </w:r>
+      <w:r>
+        <w:t xml:space="preserve"> </w:t>
+      </w:r>
+      <w:r>
+        <w:rPr>
+          <w:rFonts w:ascii="Courier New" w:hAnsi="Courier New" w:cs="Courier New"/>
+          <w:lang w:val="en-US"/>
+        </w:rPr>
+        <w:t>StorybookLogic</w:t>
+      </w:r>
+      <w:r>
+        <w:t xml:space="preserve"> существует словарь </w:t>
+      </w:r>
+      <w:r>
+        <w:rPr>
+          <w:rFonts w:ascii="Courier New" w:hAnsi="Courier New" w:cs="Courier New"/>
+          <w:lang w:val="en-US"/>
+        </w:rPr>
+        <w:t>properties</w:t>
+      </w:r>
+      <w:r>
+        <w:t xml:space="preserve">, связывающий тип свойства с </w:t>
+      </w:r>
+      <w:r>
+        <w:rPr>
+          <w:lang w:val="en-US"/>
+        </w:rPr>
+        <w:t>React</w:t>
+      </w:r>
+      <w:r>
+        <w:t xml:space="preserve">-компонентом поля управления. Это позволяет добавлять новый тип управления через расширение модели </w:t>
+      </w:r>
+      <w:r>
+        <w:rPr>
+          <w:rFonts w:ascii="Courier New" w:hAnsi="Courier New" w:cs="Courier New"/>
+          <w:lang w:val="en-US"/>
+        </w:rPr>
+        <w:t>TypeValue</w:t>
+      </w:r>
+      <w:r>
+        <w:t xml:space="preserve">, типа </w:t>
+      </w:r>
+      <w:r>
+        <w:rPr>
+          <w:rFonts w:ascii="Courier New" w:hAnsi="Courier New" w:cs="Courier New"/>
+          <w:lang w:val="en-US"/>
+        </w:rPr>
+        <w:t>Property</w:t>
+      </w:r>
+      <w:r>
+        <w:t xml:space="preserve"> и соответствующего компонента </w:t>
+      </w:r>
+      <w:r>
+        <w:t>поля свойства</w:t>
+      </w:r>
+      <w:r>
+        <w:t>.</w:t>
+      </w:r>
+    </w:p>
+    <w:p>
+      <w:pPr>
+        <w:pStyle w:val="Heading2"/>
+      </w:pPr>
+      <w:bookmarkStart w:id="8" w:name="_Toc232180225"/>
+      <w:r>
+        <w:t>Требования к качеству исходного кода</w:t>
+      </w:r>
+      <w:bookmarkEnd w:id="8"/>
+    </w:p>
+    <w:p>
+      <w:r>
+        <w:t xml:space="preserve">Качество исходного кода особенно важно для инструментов разработки. Если внутренний инструмент нестабилен, сложен или плохо типизирован, он перестаёт помогать команде и сам становится источником затрат. Поэтому код </w:t>
+      </w:r>
+      <w:r>
+        <w:rPr>
+          <w:lang w:val="en-US"/>
+        </w:rPr>
+        <w:t>Reactor</w:t>
+      </w:r>
+      <w:r>
+        <w:t xml:space="preserve"> </w:t>
+      </w:r>
+      <w:r>
+        <w:rPr>
+          <w:lang w:val="en-US"/>
+        </w:rPr>
+        <w:t>Storybook</w:t>
+      </w:r>
+      <w:r>
+        <w:t xml:space="preserve"> должен соответствовать общим принципам сопровождаемой фронтенд-разработки: явные контракты, разделение ответственности, типобезопасность, минимальное количество скрытых зависимостей и предсказуемое поведение.</w:t>
+      </w:r>
+    </w:p>
+    <w:p>
+      <w:r>
+        <w:t xml:space="preserve">Первое требование – типизация публичной модели. Тип </w:t>
+      </w:r>
+      <w:proofErr w:type="gramStart"/>
+      <w:r>
+        <w:rPr>
+          <w:rFonts w:ascii="Courier New" w:hAnsi="Courier New" w:cs="Courier New"/>
+          <w:lang w:val="en-US"/>
+        </w:rPr>
+        <w:t>Story</w:t>
+      </w:r>
+      <w:r>
+        <w:rPr>
+          <w:rFonts w:ascii="Courier New" w:hAnsi="Courier New" w:cs="Courier New"/>
+        </w:rPr>
+        <w:t>&lt;</w:t>
+      </w:r>
+      <w:proofErr w:type="gramEnd"/>
+      <w:r>
+        <w:rPr>
+          <w:rFonts w:ascii="Courier New" w:hAnsi="Courier New" w:cs="Courier New"/>
+          <w:lang w:val="en-US"/>
+        </w:rPr>
+        <w:t>TProps</w:t>
+      </w:r>
+      <w:r>
+        <w:rPr>
+          <w:rFonts w:ascii="Courier New" w:hAnsi="Courier New" w:cs="Courier New"/>
+        </w:rPr>
+        <w:t>&gt;</w:t>
+      </w:r>
+      <w:r>
+        <w:t xml:space="preserve"> описывает, какие данные принимает </w:t>
+      </w:r>
+      <w:r>
+        <w:t>история</w:t>
+      </w:r>
+      <w:r>
+        <w:t xml:space="preserve">, как строится </w:t>
+      </w:r>
+      <w:r>
+        <w:rPr>
+          <w:lang w:val="en-US"/>
+        </w:rPr>
+        <w:t>React</w:t>
+      </w:r>
+      <w:r>
+        <w:t>-элемент и какие свойства доступны в</w:t>
+      </w:r>
+      <w:r>
+        <w:t xml:space="preserve"> </w:t>
+      </w:r>
+      <w:r>
+        <w:lastRenderedPageBreak/>
+        <w:t>элементах управления</w:t>
+      </w:r>
+      <w:r>
+        <w:t xml:space="preserve">. Благодаря </w:t>
+      </w:r>
+      <w:r>
+        <w:rPr>
+          <w:lang w:val="en-US"/>
+        </w:rPr>
+        <w:t>generic</w:t>
+      </w:r>
+      <w:r>
+        <w:t xml:space="preserve">-параметру </w:t>
+      </w:r>
+      <w:r>
+        <w:rPr>
+          <w:rFonts w:ascii="Courier New" w:hAnsi="Courier New" w:cs="Courier New"/>
+          <w:lang w:val="en-US"/>
+        </w:rPr>
+        <w:t>TProps</w:t>
+      </w:r>
+      <w:r>
+        <w:t xml:space="preserve"> связь между </w:t>
+      </w:r>
+      <w:r>
+        <w:t>свойствами</w:t>
+      </w:r>
+      <w:r>
+        <w:t xml:space="preserve"> компонента и описанием </w:t>
+      </w:r>
+      <w:r>
+        <w:t>элементов управления</w:t>
+      </w:r>
+      <w:r>
+        <w:t xml:space="preserve"> становится выраженной на уровне </w:t>
+      </w:r>
+      <w:r>
+        <w:rPr>
+          <w:lang w:val="en-US"/>
+        </w:rPr>
+        <w:t>TypeScript</w:t>
+      </w:r>
+      <w:r>
+        <w:t xml:space="preserve">. Это снижает риск ошибок, когда в </w:t>
+      </w:r>
+      <w:r>
+        <w:t>истории</w:t>
+      </w:r>
+      <w:r>
+        <w:t xml:space="preserve"> указывается свойство, которого нет у компонента, или передаётся значение неподходящего типа.</w:t>
+      </w:r>
+    </w:p>
+    <w:p>
+      <w:r>
+        <w:t xml:space="preserve">Второе требование </w:t>
+      </w:r>
+      <w:r>
+        <w:t>–</w:t>
+      </w:r>
+      <w:r>
+        <w:t xml:space="preserve"> локализация ответственности.</w:t>
+      </w:r>
+      <w:r>
+        <w:t xml:space="preserve"> </w:t>
+      </w:r>
+      <w:r>
+        <w:t xml:space="preserve">Модуль </w:t>
+      </w:r>
+      <w:r>
+        <w:rPr>
+          <w:rFonts w:ascii="Courier New" w:hAnsi="Courier New" w:cs="Courier New"/>
+          <w:lang w:val="en-US"/>
+        </w:rPr>
+        <w:t>StorybookLogic</w:t>
+      </w:r>
+      <w:r>
+        <w:t xml:space="preserve"> занимается вычислением состояния </w:t>
+      </w:r>
+      <w:r>
+        <w:rPr>
+          <w:lang w:val="en-US"/>
+        </w:rPr>
+        <w:t>Storybook</w:t>
+      </w:r>
+      <w:r>
+        <w:t>: разбором URL, выбором компонента, применением пресета, построением свойств, созданием меню, элементов управления свойствами и настроек отображения.</w:t>
+      </w:r>
+      <w:r>
+        <w:t xml:space="preserve"> </w:t>
+      </w:r>
+      <w:r>
+        <w:t xml:space="preserve">Компонент </w:t>
+      </w:r>
+      <w:r>
+        <w:rPr>
+          <w:rFonts w:ascii="Courier New" w:hAnsi="Courier New" w:cs="Courier New"/>
+          <w:lang w:val="en-US"/>
+        </w:rPr>
+        <w:t>Storybook</w:t>
+      </w:r>
+      <w:r>
+        <w:t xml:space="preserve"> занимается компоновкой интерфейса. </w:t>
+      </w:r>
+      <w:r>
+        <w:rPr>
+          <w:rFonts w:ascii="Courier New" w:hAnsi="Courier New" w:cs="Courier New"/>
+          <w:lang w:val="en-US"/>
+        </w:rPr>
+        <w:t>StoryContainer</w:t>
+      </w:r>
+      <w:r>
+        <w:t xml:space="preserve"> отвечает за отрисовку области компонента и присвоение </w:t>
+      </w:r>
+      <w:r>
+        <w:rPr>
+          <w:rFonts w:ascii="Courier New" w:hAnsi="Courier New" w:cs="Courier New"/>
+          <w:lang w:val="en-US"/>
+        </w:rPr>
+        <w:t>id</w:t>
+      </w:r>
+      <w:r>
+        <w:rPr>
+          <w:rFonts w:ascii="Courier New" w:hAnsi="Courier New" w:cs="Courier New"/>
+        </w:rPr>
+        <w:t>="</w:t>
+      </w:r>
+      <w:r>
+        <w:rPr>
+          <w:rFonts w:ascii="Courier New" w:hAnsi="Courier New" w:cs="Courier New"/>
+          <w:lang w:val="en-US"/>
+        </w:rPr>
+        <w:t>story</w:t>
+      </w:r>
+      <w:r>
+        <w:rPr>
+          <w:rFonts w:ascii="Courier New" w:hAnsi="Courier New" w:cs="Courier New"/>
+        </w:rPr>
+        <w:t>"</w:t>
+      </w:r>
+      <w:r>
+        <w:t xml:space="preserve">. </w:t>
+      </w:r>
+      <w:r>
+        <w:t xml:space="preserve">Модуль </w:t>
+      </w:r>
+      <w:r>
+        <w:rPr>
+          <w:rFonts w:ascii="Courier New" w:hAnsi="Courier New" w:cs="Courier New"/>
+          <w:lang w:val="en-US"/>
+        </w:rPr>
+        <w:t>TestLogic</w:t>
+      </w:r>
+      <w:r>
+        <w:t xml:space="preserve"> отвечает за список сценариев и переключение </w:t>
+      </w:r>
+      <w:r>
+        <w:rPr>
+          <w:lang w:val="en-US"/>
+        </w:rPr>
+        <w:t>Storybook</w:t>
+      </w:r>
+      <w:r>
+        <w:t xml:space="preserve"> в </w:t>
+      </w:r>
+      <w:r>
+        <w:t>тестовый режим</w:t>
+      </w:r>
+      <w:r>
+        <w:t xml:space="preserve">. </w:t>
+      </w:r>
+      <w:r>
+        <w:rPr>
+          <w:rFonts w:ascii="Courier New" w:hAnsi="Courier New" w:cs="Courier New"/>
+          <w:lang w:val="en-US"/>
+        </w:rPr>
+        <w:t>Shot</w:t>
+      </w:r>
+      <w:r>
+        <w:rPr>
+          <w:rFonts w:ascii="Courier New" w:hAnsi="Courier New" w:cs="Courier New"/>
+        </w:rPr>
+        <w:t>.</w:t>
+      </w:r>
+      <w:r>
+        <w:rPr>
+          <w:rFonts w:ascii="Courier New" w:hAnsi="Courier New" w:cs="Courier New"/>
+          <w:lang w:val="en-US"/>
+        </w:rPr>
+        <w:t>start</w:t>
+      </w:r>
+      <w:r>
+        <w:t xml:space="preserve"> отвечает за </w:t>
+      </w:r>
+      <w:r>
+        <w:t>браузерные автоматизации</w:t>
+      </w:r>
+      <w:r>
+        <w:t xml:space="preserve"> и передачу </w:t>
+      </w:r>
+      <w:r>
+        <w:rPr>
+          <w:lang w:val="en-US"/>
+        </w:rPr>
+        <w:t>PNG</w:t>
+      </w:r>
+      <w:r>
+        <w:t xml:space="preserve"> в </w:t>
+      </w:r>
+      <w:r>
+        <w:rPr>
+          <w:lang w:val="en-US"/>
+        </w:rPr>
+        <w:t>callback</w:t>
+      </w:r>
+      <w:r>
+        <w:t xml:space="preserve">. </w:t>
+      </w:r>
+      <w:r>
+        <w:t>Такое разделение упрощает чтение и тестирование.</w:t>
+      </w:r>
+    </w:p>
+    <w:p>
+      <w:r>
+        <w:t xml:space="preserve">Третье требование – использование существующих библиотечных механизмов </w:t>
+      </w:r>
+      <w:r>
+        <w:rPr>
+          <w:lang w:val="en-US"/>
+        </w:rPr>
+        <w:t>Reactor</w:t>
+      </w:r>
+      <w:r>
+        <w:t xml:space="preserve">. Для </w:t>
       </w:r>
       <w:r>
         <w:rPr>
@@ -7572,7 +9117,310 @@
         <w:t>URL</w:t>
       </w:r>
       <w:r>
-        <w:t xml:space="preserve"> как механизм автоматического переключения состояния. Воспроизводимость особенно важна для </w:t>
+        <w:t xml:space="preserve"> применяются</w:t>
+      </w:r>
+      <w:r>
+        <w:t xml:space="preserve"> глобальные</w:t>
+      </w:r>
+      <w:r>
+        <w:t xml:space="preserve"> утилиты </w:t>
+      </w:r>
+      <w:r>
+        <w:rPr>
+          <w:rFonts w:ascii="Courier New" w:hAnsi="Courier New" w:cs="Courier New"/>
+          <w:lang w:val="en-US"/>
+        </w:rPr>
+        <w:t>Uri</w:t>
+      </w:r>
+      <w:r>
+        <w:t xml:space="preserve">, для </w:t>
+      </w:r>
+      <w:r>
+        <w:rPr>
+          <w:lang w:val="en-US"/>
+        </w:rPr>
+        <w:t>JSON</w:t>
+      </w:r>
+      <w:r>
+        <w:t xml:space="preserve"> – </w:t>
+      </w:r>
+      <w:r>
+        <w:rPr>
+          <w:rFonts w:ascii="Courier New" w:hAnsi="Courier New" w:cs="Courier New"/>
+          <w:lang w:val="en-US"/>
+        </w:rPr>
+        <w:t>Json</w:t>
+      </w:r>
+      <w:r>
+        <w:t xml:space="preserve">, для темы – </w:t>
+      </w:r>
+      <w:r>
+        <w:rPr>
+          <w:rFonts w:ascii="Courier New" w:hAnsi="Courier New" w:cs="Courier New"/>
+          <w:lang w:val="en-US"/>
+        </w:rPr>
+        <w:t>Theme</w:t>
+      </w:r>
+      <w:r>
+        <w:t xml:space="preserve">, для </w:t>
+      </w:r>
+      <w:r>
+        <w:t>маршрутизации</w:t>
+      </w:r>
+      <w:r>
+        <w:t xml:space="preserve"> – </w:t>
+      </w:r>
+      <w:r>
+        <w:rPr>
+          <w:rFonts w:ascii="Courier New" w:hAnsi="Courier New" w:cs="Courier New"/>
+          <w:lang w:val="en-US"/>
+        </w:rPr>
+        <w:t>useRouter</w:t>
+      </w:r>
+      <w:r>
+        <w:t xml:space="preserve">, для </w:t>
+      </w:r>
+      <w:r>
+        <w:rPr>
+          <w:lang w:val="en-US"/>
+        </w:rPr>
+        <w:t>UI</w:t>
+      </w:r>
+      <w:r>
+        <w:t xml:space="preserve"> </w:t>
+      </w:r>
+      <w:r>
+        <w:t>–</w:t>
+      </w:r>
+      <w:r>
+        <w:t xml:space="preserve"> компоненты </w:t>
+      </w:r>
+      <w:r>
+        <w:rPr>
+          <w:lang w:val="en-US"/>
+        </w:rPr>
+        <w:t>Reactor</w:t>
+      </w:r>
+      <w:r>
+        <w:t xml:space="preserve"> и </w:t>
+      </w:r>
+      <w:r>
+        <w:rPr>
+          <w:lang w:val="en-US"/>
+        </w:rPr>
+        <w:t>scaffold</w:t>
+      </w:r>
+      <w:r>
+        <w:t xml:space="preserve">. Это снижает вероятность расхождений между </w:t>
+      </w:r>
+      <w:r>
+        <w:rPr>
+          <w:lang w:val="en-US"/>
+        </w:rPr>
+        <w:t>Storybook</w:t>
+      </w:r>
+      <w:r>
+        <w:t xml:space="preserve"> и остальной платформой. Инструмент не должен изобретать собственную параллельную инфраструктуру там, где в </w:t>
+      </w:r>
+      <w:r>
+        <w:rPr>
+          <w:lang w:val="en-US"/>
+        </w:rPr>
+        <w:t>Reactor</w:t>
+      </w:r>
+      <w:r>
+        <w:t xml:space="preserve"> уже есть принятый способ решения задачи.</w:t>
+      </w:r>
+    </w:p>
+    <w:p>
+      <w:r>
+        <w:t xml:space="preserve">Четвёртое требование – тестируемость. В пакете </w:t>
+      </w:r>
+      <w:r>
+        <w:rPr>
+          <w:rFonts w:ascii="Courier New" w:hAnsi="Courier New" w:cs="Courier New"/>
+        </w:rPr>
+        <w:t>@</w:t>
+      </w:r>
+      <w:r>
+        <w:rPr>
+          <w:rFonts w:ascii="Courier New" w:hAnsi="Courier New" w:cs="Courier New"/>
+          <w:lang w:val="en-US"/>
+        </w:rPr>
+        <w:t>reactor</w:t>
+      </w:r>
+      <w:r>
+        <w:rPr>
+          <w:rFonts w:ascii="Courier New" w:hAnsi="Courier New" w:cs="Courier New"/>
+        </w:rPr>
+        <w:t>/</w:t>
+      </w:r>
+      <w:r>
+        <w:rPr>
+          <w:rFonts w:ascii="Courier New" w:hAnsi="Courier New" w:cs="Courier New"/>
+          <w:lang w:val="en-US"/>
+        </w:rPr>
+        <w:t>storybook</w:t>
+      </w:r>
+      <w:r>
+        <w:t xml:space="preserve"> присутствуют тесты для парсинга и строковых преобразований, например </w:t>
+      </w:r>
+      <w:r>
+        <w:rPr>
+          <w:rFonts w:ascii="Courier New" w:hAnsi="Courier New" w:cs="Courier New"/>
+          <w:lang w:val="en-US"/>
+        </w:rPr>
+        <w:t>Parser</w:t>
+      </w:r>
+      <w:r>
+        <w:rPr>
+          <w:rFonts w:ascii="Courier New" w:hAnsi="Courier New" w:cs="Courier New"/>
+        </w:rPr>
+        <w:t>.</w:t>
+      </w:r>
+      <w:r>
+        <w:rPr>
+          <w:rFonts w:ascii="Courier New" w:hAnsi="Courier New" w:cs="Courier New"/>
+          <w:lang w:val="en-US"/>
+        </w:rPr>
+        <w:t>test</w:t>
+      </w:r>
+      <w:r>
+        <w:rPr>
+          <w:rFonts w:ascii="Courier New" w:hAnsi="Courier New" w:cs="Courier New"/>
+        </w:rPr>
+        <w:t>.</w:t>
+      </w:r>
+      <w:proofErr w:type="spellStart"/>
+      <w:r>
+        <w:rPr>
+          <w:rFonts w:ascii="Courier New" w:hAnsi="Courier New" w:cs="Courier New"/>
+          <w:lang w:val="en-US"/>
+        </w:rPr>
+        <w:t>ts</w:t>
+      </w:r>
+      <w:proofErr w:type="spellEnd"/>
+      <w:r>
+        <w:t xml:space="preserve">, </w:t>
+      </w:r>
+      <w:r>
+        <w:rPr>
+          <w:rFonts w:ascii="Courier New" w:hAnsi="Courier New" w:cs="Courier New"/>
+          <w:lang w:val="en-US"/>
+        </w:rPr>
+        <w:t>String</w:t>
+      </w:r>
+      <w:r>
+        <w:rPr>
+          <w:rFonts w:ascii="Courier New" w:hAnsi="Courier New" w:cs="Courier New"/>
+        </w:rPr>
+        <w:t>.</w:t>
+      </w:r>
+      <w:r>
+        <w:rPr>
+          <w:rFonts w:ascii="Courier New" w:hAnsi="Courier New" w:cs="Courier New"/>
+          <w:lang w:val="en-US"/>
+        </w:rPr>
+        <w:t>test</w:t>
+      </w:r>
+      <w:r>
+        <w:rPr>
+          <w:rFonts w:ascii="Courier New" w:hAnsi="Courier New" w:cs="Courier New"/>
+        </w:rPr>
+        <w:t>.</w:t>
+      </w:r>
+      <w:proofErr w:type="spellStart"/>
+      <w:r>
+        <w:rPr>
+          <w:rFonts w:ascii="Courier New" w:hAnsi="Courier New" w:cs="Courier New"/>
+          <w:lang w:val="en-US"/>
+        </w:rPr>
+        <w:t>ts</w:t>
+      </w:r>
+      <w:proofErr w:type="spellEnd"/>
+      <w:r>
+        <w:t xml:space="preserve">, </w:t>
+      </w:r>
+      <w:proofErr w:type="spellStart"/>
+      <w:r>
+        <w:rPr>
+          <w:rFonts w:ascii="Courier New" w:hAnsi="Courier New" w:cs="Courier New"/>
+          <w:lang w:val="en-US"/>
+        </w:rPr>
+        <w:t>Jsx</w:t>
+      </w:r>
+      <w:proofErr w:type="spellEnd"/>
+      <w:r>
+        <w:rPr>
+          <w:rFonts w:ascii="Courier New" w:hAnsi="Courier New" w:cs="Courier New"/>
+        </w:rPr>
+        <w:t>.</w:t>
+      </w:r>
+      <w:r>
+        <w:rPr>
+          <w:rFonts w:ascii="Courier New" w:hAnsi="Courier New" w:cs="Courier New"/>
+          <w:lang w:val="en-US"/>
+        </w:rPr>
+        <w:t>test</w:t>
+      </w:r>
+      <w:r>
+        <w:rPr>
+          <w:rFonts w:ascii="Courier New" w:hAnsi="Courier New" w:cs="Courier New"/>
+        </w:rPr>
+        <w:t>.</w:t>
+      </w:r>
+      <w:proofErr w:type="spellStart"/>
+      <w:r>
+        <w:rPr>
+          <w:rFonts w:ascii="Courier New" w:hAnsi="Courier New" w:cs="Courier New"/>
+          <w:lang w:val="en-US"/>
+        </w:rPr>
+        <w:t>tsx</w:t>
+      </w:r>
+      <w:proofErr w:type="spellEnd"/>
+      <w:r>
+        <w:t xml:space="preserve">. Для </w:t>
+      </w:r>
+      <w:r>
+        <w:t xml:space="preserve">визуально регрессионного тестирования </w:t>
+      </w:r>
+      <w:r>
+        <w:t xml:space="preserve">основной проверкой выступают </w:t>
+      </w:r>
+      <w:r>
+        <w:rPr>
+          <w:lang w:val="en-US"/>
+        </w:rPr>
+        <w:t>PNG</w:t>
+      </w:r>
+      <w:r>
+        <w:t xml:space="preserve">-эталоны. </w:t>
+      </w:r>
+      <w:r>
+        <w:t>Таким образом, система сочетает модульные проверки вспомогательной логики и интеграционную проверку итогового визуального результата.</w:t>
+      </w:r>
+    </w:p>
+    <w:p>
+      <w:r>
+        <w:t xml:space="preserve">Пятое требование – отсутствие избыточной связанности между </w:t>
+      </w:r>
+      <w:r>
+        <w:rPr>
+          <w:lang w:val="en-US"/>
+        </w:rPr>
+        <w:t>CLI</w:t>
+      </w:r>
+      <w:r>
+        <w:t xml:space="preserve"> и </w:t>
+      </w:r>
+      <w:r>
+        <w:rPr>
+          <w:lang w:val="en-US"/>
+        </w:rPr>
+        <w:t>React</w:t>
+      </w:r>
+      <w:r>
+        <w:t xml:space="preserve">-интерфейсом. </w:t>
       </w:r>
       <w:r>
         <w:rPr>
@@ -7595,179 +9443,46 @@
         <w:t>shot</w:t>
       </w:r>
       <w:r>
-        <w:t>, поскольку инструмент должен получать одинаковый результат при повторном запуске.</w:t>
-      </w:r>
-    </w:p>
-    <w:p>
-      <w:r>
-        <w:t xml:space="preserve">Система должна работать в двух режимах. Обычный режим предназначен для человека: отображается </w:t>
-      </w:r>
-      <w:r>
-        <w:rPr>
-          <w:lang w:val="en-US"/>
-        </w:rPr>
-        <w:t>scaffold</w:t>
-      </w:r>
-      <w:r>
-        <w:t xml:space="preserve">-меню, область предпросмотра, свойства, настройки, код и документация. </w:t>
-      </w:r>
-      <w:r>
-        <w:rPr>
-          <w:lang w:val="en-US"/>
-        </w:rPr>
-        <w:t>Test</w:t>
-      </w:r>
-      <w:r>
-        <w:t xml:space="preserve"> </w:t>
-      </w:r>
-      <w:r>
-        <w:rPr>
-          <w:lang w:val="en-US"/>
-        </w:rPr>
-        <w:t>mode</w:t>
-      </w:r>
-      <w:r>
-        <w:t xml:space="preserve"> предназначен для автоматизации: в нём компонент </w:t>
-      </w:r>
-      <w:r>
-        <w:rPr>
-          <w:rFonts w:ascii="Courier New" w:hAnsi="Courier New" w:cs="Courier New"/>
+        <w:t xml:space="preserve"> не должен знать, какие компоненты </w:t>
+      </w:r>
+      <w:r>
+        <w:rPr>
+          <w:lang w:val="en-US"/>
+        </w:rPr>
+        <w:t>React</w:t>
+      </w:r>
+      <w:r>
+        <w:t xml:space="preserve"> используются в </w:t>
+      </w:r>
+      <w:r>
+        <w:rPr>
           <w:lang w:val="en-US"/>
         </w:rPr>
         <w:t>Storybook</w:t>
       </w:r>
       <w:r>
-        <w:t xml:space="preserve"> возвращает только </w:t>
-      </w:r>
-      <w:r>
-        <w:rPr>
-          <w:rFonts w:ascii="Courier New" w:hAnsi="Courier New" w:cs="Courier New"/>
-          <w:lang w:val="en-US"/>
-        </w:rPr>
-        <w:t>StoryContainer</w:t>
-      </w:r>
-      <w:r>
-        <w:t xml:space="preserve">, а служебные панели не попадают в скриншот. Это требование исключает ложные изменения, связанные с интерфейсом самого </w:t>
-      </w:r>
-      <w:r>
-        <w:rPr>
-          <w:lang w:val="en-US"/>
-        </w:rPr>
-        <w:t>Storybook</w:t>
-      </w:r>
-      <w:r>
+        <w:t xml:space="preserve">, как устроено меню и где хранятся </w:t>
+      </w:r>
+      <w:r>
+        <w:t>элементы управления</w:t>
+      </w:r>
+      <w:r>
+        <w:t xml:space="preserve">. Ему достаточно дождаться </w:t>
+      </w:r>
+      <w:proofErr w:type="gramStart"/>
+      <w:r>
+        <w:rPr>
+          <w:rFonts w:ascii="Courier New" w:hAnsi="Courier New" w:cs="Courier New"/>
+          <w:lang w:val="en-US"/>
+        </w:rPr>
+        <w:t>window</w:t>
+      </w:r>
+      <w:r>
+        <w:rPr>
+          <w:rFonts w:ascii="Courier New" w:hAnsi="Courier New" w:cs="Courier New"/>
+        </w:rPr>
         <w:t>.</w:t>
       </w:r>
-    </w:p>
-    <w:p>
-      <w:r>
-        <w:t xml:space="preserve">Система должна поддерживать автоматическое формирование матрицы тестирования. Разработчик описывает </w:t>
-      </w:r>
-      <w:r>
-        <w:t>пресеты</w:t>
-      </w:r>
-      <w:r>
-        <w:t xml:space="preserve"> внутри </w:t>
-      </w:r>
-      <w:r>
-        <w:t>истории</w:t>
-      </w:r>
-      <w:r>
-        <w:t xml:space="preserve">, а </w:t>
-      </w:r>
-      <w:r>
-        <w:t xml:space="preserve">модуль </w:t>
-      </w:r>
-      <w:r>
-        <w:rPr>
-          <w:rFonts w:ascii="Courier New" w:hAnsi="Courier New" w:cs="Courier New"/>
-          <w:lang w:val="en-US"/>
-        </w:rPr>
-        <w:t>TestLogic</w:t>
-      </w:r>
-      <w:r>
-        <w:t xml:space="preserve"> превращает их в </w:t>
-      </w:r>
-      <w:r>
-        <w:rPr>
-          <w:lang w:val="en-US"/>
-        </w:rPr>
-        <w:t>screenshot</w:t>
-      </w:r>
-      <w:r>
-        <w:t xml:space="preserve">-сценарии с учётом тем и режимов. Благодаря этому сценарий не нужно </w:t>
-      </w:r>
-      <w:r>
-        <w:lastRenderedPageBreak/>
-        <w:t xml:space="preserve">регистрировать отдельно в тестовом файле. В текущей реализации идентификатор сценария имеет вид </w:t>
-      </w:r>
-      <w:r>
-        <w:rPr>
-          <w:rFonts w:ascii="Courier New" w:hAnsi="Courier New" w:cs="Courier New"/>
-        </w:rPr>
-        <w:t>{</w:t>
-      </w:r>
-      <w:r>
-        <w:rPr>
-          <w:rFonts w:ascii="Courier New" w:hAnsi="Courier New" w:cs="Courier New"/>
-          <w:lang w:val="en-US"/>
-        </w:rPr>
-        <w:t>theme</w:t>
-      </w:r>
-      <w:r>
-        <w:rPr>
-          <w:rFonts w:ascii="Courier New" w:hAnsi="Courier New" w:cs="Courier New"/>
-        </w:rPr>
-        <w:t>}-{</w:t>
-      </w:r>
-      <w:r>
-        <w:rPr>
-          <w:rFonts w:ascii="Courier New" w:hAnsi="Courier New" w:cs="Courier New"/>
-          <w:lang w:val="en-US"/>
-        </w:rPr>
-        <w:t>mode</w:t>
-      </w:r>
-      <w:r>
-        <w:rPr>
-          <w:rFonts w:ascii="Courier New" w:hAnsi="Courier New" w:cs="Courier New"/>
-        </w:rPr>
-        <w:t>}/{</w:t>
-      </w:r>
-      <w:r>
-        <w:rPr>
-          <w:rFonts w:ascii="Courier New" w:hAnsi="Courier New" w:cs="Courier New"/>
-          <w:lang w:val="en-US"/>
-        </w:rPr>
-        <w:t>story</w:t>
-      </w:r>
-      <w:r>
-        <w:rPr>
-          <w:rFonts w:ascii="Courier New" w:hAnsi="Courier New" w:cs="Courier New"/>
-        </w:rPr>
-        <w:t>-</w:t>
-      </w:r>
-      <w:r>
-        <w:rPr>
-          <w:rFonts w:ascii="Courier New" w:hAnsi="Courier New" w:cs="Courier New"/>
-          <w:lang w:val="en-US"/>
-        </w:rPr>
-        <w:t>id</w:t>
-      </w:r>
-      <w:r>
-        <w:rPr>
-          <w:rFonts w:ascii="Courier New" w:hAnsi="Courier New" w:cs="Courier New"/>
-        </w:rPr>
-        <w:t>}</w:t>
-      </w:r>
-      <w:r>
-        <w:t xml:space="preserve">, а путь к файлу формируется как </w:t>
-      </w:r>
-      <w:r>
-        <w:rPr>
-          <w:rFonts w:ascii="Courier New" w:hAnsi="Courier New" w:cs="Courier New"/>
-        </w:rPr>
-        <w:t>.</w:t>
-      </w:r>
       <w:r>
         <w:rPr>
           <w:rFonts w:ascii="Courier New" w:hAnsi="Courier New" w:cs="Courier New"/>
@@ -7775,1870 +9490,7 @@
         </w:rPr>
         <w:t>storybook</w:t>
       </w:r>
-      <w:r>
-        <w:rPr>
-          <w:rFonts w:ascii="Courier New" w:hAnsi="Courier New" w:cs="Courier New"/>
-        </w:rPr>
-        <w:t>/{</w:t>
-      </w:r>
-      <w:r>
-        <w:rPr>
-          <w:rFonts w:ascii="Courier New" w:hAnsi="Courier New" w:cs="Courier New"/>
-          <w:lang w:val="en-US"/>
-        </w:rPr>
-        <w:t>story</w:t>
-      </w:r>
-      <w:r>
-        <w:rPr>
-          <w:rFonts w:ascii="Courier New" w:hAnsi="Courier New" w:cs="Courier New"/>
-        </w:rPr>
-        <w:t>.</w:t>
-      </w:r>
-      <w:r>
-        <w:rPr>
-          <w:rFonts w:ascii="Courier New" w:hAnsi="Courier New" w:cs="Courier New"/>
-          <w:lang w:val="en-US"/>
-        </w:rPr>
-        <w:t>toLowerCase</w:t>
-      </w:r>
-      <w:r>
-        <w:rPr>
-          <w:rFonts w:ascii="Courier New" w:hAnsi="Courier New" w:cs="Courier New"/>
-        </w:rPr>
-        <w:t>()}.</w:t>
-      </w:r>
-      <w:r>
-        <w:rPr>
-          <w:rFonts w:ascii="Courier New" w:hAnsi="Courier New" w:cs="Courier New"/>
-          <w:lang w:val="en-US"/>
-        </w:rPr>
-        <w:t>png</w:t>
-      </w:r>
-      <w:r>
-        <w:t>.</w:t>
-      </w:r>
-    </w:p>
-    <w:p>
-      <w:r>
-        <w:t xml:space="preserve">Визуальная проверка должна быть интегрирована в пакетный </w:t>
-      </w:r>
-      <w:r>
-        <w:rPr>
-          <w:lang w:val="en-US"/>
-        </w:rPr>
-        <w:t>workflow</w:t>
-      </w:r>
-      <w:r>
-        <w:t xml:space="preserve">. Фильтр </w:t>
-      </w:r>
-      <w:r>
-        <w:rPr>
-          <w:rFonts w:ascii="Courier New" w:hAnsi="Courier New" w:cs="Courier New"/>
-          <w:lang w:val="en-US"/>
-        </w:rPr>
-        <w:t>Filters</w:t>
-      </w:r>
-      <w:r>
-        <w:rPr>
-          <w:rFonts w:ascii="Courier New" w:hAnsi="Courier New" w:cs="Courier New"/>
-        </w:rPr>
-        <w:t>.</w:t>
-      </w:r>
-      <w:r>
-        <w:rPr>
-          <w:rFonts w:ascii="Courier New" w:hAnsi="Courier New" w:cs="Courier New"/>
-          <w:lang w:val="en-US"/>
-        </w:rPr>
-        <w:t>shot</w:t>
-      </w:r>
-      <w:r>
-        <w:t xml:space="preserve"> запускает </w:t>
-      </w:r>
-      <w:r>
-        <w:rPr>
-          <w:lang w:val="en-US"/>
-        </w:rPr>
-        <w:t>shot</w:t>
-      </w:r>
-      <w:r>
-        <w:t xml:space="preserve">-команды только для пакетов, где существует директория </w:t>
-      </w:r>
-      <w:r>
-        <w:rPr>
-          <w:rFonts w:ascii="Courier New" w:hAnsi="Courier New" w:cs="Courier New"/>
-        </w:rPr>
-        <w:t>.</w:t>
-      </w:r>
-      <w:r>
-        <w:rPr>
-          <w:rFonts w:ascii="Courier New" w:hAnsi="Courier New" w:cs="Courier New"/>
-          <w:lang w:val="en-US"/>
-        </w:rPr>
-        <w:t>storybook</w:t>
-      </w:r>
-      <w:r>
-        <w:t xml:space="preserve">. Это позволяет не применять </w:t>
-      </w:r>
-      <w:r>
-        <w:rPr>
-          <w:lang w:val="en-US"/>
-        </w:rPr>
-        <w:t>screenshot</w:t>
-      </w:r>
-      <w:r>
-        <w:t xml:space="preserve"> </w:t>
-      </w:r>
-      <w:r>
-        <w:rPr>
-          <w:lang w:val="en-US"/>
-        </w:rPr>
-        <w:t>pipeline</w:t>
-      </w:r>
-      <w:r>
-        <w:t xml:space="preserve"> ко всем пакетам монорепозитория без необходимости. Для пакетов, где визуальные эталоны действительно используются, команды </w:t>
-      </w:r>
-      <w:r>
-        <w:rPr>
-          <w:rFonts w:ascii="Courier New" w:hAnsi="Courier New" w:cs="Courier New"/>
-          <w:lang w:val="en-US"/>
-        </w:rPr>
-        <w:t>rtr</w:t>
-      </w:r>
-      <w:r>
-        <w:t xml:space="preserve"> обеспечивают единый способ обновления и проверки.</w:t>
-      </w:r>
-    </w:p>
-    <w:p>
-      <w:r>
-        <w:t xml:space="preserve">Поскольку текущая реализация сравнивает </w:t>
-      </w:r>
-      <w:r>
-        <w:rPr>
-          <w:lang w:val="en-US"/>
-        </w:rPr>
-        <w:t>PNG</w:t>
-      </w:r>
-      <w:r>
-        <w:t xml:space="preserve"> побайтово, эксплуатационная среда должна быть стабильной. На результат могут влиять версии браузера, шрифты, параметры отрисовки, </w:t>
-      </w:r>
-      <w:r>
-        <w:rPr>
-          <w:lang w:val="en-US"/>
-        </w:rPr>
-        <w:t>device</w:t>
-      </w:r>
-      <w:r>
-        <w:t xml:space="preserve"> </w:t>
-      </w:r>
-      <w:r>
-        <w:rPr>
-          <w:lang w:val="en-US"/>
-        </w:rPr>
-        <w:t>scale</w:t>
-      </w:r>
-      <w:r>
-        <w:t xml:space="preserve"> </w:t>
-      </w:r>
-      <w:r>
-        <w:rPr>
-          <w:lang w:val="en-US"/>
-        </w:rPr>
-        <w:t>factor</w:t>
-      </w:r>
-      <w:r>
-        <w:t xml:space="preserve">, размеры </w:t>
-      </w:r>
-      <w:r>
-        <w:rPr>
-          <w:lang w:val="en-US"/>
-        </w:rPr>
-        <w:t>viewport</w:t>
-      </w:r>
-      <w:r>
-        <w:t xml:space="preserve"> и асинхронные анимации. В реализации </w:t>
-      </w:r>
-      <w:r>
-        <w:rPr>
-          <w:rFonts w:ascii="Courier New" w:hAnsi="Courier New" w:cs="Courier New"/>
-          <w:lang w:val="en-US"/>
-        </w:rPr>
-        <w:t>rtr</w:t>
-      </w:r>
-      <w:r>
-        <w:rPr>
-          <w:rFonts w:ascii="Courier New" w:hAnsi="Courier New" w:cs="Courier New"/>
-        </w:rPr>
-        <w:t xml:space="preserve"> </w:t>
-      </w:r>
-      <w:r>
-        <w:rPr>
-          <w:rFonts w:ascii="Courier New" w:hAnsi="Courier New" w:cs="Courier New"/>
-          <w:lang w:val="en-US"/>
-        </w:rPr>
-        <w:t>shot</w:t>
-      </w:r>
-      <w:r>
-        <w:t xml:space="preserve"> браузер запускается через </w:t>
-      </w:r>
-      <w:r>
-        <w:rPr>
-          <w:lang w:val="en-US"/>
-        </w:rPr>
-        <w:t>Puppeteer</w:t>
-      </w:r>
-      <w:r>
-        <w:t xml:space="preserve"> с </w:t>
-      </w:r>
-      <w:r>
-        <w:rPr>
-          <w:lang w:val="en-US"/>
-        </w:rPr>
-        <w:t>viewport</w:t>
-      </w:r>
-      <w:r>
-        <w:t xml:space="preserve"> 4000 на 4000 пикселей, </w:t>
-      </w:r>
-      <w:r>
-        <w:rPr>
-          <w:rFonts w:ascii="Courier New" w:hAnsi="Courier New" w:cs="Courier New"/>
-          <w:lang w:val="en-US"/>
-        </w:rPr>
-        <w:t>deviceScaleFactor</w:t>
-      </w:r>
-      <w:r>
-        <w:rPr>
-          <w:rFonts w:ascii="Courier New" w:hAnsi="Courier New" w:cs="Courier New"/>
-        </w:rPr>
-        <w:t>: 1</w:t>
-      </w:r>
-      <w:r>
-        <w:t xml:space="preserve"> и аргументом </w:t>
-      </w:r>
-      <w:r>
-        <w:rPr>
-          <w:rFonts w:ascii="Courier New" w:hAnsi="Courier New" w:cs="Courier New"/>
-        </w:rPr>
-        <w:t>--</w:t>
-      </w:r>
-      <w:r>
-        <w:rPr>
-          <w:rFonts w:ascii="Courier New" w:hAnsi="Courier New" w:cs="Courier New"/>
-          <w:lang w:val="en-US"/>
-        </w:rPr>
-        <w:t>no</w:t>
-      </w:r>
-      <w:r>
-        <w:rPr>
-          <w:rFonts w:ascii="Courier New" w:hAnsi="Courier New" w:cs="Courier New"/>
-        </w:rPr>
-        <w:t>-</w:t>
-      </w:r>
-      <w:r>
-        <w:rPr>
-          <w:rFonts w:ascii="Courier New" w:hAnsi="Courier New" w:cs="Courier New"/>
-          <w:lang w:val="en-US"/>
-        </w:rPr>
-        <w:t>sandbox</w:t>
-      </w:r>
-      <w:r>
-        <w:t xml:space="preserve">. После переключения </w:t>
-      </w:r>
-      <w:r>
-        <w:rPr>
-          <w:lang w:val="en-US"/>
-        </w:rPr>
-        <w:t>story</w:t>
-      </w:r>
-      <w:r>
-        <w:t xml:space="preserve"> система ждёт появления элемента</w:t>
-      </w:r>
-      <w:r>
-        <w:t xml:space="preserve">, а затем через </w:t>
-      </w:r>
-      <w:r>
-        <w:rPr>
-          <w:rFonts w:ascii="Courier New" w:hAnsi="Courier New" w:cs="Courier New"/>
-          <w:lang w:val="en-US"/>
-        </w:rPr>
-        <w:t>requestAnimationFrame</w:t>
-      </w:r>
-      <w:r>
-        <w:t xml:space="preserve"> пропускает два кадра отрисовки,</w:t>
-      </w:r>
-      <w:r>
-        <w:t xml:space="preserve"> чтобы состояние успело </w:t>
-      </w:r>
-      <w:r>
-        <w:t>обновиться перед снимком</w:t>
-      </w:r>
-      <w:r>
-        <w:t>.</w:t>
-      </w:r>
-    </w:p>
-    <w:p>
-      <w:pPr>
-        <w:pStyle w:val="Heading2"/>
-      </w:pPr>
-      <w:bookmarkStart w:id="7" w:name="_Toc232176864"/>
-      <w:r>
-        <w:t>Требования к качеству программного продукта</w:t>
-      </w:r>
-      <w:bookmarkEnd w:id="7"/>
-    </w:p>
-    <w:p>
-      <w:r>
-        <w:t xml:space="preserve">Качество программного продукта в данной работе определяется не только корректностью отрисовки интерфейса, но и устойчивостью всей цепочки от описания </w:t>
-      </w:r>
-      <w:r>
-        <w:t>истории</w:t>
-      </w:r>
-      <w:r>
-        <w:t xml:space="preserve"> до проверки </w:t>
-      </w:r>
-      <w:r>
-        <w:rPr>
-          <w:lang w:val="en-US"/>
-        </w:rPr>
-        <w:t>PNG</w:t>
-      </w:r>
-      <w:r>
-        <w:t>. Система должна быть понятной для разработчика, предсказуемой для автоматизации и расширяемой для новых компонентов.</w:t>
-      </w:r>
-    </w:p>
-    <w:p>
-      <w:r>
-        <w:t>Функциональные требования к качеству включают полноту пользовательского интерфейса. Разработчик должен видеть список</w:t>
-      </w:r>
-      <w:r>
-        <w:t xml:space="preserve"> историй</w:t>
-      </w:r>
-      <w:r>
-        <w:t xml:space="preserve">, выбранный </w:t>
-      </w:r>
-      <w:r>
-        <w:t>пресет</w:t>
-      </w:r>
-      <w:r>
-        <w:t xml:space="preserve">, </w:t>
-      </w:r>
-      <w:r>
-        <w:t>предпросмотр</w:t>
-      </w:r>
-      <w:r>
-        <w:t xml:space="preserve"> компонента, доступные </w:t>
-      </w:r>
-      <w:r>
-        <w:t>свойства</w:t>
-      </w:r>
-      <w:r>
-        <w:t>,</w:t>
-      </w:r>
-      <w:r>
-        <w:t xml:space="preserve"> настройки </w:t>
-      </w:r>
-      <w:r>
-        <w:t xml:space="preserve">области просмотра и </w:t>
-      </w:r>
-      <w:r>
-        <w:rPr>
-          <w:lang w:val="en-US"/>
-        </w:rPr>
-        <w:t>JSX</w:t>
-      </w:r>
-      <w:r>
-        <w:t xml:space="preserve">-код. Если </w:t>
-      </w:r>
-      <w:r>
-        <w:t>история</w:t>
-      </w:r>
-      <w:r>
-        <w:t xml:space="preserve"> имеет</w:t>
-      </w:r>
-      <w:r>
-        <w:t xml:space="preserve"> настройку</w:t>
-      </w:r>
-      <w:r>
-        <w:t xml:space="preserve"> </w:t>
-      </w:r>
-      <w:r>
-        <w:rPr>
-          <w:rFonts w:ascii="Courier New" w:hAnsi="Courier New" w:cs="Courier New"/>
-          <w:lang w:val="en-US"/>
-        </w:rPr>
-        <w:t>docs</w:t>
-      </w:r>
-      <w:r>
-        <w:rPr>
-          <w:rFonts w:ascii="Courier New" w:hAnsi="Courier New" w:cs="Courier New"/>
-        </w:rPr>
-        <w:t xml:space="preserve">: </w:t>
-      </w:r>
-      <w:r>
-        <w:rPr>
-          <w:rFonts w:ascii="Courier New" w:hAnsi="Courier New" w:cs="Courier New"/>
-          <w:lang w:val="en-US"/>
-        </w:rPr>
-        <w:t>true</w:t>
-      </w:r>
-      <w:r>
-        <w:t xml:space="preserve"> или ссылку на документацию, интерфейс должен предоставить возможность перейти к дополнительному описанию. Если пользователь открывает несуществующую </w:t>
-      </w:r>
-      <w:r>
-        <w:t>историю</w:t>
-      </w:r>
-      <w:r>
-        <w:t xml:space="preserve"> или </w:t>
-      </w:r>
-      <w:r>
-        <w:t>пресет</w:t>
-      </w:r>
-      <w:r>
-        <w:t>, система должна корректно показать состояние ошибки.</w:t>
-      </w:r>
-    </w:p>
-    <w:p>
-      <w:r>
-        <w:t xml:space="preserve">Архитектурные требования включают разделение ответственности между пакетами. </w:t>
-      </w:r>
-      <w:r>
-        <w:rPr>
-          <w:rFonts w:ascii="Courier New" w:hAnsi="Courier New" w:cs="Courier New"/>
-        </w:rPr>
-        <w:t>@</w:t>
-      </w:r>
-      <w:r>
-        <w:rPr>
-          <w:rFonts w:ascii="Courier New" w:hAnsi="Courier New" w:cs="Courier New"/>
-          <w:lang w:val="en-US"/>
-        </w:rPr>
-        <w:t>reactor</w:t>
-      </w:r>
-      <w:r>
-        <w:rPr>
-          <w:rFonts w:ascii="Courier New" w:hAnsi="Courier New" w:cs="Courier New"/>
-        </w:rPr>
-        <w:t>/</w:t>
-      </w:r>
-      <w:r>
-        <w:rPr>
-          <w:rFonts w:ascii="Courier New" w:hAnsi="Courier New" w:cs="Courier New"/>
-          <w:lang w:val="en-US"/>
-        </w:rPr>
-        <w:t>storybook</w:t>
-      </w:r>
-      <w:r>
-        <w:t xml:space="preserve"> отвечает за пользовательский интерфейс, модель </w:t>
-      </w:r>
-      <w:r>
-        <w:rPr>
-          <w:lang w:val="en-US"/>
-        </w:rPr>
-        <w:t>stories</w:t>
-      </w:r>
-      <w:r>
-        <w:t xml:space="preserve">, </w:t>
-      </w:r>
-      <w:r>
-        <w:rPr>
-          <w:lang w:val="en-US"/>
-        </w:rPr>
-        <w:t>controls</w:t>
-      </w:r>
-      <w:r>
-        <w:t xml:space="preserve">, </w:t>
-      </w:r>
-      <w:r>
-        <w:rPr>
-          <w:lang w:val="en-US"/>
-        </w:rPr>
-        <w:t>settings</w:t>
-      </w:r>
-      <w:r>
-        <w:t xml:space="preserve">, </w:t>
-      </w:r>
-      <w:r>
-        <w:rPr>
-          <w:lang w:val="en-US"/>
-        </w:rPr>
-        <w:t>URL</w:t>
-      </w:r>
-      <w:r>
-        <w:t xml:space="preserve">-логику и </w:t>
-      </w:r>
-      <w:r>
-        <w:rPr>
-          <w:lang w:val="en-US"/>
-        </w:rPr>
-        <w:t>test</w:t>
-      </w:r>
-      <w:r>
-        <w:t xml:space="preserve"> </w:t>
-      </w:r>
-      <w:r>
-        <w:rPr>
-          <w:lang w:val="en-US"/>
-        </w:rPr>
-        <w:t>mode</w:t>
-      </w:r>
-      <w:r>
-        <w:t xml:space="preserve">. </w:t>
-      </w:r>
-      <w:r>
-        <w:rPr>
-          <w:rFonts w:ascii="Courier New" w:hAnsi="Courier New" w:cs="Courier New"/>
-        </w:rPr>
-        <w:t>@</w:t>
-      </w:r>
-      <w:r>
-        <w:rPr>
-          <w:rFonts w:ascii="Courier New" w:hAnsi="Courier New" w:cs="Courier New"/>
-          <w:lang w:val="en-US"/>
-        </w:rPr>
-        <w:t>reactor</w:t>
-      </w:r>
-      <w:r>
-        <w:rPr>
-          <w:rFonts w:ascii="Courier New" w:hAnsi="Courier New" w:cs="Courier New"/>
-        </w:rPr>
-        <w:t>/</w:t>
-      </w:r>
-      <w:r>
-        <w:rPr>
-          <w:rFonts w:ascii="Courier New" w:hAnsi="Courier New" w:cs="Courier New"/>
-          <w:lang w:val="en-US"/>
-        </w:rPr>
-        <w:t>storybook</w:t>
-      </w:r>
-      <w:r>
-        <w:rPr>
-          <w:rFonts w:ascii="Courier New" w:hAnsi="Courier New" w:cs="Courier New"/>
-        </w:rPr>
-        <w:t>-</w:t>
-      </w:r>
-      <w:r>
-        <w:rPr>
-          <w:rFonts w:ascii="Courier New" w:hAnsi="Courier New" w:cs="Courier New"/>
-          <w:lang w:val="en-US"/>
-        </w:rPr>
-        <w:t>core</w:t>
-      </w:r>
-      <w:r>
-        <w:t xml:space="preserve"> отвечает за минимальный общий слой: маршрут </w:t>
-      </w:r>
-      <w:r>
-        <w:rPr>
-          <w:rFonts w:ascii="Courier New" w:hAnsi="Courier New" w:cs="Courier New"/>
-          <w:lang w:val="en-US"/>
-        </w:rPr>
-        <w:t>storybook</w:t>
-      </w:r>
-      <w:r>
-        <w:t xml:space="preserve">, </w:t>
-      </w:r>
-      <w:r>
-        <w:rPr>
-          <w:lang w:val="en-US"/>
-        </w:rPr>
-        <w:t>URL</w:t>
-      </w:r>
-      <w:r>
-        <w:t xml:space="preserve">-параметры и </w:t>
-      </w:r>
-      <w:r>
-        <w:rPr>
-          <w:rFonts w:ascii="Courier New" w:hAnsi="Courier New" w:cs="Courier New"/>
-          <w:lang w:val="en-US"/>
-        </w:rPr>
-        <w:t>StorybookGate</w:t>
-      </w:r>
-      <w:r>
-        <w:t xml:space="preserve">. Такое разделение позволяет инструменту </w:t>
-      </w:r>
-      <w:r>
-        <w:rPr>
-          <w:lang w:val="en-US"/>
-        </w:rPr>
-        <w:t>screenshot</w:t>
-      </w:r>
-      <w:r>
-        <w:t>-тестирования зависеть только от узкого контракта, а не от деталей интерфейсного пакета.</w:t>
-      </w:r>
-    </w:p>
-    <w:p>
-      <w:r>
-        <w:lastRenderedPageBreak/>
-        <w:t xml:space="preserve">Требования к автоматизации включают детерминированность сценариев. Список </w:t>
-      </w:r>
-      <w:r>
-        <w:t>сценариев</w:t>
-      </w:r>
-      <w:r>
-        <w:t xml:space="preserve"> должен формироваться по </w:t>
-      </w:r>
-      <w:r>
-        <w:t>пресетам</w:t>
-      </w:r>
-      <w:r>
-        <w:t xml:space="preserve">. </w:t>
-      </w:r>
-      <w:r>
-        <w:t>История</w:t>
-      </w:r>
-      <w:r>
-        <w:t xml:space="preserve"> без </w:t>
-      </w:r>
-      <w:r>
-        <w:t xml:space="preserve">пресетов </w:t>
-      </w:r>
-      <w:r>
-        <w:t xml:space="preserve">может быть полезна для ручной демонстрации, но не становится </w:t>
-      </w:r>
-      <w:r>
-        <w:rPr>
-          <w:lang w:val="en-US"/>
-        </w:rPr>
-        <w:t>screenshot</w:t>
-      </w:r>
-      <w:r>
-        <w:t xml:space="preserve">-сценарием. Такое правило делает тестовую матрицу явной: если разработчик хочет включить состояние в визуальную проверку, он добавляет </w:t>
-      </w:r>
-      <w:r>
-        <w:t>пресет</w:t>
-      </w:r>
-      <w:r>
-        <w:t>.</w:t>
-      </w:r>
-    </w:p>
-    <w:p>
-      <w:r>
-        <w:t xml:space="preserve">Требования к проверке включают два уровня сравнения. Во-первых, </w:t>
-      </w:r>
-      <w:r>
-        <w:rPr>
-          <w:rFonts w:ascii="Courier New" w:hAnsi="Courier New" w:cs="Courier New"/>
-          <w:lang w:val="en-US"/>
-        </w:rPr>
-        <w:t>rtr</w:t>
-      </w:r>
-      <w:r>
-        <w:rPr>
-          <w:rFonts w:ascii="Courier New" w:hAnsi="Courier New" w:cs="Courier New"/>
-        </w:rPr>
-        <w:t xml:space="preserve"> </w:t>
-      </w:r>
-      <w:r>
-        <w:rPr>
-          <w:rFonts w:ascii="Courier New" w:hAnsi="Courier New" w:cs="Courier New"/>
-          <w:lang w:val="en-US"/>
-        </w:rPr>
-        <w:t>shot</w:t>
-      </w:r>
-      <w:r>
-        <w:rPr>
-          <w:rFonts w:ascii="Courier New" w:hAnsi="Courier New" w:cs="Courier New"/>
-        </w:rPr>
-        <w:t>-</w:t>
-      </w:r>
-      <w:r>
-        <w:rPr>
-          <w:rFonts w:ascii="Courier New" w:hAnsi="Courier New" w:cs="Courier New"/>
-          <w:lang w:val="en-US"/>
-        </w:rPr>
-        <w:t>check</w:t>
-      </w:r>
-      <w:r>
-        <w:t xml:space="preserve"> проверяет соответствие набора ожидаемых и существующих файлов. Если количество или имена файлов отличаются, проверка завершается ошибкой с указанием, что набор</w:t>
-      </w:r>
-      <w:r>
-        <w:t xml:space="preserve"> сценариев</w:t>
-      </w:r>
-      <w:r>
-        <w:t xml:space="preserve"> не совпадает. Во-вторых, для каждого </w:t>
-      </w:r>
-      <w:r>
-        <w:rPr>
-          <w:lang w:val="en-US"/>
-        </w:rPr>
-        <w:t>PNG</w:t>
-      </w:r>
-      <w:r>
-        <w:t xml:space="preserve"> выполняется побайтовое сравнение через </w:t>
-      </w:r>
-      <w:r>
-        <w:rPr>
-          <w:rFonts w:ascii="Courier New" w:hAnsi="Courier New" w:cs="Courier New"/>
-          <w:lang w:val="en-US"/>
-        </w:rPr>
-        <w:t>File</w:t>
-      </w:r>
-      <w:r>
-        <w:rPr>
-          <w:rFonts w:ascii="Courier New" w:hAnsi="Courier New" w:cs="Courier New"/>
-        </w:rPr>
-        <w:t>.</w:t>
-      </w:r>
-      <w:r>
-        <w:rPr>
-          <w:rFonts w:ascii="Courier New" w:hAnsi="Courier New" w:cs="Courier New"/>
-          <w:lang w:val="en-US"/>
-        </w:rPr>
-        <w:t>identical</w:t>
-      </w:r>
-      <w:r>
-        <w:t>. Любое отличие считается визуальной регрессией. Такой подход строгий, но простой и хорошо объяснимый.</w:t>
-      </w:r>
-    </w:p>
-    <w:p>
-      <w:r>
-        <w:t xml:space="preserve">Требования к удобству сопровождения включают читаемую структуру </w:t>
-      </w:r>
-      <w:r>
-        <w:t>историй</w:t>
-      </w:r>
-      <w:r>
-        <w:t xml:space="preserve">. </w:t>
-      </w:r>
-      <w:r>
-        <w:rPr>
-          <w:lang w:val="en-US"/>
-        </w:rPr>
-        <w:t>В demo-</w:t>
-      </w:r>
-      <w:r>
-        <w:t>приложении</w:t>
-      </w:r>
-      <w:r>
-        <w:rPr>
-          <w:lang w:val="en-US"/>
-        </w:rPr>
-        <w:t xml:space="preserve"> </w:t>
-      </w:r>
-      <w:r>
-        <w:t>истории</w:t>
-      </w:r>
-      <w:r>
-        <w:rPr>
-          <w:lang w:val="en-US"/>
-        </w:rPr>
-        <w:t xml:space="preserve"> </w:t>
-      </w:r>
-      <w:r>
-        <w:t>разложены</w:t>
-      </w:r>
-      <w:r>
-        <w:rPr>
-          <w:lang w:val="en-US"/>
-        </w:rPr>
-        <w:t xml:space="preserve"> </w:t>
-      </w:r>
-      <w:r>
-        <w:t>по</w:t>
-      </w:r>
-      <w:r>
-        <w:rPr>
-          <w:lang w:val="en-US"/>
-        </w:rPr>
-        <w:t xml:space="preserve"> </w:t>
-      </w:r>
-      <w:r>
-        <w:t>разделам</w:t>
-      </w:r>
-      <w:r>
-        <w:rPr>
-          <w:lang w:val="en-US"/>
-        </w:rPr>
-        <w:t xml:space="preserve"> </w:t>
-      </w:r>
-      <w:r>
-        <w:rPr>
-          <w:rFonts w:ascii="Courier New" w:hAnsi="Courier New" w:cs="Courier New"/>
-          <w:lang w:val="en-US"/>
-        </w:rPr>
-        <w:t>basics</w:t>
-      </w:r>
-      <w:r>
-        <w:rPr>
-          <w:lang w:val="en-US"/>
-        </w:rPr>
-        <w:t xml:space="preserve">, </w:t>
-      </w:r>
-      <w:r>
-        <w:rPr>
-          <w:rFonts w:ascii="Courier New" w:hAnsi="Courier New" w:cs="Courier New"/>
-          <w:lang w:val="en-US"/>
-        </w:rPr>
-        <w:t>main</w:t>
-      </w:r>
-      <w:r>
-        <w:rPr>
-          <w:lang w:val="en-US"/>
-        </w:rPr>
-        <w:t xml:space="preserve">, </w:t>
-      </w:r>
-      <w:r>
-        <w:rPr>
-          <w:rFonts w:ascii="Courier New" w:hAnsi="Courier New" w:cs="Courier New"/>
-          <w:lang w:val="en-US"/>
-        </w:rPr>
-        <w:t>demo</w:t>
-      </w:r>
-      <w:r>
-        <w:rPr>
-          <w:lang w:val="en-US"/>
-        </w:rPr>
-        <w:t xml:space="preserve">, </w:t>
-      </w:r>
-      <w:r>
-        <w:rPr>
-          <w:rFonts w:ascii="Courier New" w:hAnsi="Courier New" w:cs="Courier New"/>
-          <w:lang w:val="en-US"/>
-        </w:rPr>
-        <w:t>gallery</w:t>
-      </w:r>
-      <w:r>
-        <w:rPr>
-          <w:lang w:val="en-US"/>
-        </w:rPr>
-        <w:t xml:space="preserve">, </w:t>
-      </w:r>
-      <w:r>
-        <w:rPr>
-          <w:rFonts w:ascii="Courier New" w:hAnsi="Courier New" w:cs="Courier New"/>
-          <w:lang w:val="en-US"/>
-        </w:rPr>
-        <w:t>scaffold</w:t>
-      </w:r>
-      <w:r>
-        <w:rPr>
-          <w:lang w:val="en-US"/>
-        </w:rPr>
-        <w:t xml:space="preserve">, </w:t>
-      </w:r>
-      <w:r>
-        <w:rPr>
-          <w:rFonts w:ascii="Courier New" w:hAnsi="Courier New" w:cs="Courier New"/>
-          <w:lang w:val="en-US"/>
-        </w:rPr>
-        <w:t>service</w:t>
-      </w:r>
-      <w:r>
-        <w:rPr>
-          <w:lang w:val="en-US"/>
-        </w:rPr>
-        <w:t xml:space="preserve">, </w:t>
-      </w:r>
-      <w:r>
-        <w:rPr>
-          <w:rFonts w:ascii="Courier New" w:hAnsi="Courier New" w:cs="Courier New"/>
-          <w:lang w:val="en-US"/>
-        </w:rPr>
-        <w:t>form</w:t>
-      </w:r>
-      <w:r>
-        <w:rPr>
-          <w:lang w:val="en-US"/>
-        </w:rPr>
-        <w:t xml:space="preserve">, </w:t>
-      </w:r>
-      <w:r>
-        <w:rPr>
-          <w:rFonts w:ascii="Courier New" w:hAnsi="Courier New" w:cs="Courier New"/>
-          <w:lang w:val="en-US"/>
-        </w:rPr>
-        <w:t>page</w:t>
-      </w:r>
-      <w:r>
-        <w:rPr>
-          <w:lang w:val="en-US"/>
-        </w:rPr>
-        <w:t xml:space="preserve">, </w:t>
-      </w:r>
-      <w:r>
-        <w:rPr>
-          <w:rFonts w:ascii="Courier New" w:hAnsi="Courier New" w:cs="Courier New"/>
-          <w:lang w:val="en-US"/>
-        </w:rPr>
-        <w:t>table</w:t>
-      </w:r>
-      <w:r>
-        <w:rPr>
-          <w:lang w:val="en-US"/>
-        </w:rPr>
-        <w:t xml:space="preserve">, </w:t>
-      </w:r>
-      <w:r>
-        <w:rPr>
-          <w:rFonts w:ascii="Courier New" w:hAnsi="Courier New" w:cs="Courier New"/>
-          <w:lang w:val="en-US"/>
-        </w:rPr>
-        <w:t>uploader</w:t>
-      </w:r>
-      <w:r>
-        <w:rPr>
-          <w:lang w:val="en-US"/>
-        </w:rPr>
-        <w:t xml:space="preserve">, </w:t>
-      </w:r>
-      <w:r>
-        <w:rPr>
-          <w:rFonts w:ascii="Courier New" w:hAnsi="Courier New" w:cs="Courier New"/>
-          <w:lang w:val="en-US"/>
-        </w:rPr>
-        <w:t>input</w:t>
-      </w:r>
-      <w:r>
-        <w:rPr>
-          <w:lang w:val="en-US"/>
-        </w:rPr>
-        <w:t xml:space="preserve">. </w:t>
-      </w:r>
-      <w:r>
-        <w:t xml:space="preserve">Это помогает разработчикам находить нужные компоненты, а системе </w:t>
-      </w:r>
-      <w:r>
-        <w:t>–</w:t>
-      </w:r>
-      <w:r>
-        <w:t xml:space="preserve"> формировать понятные </w:t>
-      </w:r>
-      <w:r>
-        <w:t>имена скриншотов</w:t>
-      </w:r>
-      <w:r>
-        <w:t xml:space="preserve">: например, </w:t>
-      </w:r>
-      <w:r>
-        <w:rPr>
-          <w:rFonts w:ascii="Courier New" w:hAnsi="Courier New" w:cs="Courier New"/>
-          <w:lang w:val="en-US"/>
-        </w:rPr>
-        <w:t>main</w:t>
-      </w:r>
-      <w:r>
-        <w:rPr>
-          <w:rFonts w:ascii="Courier New" w:hAnsi="Courier New" w:cs="Courier New"/>
-        </w:rPr>
-        <w:t>--</w:t>
-      </w:r>
-      <w:r>
-        <w:rPr>
-          <w:rFonts w:ascii="Courier New" w:hAnsi="Courier New" w:cs="Courier New"/>
-          <w:lang w:val="en-US"/>
-        </w:rPr>
-        <w:t>badge</w:t>
-      </w:r>
-      <w:r>
-        <w:rPr>
-          <w:rFonts w:ascii="Courier New" w:hAnsi="Courier New" w:cs="Courier New"/>
-        </w:rPr>
-        <w:t>--</w:t>
-      </w:r>
-      <w:r>
-        <w:rPr>
-          <w:rFonts w:ascii="Courier New" w:hAnsi="Courier New" w:cs="Courier New"/>
-          <w:lang w:val="en-US"/>
-        </w:rPr>
-        <w:t>fill</w:t>
-      </w:r>
-      <w:r>
-        <w:rPr>
-          <w:rFonts w:ascii="Courier New" w:hAnsi="Courier New" w:cs="Courier New"/>
-        </w:rPr>
-        <w:t>-</w:t>
-      </w:r>
-      <w:r>
-        <w:rPr>
-          <w:rFonts w:ascii="Courier New" w:hAnsi="Courier New" w:cs="Courier New"/>
-          <w:lang w:val="en-US"/>
-        </w:rPr>
-        <w:t>one</w:t>
-      </w:r>
-      <w:r>
-        <w:rPr>
-          <w:rFonts w:ascii="Courier New" w:hAnsi="Courier New" w:cs="Courier New"/>
-        </w:rPr>
-        <w:t>-</w:t>
-      </w:r>
-      <w:r>
-        <w:rPr>
-          <w:rFonts w:ascii="Courier New" w:hAnsi="Courier New" w:cs="Courier New"/>
-          <w:lang w:val="en-US"/>
-        </w:rPr>
-        <w:t>digit</w:t>
-      </w:r>
-      <w:r>
-        <w:rPr>
-          <w:rFonts w:ascii="Courier New" w:hAnsi="Courier New" w:cs="Courier New"/>
-        </w:rPr>
-        <w:t>.</w:t>
-      </w:r>
-      <w:r>
-        <w:rPr>
-          <w:rFonts w:ascii="Courier New" w:hAnsi="Courier New" w:cs="Courier New"/>
-          <w:lang w:val="en-US"/>
-        </w:rPr>
-        <w:t>png</w:t>
-      </w:r>
-      <w:r>
-        <w:t xml:space="preserve"> или </w:t>
-      </w:r>
-      <w:r>
-        <w:rPr>
-          <w:rFonts w:ascii="Courier New" w:hAnsi="Courier New" w:cs="Courier New"/>
-          <w:lang w:val="en-US"/>
-        </w:rPr>
-        <w:t>basics</w:t>
-      </w:r>
-      <w:r>
-        <w:rPr>
-          <w:rFonts w:ascii="Courier New" w:hAnsi="Courier New" w:cs="Courier New"/>
-        </w:rPr>
-        <w:t>--</w:t>
-      </w:r>
-      <w:r>
-        <w:rPr>
-          <w:rFonts w:ascii="Courier New" w:hAnsi="Courier New" w:cs="Courier New"/>
-          <w:lang w:val="en-US"/>
-        </w:rPr>
-        <w:t>fonts</w:t>
-      </w:r>
-      <w:r>
-        <w:rPr>
-          <w:rFonts w:ascii="Courier New" w:hAnsi="Courier New" w:cs="Courier New"/>
-        </w:rPr>
-        <w:t>--</w:t>
-      </w:r>
-      <w:r>
-        <w:rPr>
-          <w:rFonts w:ascii="Courier New" w:hAnsi="Courier New" w:cs="Courier New"/>
-          <w:lang w:val="en-US"/>
-        </w:rPr>
-        <w:t>basic</w:t>
-      </w:r>
-      <w:r>
-        <w:rPr>
-          <w:rFonts w:ascii="Courier New" w:hAnsi="Courier New" w:cs="Courier New"/>
-        </w:rPr>
-        <w:t>-</w:t>
-      </w:r>
-      <w:r>
-        <w:rPr>
-          <w:rFonts w:ascii="Courier New" w:hAnsi="Courier New" w:cs="Courier New"/>
-          <w:lang w:val="en-US"/>
-        </w:rPr>
-        <w:t>latin</w:t>
-      </w:r>
-      <w:r>
-        <w:rPr>
-          <w:rFonts w:ascii="Courier New" w:hAnsi="Courier New" w:cs="Courier New"/>
-        </w:rPr>
-        <w:t>-</w:t>
-      </w:r>
-      <w:r>
-        <w:rPr>
-          <w:rFonts w:ascii="Courier New" w:hAnsi="Courier New" w:cs="Courier New"/>
-          <w:lang w:val="en-US"/>
-        </w:rPr>
-        <w:t>text</w:t>
-      </w:r>
-      <w:r>
-        <w:rPr>
-          <w:rFonts w:ascii="Courier New" w:hAnsi="Courier New" w:cs="Courier New"/>
-        </w:rPr>
-        <w:t>.</w:t>
-      </w:r>
-      <w:r>
-        <w:rPr>
-          <w:rFonts w:ascii="Courier New" w:hAnsi="Courier New" w:cs="Courier New"/>
-          <w:lang w:val="en-US"/>
-        </w:rPr>
-        <w:t>png</w:t>
-      </w:r>
-      <w:r>
-        <w:t>.</w:t>
-      </w:r>
-    </w:p>
-    <w:p>
-      <w:r>
-        <w:t xml:space="preserve">Требования к расширяемости включают возможность добавлять новые </w:t>
-      </w:r>
-      <w:r>
-        <w:t>элементы управления</w:t>
-      </w:r>
-      <w:r>
-        <w:t xml:space="preserve"> и </w:t>
-      </w:r>
-      <w:r>
-        <w:t>настройки отображения</w:t>
-      </w:r>
-      <w:r>
-        <w:t xml:space="preserve"> без переписывания всей системы. В</w:t>
-      </w:r>
-      <w:r>
-        <w:t xml:space="preserve"> модуле</w:t>
-      </w:r>
-      <w:r>
-        <w:t xml:space="preserve"> </w:t>
-      </w:r>
-      <w:r>
-        <w:rPr>
-          <w:rFonts w:ascii="Courier New" w:hAnsi="Courier New" w:cs="Courier New"/>
-          <w:lang w:val="en-US"/>
-        </w:rPr>
-        <w:t>StorybookLogic</w:t>
-      </w:r>
-      <w:r>
-        <w:t xml:space="preserve"> существует словарь </w:t>
-      </w:r>
-      <w:r>
-        <w:rPr>
-          <w:rFonts w:ascii="Courier New" w:hAnsi="Courier New" w:cs="Courier New"/>
-          <w:lang w:val="en-US"/>
-        </w:rPr>
-        <w:t>properties</w:t>
-      </w:r>
-      <w:r>
-        <w:t xml:space="preserve">, связывающий тип свойства с </w:t>
-      </w:r>
-      <w:r>
-        <w:rPr>
-          <w:lang w:val="en-US"/>
-        </w:rPr>
-        <w:t>React</w:t>
-      </w:r>
-      <w:r>
-        <w:t xml:space="preserve">-компонентом поля управления. Это позволяет добавлять новый тип управления через расширение модели </w:t>
-      </w:r>
-      <w:r>
-        <w:rPr>
-          <w:rFonts w:ascii="Courier New" w:hAnsi="Courier New" w:cs="Courier New"/>
-          <w:lang w:val="en-US"/>
-        </w:rPr>
-        <w:t>TypeValue</w:t>
-      </w:r>
-      <w:r>
-        <w:t xml:space="preserve">, типа </w:t>
-      </w:r>
-      <w:r>
-        <w:rPr>
-          <w:rFonts w:ascii="Courier New" w:hAnsi="Courier New" w:cs="Courier New"/>
-          <w:lang w:val="en-US"/>
-        </w:rPr>
-        <w:t>Property</w:t>
-      </w:r>
-      <w:r>
-        <w:t xml:space="preserve"> и соответствующего компонента </w:t>
-      </w:r>
-      <w:r>
-        <w:rPr>
-          <w:lang w:val="en-US"/>
-        </w:rPr>
-        <w:t>property</w:t>
-      </w:r>
-      <w:r>
-        <w:t xml:space="preserve"> </w:t>
-      </w:r>
-      <w:r>
-        <w:rPr>
-          <w:lang w:val="en-US"/>
-        </w:rPr>
-        <w:t>field</w:t>
-      </w:r>
-      <w:r>
-        <w:t>.</w:t>
-      </w:r>
-    </w:p>
-    <w:p>
-      <w:pPr>
-        <w:pStyle w:val="Heading2"/>
-      </w:pPr>
-      <w:bookmarkStart w:id="8" w:name="_Toc232176865"/>
-      <w:r>
-        <w:t>Требования к качеству исходного кода</w:t>
-      </w:r>
-      <w:bookmarkEnd w:id="8"/>
-    </w:p>
-    <w:p>
-      <w:r>
-        <w:t xml:space="preserve">Качество исходного кода особенно важно для инструментов разработки. Если внутренний инструмент нестабилен, сложен или плохо типизирован, он перестаёт помогать команде и сам становится источником затрат. Поэтому код </w:t>
-      </w:r>
-      <w:r>
-        <w:rPr>
-          <w:lang w:val="en-US"/>
-        </w:rPr>
-        <w:t>Reactor</w:t>
-      </w:r>
-      <w:r>
-        <w:t xml:space="preserve"> </w:t>
-      </w:r>
-      <w:r>
-        <w:rPr>
-          <w:lang w:val="en-US"/>
-        </w:rPr>
-        <w:t>Storybook</w:t>
-      </w:r>
-      <w:r>
-        <w:t xml:space="preserve"> должен соответствовать общим принципам сопровождаемой фронтенд-разработки: явные контракты, разделение ответственности, типобезопасность, минимальное количество скрытых зависимостей и предсказуемое поведение.</w:t>
-      </w:r>
-    </w:p>
-    <w:p>
-      <w:r>
-        <w:t xml:space="preserve">Первое требование – типизация публичной модели. Тип </w:t>
-      </w:r>
-      <w:r>
-        <w:rPr>
-          <w:rFonts w:ascii="Courier New" w:hAnsi="Courier New" w:cs="Courier New"/>
-          <w:lang w:val="en-US"/>
-        </w:rPr>
-        <w:t>Story</w:t>
-      </w:r>
-      <w:r>
-        <w:rPr>
-          <w:rFonts w:ascii="Courier New" w:hAnsi="Courier New" w:cs="Courier New"/>
-        </w:rPr>
-        <w:t>&lt;</w:t>
-      </w:r>
-      <w:r>
-        <w:rPr>
-          <w:rFonts w:ascii="Courier New" w:hAnsi="Courier New" w:cs="Courier New"/>
-          <w:lang w:val="en-US"/>
-        </w:rPr>
-        <w:t>TProps</w:t>
-      </w:r>
-      <w:r>
-        <w:rPr>
-          <w:rFonts w:ascii="Courier New" w:hAnsi="Courier New" w:cs="Courier New"/>
-        </w:rPr>
-        <w:t>&gt;</w:t>
-      </w:r>
-      <w:r>
-        <w:t xml:space="preserve"> описывает, какие данные принимает </w:t>
-      </w:r>
-      <w:r>
-        <w:t>история</w:t>
-      </w:r>
-      <w:r>
-        <w:t xml:space="preserve">, как строится </w:t>
-      </w:r>
-      <w:r>
-        <w:rPr>
-          <w:lang w:val="en-US"/>
-        </w:rPr>
-        <w:t>React</w:t>
-      </w:r>
-      <w:r>
-        <w:t>-элемент и какие свойства доступны в</w:t>
-      </w:r>
-      <w:r>
-        <w:t xml:space="preserve"> элементах управления</w:t>
-      </w:r>
-      <w:r>
-        <w:t xml:space="preserve">. Благодаря </w:t>
-      </w:r>
-      <w:r>
-        <w:rPr>
-          <w:lang w:val="en-US"/>
-        </w:rPr>
-        <w:t>generic</w:t>
-      </w:r>
-      <w:r>
-        <w:t xml:space="preserve">-параметру </w:t>
-      </w:r>
-      <w:r>
-        <w:rPr>
-          <w:rFonts w:ascii="Courier New" w:hAnsi="Courier New" w:cs="Courier New"/>
-          <w:lang w:val="en-US"/>
-        </w:rPr>
-        <w:t>TProps</w:t>
-      </w:r>
-      <w:r>
-        <w:t xml:space="preserve"> связь между </w:t>
-      </w:r>
-      <w:r>
-        <w:t>свойствами</w:t>
-      </w:r>
-      <w:r>
-        <w:t xml:space="preserve"> компонента и описанием </w:t>
-      </w:r>
-      <w:r>
-        <w:t>элементов управления</w:t>
-      </w:r>
-      <w:r>
-        <w:t xml:space="preserve"> становится выраженной на уровне </w:t>
-      </w:r>
-      <w:r>
-        <w:rPr>
-          <w:lang w:val="en-US"/>
-        </w:rPr>
-        <w:t>TypeScript</w:t>
-      </w:r>
-      <w:r>
-        <w:t xml:space="preserve">. </w:t>
-      </w:r>
-      <w:r>
-        <w:lastRenderedPageBreak/>
-        <w:t xml:space="preserve">Это снижает риск ошибок, когда в </w:t>
-      </w:r>
-      <w:r>
-        <w:t>истории</w:t>
-      </w:r>
-      <w:r>
-        <w:t xml:space="preserve"> указывается свойство, которого нет у компонента, или передаётся значение неподходящего типа.</w:t>
-      </w:r>
-    </w:p>
-    <w:p>
-      <w:r>
-        <w:t xml:space="preserve">Второе требование </w:t>
-      </w:r>
-      <w:r>
-        <w:t>–</w:t>
-      </w:r>
-      <w:r>
-        <w:t xml:space="preserve"> локализация ответственности.</w:t>
-      </w:r>
-      <w:r>
-        <w:t xml:space="preserve"> </w:t>
-      </w:r>
-      <w:r>
-        <w:t xml:space="preserve">Модуль </w:t>
-      </w:r>
-      <w:r>
-        <w:rPr>
-          <w:rFonts w:ascii="Courier New" w:hAnsi="Courier New" w:cs="Courier New"/>
-          <w:lang w:val="en-US"/>
-        </w:rPr>
-        <w:t>StorybookLogic</w:t>
-      </w:r>
-      <w:r>
-        <w:t xml:space="preserve"> занимается вычислением состояния </w:t>
-      </w:r>
-      <w:r>
-        <w:rPr>
-          <w:lang w:val="en-US"/>
-        </w:rPr>
-        <w:t>Storybook</w:t>
-      </w:r>
-      <w:r>
-        <w:t>: разбором URL, выбором компонента, применением пресета, построением свойств, созданием меню, элементов управления свойствами и настроек отображения.</w:t>
-      </w:r>
-      <w:r>
-        <w:t xml:space="preserve"> </w:t>
-      </w:r>
-      <w:r>
-        <w:t xml:space="preserve">Компонент </w:t>
-      </w:r>
-      <w:r>
-        <w:rPr>
-          <w:rFonts w:ascii="Courier New" w:hAnsi="Courier New" w:cs="Courier New"/>
-          <w:lang w:val="en-US"/>
-        </w:rPr>
-        <w:t>Storybook</w:t>
-      </w:r>
-      <w:r>
-        <w:t xml:space="preserve"> занимается компоновкой интерфейса. </w:t>
-      </w:r>
-      <w:r>
-        <w:rPr>
-          <w:rFonts w:ascii="Courier New" w:hAnsi="Courier New" w:cs="Courier New"/>
-          <w:lang w:val="en-US"/>
-        </w:rPr>
-        <w:t>StoryContainer</w:t>
-      </w:r>
-      <w:r>
-        <w:t xml:space="preserve"> отвечает за отрисовку области компонента и присвоение </w:t>
-      </w:r>
-      <w:r>
-        <w:rPr>
-          <w:rFonts w:ascii="Courier New" w:hAnsi="Courier New" w:cs="Courier New"/>
-          <w:lang w:val="en-US"/>
-        </w:rPr>
-        <w:t>id</w:t>
-      </w:r>
-      <w:r>
-        <w:rPr>
-          <w:rFonts w:ascii="Courier New" w:hAnsi="Courier New" w:cs="Courier New"/>
-        </w:rPr>
-        <w:t>="</w:t>
-      </w:r>
-      <w:r>
-        <w:rPr>
-          <w:rFonts w:ascii="Courier New" w:hAnsi="Courier New" w:cs="Courier New"/>
-          <w:lang w:val="en-US"/>
-        </w:rPr>
-        <w:t>story</w:t>
-      </w:r>
-      <w:r>
-        <w:rPr>
-          <w:rFonts w:ascii="Courier New" w:hAnsi="Courier New" w:cs="Courier New"/>
-        </w:rPr>
-        <w:t>"</w:t>
-      </w:r>
-      <w:r>
-        <w:t xml:space="preserve">. </w:t>
-      </w:r>
-      <w:r>
-        <w:t xml:space="preserve">Модуль </w:t>
-      </w:r>
-      <w:r>
-        <w:rPr>
-          <w:rFonts w:ascii="Courier New" w:hAnsi="Courier New" w:cs="Courier New"/>
-          <w:lang w:val="en-US"/>
-        </w:rPr>
-        <w:t>TestLogic</w:t>
-      </w:r>
-      <w:r>
-        <w:t xml:space="preserve"> отвечает за список сценариев и переключение </w:t>
-      </w:r>
-      <w:r>
-        <w:rPr>
-          <w:lang w:val="en-US"/>
-        </w:rPr>
-        <w:t>Storybook</w:t>
-      </w:r>
-      <w:r>
-        <w:t xml:space="preserve"> в </w:t>
-      </w:r>
-      <w:r>
-        <w:t>тестовый режим</w:t>
-      </w:r>
-      <w:r>
-        <w:t xml:space="preserve">. </w:t>
-      </w:r>
-      <w:r>
-        <w:rPr>
-          <w:rFonts w:ascii="Courier New" w:hAnsi="Courier New" w:cs="Courier New"/>
-          <w:lang w:val="en-US"/>
-        </w:rPr>
-        <w:t>Shot</w:t>
-      </w:r>
-      <w:r>
-        <w:rPr>
-          <w:rFonts w:ascii="Courier New" w:hAnsi="Courier New" w:cs="Courier New"/>
-        </w:rPr>
-        <w:t>.</w:t>
-      </w:r>
-      <w:r>
-        <w:rPr>
-          <w:rFonts w:ascii="Courier New" w:hAnsi="Courier New" w:cs="Courier New"/>
-          <w:lang w:val="en-US"/>
-        </w:rPr>
-        <w:t>start</w:t>
-      </w:r>
-      <w:r>
-        <w:t xml:space="preserve"> отвечает за </w:t>
-      </w:r>
-      <w:r>
-        <w:t>браузерные автоматизации</w:t>
-      </w:r>
-      <w:r>
-        <w:t xml:space="preserve"> и передачу </w:t>
-      </w:r>
-      <w:r>
-        <w:rPr>
-          <w:lang w:val="en-US"/>
-        </w:rPr>
-        <w:t>PNG</w:t>
-      </w:r>
-      <w:r>
-        <w:t xml:space="preserve"> в </w:t>
-      </w:r>
-      <w:r>
-        <w:rPr>
-          <w:lang w:val="en-US"/>
-        </w:rPr>
-        <w:t>callback</w:t>
-      </w:r>
-      <w:r>
-        <w:t xml:space="preserve">. </w:t>
-      </w:r>
-      <w:r>
-        <w:t>Такое разделение упрощает чтение и тестирование.</w:t>
-      </w:r>
-    </w:p>
-    <w:p>
-      <w:r>
-        <w:t xml:space="preserve">Третье требование – использование существующих библиотечных механизмов </w:t>
-      </w:r>
-      <w:r>
-        <w:rPr>
-          <w:lang w:val="en-US"/>
-        </w:rPr>
-        <w:t>Reactor</w:t>
-      </w:r>
-      <w:r>
-        <w:t xml:space="preserve">. Для </w:t>
-      </w:r>
-      <w:r>
-        <w:rPr>
-          <w:lang w:val="en-US"/>
-        </w:rPr>
-        <w:t>URL</w:t>
-      </w:r>
-      <w:r>
-        <w:t xml:space="preserve"> применяются</w:t>
-      </w:r>
-      <w:r>
-        <w:t xml:space="preserve"> глобальные</w:t>
-      </w:r>
-      <w:r>
-        <w:t xml:space="preserve"> утилиты </w:t>
-      </w:r>
-      <w:r>
-        <w:rPr>
-          <w:rFonts w:ascii="Courier New" w:hAnsi="Courier New" w:cs="Courier New"/>
-          <w:lang w:val="en-US"/>
-        </w:rPr>
-        <w:t>Uri</w:t>
-      </w:r>
-      <w:r>
-        <w:t xml:space="preserve">, для </w:t>
-      </w:r>
-      <w:r>
-        <w:rPr>
-          <w:lang w:val="en-US"/>
-        </w:rPr>
-        <w:t>JSON</w:t>
-      </w:r>
-      <w:r>
-        <w:t xml:space="preserve"> – </w:t>
-      </w:r>
-      <w:r>
-        <w:rPr>
-          <w:rFonts w:ascii="Courier New" w:hAnsi="Courier New" w:cs="Courier New"/>
-          <w:lang w:val="en-US"/>
-        </w:rPr>
-        <w:t>Json</w:t>
-      </w:r>
-      <w:r>
-        <w:t xml:space="preserve">, для темы – </w:t>
-      </w:r>
-      <w:r>
-        <w:rPr>
-          <w:rFonts w:ascii="Courier New" w:hAnsi="Courier New" w:cs="Courier New"/>
-          <w:lang w:val="en-US"/>
-        </w:rPr>
-        <w:t>Theme</w:t>
-      </w:r>
-      <w:r>
-        <w:t xml:space="preserve">, для </w:t>
-      </w:r>
-      <w:r>
-        <w:t>маршрутизации</w:t>
-      </w:r>
-      <w:r>
-        <w:t xml:space="preserve"> – </w:t>
-      </w:r>
-      <w:r>
-        <w:rPr>
-          <w:rFonts w:ascii="Courier New" w:hAnsi="Courier New" w:cs="Courier New"/>
-          <w:lang w:val="en-US"/>
-        </w:rPr>
-        <w:t>useRouter</w:t>
-      </w:r>
-      <w:r>
-        <w:t xml:space="preserve">, для </w:t>
-      </w:r>
-      <w:r>
-        <w:rPr>
-          <w:lang w:val="en-US"/>
-        </w:rPr>
-        <w:t>UI</w:t>
-      </w:r>
-      <w:r>
-        <w:t xml:space="preserve"> </w:t>
-      </w:r>
-      <w:r>
-        <w:t>–</w:t>
-      </w:r>
-      <w:r>
-        <w:t xml:space="preserve"> компоненты </w:t>
-      </w:r>
-      <w:r>
-        <w:rPr>
-          <w:lang w:val="en-US"/>
-        </w:rPr>
-        <w:t>Reactor</w:t>
-      </w:r>
-      <w:r>
-        <w:t xml:space="preserve"> и </w:t>
-      </w:r>
-      <w:r>
-        <w:rPr>
-          <w:lang w:val="en-US"/>
-        </w:rPr>
-        <w:t>scaffold</w:t>
-      </w:r>
-      <w:r>
-        <w:t xml:space="preserve">. Это снижает вероятность расхождений между </w:t>
-      </w:r>
-      <w:r>
-        <w:rPr>
-          <w:lang w:val="en-US"/>
-        </w:rPr>
-        <w:t>Storybook</w:t>
-      </w:r>
-      <w:r>
-        <w:t xml:space="preserve"> и остальной платформой. Инструмент не должен изобретать собственную параллельную инфраструктуру там, где в </w:t>
-      </w:r>
-      <w:r>
-        <w:rPr>
-          <w:lang w:val="en-US"/>
-        </w:rPr>
-        <w:t>Reactor</w:t>
-      </w:r>
-      <w:r>
-        <w:t xml:space="preserve"> уже есть принятый способ решения задачи.</w:t>
-      </w:r>
-    </w:p>
-    <w:p>
-      <w:r>
-        <w:t xml:space="preserve">Четвёртое требование – тестируемость. В пакете </w:t>
-      </w:r>
-      <w:r>
-        <w:rPr>
-          <w:rFonts w:ascii="Courier New" w:hAnsi="Courier New" w:cs="Courier New"/>
-        </w:rPr>
-        <w:t>@</w:t>
-      </w:r>
-      <w:r>
-        <w:rPr>
-          <w:rFonts w:ascii="Courier New" w:hAnsi="Courier New" w:cs="Courier New"/>
-          <w:lang w:val="en-US"/>
-        </w:rPr>
-        <w:t>reactor</w:t>
-      </w:r>
-      <w:r>
-        <w:rPr>
-          <w:rFonts w:ascii="Courier New" w:hAnsi="Courier New" w:cs="Courier New"/>
-        </w:rPr>
-        <w:t>/</w:t>
-      </w:r>
-      <w:r>
-        <w:rPr>
-          <w:rFonts w:ascii="Courier New" w:hAnsi="Courier New" w:cs="Courier New"/>
-          <w:lang w:val="en-US"/>
-        </w:rPr>
-        <w:t>storybook</w:t>
-      </w:r>
-      <w:r>
-        <w:t xml:space="preserve"> присутствуют тесты для парсинга и строковых преобразований, например </w:t>
-      </w:r>
-      <w:r>
-        <w:rPr>
-          <w:rFonts w:ascii="Courier New" w:hAnsi="Courier New" w:cs="Courier New"/>
-          <w:lang w:val="en-US"/>
-        </w:rPr>
-        <w:t>Parser</w:t>
-      </w:r>
-      <w:r>
-        <w:rPr>
-          <w:rFonts w:ascii="Courier New" w:hAnsi="Courier New" w:cs="Courier New"/>
-        </w:rPr>
-        <w:t>.</w:t>
-      </w:r>
-      <w:r>
-        <w:rPr>
-          <w:rFonts w:ascii="Courier New" w:hAnsi="Courier New" w:cs="Courier New"/>
-          <w:lang w:val="en-US"/>
-        </w:rPr>
-        <w:t>test</w:t>
-      </w:r>
-      <w:r>
-        <w:rPr>
-          <w:rFonts w:ascii="Courier New" w:hAnsi="Courier New" w:cs="Courier New"/>
-        </w:rPr>
-        <w:t>.</w:t>
-      </w:r>
-      <w:r>
-        <w:rPr>
-          <w:rFonts w:ascii="Courier New" w:hAnsi="Courier New" w:cs="Courier New"/>
-          <w:lang w:val="en-US"/>
-        </w:rPr>
-        <w:t>ts</w:t>
-      </w:r>
-      <w:r>
-        <w:t xml:space="preserve">, </w:t>
-      </w:r>
-      <w:r>
-        <w:rPr>
-          <w:rFonts w:ascii="Courier New" w:hAnsi="Courier New" w:cs="Courier New"/>
-          <w:lang w:val="en-US"/>
-        </w:rPr>
-        <w:t>String</w:t>
-      </w:r>
-      <w:r>
-        <w:rPr>
-          <w:rFonts w:ascii="Courier New" w:hAnsi="Courier New" w:cs="Courier New"/>
-        </w:rPr>
-        <w:t>.</w:t>
-      </w:r>
-      <w:r>
-        <w:rPr>
-          <w:rFonts w:ascii="Courier New" w:hAnsi="Courier New" w:cs="Courier New"/>
-          <w:lang w:val="en-US"/>
-        </w:rPr>
-        <w:t>test</w:t>
-      </w:r>
-      <w:r>
-        <w:rPr>
-          <w:rFonts w:ascii="Courier New" w:hAnsi="Courier New" w:cs="Courier New"/>
-        </w:rPr>
-        <w:t>.</w:t>
-      </w:r>
-      <w:r>
-        <w:rPr>
-          <w:rFonts w:ascii="Courier New" w:hAnsi="Courier New" w:cs="Courier New"/>
-          <w:lang w:val="en-US"/>
-        </w:rPr>
-        <w:t>ts</w:t>
-      </w:r>
-      <w:r>
-        <w:t xml:space="preserve">, </w:t>
-      </w:r>
-      <w:r>
-        <w:rPr>
-          <w:rFonts w:ascii="Courier New" w:hAnsi="Courier New" w:cs="Courier New"/>
-          <w:lang w:val="en-US"/>
-        </w:rPr>
-        <w:t>Jsx</w:t>
-      </w:r>
-      <w:r>
-        <w:rPr>
-          <w:rFonts w:ascii="Courier New" w:hAnsi="Courier New" w:cs="Courier New"/>
-        </w:rPr>
-        <w:t>.</w:t>
-      </w:r>
-      <w:r>
-        <w:rPr>
-          <w:rFonts w:ascii="Courier New" w:hAnsi="Courier New" w:cs="Courier New"/>
-          <w:lang w:val="en-US"/>
-        </w:rPr>
-        <w:t>test</w:t>
-      </w:r>
-      <w:r>
-        <w:rPr>
-          <w:rFonts w:ascii="Courier New" w:hAnsi="Courier New" w:cs="Courier New"/>
-        </w:rPr>
-        <w:t>.</w:t>
-      </w:r>
-      <w:r>
-        <w:rPr>
-          <w:rFonts w:ascii="Courier New" w:hAnsi="Courier New" w:cs="Courier New"/>
-          <w:lang w:val="en-US"/>
-        </w:rPr>
-        <w:t>tsx</w:t>
-      </w:r>
-      <w:r>
-        <w:t xml:space="preserve">. Для </w:t>
-      </w:r>
-      <w:r>
-        <w:t xml:space="preserve">визуально регрессионного тестирования </w:t>
-      </w:r>
-      <w:r>
-        <w:t xml:space="preserve">основной проверкой выступают </w:t>
-      </w:r>
-      <w:r>
-        <w:rPr>
-          <w:lang w:val="en-US"/>
-        </w:rPr>
-        <w:t>PNG</w:t>
-      </w:r>
-      <w:r>
-        <w:t xml:space="preserve">-эталоны. </w:t>
-      </w:r>
-      <w:r>
-        <w:t>Таким образом, система сочетает модульные проверки вспомогательной логики и интеграционную проверку итогового визуального результата.</w:t>
-      </w:r>
-    </w:p>
-    <w:p>
-      <w:r>
-        <w:t xml:space="preserve">Пятое требование – отсутствие избыточной связанности между </w:t>
-      </w:r>
-      <w:r>
-        <w:rPr>
-          <w:lang w:val="en-US"/>
-        </w:rPr>
-        <w:t>CLI</w:t>
-      </w:r>
-      <w:r>
-        <w:t xml:space="preserve"> и </w:t>
-      </w:r>
-      <w:r>
-        <w:rPr>
-          <w:lang w:val="en-US"/>
-        </w:rPr>
-        <w:t>React</w:t>
-      </w:r>
-      <w:r>
-        <w:t xml:space="preserve">-интерфейсом. </w:t>
-      </w:r>
-      <w:r>
-        <w:rPr>
-          <w:rFonts w:ascii="Courier New" w:hAnsi="Courier New" w:cs="Courier New"/>
-          <w:lang w:val="en-US"/>
-        </w:rPr>
-        <w:t>rtr</w:t>
-      </w:r>
-      <w:r>
-        <w:rPr>
-          <w:rFonts w:ascii="Courier New" w:hAnsi="Courier New" w:cs="Courier New"/>
-        </w:rPr>
-        <w:t xml:space="preserve"> </w:t>
-      </w:r>
-      <w:r>
-        <w:rPr>
-          <w:rFonts w:ascii="Courier New" w:hAnsi="Courier New" w:cs="Courier New"/>
-          <w:lang w:val="en-US"/>
-        </w:rPr>
-        <w:t>shot</w:t>
-      </w:r>
-      <w:r>
-        <w:t xml:space="preserve"> не должен знать, какие компоненты </w:t>
-      </w:r>
-      <w:r>
-        <w:rPr>
-          <w:lang w:val="en-US"/>
-        </w:rPr>
-        <w:t>React</w:t>
-      </w:r>
-      <w:r>
-        <w:t xml:space="preserve"> используются в </w:t>
-      </w:r>
-      <w:r>
-        <w:rPr>
-          <w:lang w:val="en-US"/>
-        </w:rPr>
-        <w:t>Storybook</w:t>
-      </w:r>
-      <w:r>
-        <w:t xml:space="preserve">, как устроено меню и где хранятся </w:t>
-      </w:r>
-      <w:r>
-        <w:t>элементы управления</w:t>
-      </w:r>
-      <w:r>
-        <w:t xml:space="preserve">. Ему достаточно дождаться </w:t>
-      </w:r>
-      <w:r>
-        <w:rPr>
-          <w:rFonts w:ascii="Courier New" w:hAnsi="Courier New" w:cs="Courier New"/>
-          <w:lang w:val="en-US"/>
-        </w:rPr>
-        <w:t>window</w:t>
-      </w:r>
-      <w:r>
-        <w:rPr>
-          <w:rFonts w:ascii="Courier New" w:hAnsi="Courier New" w:cs="Courier New"/>
-        </w:rPr>
-        <w:t>.</w:t>
-      </w:r>
-      <w:r>
-        <w:rPr>
-          <w:rFonts w:ascii="Courier New" w:hAnsi="Courier New" w:cs="Courier New"/>
-          <w:lang w:val="en-US"/>
-        </w:rPr>
-        <w:t>storybook</w:t>
-      </w:r>
+      <w:proofErr w:type="gramEnd"/>
       <w:r>
         <w:t xml:space="preserve">, прочитать список сценариев и вызвать </w:t>
       </w:r>
@@ -9759,7 +9611,7 @@
       <w:pPr>
         <w:pStyle w:val="Heading1"/>
       </w:pPr>
-      <w:bookmarkStart w:id="9" w:name="_Toc232176866"/>
+      <w:bookmarkStart w:id="9" w:name="_Toc232180226"/>
       <w:r>
         <w:lastRenderedPageBreak/>
         <w:t>Аналитическая часть</w:t>

--- a/Диплом.docx
+++ b/Диплом.docx
@@ -3714,7 +3714,7 @@
         <w:rPr>
           <w:noProof/>
         </w:rPr>
-        <w:instrText xml:space="preserve"> PAGEREF _Toc232180217 \h </w:instrText>
+        <w:instrText xml:space="preserve"> PAGEREF _Toc232180440 \h </w:instrText>
       </w:r>
       <w:r>
         <w:rPr>
@@ -3776,7 +3776,7 @@
         <w:rPr>
           <w:noProof/>
         </w:rPr>
-        <w:instrText xml:space="preserve"> PAGEREF _Toc232180218 \h </w:instrText>
+        <w:instrText xml:space="preserve"> PAGEREF _Toc232180441 \h </w:instrText>
       </w:r>
       <w:r>
         <w:rPr>
@@ -3844,7 +3844,7 @@
         <w:rPr>
           <w:noProof/>
         </w:rPr>
-        <w:instrText xml:space="preserve"> PAGEREF _Toc232180219 \h </w:instrText>
+        <w:instrText xml:space="preserve"> PAGEREF _Toc232180442 \h </w:instrText>
       </w:r>
       <w:r>
         <w:rPr>
@@ -3906,7 +3906,7 @@
         <w:rPr>
           <w:noProof/>
         </w:rPr>
-        <w:instrText xml:space="preserve"> PAGEREF _Toc232180220 \h </w:instrText>
+        <w:instrText xml:space="preserve"> PAGEREF _Toc232180443 \h </w:instrText>
       </w:r>
       <w:r>
         <w:rPr>
@@ -3968,7 +3968,7 @@
         <w:rPr>
           <w:noProof/>
         </w:rPr>
-        <w:instrText xml:space="preserve"> PAGEREF _Toc232180221 \h </w:instrText>
+        <w:instrText xml:space="preserve"> PAGEREF _Toc232180444 \h </w:instrText>
       </w:r>
       <w:r>
         <w:rPr>
@@ -4036,7 +4036,7 @@
         <w:rPr>
           <w:noProof/>
         </w:rPr>
-        <w:instrText xml:space="preserve"> PAGEREF _Toc232180222 \h </w:instrText>
+        <w:instrText xml:space="preserve"> PAGEREF _Toc232180445 \h </w:instrText>
       </w:r>
       <w:r>
         <w:rPr>
@@ -4098,7 +4098,7 @@
         <w:rPr>
           <w:noProof/>
         </w:rPr>
-        <w:instrText xml:space="preserve"> PAGEREF _Toc232180223 \h </w:instrText>
+        <w:instrText xml:space="preserve"> PAGEREF _Toc232180446 \h </w:instrText>
       </w:r>
       <w:r>
         <w:rPr>
@@ -4160,7 +4160,7 @@
         <w:rPr>
           <w:noProof/>
         </w:rPr>
-        <w:instrText xml:space="preserve"> PAGEREF _Toc232180224 \h </w:instrText>
+        <w:instrText xml:space="preserve"> PAGEREF _Toc232180447 \h </w:instrText>
       </w:r>
       <w:r>
         <w:rPr>
@@ -4222,7 +4222,7 @@
         <w:rPr>
           <w:noProof/>
         </w:rPr>
-        <w:instrText xml:space="preserve"> PAGEREF _Toc232180225 \h </w:instrText>
+        <w:instrText xml:space="preserve"> PAGEREF _Toc232180448 \h </w:instrText>
       </w:r>
       <w:r>
         <w:rPr>
@@ -4284,7 +4284,7 @@
         <w:rPr>
           <w:noProof/>
         </w:rPr>
-        <w:instrText xml:space="preserve"> PAGEREF _Toc232180226 \h </w:instrText>
+        <w:instrText xml:space="preserve"> PAGEREF _Toc232180449 \h </w:instrText>
       </w:r>
       <w:r>
         <w:rPr>
@@ -4334,7 +4334,7 @@
           <w:numId w:val="0"/>
         </w:numPr>
       </w:pPr>
-      <w:bookmarkStart w:id="0" w:name="_Toc232180217"/>
+      <w:bookmarkStart w:id="0" w:name="_Toc232180440"/>
       <w:r>
         <w:lastRenderedPageBreak/>
         <w:t>Определения, обозначения и сокращения</w:t>
@@ -4913,7 +4913,7 @@
           <w:numId w:val="0"/>
         </w:numPr>
       </w:pPr>
-      <w:bookmarkStart w:id="1" w:name="_Toc232180218"/>
+      <w:bookmarkStart w:id="1" w:name="_Toc232180441"/>
       <w:r>
         <w:lastRenderedPageBreak/>
         <w:t>Введение</w:t>
@@ -4942,10 +4942,7 @@
         <w:t xml:space="preserve">отключённое состояние, состояние загрузки, фокус, </w:t>
       </w:r>
       <w:r>
-        <w:t>состояние</w:t>
-      </w:r>
-      <w:r>
-        <w:t xml:space="preserve"> </w:t>
+        <w:t xml:space="preserve">состояние </w:t>
       </w:r>
       <w:r>
         <w:t>ошиб</w:t>
@@ -5259,35 +5256,22 @@
       <w:r>
         <w:rPr>
           <w:rFonts w:cstheme="minorHAnsi"/>
-          <w:lang w:val="en-US"/>
-        </w:rPr>
-        <w:t>test</w:t>
+        </w:rPr>
+        <w:t>тестового режима</w:t>
       </w:r>
       <w:r>
         <w:rPr>
           <w:rFonts w:cstheme="minorHAnsi"/>
         </w:rPr>
-        <w:t xml:space="preserve"> </w:t>
+        <w:t xml:space="preserve">, </w:t>
       </w:r>
       <w:r>
         <w:rPr>
           <w:rFonts w:cstheme="minorHAnsi"/>
-          <w:lang w:val="en-US"/>
-        </w:rPr>
-        <w:t>mode</w:t>
-      </w:r>
-      <w:r>
-        <w:rPr>
-          <w:rFonts w:cstheme="minorHAnsi"/>
-        </w:rPr>
-        <w:t xml:space="preserve">, </w:t>
-      </w:r>
-      <w:r>
-        <w:rPr>
-          <w:rFonts w:cstheme="minorHAnsi"/>
         </w:rPr>
         <w:t xml:space="preserve">глобального интерфейса </w:t>
       </w:r>
+      <w:proofErr w:type="gramStart"/>
       <w:r>
         <w:rPr>
           <w:rFonts w:ascii="Courier New" w:hAnsi="Courier New" w:cs="Courier New"/>
@@ -5308,6 +5292,7 @@
         </w:rPr>
         <w:t>storybook</w:t>
       </w:r>
+      <w:proofErr w:type="gramEnd"/>
       <w:r>
         <w:rPr>
           <w:rFonts w:cstheme="minorHAnsi"/>
@@ -6185,7 +6170,7 @@
           <w:lang w:val="en-US"/>
         </w:rPr>
       </w:pPr>
-      <w:bookmarkStart w:id="2" w:name="_Toc232180219"/>
+      <w:bookmarkStart w:id="2" w:name="_Toc232180442"/>
       <w:r>
         <w:lastRenderedPageBreak/>
         <w:t>Постановка задачи</w:t>
@@ -6196,7 +6181,7 @@
       <w:pPr>
         <w:pStyle w:val="Heading2"/>
       </w:pPr>
-      <w:bookmarkStart w:id="3" w:name="_Toc232180220"/>
+      <w:bookmarkStart w:id="3" w:name="_Toc232180443"/>
       <w:r>
         <w:t>Описание проблемы</w:t>
       </w:r>
@@ -6209,16 +6194,13 @@
     </w:p>
     <w:p>
       <w:r>
-        <w:t xml:space="preserve">Проблема усложняется тем, что визуальные дефекты часто не нарушают типовую или функциональную корректность. Компонент может успешно компилироваться, проходить </w:t>
-      </w:r>
-      <w:r>
-        <w:rPr>
-          <w:lang w:val="en-US"/>
-        </w:rPr>
-        <w:t>unit</w:t>
-      </w:r>
-      <w:r>
-        <w:t>-тесты и возвращать правильные значения, но при этом иметь неверный отступ, неправильный цвет, обрезанный текст, смещённую иконку или некорректное поведение в тёмной теме. Такие ошибки заметны визуально, но их трудно выразить обычной проверкой данных. Следовательно, для дизайн-системы нужен отдельный слой контроля, ориентированный на внешний вид.</w:t>
+        <w:t xml:space="preserve">Проблема усложняется тем, что визуальные дефекты часто не нарушают типовую или функциональную корректность. Компонент может успешно компилироваться, </w:t>
+      </w:r>
+      <w:r>
+        <w:t>проходить модульные тесты</w:t>
+      </w:r>
+      <w:r>
+        <w:t xml:space="preserve"> и возвращать правильные значения, но при этом иметь неверный отступ, неправильный цвет, обрезанный текст, смещённую иконку или некорректное поведение в тёмной теме. Такие ошибки заметны визуально, но их трудно выразить обычной проверкой данных. Следовательно, для дизайн-системы нужен отдельный слой контроля, ориентированный на внешний вид.</w:t>
       </w:r>
     </w:p>
     <w:p>
@@ -6378,7 +6360,7 @@
       <w:pPr>
         <w:pStyle w:val="Heading2"/>
       </w:pPr>
-      <w:bookmarkStart w:id="4" w:name="_Toc232180221"/>
+      <w:bookmarkStart w:id="4" w:name="_Toc232180444"/>
       <w:r>
         <w:t>Актуальность проблемы</w:t>
       </w:r>
@@ -6406,16 +6388,13 @@
         <w:t>скриншот</w:t>
       </w:r>
       <w:r>
-        <w:t xml:space="preserve">-тесты фиксируют не только крупные поломки, но и мелкие визуальные отклонения, которые трудно описать обычными </w:t>
-      </w:r>
-      <w:r>
-        <w:rPr>
-          <w:lang w:val="en-US"/>
-        </w:rPr>
-        <w:t>unit</w:t>
-      </w:r>
-      <w:r>
-        <w:t>-тестами.</w:t>
+        <w:t xml:space="preserve">-тесты фиксируют не только крупные поломки, но и мелкие визуальные отклонения, которые </w:t>
+      </w:r>
+      <w:r>
+        <w:t>трудно описать обычными модульными тестами</w:t>
+      </w:r>
+      <w:r>
+        <w:t>.</w:t>
       </w:r>
     </w:p>
     <w:p>
@@ -6554,10 +6533,7 @@
         <w:t xml:space="preserve"> задают </w:t>
       </w:r>
       <w:r>
-        <w:rPr>
-          <w:lang w:val="en-US"/>
-        </w:rPr>
-        <w:t>controls</w:t>
+        <w:t>элементы управления</w:t>
       </w:r>
       <w:r>
         <w:t xml:space="preserve">, </w:t>
@@ -6765,7 +6741,7 @@
           <w:lang w:val="en-US"/>
         </w:rPr>
       </w:pPr>
-      <w:bookmarkStart w:id="5" w:name="_Toc232180222"/>
+      <w:bookmarkStart w:id="5" w:name="_Toc232180445"/>
       <w:r>
         <w:t>Постановка задачи</w:t>
       </w:r>
@@ -7404,7 +7380,7 @@
       <w:pPr>
         <w:pStyle w:val="Heading2"/>
       </w:pPr>
-      <w:bookmarkStart w:id="6" w:name="_Toc232180223"/>
+      <w:bookmarkStart w:id="6" w:name="_Toc232180446"/>
       <w:r>
         <w:t>Требования к эксплуатационным характеристикам</w:t>
       </w:r>
@@ -7421,63 +7397,353 @@
         <w:t>Storybook</w:t>
       </w:r>
       <w:r>
-        <w:t xml:space="preserve"> должен подключаться в приложение без необходимости создавать отдельный </w:t>
+        <w:t xml:space="preserve"> должен подключаться в приложение без необходимости создавать </w:t>
+      </w:r>
+      <w:r>
+        <w:t xml:space="preserve">отдельный </w:t>
+      </w:r>
+      <w:r>
+        <w:t xml:space="preserve">проект. Приложение передаёт компоненту </w:t>
+      </w:r>
+      <w:r>
+        <w:rPr>
+          <w:rFonts w:ascii="Courier New" w:hAnsi="Courier New" w:cs="Courier New"/>
+          <w:lang w:val="en-US"/>
+        </w:rPr>
+        <w:t>Storybook</w:t>
+      </w:r>
+      <w:r>
+        <w:t xml:space="preserve"> путь, набор </w:t>
+      </w:r>
+      <w:r>
+        <w:t>историй</w:t>
+      </w:r>
+      <w:r>
+        <w:t xml:space="preserve"> и при необходимости иконки разделов меню. Такой подход сохраняет связь с реальной средой приложения и упрощает внедрение в другие пакеты.</w:t>
+      </w:r>
+    </w:p>
+    <w:p>
+      <w:r>
+        <w:t xml:space="preserve">Система должна обеспечивать воспроизводимость сценариев. </w:t>
+      </w:r>
+      <w:r>
+        <w:t>Любое состояние, сформированное через элементы управления, выбранный пресет, настройки отображения, тему и режим темы</w:t>
+      </w:r>
+      <w:r>
+        <w:t xml:space="preserve">, должно быть выражено через </w:t>
+      </w:r>
+      <w:r>
+        <w:rPr>
+          <w:lang w:val="en-US"/>
+        </w:rPr>
+        <w:t>URL</w:t>
+      </w:r>
+      <w:r>
+        <w:t xml:space="preserve">. Это позволяет передать ссылку другому разработчику, открыть тот же сценарий повторно и использовать </w:t>
+      </w:r>
+      <w:r>
+        <w:rPr>
+          <w:lang w:val="en-US"/>
+        </w:rPr>
+        <w:t>URL</w:t>
+      </w:r>
+      <w:r>
+        <w:t xml:space="preserve"> как механизм автоматического переключения состояния. Воспроизводимость особенно важна для </w:t>
+      </w:r>
+      <w:r>
+        <w:rPr>
+          <w:rFonts w:ascii="Courier New" w:hAnsi="Courier New" w:cs="Courier New"/>
+          <w:lang w:val="en-US"/>
+        </w:rPr>
+        <w:t>rtr</w:t>
+      </w:r>
+      <w:r>
+        <w:rPr>
+          <w:rFonts w:ascii="Courier New" w:hAnsi="Courier New" w:cs="Courier New"/>
+        </w:rPr>
+        <w:t xml:space="preserve"> </w:t>
+      </w:r>
+      <w:r>
+        <w:rPr>
+          <w:rFonts w:ascii="Courier New" w:hAnsi="Courier New" w:cs="Courier New"/>
+          <w:lang w:val="en-US"/>
+        </w:rPr>
+        <w:t>shot</w:t>
+      </w:r>
+      <w:r>
+        <w:t>, поскольку инструмент должен получать одинаковый результат при повторном запуске.</w:t>
+      </w:r>
+    </w:p>
+    <w:p>
+      <w:r>
+        <w:t xml:space="preserve">Система должна работать в двух режимах. Обычный режим предназначен для человека: отображается </w:t>
+      </w:r>
+      <w:r>
+        <w:rPr>
+          <w:lang w:val="en-US"/>
+        </w:rPr>
+        <w:t>scaffold</w:t>
+      </w:r>
+      <w:r>
+        <w:t xml:space="preserve">-меню, область предпросмотра, свойства, настройки, код и документация. </w:t>
+      </w:r>
+      <w:r>
+        <w:t>Тестовый режим</w:t>
+      </w:r>
+      <w:r>
+        <w:t xml:space="preserve"> предназначен для автоматизации: в нём компонент </w:t>
+      </w:r>
+      <w:r>
+        <w:rPr>
+          <w:rFonts w:ascii="Courier New" w:hAnsi="Courier New" w:cs="Courier New"/>
+          <w:lang w:val="en-US"/>
+        </w:rPr>
+        <w:t>Storybook</w:t>
+      </w:r>
+      <w:r>
+        <w:t xml:space="preserve"> возвращает только </w:t>
+      </w:r>
+      <w:r>
+        <w:rPr>
+          <w:rFonts w:ascii="Courier New" w:hAnsi="Courier New" w:cs="Courier New"/>
+          <w:lang w:val="en-US"/>
+        </w:rPr>
+        <w:t>StoryContainer</w:t>
+      </w:r>
+      <w:r>
+        <w:t xml:space="preserve">, а служебные панели не попадают в скриншот. Это требование исключает ложные изменения, связанные с интерфейсом самого </w:t>
+      </w:r>
+      <w:r>
+        <w:rPr>
+          <w:lang w:val="en-US"/>
+        </w:rPr>
+        <w:t>Storybook</w:t>
+      </w:r>
+      <w:r>
+        <w:t>.</w:t>
+      </w:r>
+    </w:p>
+    <w:p>
+      <w:r>
+        <w:t xml:space="preserve">Система должна поддерживать автоматическое формирование матрицы тестирования. Разработчик описывает </w:t>
+      </w:r>
+      <w:r>
+        <w:t>пресеты</w:t>
+      </w:r>
+      <w:r>
+        <w:t xml:space="preserve"> внутри </w:t>
+      </w:r>
+      <w:r>
+        <w:t>истории</w:t>
+      </w:r>
+      <w:r>
+        <w:t xml:space="preserve">, а </w:t>
+      </w:r>
+      <w:r>
+        <w:t xml:space="preserve">модуль </w:t>
       </w:r>
       <w:proofErr w:type="spellStart"/>
       <w:r>
-        <w:t>отдельный</w:t>
+        <w:rPr>
+          <w:rFonts w:ascii="Courier New" w:hAnsi="Courier New" w:cs="Courier New"/>
+          <w:lang w:val="en-US"/>
+        </w:rPr>
+        <w:t>TestLogic</w:t>
       </w:r>
       <w:proofErr w:type="spellEnd"/>
       <w:r>
         <w:t xml:space="preserve"> </w:t>
       </w:r>
       <w:r>
-        <w:t xml:space="preserve">проект. Приложение передаёт компоненту </w:t>
-      </w:r>
-      <w:r>
-        <w:rPr>
-          <w:rFonts w:ascii="Courier New" w:hAnsi="Courier New" w:cs="Courier New"/>
-          <w:lang w:val="en-US"/>
-        </w:rPr>
-        <w:t>Storybook</w:t>
-      </w:r>
-      <w:r>
-        <w:t xml:space="preserve"> путь, набор </w:t>
-      </w:r>
-      <w:r>
-        <w:t>историй</w:t>
-      </w:r>
-      <w:r>
-        <w:t xml:space="preserve"> и при необходимости иконки разделов меню. Такой подход сохраняет связь с реальной средой приложения и упрощает внедрение в другие пакеты.</w:t>
-      </w:r>
-    </w:p>
-    <w:p>
-      <w:r>
-        <w:t xml:space="preserve">Система должна обеспечивать воспроизводимость сценариев. Любое состояние, сформированное </w:t>
-      </w:r>
-      <w:r>
-        <w:t>через элементы управления, выбранный пресет и настройки</w:t>
-      </w:r>
-      <w:r>
-        <w:t xml:space="preserve">, тему и режим темы, должно быть выражено через </w:t>
-      </w:r>
-      <w:r>
-        <w:rPr>
-          <w:lang w:val="en-US"/>
-        </w:rPr>
-        <w:t>URL</w:t>
-      </w:r>
-      <w:r>
-        <w:t xml:space="preserve">. Это позволяет передать ссылку другому разработчику, открыть тот же сценарий повторно и использовать </w:t>
-      </w:r>
-      <w:r>
-        <w:rPr>
-          <w:lang w:val="en-US"/>
-        </w:rPr>
-        <w:t>URL</w:t>
-      </w:r>
-      <w:r>
-        <w:t xml:space="preserve"> как механизм автоматического переключения состояния. Воспроизводимость особенно важна для </w:t>
+        <w:t xml:space="preserve">превращает их в </w:t>
+      </w:r>
+      <w:r>
+        <w:lastRenderedPageBreak/>
+        <w:t>сценарии скриншот-тестирования</w:t>
+      </w:r>
+      <w:r>
+        <w:t xml:space="preserve"> с учётом тем и режимов. Благодаря этому сценарий не нужно регистрировать отдельно в тестовом файле. В текущей реализации идентификатор сценария имеет вид </w:t>
+      </w:r>
+      <w:r>
+        <w:rPr>
+          <w:rFonts w:ascii="Courier New" w:hAnsi="Courier New" w:cs="Courier New"/>
+        </w:rPr>
+        <w:t>{</w:t>
+      </w:r>
+      <w:r>
+        <w:rPr>
+          <w:rFonts w:ascii="Courier New" w:hAnsi="Courier New" w:cs="Courier New"/>
+          <w:lang w:val="en-US"/>
+        </w:rPr>
+        <w:t>theme</w:t>
+      </w:r>
+      <w:r>
+        <w:rPr>
+          <w:rFonts w:ascii="Courier New" w:hAnsi="Courier New" w:cs="Courier New"/>
+        </w:rPr>
+        <w:t>}-{</w:t>
+      </w:r>
+      <w:r>
+        <w:rPr>
+          <w:rFonts w:ascii="Courier New" w:hAnsi="Courier New" w:cs="Courier New"/>
+          <w:lang w:val="en-US"/>
+        </w:rPr>
+        <w:t>mode</w:t>
+      </w:r>
+      <w:r>
+        <w:rPr>
+          <w:rFonts w:ascii="Courier New" w:hAnsi="Courier New" w:cs="Courier New"/>
+        </w:rPr>
+        <w:t>}/{</w:t>
+      </w:r>
+      <w:r>
+        <w:rPr>
+          <w:rFonts w:ascii="Courier New" w:hAnsi="Courier New" w:cs="Courier New"/>
+          <w:lang w:val="en-US"/>
+        </w:rPr>
+        <w:t>story</w:t>
+      </w:r>
+      <w:r>
+        <w:rPr>
+          <w:rFonts w:ascii="Courier New" w:hAnsi="Courier New" w:cs="Courier New"/>
+        </w:rPr>
+        <w:t>-</w:t>
+      </w:r>
+      <w:r>
+        <w:rPr>
+          <w:rFonts w:ascii="Courier New" w:hAnsi="Courier New" w:cs="Courier New"/>
+          <w:lang w:val="en-US"/>
+        </w:rPr>
+        <w:t>id</w:t>
+      </w:r>
+      <w:r>
+        <w:rPr>
+          <w:rFonts w:ascii="Courier New" w:hAnsi="Courier New" w:cs="Courier New"/>
+        </w:rPr>
+        <w:t>}</w:t>
+      </w:r>
+      <w:r>
+        <w:t xml:space="preserve">, а путь к файлу формируется как </w:t>
+      </w:r>
+      <w:r>
+        <w:rPr>
+          <w:rFonts w:ascii="Courier New" w:hAnsi="Courier New" w:cs="Courier New"/>
+        </w:rPr>
+        <w:t>.</w:t>
+      </w:r>
+      <w:r>
+        <w:rPr>
+          <w:rFonts w:ascii="Courier New" w:hAnsi="Courier New" w:cs="Courier New"/>
+          <w:lang w:val="en-US"/>
+        </w:rPr>
+        <w:t>storybook</w:t>
+      </w:r>
+      <w:r>
+        <w:rPr>
+          <w:rFonts w:ascii="Courier New" w:hAnsi="Courier New" w:cs="Courier New"/>
+        </w:rPr>
+        <w:t>/{</w:t>
+      </w:r>
+      <w:r>
+        <w:rPr>
+          <w:rFonts w:ascii="Courier New" w:hAnsi="Courier New" w:cs="Courier New"/>
+          <w:lang w:val="en-US"/>
+        </w:rPr>
+        <w:t>story</w:t>
+      </w:r>
+      <w:r>
+        <w:rPr>
+          <w:rFonts w:ascii="Courier New" w:hAnsi="Courier New" w:cs="Courier New"/>
+        </w:rPr>
+        <w:t>.</w:t>
+      </w:r>
+      <w:r>
+        <w:rPr>
+          <w:rFonts w:ascii="Courier New" w:hAnsi="Courier New" w:cs="Courier New"/>
+          <w:lang w:val="en-US"/>
+        </w:rPr>
+        <w:t>toLowerCase</w:t>
+      </w:r>
+      <w:r>
+        <w:rPr>
+          <w:rFonts w:ascii="Courier New" w:hAnsi="Courier New" w:cs="Courier New"/>
+        </w:rPr>
+        <w:t>()}.</w:t>
+      </w:r>
+      <w:r>
+        <w:rPr>
+          <w:rFonts w:ascii="Courier New" w:hAnsi="Courier New" w:cs="Courier New"/>
+          <w:lang w:val="en-US"/>
+        </w:rPr>
+        <w:t>png</w:t>
+      </w:r>
+      <w:r>
+        <w:t>.</w:t>
+      </w:r>
+    </w:p>
+    <w:p>
+      <w:r>
+        <w:t xml:space="preserve">Визуальная проверка должна быть интегрирована в пакетный </w:t>
+      </w:r>
+      <w:r>
+        <w:t>рабочий процесс</w:t>
+      </w:r>
+      <w:r>
+        <w:t xml:space="preserve">. Фильтр </w:t>
+      </w:r>
+      <w:r>
+        <w:rPr>
+          <w:rFonts w:ascii="Courier New" w:hAnsi="Courier New" w:cs="Courier New"/>
+          <w:lang w:val="en-US"/>
+        </w:rPr>
+        <w:t>Filters</w:t>
+      </w:r>
+      <w:r>
+        <w:rPr>
+          <w:rFonts w:ascii="Courier New" w:hAnsi="Courier New" w:cs="Courier New"/>
+        </w:rPr>
+        <w:t>.</w:t>
+      </w:r>
+      <w:r>
+        <w:rPr>
+          <w:rFonts w:ascii="Courier New" w:hAnsi="Courier New" w:cs="Courier New"/>
+          <w:lang w:val="en-US"/>
+        </w:rPr>
+        <w:t>shot</w:t>
+      </w:r>
+      <w:r>
+        <w:t xml:space="preserve"> запускает </w:t>
+      </w:r>
+      <w:r>
+        <w:rPr>
+          <w:lang w:val="en-US"/>
+        </w:rPr>
+        <w:t>shot</w:t>
+      </w:r>
+      <w:r>
+        <w:t xml:space="preserve">-команды только для пакетов, где существует директория </w:t>
+      </w:r>
+      <w:r>
+        <w:rPr>
+          <w:rFonts w:ascii="Courier New" w:hAnsi="Courier New" w:cs="Courier New"/>
+        </w:rPr>
+        <w:t>.</w:t>
+      </w:r>
+      <w:r>
+        <w:rPr>
+          <w:rFonts w:ascii="Courier New" w:hAnsi="Courier New" w:cs="Courier New"/>
+          <w:lang w:val="en-US"/>
+        </w:rPr>
+        <w:t>storybook</w:t>
+      </w:r>
+      <w:r>
+        <w:t xml:space="preserve">. Это позволяет не применять </w:t>
+      </w:r>
+      <w:r>
+        <w:t>конвейер скриншот-тестирования</w:t>
+      </w:r>
+      <w:r>
+        <w:t xml:space="preserve"> ко всем пакетам монорепозитория без необходимости. Для пакетов, где визуальные эталоны действительно используются, команды </w:t>
       </w:r>
       <w:r>
         <w:rPr>
@@ -7487,502 +7753,183 @@
         <w:t>rtr</w:t>
       </w:r>
       <w:r>
-        <w:rPr>
-          <w:rFonts w:ascii="Courier New" w:hAnsi="Courier New" w:cs="Courier New"/>
-        </w:rPr>
+        <w:t xml:space="preserve"> обеспечивают единый способ обновления и проверки.</w:t>
+      </w:r>
+    </w:p>
+    <w:p>
+      <w:r>
+        <w:t xml:space="preserve">Поскольку текущая реализация сравнивает </w:t>
+      </w:r>
+      <w:r>
+        <w:rPr>
+          <w:lang w:val="en-US"/>
+        </w:rPr>
+        <w:t>PNG</w:t>
+      </w:r>
+      <w:r>
+        <w:t xml:space="preserve"> побайтово, эксплуатационная среда должна быть стабильной. На результат могут влиять версии браузера, шрифты, параметры отрисовки, </w:t>
+      </w:r>
+      <w:r>
+        <w:t>коэффициент масштабирования устройства (</w:t>
+      </w:r>
+      <w:r>
+        <w:rPr>
+          <w:lang w:val="en-US"/>
+        </w:rPr>
+        <w:t>device</w:t>
+      </w:r>
+      <w:r>
         <w:t xml:space="preserve"> </w:t>
       </w:r>
       <w:r>
         <w:rPr>
+          <w:lang w:val="en-US"/>
+        </w:rPr>
+        <w:t>scale</w:t>
+      </w:r>
+      <w:r>
+        <w:t xml:space="preserve"> </w:t>
+      </w:r>
+      <w:r>
+        <w:rPr>
+          <w:lang w:val="en-US"/>
+        </w:rPr>
+        <w:t>factor</w:t>
+      </w:r>
+      <w:r>
+        <w:t>)</w:t>
+      </w:r>
+      <w:r>
+        <w:t>,</w:t>
+      </w:r>
+      <w:r>
+        <w:t xml:space="preserve"> размеры области просмотра </w:t>
+      </w:r>
+      <w:r>
+        <w:t xml:space="preserve">и асинхронные анимации. В реализации </w:t>
+      </w:r>
+      <w:r>
+        <w:rPr>
+          <w:rFonts w:ascii="Courier New" w:hAnsi="Courier New" w:cs="Courier New"/>
+          <w:lang w:val="en-US"/>
+        </w:rPr>
+        <w:t>rtr</w:t>
+      </w:r>
+      <w:r>
+        <w:rPr>
+          <w:rFonts w:ascii="Courier New" w:hAnsi="Courier New" w:cs="Courier New"/>
+        </w:rPr>
+        <w:t xml:space="preserve"> </w:t>
+      </w:r>
+      <w:r>
+        <w:rPr>
           <w:rFonts w:ascii="Courier New" w:hAnsi="Courier New" w:cs="Courier New"/>
           <w:lang w:val="en-US"/>
         </w:rPr>
         <w:t>shot</w:t>
       </w:r>
       <w:r>
-        <w:t>, поскольку инструмент должен получать одинаковый результат при повторном запуске.</w:t>
-      </w:r>
-    </w:p>
-    <w:p>
-      <w:r>
-        <w:t xml:space="preserve">Система должна работать в двух режимах. Обычный режим предназначен для человека: отображается </w:t>
-      </w:r>
-      <w:r>
-        <w:rPr>
-          <w:lang w:val="en-US"/>
-        </w:rPr>
-        <w:t>scaffold</w:t>
-      </w:r>
-      <w:r>
-        <w:t xml:space="preserve">-меню, область предпросмотра, свойства, настройки, код и документация. </w:t>
-      </w:r>
-      <w:r>
-        <w:rPr>
-          <w:lang w:val="en-US"/>
-        </w:rPr>
-        <w:t>Test</w:t>
-      </w:r>
-      <w:r>
-        <w:t xml:space="preserve"> </w:t>
-      </w:r>
-      <w:r>
-        <w:rPr>
-          <w:lang w:val="en-US"/>
-        </w:rPr>
-        <w:t>mode</w:t>
-      </w:r>
-      <w:r>
-        <w:t xml:space="preserve"> предназначен для автоматизации: в нём компонент </w:t>
-      </w:r>
-      <w:r>
-        <w:rPr>
-          <w:rFonts w:ascii="Courier New" w:hAnsi="Courier New" w:cs="Courier New"/>
-          <w:lang w:val="en-US"/>
-        </w:rPr>
-        <w:t>Storybook</w:t>
-      </w:r>
-      <w:r>
-        <w:t xml:space="preserve"> возвращает только </w:t>
-      </w:r>
-      <w:r>
-        <w:rPr>
-          <w:rFonts w:ascii="Courier New" w:hAnsi="Courier New" w:cs="Courier New"/>
-          <w:lang w:val="en-US"/>
-        </w:rPr>
-        <w:t>StoryContainer</w:t>
-      </w:r>
-      <w:r>
-        <w:t xml:space="preserve">, а служебные панели не попадают в скриншот. Это требование исключает ложные изменения, связанные с интерфейсом самого </w:t>
-      </w:r>
-      <w:r>
-        <w:rPr>
-          <w:lang w:val="en-US"/>
-        </w:rPr>
-        <w:t>Storybook</w:t>
+        <w:t xml:space="preserve"> браузер запускается через </w:t>
+      </w:r>
+      <w:r>
+        <w:rPr>
+          <w:lang w:val="en-US"/>
+        </w:rPr>
+        <w:t>Puppeteer</w:t>
+      </w:r>
+      <w:r>
+        <w:t xml:space="preserve"> с </w:t>
+      </w:r>
+      <w:r>
+        <w:rPr>
+          <w:lang w:val="en-US"/>
+        </w:rPr>
+        <w:t>viewport</w:t>
+      </w:r>
+      <w:r>
+        <w:t xml:space="preserve"> 4000 на 4000 пикселей, </w:t>
+      </w:r>
+      <w:r>
+        <w:rPr>
+          <w:rFonts w:ascii="Courier New" w:hAnsi="Courier New" w:cs="Courier New"/>
+          <w:lang w:val="en-US"/>
+        </w:rPr>
+        <w:t>deviceScaleFactor</w:t>
+      </w:r>
+      <w:r>
+        <w:rPr>
+          <w:rFonts w:ascii="Courier New" w:hAnsi="Courier New" w:cs="Courier New"/>
+        </w:rPr>
+        <w:t>: 1</w:t>
+      </w:r>
+      <w:r>
+        <w:t xml:space="preserve"> и аргументом </w:t>
+      </w:r>
+      <w:r>
+        <w:rPr>
+          <w:rFonts w:ascii="Courier New" w:hAnsi="Courier New" w:cs="Courier New"/>
+        </w:rPr>
+        <w:t>--</w:t>
+      </w:r>
+      <w:r>
+        <w:rPr>
+          <w:rFonts w:ascii="Courier New" w:hAnsi="Courier New" w:cs="Courier New"/>
+          <w:lang w:val="en-US"/>
+        </w:rPr>
+        <w:t>no</w:t>
+      </w:r>
+      <w:r>
+        <w:rPr>
+          <w:rFonts w:ascii="Courier New" w:hAnsi="Courier New" w:cs="Courier New"/>
+        </w:rPr>
+        <w:t>-</w:t>
+      </w:r>
+      <w:r>
+        <w:rPr>
+          <w:rFonts w:ascii="Courier New" w:hAnsi="Courier New" w:cs="Courier New"/>
+          <w:lang w:val="en-US"/>
+        </w:rPr>
+        <w:t>sandbox</w:t>
+      </w:r>
+      <w:r>
+        <w:t xml:space="preserve">. После переключения </w:t>
+      </w:r>
+      <w:r>
+        <w:t>истории</w:t>
+      </w:r>
+      <w:r>
+        <w:t xml:space="preserve"> система ждёт появления элемента</w:t>
+      </w:r>
+      <w:r>
+        <w:t xml:space="preserve">, а затем через </w:t>
+      </w:r>
+      <w:proofErr w:type="spellStart"/>
+      <w:r>
+        <w:rPr>
+          <w:rFonts w:ascii="Courier New" w:hAnsi="Courier New" w:cs="Courier New"/>
+          <w:lang w:val="en-US"/>
+        </w:rPr>
+        <w:t>requestAnimationFrame</w:t>
+      </w:r>
+      <w:proofErr w:type="spellEnd"/>
+      <w:r>
+        <w:t xml:space="preserve"> пропускает два кадра отрисовки,</w:t>
+      </w:r>
+      <w:r>
+        <w:t xml:space="preserve"> чтобы состояние успело </w:t>
+      </w:r>
+      <w:r>
+        <w:t>обновиться перед снимком</w:t>
       </w:r>
       <w:r>
         <w:t>.</w:t>
       </w:r>
     </w:p>
     <w:p>
-      <w:r>
-        <w:t xml:space="preserve">Система должна поддерживать автоматическое формирование матрицы тестирования. Разработчик описывает </w:t>
-      </w:r>
-      <w:r>
-        <w:t>пресеты</w:t>
-      </w:r>
-      <w:r>
-        <w:t xml:space="preserve"> внутри </w:t>
-      </w:r>
-      <w:r>
-        <w:t>истории</w:t>
-      </w:r>
-      <w:r>
-        <w:t xml:space="preserve">, а </w:t>
-      </w:r>
-      <w:r>
-        <w:t xml:space="preserve">модуль </w:t>
-      </w:r>
-      <w:proofErr w:type="spellStart"/>
-      <w:r>
-        <w:rPr>
-          <w:rFonts w:ascii="Courier New" w:hAnsi="Courier New" w:cs="Courier New"/>
-          <w:lang w:val="en-US"/>
-        </w:rPr>
-        <w:t>TestLogic</w:t>
-      </w:r>
-      <w:proofErr w:type="spellEnd"/>
-      <w:r>
-        <w:t xml:space="preserve"> </w:t>
-      </w:r>
-      <w:r>
-        <w:t>превращает их в сценарии скриншот-тестирования</w:t>
-      </w:r>
-      <w:r>
-        <w:t xml:space="preserve"> с учётом тем и режимов. Благодаря этому сценарий не </w:t>
-      </w:r>
-      <w:r>
-        <w:lastRenderedPageBreak/>
-        <w:t xml:space="preserve">нужно регистрировать отдельно в тестовом файле. В текущей реализации идентификатор сценария имеет вид </w:t>
-      </w:r>
-      <w:r>
-        <w:rPr>
-          <w:rFonts w:ascii="Courier New" w:hAnsi="Courier New" w:cs="Courier New"/>
-        </w:rPr>
-        <w:t>{</w:t>
-      </w:r>
-      <w:r>
-        <w:rPr>
-          <w:rFonts w:ascii="Courier New" w:hAnsi="Courier New" w:cs="Courier New"/>
-          <w:lang w:val="en-US"/>
-        </w:rPr>
-        <w:t>theme</w:t>
-      </w:r>
-      <w:r>
-        <w:rPr>
-          <w:rFonts w:ascii="Courier New" w:hAnsi="Courier New" w:cs="Courier New"/>
-        </w:rPr>
-        <w:t>}-{</w:t>
-      </w:r>
-      <w:r>
-        <w:rPr>
-          <w:rFonts w:ascii="Courier New" w:hAnsi="Courier New" w:cs="Courier New"/>
-          <w:lang w:val="en-US"/>
-        </w:rPr>
-        <w:t>mode</w:t>
-      </w:r>
-      <w:r>
-        <w:rPr>
-          <w:rFonts w:ascii="Courier New" w:hAnsi="Courier New" w:cs="Courier New"/>
-        </w:rPr>
-        <w:t>}/{</w:t>
-      </w:r>
-      <w:r>
-        <w:rPr>
-          <w:rFonts w:ascii="Courier New" w:hAnsi="Courier New" w:cs="Courier New"/>
-          <w:lang w:val="en-US"/>
-        </w:rPr>
-        <w:t>story</w:t>
-      </w:r>
-      <w:r>
-        <w:rPr>
-          <w:rFonts w:ascii="Courier New" w:hAnsi="Courier New" w:cs="Courier New"/>
-        </w:rPr>
-        <w:t>-</w:t>
-      </w:r>
-      <w:r>
-        <w:rPr>
-          <w:rFonts w:ascii="Courier New" w:hAnsi="Courier New" w:cs="Courier New"/>
-          <w:lang w:val="en-US"/>
-        </w:rPr>
-        <w:t>id</w:t>
-      </w:r>
-      <w:r>
-        <w:rPr>
-          <w:rFonts w:ascii="Courier New" w:hAnsi="Courier New" w:cs="Courier New"/>
-        </w:rPr>
-        <w:t>}</w:t>
-      </w:r>
-      <w:r>
-        <w:t xml:space="preserve">, а путь к файлу формируется как </w:t>
-      </w:r>
-      <w:r>
-        <w:rPr>
-          <w:rFonts w:ascii="Courier New" w:hAnsi="Courier New" w:cs="Courier New"/>
-        </w:rPr>
-        <w:t>.</w:t>
-      </w:r>
-      <w:r>
-        <w:rPr>
-          <w:rFonts w:ascii="Courier New" w:hAnsi="Courier New" w:cs="Courier New"/>
-          <w:lang w:val="en-US"/>
-        </w:rPr>
-        <w:t>storybook</w:t>
-      </w:r>
-      <w:r>
-        <w:rPr>
-          <w:rFonts w:ascii="Courier New" w:hAnsi="Courier New" w:cs="Courier New"/>
-        </w:rPr>
-        <w:t>/{</w:t>
-      </w:r>
-      <w:r>
-        <w:rPr>
-          <w:rFonts w:ascii="Courier New" w:hAnsi="Courier New" w:cs="Courier New"/>
-          <w:lang w:val="en-US"/>
-        </w:rPr>
-        <w:t>story</w:t>
-      </w:r>
-      <w:r>
-        <w:rPr>
-          <w:rFonts w:ascii="Courier New" w:hAnsi="Courier New" w:cs="Courier New"/>
-        </w:rPr>
-        <w:t>.</w:t>
-      </w:r>
-      <w:r>
-        <w:rPr>
-          <w:rFonts w:ascii="Courier New" w:hAnsi="Courier New" w:cs="Courier New"/>
-          <w:lang w:val="en-US"/>
-        </w:rPr>
-        <w:t>toLowerCase</w:t>
-      </w:r>
-      <w:r>
-        <w:rPr>
-          <w:rFonts w:ascii="Courier New" w:hAnsi="Courier New" w:cs="Courier New"/>
-        </w:rPr>
-        <w:t>()}.</w:t>
-      </w:r>
-      <w:r>
-        <w:rPr>
-          <w:rFonts w:ascii="Courier New" w:hAnsi="Courier New" w:cs="Courier New"/>
-          <w:lang w:val="en-US"/>
-        </w:rPr>
-        <w:t>png</w:t>
-      </w:r>
-      <w:r>
-        <w:t>.</w:t>
-      </w:r>
-    </w:p>
-    <w:p>
-      <w:r>
-        <w:t xml:space="preserve">Визуальная проверка должна быть интегрирована в пакетный </w:t>
-      </w:r>
-      <w:r>
-        <w:rPr>
-          <w:lang w:val="en-US"/>
-        </w:rPr>
-        <w:t>workflow</w:t>
-      </w:r>
-      <w:r>
-        <w:t xml:space="preserve">. Фильтр </w:t>
-      </w:r>
-      <w:r>
-        <w:rPr>
-          <w:rFonts w:ascii="Courier New" w:hAnsi="Courier New" w:cs="Courier New"/>
-          <w:lang w:val="en-US"/>
-        </w:rPr>
-        <w:t>Filters</w:t>
-      </w:r>
-      <w:r>
-        <w:rPr>
-          <w:rFonts w:ascii="Courier New" w:hAnsi="Courier New" w:cs="Courier New"/>
-        </w:rPr>
-        <w:t>.</w:t>
-      </w:r>
-      <w:r>
-        <w:rPr>
-          <w:rFonts w:ascii="Courier New" w:hAnsi="Courier New" w:cs="Courier New"/>
-          <w:lang w:val="en-US"/>
-        </w:rPr>
-        <w:t>shot</w:t>
-      </w:r>
-      <w:r>
-        <w:t xml:space="preserve"> запускает </w:t>
-      </w:r>
-      <w:r>
-        <w:rPr>
-          <w:lang w:val="en-US"/>
-        </w:rPr>
-        <w:t>shot</w:t>
-      </w:r>
-      <w:r>
-        <w:t xml:space="preserve">-команды только для пакетов, где существует директория </w:t>
-      </w:r>
-      <w:r>
-        <w:rPr>
-          <w:rFonts w:ascii="Courier New" w:hAnsi="Courier New" w:cs="Courier New"/>
-        </w:rPr>
-        <w:t>.</w:t>
-      </w:r>
-      <w:r>
-        <w:rPr>
-          <w:rFonts w:ascii="Courier New" w:hAnsi="Courier New" w:cs="Courier New"/>
-          <w:lang w:val="en-US"/>
-        </w:rPr>
-        <w:t>storybook</w:t>
-      </w:r>
-      <w:r>
-        <w:t xml:space="preserve">. Это позволяет не применять </w:t>
-      </w:r>
-      <w:r>
-        <w:t>конвейер скриншот-тестирования</w:t>
-      </w:r>
-      <w:r>
-        <w:t xml:space="preserve"> ко всем пакетам монорепозитория без необходимости. Для пакетов, где визуальные эталоны действительно используются, команды </w:t>
-      </w:r>
-      <w:r>
-        <w:rPr>
-          <w:rFonts w:ascii="Courier New" w:hAnsi="Courier New" w:cs="Courier New"/>
-          <w:lang w:val="en-US"/>
-        </w:rPr>
-        <w:t>rtr</w:t>
-      </w:r>
-      <w:r>
-        <w:t xml:space="preserve"> обеспечивают единый способ обновления и проверки.</w:t>
-      </w:r>
-    </w:p>
-    <w:p>
-      <w:r>
-        <w:t xml:space="preserve">Поскольку текущая реализация сравнивает </w:t>
-      </w:r>
-      <w:r>
-        <w:rPr>
-          <w:lang w:val="en-US"/>
-        </w:rPr>
-        <w:t>PNG</w:t>
-      </w:r>
-      <w:r>
-        <w:t xml:space="preserve"> побайтово, эксплуатационная среда должна быть стабильной. На результат могут влиять версии браузера, шрифты, параметры отрисовки, </w:t>
-      </w:r>
-      <w:r>
-        <w:t>коэффициент масштабирования устройства (</w:t>
-      </w:r>
-      <w:r>
-        <w:rPr>
-          <w:lang w:val="en-US"/>
-        </w:rPr>
-        <w:t>device</w:t>
-      </w:r>
-      <w:r>
-        <w:t xml:space="preserve"> </w:t>
-      </w:r>
-      <w:r>
-        <w:rPr>
-          <w:lang w:val="en-US"/>
-        </w:rPr>
-        <w:t>scale</w:t>
-      </w:r>
-      <w:r>
-        <w:t xml:space="preserve"> </w:t>
-      </w:r>
-      <w:r>
-        <w:rPr>
-          <w:lang w:val="en-US"/>
-        </w:rPr>
-        <w:t>factor</w:t>
-      </w:r>
-      <w:r>
-        <w:t>)</w:t>
-      </w:r>
-      <w:r>
-        <w:t>,</w:t>
-      </w:r>
-      <w:r>
-        <w:t xml:space="preserve"> размеры области просмотра (</w:t>
-      </w:r>
-      <w:r>
-        <w:rPr>
-          <w:lang w:val="en-US"/>
-        </w:rPr>
-        <w:t>viewport</w:t>
-      </w:r>
-      <w:r>
-        <w:t>)</w:t>
-      </w:r>
-      <w:r>
-        <w:t xml:space="preserve"> и асинхронные анимации. В реализации </w:t>
-      </w:r>
-      <w:r>
-        <w:rPr>
-          <w:rFonts w:ascii="Courier New" w:hAnsi="Courier New" w:cs="Courier New"/>
-          <w:lang w:val="en-US"/>
-        </w:rPr>
-        <w:t>rtr</w:t>
-      </w:r>
-      <w:r>
-        <w:rPr>
-          <w:rFonts w:ascii="Courier New" w:hAnsi="Courier New" w:cs="Courier New"/>
-        </w:rPr>
-        <w:t xml:space="preserve"> </w:t>
-      </w:r>
-      <w:r>
-        <w:rPr>
-          <w:rFonts w:ascii="Courier New" w:hAnsi="Courier New" w:cs="Courier New"/>
-          <w:lang w:val="en-US"/>
-        </w:rPr>
-        <w:t>shot</w:t>
-      </w:r>
-      <w:r>
-        <w:t xml:space="preserve"> браузер запускается через </w:t>
-      </w:r>
-      <w:r>
-        <w:rPr>
-          <w:lang w:val="en-US"/>
-        </w:rPr>
-        <w:t>Puppeteer</w:t>
-      </w:r>
-      <w:r>
-        <w:t xml:space="preserve"> с </w:t>
-      </w:r>
-      <w:r>
-        <w:rPr>
-          <w:lang w:val="en-US"/>
-        </w:rPr>
-        <w:t>viewport</w:t>
-      </w:r>
-      <w:r>
-        <w:t xml:space="preserve"> 4000 на 4000 пикселей, </w:t>
-      </w:r>
-      <w:r>
-        <w:rPr>
-          <w:rFonts w:ascii="Courier New" w:hAnsi="Courier New" w:cs="Courier New"/>
-          <w:lang w:val="en-US"/>
-        </w:rPr>
-        <w:t>deviceScaleFactor</w:t>
-      </w:r>
-      <w:r>
-        <w:rPr>
-          <w:rFonts w:ascii="Courier New" w:hAnsi="Courier New" w:cs="Courier New"/>
-        </w:rPr>
-        <w:t>: 1</w:t>
-      </w:r>
-      <w:r>
-        <w:t xml:space="preserve"> и аргументом </w:t>
-      </w:r>
-      <w:r>
-        <w:rPr>
-          <w:rFonts w:ascii="Courier New" w:hAnsi="Courier New" w:cs="Courier New"/>
-        </w:rPr>
-        <w:t>--</w:t>
-      </w:r>
-      <w:r>
-        <w:rPr>
-          <w:rFonts w:ascii="Courier New" w:hAnsi="Courier New" w:cs="Courier New"/>
-          <w:lang w:val="en-US"/>
-        </w:rPr>
-        <w:t>no</w:t>
-      </w:r>
-      <w:r>
-        <w:rPr>
-          <w:rFonts w:ascii="Courier New" w:hAnsi="Courier New" w:cs="Courier New"/>
-        </w:rPr>
-        <w:t>-</w:t>
-      </w:r>
-      <w:r>
-        <w:rPr>
-          <w:rFonts w:ascii="Courier New" w:hAnsi="Courier New" w:cs="Courier New"/>
-          <w:lang w:val="en-US"/>
-        </w:rPr>
-        <w:t>sandbox</w:t>
-      </w:r>
-      <w:r>
-        <w:t xml:space="preserve">. После переключения </w:t>
-      </w:r>
-      <w:r>
-        <w:t>истории</w:t>
-      </w:r>
-      <w:r>
-        <w:t xml:space="preserve"> система ждёт появления элемента</w:t>
-      </w:r>
-      <w:r>
-        <w:t xml:space="preserve">, а затем через </w:t>
-      </w:r>
-      <w:proofErr w:type="spellStart"/>
-      <w:r>
-        <w:rPr>
-          <w:rFonts w:ascii="Courier New" w:hAnsi="Courier New" w:cs="Courier New"/>
-          <w:lang w:val="en-US"/>
-        </w:rPr>
-        <w:t>requestAnimationFrame</w:t>
-      </w:r>
-      <w:proofErr w:type="spellEnd"/>
-      <w:r>
-        <w:t xml:space="preserve"> пропускает два кадра отрисовки,</w:t>
-      </w:r>
-      <w:r>
-        <w:t xml:space="preserve"> чтобы состояние успело </w:t>
-      </w:r>
-      <w:r>
-        <w:t>обновиться перед снимком</w:t>
-      </w:r>
-      <w:r>
-        <w:t>.</w:t>
-      </w:r>
-    </w:p>
-    <w:p>
       <w:pPr>
         <w:pStyle w:val="Heading2"/>
       </w:pPr>
-      <w:bookmarkStart w:id="7" w:name="_Toc232180224"/>
+      <w:bookmarkStart w:id="7" w:name="_Toc232180447"/>
       <w:r>
         <w:t>Требования к качеству программного продукта</w:t>
       </w:r>
@@ -8792,7 +8739,7 @@
       <w:pPr>
         <w:pStyle w:val="Heading2"/>
       </w:pPr>
-      <w:bookmarkStart w:id="8" w:name="_Toc232180225"/>
+      <w:bookmarkStart w:id="8" w:name="_Toc232180448"/>
       <w:r>
         <w:t>Требования к качеству исходного кода</w:t>
       </w:r>
@@ -9082,13 +9029,10 @@
         <w:t>PNG</w:t>
       </w:r>
       <w:r>
-        <w:t xml:space="preserve"> в </w:t>
-      </w:r>
-      <w:r>
-        <w:rPr>
-          <w:lang w:val="en-US"/>
-        </w:rPr>
-        <w:t>callback</w:t>
+        <w:t xml:space="preserve"> </w:t>
+      </w:r>
+      <w:r>
+        <w:t>в функцию обратного вызова</w:t>
       </w:r>
       <w:r>
         <w:t xml:space="preserve">. </w:t>
@@ -9611,7 +9555,7 @@
       <w:pPr>
         <w:pStyle w:val="Heading1"/>
       </w:pPr>
-      <w:bookmarkStart w:id="9" w:name="_Toc232180226"/>
+      <w:bookmarkStart w:id="9" w:name="_Toc232180449"/>
       <w:r>
         <w:lastRenderedPageBreak/>
         <w:t>Аналитическая часть</w:t>
@@ -11053,6 +10997,7 @@
   <w:style w:type="character" w:default="1" w:styleId="DefaultParagraphFont">
     <w:name w:val="Default Paragraph Font"/>
     <w:uiPriority w:val="1"/>
+    <w:semiHidden/>
     <w:unhideWhenUsed/>
   </w:style>
   <w:style w:type="table" w:default="1" w:styleId="TableNormal">

--- a/Диплом.docx
+++ b/Диплом.docx
@@ -1388,7 +1388,27 @@
           <w:lang w:eastAsia="ru-RU"/>
           <w14:ligatures w14:val="none"/>
         </w:rPr>
-        <w:t>«_____»___________________________20</w:t>
+        <w:t>«____</w:t>
+      </w:r>
+      <w:proofErr w:type="gramStart"/>
+      <w:r>
+        <w:rPr>
+          <w:rFonts w:ascii="Times New Roman" w:eastAsia="Times New Roman" w:hAnsi="Times New Roman" w:cs="Times New Roman"/>
+          <w:szCs w:val="24"/>
+          <w:lang w:eastAsia="ru-RU"/>
+          <w14:ligatures w14:val="none"/>
+        </w:rPr>
+        <w:t>_»_</w:t>
+      </w:r>
+      <w:proofErr w:type="gramEnd"/>
+      <w:r>
+        <w:rPr>
+          <w:rFonts w:ascii="Times New Roman" w:eastAsia="Times New Roman" w:hAnsi="Times New Roman" w:cs="Times New Roman"/>
+          <w:szCs w:val="24"/>
+          <w:lang w:eastAsia="ru-RU"/>
+          <w14:ligatures w14:val="none"/>
+        </w:rPr>
+        <w:t>__________________________20</w:t>
       </w:r>
       <w:r>
         <w:rPr>
@@ -3596,7 +3616,27 @@
           <w:lang w:eastAsia="ru-RU"/>
           <w14:ligatures w14:val="none"/>
         </w:rPr>
-        <w:t>«______»__________________ 20</w:t>
+        <w:t>«_____</w:t>
+      </w:r>
+      <w:proofErr w:type="gramStart"/>
+      <w:r>
+        <w:rPr>
+          <w:rFonts w:ascii="Times New Roman" w:eastAsia="Times New Roman" w:hAnsi="Times New Roman" w:cs="Times New Roman"/>
+          <w:sz w:val="22"/>
+          <w:lang w:eastAsia="ru-RU"/>
+          <w14:ligatures w14:val="none"/>
+        </w:rPr>
+        <w:t>_»_</w:t>
+      </w:r>
+      <w:proofErr w:type="gramEnd"/>
+      <w:r>
+        <w:rPr>
+          <w:rFonts w:ascii="Times New Roman" w:eastAsia="Times New Roman" w:hAnsi="Times New Roman" w:cs="Times New Roman"/>
+          <w:sz w:val="22"/>
+          <w:lang w:eastAsia="ru-RU"/>
+          <w14:ligatures w14:val="none"/>
+        </w:rPr>
+        <w:t>_________________ 20</w:t>
       </w:r>
       <w:r>
         <w:rPr>
@@ -3648,6 +3688,7 @@
           <w:caps/>
         </w:rPr>
         <w:sectPr>
+          <w:footerReference w:type="default" r:id="rId8"/>
           <w:pgSz w:w="11906" w:h="16838" w:code="9"/>
           <w:pgMar w:top="1134" w:right="851" w:bottom="709" w:left="1276" w:header="720" w:footer="720" w:gutter="0"/>
           <w:cols w:space="720"/>
@@ -3714,7 +3755,7 @@
         <w:rPr>
           <w:noProof/>
         </w:rPr>
-        <w:instrText xml:space="preserve"> PAGEREF _Toc232180440 \h </w:instrText>
+        <w:instrText xml:space="preserve"> PAGEREF _Toc232434994 \h </w:instrText>
       </w:r>
       <w:r>
         <w:rPr>
@@ -3776,7 +3817,7 @@
         <w:rPr>
           <w:noProof/>
         </w:rPr>
-        <w:instrText xml:space="preserve"> PAGEREF _Toc232180441 \h </w:instrText>
+        <w:instrText xml:space="preserve"> PAGEREF _Toc232434995 \h </w:instrText>
       </w:r>
       <w:r>
         <w:rPr>
@@ -3844,7 +3885,7 @@
         <w:rPr>
           <w:noProof/>
         </w:rPr>
-        <w:instrText xml:space="preserve"> PAGEREF _Toc232180442 \h </w:instrText>
+        <w:instrText xml:space="preserve"> PAGEREF _Toc232434996 \h </w:instrText>
       </w:r>
       <w:r>
         <w:rPr>
@@ -3906,7 +3947,7 @@
         <w:rPr>
           <w:noProof/>
         </w:rPr>
-        <w:instrText xml:space="preserve"> PAGEREF _Toc232180443 \h </w:instrText>
+        <w:instrText xml:space="preserve"> PAGEREF _Toc232434997 \h </w:instrText>
       </w:r>
       <w:r>
         <w:rPr>
@@ -3968,7 +4009,7 @@
         <w:rPr>
           <w:noProof/>
         </w:rPr>
-        <w:instrText xml:space="preserve"> PAGEREF _Toc232180444 \h </w:instrText>
+        <w:instrText xml:space="preserve"> PAGEREF _Toc232434998 \h </w:instrText>
       </w:r>
       <w:r>
         <w:rPr>
@@ -4036,7 +4077,7 @@
         <w:rPr>
           <w:noProof/>
         </w:rPr>
-        <w:instrText xml:space="preserve"> PAGEREF _Toc232180445 \h </w:instrText>
+        <w:instrText xml:space="preserve"> PAGEREF _Toc232434999 \h </w:instrText>
       </w:r>
       <w:r>
         <w:rPr>
@@ -4098,7 +4139,7 @@
         <w:rPr>
           <w:noProof/>
         </w:rPr>
-        <w:instrText xml:space="preserve"> PAGEREF _Toc232180446 \h </w:instrText>
+        <w:instrText xml:space="preserve"> PAGEREF _Toc232435000 \h </w:instrText>
       </w:r>
       <w:r>
         <w:rPr>
@@ -4160,7 +4201,7 @@
         <w:rPr>
           <w:noProof/>
         </w:rPr>
-        <w:instrText xml:space="preserve"> PAGEREF _Toc232180447 \h </w:instrText>
+        <w:instrText xml:space="preserve"> PAGEREF _Toc232435001 \h </w:instrText>
       </w:r>
       <w:r>
         <w:rPr>
@@ -4222,7 +4263,7 @@
         <w:rPr>
           <w:noProof/>
         </w:rPr>
-        <w:instrText xml:space="preserve"> PAGEREF _Toc232180448 \h </w:instrText>
+        <w:instrText xml:space="preserve"> PAGEREF _Toc232435002 \h </w:instrText>
       </w:r>
       <w:r>
         <w:rPr>
@@ -4266,7 +4307,13 @@
         <w:rPr>
           <w:noProof/>
         </w:rPr>
-        <w:t>2 Аналитическая часть</w:t>
+        <w:t>2</w:t>
+      </w:r>
+      <w:r>
+        <w:rPr>
+          <w:noProof/>
+        </w:rPr>
+        <w:t xml:space="preserve"> Аналитическая часть</w:t>
       </w:r>
       <w:r>
         <w:rPr>
@@ -4284,7 +4331,7 @@
         <w:rPr>
           <w:noProof/>
         </w:rPr>
-        <w:instrText xml:space="preserve"> PAGEREF _Toc232180449 \h </w:instrText>
+        <w:instrText xml:space="preserve"> PAGEREF _Toc232435003 \h </w:instrText>
       </w:r>
       <w:r>
         <w:rPr>
@@ -4302,6 +4349,541 @@
           <w:noProof/>
         </w:rPr>
         <w:t>17</w:t>
+      </w:r>
+      <w:r>
+        <w:rPr>
+          <w:noProof/>
+        </w:rPr>
+        <w:fldChar w:fldCharType="end"/>
+      </w:r>
+    </w:p>
+    <w:p>
+      <w:pPr>
+        <w:pStyle w:val="TOC2"/>
+        <w:tabs>
+          <w:tab w:val="right" w:leader="dot" w:pos="9628"/>
+        </w:tabs>
+        <w:rPr>
+          <w:rFonts w:eastAsiaTheme="minorEastAsia"/>
+          <w:noProof/>
+          <w:kern w:val="2"/>
+          <w:szCs w:val="24"/>
+          <w:lang w:eastAsia="ru-RU"/>
+        </w:rPr>
+      </w:pPr>
+      <w:r>
+        <w:rPr>
+          <w:noProof/>
+        </w:rPr>
+        <w:t>2.1 Дизайн-система как объект контроля</w:t>
+      </w:r>
+      <w:r>
+        <w:rPr>
+          <w:noProof/>
+        </w:rPr>
+        <w:tab/>
+      </w:r>
+      <w:r>
+        <w:rPr>
+          <w:noProof/>
+        </w:rPr>
+        <w:fldChar w:fldCharType="begin"/>
+      </w:r>
+      <w:r>
+        <w:rPr>
+          <w:noProof/>
+        </w:rPr>
+        <w:instrText xml:space="preserve"> PAGEREF _Toc232435004 \h </w:instrText>
+      </w:r>
+      <w:r>
+        <w:rPr>
+          <w:noProof/>
+        </w:rPr>
+      </w:r>
+      <w:r>
+        <w:rPr>
+          <w:noProof/>
+        </w:rPr>
+        <w:fldChar w:fldCharType="separate"/>
+      </w:r>
+      <w:r>
+        <w:rPr>
+          <w:noProof/>
+        </w:rPr>
+        <w:t>17</w:t>
+      </w:r>
+      <w:r>
+        <w:rPr>
+          <w:noProof/>
+        </w:rPr>
+        <w:fldChar w:fldCharType="end"/>
+      </w:r>
+    </w:p>
+    <w:p>
+      <w:pPr>
+        <w:pStyle w:val="TOC2"/>
+        <w:tabs>
+          <w:tab w:val="right" w:leader="dot" w:pos="9628"/>
+        </w:tabs>
+        <w:rPr>
+          <w:rFonts w:eastAsiaTheme="minorEastAsia"/>
+          <w:noProof/>
+          <w:kern w:val="2"/>
+          <w:szCs w:val="24"/>
+          <w:lang w:eastAsia="ru-RU"/>
+        </w:rPr>
+      </w:pPr>
+      <w:r>
+        <w:rPr>
+          <w:noProof/>
+        </w:rPr>
+        <w:t>2.2 Визуальные регрессии в пользовательском интерфейсе</w:t>
+      </w:r>
+      <w:r>
+        <w:rPr>
+          <w:noProof/>
+        </w:rPr>
+        <w:tab/>
+      </w:r>
+      <w:r>
+        <w:rPr>
+          <w:noProof/>
+        </w:rPr>
+        <w:fldChar w:fldCharType="begin"/>
+      </w:r>
+      <w:r>
+        <w:rPr>
+          <w:noProof/>
+        </w:rPr>
+        <w:instrText xml:space="preserve"> PAGEREF _Toc232435005 \h </w:instrText>
+      </w:r>
+      <w:r>
+        <w:rPr>
+          <w:noProof/>
+        </w:rPr>
+      </w:r>
+      <w:r>
+        <w:rPr>
+          <w:noProof/>
+        </w:rPr>
+        <w:fldChar w:fldCharType="separate"/>
+      </w:r>
+      <w:r>
+        <w:rPr>
+          <w:noProof/>
+        </w:rPr>
+        <w:t>17</w:t>
+      </w:r>
+      <w:r>
+        <w:rPr>
+          <w:noProof/>
+        </w:rPr>
+        <w:fldChar w:fldCharType="end"/>
+      </w:r>
+    </w:p>
+    <w:p>
+      <w:pPr>
+        <w:pStyle w:val="TOC2"/>
+        <w:tabs>
+          <w:tab w:val="right" w:leader="dot" w:pos="9628"/>
+        </w:tabs>
+        <w:rPr>
+          <w:rFonts w:eastAsiaTheme="minorEastAsia"/>
+          <w:noProof/>
+          <w:kern w:val="2"/>
+          <w:szCs w:val="24"/>
+          <w:lang w:eastAsia="ru-RU"/>
+        </w:rPr>
+      </w:pPr>
+      <w:r>
+        <w:rPr>
+          <w:noProof/>
+        </w:rPr>
+        <w:t>2.3 Анализ подходов к проверке компонентов</w:t>
+      </w:r>
+      <w:r>
+        <w:rPr>
+          <w:noProof/>
+        </w:rPr>
+        <w:tab/>
+      </w:r>
+      <w:r>
+        <w:rPr>
+          <w:noProof/>
+        </w:rPr>
+        <w:fldChar w:fldCharType="begin"/>
+      </w:r>
+      <w:r>
+        <w:rPr>
+          <w:noProof/>
+        </w:rPr>
+        <w:instrText xml:space="preserve"> PAGEREF _Toc232435006 \h </w:instrText>
+      </w:r>
+      <w:r>
+        <w:rPr>
+          <w:noProof/>
+        </w:rPr>
+      </w:r>
+      <w:r>
+        <w:rPr>
+          <w:noProof/>
+        </w:rPr>
+        <w:fldChar w:fldCharType="separate"/>
+      </w:r>
+      <w:r>
+        <w:rPr>
+          <w:noProof/>
+        </w:rPr>
+        <w:t>18</w:t>
+      </w:r>
+      <w:r>
+        <w:rPr>
+          <w:noProof/>
+        </w:rPr>
+        <w:fldChar w:fldCharType="end"/>
+      </w:r>
+    </w:p>
+    <w:p>
+      <w:pPr>
+        <w:pStyle w:val="TOC2"/>
+        <w:tabs>
+          <w:tab w:val="right" w:leader="dot" w:pos="9628"/>
+        </w:tabs>
+        <w:rPr>
+          <w:rFonts w:eastAsiaTheme="minorEastAsia"/>
+          <w:noProof/>
+          <w:kern w:val="2"/>
+          <w:szCs w:val="24"/>
+          <w:lang w:eastAsia="ru-RU"/>
+        </w:rPr>
+      </w:pPr>
+      <w:r>
+        <w:rPr>
+          <w:noProof/>
+        </w:rPr>
+        <w:t>2.4</w:t>
+      </w:r>
+      <w:r>
+        <w:rPr>
+          <w:noProof/>
+        </w:rPr>
+        <w:t xml:space="preserve"> Обоснование собственного </w:t>
+      </w:r>
+      <w:r>
+        <w:rPr>
+          <w:noProof/>
+          <w:lang w:val="en-US"/>
+        </w:rPr>
+        <w:t>Storybook</w:t>
+      </w:r>
+      <w:r>
+        <w:rPr>
+          <w:noProof/>
+        </w:rPr>
+        <w:t>-подобного решения</w:t>
+      </w:r>
+      <w:r>
+        <w:rPr>
+          <w:noProof/>
+        </w:rPr>
+        <w:tab/>
+      </w:r>
+      <w:r>
+        <w:rPr>
+          <w:noProof/>
+        </w:rPr>
+        <w:fldChar w:fldCharType="begin"/>
+      </w:r>
+      <w:r>
+        <w:rPr>
+          <w:noProof/>
+        </w:rPr>
+        <w:instrText xml:space="preserve"> PAGEREF _Toc232435007 \h </w:instrText>
+      </w:r>
+      <w:r>
+        <w:rPr>
+          <w:noProof/>
+        </w:rPr>
+      </w:r>
+      <w:r>
+        <w:rPr>
+          <w:noProof/>
+        </w:rPr>
+        <w:fldChar w:fldCharType="separate"/>
+      </w:r>
+      <w:r>
+        <w:rPr>
+          <w:noProof/>
+        </w:rPr>
+        <w:t>20</w:t>
+      </w:r>
+      <w:r>
+        <w:rPr>
+          <w:noProof/>
+        </w:rPr>
+        <w:fldChar w:fldCharType="end"/>
+      </w:r>
+    </w:p>
+    <w:p>
+      <w:pPr>
+        <w:pStyle w:val="TOC2"/>
+        <w:tabs>
+          <w:tab w:val="right" w:leader="dot" w:pos="9628"/>
+        </w:tabs>
+        <w:rPr>
+          <w:rFonts w:eastAsiaTheme="minorEastAsia"/>
+          <w:noProof/>
+          <w:kern w:val="2"/>
+          <w:szCs w:val="24"/>
+          <w:lang w:eastAsia="ru-RU"/>
+        </w:rPr>
+      </w:pPr>
+      <w:r>
+        <w:rPr>
+          <w:noProof/>
+        </w:rPr>
+        <w:t>2.5 Выбор технологического стека</w:t>
+      </w:r>
+      <w:r>
+        <w:rPr>
+          <w:noProof/>
+        </w:rPr>
+        <w:tab/>
+      </w:r>
+      <w:r>
+        <w:rPr>
+          <w:noProof/>
+        </w:rPr>
+        <w:fldChar w:fldCharType="begin"/>
+      </w:r>
+      <w:r>
+        <w:rPr>
+          <w:noProof/>
+        </w:rPr>
+        <w:instrText xml:space="preserve"> PAGEREF _Toc232435008 \h </w:instrText>
+      </w:r>
+      <w:r>
+        <w:rPr>
+          <w:noProof/>
+        </w:rPr>
+      </w:r>
+      <w:r>
+        <w:rPr>
+          <w:noProof/>
+        </w:rPr>
+        <w:fldChar w:fldCharType="separate"/>
+      </w:r>
+      <w:r>
+        <w:rPr>
+          <w:noProof/>
+        </w:rPr>
+        <w:t>21</w:t>
+      </w:r>
+      <w:r>
+        <w:rPr>
+          <w:noProof/>
+        </w:rPr>
+        <w:fldChar w:fldCharType="end"/>
+      </w:r>
+    </w:p>
+    <w:p>
+      <w:pPr>
+        <w:pStyle w:val="TOC2"/>
+        <w:tabs>
+          <w:tab w:val="right" w:leader="dot" w:pos="9628"/>
+        </w:tabs>
+        <w:rPr>
+          <w:rFonts w:eastAsiaTheme="minorEastAsia"/>
+          <w:noProof/>
+          <w:kern w:val="2"/>
+          <w:szCs w:val="24"/>
+          <w:lang w:eastAsia="ru-RU"/>
+        </w:rPr>
+      </w:pPr>
+      <w:r>
+        <w:rPr>
+          <w:noProof/>
+        </w:rPr>
+        <w:t>2.6 Выводы аналитической части</w:t>
+      </w:r>
+      <w:r>
+        <w:rPr>
+          <w:noProof/>
+        </w:rPr>
+        <w:tab/>
+      </w:r>
+      <w:r>
+        <w:rPr>
+          <w:noProof/>
+        </w:rPr>
+        <w:fldChar w:fldCharType="begin"/>
+      </w:r>
+      <w:r>
+        <w:rPr>
+          <w:noProof/>
+        </w:rPr>
+        <w:instrText xml:space="preserve"> PAGEREF _Toc232435009 \h </w:instrText>
+      </w:r>
+      <w:r>
+        <w:rPr>
+          <w:noProof/>
+        </w:rPr>
+      </w:r>
+      <w:r>
+        <w:rPr>
+          <w:noProof/>
+        </w:rPr>
+        <w:fldChar w:fldCharType="separate"/>
+      </w:r>
+      <w:r>
+        <w:rPr>
+          <w:noProof/>
+        </w:rPr>
+        <w:t>22</w:t>
+      </w:r>
+      <w:r>
+        <w:rPr>
+          <w:noProof/>
+        </w:rPr>
+        <w:fldChar w:fldCharType="end"/>
+      </w:r>
+    </w:p>
+    <w:p>
+      <w:pPr>
+        <w:pStyle w:val="TOC1"/>
+        <w:tabs>
+          <w:tab w:val="right" w:leader="dot" w:pos="9628"/>
+        </w:tabs>
+        <w:rPr>
+          <w:rFonts w:eastAsiaTheme="minorEastAsia"/>
+          <w:noProof/>
+          <w:kern w:val="2"/>
+          <w:szCs w:val="24"/>
+          <w:lang w:eastAsia="ru-RU"/>
+        </w:rPr>
+      </w:pPr>
+      <w:r>
+        <w:rPr>
+          <w:noProof/>
+        </w:rPr>
+        <w:t>3 Конструкторская часть</w:t>
+      </w:r>
+      <w:r>
+        <w:rPr>
+          <w:noProof/>
+        </w:rPr>
+        <w:tab/>
+      </w:r>
+      <w:r>
+        <w:rPr>
+          <w:noProof/>
+        </w:rPr>
+        <w:fldChar w:fldCharType="begin"/>
+      </w:r>
+      <w:r>
+        <w:rPr>
+          <w:noProof/>
+        </w:rPr>
+        <w:instrText xml:space="preserve"> PAGEREF _Toc232435010 \h </w:instrText>
+      </w:r>
+      <w:r>
+        <w:rPr>
+          <w:noProof/>
+        </w:rPr>
+      </w:r>
+      <w:r>
+        <w:rPr>
+          <w:noProof/>
+        </w:rPr>
+        <w:fldChar w:fldCharType="separate"/>
+      </w:r>
+      <w:r>
+        <w:rPr>
+          <w:noProof/>
+        </w:rPr>
+        <w:t>24</w:t>
+      </w:r>
+      <w:r>
+        <w:rPr>
+          <w:noProof/>
+        </w:rPr>
+        <w:fldChar w:fldCharType="end"/>
+      </w:r>
+    </w:p>
+    <w:p>
+      <w:pPr>
+        <w:pStyle w:val="TOC2"/>
+        <w:tabs>
+          <w:tab w:val="right" w:leader="dot" w:pos="9628"/>
+        </w:tabs>
+        <w:rPr>
+          <w:rFonts w:eastAsiaTheme="minorEastAsia"/>
+          <w:noProof/>
+          <w:kern w:val="2"/>
+          <w:szCs w:val="24"/>
+          <w:lang w:eastAsia="ru-RU"/>
+        </w:rPr>
+      </w:pPr>
+      <w:r>
+        <w:rPr>
+          <w:noProof/>
+        </w:rPr>
+        <w:t xml:space="preserve">3.1 Общая архитектура </w:t>
+      </w:r>
+      <w:r>
+        <w:rPr>
+          <w:noProof/>
+          <w:lang w:val="en-US"/>
+        </w:rPr>
+        <w:t>Reactor</w:t>
+      </w:r>
+      <w:r>
+        <w:rPr>
+          <w:noProof/>
+        </w:rPr>
+        <w:t xml:space="preserve"> </w:t>
+      </w:r>
+      <w:r>
+        <w:rPr>
+          <w:noProof/>
+          <w:lang w:val="en-US"/>
+        </w:rPr>
+        <w:t>Storybook</w:t>
+      </w:r>
+      <w:r>
+        <w:rPr>
+          <w:noProof/>
+        </w:rPr>
+        <w:tab/>
+      </w:r>
+      <w:r>
+        <w:rPr>
+          <w:noProof/>
+        </w:rPr>
+        <w:fldChar w:fldCharType="begin"/>
+      </w:r>
+      <w:r>
+        <w:rPr>
+          <w:noProof/>
+        </w:rPr>
+        <w:instrText xml:space="preserve"> PAGEREF _Toc232435011 \h </w:instrText>
+      </w:r>
+      <w:r>
+        <w:rPr>
+          <w:noProof/>
+        </w:rPr>
+      </w:r>
+      <w:r>
+        <w:rPr>
+          <w:noProof/>
+        </w:rPr>
+        <w:fldChar w:fldCharType="separate"/>
+      </w:r>
+      <w:r>
+        <w:rPr>
+          <w:noProof/>
+        </w:rPr>
+        <w:t>24</w:t>
       </w:r>
       <w:r>
         <w:rPr>
@@ -4334,7 +4916,7 @@
           <w:numId w:val="0"/>
         </w:numPr>
       </w:pPr>
-      <w:bookmarkStart w:id="0" w:name="_Toc232180440"/>
+      <w:bookmarkStart w:id="0" w:name="_Toc232434994"/>
       <w:r>
         <w:lastRenderedPageBreak/>
         <w:t>Определения, обозначения и сокращения</w:t>
@@ -4607,12 +5189,14 @@
       </w:r>
     </w:p>
     <w:p>
+      <w:proofErr w:type="spellStart"/>
       <w:r>
         <w:rPr>
           <w:lang w:val="en-US"/>
         </w:rPr>
         <w:t>StorybookGate</w:t>
       </w:r>
+      <w:proofErr w:type="spellEnd"/>
       <w:r>
         <w:t xml:space="preserve"> – механизм регистрации интерфейса взаимодействия между </w:t>
       </w:r>
@@ -4913,7 +5497,7 @@
           <w:numId w:val="0"/>
         </w:numPr>
       </w:pPr>
-      <w:bookmarkStart w:id="1" w:name="_Toc232180441"/>
+      <w:bookmarkStart w:id="1" w:name="_Toc232434995"/>
       <w:r>
         <w:lastRenderedPageBreak/>
         <w:t>Введение</w:t>
@@ -5024,16 +5608,13 @@
         <w:t>Storybook</w:t>
       </w:r>
       <w:r>
-        <w:t xml:space="preserve"> дают богатые возможности для демонстрации компонентов, но их интеграция с внутренними темами, маршрутизацией, пакетной структурой, </w:t>
-      </w:r>
-      <w:r>
-        <w:rPr>
-          <w:lang w:val="en-US"/>
-        </w:rPr>
-        <w:t>CLI</w:t>
-      </w:r>
-      <w:r>
-        <w:t xml:space="preserve"> и конвейером тестирования не всегда соответствует требованиям конкретной платформы. Поэтому в работе рассматривается разработка собственного </w:t>
+        <w:t xml:space="preserve"> дают богатые возможности для демонстрации компонентов, </w:t>
+      </w:r>
+      <w:r>
+        <w:t>но приносят собственные зависимости, правила сборки и интеграционные соглашения, которые не всегда соответствуют внутренним требованиям платформы.</w:t>
+      </w:r>
+      <w:r>
+        <w:t xml:space="preserve"> Поэтому в работе рассматривается разработка собственного </w:t>
       </w:r>
       <w:r>
         <w:rPr>
@@ -5305,6 +5886,7 @@
         </w:rPr>
         <w:t xml:space="preserve">и команд </w:t>
       </w:r>
+      <w:proofErr w:type="spellStart"/>
       <w:r>
         <w:rPr>
           <w:rFonts w:ascii="Courier New" w:hAnsi="Courier New" w:cs="Courier New"/>
@@ -5312,6 +5894,7 @@
         </w:rPr>
         <w:t>rtr</w:t>
       </w:r>
+      <w:proofErr w:type="spellEnd"/>
       <w:r>
         <w:rPr>
           <w:rFonts w:ascii="Courier New" w:hAnsi="Courier New" w:cs="Courier New"/>
@@ -5331,6 +5914,7 @@
         </w:rPr>
         <w:t xml:space="preserve">, </w:t>
       </w:r>
+      <w:proofErr w:type="spellStart"/>
       <w:r>
         <w:rPr>
           <w:rFonts w:ascii="Courier New" w:hAnsi="Courier New" w:cs="Courier New"/>
@@ -5338,6 +5922,7 @@
         </w:rPr>
         <w:t>rtr</w:t>
       </w:r>
+      <w:proofErr w:type="spellEnd"/>
       <w:r>
         <w:rPr>
           <w:rFonts w:ascii="Courier New" w:hAnsi="Courier New" w:cs="Courier New"/>
@@ -5370,6 +5955,7 @@
         </w:rPr>
         <w:t xml:space="preserve">, </w:t>
       </w:r>
+      <w:proofErr w:type="spellStart"/>
       <w:r>
         <w:rPr>
           <w:rFonts w:ascii="Courier New" w:hAnsi="Courier New" w:cs="Courier New"/>
@@ -5377,6 +5963,7 @@
         </w:rPr>
         <w:t>rtr</w:t>
       </w:r>
+      <w:proofErr w:type="spellEnd"/>
       <w:r>
         <w:rPr>
           <w:rFonts w:ascii="Courier New" w:hAnsi="Courier New" w:cs="Courier New"/>
@@ -5422,6 +6009,7 @@
         </w:rPr>
         <w:t xml:space="preserve">, </w:t>
       </w:r>
+      <w:proofErr w:type="spellStart"/>
       <w:r>
         <w:rPr>
           <w:rFonts w:ascii="Courier New" w:hAnsi="Courier New" w:cs="Courier New"/>
@@ -5429,6 +6017,7 @@
         </w:rPr>
         <w:t>rtr</w:t>
       </w:r>
+      <w:proofErr w:type="spellEnd"/>
       <w:r>
         <w:rPr>
           <w:rFonts w:ascii="Courier New" w:hAnsi="Courier New" w:cs="Courier New"/>
@@ -5860,6 +6449,7 @@
         </w:rPr>
         <w:t xml:space="preserve">, руководство по </w:t>
       </w:r>
+      <w:proofErr w:type="spellStart"/>
       <w:r>
         <w:rPr>
           <w:rFonts w:ascii="Courier New" w:hAnsi="Courier New" w:cs="Courier New"/>
@@ -5867,6 +6457,7 @@
         </w:rPr>
         <w:t>rtr</w:t>
       </w:r>
+      <w:proofErr w:type="spellEnd"/>
       <w:r>
         <w:rPr>
           <w:rFonts w:cstheme="minorHAnsi"/>
@@ -5964,6 +6555,7 @@
         </w:rPr>
         <w:t>/</w:t>
       </w:r>
+      <w:proofErr w:type="spellStart"/>
       <w:r>
         <w:rPr>
           <w:rFonts w:ascii="Courier New" w:hAnsi="Courier New" w:cs="Courier New"/>
@@ -5971,12 +6563,14 @@
         </w:rPr>
         <w:t>src</w:t>
       </w:r>
+      <w:proofErr w:type="spellEnd"/>
       <w:r>
         <w:rPr>
           <w:rFonts w:ascii="Courier New" w:hAnsi="Courier New" w:cs="Courier New"/>
         </w:rPr>
         <w:t>/</w:t>
       </w:r>
+      <w:proofErr w:type="spellStart"/>
       <w:r>
         <w:rPr>
           <w:rFonts w:ascii="Courier New" w:hAnsi="Courier New" w:cs="Courier New"/>
@@ -5984,6 +6578,7 @@
         </w:rPr>
         <w:t>rtr</w:t>
       </w:r>
+      <w:proofErr w:type="spellEnd"/>
       <w:r>
         <w:rPr>
           <w:rFonts w:ascii="Courier New" w:hAnsi="Courier New" w:cs="Courier New"/>
@@ -6042,6 +6637,7 @@
         </w:rPr>
         <w:t>/</w:t>
       </w:r>
+      <w:proofErr w:type="spellStart"/>
       <w:r>
         <w:rPr>
           <w:rFonts w:ascii="Courier New" w:hAnsi="Courier New" w:cs="Courier New"/>
@@ -6049,6 +6645,7 @@
         </w:rPr>
         <w:t>src</w:t>
       </w:r>
+      <w:proofErr w:type="spellEnd"/>
       <w:r>
         <w:rPr>
           <w:rFonts w:ascii="Courier New" w:hAnsi="Courier New" w:cs="Courier New"/>
@@ -6170,7 +6767,7 @@
           <w:lang w:val="en-US"/>
         </w:rPr>
       </w:pPr>
-      <w:bookmarkStart w:id="2" w:name="_Toc232180442"/>
+      <w:bookmarkStart w:id="2" w:name="_Toc232434996"/>
       <w:r>
         <w:lastRenderedPageBreak/>
         <w:t>Постановка задачи</w:t>
@@ -6181,7 +6778,7 @@
       <w:pPr>
         <w:pStyle w:val="Heading2"/>
       </w:pPr>
-      <w:bookmarkStart w:id="3" w:name="_Toc232180443"/>
+      <w:bookmarkStart w:id="3" w:name="_Toc232434997"/>
       <w:r>
         <w:t>Описание проблемы</w:t>
       </w:r>
@@ -6360,7 +6957,7 @@
       <w:pPr>
         <w:pStyle w:val="Heading2"/>
       </w:pPr>
-      <w:bookmarkStart w:id="4" w:name="_Toc232180444"/>
+      <w:bookmarkStart w:id="4" w:name="_Toc232434998"/>
       <w:r>
         <w:t>Актуальность проблемы</w:t>
       </w:r>
@@ -6579,6 +7176,7 @@
       <w:r>
         <w:t xml:space="preserve"> таким инструментом является </w:t>
       </w:r>
+      <w:proofErr w:type="spellStart"/>
       <w:r>
         <w:rPr>
           <w:rFonts w:ascii="Courier New" w:hAnsi="Courier New" w:cs="Courier New"/>
@@ -6586,9 +7184,19 @@
         </w:rPr>
         <w:t>rtr</w:t>
       </w:r>
-      <w:r>
-        <w:t xml:space="preserve">. Он объединяет сборку, линтинг, тесты, работу с переводами, анализ и визуальное регрессионное тестирование. Поэтому команды </w:t>
-      </w:r>
+      <w:proofErr w:type="spellEnd"/>
+      <w:r>
+        <w:t xml:space="preserve">. Он объединяет сборку, </w:t>
+      </w:r>
+      <w:proofErr w:type="spellStart"/>
+      <w:r>
+        <w:t>линтинг</w:t>
+      </w:r>
+      <w:proofErr w:type="spellEnd"/>
+      <w:r>
+        <w:t xml:space="preserve">, тесты, работу с переводами, анализ и визуальное регрессионное тестирование. Поэтому команды </w:t>
+      </w:r>
+      <w:proofErr w:type="spellStart"/>
       <w:r>
         <w:rPr>
           <w:rFonts w:ascii="Courier New" w:hAnsi="Courier New" w:cs="Courier New"/>
@@ -6596,6 +7204,7 @@
         </w:rPr>
         <w:t>rtr</w:t>
       </w:r>
+      <w:proofErr w:type="spellEnd"/>
       <w:r>
         <w:rPr>
           <w:rFonts w:ascii="Courier New" w:hAnsi="Courier New" w:cs="Courier New"/>
@@ -6612,6 +7221,7 @@
       <w:r>
         <w:t xml:space="preserve">, </w:t>
       </w:r>
+      <w:proofErr w:type="spellStart"/>
       <w:r>
         <w:rPr>
           <w:rFonts w:ascii="Courier New" w:hAnsi="Courier New" w:cs="Courier New"/>
@@ -6619,6 +7229,7 @@
         </w:rPr>
         <w:t>rtr</w:t>
       </w:r>
+      <w:proofErr w:type="spellEnd"/>
       <w:r>
         <w:rPr>
           <w:rFonts w:ascii="Courier New" w:hAnsi="Courier New" w:cs="Courier New"/>
@@ -6648,6 +7259,7 @@
       <w:r>
         <w:t xml:space="preserve">, </w:t>
       </w:r>
+      <w:proofErr w:type="spellStart"/>
       <w:r>
         <w:rPr>
           <w:rFonts w:ascii="Courier New" w:hAnsi="Courier New" w:cs="Courier New"/>
@@ -6655,6 +7267,7 @@
         </w:rPr>
         <w:t>rtr</w:t>
       </w:r>
+      <w:proofErr w:type="spellEnd"/>
       <w:r>
         <w:rPr>
           <w:rFonts w:ascii="Courier New" w:hAnsi="Courier New" w:cs="Courier New"/>
@@ -6697,6 +7310,7 @@
       <w:r>
         <w:t xml:space="preserve"> и </w:t>
       </w:r>
+      <w:proofErr w:type="spellStart"/>
       <w:r>
         <w:rPr>
           <w:rFonts w:ascii="Courier New" w:hAnsi="Courier New" w:cs="Courier New"/>
@@ -6704,6 +7318,7 @@
         </w:rPr>
         <w:t>rtr</w:t>
       </w:r>
+      <w:proofErr w:type="spellEnd"/>
       <w:r>
         <w:rPr>
           <w:rFonts w:ascii="Courier New" w:hAnsi="Courier New" w:cs="Courier New"/>
@@ -6741,7 +7356,7 @@
           <w:lang w:val="en-US"/>
         </w:rPr>
       </w:pPr>
-      <w:bookmarkStart w:id="5" w:name="_Toc232180445"/>
+      <w:bookmarkStart w:id="5" w:name="_Toc232434999"/>
       <w:r>
         <w:t>Постановка задачи</w:t>
       </w:r>
@@ -6825,6 +7440,7 @@
       <w:r>
         <w:t xml:space="preserve"> текущего состояния и переход к документации. На уровне модели данных нужно описать формат </w:t>
       </w:r>
+      <w:proofErr w:type="gramStart"/>
       <w:r>
         <w:rPr>
           <w:rFonts w:ascii="Courier New" w:hAnsi="Courier New" w:cs="Courier New"/>
@@ -6838,6 +7454,8 @@
         </w:rPr>
         <w:t>&lt;</w:t>
       </w:r>
+      <w:proofErr w:type="spellStart"/>
+      <w:proofErr w:type="gramEnd"/>
       <w:r>
         <w:rPr>
           <w:rFonts w:ascii="Courier New" w:hAnsi="Courier New" w:cs="Courier New"/>
@@ -6845,6 +7463,7 @@
         </w:rPr>
         <w:t>TProps</w:t>
       </w:r>
+      <w:proofErr w:type="spellEnd"/>
       <w:r>
         <w:rPr>
           <w:rFonts w:ascii="Courier New" w:hAnsi="Courier New" w:cs="Courier New"/>
@@ -7048,6 +7667,7 @@
       <w:r>
         <w:t xml:space="preserve">предоставлять </w:t>
       </w:r>
+      <w:proofErr w:type="spellStart"/>
       <w:r>
         <w:rPr>
           <w:rFonts w:ascii="Courier New" w:hAnsi="Courier New" w:cs="Courier New"/>
@@ -7055,6 +7675,7 @@
         </w:rPr>
         <w:t>StorybookGate</w:t>
       </w:r>
+      <w:proofErr w:type="spellEnd"/>
       <w:r>
         <w:t xml:space="preserve"> и контракт </w:t>
       </w:r>
@@ -7118,7 +7739,11 @@
         <w:t>Puppeteer</w:t>
       </w:r>
       <w:r>
-        <w:t xml:space="preserve">, сохранение эталонов в </w:t>
+        <w:t xml:space="preserve">, сохранение эталонов </w:t>
+      </w:r>
+      <w:proofErr w:type="gramStart"/>
+      <w:r>
+        <w:t xml:space="preserve">в </w:t>
       </w:r>
       <w:r>
         <w:rPr>
@@ -7133,9 +7758,11 @@
         </w:rPr>
         <w:t>storybook</w:t>
       </w:r>
+      <w:proofErr w:type="gramEnd"/>
       <w:r>
         <w:t xml:space="preserve">, контроль набора файлов и побайтовое сравнение изображений командами </w:t>
       </w:r>
+      <w:proofErr w:type="spellStart"/>
       <w:r>
         <w:rPr>
           <w:rFonts w:ascii="Courier New" w:hAnsi="Courier New" w:cs="Courier New"/>
@@ -7143,6 +7770,7 @@
         </w:rPr>
         <w:t>rtr</w:t>
       </w:r>
+      <w:proofErr w:type="spellEnd"/>
       <w:r>
         <w:rPr>
           <w:rFonts w:ascii="Courier New" w:hAnsi="Courier New" w:cs="Courier New"/>
@@ -7173,6 +7801,7 @@
       <w:r>
         <w:t xml:space="preserve">. Команда </w:t>
       </w:r>
+      <w:proofErr w:type="spellStart"/>
       <w:r>
         <w:rPr>
           <w:rFonts w:ascii="Courier New" w:hAnsi="Courier New" w:cs="Courier New"/>
@@ -7180,6 +7809,7 @@
         </w:rPr>
         <w:t>rtr</w:t>
       </w:r>
+      <w:proofErr w:type="spellEnd"/>
       <w:r>
         <w:rPr>
           <w:rFonts w:ascii="Courier New" w:hAnsi="Courier New" w:cs="Courier New"/>
@@ -7196,6 +7826,7 @@
       <w:r>
         <w:t xml:space="preserve"> должна обновлять эталонные изображения. Команда </w:t>
       </w:r>
+      <w:proofErr w:type="spellStart"/>
       <w:r>
         <w:rPr>
           <w:rFonts w:ascii="Courier New" w:hAnsi="Courier New" w:cs="Courier New"/>
@@ -7203,6 +7834,7 @@
         </w:rPr>
         <w:t>rtr</w:t>
       </w:r>
+      <w:proofErr w:type="spellEnd"/>
       <w:r>
         <w:rPr>
           <w:rFonts w:ascii="Courier New" w:hAnsi="Courier New" w:cs="Courier New"/>
@@ -7232,6 +7864,7 @@
       <w:r>
         <w:t xml:space="preserve"> должна выполнять проверку визуальных регрессий локально. Команда </w:t>
       </w:r>
+      <w:proofErr w:type="spellStart"/>
       <w:r>
         <w:rPr>
           <w:rFonts w:ascii="Courier New" w:hAnsi="Courier New" w:cs="Courier New"/>
@@ -7239,6 +7872,7 @@
         </w:rPr>
         <w:t>rtr</w:t>
       </w:r>
+      <w:proofErr w:type="spellEnd"/>
       <w:r>
         <w:rPr>
           <w:rFonts w:ascii="Courier New" w:hAnsi="Courier New" w:cs="Courier New"/>
@@ -7290,6 +7924,7 @@
       <w:r>
         <w:t xml:space="preserve">-режиме без дополнительной сборки, если сборка уже выполнена ранее. Команда </w:t>
       </w:r>
+      <w:proofErr w:type="spellStart"/>
       <w:r>
         <w:rPr>
           <w:rFonts w:ascii="Courier New" w:hAnsi="Courier New" w:cs="Courier New"/>
@@ -7297,6 +7932,7 @@
         </w:rPr>
         <w:t>rtr</w:t>
       </w:r>
+      <w:proofErr w:type="spellEnd"/>
       <w:r>
         <w:rPr>
           <w:rFonts w:ascii="Courier New" w:hAnsi="Courier New" w:cs="Courier New"/>
@@ -7380,7 +8016,7 @@
       <w:pPr>
         <w:pStyle w:val="Heading2"/>
       </w:pPr>
-      <w:bookmarkStart w:id="6" w:name="_Toc232180446"/>
+      <w:bookmarkStart w:id="6" w:name="_Toc232435000"/>
       <w:r>
         <w:t>Требования к эксплуатационным характеристикам</w:t>
       </w:r>
@@ -7450,6 +8086,7 @@
       <w:r>
         <w:t xml:space="preserve"> как механизм автоматического переключения состояния. Воспроизводимость особенно важна для </w:t>
       </w:r>
+      <w:proofErr w:type="spellStart"/>
       <w:r>
         <w:rPr>
           <w:rFonts w:ascii="Courier New" w:hAnsi="Courier New" w:cs="Courier New"/>
@@ -7457,6 +8094,7 @@
         </w:rPr>
         <w:t>rtr</w:t>
       </w:r>
+      <w:proofErr w:type="spellEnd"/>
       <w:r>
         <w:rPr>
           <w:rFonts w:ascii="Courier New" w:hAnsi="Courier New" w:cs="Courier New"/>
@@ -7503,6 +8141,7 @@
       <w:r>
         <w:t xml:space="preserve"> возвращает только </w:t>
       </w:r>
+      <w:proofErr w:type="spellStart"/>
       <w:r>
         <w:rPr>
           <w:rFonts w:ascii="Courier New" w:hAnsi="Courier New" w:cs="Courier New"/>
@@ -7510,6 +8149,7 @@
         </w:rPr>
         <w:t>StoryContainer</w:t>
       </w:r>
+      <w:proofErr w:type="spellEnd"/>
       <w:r>
         <w:t xml:space="preserve">, а служебные панели не попадают в скриншот. Это требование исключает ложные изменения, связанные с интерфейсом самого </w:t>
       </w:r>
@@ -7623,7 +8263,11 @@
         <w:t>}</w:t>
       </w:r>
       <w:r>
-        <w:t xml:space="preserve">, а путь к файлу формируется как </w:t>
+        <w:t xml:space="preserve">, а путь к файлу формируется </w:t>
+      </w:r>
+      <w:proofErr w:type="gramStart"/>
+      <w:r>
+        <w:t xml:space="preserve">как </w:t>
       </w:r>
       <w:r>
         <w:rPr>
@@ -7638,12 +8282,14 @@
         </w:rPr>
         <w:t>storybook</w:t>
       </w:r>
+      <w:proofErr w:type="gramEnd"/>
       <w:r>
         <w:rPr>
           <w:rFonts w:ascii="Courier New" w:hAnsi="Courier New" w:cs="Courier New"/>
         </w:rPr>
         <w:t>/{</w:t>
       </w:r>
+      <w:proofErr w:type="gramStart"/>
       <w:r>
         <w:rPr>
           <w:rFonts w:ascii="Courier New" w:hAnsi="Courier New" w:cs="Courier New"/>
@@ -7657,6 +8303,7 @@
         </w:rPr>
         <w:t>.</w:t>
       </w:r>
+      <w:proofErr w:type="spellStart"/>
       <w:r>
         <w:rPr>
           <w:rFonts w:ascii="Courier New" w:hAnsi="Courier New" w:cs="Courier New"/>
@@ -7664,12 +8311,15 @@
         </w:rPr>
         <w:t>toLowerCase</w:t>
       </w:r>
+      <w:proofErr w:type="spellEnd"/>
+      <w:proofErr w:type="gramEnd"/>
       <w:r>
         <w:rPr>
           <w:rFonts w:ascii="Courier New" w:hAnsi="Courier New" w:cs="Courier New"/>
         </w:rPr>
         <w:t>()}.</w:t>
       </w:r>
+      <w:proofErr w:type="spellStart"/>
       <w:r>
         <w:rPr>
           <w:rFonts w:ascii="Courier New" w:hAnsi="Courier New" w:cs="Courier New"/>
@@ -7677,6 +8327,7 @@
         </w:rPr>
         <w:t>png</w:t>
       </w:r>
+      <w:proofErr w:type="spellEnd"/>
       <w:r>
         <w:t>.</w:t>
       </w:r>
@@ -7721,7 +8372,11 @@
         <w:t>shot</w:t>
       </w:r>
       <w:r>
-        <w:t xml:space="preserve">-команды только для пакетов, где существует директория </w:t>
+        <w:t xml:space="preserve">-команды только для пакетов, где существует </w:t>
+      </w:r>
+      <w:proofErr w:type="gramStart"/>
+      <w:r>
+        <w:t xml:space="preserve">директория </w:t>
       </w:r>
       <w:r>
         <w:rPr>
@@ -7736,6 +8391,7 @@
         </w:rPr>
         <w:t>storybook</w:t>
       </w:r>
+      <w:proofErr w:type="gramEnd"/>
       <w:r>
         <w:t xml:space="preserve">. Это позволяет не применять </w:t>
       </w:r>
@@ -7743,8 +8399,17 @@
         <w:t>конвейер скриншот-тестирования</w:t>
       </w:r>
       <w:r>
-        <w:t xml:space="preserve"> ко всем пакетам монорепозитория без необходимости. Для пакетов, где визуальные эталоны действительно используются, команды </w:t>
-      </w:r>
+        <w:t xml:space="preserve"> ко всем пакетам </w:t>
+      </w:r>
+      <w:proofErr w:type="spellStart"/>
+      <w:r>
+        <w:t>монорепозитория</w:t>
+      </w:r>
+      <w:proofErr w:type="spellEnd"/>
+      <w:r>
+        <w:t xml:space="preserve"> без необходимости. Для пакетов, где визуальные эталоны действительно используются, команды </w:t>
+      </w:r>
+      <w:proofErr w:type="spellStart"/>
       <w:r>
         <w:rPr>
           <w:rFonts w:ascii="Courier New" w:hAnsi="Courier New" w:cs="Courier New"/>
@@ -7752,6 +8417,7 @@
         </w:rPr>
         <w:t>rtr</w:t>
       </w:r>
+      <w:proofErr w:type="spellEnd"/>
       <w:r>
         <w:t xml:space="preserve"> обеспечивают единый способ обновления и проверки.</w:t>
       </w:r>
@@ -7767,7 +8433,15 @@
         <w:t>PNG</w:t>
       </w:r>
       <w:r>
-        <w:t xml:space="preserve"> побайтово, эксплуатационная среда должна быть стабильной. На результат могут влиять версии браузера, шрифты, параметры отрисовки, </w:t>
+        <w:t xml:space="preserve"> </w:t>
+      </w:r>
+      <w:proofErr w:type="spellStart"/>
+      <w:r>
+        <w:t>побайтово</w:t>
+      </w:r>
+      <w:proofErr w:type="spellEnd"/>
+      <w:r>
+        <w:t xml:space="preserve">, эксплуатационная среда должна быть стабильной. На результат могут влиять версии браузера, шрифты, параметры отрисовки, </w:t>
       </w:r>
       <w:r>
         <w:t>коэффициент масштабирования устройства (</w:t>
@@ -7808,6 +8482,7 @@
       <w:r>
         <w:t xml:space="preserve">и асинхронные анимации. В реализации </w:t>
       </w:r>
+      <w:proofErr w:type="spellStart"/>
       <w:r>
         <w:rPr>
           <w:rFonts w:ascii="Courier New" w:hAnsi="Courier New" w:cs="Courier New"/>
@@ -7815,6 +8490,7 @@
         </w:rPr>
         <w:t>rtr</w:t>
       </w:r>
+      <w:proofErr w:type="spellEnd"/>
       <w:r>
         <w:rPr>
           <w:rFonts w:ascii="Courier New" w:hAnsi="Courier New" w:cs="Courier New"/>
@@ -7849,6 +8525,7 @@
       <w:r>
         <w:t xml:space="preserve"> 4000 на 4000 пикселей, </w:t>
       </w:r>
+      <w:proofErr w:type="spellStart"/>
       <w:r>
         <w:rPr>
           <w:rFonts w:ascii="Courier New" w:hAnsi="Courier New" w:cs="Courier New"/>
@@ -7856,6 +8533,7 @@
         </w:rPr>
         <w:t>deviceScaleFactor</w:t>
       </w:r>
+      <w:proofErr w:type="spellEnd"/>
       <w:r>
         <w:rPr>
           <w:rFonts w:ascii="Courier New" w:hAnsi="Courier New" w:cs="Courier New"/>
@@ -7929,7 +8607,7 @@
       <w:pPr>
         <w:pStyle w:val="Heading2"/>
       </w:pPr>
-      <w:bookmarkStart w:id="7" w:name="_Toc232180447"/>
+      <w:bookmarkStart w:id="7" w:name="_Toc232435001"/>
       <w:r>
         <w:t>Требования к качеству программного продукта</w:t>
       </w:r>
@@ -8146,6 +8824,7 @@
       <w:r>
         <w:t xml:space="preserve">-параметры и </w:t>
       </w:r>
+      <w:proofErr w:type="spellStart"/>
       <w:r>
         <w:rPr>
           <w:rFonts w:ascii="Courier New" w:hAnsi="Courier New" w:cs="Courier New"/>
@@ -8153,6 +8832,7 @@
         </w:rPr>
         <w:t>StorybookGate</w:t>
       </w:r>
+      <w:proofErr w:type="spellEnd"/>
       <w:r>
         <w:t xml:space="preserve">. Такое разделение позволяет </w:t>
       </w:r>
@@ -8212,6 +8892,7 @@
       <w:r>
         <w:t xml:space="preserve">Требования к проверке включают два уровня сравнения. Во-первых, </w:t>
       </w:r>
+      <w:proofErr w:type="spellStart"/>
       <w:r>
         <w:rPr>
           <w:rFonts w:ascii="Courier New" w:hAnsi="Courier New" w:cs="Courier New"/>
@@ -8219,6 +8900,7 @@
         </w:rPr>
         <w:t>rtr</w:t>
       </w:r>
+      <w:proofErr w:type="spellEnd"/>
       <w:r>
         <w:rPr>
           <w:rFonts w:ascii="Courier New" w:hAnsi="Courier New" w:cs="Courier New"/>
@@ -8571,6 +9253,7 @@
         </w:rPr>
         <w:t>.</w:t>
       </w:r>
+      <w:proofErr w:type="spellStart"/>
       <w:r>
         <w:rPr>
           <w:rFonts w:ascii="Courier New" w:hAnsi="Courier New" w:cs="Courier New"/>
@@ -8578,6 +9261,7 @@
         </w:rPr>
         <w:t>png</w:t>
       </w:r>
+      <w:proofErr w:type="spellEnd"/>
       <w:r>
         <w:t xml:space="preserve"> или </w:t>
       </w:r>
@@ -8620,6 +9304,7 @@
         </w:rPr>
         <w:t>-</w:t>
       </w:r>
+      <w:proofErr w:type="spellStart"/>
       <w:r>
         <w:rPr>
           <w:rFonts w:ascii="Courier New" w:hAnsi="Courier New" w:cs="Courier New"/>
@@ -8627,6 +9312,7 @@
         </w:rPr>
         <w:t>latin</w:t>
       </w:r>
+      <w:proofErr w:type="spellEnd"/>
       <w:r>
         <w:rPr>
           <w:rFonts w:ascii="Courier New" w:hAnsi="Courier New" w:cs="Courier New"/>
@@ -8646,6 +9332,7 @@
         </w:rPr>
         <w:t>.</w:t>
       </w:r>
+      <w:proofErr w:type="spellStart"/>
       <w:r>
         <w:rPr>
           <w:rFonts w:ascii="Courier New" w:hAnsi="Courier New" w:cs="Courier New"/>
@@ -8653,6 +9340,7 @@
         </w:rPr>
         <w:t>png</w:t>
       </w:r>
+      <w:proofErr w:type="spellEnd"/>
       <w:r>
         <w:t>.</w:t>
       </w:r>
@@ -8679,6 +9367,7 @@
       <w:r>
         <w:t xml:space="preserve"> </w:t>
       </w:r>
+      <w:proofErr w:type="spellStart"/>
       <w:r>
         <w:rPr>
           <w:rFonts w:ascii="Courier New" w:hAnsi="Courier New" w:cs="Courier New"/>
@@ -8686,6 +9375,7 @@
         </w:rPr>
         <w:t>StorybookLogic</w:t>
       </w:r>
+      <w:proofErr w:type="spellEnd"/>
       <w:r>
         <w:t xml:space="preserve"> существует словарь </w:t>
       </w:r>
@@ -8708,6 +9398,7 @@
       <w:r>
         <w:t xml:space="preserve">-компонентом поля управления. Это позволяет добавлять новый тип управления через расширение модели </w:t>
       </w:r>
+      <w:proofErr w:type="spellStart"/>
       <w:r>
         <w:rPr>
           <w:rFonts w:ascii="Courier New" w:hAnsi="Courier New" w:cs="Courier New"/>
@@ -8715,6 +9406,7 @@
         </w:rPr>
         <w:t>TypeValue</w:t>
       </w:r>
+      <w:proofErr w:type="spellEnd"/>
       <w:r>
         <w:t xml:space="preserve">, типа </w:t>
       </w:r>
@@ -8739,7 +9431,7 @@
       <w:pPr>
         <w:pStyle w:val="Heading2"/>
       </w:pPr>
-      <w:bookmarkStart w:id="8" w:name="_Toc232180448"/>
+      <w:bookmarkStart w:id="8" w:name="_Toc232435002"/>
       <w:r>
         <w:t>Требования к качеству исходного кода</w:t>
       </w:r>
@@ -8765,7 +9457,15 @@
         <w:t>Storybook</w:t>
       </w:r>
       <w:r>
-        <w:t xml:space="preserve"> должен соответствовать общим принципам сопровождаемой фронтенд-разработки: явные контракты, разделение ответственности, типобезопасность, минимальное количество скрытых зависимостей и предсказуемое поведение.</w:t>
+        <w:t xml:space="preserve"> должен соответствовать общим принципам сопровождаемой фронтенд-разработки: явные контракты, разделение ответственности, </w:t>
+      </w:r>
+      <w:proofErr w:type="spellStart"/>
+      <w:r>
+        <w:t>типобезопасность</w:t>
+      </w:r>
+      <w:proofErr w:type="spellEnd"/>
+      <w:r>
+        <w:t>, минимальное количество скрытых зависимостей и предсказуемое поведение.</w:t>
       </w:r>
     </w:p>
     <w:p>
@@ -8786,6 +9486,7 @@
         </w:rPr>
         <w:t>&lt;</w:t>
       </w:r>
+      <w:proofErr w:type="spellStart"/>
       <w:proofErr w:type="gramEnd"/>
       <w:r>
         <w:rPr>
@@ -8794,6 +9495,7 @@
         </w:rPr>
         <w:t>TProps</w:t>
       </w:r>
+      <w:proofErr w:type="spellEnd"/>
       <w:r>
         <w:rPr>
           <w:rFonts w:ascii="Courier New" w:hAnsi="Courier New" w:cs="Courier New"/>
@@ -8837,6 +9539,7 @@
       <w:r>
         <w:t xml:space="preserve">-параметру </w:t>
       </w:r>
+      <w:proofErr w:type="spellStart"/>
       <w:r>
         <w:rPr>
           <w:rFonts w:ascii="Courier New" w:hAnsi="Courier New" w:cs="Courier New"/>
@@ -8844,6 +9547,7 @@
         </w:rPr>
         <w:t>TProps</w:t>
       </w:r>
+      <w:proofErr w:type="spellEnd"/>
       <w:r>
         <w:t xml:space="preserve"> связь между </w:t>
       </w:r>
@@ -8891,6 +9595,7 @@
       <w:r>
         <w:t xml:space="preserve">Модуль </w:t>
       </w:r>
+      <w:proofErr w:type="spellStart"/>
       <w:r>
         <w:rPr>
           <w:rFonts w:ascii="Courier New" w:hAnsi="Courier New" w:cs="Courier New"/>
@@ -8898,6 +9603,7 @@
         </w:rPr>
         <w:t>StorybookLogic</w:t>
       </w:r>
+      <w:proofErr w:type="spellEnd"/>
       <w:r>
         <w:t xml:space="preserve"> занимается вычислением состояния </w:t>
       </w:r>
@@ -8926,6 +9632,7 @@
       <w:r>
         <w:t xml:space="preserve"> занимается компоновкой интерфейса. </w:t>
       </w:r>
+      <w:proofErr w:type="spellStart"/>
       <w:r>
         <w:rPr>
           <w:rFonts w:ascii="Courier New" w:hAnsi="Courier New" w:cs="Courier New"/>
@@ -8933,6 +9640,7 @@
         </w:rPr>
         <w:t>StoryContainer</w:t>
       </w:r>
+      <w:proofErr w:type="spellEnd"/>
       <w:r>
         <w:t xml:space="preserve"> отвечает за отрисовку области компонента и присвоение </w:t>
       </w:r>
@@ -8968,6 +9676,7 @@
       <w:r>
         <w:t xml:space="preserve">Модуль </w:t>
       </w:r>
+      <w:proofErr w:type="spellStart"/>
       <w:r>
         <w:rPr>
           <w:rFonts w:ascii="Courier New" w:hAnsi="Courier New" w:cs="Courier New"/>
@@ -8975,6 +9684,7 @@
         </w:rPr>
         <w:t>TestLogic</w:t>
       </w:r>
+      <w:proofErr w:type="spellEnd"/>
       <w:r>
         <w:t xml:space="preserve"> отвечает за список сценариев и переключение </w:t>
       </w:r>
@@ -9114,6 +9824,7 @@
       <w:r>
         <w:t xml:space="preserve"> – </w:t>
       </w:r>
+      <w:proofErr w:type="spellStart"/>
       <w:r>
         <w:rPr>
           <w:rFonts w:ascii="Courier New" w:hAnsi="Courier New" w:cs="Courier New"/>
@@ -9121,6 +9832,7 @@
         </w:rPr>
         <w:t>useRouter</w:t>
       </w:r>
+      <w:proofErr w:type="spellEnd"/>
       <w:r>
         <w:t xml:space="preserve">, для </w:t>
       </w:r>
@@ -9366,6 +10078,7 @@
       <w:r>
         <w:t xml:space="preserve">-интерфейсом. </w:t>
       </w:r>
+      <w:proofErr w:type="spellStart"/>
       <w:r>
         <w:rPr>
           <w:rFonts w:ascii="Courier New" w:hAnsi="Courier New" w:cs="Courier New"/>
@@ -9373,6 +10086,7 @@
         </w:rPr>
         <w:t>rtr</w:t>
       </w:r>
+      <w:proofErr w:type="spellEnd"/>
       <w:r>
         <w:rPr>
           <w:rFonts w:ascii="Courier New" w:hAnsi="Courier New" w:cs="Courier New"/>
@@ -9475,6 +10189,7 @@
       <w:r>
         <w:t xml:space="preserve">Шестое требование – понятные ошибки. Если </w:t>
       </w:r>
+      <w:proofErr w:type="spellStart"/>
       <w:r>
         <w:rPr>
           <w:rFonts w:ascii="Courier New" w:hAnsi="Courier New" w:cs="Courier New"/>
@@ -9482,6 +10197,7 @@
         </w:rPr>
         <w:t>rtr</w:t>
       </w:r>
+      <w:proofErr w:type="spellEnd"/>
       <w:r>
         <w:rPr>
           <w:rFonts w:ascii="Courier New" w:hAnsi="Courier New" w:cs="Courier New"/>
@@ -9517,6 +10233,7 @@
       <w:r>
         <w:t xml:space="preserve"> или несовпадение набора файлов и предложить запустить </w:t>
       </w:r>
+      <w:proofErr w:type="spellStart"/>
       <w:r>
         <w:rPr>
           <w:rFonts w:ascii="Courier New" w:hAnsi="Courier New" w:cs="Courier New"/>
@@ -9524,6 +10241,7 @@
         </w:rPr>
         <w:t>rtr</w:t>
       </w:r>
+      <w:proofErr w:type="spellEnd"/>
       <w:r>
         <w:rPr>
           <w:rFonts w:ascii="Courier New" w:hAnsi="Courier New" w:cs="Courier New"/>
@@ -9554,16 +10272,2426 @@
     <w:p>
       <w:pPr>
         <w:pStyle w:val="Heading1"/>
-      </w:pPr>
-      <w:bookmarkStart w:id="9" w:name="_Toc232180449"/>
+        <w:rPr>
+          <w:lang w:val="en-US"/>
+        </w:rPr>
+      </w:pPr>
+      <w:bookmarkStart w:id="9" w:name="_Toc232435003"/>
       <w:r>
         <w:lastRenderedPageBreak/>
         <w:t>Аналитическая часть</w:t>
       </w:r>
       <w:bookmarkEnd w:id="9"/>
     </w:p>
+    <w:p>
+      <w:pPr>
+        <w:pStyle w:val="Heading2"/>
+      </w:pPr>
+      <w:bookmarkStart w:id="10" w:name="_Toc232435004"/>
+      <w:r>
+        <w:t>Дизайн-система как объект контроля</w:t>
+      </w:r>
+      <w:bookmarkEnd w:id="10"/>
+    </w:p>
+    <w:p>
+      <w:r>
+        <w:t xml:space="preserve">Дизайн-система представляет собой не только набор визуальных компонентов, но и набор правил, по которым формируется пользовательский интерфейс. В неё входят палитры, темы, типографика, иконки, размеры, отступы, состояния элементов, правила адаптивности и соглашения о поведении. С инженерной точки зрения дизайн-система является библиотекой переиспользуемых модулей, а с продуктовой точки зрения </w:t>
+      </w:r>
+      <w:r>
+        <w:t>–</w:t>
+      </w:r>
+      <w:r>
+        <w:t xml:space="preserve"> механизмом обеспечения единообразия интерфейса.</w:t>
+      </w:r>
+    </w:p>
+    <w:p>
+      <w:r>
+        <w:t>Особенность дизайн-системы как объекта контроля заключается в том, что один и тот же компонент должен сохранять корректный внешний вид во множестве состояний. Кнопка может различаться по типу, размеру, теме, наличию иконок, длине текста и состоянию доступности. Поле ввода может быть пустым, заполненным, отключённым, доступным только для чтения, содержать подсказку или сообщение об ошибке. Таблица может иметь фиксированную ширину, закреплённый заголовок, разные варианты выравнивания, сортировку и вложенные строки. Каждое из этих состояний влияет на визуальный результат и поэтому должно учитываться при проверке.</w:t>
+      </w:r>
+    </w:p>
+    <w:p>
+      <w:r>
+        <w:t xml:space="preserve">Если дизайн-система используется в нескольких продуктах, ошибка в компоненте распространяется дальше, чем ошибка на одном экране. Это делает контроль качества дизайн-системы системной задачей. Недостаточно проверить компонент в одном базовом сценарии; нужно контролировать набор типовых и пограничных состояний. Для этого хорошо подходит модель </w:t>
+      </w:r>
+      <w:r>
+        <w:t>истории</w:t>
+      </w:r>
+      <w:r>
+        <w:t>: каждое состояние описывается явно, получает имя и может быть открыто отдельно.</w:t>
+      </w:r>
+    </w:p>
+    <w:p>
+      <w:r>
+        <w:t xml:space="preserve">В </w:t>
+      </w:r>
+      <w:r>
+        <w:rPr>
+          <w:lang w:val="en-US"/>
+        </w:rPr>
+        <w:t>Reactor</w:t>
+      </w:r>
+      <w:r>
+        <w:t xml:space="preserve"> эта идея реализована через пакет </w:t>
+      </w:r>
+      <w:r>
+        <w:rPr>
+          <w:rFonts w:ascii="Courier New" w:hAnsi="Courier New" w:cs="Courier New"/>
+        </w:rPr>
+        <w:t>@</w:t>
+      </w:r>
+      <w:r>
+        <w:rPr>
+          <w:rFonts w:ascii="Courier New" w:hAnsi="Courier New" w:cs="Courier New"/>
+          <w:lang w:val="en-US"/>
+        </w:rPr>
+        <w:t>reactor</w:t>
+      </w:r>
+      <w:r>
+        <w:rPr>
+          <w:rFonts w:ascii="Courier New" w:hAnsi="Courier New" w:cs="Courier New"/>
+        </w:rPr>
+        <w:t>/</w:t>
+      </w:r>
+      <w:r>
+        <w:rPr>
+          <w:rFonts w:ascii="Courier New" w:hAnsi="Courier New" w:cs="Courier New"/>
+          <w:lang w:val="en-US"/>
+        </w:rPr>
+        <w:t>storybook</w:t>
+      </w:r>
+      <w:r>
+        <w:t xml:space="preserve">. </w:t>
+      </w:r>
+      <w:r>
+        <w:t>История</w:t>
+      </w:r>
+      <w:r>
+        <w:t xml:space="preserve"> не является статичной картинкой: она строит настоящий </w:t>
+      </w:r>
+      <w:r>
+        <w:rPr>
+          <w:lang w:val="en-US"/>
+        </w:rPr>
+        <w:t>React</w:t>
+      </w:r>
+      <w:r>
+        <w:t xml:space="preserve">-элемент, использующий реальные компоненты платформы. Это важно, потому что проверяется фактическая отрисовка компонента, а не нарисованный макет. Если изменяется </w:t>
+      </w:r>
+      <w:r>
+        <w:rPr>
+          <w:lang w:val="en-US"/>
+        </w:rPr>
+        <w:t>CSS</w:t>
+      </w:r>
+      <w:r>
+        <w:t xml:space="preserve">, тема, зависимость или вложенный компонент, результат будет отражён в </w:t>
+      </w:r>
+      <w:r>
+        <w:t>скриншот</w:t>
+      </w:r>
+      <w:r>
+        <w:t>-тесте.</w:t>
+      </w:r>
+    </w:p>
+    <w:p>
+      <w:r>
+        <w:t xml:space="preserve">Дизайн-система также требует проверки тем. В </w:t>
+      </w:r>
+      <w:r>
+        <w:rPr>
+          <w:lang w:val="en-US"/>
+        </w:rPr>
+        <w:t>Reactor</w:t>
+      </w:r>
+      <w:r>
+        <w:t xml:space="preserve"> </w:t>
+      </w:r>
+      <w:r>
+        <w:rPr>
+          <w:lang w:val="en-US"/>
+        </w:rPr>
+        <w:t>Storybook</w:t>
+      </w:r>
+      <w:r>
+        <w:t xml:space="preserve"> тестовая матрица строится с использованием </w:t>
+      </w:r>
+      <w:r>
+        <w:rPr>
+          <w:rFonts w:ascii="Courier New" w:hAnsi="Courier New" w:cs="Courier New"/>
+          <w:lang w:val="en-US"/>
+        </w:rPr>
+        <w:t>Theme</w:t>
+      </w:r>
+      <w:r>
+        <w:rPr>
+          <w:rFonts w:ascii="Courier New" w:hAnsi="Courier New" w:cs="Courier New"/>
+        </w:rPr>
+        <w:t>.</w:t>
+      </w:r>
+      <w:r>
+        <w:rPr>
+          <w:rFonts w:ascii="Courier New" w:hAnsi="Courier New" w:cs="Courier New"/>
+          <w:lang w:val="en-US"/>
+        </w:rPr>
+        <w:t>ids</w:t>
+      </w:r>
+      <w:r>
+        <w:t xml:space="preserve"> и </w:t>
+      </w:r>
+      <w:r>
+        <w:rPr>
+          <w:rFonts w:ascii="Courier New" w:hAnsi="Courier New" w:cs="Courier New"/>
+          <w:lang w:val="en-US"/>
+        </w:rPr>
+        <w:t>Theme</w:t>
+      </w:r>
+      <w:r>
+        <w:rPr>
+          <w:rFonts w:ascii="Courier New" w:hAnsi="Courier New" w:cs="Courier New"/>
+        </w:rPr>
+        <w:t>.</w:t>
+      </w:r>
+      <w:r>
+        <w:rPr>
+          <w:rFonts w:ascii="Courier New" w:hAnsi="Courier New" w:cs="Courier New"/>
+          <w:lang w:val="en-US"/>
+        </w:rPr>
+        <w:t>modes</w:t>
+      </w:r>
+      <w:r>
+        <w:t>. Это означает, что визуальная стабильность проверяется не только для одной темы, но и для сочетаний темы и режима. Такой подход соответствует природе платформы, где один и тот же компонент должен корректно отображаться в разных визуальных окружениях.</w:t>
+      </w:r>
+    </w:p>
+    <w:p>
+      <w:pPr>
+        <w:pStyle w:val="Heading2"/>
+      </w:pPr>
+      <w:bookmarkStart w:id="11" w:name="_Toc232435005"/>
+      <w:r>
+        <w:t>Визуальные регрессии в пользовательском интерфейсе</w:t>
+      </w:r>
+      <w:bookmarkEnd w:id="11"/>
+    </w:p>
+    <w:p>
+      <w:r>
+        <w:t>В</w:t>
+      </w:r>
+      <w:r>
+        <w:t xml:space="preserve">изуальная регрессия </w:t>
+      </w:r>
+      <w:r>
+        <w:t>–</w:t>
+      </w:r>
+      <w:r>
+        <w:t xml:space="preserve"> это</w:t>
+      </w:r>
+      <w:r>
+        <w:t xml:space="preserve"> </w:t>
+      </w:r>
+      <w:r>
+        <w:t xml:space="preserve">непреднамеренное изменение внешнего вида пользовательского интерфейса. Она может проявляться как изменение цвета, размера, </w:t>
+      </w:r>
+      <w:r>
+        <w:lastRenderedPageBreak/>
+        <w:t xml:space="preserve">положения, отступа, шрифта, видимости элемента, обрезание текста, неправильное выравнивание, пропавшая иконка или некорректный фон. В отличие от функциональных дефектов, визуальная регрессия не всегда приводит к ошибке выполнения программы. </w:t>
+      </w:r>
+      <w:r>
+        <w:t>Компонент может работать, но выглядеть неправильно.</w:t>
+      </w:r>
+    </w:p>
+    <w:p>
+      <w:r>
+        <w:t>Причины визуальных регрессий разнообразны. Изменение токена темы может повлиять на многие компоненты. Обновление зависимости может изменить стили, DOM-структуру или поведение браузера. Исправление одного компонента может задеть общий CSS-класс. Добавление нового состояния может нарушить старое. Изменение размеров может привести к переполнению текста. Поэтому визуальные регрессии сложно обнаруживать только через анализ кода.</w:t>
+      </w:r>
+    </w:p>
+    <w:p>
+      <w:r>
+        <w:t xml:space="preserve">Ручное тестирование интерфейса остаётся важным, но оно плохо подходит для полного контроля дизайн-системы. Человек хорошо оценивает качество конкретного экрана, но устаёт при проверке сотен однотипных состояний. Кроме того, ручная проверка редко фиксирует результат в виде воспроизводимого артефакта. Если разработчик говорит, что </w:t>
+      </w:r>
+      <w:r>
+        <w:t>«</w:t>
+      </w:r>
+      <w:r>
+        <w:t>проверил компонент</w:t>
+      </w:r>
+      <w:r>
+        <w:t>»</w:t>
+      </w:r>
+      <w:r>
+        <w:t>, трудно понять, какие именно состояния были открыты и в какой теме.</w:t>
+      </w:r>
+    </w:p>
+    <w:p>
+      <w:r>
+        <w:t>Скриншот-тестирование переводит визуальную проверку в воспроизводимый процесс. Для каждого сценария существует эталонное изображение. При запуске проверки система снимает новое изображение и сравнивает его с эталоном. Если изображения отличаются, изменение становится явным. Далее человек принимает решение: это дефект или ожидаемое изменение, после которого эталон нужно обновить.</w:t>
+      </w:r>
+    </w:p>
+    <w:p>
+      <w:pPr>
+        <w:pStyle w:val="Heading2"/>
+      </w:pPr>
+      <w:bookmarkStart w:id="12" w:name="_Toc232435006"/>
+      <w:r>
+        <w:t>Анализ подходов к проверке компонентов</w:t>
+      </w:r>
+      <w:bookmarkEnd w:id="12"/>
+    </w:p>
+    <w:p>
+      <w:r>
+        <w:t xml:space="preserve">Для решения задачи контроля UI-компонентов можно выделить несколько подходов. Первый подход </w:t>
+      </w:r>
+      <w:r>
+        <w:t>–</w:t>
+      </w:r>
+      <w:r>
+        <w:t xml:space="preserve"> ручная проверка без отдельного каталога. Разработчик открывает приложение, находит нужный экран и визуально оценивает результат. Такой подход прост и не требует инфраструктуры, но плохо масштабируется. Он зависит от внимательности человека и не покрывает редкие состояния компонента.</w:t>
+      </w:r>
+    </w:p>
+    <w:p>
+      <w:r>
+        <w:t xml:space="preserve">Второй подход – интерактивный каталог компонентов без автоматического сравнения скриншотов. Каталог позволяет открыть компонент отдельно от приложения, увидеть варианты, показать дизайнеру или тестировщику результат, быстро отладить свойства. Классический </w:t>
+      </w:r>
+      <w:r>
+        <w:rPr>
+          <w:lang w:val="en-US"/>
+        </w:rPr>
+        <w:t>Storybook</w:t>
+      </w:r>
+      <w:r>
+        <w:t xml:space="preserve"> является известным примером такого подхода. Его сильная сторона </w:t>
+      </w:r>
+      <w:r>
+        <w:t>–</w:t>
+      </w:r>
+      <w:r>
+        <w:t xml:space="preserve"> удобство ручного просмотра и документации. Но если каталог не связан с визуальными тестами, он не гарантирует обнаружение регрессий.</w:t>
+      </w:r>
+    </w:p>
+    <w:p>
+      <w:r>
+        <w:t xml:space="preserve">Третий подход </w:t>
+      </w:r>
+      <w:r>
+        <w:t>–</w:t>
+      </w:r>
+      <w:r>
+        <w:t xml:space="preserve"> отдельные скриншот-тесты без общего каталога. В этом случае тесты могут запускать браузер, открывать страницы и сравнивать изображения. Сильная сторона </w:t>
+      </w:r>
+      <w:r>
+        <w:t>–</w:t>
+      </w:r>
+      <w:r>
+        <w:t xml:space="preserve"> автоматизация. Слабая сторона </w:t>
+      </w:r>
+      <w:r>
+        <w:t>–</w:t>
+      </w:r>
+      <w:r>
+        <w:t xml:space="preserve"> сопровождение сценариев: тестовые состояния приходится </w:t>
+      </w:r>
+      <w:r>
+        <w:lastRenderedPageBreak/>
+        <w:t>описывать отдельно, часто в тестовом коде, который не используется при ручной разработке. Это создаёт риск расхождения между демонстрацией компонента и проверяемыми состояниями.</w:t>
+      </w:r>
+    </w:p>
+    <w:p>
+      <w:r>
+        <w:t xml:space="preserve">Четвёртый подход </w:t>
+      </w:r>
+      <w:r>
+        <w:t>–</w:t>
+      </w:r>
+      <w:r>
+        <w:t xml:space="preserve"> объединение каталога и скриншот-тестов. Именно он выбран для </w:t>
+      </w:r>
+      <w:r>
+        <w:rPr>
+          <w:lang w:val="en-US"/>
+        </w:rPr>
+        <w:t>Reactor</w:t>
+      </w:r>
+      <w:r>
+        <w:t xml:space="preserve"> </w:t>
+      </w:r>
+      <w:r>
+        <w:rPr>
+          <w:lang w:val="en-US"/>
+        </w:rPr>
+        <w:t>Storybook</w:t>
+      </w:r>
+      <w:r>
+        <w:t xml:space="preserve">. История описывает компонент для человека, а пресеты одновременно становятся сценариями автоматизации. Пользователь может открыть пресет в интерфейсе </w:t>
+      </w:r>
+      <w:r>
+        <w:rPr>
+          <w:lang w:val="en-US"/>
+        </w:rPr>
+        <w:t>Storybook</w:t>
+      </w:r>
+      <w:r>
+        <w:t xml:space="preserve">, увидеть результат, изменить свойства, получить </w:t>
+      </w:r>
+      <w:r>
+        <w:rPr>
+          <w:lang w:val="en-US"/>
+        </w:rPr>
+        <w:t>URL</w:t>
+      </w:r>
+      <w:r>
+        <w:t xml:space="preserve">, а </w:t>
+      </w:r>
+      <w:proofErr w:type="spellStart"/>
+      <w:r>
+        <w:rPr>
+          <w:rFonts w:ascii="Courier New" w:hAnsi="Courier New" w:cs="Courier New"/>
+          <w:lang w:val="en-US"/>
+        </w:rPr>
+        <w:t>rtr</w:t>
+      </w:r>
+      <w:proofErr w:type="spellEnd"/>
+      <w:r>
+        <w:rPr>
+          <w:rFonts w:ascii="Courier New" w:hAnsi="Courier New" w:cs="Courier New"/>
+        </w:rPr>
+        <w:t xml:space="preserve"> </w:t>
+      </w:r>
+      <w:r>
+        <w:rPr>
+          <w:rFonts w:ascii="Courier New" w:hAnsi="Courier New" w:cs="Courier New"/>
+          <w:lang w:val="en-US"/>
+        </w:rPr>
+        <w:t>shot</w:t>
+      </w:r>
+      <w:r>
+        <w:t xml:space="preserve"> может использовать тот же пресет для снятия </w:t>
+      </w:r>
+      <w:r>
+        <w:rPr>
+          <w:lang w:val="en-US"/>
+        </w:rPr>
+        <w:t>PNG</w:t>
+      </w:r>
+      <w:r>
+        <w:t xml:space="preserve">. </w:t>
+      </w:r>
+      <w:r>
+        <w:t>Такое объединение уменьшает дублирование и повышает прозрачность проверки.</w:t>
+      </w:r>
+    </w:p>
+    <w:p>
+      <w:r>
+        <w:t>Сопоставление подходов к контролю UI-компонентов приведено в табл. 1.</w:t>
+      </w:r>
+    </w:p>
+    <w:p>
+      <w:pPr>
+        <w:jc w:val="right"/>
+        <w:rPr>
+          <w:i/>
+          <w:iCs/>
+        </w:rPr>
+      </w:pPr>
+      <w:r>
+        <w:rPr>
+          <w:i/>
+          <w:iCs/>
+        </w:rPr>
+        <w:t>Таблица 1</w:t>
+      </w:r>
+    </w:p>
+    <w:p>
+      <w:pPr>
+        <w:jc w:val="center"/>
+      </w:pPr>
+      <w:r>
+        <w:t>Сравнение подходов к контролю UI-компонентов</w:t>
+      </w:r>
+    </w:p>
+    <w:tbl>
+      <w:tblPr>
+        <w:tblStyle w:val="TableGrid"/>
+        <w:tblW w:w="0" w:type="auto"/>
+        <w:tblLook w:val="04A0" w:firstRow="1" w:lastRow="0" w:firstColumn="1" w:lastColumn="0" w:noHBand="0" w:noVBand="1"/>
+      </w:tblPr>
+      <w:tblGrid>
+        <w:gridCol w:w="1826"/>
+        <w:gridCol w:w="1902"/>
+        <w:gridCol w:w="1792"/>
+        <w:gridCol w:w="1837"/>
+        <w:gridCol w:w="2271"/>
+      </w:tblGrid>
+      <w:tr>
+        <w:tc>
+          <w:tcPr>
+            <w:tcW w:w="1826" w:type="dxa"/>
+          </w:tcPr>
+          <w:p>
+            <w:pPr>
+              <w:ind w:firstLine="0"/>
+            </w:pPr>
+            <w:r>
+              <w:t>Подход</w:t>
+            </w:r>
+          </w:p>
+        </w:tc>
+        <w:tc>
+          <w:tcPr>
+            <w:tcW w:w="1902" w:type="dxa"/>
+          </w:tcPr>
+          <w:p>
+            <w:pPr>
+              <w:ind w:firstLine="0"/>
+            </w:pPr>
+            <w:r>
+              <w:t>Интерактивный каталог</w:t>
+            </w:r>
+          </w:p>
+        </w:tc>
+        <w:tc>
+          <w:tcPr>
+            <w:tcW w:w="1792" w:type="dxa"/>
+          </w:tcPr>
+          <w:p>
+            <w:pPr>
+              <w:ind w:firstLine="0"/>
+            </w:pPr>
+            <w:r>
+              <w:t>Интеграция с Reactor</w:t>
+            </w:r>
+          </w:p>
+        </w:tc>
+        <w:tc>
+          <w:tcPr>
+            <w:tcW w:w="1837" w:type="dxa"/>
+          </w:tcPr>
+          <w:p>
+            <w:pPr>
+              <w:ind w:firstLine="0"/>
+            </w:pPr>
+            <w:r>
+              <w:t>Скриншот-тестирование</w:t>
+            </w:r>
+          </w:p>
+        </w:tc>
+        <w:tc>
+          <w:tcPr>
+            <w:tcW w:w="2271" w:type="dxa"/>
+          </w:tcPr>
+          <w:p>
+            <w:pPr>
+              <w:ind w:firstLine="0"/>
+            </w:pPr>
+            <w:r>
+              <w:t>Воспроизводимость через URL</w:t>
+            </w:r>
+          </w:p>
+        </w:tc>
+      </w:tr>
+      <w:tr>
+        <w:tc>
+          <w:tcPr>
+            <w:tcW w:w="1826" w:type="dxa"/>
+          </w:tcPr>
+          <w:p>
+            <w:pPr>
+              <w:ind w:firstLine="0"/>
+            </w:pPr>
+            <w:r>
+              <w:t>Ручная проверка</w:t>
+            </w:r>
+          </w:p>
+        </w:tc>
+        <w:tc>
+          <w:tcPr>
+            <w:tcW w:w="1902" w:type="dxa"/>
+          </w:tcPr>
+          <w:p>
+            <w:pPr>
+              <w:ind w:firstLine="0"/>
+            </w:pPr>
+            <w:r>
+              <w:t>Нет</w:t>
+            </w:r>
+          </w:p>
+        </w:tc>
+        <w:tc>
+          <w:tcPr>
+            <w:tcW w:w="1792" w:type="dxa"/>
+          </w:tcPr>
+          <w:p>
+            <w:pPr>
+              <w:ind w:firstLine="0"/>
+            </w:pPr>
+            <w:r>
+              <w:t>Частично</w:t>
+            </w:r>
+          </w:p>
+        </w:tc>
+        <w:tc>
+          <w:tcPr>
+            <w:tcW w:w="1837" w:type="dxa"/>
+          </w:tcPr>
+          <w:p>
+            <w:pPr>
+              <w:ind w:firstLine="0"/>
+            </w:pPr>
+            <w:r>
+              <w:t>Нет</w:t>
+            </w:r>
+          </w:p>
+        </w:tc>
+        <w:tc>
+          <w:tcPr>
+            <w:tcW w:w="2271" w:type="dxa"/>
+          </w:tcPr>
+          <w:p>
+            <w:pPr>
+              <w:ind w:firstLine="0"/>
+            </w:pPr>
+            <w:r>
+              <w:t>Нет</w:t>
+            </w:r>
+          </w:p>
+        </w:tc>
+      </w:tr>
+      <w:tr>
+        <w:tc>
+          <w:tcPr>
+            <w:tcW w:w="1826" w:type="dxa"/>
+          </w:tcPr>
+          <w:p>
+            <w:pPr>
+              <w:ind w:firstLine="0"/>
+            </w:pPr>
+            <w:r>
+              <w:t>Внешний каталог компонентов</w:t>
+            </w:r>
+          </w:p>
+        </w:tc>
+        <w:tc>
+          <w:tcPr>
+            <w:tcW w:w="1902" w:type="dxa"/>
+          </w:tcPr>
+          <w:p>
+            <w:pPr>
+              <w:ind w:firstLine="0"/>
+            </w:pPr>
+            <w:r>
+              <w:t>Да</w:t>
+            </w:r>
+          </w:p>
+        </w:tc>
+        <w:tc>
+          <w:tcPr>
+            <w:tcW w:w="1792" w:type="dxa"/>
+          </w:tcPr>
+          <w:p>
+            <w:pPr>
+              <w:ind w:firstLine="0"/>
+            </w:pPr>
+            <w:r>
+              <w:t>Частично</w:t>
+            </w:r>
+          </w:p>
+        </w:tc>
+        <w:tc>
+          <w:tcPr>
+            <w:tcW w:w="1837" w:type="dxa"/>
+          </w:tcPr>
+          <w:p>
+            <w:pPr>
+              <w:ind w:firstLine="0"/>
+            </w:pPr>
+            <w:r>
+              <w:t>Частично</w:t>
+            </w:r>
+          </w:p>
+        </w:tc>
+        <w:tc>
+          <w:tcPr>
+            <w:tcW w:w="2271" w:type="dxa"/>
+          </w:tcPr>
+          <w:p>
+            <w:pPr>
+              <w:ind w:firstLine="0"/>
+            </w:pPr>
+            <w:r>
+              <w:t>Да</w:t>
+            </w:r>
+          </w:p>
+        </w:tc>
+      </w:tr>
+      <w:tr>
+        <w:tc>
+          <w:tcPr>
+            <w:tcW w:w="1826" w:type="dxa"/>
+          </w:tcPr>
+          <w:p>
+            <w:pPr>
+              <w:ind w:firstLine="0"/>
+            </w:pPr>
+            <w:r>
+              <w:t>Отдельные скриншот-тесты</w:t>
+            </w:r>
+          </w:p>
+        </w:tc>
+        <w:tc>
+          <w:tcPr>
+            <w:tcW w:w="1902" w:type="dxa"/>
+          </w:tcPr>
+          <w:p>
+            <w:pPr>
+              <w:ind w:firstLine="0"/>
+            </w:pPr>
+            <w:r>
+              <w:t>Нет</w:t>
+            </w:r>
+          </w:p>
+        </w:tc>
+        <w:tc>
+          <w:tcPr>
+            <w:tcW w:w="1792" w:type="dxa"/>
+          </w:tcPr>
+          <w:p>
+            <w:pPr>
+              <w:ind w:firstLine="0"/>
+            </w:pPr>
+            <w:r>
+              <w:t>Частично</w:t>
+            </w:r>
+          </w:p>
+        </w:tc>
+        <w:tc>
+          <w:tcPr>
+            <w:tcW w:w="1837" w:type="dxa"/>
+          </w:tcPr>
+          <w:p>
+            <w:pPr>
+              <w:ind w:firstLine="0"/>
+            </w:pPr>
+            <w:r>
+              <w:t>Да</w:t>
+            </w:r>
+          </w:p>
+        </w:tc>
+        <w:tc>
+          <w:tcPr>
+            <w:tcW w:w="2271" w:type="dxa"/>
+          </w:tcPr>
+          <w:p>
+            <w:pPr>
+              <w:ind w:firstLine="0"/>
+            </w:pPr>
+            <w:r>
+              <w:t>Частично</w:t>
+            </w:r>
+          </w:p>
+        </w:tc>
+      </w:tr>
+      <w:tr>
+        <w:tc>
+          <w:tcPr>
+            <w:tcW w:w="1826" w:type="dxa"/>
+          </w:tcPr>
+          <w:p>
+            <w:pPr>
+              <w:ind w:firstLine="0"/>
+              <w:rPr>
+                <w:lang w:val="en-US"/>
+              </w:rPr>
+            </w:pPr>
+            <w:r>
+              <w:rPr>
+                <w:lang w:val="en-US"/>
+              </w:rPr>
+              <w:t>Reactor Storybook</w:t>
+            </w:r>
+          </w:p>
+        </w:tc>
+        <w:tc>
+          <w:tcPr>
+            <w:tcW w:w="1902" w:type="dxa"/>
+          </w:tcPr>
+          <w:p>
+            <w:pPr>
+              <w:ind w:firstLine="0"/>
+            </w:pPr>
+            <w:r>
+              <w:t>Да</w:t>
+            </w:r>
+          </w:p>
+        </w:tc>
+        <w:tc>
+          <w:tcPr>
+            <w:tcW w:w="1792" w:type="dxa"/>
+          </w:tcPr>
+          <w:p>
+            <w:pPr>
+              <w:ind w:firstLine="0"/>
+            </w:pPr>
+            <w:r>
+              <w:t>Да</w:t>
+            </w:r>
+          </w:p>
+        </w:tc>
+        <w:tc>
+          <w:tcPr>
+            <w:tcW w:w="1837" w:type="dxa"/>
+          </w:tcPr>
+          <w:p>
+            <w:pPr>
+              <w:ind w:firstLine="0"/>
+            </w:pPr>
+            <w:r>
+              <w:t>Да</w:t>
+            </w:r>
+          </w:p>
+        </w:tc>
+        <w:tc>
+          <w:tcPr>
+            <w:tcW w:w="2271" w:type="dxa"/>
+          </w:tcPr>
+          <w:p>
+            <w:pPr>
+              <w:ind w:firstLine="0"/>
+            </w:pPr>
+            <w:r>
+              <w:t>Да</w:t>
+            </w:r>
+          </w:p>
+        </w:tc>
+      </w:tr>
+    </w:tbl>
+    <w:p>
+      <w:r>
+        <w:t xml:space="preserve">Из табл. 1 видно, что </w:t>
+      </w:r>
+      <w:r>
+        <w:rPr>
+          <w:lang w:val="en-US"/>
+        </w:rPr>
+        <w:t>Reactor</w:t>
+      </w:r>
+      <w:r>
+        <w:t xml:space="preserve"> </w:t>
+      </w:r>
+      <w:r>
+        <w:rPr>
+          <w:lang w:val="en-US"/>
+        </w:rPr>
+        <w:t>Storybook</w:t>
+      </w:r>
+      <w:r>
+        <w:t xml:space="preserve"> является единственным из рассмотренных подходов, который одновременно поддерживает интерактивный просмотр компонентов, интеграцию с </w:t>
+      </w:r>
+      <w:r>
+        <w:rPr>
+          <w:lang w:val="en-US"/>
+        </w:rPr>
+        <w:t>Reactor</w:t>
+      </w:r>
+      <w:r>
+        <w:t xml:space="preserve">, скриншот-тестирование и воспроизводимость состояния через </w:t>
+      </w:r>
+      <w:r>
+        <w:rPr>
+          <w:lang w:val="en-US"/>
+        </w:rPr>
+        <w:t>URL</w:t>
+      </w:r>
+      <w:r>
+        <w:t xml:space="preserve">. Ручная проверка проигрывает по воспроизводимости и пригодности для </w:t>
+      </w:r>
+      <w:r>
+        <w:rPr>
+          <w:lang w:val="en-US"/>
+        </w:rPr>
+        <w:t>CI</w:t>
+      </w:r>
+      <w:r>
+        <w:t xml:space="preserve">. Внешний </w:t>
+      </w:r>
+      <w:r>
+        <w:rPr>
+          <w:lang w:val="en-US"/>
+        </w:rPr>
+        <w:t>Storybook</w:t>
+      </w:r>
+      <w:r>
+        <w:t xml:space="preserve"> хорошо решает задачу каталога, но требует отдельной настройки тем, маршрута, сборки, тестового режима и связи с </w:t>
+      </w:r>
+      <w:proofErr w:type="spellStart"/>
+      <w:r>
+        <w:rPr>
+          <w:rFonts w:ascii="Courier New" w:hAnsi="Courier New" w:cs="Courier New"/>
+          <w:lang w:val="en-US"/>
+        </w:rPr>
+        <w:t>rtr</w:t>
+      </w:r>
+      <w:proofErr w:type="spellEnd"/>
+      <w:r>
+        <w:rPr>
+          <w:rFonts w:cstheme="minorHAnsi"/>
+        </w:rPr>
+        <w:t>, а также добавляет внешний слой зависимостей</w:t>
+      </w:r>
+      <w:r>
+        <w:t xml:space="preserve">. Отдельные скриншот-тесты пригодны для </w:t>
+      </w:r>
+      <w:r>
+        <w:rPr>
+          <w:lang w:val="en-US"/>
+        </w:rPr>
+        <w:t>CI</w:t>
+      </w:r>
+      <w:r>
+        <w:t>, однако создают второй источник описания состояний. Поэтому выбранный подход уменьшает дублирование и использует одну модель истории для ручного просмотра, документации и автоматической проверки.</w:t>
+      </w:r>
+    </w:p>
+    <w:p>
+      <w:r>
+        <w:t xml:space="preserve">Компромисс выбранного решения состоит в том, что команда получает более узкий и управляемый инструмент, но берёт на себя поддержку собственной реализации. Этот </w:t>
+      </w:r>
+      <w:r>
+        <w:lastRenderedPageBreak/>
+        <w:t xml:space="preserve">компромисс считается приемлемым для </w:t>
+      </w:r>
+      <w:r>
+        <w:rPr>
+          <w:lang w:val="en-US"/>
+        </w:rPr>
+        <w:t>Reactor</w:t>
+      </w:r>
+      <w:r>
+        <w:t xml:space="preserve">, потому что критичные требования находятся именно в зоне интеграции: темы </w:t>
+      </w:r>
+      <w:r>
+        <w:rPr>
+          <w:lang w:val="en-US"/>
+        </w:rPr>
+        <w:t>Reactor</w:t>
+      </w:r>
+      <w:r>
+        <w:t xml:space="preserve">, маршрут </w:t>
+      </w:r>
+      <w:r>
+        <w:rPr>
+          <w:rFonts w:ascii="Courier New" w:hAnsi="Courier New" w:cs="Courier New"/>
+          <w:lang w:val="en-US"/>
+        </w:rPr>
+        <w:t>storybook</w:t>
+      </w:r>
+      <w:r>
+        <w:t xml:space="preserve">, пресеты как источник сценариев, файловое хранение </w:t>
+      </w:r>
+      <w:r>
+        <w:rPr>
+          <w:lang w:val="en-US"/>
+        </w:rPr>
+        <w:t>PNG</w:t>
+      </w:r>
+      <w:r>
+        <w:t xml:space="preserve"> в пакетах </w:t>
+      </w:r>
+      <w:proofErr w:type="spellStart"/>
+      <w:r>
+        <w:t>монорепозитория</w:t>
+      </w:r>
+      <w:proofErr w:type="spellEnd"/>
+      <w:r>
+        <w:t xml:space="preserve"> и запуск через общий </w:t>
+      </w:r>
+      <w:r>
+        <w:rPr>
+          <w:lang w:val="en-US"/>
+        </w:rPr>
+        <w:t>CLI</w:t>
+      </w:r>
+      <w:r>
+        <w:t xml:space="preserve"> </w:t>
+      </w:r>
+      <w:proofErr w:type="spellStart"/>
+      <w:r>
+        <w:rPr>
+          <w:rFonts w:ascii="Courier New" w:hAnsi="Courier New" w:cs="Courier New"/>
+          <w:lang w:val="en-US"/>
+        </w:rPr>
+        <w:t>rtr</w:t>
+      </w:r>
+      <w:proofErr w:type="spellEnd"/>
+      <w:r>
+        <w:t>.</w:t>
+      </w:r>
+    </w:p>
+    <w:p>
+      <w:pPr>
+        <w:pStyle w:val="Heading2"/>
+        <w:rPr>
+          <w:lang w:val="en-US"/>
+        </w:rPr>
+      </w:pPr>
+      <w:bookmarkStart w:id="13" w:name="_Toc232435007"/>
+      <w:r>
+        <w:t xml:space="preserve">Обоснование собственного </w:t>
+      </w:r>
+      <w:r>
+        <w:rPr>
+          <w:lang w:val="en-US"/>
+        </w:rPr>
+        <w:t>Storybook</w:t>
+      </w:r>
+      <w:r>
+        <w:t>-подобного решения</w:t>
+      </w:r>
+      <w:bookmarkEnd w:id="13"/>
+    </w:p>
+    <w:p>
+      <w:r>
+        <w:t xml:space="preserve">Разработка собственного </w:t>
+      </w:r>
+      <w:r>
+        <w:rPr>
+          <w:lang w:val="en-US"/>
+        </w:rPr>
+        <w:t>Storybook</w:t>
+      </w:r>
+      <w:r>
+        <w:t xml:space="preserve">-подобного решения оправдана, когда требования проекта выходят за рамки обычной демонстрации компонентов. В </w:t>
+      </w:r>
+      <w:r>
+        <w:rPr>
+          <w:lang w:val="en-US"/>
+        </w:rPr>
+        <w:t>Reactor</w:t>
+      </w:r>
+      <w:r>
+        <w:t xml:space="preserve"> ключевыми требованиями являются глубокая интеграция с платформой, использование внутреннего UI, связь с </w:t>
+      </w:r>
+      <w:proofErr w:type="spellStart"/>
+      <w:r>
+        <w:rPr>
+          <w:rFonts w:ascii="Courier New" w:hAnsi="Courier New" w:cs="Courier New"/>
+          <w:lang w:val="en-US"/>
+        </w:rPr>
+        <w:t>rtr</w:t>
+      </w:r>
+      <w:proofErr w:type="spellEnd"/>
+      <w:r>
+        <w:t>, управление темами</w:t>
+      </w:r>
+      <w:r>
+        <w:t>, контролируемость зависимостей</w:t>
+      </w:r>
+      <w:r>
+        <w:t xml:space="preserve"> и возможность строить сценарии скриншот-тестирования из пресетов. Собственное решение позволяет сделать эти требования частью архитектуры, а не набором внешних настроек.</w:t>
+      </w:r>
+    </w:p>
+    <w:p>
+      <w:r>
+        <w:t xml:space="preserve">Первое обоснование </w:t>
+      </w:r>
+      <w:r>
+        <w:t>–</w:t>
+      </w:r>
+      <w:r>
+        <w:t xml:space="preserve"> библиотечная интеграция. </w:t>
+      </w:r>
+      <w:r>
+        <w:rPr>
+          <w:lang w:val="en-US"/>
+        </w:rPr>
+        <w:t>Reactor</w:t>
+      </w:r>
+      <w:r>
+        <w:t xml:space="preserve"> </w:t>
+      </w:r>
+      <w:r>
+        <w:rPr>
+          <w:lang w:val="en-US"/>
+        </w:rPr>
+        <w:t>Storybook</w:t>
+      </w:r>
+      <w:r>
+        <w:t xml:space="preserve"> подключается к приложению как обычный модуль и работает в том же окружении, что и остальные части платформы. Приложение передаёт ему маршрут для открытия интерфейса и набор файлов со сценариями компонентов, после чего </w:t>
+      </w:r>
+      <w:r>
+        <w:rPr>
+          <w:lang w:val="en-US"/>
+        </w:rPr>
+        <w:t>Storybook</w:t>
+      </w:r>
+      <w:r>
+        <w:t xml:space="preserve"> использует существующую сборку, зависимости, маршрутизацию и конфигурацию приложения. Благодаря этому проверка компонентов выполняется в условиях, близких к реальному использованию, а не в отдельной внешней среде.</w:t>
+      </w:r>
+    </w:p>
+    <w:p>
+      <w:r>
+        <w:t xml:space="preserve">Второе обоснование – единая модель состояния. В </w:t>
+      </w:r>
+      <w:r>
+        <w:rPr>
+          <w:lang w:val="en-US"/>
+        </w:rPr>
+        <w:t>Reactor</w:t>
+      </w:r>
+      <w:r>
+        <w:t xml:space="preserve"> </w:t>
+      </w:r>
+      <w:r>
+        <w:rPr>
+          <w:lang w:val="en-US"/>
+        </w:rPr>
+        <w:t>Storybook</w:t>
+      </w:r>
+      <w:r>
+        <w:t xml:space="preserve"> состояние задаётся через </w:t>
+      </w:r>
+      <w:r>
+        <w:rPr>
+          <w:lang w:val="en-US"/>
+        </w:rPr>
+        <w:t>URL</w:t>
+      </w:r>
+      <w:r>
+        <w:t xml:space="preserve">-параметры </w:t>
+      </w:r>
+      <w:r>
+        <w:rPr>
+          <w:rFonts w:ascii="Courier New" w:hAnsi="Courier New" w:cs="Courier New"/>
+          <w:lang w:val="en-US"/>
+        </w:rPr>
+        <w:t>preset</w:t>
+      </w:r>
+      <w:r>
+        <w:t xml:space="preserve">, </w:t>
+      </w:r>
+      <w:r>
+        <w:rPr>
+          <w:rFonts w:ascii="Courier New" w:hAnsi="Courier New" w:cs="Courier New"/>
+          <w:lang w:val="en-US"/>
+        </w:rPr>
+        <w:t>settings</w:t>
+      </w:r>
+      <w:r>
+        <w:t xml:space="preserve">, </w:t>
+      </w:r>
+      <w:r>
+        <w:rPr>
+          <w:rFonts w:ascii="Courier New" w:hAnsi="Courier New" w:cs="Courier New"/>
+          <w:lang w:val="en-US"/>
+        </w:rPr>
+        <w:t>test</w:t>
+      </w:r>
+      <w:r>
+        <w:t xml:space="preserve">, </w:t>
+      </w:r>
+      <w:r>
+        <w:rPr>
+          <w:rFonts w:ascii="Courier New" w:hAnsi="Courier New" w:cs="Courier New"/>
+          <w:lang w:val="en-US"/>
+        </w:rPr>
+        <w:t>theme</w:t>
+      </w:r>
+      <w:r>
+        <w:t xml:space="preserve">, </w:t>
+      </w:r>
+      <w:proofErr w:type="spellStart"/>
+      <w:r>
+        <w:rPr>
+          <w:rFonts w:ascii="Courier New" w:hAnsi="Courier New" w:cs="Courier New"/>
+          <w:lang w:val="en-US"/>
+        </w:rPr>
+        <w:t>themeMode</w:t>
+      </w:r>
+      <w:proofErr w:type="spellEnd"/>
+      <w:r>
+        <w:t xml:space="preserve">, а также через параметры свойств. Это позволяет использовать один механизм и для ручного открытия, и для автоматического переключения через </w:t>
+      </w:r>
+      <w:proofErr w:type="gramStart"/>
+      <w:r>
+        <w:rPr>
+          <w:rFonts w:ascii="Courier New" w:hAnsi="Courier New" w:cs="Courier New"/>
+          <w:lang w:val="en-US"/>
+        </w:rPr>
+        <w:t>window</w:t>
+      </w:r>
+      <w:r>
+        <w:rPr>
+          <w:rFonts w:ascii="Courier New" w:hAnsi="Courier New" w:cs="Courier New"/>
+        </w:rPr>
+        <w:t>.</w:t>
+      </w:r>
+      <w:r>
+        <w:rPr>
+          <w:rFonts w:ascii="Courier New" w:hAnsi="Courier New" w:cs="Courier New"/>
+          <w:lang w:val="en-US"/>
+        </w:rPr>
+        <w:t>storybook</w:t>
+      </w:r>
+      <w:proofErr w:type="gramEnd"/>
+      <w:r>
+        <w:rPr>
+          <w:rFonts w:ascii="Courier New" w:hAnsi="Courier New" w:cs="Courier New"/>
+        </w:rPr>
+        <w:t>.</w:t>
+      </w:r>
+      <w:r>
+        <w:rPr>
+          <w:rFonts w:ascii="Courier New" w:hAnsi="Courier New" w:cs="Courier New"/>
+          <w:lang w:val="en-US"/>
+        </w:rPr>
+        <w:t>update</w:t>
+      </w:r>
+      <w:r>
+        <w:t xml:space="preserve">. Внешний инструмент мог бы иметь свою модель </w:t>
+      </w:r>
+      <w:r>
+        <w:rPr>
+          <w:lang w:val="en-US"/>
+        </w:rPr>
+        <w:t>URL</w:t>
+      </w:r>
+      <w:r>
+        <w:t xml:space="preserve">, но её пришлось бы согласовывать с маршрутизацией </w:t>
+      </w:r>
+      <w:r>
+        <w:rPr>
+          <w:lang w:val="en-US"/>
+        </w:rPr>
+        <w:t>Reactor</w:t>
+      </w:r>
+      <w:r>
+        <w:t>.</w:t>
+      </w:r>
+    </w:p>
+    <w:p>
+      <w:r>
+        <w:t xml:space="preserve">Третье обоснование </w:t>
+      </w:r>
+      <w:r>
+        <w:t>–</w:t>
+      </w:r>
+      <w:r>
+        <w:t xml:space="preserve"> минимальный контракт с </w:t>
+      </w:r>
+      <w:r>
+        <w:rPr>
+          <w:lang w:val="en-US"/>
+        </w:rPr>
+        <w:t>CLI</w:t>
+      </w:r>
+      <w:r>
+        <w:t xml:space="preserve">. </w:t>
+      </w:r>
+      <w:r>
+        <w:t xml:space="preserve">Пакет </w:t>
+      </w:r>
+      <w:r>
+        <w:rPr>
+          <w:rFonts w:ascii="Courier New" w:hAnsi="Courier New" w:cs="Courier New"/>
+        </w:rPr>
+        <w:t>@</w:t>
+      </w:r>
+      <w:r>
+        <w:rPr>
+          <w:rFonts w:ascii="Courier New" w:hAnsi="Courier New" w:cs="Courier New"/>
+          <w:lang w:val="en-US"/>
+        </w:rPr>
+        <w:t>reactor</w:t>
+      </w:r>
+      <w:r>
+        <w:rPr>
+          <w:rFonts w:ascii="Courier New" w:hAnsi="Courier New" w:cs="Courier New"/>
+        </w:rPr>
+        <w:t>/</w:t>
+      </w:r>
+      <w:r>
+        <w:rPr>
+          <w:rFonts w:ascii="Courier New" w:hAnsi="Courier New" w:cs="Courier New"/>
+          <w:lang w:val="en-US"/>
+        </w:rPr>
+        <w:t>storybook</w:t>
+      </w:r>
+      <w:r>
+        <w:rPr>
+          <w:rFonts w:ascii="Courier New" w:hAnsi="Courier New" w:cs="Courier New"/>
+        </w:rPr>
+        <w:t>-</w:t>
+      </w:r>
+      <w:r>
+        <w:rPr>
+          <w:rFonts w:ascii="Courier New" w:hAnsi="Courier New" w:cs="Courier New"/>
+          <w:lang w:val="en-US"/>
+        </w:rPr>
+        <w:t>core</w:t>
+      </w:r>
+      <w:r>
+        <w:t xml:space="preserve"> содержит </w:t>
+      </w:r>
+      <w:proofErr w:type="spellStart"/>
+      <w:r>
+        <w:rPr>
+          <w:rFonts w:ascii="Courier New" w:hAnsi="Courier New" w:cs="Courier New"/>
+          <w:lang w:val="en-US"/>
+        </w:rPr>
+        <w:t>StorybookGate</w:t>
+      </w:r>
+      <w:proofErr w:type="spellEnd"/>
+      <w:r>
+        <w:t xml:space="preserve">, который регистрирует объект </w:t>
+      </w:r>
+      <w:proofErr w:type="gramStart"/>
+      <w:r>
+        <w:rPr>
+          <w:rFonts w:ascii="Courier New" w:hAnsi="Courier New" w:cs="Courier New"/>
+          <w:lang w:val="en-US"/>
+        </w:rPr>
+        <w:t>window</w:t>
+      </w:r>
+      <w:r>
+        <w:rPr>
+          <w:rFonts w:ascii="Courier New" w:hAnsi="Courier New" w:cs="Courier New"/>
+        </w:rPr>
+        <w:t>.</w:t>
+      </w:r>
+      <w:r>
+        <w:rPr>
+          <w:rFonts w:ascii="Courier New" w:hAnsi="Courier New" w:cs="Courier New"/>
+          <w:lang w:val="en-US"/>
+        </w:rPr>
+        <w:t>storybook</w:t>
+      </w:r>
+      <w:proofErr w:type="gramEnd"/>
+      <w:r>
+        <w:t xml:space="preserve">. С точки зрения </w:t>
+      </w:r>
+      <w:proofErr w:type="spellStart"/>
+      <w:r>
+        <w:rPr>
+          <w:rFonts w:ascii="Courier New" w:hAnsi="Courier New" w:cs="Courier New"/>
+          <w:lang w:val="en-US"/>
+        </w:rPr>
+        <w:t>rtr</w:t>
+      </w:r>
+      <w:proofErr w:type="spellEnd"/>
+      <w:r>
+        <w:rPr>
+          <w:rFonts w:ascii="Courier New" w:hAnsi="Courier New" w:cs="Courier New"/>
+        </w:rPr>
+        <w:t xml:space="preserve"> </w:t>
+      </w:r>
+      <w:r>
+        <w:rPr>
+          <w:rFonts w:ascii="Courier New" w:hAnsi="Courier New" w:cs="Courier New"/>
+          <w:lang w:val="en-US"/>
+        </w:rPr>
+        <w:t>shot</w:t>
+      </w:r>
+      <w:r>
+        <w:t xml:space="preserve"> вся сложность </w:t>
+      </w:r>
+      <w:r>
+        <w:rPr>
+          <w:lang w:val="en-US"/>
+        </w:rPr>
+        <w:t>React</w:t>
+      </w:r>
+      <w:r>
+        <w:t xml:space="preserve">-интерфейса скрыта за двумя элементами: </w:t>
+      </w:r>
+      <w:r>
+        <w:rPr>
+          <w:rFonts w:ascii="Courier New" w:hAnsi="Courier New" w:cs="Courier New"/>
+          <w:lang w:val="en-US"/>
+        </w:rPr>
+        <w:t>stories</w:t>
+      </w:r>
+      <w:r>
+        <w:t xml:space="preserve"> и </w:t>
+      </w:r>
+      <w:r>
+        <w:rPr>
+          <w:rFonts w:ascii="Courier New" w:hAnsi="Courier New" w:cs="Courier New"/>
+          <w:lang w:val="en-US"/>
+        </w:rPr>
+        <w:t>update</w:t>
+      </w:r>
+      <w:r>
+        <w:rPr>
+          <w:rFonts w:ascii="Courier New" w:hAnsi="Courier New" w:cs="Courier New"/>
+        </w:rPr>
+        <w:t>(</w:t>
+      </w:r>
+      <w:r>
+        <w:rPr>
+          <w:rFonts w:ascii="Courier New" w:hAnsi="Courier New" w:cs="Courier New"/>
+          <w:lang w:val="en-US"/>
+        </w:rPr>
+        <w:t>story</w:t>
+      </w:r>
+      <w:r>
+        <w:rPr>
+          <w:rFonts w:ascii="Courier New" w:hAnsi="Courier New" w:cs="Courier New"/>
+        </w:rPr>
+        <w:t>)</w:t>
+      </w:r>
+      <w:r>
+        <w:t xml:space="preserve">. Такой контракт легко тестировать и сопровождать. </w:t>
+      </w:r>
+      <w:r>
+        <w:rPr>
+          <w:lang w:val="en-US"/>
+        </w:rPr>
+        <w:t>CLI</w:t>
+      </w:r>
+      <w:r>
+        <w:t xml:space="preserve"> не зависит от структуры меню, списка элементов управления или конкретных компонентов </w:t>
+      </w:r>
+      <w:r>
+        <w:rPr>
+          <w:lang w:val="en-US"/>
+        </w:rPr>
+        <w:t>UI</w:t>
+      </w:r>
+      <w:r>
+        <w:t>.</w:t>
+      </w:r>
+    </w:p>
+    <w:p>
+      <w:r>
+        <w:t xml:space="preserve">Четвёртое обоснование – использование пресетов как общего источника данных. Пресет нужен человеку как быстрый переключатель готового состояния и нужен автоматизации как сценарий скриншот-тестирования. Если бы тестовые сценарии описывались отдельно, возникло бы дублирование. В </w:t>
+      </w:r>
+      <w:r>
+        <w:rPr>
+          <w:lang w:val="en-US"/>
+        </w:rPr>
+        <w:t>Reactor</w:t>
+      </w:r>
+      <w:r>
+        <w:t xml:space="preserve"> </w:t>
+      </w:r>
+      <w:r>
+        <w:rPr>
+          <w:lang w:val="en-US"/>
+        </w:rPr>
+        <w:t>Storybook</w:t>
+      </w:r>
+      <w:r>
+        <w:t xml:space="preserve"> это дублирование устранено: добавление пресета одновременно расширяет ручной каталог и тестовую матрицу.</w:t>
+      </w:r>
+    </w:p>
+    <w:p>
+      <w:r>
+        <w:t xml:space="preserve">Пятое обоснование – сокращение неконтролируемых внешних зависимостей. Подключение готового </w:t>
+      </w:r>
+      <w:r>
+        <w:rPr>
+          <w:lang w:val="en-US"/>
+        </w:rPr>
+        <w:t>Storybook</w:t>
+      </w:r>
+      <w:r>
+        <w:t xml:space="preserve"> и связанных с ним инструментов визуального тестирования </w:t>
+      </w:r>
+      <w:r>
+        <w:lastRenderedPageBreak/>
+        <w:t xml:space="preserve">добавляет в проект отдельную экосистему: собственные зависимости, плагины, настройки сборки, формат конфигурации и правила обновления. Эти элементы приходится сопровождать параллельно с платформой </w:t>
+      </w:r>
+      <w:r>
+        <w:rPr>
+          <w:lang w:val="en-US"/>
+        </w:rPr>
+        <w:t>Reactor</w:t>
+      </w:r>
+      <w:r>
+        <w:t xml:space="preserve">, хотя они не являются частью её основной архитектуры. Собственная реализация оставляет под контролем команды только те механизмы, которые действительно нужны для задачи: модель истории, пресеты, </w:t>
+      </w:r>
+      <w:r>
+        <w:rPr>
+          <w:lang w:val="en-US"/>
+        </w:rPr>
+        <w:t>URL</w:t>
+      </w:r>
+      <w:r>
+        <w:t xml:space="preserve">-состояние, тестовый режим и контракт с </w:t>
+      </w:r>
+      <w:proofErr w:type="spellStart"/>
+      <w:r>
+        <w:rPr>
+          <w:rFonts w:ascii="Courier New" w:hAnsi="Courier New" w:cs="Courier New"/>
+          <w:lang w:val="en-US"/>
+        </w:rPr>
+        <w:t>rtr</w:t>
+      </w:r>
+      <w:proofErr w:type="spellEnd"/>
+      <w:r>
+        <w:rPr>
+          <w:rFonts w:ascii="Courier New" w:hAnsi="Courier New" w:cs="Courier New"/>
+        </w:rPr>
+        <w:t xml:space="preserve"> </w:t>
+      </w:r>
+      <w:r>
+        <w:rPr>
+          <w:rFonts w:ascii="Courier New" w:hAnsi="Courier New" w:cs="Courier New"/>
+          <w:lang w:val="en-US"/>
+        </w:rPr>
+        <w:t>shot</w:t>
+      </w:r>
+      <w:r>
+        <w:t>.</w:t>
+      </w:r>
+    </w:p>
+    <w:p>
+      <w:r>
+        <w:t xml:space="preserve">Альтернативой могло бы быть подключение внешнего </w:t>
+      </w:r>
+      <w:r>
+        <w:rPr>
+          <w:lang w:val="en-US"/>
+        </w:rPr>
+        <w:t>Storybook</w:t>
+      </w:r>
+      <w:r>
+        <w:t xml:space="preserve"> с дополнительным средством запуска скриншот-тестов. Такой вариант снижает объём собственной разработки, но усложняет интеграцию с текущим рабочим процессом </w:t>
+      </w:r>
+      <w:r>
+        <w:rPr>
+          <w:lang w:val="en-US"/>
+        </w:rPr>
+        <w:t>Reactor</w:t>
+      </w:r>
+      <w:r>
+        <w:t xml:space="preserve">: сценарии пришлось бы синхронизировать с маршрутизацией приложения, темами, пакетным фильтром </w:t>
+      </w:r>
+      <w:r>
+        <w:rPr>
+          <w:rFonts w:ascii="Courier New" w:hAnsi="Courier New" w:cs="Courier New"/>
+          <w:lang w:val="en-US"/>
+        </w:rPr>
+        <w:t>Filters</w:t>
+      </w:r>
+      <w:r>
+        <w:rPr>
+          <w:rFonts w:ascii="Courier New" w:hAnsi="Courier New" w:cs="Courier New"/>
+        </w:rPr>
+        <w:t>.</w:t>
+      </w:r>
+      <w:r>
+        <w:rPr>
+          <w:rFonts w:ascii="Courier New" w:hAnsi="Courier New" w:cs="Courier New"/>
+          <w:lang w:val="en-US"/>
+        </w:rPr>
+        <w:t>shot</w:t>
+      </w:r>
+      <w:r>
+        <w:t xml:space="preserve">, правилами </w:t>
+      </w:r>
+      <w:proofErr w:type="gramStart"/>
+      <w:r>
+        <w:t xml:space="preserve">хранения </w:t>
+      </w:r>
+      <w:r>
+        <w:rPr>
+          <w:rFonts w:ascii="Courier New" w:hAnsi="Courier New" w:cs="Courier New"/>
+        </w:rPr>
+        <w:t>.</w:t>
+      </w:r>
+      <w:r>
+        <w:rPr>
+          <w:rFonts w:ascii="Courier New" w:hAnsi="Courier New" w:cs="Courier New"/>
+          <w:lang w:val="en-US"/>
+        </w:rPr>
+        <w:t>storybook</w:t>
+      </w:r>
+      <w:proofErr w:type="gramEnd"/>
+      <w:r>
+        <w:t xml:space="preserve"> и командами </w:t>
+      </w:r>
+      <w:proofErr w:type="spellStart"/>
+      <w:r>
+        <w:rPr>
+          <w:rFonts w:ascii="Courier New" w:hAnsi="Courier New" w:cs="Courier New"/>
+          <w:lang w:val="en-US"/>
+        </w:rPr>
+        <w:t>rtr</w:t>
+      </w:r>
+      <w:proofErr w:type="spellEnd"/>
+      <w:r>
+        <w:rPr>
+          <w:rFonts w:ascii="Courier New" w:hAnsi="Courier New" w:cs="Courier New"/>
+        </w:rPr>
+        <w:t xml:space="preserve"> </w:t>
+      </w:r>
+      <w:r>
+        <w:rPr>
+          <w:rFonts w:ascii="Courier New" w:hAnsi="Courier New" w:cs="Courier New"/>
+          <w:lang w:val="en-US"/>
+        </w:rPr>
+        <w:t>shot</w:t>
+      </w:r>
+      <w:r>
+        <w:t>. Поэтому внешний инструмент в данной работе рассматривается не как ошибочный подход, а как менее подходящий для выбранных эксплуатационных требований.</w:t>
+      </w:r>
+    </w:p>
+    <w:p>
+      <w:pPr>
+        <w:pStyle w:val="Heading2"/>
+      </w:pPr>
+      <w:bookmarkStart w:id="14" w:name="_Toc232435008"/>
+      <w:r>
+        <w:t>Выбор технологического стека</w:t>
+      </w:r>
+      <w:bookmarkEnd w:id="14"/>
+    </w:p>
+    <w:p>
+      <w:pPr>
+        <w:rPr>
+          <w:lang w:val="en-US"/>
+        </w:rPr>
+      </w:pPr>
+      <w:r>
+        <w:t xml:space="preserve">Технологический стек выбирался с учётом нескольких критериев: совместимость с существующей архитектурой </w:t>
+      </w:r>
+      <w:r>
+        <w:rPr>
+          <w:lang w:val="en-US"/>
+        </w:rPr>
+        <w:t>Reactor</w:t>
+      </w:r>
+      <w:r>
+        <w:t xml:space="preserve">, возможность типизированного описания историй, поддержка сборки приложения в режиме, близком к продуктивному, программное управление браузером и интеграция с текущим </w:t>
+      </w:r>
+      <w:r>
+        <w:rPr>
+          <w:lang w:val="en-US"/>
+        </w:rPr>
+        <w:t>CLI</w:t>
+      </w:r>
+      <w:r>
+        <w:t xml:space="preserve">-инструментом разработки. Поэтому в работе используются инструменты, которые уже согласуются с инфраструктурой платформы и не требуют выделять </w:t>
+      </w:r>
+      <w:r>
+        <w:rPr>
+          <w:lang w:val="en-US"/>
+        </w:rPr>
+        <w:t>Storybook</w:t>
+      </w:r>
+      <w:r>
+        <w:t xml:space="preserve"> в отдельный внешний проект.</w:t>
+      </w:r>
+    </w:p>
+    <w:p>
+      <w:pPr>
+        <w:rPr>
+          <w:lang w:val="en-US"/>
+        </w:rPr>
+      </w:pPr>
+      <w:r>
+        <w:t xml:space="preserve">Основой интерфейсной части является </w:t>
+      </w:r>
+      <w:r>
+        <w:rPr>
+          <w:lang w:val="en-US"/>
+        </w:rPr>
+        <w:t>React</w:t>
+      </w:r>
+      <w:r>
+        <w:t xml:space="preserve">. Он используется в платформе </w:t>
+      </w:r>
+      <w:r>
+        <w:rPr>
+          <w:lang w:val="en-US"/>
+        </w:rPr>
+        <w:t>Reactor</w:t>
+      </w:r>
+      <w:r>
+        <w:t xml:space="preserve"> и естественно подходит для описания компонентов пользовательского интерфейса. В </w:t>
+      </w:r>
+      <w:r>
+        <w:rPr>
+          <w:lang w:val="en-US"/>
+        </w:rPr>
+        <w:t>Reactor</w:t>
+      </w:r>
+      <w:r>
+        <w:t xml:space="preserve"> </w:t>
+      </w:r>
+      <w:r>
+        <w:rPr>
+          <w:lang w:val="en-US"/>
+        </w:rPr>
+        <w:t>Storybook</w:t>
+      </w:r>
+      <w:r>
+        <w:t xml:space="preserve"> история задаётся как функция </w:t>
+      </w:r>
+      <w:r>
+        <w:rPr>
+          <w:rFonts w:ascii="Courier New" w:hAnsi="Courier New" w:cs="Courier New"/>
+          <w:lang w:val="en-US"/>
+        </w:rPr>
+        <w:t>build</w:t>
+      </w:r>
+      <w:r>
+        <w:t xml:space="preserve">, возвращающая </w:t>
+      </w:r>
+      <w:proofErr w:type="spellStart"/>
+      <w:r>
+        <w:rPr>
+          <w:rFonts w:ascii="Courier New" w:hAnsi="Courier New" w:cs="Courier New"/>
+          <w:lang w:val="en-US"/>
+        </w:rPr>
+        <w:t>ReactElement</w:t>
+      </w:r>
+      <w:proofErr w:type="spellEnd"/>
+      <w:r>
+        <w:t>: разработчик передаёт свойства и получает реальный компонент, который затем отображается в интерактивном каталоге и в тестовом режиме. Такой подход позволяет проверять фактическую отрисовку компонентов, а не отдельные имитации или статические макеты.</w:t>
+      </w:r>
+    </w:p>
+    <w:p>
+      <w:pPr>
+        <w:rPr>
+          <w:lang w:val="en-US"/>
+        </w:rPr>
+      </w:pPr>
+      <w:r>
+        <w:t xml:space="preserve">Для типизации используется </w:t>
+      </w:r>
+      <w:r>
+        <w:rPr>
+          <w:lang w:val="en-US"/>
+        </w:rPr>
+        <w:t>TypeScript</w:t>
+      </w:r>
+      <w:r>
+        <w:t xml:space="preserve">. Он важен для модели </w:t>
+      </w:r>
+      <w:proofErr w:type="gramStart"/>
+      <w:r>
+        <w:rPr>
+          <w:rFonts w:ascii="Courier New" w:hAnsi="Courier New" w:cs="Courier New"/>
+          <w:lang w:val="en-US"/>
+        </w:rPr>
+        <w:t>Story</w:t>
+      </w:r>
+      <w:r>
+        <w:rPr>
+          <w:rFonts w:ascii="Courier New" w:hAnsi="Courier New" w:cs="Courier New"/>
+        </w:rPr>
+        <w:t>&lt;</w:t>
+      </w:r>
+      <w:proofErr w:type="spellStart"/>
+      <w:proofErr w:type="gramEnd"/>
+      <w:r>
+        <w:rPr>
+          <w:rFonts w:ascii="Courier New" w:hAnsi="Courier New" w:cs="Courier New"/>
+          <w:lang w:val="en-US"/>
+        </w:rPr>
+        <w:t>TProps</w:t>
+      </w:r>
+      <w:proofErr w:type="spellEnd"/>
+      <w:r>
+        <w:rPr>
+          <w:rFonts w:ascii="Courier New" w:hAnsi="Courier New" w:cs="Courier New"/>
+        </w:rPr>
+        <w:t>&gt;</w:t>
+      </w:r>
+      <w:r>
+        <w:t>, списка элементов управления, пресетов и настроек отображения. Типизация связывает свойства компонента с описанием истории и снижает риск ошибок, при которых в сценарии указывается несуществующее свойство или значение неподходящего типа. Это особенно важно для дизайн-системы, где количество компонентов и вариантов их состояния постепенно растёт.</w:t>
+      </w:r>
+    </w:p>
+    <w:p>
+      <w:pPr>
+        <w:rPr>
+          <w:lang w:val="en-US"/>
+        </w:rPr>
+      </w:pPr>
+      <w:r>
+        <w:t xml:space="preserve">Для сборки и предварительного просмотра используется </w:t>
+      </w:r>
+      <w:r>
+        <w:rPr>
+          <w:lang w:val="en-US"/>
+        </w:rPr>
+        <w:t>Vite</w:t>
+      </w:r>
+      <w:r>
+        <w:t xml:space="preserve">. Этот выбор связан с тем, что </w:t>
+      </w:r>
+      <w:r>
+        <w:rPr>
+          <w:lang w:val="en-US"/>
+        </w:rPr>
+        <w:t>Reactor</w:t>
+      </w:r>
+      <w:r>
+        <w:t xml:space="preserve"> уже использует современную фронтенд-сборку, а </w:t>
+      </w:r>
+      <w:proofErr w:type="spellStart"/>
+      <w:r>
+        <w:rPr>
+          <w:rFonts w:ascii="Courier New" w:hAnsi="Courier New" w:cs="Courier New"/>
+          <w:lang w:val="en-US"/>
+        </w:rPr>
+        <w:t>rtr</w:t>
+      </w:r>
+      <w:proofErr w:type="spellEnd"/>
+      <w:r>
+        <w:rPr>
+          <w:rFonts w:ascii="Courier New" w:hAnsi="Courier New" w:cs="Courier New"/>
+        </w:rPr>
+        <w:t xml:space="preserve"> </w:t>
+      </w:r>
+      <w:r>
+        <w:rPr>
+          <w:rFonts w:ascii="Courier New" w:hAnsi="Courier New" w:cs="Courier New"/>
+          <w:lang w:val="en-US"/>
+        </w:rPr>
+        <w:t>shot</w:t>
+      </w:r>
+      <w:r>
+        <w:t xml:space="preserve"> должен проверять не только режим разработки, но и собранный вариант приложения. Команда сначала выполняет </w:t>
+      </w:r>
+      <w:r>
+        <w:lastRenderedPageBreak/>
+        <w:t xml:space="preserve">сборку, затем запускает предварительный просмотр на фиксированном порту и открывает маршрут </w:t>
+      </w:r>
+      <w:r>
+        <w:rPr>
+          <w:rFonts w:ascii="Courier New" w:hAnsi="Courier New" w:cs="Courier New"/>
+        </w:rPr>
+        <w:t>/</w:t>
+      </w:r>
+      <w:r>
+        <w:rPr>
+          <w:rFonts w:ascii="Courier New" w:hAnsi="Courier New" w:cs="Courier New"/>
+          <w:lang w:val="en-US"/>
+        </w:rPr>
+        <w:t>storybook</w:t>
+      </w:r>
+      <w:r>
+        <w:t>. Благодаря этому скриншоты снимаются в окружении, близком к реальному запуску приложения.</w:t>
+      </w:r>
+    </w:p>
+    <w:p>
+      <w:pPr>
+        <w:rPr>
+          <w:lang w:val="en-US"/>
+        </w:rPr>
+      </w:pPr>
+      <w:r>
+        <w:t xml:space="preserve">Для автоматизации браузера используется </w:t>
+      </w:r>
+      <w:r>
+        <w:rPr>
+          <w:lang w:val="en-US"/>
+        </w:rPr>
+        <w:t>Puppeteer</w:t>
+      </w:r>
+      <w:r>
+        <w:t xml:space="preserve">. Визуальное регрессионное тестирование требует открыть страницу </w:t>
+      </w:r>
+      <w:r>
+        <w:rPr>
+          <w:lang w:val="en-US"/>
+        </w:rPr>
+        <w:t>Storybook</w:t>
+      </w:r>
+      <w:r>
+        <w:t xml:space="preserve">, дождаться готовности интерфейса, переключить сценарий и снять скриншот конкретного </w:t>
+      </w:r>
+      <w:r>
+        <w:rPr>
+          <w:lang w:val="en-US"/>
+        </w:rPr>
+        <w:t>DOM</w:t>
+      </w:r>
+      <w:r>
+        <w:t xml:space="preserve">-элемента. </w:t>
+      </w:r>
+      <w:r>
+        <w:rPr>
+          <w:lang w:val="en-US"/>
+        </w:rPr>
+        <w:t>Puppeteer</w:t>
+      </w:r>
+      <w:r>
+        <w:t xml:space="preserve"> подходит для этой задачи, потому что предоставляет программный доступ к браузеру, позволяет управлять страницами параллельно, задавать параметры области просмотра и получать </w:t>
+      </w:r>
+      <w:r>
+        <w:rPr>
+          <w:lang w:val="en-US"/>
+        </w:rPr>
+        <w:t>PNG</w:t>
+      </w:r>
+      <w:r>
+        <w:t xml:space="preserve">-изображение выбранного элемента. Это делает процесс снятия скриншотов воспроизводимым и пригодным для запуска в </w:t>
+      </w:r>
+      <w:r>
+        <w:rPr>
+          <w:lang w:val="en-US"/>
+        </w:rPr>
+        <w:t>CI</w:t>
+      </w:r>
+      <w:r>
+        <w:t>.</w:t>
+      </w:r>
+    </w:p>
+    <w:p>
+      <w:pPr>
+        <w:rPr>
+          <w:lang w:val="en-US"/>
+        </w:rPr>
+      </w:pPr>
+      <w:r>
+        <w:t xml:space="preserve">Для запуска команд используется </w:t>
+      </w:r>
+      <w:proofErr w:type="spellStart"/>
+      <w:r>
+        <w:rPr>
+          <w:rFonts w:ascii="Courier New" w:hAnsi="Courier New" w:cs="Courier New"/>
+          <w:lang w:val="en-US"/>
+        </w:rPr>
+        <w:t>rtr</w:t>
+      </w:r>
+      <w:proofErr w:type="spellEnd"/>
+      <w:r>
+        <w:t xml:space="preserve"> </w:t>
+      </w:r>
+      <w:r>
+        <w:t>–</w:t>
+      </w:r>
+      <w:r>
+        <w:t xml:space="preserve"> внутренний инструмент </w:t>
+      </w:r>
+      <w:r>
+        <w:rPr>
+          <w:lang w:val="en-US"/>
+        </w:rPr>
+        <w:t>Reactor</w:t>
+      </w:r>
+      <w:r>
+        <w:t xml:space="preserve">, объединяющий операции разработки. В рамках данной работы важны команды визуального регрессионного тестирования: </w:t>
+      </w:r>
+      <w:proofErr w:type="spellStart"/>
+      <w:r>
+        <w:rPr>
+          <w:rFonts w:ascii="Courier New" w:hAnsi="Courier New" w:cs="Courier New"/>
+          <w:lang w:val="en-US"/>
+        </w:rPr>
+        <w:t>rtr</w:t>
+      </w:r>
+      <w:proofErr w:type="spellEnd"/>
+      <w:r>
+        <w:rPr>
+          <w:rFonts w:ascii="Courier New" w:hAnsi="Courier New" w:cs="Courier New"/>
+        </w:rPr>
+        <w:t xml:space="preserve"> </w:t>
+      </w:r>
+      <w:r>
+        <w:rPr>
+          <w:rFonts w:ascii="Courier New" w:hAnsi="Courier New" w:cs="Courier New"/>
+          <w:lang w:val="en-US"/>
+        </w:rPr>
+        <w:t>shot</w:t>
+      </w:r>
+      <w:r>
+        <w:t xml:space="preserve"> обновляет эталонные изображения, </w:t>
+      </w:r>
+      <w:proofErr w:type="spellStart"/>
+      <w:r>
+        <w:rPr>
+          <w:rFonts w:ascii="Courier New" w:hAnsi="Courier New" w:cs="Courier New"/>
+          <w:lang w:val="en-US"/>
+        </w:rPr>
+        <w:t>rtr</w:t>
+      </w:r>
+      <w:proofErr w:type="spellEnd"/>
+      <w:r>
+        <w:rPr>
+          <w:rFonts w:ascii="Courier New" w:hAnsi="Courier New" w:cs="Courier New"/>
+        </w:rPr>
+        <w:t xml:space="preserve"> </w:t>
+      </w:r>
+      <w:r>
+        <w:rPr>
+          <w:rFonts w:ascii="Courier New" w:hAnsi="Courier New" w:cs="Courier New"/>
+          <w:lang w:val="en-US"/>
+        </w:rPr>
+        <w:t>shot</w:t>
+      </w:r>
+      <w:r>
+        <w:rPr>
+          <w:rFonts w:ascii="Courier New" w:hAnsi="Courier New" w:cs="Courier New"/>
+        </w:rPr>
+        <w:t>-</w:t>
+      </w:r>
+      <w:r>
+        <w:rPr>
+          <w:rFonts w:ascii="Courier New" w:hAnsi="Courier New" w:cs="Courier New"/>
+          <w:lang w:val="en-US"/>
+        </w:rPr>
+        <w:t>check</w:t>
+      </w:r>
+      <w:r>
+        <w:t xml:space="preserve"> проверяет их локально, </w:t>
+      </w:r>
+      <w:proofErr w:type="spellStart"/>
+      <w:r>
+        <w:rPr>
+          <w:rFonts w:ascii="Courier New" w:hAnsi="Courier New" w:cs="Courier New"/>
+          <w:lang w:val="en-US"/>
+        </w:rPr>
+        <w:t>rtr</w:t>
+      </w:r>
+      <w:proofErr w:type="spellEnd"/>
+      <w:r>
+        <w:rPr>
+          <w:rFonts w:ascii="Courier New" w:hAnsi="Courier New" w:cs="Courier New"/>
+        </w:rPr>
+        <w:t xml:space="preserve"> </w:t>
+      </w:r>
+      <w:r>
+        <w:rPr>
+          <w:rFonts w:ascii="Courier New" w:hAnsi="Courier New" w:cs="Courier New"/>
+          <w:lang w:val="en-US"/>
+        </w:rPr>
+        <w:t>shot</w:t>
+      </w:r>
+      <w:r>
+        <w:rPr>
+          <w:rFonts w:ascii="Courier New" w:hAnsi="Courier New" w:cs="Courier New"/>
+        </w:rPr>
+        <w:t>-</w:t>
+      </w:r>
+      <w:r>
+        <w:rPr>
+          <w:rFonts w:ascii="Courier New" w:hAnsi="Courier New" w:cs="Courier New"/>
+          <w:lang w:val="en-US"/>
+        </w:rPr>
+        <w:t>check</w:t>
+      </w:r>
+      <w:r>
+        <w:rPr>
+          <w:rFonts w:ascii="Courier New" w:hAnsi="Courier New" w:cs="Courier New"/>
+        </w:rPr>
+        <w:t>-</w:t>
+      </w:r>
+      <w:r>
+        <w:rPr>
+          <w:rFonts w:ascii="Courier New" w:hAnsi="Courier New" w:cs="Courier New"/>
+          <w:lang w:val="en-US"/>
+        </w:rPr>
+        <w:t>ci</w:t>
+      </w:r>
+      <w:r>
+        <w:t xml:space="preserve"> выполняет проверку в </w:t>
+      </w:r>
+      <w:r>
+        <w:rPr>
+          <w:lang w:val="en-US"/>
+        </w:rPr>
+        <w:t>CI</w:t>
+      </w:r>
+      <w:r>
+        <w:t xml:space="preserve"> без повторной сборки, а </w:t>
+      </w:r>
+      <w:proofErr w:type="spellStart"/>
+      <w:r>
+        <w:rPr>
+          <w:rFonts w:ascii="Courier New" w:hAnsi="Courier New" w:cs="Courier New"/>
+          <w:lang w:val="en-US"/>
+        </w:rPr>
+        <w:t>rtr</w:t>
+      </w:r>
+      <w:proofErr w:type="spellEnd"/>
+      <w:r>
+        <w:rPr>
+          <w:rFonts w:ascii="Courier New" w:hAnsi="Courier New" w:cs="Courier New"/>
+        </w:rPr>
+        <w:t xml:space="preserve"> </w:t>
+      </w:r>
+      <w:r>
+        <w:rPr>
+          <w:rFonts w:ascii="Courier New" w:hAnsi="Courier New" w:cs="Courier New"/>
+          <w:lang w:val="en-US"/>
+        </w:rPr>
+        <w:t>shot</w:t>
+      </w:r>
+      <w:r>
+        <w:rPr>
+          <w:rFonts w:ascii="Courier New" w:hAnsi="Courier New" w:cs="Courier New"/>
+        </w:rPr>
+        <w:t>-</w:t>
+      </w:r>
+      <w:r>
+        <w:rPr>
+          <w:rFonts w:ascii="Courier New" w:hAnsi="Courier New" w:cs="Courier New"/>
+          <w:lang w:val="en-US"/>
+        </w:rPr>
+        <w:t>ci</w:t>
+      </w:r>
+      <w:r>
+        <w:t xml:space="preserve"> обновляет и фиксирует скриншоты в </w:t>
+      </w:r>
+      <w:r>
+        <w:rPr>
+          <w:lang w:val="en-US"/>
+        </w:rPr>
+        <w:t>CI</w:t>
+      </w:r>
+      <w:r>
+        <w:t>. Благодаря этому визуальная проверка становится частью существующего рабочего процесса, а не отдельной утилитой с независимыми правилами запуска.</w:t>
+      </w:r>
+    </w:p>
+    <w:p>
+      <w:pPr>
+        <w:rPr>
+          <w:lang w:val="en-US"/>
+        </w:rPr>
+      </w:pPr>
+      <w:r>
+        <w:t xml:space="preserve">Для хранения эталонных изображений выбран файловый подход. </w:t>
+      </w:r>
+      <w:r>
+        <w:rPr>
+          <w:lang w:val="en-US"/>
+        </w:rPr>
+        <w:t>PNG</w:t>
+      </w:r>
+      <w:r>
+        <w:t xml:space="preserve">-файлы размещаются в </w:t>
+      </w:r>
+      <w:proofErr w:type="gramStart"/>
+      <w:r>
+        <w:t xml:space="preserve">директории </w:t>
+      </w:r>
+      <w:r>
+        <w:rPr>
+          <w:rFonts w:ascii="Courier New" w:hAnsi="Courier New" w:cs="Courier New"/>
+        </w:rPr>
+        <w:t>.</w:t>
+      </w:r>
+      <w:r>
+        <w:rPr>
+          <w:rFonts w:ascii="Courier New" w:hAnsi="Courier New" w:cs="Courier New"/>
+          <w:lang w:val="en-US"/>
+        </w:rPr>
+        <w:t>storybook</w:t>
+      </w:r>
+      <w:proofErr w:type="gramEnd"/>
+      <w:r>
+        <w:t xml:space="preserve"> внутри проверяемого пакета, например </w:t>
+      </w:r>
+      <w:r>
+        <w:rPr>
+          <w:rFonts w:ascii="Courier New" w:hAnsi="Courier New" w:cs="Courier New"/>
+          <w:lang w:val="en-US"/>
+        </w:rPr>
+        <w:t>packages</w:t>
+      </w:r>
+      <w:r>
+        <w:rPr>
+          <w:rFonts w:ascii="Courier New" w:hAnsi="Courier New" w:cs="Courier New"/>
+        </w:rPr>
+        <w:t>/</w:t>
+      </w:r>
+      <w:r>
+        <w:rPr>
+          <w:rFonts w:ascii="Courier New" w:hAnsi="Courier New" w:cs="Courier New"/>
+          <w:lang w:val="en-US"/>
+        </w:rPr>
+        <w:t>demo</w:t>
+      </w:r>
+      <w:proofErr w:type="gramStart"/>
+      <w:r>
+        <w:rPr>
+          <w:rFonts w:ascii="Courier New" w:hAnsi="Courier New" w:cs="Courier New"/>
+        </w:rPr>
+        <w:t>/.</w:t>
+      </w:r>
+      <w:r>
+        <w:rPr>
+          <w:rFonts w:ascii="Courier New" w:hAnsi="Courier New" w:cs="Courier New"/>
+          <w:lang w:val="en-US"/>
+        </w:rPr>
+        <w:t>storybook</w:t>
+      </w:r>
+      <w:proofErr w:type="gramEnd"/>
+      <w:r>
+        <w:t>. Путь к изображению формируется из имени истории и приводится к нижнему регистру. Такой способ хранения прост, прозрачен для разработчика и хорошо работает с системой контроля версий: изменения эталонов можно увидеть и обсудить в запросе на слияние вместе с изменениями кода.</w:t>
+      </w:r>
+    </w:p>
+    <w:p>
+      <w:pPr>
+        <w:rPr>
+          <w:lang w:val="en-US"/>
+        </w:rPr>
+      </w:pPr>
+      <w:r>
+        <w:t xml:space="preserve">Таким образом, выбранный стек соответствует задаче работы: </w:t>
+      </w:r>
+      <w:r>
+        <w:rPr>
+          <w:lang w:val="en-US"/>
+        </w:rPr>
+        <w:t>React</w:t>
+      </w:r>
+      <w:r>
+        <w:t xml:space="preserve"> и </w:t>
+      </w:r>
+      <w:r>
+        <w:rPr>
+          <w:lang w:val="en-US"/>
+        </w:rPr>
+        <w:t>TypeScript</w:t>
+      </w:r>
+      <w:r>
+        <w:t xml:space="preserve"> обеспечивают типизированное описание реальных компонентов, </w:t>
+      </w:r>
+      <w:r>
+        <w:rPr>
+          <w:lang w:val="en-US"/>
+        </w:rPr>
+        <w:t>Vite</w:t>
+      </w:r>
+      <w:r>
+        <w:t xml:space="preserve"> предоставляет сборку и предварительный просмотр приложения, </w:t>
+      </w:r>
+      <w:r>
+        <w:rPr>
+          <w:lang w:val="en-US"/>
+        </w:rPr>
+        <w:t>Puppeteer</w:t>
+      </w:r>
+      <w:r>
+        <w:t xml:space="preserve"> автоматизирует браузер и снятие </w:t>
+      </w:r>
+      <w:r>
+        <w:rPr>
+          <w:lang w:val="en-US"/>
+        </w:rPr>
+        <w:t>PNG</w:t>
+      </w:r>
+      <w:r>
+        <w:t xml:space="preserve">, </w:t>
+      </w:r>
+      <w:proofErr w:type="spellStart"/>
+      <w:r>
+        <w:rPr>
+          <w:rFonts w:ascii="Courier New" w:hAnsi="Courier New" w:cs="Courier New"/>
+          <w:lang w:val="en-US"/>
+        </w:rPr>
+        <w:t>rtr</w:t>
+      </w:r>
+      <w:proofErr w:type="spellEnd"/>
+      <w:r>
+        <w:t xml:space="preserve"> встраивает проверку в процесс разработки, а файловое хранение эталонов делает результаты контроля явными и проверяемыми.</w:t>
+      </w:r>
+    </w:p>
+    <w:p>
+      <w:pPr>
+        <w:pStyle w:val="Heading2"/>
+      </w:pPr>
+      <w:bookmarkStart w:id="15" w:name="_Toc232435009"/>
+      <w:r>
+        <w:t>Выводы аналитической части</w:t>
+      </w:r>
+      <w:bookmarkEnd w:id="15"/>
+    </w:p>
+    <w:p>
+      <w:r>
+        <w:t>В аналитической части была рассмотрена проблема контроля качества дизайн-системы и показано, что обычные модульные тесты не покрывают внешний вид интерфейса. Визуальные регрессии требуют отдельного механизма обнаружения, потому что они часто проявляются в CSS, темах, размерах и композиции компонентов, а не в ошибках вычислений.</w:t>
+      </w:r>
+    </w:p>
+    <w:p>
+      <w:pPr>
+        <w:rPr>
+          <w:lang w:val="en-US"/>
+        </w:rPr>
+      </w:pPr>
+      <w:r>
+        <w:t xml:space="preserve">Сравнение подходов показало, что ручная проверка недостаточно масштабируема, внешний каталог компонентов требует дополнительной интеграции и увеличивает </w:t>
+      </w:r>
+      <w:r>
+        <w:lastRenderedPageBreak/>
+        <w:t xml:space="preserve">зависимость от внешнего инструментального стека, а отдельные скриншот-тесты создают дублирование сценариев. Наиболее подходящим решением для </w:t>
+      </w:r>
+      <w:r>
+        <w:rPr>
+          <w:lang w:val="en-US"/>
+        </w:rPr>
+        <w:t>Reactor</w:t>
+      </w:r>
+      <w:r>
+        <w:t xml:space="preserve"> является собственный </w:t>
+      </w:r>
+      <w:r>
+        <w:rPr>
+          <w:lang w:val="en-US"/>
+        </w:rPr>
+        <w:t>Storybook</w:t>
+      </w:r>
+      <w:r>
+        <w:t>-подобный инструмент, объединяющий интерактивную документацию и визуальное регрессионное тестирование.</w:t>
+      </w:r>
+    </w:p>
+    <w:p>
+      <w:pPr>
+        <w:rPr>
+          <w:lang w:val="en-US"/>
+        </w:rPr>
+      </w:pPr>
+      <w:r>
+        <w:t xml:space="preserve">Выбранный технологический стек соответствует архитектуре платформы: </w:t>
+      </w:r>
+      <w:r>
+        <w:rPr>
+          <w:lang w:val="en-US"/>
+        </w:rPr>
+        <w:t>React</w:t>
+      </w:r>
+      <w:r>
+        <w:t xml:space="preserve"> используется для компонентов, </w:t>
+      </w:r>
+      <w:r>
+        <w:rPr>
+          <w:lang w:val="en-US"/>
+        </w:rPr>
+        <w:t>TypeScript</w:t>
+      </w:r>
+      <w:r>
+        <w:t xml:space="preserve"> </w:t>
+      </w:r>
+      <w:r>
+        <w:t>–</w:t>
+      </w:r>
+      <w:r>
+        <w:t xml:space="preserve"> для типизации модели историй, </w:t>
+      </w:r>
+      <w:r>
+        <w:rPr>
+          <w:lang w:val="en-US"/>
+        </w:rPr>
+        <w:t>Vite</w:t>
+      </w:r>
+      <w:r>
+        <w:t xml:space="preserve"> </w:t>
+      </w:r>
+      <w:r>
+        <w:t>–</w:t>
+      </w:r>
+      <w:r>
+        <w:t xml:space="preserve"> для сборки и предварительного просмотра, </w:t>
+      </w:r>
+      <w:r>
+        <w:rPr>
+          <w:lang w:val="en-US"/>
+        </w:rPr>
+        <w:t>Puppeteer</w:t>
+      </w:r>
+      <w:r>
+        <w:t xml:space="preserve"> </w:t>
+      </w:r>
+      <w:r>
+        <w:t>–</w:t>
+      </w:r>
+      <w:r>
+        <w:t xml:space="preserve"> для снятия скриншотов, </w:t>
+      </w:r>
+      <w:proofErr w:type="spellStart"/>
+      <w:r>
+        <w:rPr>
+          <w:rFonts w:ascii="Courier New" w:hAnsi="Courier New" w:cs="Courier New"/>
+          <w:lang w:val="en-US"/>
+        </w:rPr>
+        <w:t>rtr</w:t>
+      </w:r>
+      <w:proofErr w:type="spellEnd"/>
+      <w:r>
+        <w:t xml:space="preserve"> </w:t>
+      </w:r>
+      <w:r>
+        <w:t>–</w:t>
+      </w:r>
+      <w:r>
+        <w:t xml:space="preserve"> для запуска команд разработки. Ключевая идея решения состоит в том, что пресеты являются одновременно пользовательскими состояниями и тестовыми сценариями.</w:t>
+      </w:r>
+    </w:p>
+    <w:p>
+      <w:pPr>
+        <w:rPr>
+          <w:lang w:val="en-US"/>
+        </w:rPr>
+      </w:pPr>
+      <w:r>
+        <w:t xml:space="preserve">Таким образом, аналитическая часть подтверждает необходимость разработки </w:t>
+      </w:r>
+      <w:r>
+        <w:rPr>
+          <w:lang w:val="en-US"/>
+        </w:rPr>
+        <w:t>Reactor</w:t>
+      </w:r>
+      <w:r>
+        <w:t xml:space="preserve"> </w:t>
+      </w:r>
+      <w:r>
+        <w:rPr>
+          <w:lang w:val="en-US"/>
+        </w:rPr>
+        <w:t>Storybook</w:t>
+      </w:r>
+      <w:r>
+        <w:t xml:space="preserve"> и связанного конвейера скриншот-тестирования. Далее в конструкторской части рассматривается архитектура реализованного решения, поток данных и особенности внедрения в демонстрационное приложение.</w:t>
+      </w:r>
+    </w:p>
+    <w:p>
+      <w:pPr>
+        <w:spacing w:line="240" w:lineRule="auto"/>
+        <w:ind w:firstLine="0"/>
+        <w:jc w:val="left"/>
+        <w:rPr>
+          <w:lang w:val="en-US"/>
+        </w:rPr>
+      </w:pPr>
+      <w:r>
+        <w:rPr>
+          <w:lang w:val="en-US"/>
+        </w:rPr>
+        <w:br w:type="page"/>
+      </w:r>
+    </w:p>
+    <w:p>
+      <w:pPr>
+        <w:pStyle w:val="Heading1"/>
+      </w:pPr>
+      <w:bookmarkStart w:id="16" w:name="_Toc232435010"/>
+      <w:r>
+        <w:lastRenderedPageBreak/>
+        <w:t>Конструкторская часть</w:t>
+      </w:r>
+      <w:bookmarkEnd w:id="16"/>
+    </w:p>
+    <w:p>
+      <w:pPr>
+        <w:pStyle w:val="Heading2"/>
+      </w:pPr>
+      <w:bookmarkStart w:id="17" w:name="_Toc232435011"/>
+      <w:r>
+        <w:t xml:space="preserve">Общая архитектура </w:t>
+      </w:r>
+      <w:r>
+        <w:rPr>
+          <w:lang w:val="en-US"/>
+        </w:rPr>
+        <w:t>Reactor Storybook</w:t>
+      </w:r>
+      <w:bookmarkEnd w:id="17"/>
+    </w:p>
+    <w:p/>
     <w:sectPr>
-      <w:footerReference w:type="default" r:id="rId8"/>
+      <w:footerReference w:type="default" r:id="rId9"/>
       <w:pgSz w:w="11906" w:h="16838" w:code="9"/>
       <w:pgMar w:top="1134" w:right="567" w:bottom="1134" w:left="1701" w:header="720" w:footer="720" w:gutter="0"/>
       <w:cols w:space="720"/>
@@ -9599,6 +12727,55 @@
 </file>
 
 <file path=word/footer1.xml><?xml version="1.0" encoding="utf-8"?>
+<w:ftr xmlns:wpc="http://schemas.microsoft.com/office/word/2010/wordprocessingCanvas" xmlns:cx="http://schemas.microsoft.com/office/drawing/2014/chartex" xmlns:cx1="http://schemas.microsoft.com/office/drawing/2015/9/8/chartex" xmlns:cx2="http://schemas.microsoft.com/office/drawing/2015/10/21/chartex" xmlns:cx3="http://schemas.microsoft.com/office/drawing/2016/5/9/chartex" xmlns:cx4="http://schemas.microsoft.com/office/drawing/2016/5/10/chartex" xmlns:cx5="http://schemas.microsoft.com/office/drawing/2016/5/11/chartex" xmlns:cx6="http://schemas.microsoft.com/office/drawing/2016/5/12/chartex" xmlns:cx7="http://schemas.microsoft.com/office/drawing/2016/5/13/chartex" xmlns:cx8="http://schemas.microsoft.com/office/drawing/2016/5/14/chartex" xmlns:mc="http://schemas.openxmlformats.org/markup-compatibility/2006" xmlns:aink="http://schemas.microsoft.com/office/drawing/2016/ink" xmlns:am3d="http://schemas.microsoft.com/office/drawing/2017/model3d" xmlns:o="urn:schemas-microsoft-com:office:office" xmlns:oel="http://schemas.microsoft.com/office/2019/extlst" xmlns:r="http://schemas.openxmlformats.org/officeDocument/2006/relationships" xmlns:m="http://schemas.openxmlformats.org/officeDocument/2006/math" xmlns:v="urn:schemas-microsoft-com:vml" xmlns:wp14="http://schemas.microsoft.com/office/word/2010/wordprocessingDrawing" xmlns:wp="http://schemas.openxmlformats.org/drawingml/2006/wordprocessingDrawing" xmlns:w10="urn:schemas-microsoft-com:office:word" xmlns:w="http://schemas.openxmlformats.org/wordprocessingml/2006/main" xmlns:w14="http://schemas.microsoft.com/office/word/2010/wordml" xmlns:w15="http://schemas.microsoft.com/office/word/2012/wordml" xmlns:w16cex="http://schemas.microsoft.com/office/word/2018/wordml/cex" xmlns:w16cid="http://schemas.microsoft.com/office/word/2016/wordml/cid" xmlns:w16="http://schemas.microsoft.com/office/word/2018/wordml" xmlns:w16du="http://schemas.microsoft.com/office/word/2023/wordml/word16du" xmlns:w16sdtdh="http://schemas.microsoft.com/office/word/2020/wordml/sdtdatahash" xmlns:w16sdtfl="http://schemas.microsoft.com/office/word/2024/wordml/sdtformatlock" xmlns:w16se="http://schemas.microsoft.com/office/word/2015/wordml/symex" xmlns:wpg="http://schemas.microsoft.com/office/word/2010/wordprocessingGroup" xmlns:wpi="http://schemas.microsoft.com/office/word/2010/wordprocessingInk" xmlns:wne="http://schemas.microsoft.com/office/word/2006/wordml" xmlns:wps="http://schemas.microsoft.com/office/word/2010/wordprocessingShape" mc:Ignorable="w14 w15 w16se w16cid w16 w16cex w16sdtdh w16sdtfl w16du wp14">
+  <w:sdt>
+    <w:sdtPr>
+      <w:id w:val="855764417"/>
+      <w:docPartObj>
+        <w:docPartGallery w:val="Page Numbers (Bottom of Page)"/>
+        <w:docPartUnique/>
+      </w:docPartObj>
+    </w:sdtPr>
+    <w:sdtEndPr>
+      <w:rPr>
+        <w:noProof/>
+      </w:rPr>
+    </w:sdtEndPr>
+    <w:sdtContent>
+      <w:p>
+        <w:pPr>
+          <w:pStyle w:val="Footer"/>
+          <w:ind w:firstLine="0"/>
+          <w:jc w:val="center"/>
+        </w:pPr>
+        <w:r>
+          <w:fldChar w:fldCharType="begin"/>
+        </w:r>
+        <w:r>
+          <w:instrText xml:space="preserve"> PAGE   \* MERGEFORMAT </w:instrText>
+        </w:r>
+        <w:r>
+          <w:fldChar w:fldCharType="separate"/>
+        </w:r>
+        <w:r>
+          <w:rPr>
+            <w:noProof/>
+          </w:rPr>
+          <w:t>2</w:t>
+        </w:r>
+        <w:r>
+          <w:rPr>
+            <w:noProof/>
+          </w:rPr>
+          <w:fldChar w:fldCharType="end"/>
+        </w:r>
+      </w:p>
+    </w:sdtContent>
+  </w:sdt>
+</w:ftr>
+</file>
+
+<file path=word/footer2.xml><?xml version="1.0" encoding="utf-8"?>
 <w:ftr xmlns:wpc="http://schemas.microsoft.com/office/word/2010/wordprocessingCanvas" xmlns:cx="http://schemas.microsoft.com/office/drawing/2014/chartex" xmlns:cx1="http://schemas.microsoft.com/office/drawing/2015/9/8/chartex" xmlns:cx2="http://schemas.microsoft.com/office/drawing/2015/10/21/chartex" xmlns:cx3="http://schemas.microsoft.com/office/drawing/2016/5/9/chartex" xmlns:cx4="http://schemas.microsoft.com/office/drawing/2016/5/10/chartex" xmlns:cx5="http://schemas.microsoft.com/office/drawing/2016/5/11/chartex" xmlns:cx6="http://schemas.microsoft.com/office/drawing/2016/5/12/chartex" xmlns:cx7="http://schemas.microsoft.com/office/drawing/2016/5/13/chartex" xmlns:cx8="http://schemas.microsoft.com/office/drawing/2016/5/14/chartex" xmlns:mc="http://schemas.openxmlformats.org/markup-compatibility/2006" xmlns:aink="http://schemas.microsoft.com/office/drawing/2016/ink" xmlns:am3d="http://schemas.microsoft.com/office/drawing/2017/model3d" xmlns:o="urn:schemas-microsoft-com:office:office" xmlns:oel="http://schemas.microsoft.com/office/2019/extlst" xmlns:r="http://schemas.openxmlformats.org/officeDocument/2006/relationships" xmlns:m="http://schemas.openxmlformats.org/officeDocument/2006/math" xmlns:v="urn:schemas-microsoft-com:vml" xmlns:wp14="http://schemas.microsoft.com/office/word/2010/wordprocessingDrawing" xmlns:wp="http://schemas.openxmlformats.org/drawingml/2006/wordprocessingDrawing" xmlns:w10="urn:schemas-microsoft-com:office:word" xmlns:w="http://schemas.openxmlformats.org/wordprocessingml/2006/main" xmlns:w14="http://schemas.microsoft.com/office/word/2010/wordml" xmlns:w15="http://schemas.microsoft.com/office/word/2012/wordml" xmlns:w16cex="http://schemas.microsoft.com/office/word/2018/wordml/cex" xmlns:w16cid="http://schemas.microsoft.com/office/word/2016/wordml/cid" xmlns:w16="http://schemas.microsoft.com/office/word/2018/wordml" xmlns:w16du="http://schemas.microsoft.com/office/word/2023/wordml/word16du" xmlns:w16sdtdh="http://schemas.microsoft.com/office/word/2020/wordml/sdtdatahash" xmlns:w16sdtfl="http://schemas.microsoft.com/office/word/2024/wordml/sdtformatlock" xmlns:w16se="http://schemas.microsoft.com/office/word/2015/wordml/symex" xmlns:wpg="http://schemas.microsoft.com/office/word/2010/wordprocessingGroup" xmlns:wpi="http://schemas.microsoft.com/office/word/2010/wordprocessingInk" xmlns:wne="http://schemas.microsoft.com/office/word/2006/wordml" xmlns:wps="http://schemas.microsoft.com/office/word/2010/wordprocessingShape" mc:Ignorable="w14 w15 w16se w16cid w16 w16cex w16sdtdh w16sdtfl w16du wp14">
   <w:sdt>
     <w:sdtPr>
@@ -11473,6 +14650,22 @@
       <w:sz w:val="24"/>
     </w:rPr>
   </w:style>
+  <w:style w:type="table" w:styleId="TableGrid">
+    <w:name w:val="Table Grid"/>
+    <w:basedOn w:val="TableNormal"/>
+    <w:uiPriority w:val="39"/>
+    <w:rsid w:val="003C32BB"/>
+    <w:tblPr>
+      <w:tblBorders>
+        <w:top w:val="single" w:sz="4" w:space="0" w:color="auto"/>
+        <w:left w:val="single" w:sz="4" w:space="0" w:color="auto"/>
+        <w:bottom w:val="single" w:sz="4" w:space="0" w:color="auto"/>
+        <w:right w:val="single" w:sz="4" w:space="0" w:color="auto"/>
+        <w:insideH w:val="single" w:sz="4" w:space="0" w:color="auto"/>
+        <w:insideV w:val="single" w:sz="4" w:space="0" w:color="auto"/>
+      </w:tblBorders>
+    </w:tblPr>
+  </w:style>
 </w:styles>
 </file>
 

--- a/Диплом.docx
+++ b/Диплом.docx
@@ -3718,6 +3718,7 @@
         </w:tabs>
         <w:rPr>
           <w:rFonts w:eastAsiaTheme="minorEastAsia"/>
+          <w:noProof/>
           <w:kern w:val="2"/>
           <w:szCs w:val="24"/>
           <w:lang w:eastAsia="ru-RU"/>
@@ -3733,24 +3734,50 @@
         <w:fldChar w:fldCharType="separate"/>
       </w:r>
       <w:r>
+        <w:rPr>
+          <w:noProof/>
+        </w:rPr>
         <w:t>Определения, обозначения и сокращения</w:t>
       </w:r>
       <w:r>
+        <w:rPr>
+          <w:noProof/>
+        </w:rPr>
         <w:tab/>
       </w:r>
       <w:r>
+        <w:rPr>
+          <w:noProof/>
+        </w:rPr>
         <w:fldChar w:fldCharType="begin"/>
       </w:r>
       <w:r>
-        <w:instrText xml:space="preserve"> PAGEREF _Toc232434994 \h </w:instrText>
-      </w:r>
-      <w:r>
+        <w:rPr>
+          <w:noProof/>
+        </w:rPr>
+        <w:instrText xml:space="preserve"> PAGEREF _Toc232546680 \h </w:instrText>
+      </w:r>
+      <w:r>
+        <w:rPr>
+          <w:noProof/>
+        </w:rPr>
+      </w:r>
+      <w:r>
+        <w:rPr>
+          <w:noProof/>
+        </w:rPr>
         <w:fldChar w:fldCharType="separate"/>
       </w:r>
       <w:r>
-        <w:t>5</w:t>
-      </w:r>
-      <w:r>
+        <w:rPr>
+          <w:noProof/>
+        </w:rPr>
+        <w:t>6</w:t>
+      </w:r>
+      <w:r>
+        <w:rPr>
+          <w:noProof/>
+        </w:rPr>
         <w:fldChar w:fldCharType="end"/>
       </w:r>
     </w:p>
@@ -3762,30 +3789,57 @@
         </w:tabs>
         <w:rPr>
           <w:rFonts w:eastAsiaTheme="minorEastAsia"/>
+          <w:noProof/>
           <w:kern w:val="2"/>
           <w:szCs w:val="24"/>
           <w:lang w:eastAsia="ru-RU"/>
         </w:rPr>
       </w:pPr>
       <w:r>
+        <w:rPr>
+          <w:noProof/>
+        </w:rPr>
         <w:t>Введение</w:t>
       </w:r>
       <w:r>
+        <w:rPr>
+          <w:noProof/>
+        </w:rPr>
         <w:tab/>
       </w:r>
       <w:r>
+        <w:rPr>
+          <w:noProof/>
+        </w:rPr>
         <w:fldChar w:fldCharType="begin"/>
       </w:r>
       <w:r>
-        <w:instrText xml:space="preserve"> PAGEREF _Toc232434995 \h </w:instrText>
-      </w:r>
-      <w:r>
+        <w:rPr>
+          <w:noProof/>
+        </w:rPr>
+        <w:instrText xml:space="preserve"> PAGEREF _Toc232546681 \h </w:instrText>
+      </w:r>
+      <w:r>
+        <w:rPr>
+          <w:noProof/>
+        </w:rPr>
+      </w:r>
+      <w:r>
+        <w:rPr>
+          <w:noProof/>
+        </w:rPr>
         <w:fldChar w:fldCharType="separate"/>
       </w:r>
       <w:r>
-        <w:t>7</w:t>
-      </w:r>
-      <w:r>
+        <w:rPr>
+          <w:noProof/>
+        </w:rPr>
+        <w:t>8</w:t>
+      </w:r>
+      <w:r>
+        <w:rPr>
+          <w:noProof/>
+        </w:rPr>
         <w:fldChar w:fldCharType="end"/>
       </w:r>
     </w:p>
@@ -3797,30 +3851,57 @@
         </w:tabs>
         <w:rPr>
           <w:rFonts w:eastAsiaTheme="minorEastAsia"/>
+          <w:noProof/>
           <w:kern w:val="2"/>
           <w:szCs w:val="24"/>
           <w:lang w:eastAsia="ru-RU"/>
         </w:rPr>
       </w:pPr>
       <w:r>
+        <w:rPr>
+          <w:noProof/>
+        </w:rPr>
         <w:t>1 Постановка задачи</w:t>
       </w:r>
       <w:r>
+        <w:rPr>
+          <w:noProof/>
+        </w:rPr>
         <w:tab/>
       </w:r>
       <w:r>
+        <w:rPr>
+          <w:noProof/>
+        </w:rPr>
         <w:fldChar w:fldCharType="begin"/>
       </w:r>
       <w:r>
-        <w:instrText xml:space="preserve"> PAGEREF _Toc232434996 \h </w:instrText>
-      </w:r>
-      <w:r>
+        <w:rPr>
+          <w:noProof/>
+        </w:rPr>
+        <w:instrText xml:space="preserve"> PAGEREF _Toc232546682 \h </w:instrText>
+      </w:r>
+      <w:r>
+        <w:rPr>
+          <w:noProof/>
+        </w:rPr>
+      </w:r>
+      <w:r>
+        <w:rPr>
+          <w:noProof/>
+        </w:rPr>
         <w:fldChar w:fldCharType="separate"/>
       </w:r>
       <w:r>
-        <w:t>10</w:t>
-      </w:r>
-      <w:r>
+        <w:rPr>
+          <w:noProof/>
+        </w:rPr>
+        <w:t>11</w:t>
+      </w:r>
+      <w:r>
+        <w:rPr>
+          <w:noProof/>
+        </w:rPr>
         <w:fldChar w:fldCharType="end"/>
       </w:r>
     </w:p>
@@ -3832,30 +3913,57 @@
         </w:tabs>
         <w:rPr>
           <w:rFonts w:eastAsiaTheme="minorEastAsia"/>
+          <w:noProof/>
           <w:kern w:val="2"/>
           <w:szCs w:val="24"/>
           <w:lang w:eastAsia="ru-RU"/>
         </w:rPr>
       </w:pPr>
       <w:r>
+        <w:rPr>
+          <w:noProof/>
+        </w:rPr>
         <w:t>1.1 Описание проблемы</w:t>
       </w:r>
       <w:r>
+        <w:rPr>
+          <w:noProof/>
+        </w:rPr>
         <w:tab/>
       </w:r>
       <w:r>
+        <w:rPr>
+          <w:noProof/>
+        </w:rPr>
         <w:fldChar w:fldCharType="begin"/>
       </w:r>
       <w:r>
-        <w:instrText xml:space="preserve"> PAGEREF _Toc232434997 \h </w:instrText>
-      </w:r>
-      <w:r>
+        <w:rPr>
+          <w:noProof/>
+        </w:rPr>
+        <w:instrText xml:space="preserve"> PAGEREF _Toc232546683 \h </w:instrText>
+      </w:r>
+      <w:r>
+        <w:rPr>
+          <w:noProof/>
+        </w:rPr>
+      </w:r>
+      <w:r>
+        <w:rPr>
+          <w:noProof/>
+        </w:rPr>
         <w:fldChar w:fldCharType="separate"/>
       </w:r>
       <w:r>
-        <w:t>10</w:t>
-      </w:r>
-      <w:r>
+        <w:rPr>
+          <w:noProof/>
+        </w:rPr>
+        <w:t>11</w:t>
+      </w:r>
+      <w:r>
+        <w:rPr>
+          <w:noProof/>
+        </w:rPr>
         <w:fldChar w:fldCharType="end"/>
       </w:r>
     </w:p>
@@ -3867,30 +3975,57 @@
         </w:tabs>
         <w:rPr>
           <w:rFonts w:eastAsiaTheme="minorEastAsia"/>
+          <w:noProof/>
           <w:kern w:val="2"/>
           <w:szCs w:val="24"/>
           <w:lang w:eastAsia="ru-RU"/>
         </w:rPr>
       </w:pPr>
       <w:r>
+        <w:rPr>
+          <w:noProof/>
+        </w:rPr>
         <w:t>1.2 Актуальность проблемы</w:t>
       </w:r>
       <w:r>
+        <w:rPr>
+          <w:noProof/>
+        </w:rPr>
         <w:tab/>
       </w:r>
       <w:r>
+        <w:rPr>
+          <w:noProof/>
+        </w:rPr>
         <w:fldChar w:fldCharType="begin"/>
       </w:r>
       <w:r>
-        <w:instrText xml:space="preserve"> PAGEREF _Toc232434998 \h </w:instrText>
-      </w:r>
-      <w:r>
+        <w:rPr>
+          <w:noProof/>
+        </w:rPr>
+        <w:instrText xml:space="preserve"> PAGEREF _Toc232546684 \h </w:instrText>
+      </w:r>
+      <w:r>
+        <w:rPr>
+          <w:noProof/>
+        </w:rPr>
+      </w:r>
+      <w:r>
+        <w:rPr>
+          <w:noProof/>
+        </w:rPr>
         <w:fldChar w:fldCharType="separate"/>
       </w:r>
       <w:r>
-        <w:t>11</w:t>
-      </w:r>
-      <w:r>
+        <w:rPr>
+          <w:noProof/>
+        </w:rPr>
+        <w:t>12</w:t>
+      </w:r>
+      <w:r>
+        <w:rPr>
+          <w:noProof/>
+        </w:rPr>
         <w:fldChar w:fldCharType="end"/>
       </w:r>
     </w:p>
@@ -3902,30 +4037,57 @@
         </w:tabs>
         <w:rPr>
           <w:rFonts w:eastAsiaTheme="minorEastAsia"/>
+          <w:noProof/>
           <w:kern w:val="2"/>
           <w:szCs w:val="24"/>
           <w:lang w:eastAsia="ru-RU"/>
         </w:rPr>
       </w:pPr>
       <w:r>
+        <w:rPr>
+          <w:noProof/>
+        </w:rPr>
         <w:t>1.3 Постановка задачи</w:t>
       </w:r>
       <w:r>
+        <w:rPr>
+          <w:noProof/>
+        </w:rPr>
         <w:tab/>
       </w:r>
       <w:r>
+        <w:rPr>
+          <w:noProof/>
+        </w:rPr>
         <w:fldChar w:fldCharType="begin"/>
       </w:r>
       <w:r>
-        <w:instrText xml:space="preserve"> PAGEREF _Toc232434999 \h </w:instrText>
-      </w:r>
-      <w:r>
+        <w:rPr>
+          <w:noProof/>
+        </w:rPr>
+        <w:instrText xml:space="preserve"> PAGEREF _Toc232546685 \h </w:instrText>
+      </w:r>
+      <w:r>
+        <w:rPr>
+          <w:noProof/>
+        </w:rPr>
+      </w:r>
+      <w:r>
+        <w:rPr>
+          <w:noProof/>
+        </w:rPr>
         <w:fldChar w:fldCharType="separate"/>
       </w:r>
       <w:r>
-        <w:t>12</w:t>
-      </w:r>
-      <w:r>
+        <w:rPr>
+          <w:noProof/>
+        </w:rPr>
+        <w:t>13</w:t>
+      </w:r>
+      <w:r>
+        <w:rPr>
+          <w:noProof/>
+        </w:rPr>
         <w:fldChar w:fldCharType="end"/>
       </w:r>
     </w:p>
@@ -3937,30 +4099,57 @@
         </w:tabs>
         <w:rPr>
           <w:rFonts w:eastAsiaTheme="minorEastAsia"/>
+          <w:noProof/>
           <w:kern w:val="2"/>
           <w:szCs w:val="24"/>
           <w:lang w:eastAsia="ru-RU"/>
         </w:rPr>
       </w:pPr>
       <w:r>
+        <w:rPr>
+          <w:noProof/>
+        </w:rPr>
         <w:t>1.4 Требования к эксплуатационным характеристикам</w:t>
       </w:r>
       <w:r>
+        <w:rPr>
+          <w:noProof/>
+        </w:rPr>
         <w:tab/>
       </w:r>
       <w:r>
+        <w:rPr>
+          <w:noProof/>
+        </w:rPr>
         <w:fldChar w:fldCharType="begin"/>
       </w:r>
       <w:r>
-        <w:instrText xml:space="preserve"> PAGEREF _Toc232435000 \h </w:instrText>
-      </w:r>
-      <w:r>
+        <w:rPr>
+          <w:noProof/>
+        </w:rPr>
+        <w:instrText xml:space="preserve"> PAGEREF _Toc232546686 \h </w:instrText>
+      </w:r>
+      <w:r>
+        <w:rPr>
+          <w:noProof/>
+        </w:rPr>
+      </w:r>
+      <w:r>
+        <w:rPr>
+          <w:noProof/>
+        </w:rPr>
         <w:fldChar w:fldCharType="separate"/>
       </w:r>
       <w:r>
-        <w:t>13</w:t>
-      </w:r>
-      <w:r>
+        <w:rPr>
+          <w:noProof/>
+        </w:rPr>
+        <w:t>14</w:t>
+      </w:r>
+      <w:r>
+        <w:rPr>
+          <w:noProof/>
+        </w:rPr>
         <w:fldChar w:fldCharType="end"/>
       </w:r>
     </w:p>
@@ -3972,30 +4161,57 @@
         </w:tabs>
         <w:rPr>
           <w:rFonts w:eastAsiaTheme="minorEastAsia"/>
+          <w:noProof/>
           <w:kern w:val="2"/>
           <w:szCs w:val="24"/>
           <w:lang w:eastAsia="ru-RU"/>
         </w:rPr>
       </w:pPr>
       <w:r>
+        <w:rPr>
+          <w:noProof/>
+        </w:rPr>
         <w:t>1.5 Требования к качеству программного продукта</w:t>
       </w:r>
       <w:r>
+        <w:rPr>
+          <w:noProof/>
+        </w:rPr>
         <w:tab/>
       </w:r>
       <w:r>
+        <w:rPr>
+          <w:noProof/>
+        </w:rPr>
         <w:fldChar w:fldCharType="begin"/>
       </w:r>
       <w:r>
-        <w:instrText xml:space="preserve"> PAGEREF _Toc232435001 \h </w:instrText>
-      </w:r>
-      <w:r>
+        <w:rPr>
+          <w:noProof/>
+        </w:rPr>
+        <w:instrText xml:space="preserve"> PAGEREF _Toc232546687 \h </w:instrText>
+      </w:r>
+      <w:r>
+        <w:rPr>
+          <w:noProof/>
+        </w:rPr>
+      </w:r>
+      <w:r>
+        <w:rPr>
+          <w:noProof/>
+        </w:rPr>
         <w:fldChar w:fldCharType="separate"/>
       </w:r>
       <w:r>
-        <w:t>14</w:t>
-      </w:r>
-      <w:r>
+        <w:rPr>
+          <w:noProof/>
+        </w:rPr>
+        <w:t>15</w:t>
+      </w:r>
+      <w:r>
+        <w:rPr>
+          <w:noProof/>
+        </w:rPr>
         <w:fldChar w:fldCharType="end"/>
       </w:r>
     </w:p>
@@ -4007,30 +4223,57 @@
         </w:tabs>
         <w:rPr>
           <w:rFonts w:eastAsiaTheme="minorEastAsia"/>
+          <w:noProof/>
           <w:kern w:val="2"/>
           <w:szCs w:val="24"/>
           <w:lang w:eastAsia="ru-RU"/>
         </w:rPr>
       </w:pPr>
       <w:r>
+        <w:rPr>
+          <w:noProof/>
+        </w:rPr>
         <w:t>1.6 Требования к качеству исходного кода</w:t>
       </w:r>
       <w:r>
+        <w:rPr>
+          <w:noProof/>
+        </w:rPr>
         <w:tab/>
       </w:r>
       <w:r>
+        <w:rPr>
+          <w:noProof/>
+        </w:rPr>
         <w:fldChar w:fldCharType="begin"/>
       </w:r>
       <w:r>
-        <w:instrText xml:space="preserve"> PAGEREF _Toc232435002 \h </w:instrText>
-      </w:r>
-      <w:r>
+        <w:rPr>
+          <w:noProof/>
+        </w:rPr>
+        <w:instrText xml:space="preserve"> PAGEREF _Toc232546688 \h </w:instrText>
+      </w:r>
+      <w:r>
+        <w:rPr>
+          <w:noProof/>
+        </w:rPr>
+      </w:r>
+      <w:r>
+        <w:rPr>
+          <w:noProof/>
+        </w:rPr>
         <w:fldChar w:fldCharType="separate"/>
       </w:r>
       <w:r>
-        <w:t>15</w:t>
-      </w:r>
-      <w:r>
+        <w:rPr>
+          <w:noProof/>
+        </w:rPr>
+        <w:t>16</w:t>
+      </w:r>
+      <w:r>
+        <w:rPr>
+          <w:noProof/>
+        </w:rPr>
         <w:fldChar w:fldCharType="end"/>
       </w:r>
     </w:p>
@@ -4042,30 +4285,57 @@
         </w:tabs>
         <w:rPr>
           <w:rFonts w:eastAsiaTheme="minorEastAsia"/>
+          <w:noProof/>
           <w:kern w:val="2"/>
           <w:szCs w:val="24"/>
           <w:lang w:eastAsia="ru-RU"/>
         </w:rPr>
       </w:pPr>
       <w:r>
+        <w:rPr>
+          <w:noProof/>
+        </w:rPr>
         <w:t>2 Аналитическая часть</w:t>
       </w:r>
       <w:r>
+        <w:rPr>
+          <w:noProof/>
+        </w:rPr>
         <w:tab/>
       </w:r>
       <w:r>
+        <w:rPr>
+          <w:noProof/>
+        </w:rPr>
         <w:fldChar w:fldCharType="begin"/>
       </w:r>
       <w:r>
-        <w:instrText xml:space="preserve"> PAGEREF _Toc232435003 \h </w:instrText>
-      </w:r>
-      <w:r>
+        <w:rPr>
+          <w:noProof/>
+        </w:rPr>
+        <w:instrText xml:space="preserve"> PAGEREF _Toc232546689 \h </w:instrText>
+      </w:r>
+      <w:r>
+        <w:rPr>
+          <w:noProof/>
+        </w:rPr>
+      </w:r>
+      <w:r>
+        <w:rPr>
+          <w:noProof/>
+        </w:rPr>
         <w:fldChar w:fldCharType="separate"/>
       </w:r>
       <w:r>
-        <w:t>17</w:t>
-      </w:r>
-      <w:r>
+        <w:rPr>
+          <w:noProof/>
+        </w:rPr>
+        <w:t>18</w:t>
+      </w:r>
+      <w:r>
+        <w:rPr>
+          <w:noProof/>
+        </w:rPr>
         <w:fldChar w:fldCharType="end"/>
       </w:r>
     </w:p>
@@ -4077,30 +4347,57 @@
         </w:tabs>
         <w:rPr>
           <w:rFonts w:eastAsiaTheme="minorEastAsia"/>
+          <w:noProof/>
           <w:kern w:val="2"/>
           <w:szCs w:val="24"/>
           <w:lang w:eastAsia="ru-RU"/>
         </w:rPr>
       </w:pPr>
       <w:r>
+        <w:rPr>
+          <w:noProof/>
+        </w:rPr>
         <w:t>2.1 Дизайн-система как объект контроля</w:t>
       </w:r>
       <w:r>
+        <w:rPr>
+          <w:noProof/>
+        </w:rPr>
         <w:tab/>
       </w:r>
       <w:r>
+        <w:rPr>
+          <w:noProof/>
+        </w:rPr>
         <w:fldChar w:fldCharType="begin"/>
       </w:r>
       <w:r>
-        <w:instrText xml:space="preserve"> PAGEREF _Toc232435004 \h </w:instrText>
-      </w:r>
-      <w:r>
+        <w:rPr>
+          <w:noProof/>
+        </w:rPr>
+        <w:instrText xml:space="preserve"> PAGEREF _Toc232546690 \h </w:instrText>
+      </w:r>
+      <w:r>
+        <w:rPr>
+          <w:noProof/>
+        </w:rPr>
+      </w:r>
+      <w:r>
+        <w:rPr>
+          <w:noProof/>
+        </w:rPr>
         <w:fldChar w:fldCharType="separate"/>
       </w:r>
       <w:r>
-        <w:t>17</w:t>
-      </w:r>
-      <w:r>
+        <w:rPr>
+          <w:noProof/>
+        </w:rPr>
+        <w:t>18</w:t>
+      </w:r>
+      <w:r>
+        <w:rPr>
+          <w:noProof/>
+        </w:rPr>
         <w:fldChar w:fldCharType="end"/>
       </w:r>
     </w:p>
@@ -4112,30 +4409,57 @@
         </w:tabs>
         <w:rPr>
           <w:rFonts w:eastAsiaTheme="minorEastAsia"/>
+          <w:noProof/>
           <w:kern w:val="2"/>
           <w:szCs w:val="24"/>
           <w:lang w:eastAsia="ru-RU"/>
         </w:rPr>
       </w:pPr>
       <w:r>
+        <w:rPr>
+          <w:noProof/>
+        </w:rPr>
         <w:t>2.2 Визуальные регрессии в пользовательском интерфейсе</w:t>
       </w:r>
       <w:r>
+        <w:rPr>
+          <w:noProof/>
+        </w:rPr>
         <w:tab/>
       </w:r>
       <w:r>
+        <w:rPr>
+          <w:noProof/>
+        </w:rPr>
         <w:fldChar w:fldCharType="begin"/>
       </w:r>
       <w:r>
-        <w:instrText xml:space="preserve"> PAGEREF _Toc232435005 \h </w:instrText>
-      </w:r>
-      <w:r>
+        <w:rPr>
+          <w:noProof/>
+        </w:rPr>
+        <w:instrText xml:space="preserve"> PAGEREF _Toc232546691 \h </w:instrText>
+      </w:r>
+      <w:r>
+        <w:rPr>
+          <w:noProof/>
+        </w:rPr>
+      </w:r>
+      <w:r>
+        <w:rPr>
+          <w:noProof/>
+        </w:rPr>
         <w:fldChar w:fldCharType="separate"/>
       </w:r>
       <w:r>
-        <w:t>17</w:t>
-      </w:r>
-      <w:r>
+        <w:rPr>
+          <w:noProof/>
+        </w:rPr>
+        <w:t>18</w:t>
+      </w:r>
+      <w:r>
+        <w:rPr>
+          <w:noProof/>
+        </w:rPr>
         <w:fldChar w:fldCharType="end"/>
       </w:r>
     </w:p>
@@ -4147,30 +4471,57 @@
         </w:tabs>
         <w:rPr>
           <w:rFonts w:eastAsiaTheme="minorEastAsia"/>
+          <w:noProof/>
           <w:kern w:val="2"/>
           <w:szCs w:val="24"/>
           <w:lang w:eastAsia="ru-RU"/>
         </w:rPr>
       </w:pPr>
       <w:r>
+        <w:rPr>
+          <w:noProof/>
+        </w:rPr>
         <w:t>2.3 Анализ подходов к проверке компонентов</w:t>
       </w:r>
       <w:r>
+        <w:rPr>
+          <w:noProof/>
+        </w:rPr>
         <w:tab/>
       </w:r>
       <w:r>
+        <w:rPr>
+          <w:noProof/>
+        </w:rPr>
         <w:fldChar w:fldCharType="begin"/>
       </w:r>
       <w:r>
-        <w:instrText xml:space="preserve"> PAGEREF _Toc232435006 \h </w:instrText>
-      </w:r>
-      <w:r>
+        <w:rPr>
+          <w:noProof/>
+        </w:rPr>
+        <w:instrText xml:space="preserve"> PAGEREF _Toc232546692 \h </w:instrText>
+      </w:r>
+      <w:r>
+        <w:rPr>
+          <w:noProof/>
+        </w:rPr>
+      </w:r>
+      <w:r>
+        <w:rPr>
+          <w:noProof/>
+        </w:rPr>
         <w:fldChar w:fldCharType="separate"/>
       </w:r>
       <w:r>
-        <w:t>18</w:t>
-      </w:r>
-      <w:r>
+        <w:rPr>
+          <w:noProof/>
+        </w:rPr>
+        <w:t>19</w:t>
+      </w:r>
+      <w:r>
+        <w:rPr>
+          <w:noProof/>
+        </w:rPr>
         <w:fldChar w:fldCharType="end"/>
       </w:r>
     </w:p>
@@ -4182,30 +4533,57 @@
         </w:tabs>
         <w:rPr>
           <w:rFonts w:eastAsiaTheme="minorEastAsia"/>
+          <w:noProof/>
           <w:kern w:val="2"/>
           <w:szCs w:val="24"/>
           <w:lang w:eastAsia="ru-RU"/>
         </w:rPr>
       </w:pPr>
       <w:r>
+        <w:rPr>
+          <w:noProof/>
+        </w:rPr>
         <w:t>2.4 Обоснование собственного Storybook-подобного решения</w:t>
       </w:r>
       <w:r>
+        <w:rPr>
+          <w:noProof/>
+        </w:rPr>
         <w:tab/>
       </w:r>
       <w:r>
+        <w:rPr>
+          <w:noProof/>
+        </w:rPr>
         <w:fldChar w:fldCharType="begin"/>
       </w:r>
       <w:r>
-        <w:instrText xml:space="preserve"> PAGEREF _Toc232435007 \h </w:instrText>
-      </w:r>
-      <w:r>
+        <w:rPr>
+          <w:noProof/>
+        </w:rPr>
+        <w:instrText xml:space="preserve"> PAGEREF _Toc232546693 \h </w:instrText>
+      </w:r>
+      <w:r>
+        <w:rPr>
+          <w:noProof/>
+        </w:rPr>
+      </w:r>
+      <w:r>
+        <w:rPr>
+          <w:noProof/>
+        </w:rPr>
         <w:fldChar w:fldCharType="separate"/>
       </w:r>
       <w:r>
-        <w:t>20</w:t>
-      </w:r>
-      <w:r>
+        <w:rPr>
+          <w:noProof/>
+        </w:rPr>
+        <w:t>21</w:t>
+      </w:r>
+      <w:r>
+        <w:rPr>
+          <w:noProof/>
+        </w:rPr>
         <w:fldChar w:fldCharType="end"/>
       </w:r>
     </w:p>
@@ -4217,30 +4595,57 @@
         </w:tabs>
         <w:rPr>
           <w:rFonts w:eastAsiaTheme="minorEastAsia"/>
+          <w:noProof/>
           <w:kern w:val="2"/>
           <w:szCs w:val="24"/>
           <w:lang w:eastAsia="ru-RU"/>
         </w:rPr>
       </w:pPr>
       <w:r>
+        <w:rPr>
+          <w:noProof/>
+        </w:rPr>
         <w:t>2.5 Выбор технологического стека</w:t>
       </w:r>
       <w:r>
+        <w:rPr>
+          <w:noProof/>
+        </w:rPr>
         <w:tab/>
       </w:r>
       <w:r>
+        <w:rPr>
+          <w:noProof/>
+        </w:rPr>
         <w:fldChar w:fldCharType="begin"/>
       </w:r>
       <w:r>
-        <w:instrText xml:space="preserve"> PAGEREF _Toc232435008 \h </w:instrText>
-      </w:r>
-      <w:r>
+        <w:rPr>
+          <w:noProof/>
+        </w:rPr>
+        <w:instrText xml:space="preserve"> PAGEREF _Toc232546694 \h </w:instrText>
+      </w:r>
+      <w:r>
+        <w:rPr>
+          <w:noProof/>
+        </w:rPr>
+      </w:r>
+      <w:r>
+        <w:rPr>
+          <w:noProof/>
+        </w:rPr>
         <w:fldChar w:fldCharType="separate"/>
       </w:r>
       <w:r>
-        <w:t>21</w:t>
-      </w:r>
-      <w:r>
+        <w:rPr>
+          <w:noProof/>
+        </w:rPr>
+        <w:t>22</w:t>
+      </w:r>
+      <w:r>
+        <w:rPr>
+          <w:noProof/>
+        </w:rPr>
         <w:fldChar w:fldCharType="end"/>
       </w:r>
     </w:p>
@@ -4252,30 +4657,57 @@
         </w:tabs>
         <w:rPr>
           <w:rFonts w:eastAsiaTheme="minorEastAsia"/>
+          <w:noProof/>
           <w:kern w:val="2"/>
           <w:szCs w:val="24"/>
           <w:lang w:eastAsia="ru-RU"/>
         </w:rPr>
       </w:pPr>
       <w:r>
+        <w:rPr>
+          <w:noProof/>
+        </w:rPr>
         <w:t>2.6 Выводы аналитической части</w:t>
       </w:r>
       <w:r>
+        <w:rPr>
+          <w:noProof/>
+        </w:rPr>
         <w:tab/>
       </w:r>
       <w:r>
+        <w:rPr>
+          <w:noProof/>
+        </w:rPr>
         <w:fldChar w:fldCharType="begin"/>
       </w:r>
       <w:r>
-        <w:instrText xml:space="preserve"> PAGEREF _Toc232435009 \h </w:instrText>
-      </w:r>
-      <w:r>
+        <w:rPr>
+          <w:noProof/>
+        </w:rPr>
+        <w:instrText xml:space="preserve"> PAGEREF _Toc232546695 \h </w:instrText>
+      </w:r>
+      <w:r>
+        <w:rPr>
+          <w:noProof/>
+        </w:rPr>
+      </w:r>
+      <w:r>
+        <w:rPr>
+          <w:noProof/>
+        </w:rPr>
         <w:fldChar w:fldCharType="separate"/>
       </w:r>
       <w:r>
-        <w:t>22</w:t>
-      </w:r>
-      <w:r>
+        <w:rPr>
+          <w:noProof/>
+        </w:rPr>
+        <w:t>23</w:t>
+      </w:r>
+      <w:r>
+        <w:rPr>
+          <w:noProof/>
+        </w:rPr>
         <w:fldChar w:fldCharType="end"/>
       </w:r>
     </w:p>
@@ -4287,30 +4719,57 @@
         </w:tabs>
         <w:rPr>
           <w:rFonts w:eastAsiaTheme="minorEastAsia"/>
+          <w:noProof/>
           <w:kern w:val="2"/>
           <w:szCs w:val="24"/>
           <w:lang w:eastAsia="ru-RU"/>
         </w:rPr>
       </w:pPr>
       <w:r>
+        <w:rPr>
+          <w:noProof/>
+        </w:rPr>
         <w:t>3 Конструкторская часть</w:t>
       </w:r>
       <w:r>
+        <w:rPr>
+          <w:noProof/>
+        </w:rPr>
         <w:tab/>
       </w:r>
       <w:r>
+        <w:rPr>
+          <w:noProof/>
+        </w:rPr>
         <w:fldChar w:fldCharType="begin"/>
       </w:r>
       <w:r>
-        <w:instrText xml:space="preserve"> PAGEREF _Toc232435010 \h </w:instrText>
-      </w:r>
-      <w:r>
+        <w:rPr>
+          <w:noProof/>
+        </w:rPr>
+        <w:instrText xml:space="preserve"> PAGEREF _Toc232546696 \h </w:instrText>
+      </w:r>
+      <w:r>
+        <w:rPr>
+          <w:noProof/>
+        </w:rPr>
+      </w:r>
+      <w:r>
+        <w:rPr>
+          <w:noProof/>
+        </w:rPr>
         <w:fldChar w:fldCharType="separate"/>
       </w:r>
       <w:r>
-        <w:t>24</w:t>
-      </w:r>
-      <w:r>
+        <w:rPr>
+          <w:noProof/>
+        </w:rPr>
+        <w:t>25</w:t>
+      </w:r>
+      <w:r>
+        <w:rPr>
+          <w:noProof/>
+        </w:rPr>
         <w:fldChar w:fldCharType="end"/>
       </w:r>
     </w:p>
@@ -4322,30 +4781,792 @@
         </w:tabs>
         <w:rPr>
           <w:rFonts w:eastAsiaTheme="minorEastAsia"/>
+          <w:noProof/>
           <w:kern w:val="2"/>
           <w:szCs w:val="24"/>
           <w:lang w:eastAsia="ru-RU"/>
         </w:rPr>
       </w:pPr>
       <w:r>
+        <w:rPr>
+          <w:noProof/>
+        </w:rPr>
         <w:t>3.1 Общая архитектура Reactor Storybook</w:t>
       </w:r>
       <w:r>
+        <w:rPr>
+          <w:noProof/>
+        </w:rPr>
         <w:tab/>
       </w:r>
       <w:r>
+        <w:rPr>
+          <w:noProof/>
+        </w:rPr>
         <w:fldChar w:fldCharType="begin"/>
       </w:r>
       <w:r>
-        <w:instrText xml:space="preserve"> PAGEREF _Toc232435011 \h </w:instrText>
-      </w:r>
-      <w:r>
+        <w:rPr>
+          <w:noProof/>
+        </w:rPr>
+        <w:instrText xml:space="preserve"> PAGEREF _Toc232546697 \h </w:instrText>
+      </w:r>
+      <w:r>
+        <w:rPr>
+          <w:noProof/>
+        </w:rPr>
+      </w:r>
+      <w:r>
+        <w:rPr>
+          <w:noProof/>
+        </w:rPr>
         <w:fldChar w:fldCharType="separate"/>
       </w:r>
       <w:r>
-        <w:t>24</w:t>
-      </w:r>
-      <w:r>
+        <w:rPr>
+          <w:noProof/>
+        </w:rPr>
+        <w:t>25</w:t>
+      </w:r>
+      <w:r>
+        <w:rPr>
+          <w:noProof/>
+        </w:rPr>
+        <w:fldChar w:fldCharType="end"/>
+      </w:r>
+    </w:p>
+    <w:p>
+      <w:pPr>
+        <w:pStyle w:val="TOC2"/>
+        <w:tabs>
+          <w:tab w:val="right" w:leader="dot" w:pos="9628"/>
+        </w:tabs>
+        <w:rPr>
+          <w:rFonts w:eastAsiaTheme="minorEastAsia"/>
+          <w:noProof/>
+          <w:kern w:val="2"/>
+          <w:szCs w:val="24"/>
+          <w:lang w:eastAsia="ru-RU"/>
+        </w:rPr>
+      </w:pPr>
+      <w:r>
+        <w:rPr>
+          <w:noProof/>
+        </w:rPr>
+        <w:t>3.2 Модель истории и описание состояний компонентов</w:t>
+      </w:r>
+      <w:r>
+        <w:rPr>
+          <w:noProof/>
+        </w:rPr>
+        <w:tab/>
+      </w:r>
+      <w:r>
+        <w:rPr>
+          <w:noProof/>
+        </w:rPr>
+        <w:fldChar w:fldCharType="begin"/>
+      </w:r>
+      <w:r>
+        <w:rPr>
+          <w:noProof/>
+        </w:rPr>
+        <w:instrText xml:space="preserve"> PAGEREF _Toc232546698 \h </w:instrText>
+      </w:r>
+      <w:r>
+        <w:rPr>
+          <w:noProof/>
+        </w:rPr>
+      </w:r>
+      <w:r>
+        <w:rPr>
+          <w:noProof/>
+        </w:rPr>
+        <w:fldChar w:fldCharType="separate"/>
+      </w:r>
+      <w:r>
+        <w:rPr>
+          <w:noProof/>
+        </w:rPr>
+        <w:t>27</w:t>
+      </w:r>
+      <w:r>
+        <w:rPr>
+          <w:noProof/>
+        </w:rPr>
+        <w:fldChar w:fldCharType="end"/>
+      </w:r>
+    </w:p>
+    <w:p>
+      <w:pPr>
+        <w:pStyle w:val="TOC2"/>
+        <w:tabs>
+          <w:tab w:val="right" w:leader="dot" w:pos="9628"/>
+        </w:tabs>
+        <w:rPr>
+          <w:rFonts w:eastAsiaTheme="minorEastAsia"/>
+          <w:noProof/>
+          <w:kern w:val="2"/>
+          <w:szCs w:val="24"/>
+          <w:lang w:eastAsia="ru-RU"/>
+        </w:rPr>
+      </w:pPr>
+      <w:r>
+        <w:rPr>
+          <w:noProof/>
+        </w:rPr>
+        <w:t>3.3 Элементы управления свойствами и настройки отображения</w:t>
+      </w:r>
+      <w:r>
+        <w:rPr>
+          <w:noProof/>
+        </w:rPr>
+        <w:tab/>
+      </w:r>
+      <w:r>
+        <w:rPr>
+          <w:noProof/>
+        </w:rPr>
+        <w:fldChar w:fldCharType="begin"/>
+      </w:r>
+      <w:r>
+        <w:rPr>
+          <w:noProof/>
+        </w:rPr>
+        <w:instrText xml:space="preserve"> PAGEREF _Toc232546699 \h </w:instrText>
+      </w:r>
+      <w:r>
+        <w:rPr>
+          <w:noProof/>
+        </w:rPr>
+      </w:r>
+      <w:r>
+        <w:rPr>
+          <w:noProof/>
+        </w:rPr>
+        <w:fldChar w:fldCharType="separate"/>
+      </w:r>
+      <w:r>
+        <w:rPr>
+          <w:noProof/>
+        </w:rPr>
+        <w:t>28</w:t>
+      </w:r>
+      <w:r>
+        <w:rPr>
+          <w:noProof/>
+        </w:rPr>
+        <w:fldChar w:fldCharType="end"/>
+      </w:r>
+    </w:p>
+    <w:p>
+      <w:pPr>
+        <w:pStyle w:val="TOC2"/>
+        <w:tabs>
+          <w:tab w:val="right" w:leader="dot" w:pos="9628"/>
+        </w:tabs>
+        <w:rPr>
+          <w:rFonts w:eastAsiaTheme="minorEastAsia"/>
+          <w:noProof/>
+          <w:kern w:val="2"/>
+          <w:szCs w:val="24"/>
+          <w:lang w:eastAsia="ru-RU"/>
+        </w:rPr>
+      </w:pPr>
+      <w:r>
+        <w:rPr>
+          <w:noProof/>
+        </w:rPr>
+        <w:t>3.4</w:t>
+      </w:r>
+      <w:r>
+        <w:rPr>
+          <w:noProof/>
+        </w:rPr>
+        <w:t xml:space="preserve"> </w:t>
+      </w:r>
+      <w:r>
+        <w:rPr>
+          <w:noProof/>
+          <w:lang w:val="en-US"/>
+        </w:rPr>
+        <w:t>URL</w:t>
+      </w:r>
+      <w:r>
+        <w:rPr>
+          <w:noProof/>
+        </w:rPr>
+        <w:t>-</w:t>
+      </w:r>
+      <w:r>
+        <w:rPr>
+          <w:noProof/>
+        </w:rPr>
+        <w:t>состояние и воспроизводимость сценариев</w:t>
+      </w:r>
+      <w:r>
+        <w:rPr>
+          <w:noProof/>
+        </w:rPr>
+        <w:tab/>
+      </w:r>
+      <w:r>
+        <w:rPr>
+          <w:noProof/>
+        </w:rPr>
+        <w:fldChar w:fldCharType="begin"/>
+      </w:r>
+      <w:r>
+        <w:rPr>
+          <w:noProof/>
+        </w:rPr>
+        <w:instrText xml:space="preserve"> PAGEREF _Toc232546700 \h </w:instrText>
+      </w:r>
+      <w:r>
+        <w:rPr>
+          <w:noProof/>
+        </w:rPr>
+      </w:r>
+      <w:r>
+        <w:rPr>
+          <w:noProof/>
+        </w:rPr>
+        <w:fldChar w:fldCharType="separate"/>
+      </w:r>
+      <w:r>
+        <w:rPr>
+          <w:noProof/>
+        </w:rPr>
+        <w:t>29</w:t>
+      </w:r>
+      <w:r>
+        <w:rPr>
+          <w:noProof/>
+        </w:rPr>
+        <w:fldChar w:fldCharType="end"/>
+      </w:r>
+    </w:p>
+    <w:p>
+      <w:pPr>
+        <w:pStyle w:val="TOC2"/>
+        <w:tabs>
+          <w:tab w:val="right" w:leader="dot" w:pos="9628"/>
+        </w:tabs>
+        <w:rPr>
+          <w:rFonts w:eastAsiaTheme="minorEastAsia"/>
+          <w:noProof/>
+          <w:kern w:val="2"/>
+          <w:szCs w:val="24"/>
+          <w:lang w:eastAsia="ru-RU"/>
+        </w:rPr>
+      </w:pPr>
+      <w:r>
+        <w:rPr>
+          <w:noProof/>
+        </w:rPr>
+        <w:t xml:space="preserve">3.5 Тестовый режим и </w:t>
+      </w:r>
+      <w:r>
+        <w:rPr>
+          <w:noProof/>
+          <w:lang w:val="en-US"/>
+        </w:rPr>
+        <w:t>StorybookGate</w:t>
+      </w:r>
+      <w:r>
+        <w:rPr>
+          <w:noProof/>
+        </w:rPr>
+        <w:tab/>
+      </w:r>
+      <w:r>
+        <w:rPr>
+          <w:noProof/>
+        </w:rPr>
+        <w:fldChar w:fldCharType="begin"/>
+      </w:r>
+      <w:r>
+        <w:rPr>
+          <w:noProof/>
+        </w:rPr>
+        <w:instrText xml:space="preserve"> PAGEREF _Toc232546701 \h </w:instrText>
+      </w:r>
+      <w:r>
+        <w:rPr>
+          <w:noProof/>
+        </w:rPr>
+      </w:r>
+      <w:r>
+        <w:rPr>
+          <w:noProof/>
+        </w:rPr>
+        <w:fldChar w:fldCharType="separate"/>
+      </w:r>
+      <w:r>
+        <w:rPr>
+          <w:noProof/>
+        </w:rPr>
+        <w:t>31</w:t>
+      </w:r>
+      <w:r>
+        <w:rPr>
+          <w:noProof/>
+        </w:rPr>
+        <w:fldChar w:fldCharType="end"/>
+      </w:r>
+    </w:p>
+    <w:p>
+      <w:pPr>
+        <w:pStyle w:val="TOC2"/>
+        <w:tabs>
+          <w:tab w:val="right" w:leader="dot" w:pos="9628"/>
+        </w:tabs>
+        <w:rPr>
+          <w:rFonts w:eastAsiaTheme="minorEastAsia"/>
+          <w:noProof/>
+          <w:kern w:val="2"/>
+          <w:szCs w:val="24"/>
+          <w:lang w:eastAsia="ru-RU"/>
+        </w:rPr>
+      </w:pPr>
+      <w:r>
+        <w:rPr>
+          <w:noProof/>
+        </w:rPr>
+        <w:t xml:space="preserve">3.6 Алгоритм визуального регрессионного тестирования </w:t>
+      </w:r>
+      <w:r>
+        <w:rPr>
+          <w:rFonts w:ascii="Courier New" w:hAnsi="Courier New" w:cs="Courier New"/>
+          <w:noProof/>
+        </w:rPr>
+        <w:t>rtr shot</w:t>
+      </w:r>
+      <w:r>
+        <w:rPr>
+          <w:noProof/>
+        </w:rPr>
+        <w:tab/>
+      </w:r>
+      <w:r>
+        <w:rPr>
+          <w:noProof/>
+        </w:rPr>
+        <w:fldChar w:fldCharType="begin"/>
+      </w:r>
+      <w:r>
+        <w:rPr>
+          <w:noProof/>
+        </w:rPr>
+        <w:instrText xml:space="preserve"> PAGEREF _Toc232546702 \h </w:instrText>
+      </w:r>
+      <w:r>
+        <w:rPr>
+          <w:noProof/>
+        </w:rPr>
+      </w:r>
+      <w:r>
+        <w:rPr>
+          <w:noProof/>
+        </w:rPr>
+        <w:fldChar w:fldCharType="separate"/>
+      </w:r>
+      <w:r>
+        <w:rPr>
+          <w:noProof/>
+        </w:rPr>
+        <w:t>32</w:t>
+      </w:r>
+      <w:r>
+        <w:rPr>
+          <w:noProof/>
+        </w:rPr>
+        <w:fldChar w:fldCharType="end"/>
+      </w:r>
+    </w:p>
+    <w:p>
+      <w:pPr>
+        <w:pStyle w:val="TOC2"/>
+        <w:tabs>
+          <w:tab w:val="right" w:leader="dot" w:pos="9628"/>
+        </w:tabs>
+        <w:rPr>
+          <w:rFonts w:eastAsiaTheme="minorEastAsia"/>
+          <w:noProof/>
+          <w:kern w:val="2"/>
+          <w:szCs w:val="24"/>
+          <w:lang w:eastAsia="ru-RU"/>
+        </w:rPr>
+      </w:pPr>
+      <w:r>
+        <w:rPr>
+          <w:noProof/>
+        </w:rPr>
+        <w:t xml:space="preserve">3.7 Хранение эталонных </w:t>
+      </w:r>
+      <w:r>
+        <w:rPr>
+          <w:noProof/>
+          <w:lang w:val="en-US"/>
+        </w:rPr>
+        <w:t>PNG</w:t>
+      </w:r>
+      <w:r>
+        <w:rPr>
+          <w:noProof/>
+        </w:rPr>
+        <w:t xml:space="preserve"> и проверка изменений</w:t>
+      </w:r>
+      <w:r>
+        <w:rPr>
+          <w:noProof/>
+        </w:rPr>
+        <w:tab/>
+      </w:r>
+      <w:r>
+        <w:rPr>
+          <w:noProof/>
+        </w:rPr>
+        <w:fldChar w:fldCharType="begin"/>
+      </w:r>
+      <w:r>
+        <w:rPr>
+          <w:noProof/>
+        </w:rPr>
+        <w:instrText xml:space="preserve"> PAGEREF _Toc232546703 \h </w:instrText>
+      </w:r>
+      <w:r>
+        <w:rPr>
+          <w:noProof/>
+        </w:rPr>
+      </w:r>
+      <w:r>
+        <w:rPr>
+          <w:noProof/>
+        </w:rPr>
+        <w:fldChar w:fldCharType="separate"/>
+      </w:r>
+      <w:r>
+        <w:rPr>
+          <w:noProof/>
+        </w:rPr>
+        <w:t>33</w:t>
+      </w:r>
+      <w:r>
+        <w:rPr>
+          <w:noProof/>
+        </w:rPr>
+        <w:fldChar w:fldCharType="end"/>
+      </w:r>
+    </w:p>
+    <w:p>
+      <w:pPr>
+        <w:pStyle w:val="TOC2"/>
+        <w:tabs>
+          <w:tab w:val="right" w:leader="dot" w:pos="9628"/>
+        </w:tabs>
+        <w:rPr>
+          <w:rFonts w:eastAsiaTheme="minorEastAsia"/>
+          <w:noProof/>
+          <w:kern w:val="2"/>
+          <w:szCs w:val="24"/>
+          <w:lang w:eastAsia="ru-RU"/>
+        </w:rPr>
+      </w:pPr>
+      <w:r>
+        <w:rPr>
+          <w:noProof/>
+        </w:rPr>
+        <w:t>3.8 Интеграция в демонстрационное приложение</w:t>
+      </w:r>
+      <w:r>
+        <w:rPr>
+          <w:noProof/>
+        </w:rPr>
+        <w:tab/>
+      </w:r>
+      <w:r>
+        <w:rPr>
+          <w:noProof/>
+        </w:rPr>
+        <w:fldChar w:fldCharType="begin"/>
+      </w:r>
+      <w:r>
+        <w:rPr>
+          <w:noProof/>
+        </w:rPr>
+        <w:instrText xml:space="preserve"> PAGEREF _Toc232546704 \h </w:instrText>
+      </w:r>
+      <w:r>
+        <w:rPr>
+          <w:noProof/>
+        </w:rPr>
+      </w:r>
+      <w:r>
+        <w:rPr>
+          <w:noProof/>
+        </w:rPr>
+        <w:fldChar w:fldCharType="separate"/>
+      </w:r>
+      <w:r>
+        <w:rPr>
+          <w:noProof/>
+        </w:rPr>
+        <w:t>34</w:t>
+      </w:r>
+      <w:r>
+        <w:rPr>
+          <w:noProof/>
+        </w:rPr>
+        <w:fldChar w:fldCharType="end"/>
+      </w:r>
+    </w:p>
+    <w:p>
+      <w:pPr>
+        <w:pStyle w:val="TOC2"/>
+        <w:tabs>
+          <w:tab w:val="right" w:leader="dot" w:pos="9628"/>
+        </w:tabs>
+        <w:rPr>
+          <w:rFonts w:eastAsiaTheme="minorEastAsia"/>
+          <w:noProof/>
+          <w:kern w:val="2"/>
+          <w:szCs w:val="24"/>
+          <w:lang w:eastAsia="ru-RU"/>
+        </w:rPr>
+      </w:pPr>
+      <w:r>
+        <w:rPr>
+          <w:noProof/>
+        </w:rPr>
+        <w:t>3.9 Ограничения реализации и направления развития</w:t>
+      </w:r>
+      <w:r>
+        <w:rPr>
+          <w:noProof/>
+        </w:rPr>
+        <w:tab/>
+      </w:r>
+      <w:r>
+        <w:rPr>
+          <w:noProof/>
+        </w:rPr>
+        <w:fldChar w:fldCharType="begin"/>
+      </w:r>
+      <w:r>
+        <w:rPr>
+          <w:noProof/>
+        </w:rPr>
+        <w:instrText xml:space="preserve"> PAGEREF _Toc232546705 \h </w:instrText>
+      </w:r>
+      <w:r>
+        <w:rPr>
+          <w:noProof/>
+        </w:rPr>
+      </w:r>
+      <w:r>
+        <w:rPr>
+          <w:noProof/>
+        </w:rPr>
+        <w:fldChar w:fldCharType="separate"/>
+      </w:r>
+      <w:r>
+        <w:rPr>
+          <w:noProof/>
+        </w:rPr>
+        <w:t>35</w:t>
+      </w:r>
+      <w:r>
+        <w:rPr>
+          <w:noProof/>
+        </w:rPr>
+        <w:fldChar w:fldCharType="end"/>
+      </w:r>
+    </w:p>
+    <w:p>
+      <w:pPr>
+        <w:pStyle w:val="TOC2"/>
+        <w:tabs>
+          <w:tab w:val="right" w:leader="dot" w:pos="9628"/>
+        </w:tabs>
+        <w:rPr>
+          <w:rFonts w:eastAsiaTheme="minorEastAsia"/>
+          <w:noProof/>
+          <w:kern w:val="2"/>
+          <w:szCs w:val="24"/>
+          <w:lang w:eastAsia="ru-RU"/>
+        </w:rPr>
+      </w:pPr>
+      <w:r>
+        <w:rPr>
+          <w:noProof/>
+        </w:rPr>
+        <w:t>3.10 Практическая проверка внедрения</w:t>
+      </w:r>
+      <w:r>
+        <w:rPr>
+          <w:noProof/>
+        </w:rPr>
+        <w:tab/>
+      </w:r>
+      <w:r>
+        <w:rPr>
+          <w:noProof/>
+        </w:rPr>
+        <w:fldChar w:fldCharType="begin"/>
+      </w:r>
+      <w:r>
+        <w:rPr>
+          <w:noProof/>
+        </w:rPr>
+        <w:instrText xml:space="preserve"> PAGEREF _Toc232546706 \h </w:instrText>
+      </w:r>
+      <w:r>
+        <w:rPr>
+          <w:noProof/>
+        </w:rPr>
+      </w:r>
+      <w:r>
+        <w:rPr>
+          <w:noProof/>
+        </w:rPr>
+        <w:fldChar w:fldCharType="separate"/>
+      </w:r>
+      <w:r>
+        <w:rPr>
+          <w:noProof/>
+        </w:rPr>
+        <w:t>36</w:t>
+      </w:r>
+      <w:r>
+        <w:rPr>
+          <w:noProof/>
+        </w:rPr>
+        <w:fldChar w:fldCharType="end"/>
+      </w:r>
+    </w:p>
+    <w:p>
+      <w:pPr>
+        <w:pStyle w:val="TOC1"/>
+        <w:tabs>
+          <w:tab w:val="right" w:leader="dot" w:pos="9628"/>
+        </w:tabs>
+        <w:rPr>
+          <w:rFonts w:eastAsiaTheme="minorEastAsia"/>
+          <w:noProof/>
+          <w:kern w:val="2"/>
+          <w:szCs w:val="24"/>
+          <w:lang w:eastAsia="ru-RU"/>
+        </w:rPr>
+      </w:pPr>
+      <w:r>
+        <w:rPr>
+          <w:noProof/>
+        </w:rPr>
+        <w:lastRenderedPageBreak/>
+        <w:t>4 Документация программного продукта</w:t>
+      </w:r>
+      <w:r>
+        <w:rPr>
+          <w:noProof/>
+        </w:rPr>
+        <w:tab/>
+      </w:r>
+      <w:r>
+        <w:rPr>
+          <w:noProof/>
+        </w:rPr>
+        <w:fldChar w:fldCharType="begin"/>
+      </w:r>
+      <w:r>
+        <w:rPr>
+          <w:noProof/>
+        </w:rPr>
+        <w:instrText xml:space="preserve"> PAGEREF _Toc232546707 \h </w:instrText>
+      </w:r>
+      <w:r>
+        <w:rPr>
+          <w:noProof/>
+        </w:rPr>
+      </w:r>
+      <w:r>
+        <w:rPr>
+          <w:noProof/>
+        </w:rPr>
+        <w:fldChar w:fldCharType="separate"/>
+      </w:r>
+      <w:r>
+        <w:rPr>
+          <w:noProof/>
+        </w:rPr>
+        <w:t>39</w:t>
+      </w:r>
+      <w:r>
+        <w:rPr>
+          <w:noProof/>
+        </w:rPr>
+        <w:fldChar w:fldCharType="end"/>
+      </w:r>
+    </w:p>
+    <w:p>
+      <w:pPr>
+        <w:pStyle w:val="TOC2"/>
+        <w:tabs>
+          <w:tab w:val="right" w:leader="dot" w:pos="9628"/>
+        </w:tabs>
+        <w:rPr>
+          <w:rFonts w:eastAsiaTheme="minorEastAsia"/>
+          <w:noProof/>
+          <w:kern w:val="2"/>
+          <w:szCs w:val="24"/>
+          <w:lang w:eastAsia="ru-RU"/>
+        </w:rPr>
+      </w:pPr>
+      <w:r>
+        <w:rPr>
+          <w:noProof/>
+        </w:rPr>
+        <w:t>4.1 Техническое задание</w:t>
+      </w:r>
+      <w:r>
+        <w:rPr>
+          <w:noProof/>
+        </w:rPr>
+        <w:tab/>
+      </w:r>
+      <w:r>
+        <w:rPr>
+          <w:noProof/>
+        </w:rPr>
+        <w:fldChar w:fldCharType="begin"/>
+      </w:r>
+      <w:r>
+        <w:rPr>
+          <w:noProof/>
+        </w:rPr>
+        <w:instrText xml:space="preserve"> PAGEREF _Toc232546708 \h </w:instrText>
+      </w:r>
+      <w:r>
+        <w:rPr>
+          <w:noProof/>
+        </w:rPr>
+      </w:r>
+      <w:r>
+        <w:rPr>
+          <w:noProof/>
+        </w:rPr>
+        <w:fldChar w:fldCharType="separate"/>
+      </w:r>
+      <w:r>
+        <w:rPr>
+          <w:noProof/>
+        </w:rPr>
+        <w:t>39</w:t>
+      </w:r>
+      <w:r>
+        <w:rPr>
+          <w:noProof/>
+        </w:rPr>
         <w:fldChar w:fldCharType="end"/>
       </w:r>
     </w:p>
@@ -4373,7 +5594,7 @@
           <w:numId w:val="0"/>
         </w:numPr>
       </w:pPr>
-      <w:bookmarkStart w:id="0" w:name="_Toc232434994"/>
+      <w:bookmarkStart w:id="0" w:name="_Toc232546680"/>
       <w:r>
         <w:lastRenderedPageBreak/>
         <w:t>Определения, обозначения и сокращения</w:t>
@@ -4863,7 +6084,7 @@
           <w:numId w:val="0"/>
         </w:numPr>
       </w:pPr>
-      <w:bookmarkStart w:id="1" w:name="_Toc232434995"/>
+      <w:bookmarkStart w:id="1" w:name="_Toc232546681"/>
       <w:r>
         <w:lastRenderedPageBreak/>
         <w:t>Введение</w:t>
@@ -5706,7 +6927,7 @@
       <w:pPr>
         <w:pStyle w:val="Heading1"/>
       </w:pPr>
-      <w:bookmarkStart w:id="2" w:name="_Toc232434996"/>
+      <w:bookmarkStart w:id="2" w:name="_Toc232546682"/>
       <w:r>
         <w:lastRenderedPageBreak/>
         <w:t>Постановка задачи</w:t>
@@ -5717,7 +6938,7 @@
       <w:pPr>
         <w:pStyle w:val="Heading2"/>
       </w:pPr>
-      <w:bookmarkStart w:id="3" w:name="_Toc232434997"/>
+      <w:bookmarkStart w:id="3" w:name="_Toc232546683"/>
       <w:r>
         <w:t>Описание проблемы</w:t>
       </w:r>
@@ -5874,7 +7095,7 @@
       <w:pPr>
         <w:pStyle w:val="Heading2"/>
       </w:pPr>
-      <w:bookmarkStart w:id="4" w:name="_Toc232434998"/>
+      <w:bookmarkStart w:id="4" w:name="_Toc232546684"/>
       <w:r>
         <w:t>Актуальность проблемы</w:t>
       </w:r>
@@ -5915,7 +7136,10 @@
         <w:t xml:space="preserve"> актуальность усиливается тем, что платформа включает собственные темы и компоненты. Система проверки должна учитывать матрицу тем и режимов отображения. </w:t>
       </w:r>
       <w:r>
-        <w:t>В текущей реализации тестовые сценарии строятся как сочетание доступных тем, режимов темы и пресетов истории. Это означает, что один пресет проверяется не в абстрактном окружении, а в наборе реальных визуальных режимов платформы.</w:t>
+        <w:t>В разработанном решении</w:t>
+      </w:r>
+      <w:r>
+        <w:t xml:space="preserve"> тестовые сценарии строятся как сочетание доступных тем, режимов темы и пресетов истории. Это означает, что один пресет проверяется не в абстрактном окружении, а в наборе реальных визуальных режимов платформы.</w:t>
       </w:r>
     </w:p>
     <w:p>
@@ -6146,7 +7370,7 @@
       <w:pPr>
         <w:pStyle w:val="Heading2"/>
       </w:pPr>
-      <w:bookmarkStart w:id="5" w:name="_Toc232434999"/>
+      <w:bookmarkStart w:id="5" w:name="_Toc232546685"/>
       <w:r>
         <w:t>Постановка задачи</w:t>
       </w:r>
@@ -6571,7 +7795,13 @@
     </w:p>
     <w:p>
       <w:r>
-        <w:t>Итогом работы должен стать не отдельный прототип, а описанная и внедрённая система, применяемая на примере</w:t>
+        <w:t xml:space="preserve">Итогом работы должен стать не отдельный прототип, </w:t>
+      </w:r>
+      <w:r>
+        <w:t>а разработанная система</w:t>
+      </w:r>
+      <w:r>
+        <w:t>, применяемая на примере</w:t>
       </w:r>
       <w:r>
         <w:t xml:space="preserve"> демонстрационного пакета </w:t>
@@ -6601,7 +7831,7 @@
       <w:pPr>
         <w:pStyle w:val="Heading2"/>
       </w:pPr>
-      <w:bookmarkStart w:id="6" w:name="_Toc232435000"/>
+      <w:bookmarkStart w:id="6" w:name="_Toc232546686"/>
       <w:r>
         <w:t>Требования к эксплуатационным характеристикам</w:t>
       </w:r>
@@ -6740,7 +7970,13 @@
         <w:t xml:space="preserve"> с учётом тем и режимов. Благодаря этому сценарий не нужно регистрировать отдельно в тестовом файле. </w:t>
       </w:r>
       <w:r>
-        <w:t>В текущей реализации имя эталонного изображения формируется из темы, режима отображения и идентификатора истории, что делает структуру результатов предсказуемой.</w:t>
+        <w:t>В разработанной</w:t>
+      </w:r>
+      <w:r>
+        <w:t xml:space="preserve"> </w:t>
+      </w:r>
+      <w:r>
+        <w:t>реализации имя эталонного изображения формируется из темы, режима отображения и идентификатора истории, что делает структуру результатов предсказуемой.</w:t>
       </w:r>
     </w:p>
     <w:p>
@@ -6935,7 +8171,7 @@
       <w:pPr>
         <w:pStyle w:val="Heading2"/>
       </w:pPr>
-      <w:bookmarkStart w:id="7" w:name="_Toc232435001"/>
+      <w:bookmarkStart w:id="7" w:name="_Toc232546687"/>
       <w:r>
         <w:t>Требования к качеству программного продукта</w:t>
       </w:r>
@@ -7484,7 +8720,7 @@
       <w:pPr>
         <w:pStyle w:val="Heading2"/>
       </w:pPr>
-      <w:bookmarkStart w:id="8" w:name="_Toc232435002"/>
+      <w:bookmarkStart w:id="8" w:name="_Toc232546688"/>
       <w:r>
         <w:t>Требования к качеству исходного кода</w:t>
       </w:r>
@@ -8003,7 +9239,7 @@
       <w:pPr>
         <w:pStyle w:val="Heading1"/>
       </w:pPr>
-      <w:bookmarkStart w:id="9" w:name="_Toc232435003"/>
+      <w:bookmarkStart w:id="9" w:name="_Toc232546689"/>
       <w:r>
         <w:lastRenderedPageBreak/>
         <w:t>Аналитическая часть</w:t>
@@ -8014,7 +9250,7 @@
       <w:pPr>
         <w:pStyle w:val="Heading2"/>
       </w:pPr>
-      <w:bookmarkStart w:id="10" w:name="_Toc232435004"/>
+      <w:bookmarkStart w:id="10" w:name="_Toc232546690"/>
       <w:r>
         <w:t>Дизайн-система как объект контроля</w:t>
       </w:r>
@@ -8108,7 +9344,7 @@
       <w:pPr>
         <w:pStyle w:val="Heading2"/>
       </w:pPr>
-      <w:bookmarkStart w:id="11" w:name="_Toc232435005"/>
+      <w:bookmarkStart w:id="11" w:name="_Toc232546691"/>
       <w:r>
         <w:t>Визуальные регрессии в пользовательском интерфейсе</w:t>
       </w:r>
@@ -8169,7 +9405,7 @@
       <w:pPr>
         <w:pStyle w:val="Heading2"/>
       </w:pPr>
-      <w:bookmarkStart w:id="12" w:name="_Toc232435006"/>
+      <w:bookmarkStart w:id="12" w:name="_Toc232546692"/>
       <w:r>
         <w:t>Анализ подходов к проверке компонентов</w:t>
       </w:r>
@@ -8270,7 +9506,13 @@
     </w:p>
     <w:p>
       <w:r>
-        <w:t>Сопоставление подходов к контролю UI-компонентов приведено в табл. 1.</w:t>
+        <w:t>Сопоставление подходов к контролю UI-компонентов приведено в табл</w:t>
+      </w:r>
+      <w:r>
+        <w:t>ице</w:t>
+      </w:r>
+      <w:r>
+        <w:t xml:space="preserve"> 1.</w:t>
       </w:r>
     </w:p>
     <w:p>
@@ -8663,7 +9905,13 @@
     </w:tbl>
     <w:p>
       <w:r>
-        <w:t xml:space="preserve">Из табл. 1 видно, что </w:t>
+        <w:t>Из табл</w:t>
+      </w:r>
+      <w:r>
+        <w:t>ицы</w:t>
+      </w:r>
+      <w:r>
+        <w:t xml:space="preserve"> 1 видно, что </w:t>
       </w:r>
       <w:proofErr w:type="spellStart"/>
       <w:r>
@@ -8774,7 +10022,7 @@
       <w:pPr>
         <w:pStyle w:val="Heading2"/>
       </w:pPr>
-      <w:bookmarkStart w:id="13" w:name="_Toc232435007"/>
+      <w:bookmarkStart w:id="13" w:name="_Toc232546693"/>
       <w:r>
         <w:t xml:space="preserve">Обоснование собственного </w:t>
       </w:r>
@@ -9231,7 +10479,7 @@
       <w:pPr>
         <w:pStyle w:val="Heading2"/>
       </w:pPr>
-      <w:bookmarkStart w:id="14" w:name="_Toc232435008"/>
+      <w:bookmarkStart w:id="14" w:name="_Toc232546694"/>
       <w:r>
         <w:t>Выбор технологического стека</w:t>
       </w:r>
@@ -9373,7 +10621,13 @@
       </w:r>
       <w:proofErr w:type="spellEnd"/>
       <w:r>
-        <w:t xml:space="preserve"> уже использует современную фронтенд-сборку, а </w:t>
+        <w:t xml:space="preserve"> уже использует современную </w:t>
+      </w:r>
+      <w:r>
+        <w:t>сборку веб-приложения</w:t>
+      </w:r>
+      <w:r>
+        <w:t xml:space="preserve">, а </w:t>
       </w:r>
       <w:proofErr w:type="spellStart"/>
       <w:r>
@@ -9398,11 +10652,11 @@
       </w:r>
       <w:proofErr w:type="spellEnd"/>
       <w:r>
-        <w:t xml:space="preserve"> должен проверять не только режим разработки, но и собранный вариант приложения. Команда сначала выполняет </w:t>
+        <w:t xml:space="preserve"> должен проверять не только режим разработки, но и собранный вариант приложения. Команда </w:t>
       </w:r>
       <w:r>
         <w:lastRenderedPageBreak/>
-        <w:t xml:space="preserve">сборку, затем запускает предварительный просмотр на фиксированном порту и открывает маршрут </w:t>
+        <w:t xml:space="preserve">сначала выполняет сборку, затем запускает предварительный просмотр на фиксированном порту и открывает маршрут </w:t>
       </w:r>
       <w:r>
         <w:rPr>
@@ -9701,7 +10955,7 @@
       <w:pPr>
         <w:pStyle w:val="Heading2"/>
       </w:pPr>
-      <w:bookmarkStart w:id="15" w:name="_Toc232435009"/>
+      <w:bookmarkStart w:id="15" w:name="_Toc232546695"/>
       <w:r>
         <w:t>Выводы аналитической части</w:t>
       </w:r>
@@ -9820,7 +11074,7 @@
       <w:pPr>
         <w:pStyle w:val="Heading1"/>
       </w:pPr>
-      <w:bookmarkStart w:id="16" w:name="_Toc232435010"/>
+      <w:bookmarkStart w:id="16" w:name="_Toc232546696"/>
       <w:r>
         <w:lastRenderedPageBreak/>
         <w:t>Конструкторская часть</w:t>
@@ -9831,7 +11085,7 @@
       <w:pPr>
         <w:pStyle w:val="Heading2"/>
       </w:pPr>
-      <w:bookmarkStart w:id="17" w:name="_Toc232435011"/>
+      <w:bookmarkStart w:id="17" w:name="_Toc232546697"/>
       <w:r>
         <w:t xml:space="preserve">Общая архитектура </w:t>
       </w:r>
@@ -9851,6 +11105,9 @@
       <w:proofErr w:type="spellEnd"/>
     </w:p>
     <w:p>
+      <w:r>
+        <w:t xml:space="preserve">При проектировании </w:t>
+      </w:r>
       <w:proofErr w:type="spellStart"/>
       <w:r>
         <w:t>Reactor</w:t>
@@ -9865,7 +11122,10 @@
       </w:r>
       <w:proofErr w:type="spellEnd"/>
       <w:r>
-        <w:t xml:space="preserve"> состоит из нескольких слоёв, каждый из которых отвечает за свою часть процесса. На верхнем уровне находится приложение, подключающее компонент </w:t>
+        <w:t xml:space="preserve"> система была разделена на несколько слоёв</w:t>
+      </w:r>
+      <w:r>
+        <w:t xml:space="preserve">, каждый из которых отвечает за свою часть процесса. На верхнем уровне находится приложение, подключающее компонент </w:t>
       </w:r>
       <w:proofErr w:type="spellStart"/>
       <w:r>
@@ -9898,7 +11158,13 @@
         <w:t>@reactor/storybook</w:t>
       </w:r>
       <w:r>
-        <w:t xml:space="preserve"> содержит пользовательский интерфейс и основную логику. В него входят типы историй, элементы управления, настройки отображения, компоненты пользовательского интерфейса </w:t>
+        <w:t xml:space="preserve"> </w:t>
+      </w:r>
+      <w:r>
+        <w:t>был выделен для пользовательского интерфейса и основной логики</w:t>
+      </w:r>
+      <w:r>
+        <w:t xml:space="preserve">. В него входят типы историй, элементы управления, настройки отображения, компоненты пользовательского интерфейса </w:t>
       </w:r>
       <w:proofErr w:type="spellStart"/>
       <w:r>
@@ -9932,7 +11198,13 @@
         <w:t>@reactor/storybook-core</w:t>
       </w:r>
       <w:r>
-        <w:t xml:space="preserve"> содержит общий минимальный слой. В нём определён </w:t>
+        <w:t xml:space="preserve"> </w:t>
+      </w:r>
+      <w:r>
+        <w:t>был выделен как общий минимальный слой</w:t>
+      </w:r>
+      <w:r>
+        <w:t xml:space="preserve">. В нём определён </w:t>
       </w:r>
       <w:proofErr w:type="spellStart"/>
       <w:r>
@@ -10011,13 +11283,19 @@
       </w:r>
       <w:proofErr w:type="spellEnd"/>
       <w:r>
-        <w:t xml:space="preserve">-компоненты самостоятельно. Его задача </w:t>
+        <w:t xml:space="preserve">-компоненты самостоятельно. </w:t>
+      </w:r>
+      <w:r>
+        <w:t xml:space="preserve">В рамках разработанного решения его задача </w:t>
       </w:r>
       <w:r>
         <w:t>–</w:t>
       </w:r>
       <w:r>
-        <w:t xml:space="preserve"> собрать приложение, запустить предварительный просмотр, открыть браузер, дождаться </w:t>
+        <w:t xml:space="preserve"> собрать приложение</w:t>
+      </w:r>
+      <w:r>
+        <w:t xml:space="preserve">, запустить предварительный просмотр, открыть браузер, дождаться </w:t>
       </w:r>
       <w:proofErr w:type="spellStart"/>
       <w:proofErr w:type="gramStart"/>
@@ -10043,7 +11321,13 @@
     </w:p>
     <w:p>
       <w:r>
-        <w:t>Общий поток данных представлен на рис. 1.</w:t>
+        <w:t>Общий поток данных представлен на рис</w:t>
+      </w:r>
+      <w:r>
+        <w:t>унке</w:t>
+      </w:r>
+      <w:r>
+        <w:t xml:space="preserve"> 1.</w:t>
       </w:r>
     </w:p>
     <w:p>
@@ -10224,9 +11508,11 @@
       <w:pPr>
         <w:pStyle w:val="Heading2"/>
       </w:pPr>
+      <w:bookmarkStart w:id="18" w:name="_Toc232546698"/>
       <w:r>
         <w:t>Модель истории и описание состояний компонентов</w:t>
       </w:r>
+      <w:bookmarkEnd w:id="18"/>
     </w:p>
     <w:p>
       <w:r>
@@ -10331,8 +11617,8 @@
         <w:t xml:space="preserve"> Тип Story</w:t>
       </w:r>
     </w:p>
-    <w:bookmarkStart w:id="18" w:name="_MON_1843073949"/>
-    <w:bookmarkEnd w:id="18"/>
+    <w:bookmarkStart w:id="19" w:name="_MON_1843073949"/>
+    <w:bookmarkEnd w:id="19"/>
     <w:p>
       <w:pPr>
         <w:ind w:firstLine="0"/>
@@ -10364,10 +11650,10 @@
             <v:path o:extrusionok="f" gradientshapeok="t" o:connecttype="rect"/>
             <o:lock v:ext="edit" aspectratio="t"/>
           </v:shapetype>
-          <v:shape id="_x0000_i1025" type="#_x0000_t75" style="width:482.05pt;height:244.6pt" o:ole="">
+          <v:shape id="_x0000_i1025" type="#_x0000_t75" style="width:481.95pt;height:244.65pt" o:ole="">
             <v:imagedata r:id="rId10" o:title=""/>
           </v:shape>
-          <o:OLEObject Type="Embed" ProgID="Word.Document.12" ShapeID="_x0000_i1025" DrawAspect="Content" ObjectID="_1843112278" r:id="rId11">
+          <o:OLEObject Type="Embed" ProgID="Word.Document.12" ShapeID="_x0000_i1025" DrawAspect="Content" ObjectID="_1843159456" r:id="rId11">
             <o:FieldCodes>\s</o:FieldCodes>
           </o:OLEObject>
         </w:object>
@@ -10723,9 +12009,11 @@
       <w:pPr>
         <w:pStyle w:val="Heading2"/>
       </w:pPr>
+      <w:bookmarkStart w:id="20" w:name="_Toc232546699"/>
       <w:r>
         <w:t>Элементы управления свойствами и настройки отображения</w:t>
       </w:r>
+      <w:bookmarkEnd w:id="20"/>
     </w:p>
     <w:p>
       <w:r>
@@ -11176,6 +12464,7 @@
       <w:pPr>
         <w:pStyle w:val="Heading2"/>
       </w:pPr>
+      <w:bookmarkStart w:id="21" w:name="_Toc232546700"/>
       <w:r>
         <w:rPr>
           <w:lang w:val="en-US"/>
@@ -11185,6 +12474,7 @@
       <w:r>
         <w:t>состояние и воспроизводимость сценариев</w:t>
       </w:r>
+      <w:bookmarkEnd w:id="21"/>
     </w:p>
     <w:p>
       <w:r>
@@ -11306,8 +12596,8 @@
         <w:t>Storybook</w:t>
       </w:r>
     </w:p>
-    <w:bookmarkStart w:id="19" w:name="_MON_1843074799"/>
-    <w:bookmarkEnd w:id="19"/>
+    <w:bookmarkStart w:id="22" w:name="_MON_1843074799"/>
+    <w:bookmarkEnd w:id="22"/>
     <w:p>
       <w:pPr>
         <w:ind w:firstLine="0"/>
@@ -11317,10 +12607,10 @@
       </w:pPr>
       <w:r>
         <w:object w:dxaOrig="9638" w:dyaOrig="1903" w14:anchorId="1C8C2096">
-          <v:shape id="_x0000_i1026" type="#_x0000_t75" style="width:482.05pt;height:95pt" o:ole="">
+          <v:shape id="_x0000_i1026" type="#_x0000_t75" style="width:481.95pt;height:95.15pt" o:ole="">
             <v:imagedata r:id="rId12" o:title=""/>
           </v:shape>
-          <o:OLEObject Type="Embed" ProgID="Word.Document.12" ShapeID="_x0000_i1026" DrawAspect="Content" ObjectID="_1843112279" r:id="rId13">
+          <o:OLEObject Type="Embed" ProgID="Word.Document.12" ShapeID="_x0000_i1026" DrawAspect="Content" ObjectID="_1843159457" r:id="rId13">
             <o:FieldCodes>\s</o:FieldCodes>
           </o:OLEObject>
         </w:object>
@@ -11531,12 +12821,15 @@
         <w:t>URL</w:t>
       </w:r>
       <w:r>
-        <w:t xml:space="preserve">-состояния приведена в табл. </w:t>
-      </w:r>
-      <w:r>
-        <w:rPr>
-          <w:lang w:val="en-US"/>
-        </w:rPr>
+        <w:t>-состояния приведена в табл</w:t>
+      </w:r>
+      <w:r>
+        <w:t>ице</w:t>
+      </w:r>
+      <w:r>
+        <w:t xml:space="preserve"> </w:t>
+      </w:r>
+      <w:r>
         <w:t>2</w:t>
       </w:r>
       <w:r>
@@ -12253,6 +13546,7 @@
       <w:pPr>
         <w:pStyle w:val="Heading2"/>
       </w:pPr>
+      <w:bookmarkStart w:id="23" w:name="_Toc232546701"/>
       <w:r>
         <w:t xml:space="preserve">Тестовый режим и </w:t>
       </w:r>
@@ -12263,6 +13557,7 @@
         </w:rPr>
         <w:t>StorybookGate</w:t>
       </w:r>
+      <w:bookmarkEnd w:id="23"/>
       <w:proofErr w:type="spellEnd"/>
     </w:p>
     <w:p>
@@ -12880,6 +14175,7 @@
       <w:pPr>
         <w:pStyle w:val="Heading2"/>
       </w:pPr>
+      <w:bookmarkStart w:id="24" w:name="_Toc232546702"/>
       <w:r>
         <w:lastRenderedPageBreak/>
         <w:t xml:space="preserve">Алгоритм визуального регрессионного тестирования </w:t>
@@ -12905,6 +14201,7 @@
         </w:rPr>
         <w:t>shot</w:t>
       </w:r>
+      <w:bookmarkEnd w:id="24"/>
       <w:proofErr w:type="spellEnd"/>
     </w:p>
     <w:p>
@@ -13176,11 +14473,6 @@
       </w:r>
     </w:p>
     <w:p>
-      <w:pPr>
-        <w:rPr>
-          <w:lang w:val="en-US"/>
-        </w:rPr>
-      </w:pPr>
       <w:r>
         <w:t xml:space="preserve">В режиме обновления </w:t>
       </w:r>
@@ -13347,22 +14639,40 @@
       <w:r>
         <w:t xml:space="preserve">Для каждого идентификатора истории вызвать </w:t>
       </w:r>
-      <w:proofErr w:type="spellStart"/>
       <w:proofErr w:type="gramStart"/>
       <w:r>
         <w:rPr>
           <w:rStyle w:val="CodeChar"/>
         </w:rPr>
-        <w:t>window.storybook</w:t>
+        <w:t>window</w:t>
+      </w:r>
+      <w:r>
+        <w:rPr>
+          <w:rStyle w:val="CodeChar"/>
+          <w:lang w:val="ru-RU"/>
+        </w:rPr>
+        <w:t>.</w:t>
+      </w:r>
+      <w:r>
+        <w:rPr>
+          <w:rStyle w:val="CodeChar"/>
+        </w:rPr>
+        <w:t>storybook</w:t>
       </w:r>
       <w:proofErr w:type="gramEnd"/>
       <w:r>
         <w:rPr>
           <w:rStyle w:val="CodeChar"/>
-        </w:rPr>
-        <w:t>.update</w:t>
-      </w:r>
-      <w:proofErr w:type="spellEnd"/>
+          <w:lang w:val="ru-RU"/>
+        </w:rPr>
+        <w:t>.</w:t>
+      </w:r>
+      <w:r>
+        <w:rPr>
+          <w:rStyle w:val="CodeChar"/>
+        </w:rPr>
+        <w:t>update</w:t>
+      </w:r>
       <w:r>
         <w:t>.</w:t>
       </w:r>
@@ -13449,22 +14759,108 @@
       </w:r>
     </w:p>
     <w:p>
-      <w:pPr>
+      <w:r>
+        <w:t xml:space="preserve">Для промышленной эксплуатации важна не только последовательность успешного выполнения, но и обработка отказов. Если предварительный просмотр </w:t>
+      </w:r>
+      <w:r>
         <w:rPr>
           <w:lang w:val="en-US"/>
         </w:rPr>
-      </w:pPr>
-      <w:r>
-        <w:t xml:space="preserve">Для промышленной эксплуатации важна не только последовательность успешного выполнения, но и обработка отказов. Если предварительный просмотр </w:t>
+        <w:t>Vite</w:t>
+      </w:r>
+      <w:r>
+        <w:t xml:space="preserve"> не запускается, порт 9000 занят, браузер не запускается, </w:t>
+      </w:r>
+      <w:proofErr w:type="gramStart"/>
+      <w:r>
+        <w:rPr>
+          <w:rStyle w:val="CodeChar"/>
+        </w:rPr>
+        <w:t>window</w:t>
+      </w:r>
+      <w:r>
+        <w:rPr>
+          <w:rStyle w:val="CodeChar"/>
+          <w:lang w:val="ru-RU"/>
+        </w:rPr>
+        <w:t>.</w:t>
+      </w:r>
+      <w:r>
+        <w:rPr>
+          <w:rStyle w:val="CodeChar"/>
+        </w:rPr>
+        <w:t>storybook</w:t>
+      </w:r>
+      <w:proofErr w:type="gramEnd"/>
+      <w:r>
+        <w:t xml:space="preserve"> не появляется или </w:t>
+      </w:r>
+      <w:proofErr w:type="gramStart"/>
+      <w:r>
+        <w:rPr>
+          <w:rStyle w:val="CodeChar"/>
+        </w:rPr>
+        <w:t>window</w:t>
+      </w:r>
+      <w:r>
+        <w:rPr>
+          <w:rStyle w:val="CodeChar"/>
+          <w:lang w:val="ru-RU"/>
+        </w:rPr>
+        <w:t>.</w:t>
+      </w:r>
+      <w:r>
+        <w:rPr>
+          <w:rStyle w:val="CodeChar"/>
+        </w:rPr>
+        <w:t>storybook</w:t>
+      </w:r>
+      <w:proofErr w:type="gramEnd"/>
+      <w:r>
+        <w:rPr>
+          <w:rStyle w:val="CodeChar"/>
+          <w:lang w:val="ru-RU"/>
+        </w:rPr>
+        <w:t>.</w:t>
+      </w:r>
+      <w:r>
+        <w:rPr>
+          <w:rStyle w:val="CodeChar"/>
+        </w:rPr>
+        <w:t>update</w:t>
+      </w:r>
+      <w:r>
+        <w:t xml:space="preserve"> не может переключить сценарий, команда должна завершаться ошибкой. Отдельного внимания требует ситуация, когда после переключения сценария не найден элемент </w:t>
+      </w:r>
+      <w:r>
+        <w:rPr>
+          <w:rStyle w:val="CodeChar"/>
+          <w:lang w:val="ru-RU"/>
+        </w:rPr>
+        <w:t>#</w:t>
+      </w:r>
+      <w:r>
+        <w:rPr>
+          <w:rStyle w:val="CodeChar"/>
+        </w:rPr>
+        <w:t>story</w:t>
+      </w:r>
+      <w:r>
+        <w:t xml:space="preserve">: такой случай должен считаться дефектом сценария или </w:t>
       </w:r>
       <w:r>
         <w:rPr>
           <w:lang w:val="en-US"/>
         </w:rPr>
-        <w:t>Vite</w:t>
-      </w:r>
-      <w:r>
-        <w:t xml:space="preserve"> не запускается, порт 9000 занят, браузер не запускается, </w:t>
+        <w:t>Storybook</w:t>
+      </w:r>
+      <w:r>
+        <w:t>-интеграции, а не успешным прохождением. Иначе конвейер визуального регрессионного тестирования может пропустить состояние, которое перестало отрисовываться.</w:t>
+      </w:r>
+    </w:p>
+    <w:p>
+      <w:r>
+        <w:t xml:space="preserve">Контракт </w:t>
       </w:r>
       <w:proofErr w:type="gramStart"/>
       <w:r>
@@ -13488,14 +14884,80 @@
       </w:r>
       <w:proofErr w:type="gramEnd"/>
       <w:r>
-        <w:t xml:space="preserve"> не появляется или </w:t>
+        <w:t xml:space="preserve"> </w:t>
+      </w:r>
+      <w:r>
+        <w:t>намеренно сделан минимальным:</w:t>
+      </w:r>
+      <w:r>
+        <w:t xml:space="preserve"> </w:t>
+      </w:r>
+      <w:r>
+        <w:t xml:space="preserve">список строковых идентификаторов и метод </w:t>
+      </w:r>
+      <w:r>
+        <w:rPr>
+          <w:rStyle w:val="CodeChar"/>
+        </w:rPr>
+        <w:t>update</w:t>
+      </w:r>
+      <w:r>
+        <w:t xml:space="preserve">, возвращающий </w:t>
+      </w:r>
+      <w:r>
+        <w:rPr>
+          <w:lang w:val="en-US"/>
+        </w:rPr>
+        <w:t>CSS</w:t>
+      </w:r>
+      <w:r>
+        <w:t xml:space="preserve">-селектор. Это упрощает интеграцию </w:t>
+      </w:r>
+      <w:r>
+        <w:rPr>
+          <w:lang w:val="en-US"/>
+        </w:rPr>
+        <w:t>CLI</w:t>
+      </w:r>
+      <w:r>
+        <w:t xml:space="preserve"> и </w:t>
+      </w:r>
+      <w:r>
+        <w:rPr>
+          <w:lang w:val="en-US"/>
+        </w:rPr>
+        <w:t>React</w:t>
+      </w:r>
+      <w:r>
+        <w:t>-страницы, но ограничивает диагностику.</w:t>
+      </w:r>
+    </w:p>
+    <w:p>
+      <w:pPr>
+        <w:pStyle w:val="Heading2"/>
+      </w:pPr>
+      <w:bookmarkStart w:id="25" w:name="_Toc232546703"/>
+      <w:r>
+        <w:t xml:space="preserve">Хранение эталонных </w:t>
+      </w:r>
+      <w:r>
+        <w:rPr>
+          <w:lang w:val="en-US"/>
+        </w:rPr>
+        <w:t>PNG</w:t>
+      </w:r>
+      <w:r>
+        <w:t xml:space="preserve"> и проверка изменений</w:t>
+      </w:r>
+      <w:bookmarkEnd w:id="25"/>
+    </w:p>
+    <w:p>
+      <w:r>
+        <w:t xml:space="preserve">Эталонные изображения хранятся в </w:t>
       </w:r>
       <w:proofErr w:type="gramStart"/>
       <w:r>
-        <w:rPr>
-          <w:rStyle w:val="CodeChar"/>
-        </w:rPr>
-        <w:t>window</w:t>
+        <w:t xml:space="preserve">директории </w:t>
       </w:r>
       <w:r>
         <w:rPr>
@@ -13512,487 +14974,321 @@
       </w:r>
       <w:proofErr w:type="gramEnd"/>
       <w:r>
+        <w:t xml:space="preserve"> внутри пакета. Для каждого сценария система вычисляет стабильное имя </w:t>
+      </w:r>
+      <w:r>
+        <w:rPr>
+          <w:lang w:val="en-US"/>
+        </w:rPr>
+        <w:t>PNG</w:t>
+      </w:r>
+      <w:r>
+        <w:t>: оно строится на основе имени пакета, служебной директории эталонов и идентификатора истории, приведённого к единому файловому виду. Такое правило позволяет одинаково находить эталоны при обновлении и при проверке.</w:t>
+      </w:r>
+    </w:p>
+    <w:p>
+      <w:r>
+        <w:t xml:space="preserve">Так как путь истории содержит часть </w:t>
+      </w:r>
+      <w:r>
         <w:rPr>
           <w:rStyle w:val="CodeChar"/>
           <w:lang w:val="ru-RU"/>
         </w:rPr>
+        <w:t>{</w:t>
+      </w:r>
+      <w:r>
+        <w:rPr>
+          <w:rStyle w:val="CodeChar"/>
+        </w:rPr>
+        <w:t>theme</w:t>
+      </w:r>
+      <w:r>
+        <w:rPr>
+          <w:rStyle w:val="CodeChar"/>
+          <w:lang w:val="ru-RU"/>
+        </w:rPr>
+        <w:t>}-{</w:t>
+      </w:r>
+      <w:r>
+        <w:rPr>
+          <w:rStyle w:val="CodeChar"/>
+        </w:rPr>
+        <w:t>mode</w:t>
+      </w:r>
+      <w:r>
+        <w:rPr>
+          <w:rStyle w:val="CodeChar"/>
+          <w:lang w:val="ru-RU"/>
+        </w:rPr>
+        <w:t>}/{</w:t>
+      </w:r>
+      <w:r>
+        <w:rPr>
+          <w:rStyle w:val="CodeChar"/>
+        </w:rPr>
+        <w:t>story</w:t>
+      </w:r>
+      <w:r>
+        <w:rPr>
+          <w:rStyle w:val="CodeChar"/>
+          <w:lang w:val="ru-RU"/>
+        </w:rPr>
+        <w:t>-</w:t>
+      </w:r>
+      <w:r>
+        <w:rPr>
+          <w:rStyle w:val="CodeChar"/>
+        </w:rPr>
+        <w:t>id</w:t>
+      </w:r>
+      <w:r>
+        <w:rPr>
+          <w:rStyle w:val="CodeChar"/>
+          <w:lang w:val="ru-RU"/>
+        </w:rPr>
+        <w:t>}</w:t>
+      </w:r>
+      <w:r>
+        <w:t xml:space="preserve">, </w:t>
+      </w:r>
+      <w:proofErr w:type="gramStart"/>
+      <w:r>
+        <w:t xml:space="preserve">внутри </w:t>
+      </w:r>
+      <w:r>
+        <w:rPr>
+          <w:rStyle w:val="CodeChar"/>
+          <w:lang w:val="ru-RU"/>
+        </w:rPr>
         <w:t>.</w:t>
       </w:r>
       <w:r>
         <w:rPr>
           <w:rStyle w:val="CodeChar"/>
         </w:rPr>
-        <w:t>update</w:t>
-      </w:r>
-      <w:r>
-        <w:t xml:space="preserve"> не может переключить сценарий, команда должна завершаться ошибкой. Отдельного внимания требует ситуация, когда после переключения сценария не найден элемент </w:t>
+        <w:t>storybook</w:t>
+      </w:r>
+      <w:proofErr w:type="gramEnd"/>
+      <w:r>
+        <w:t xml:space="preserve"> появляются поддиректории по теме и режиму. Например, для демонстрационного пакета можно встретить пути вида </w:t>
+      </w:r>
+      <w:r>
+        <w:rPr>
+          <w:rStyle w:val="CodeChar"/>
+        </w:rPr>
+        <w:t>default</w:t>
       </w:r>
       <w:r>
         <w:rPr>
           <w:rStyle w:val="CodeChar"/>
           <w:lang w:val="ru-RU"/>
         </w:rPr>
-        <w:t>#</w:t>
-      </w:r>
-      <w:r>
-        <w:rPr>
-          <w:rStyle w:val="CodeChar"/>
-        </w:rPr>
-        <w:t>story</w:t>
-      </w:r>
-      <w:r>
-        <w:t xml:space="preserve">: такой случай должен считаться дефектом сценария или </w:t>
-      </w:r>
-      <w:r>
-        <w:rPr>
-          <w:lang w:val="en-US"/>
-        </w:rPr>
-        <w:t>Storybook</w:t>
-      </w:r>
-      <w:r>
-        <w:t>-интеграции, а не успешным прохождением. Иначе конвейер визуального регрессионного тестирования может пропустить состояние, которое перестало отрисовываться.</w:t>
-      </w:r>
-    </w:p>
-    <w:p>
-      <w:pPr>
-        <w:rPr>
-          <w:lang w:val="en-US"/>
-        </w:rPr>
-      </w:pPr>
-      <w:r>
-        <w:t xml:space="preserve">Контракт </w:t>
+        <w:t>-</w:t>
+      </w:r>
+      <w:r>
+        <w:rPr>
+          <w:rStyle w:val="CodeChar"/>
+        </w:rPr>
+        <w:t>dark</w:t>
+      </w:r>
+      <w:r>
+        <w:rPr>
+          <w:rStyle w:val="CodeChar"/>
+          <w:lang w:val="ru-RU"/>
+        </w:rPr>
+        <w:t>/</w:t>
+      </w:r>
+      <w:r>
+        <w:rPr>
+          <w:rStyle w:val="CodeChar"/>
+        </w:rPr>
+        <w:t>main</w:t>
+      </w:r>
+      <w:r>
+        <w:rPr>
+          <w:rStyle w:val="CodeChar"/>
+          <w:lang w:val="ru-RU"/>
+        </w:rPr>
+        <w:t>--</w:t>
+      </w:r>
+      <w:r>
+        <w:rPr>
+          <w:rStyle w:val="CodeChar"/>
+        </w:rPr>
+        <w:t>badge</w:t>
+      </w:r>
+      <w:r>
+        <w:rPr>
+          <w:rStyle w:val="CodeChar"/>
+          <w:lang w:val="ru-RU"/>
+        </w:rPr>
+        <w:t>--</w:t>
+      </w:r>
+      <w:r>
+        <w:rPr>
+          <w:rStyle w:val="CodeChar"/>
+        </w:rPr>
+        <w:t>fill</w:t>
+      </w:r>
+      <w:r>
+        <w:rPr>
+          <w:rStyle w:val="CodeChar"/>
+          <w:lang w:val="ru-RU"/>
+        </w:rPr>
+        <w:t>-</w:t>
+      </w:r>
+      <w:r>
+        <w:rPr>
+          <w:rStyle w:val="CodeChar"/>
+        </w:rPr>
+        <w:t>one</w:t>
+      </w:r>
+      <w:r>
+        <w:rPr>
+          <w:rStyle w:val="CodeChar"/>
+          <w:lang w:val="ru-RU"/>
+        </w:rPr>
+        <w:t>-</w:t>
+      </w:r>
+      <w:r>
+        <w:rPr>
+          <w:rStyle w:val="CodeChar"/>
+        </w:rPr>
+        <w:t>digit</w:t>
+      </w:r>
+      <w:r>
+        <w:rPr>
+          <w:rStyle w:val="CodeChar"/>
+          <w:lang w:val="ru-RU"/>
+        </w:rPr>
+        <w:t>.</w:t>
+      </w:r>
+      <w:proofErr w:type="spellStart"/>
+      <w:r>
+        <w:rPr>
+          <w:rStyle w:val="CodeChar"/>
+        </w:rPr>
+        <w:t>png</w:t>
+      </w:r>
+      <w:proofErr w:type="spellEnd"/>
+      <w:r>
+        <w:t xml:space="preserve"> и </w:t>
+      </w:r>
+      <w:r>
+        <w:rPr>
+          <w:rStyle w:val="CodeChar"/>
+        </w:rPr>
+        <w:t>global</w:t>
+      </w:r>
+      <w:r>
+        <w:rPr>
+          <w:rStyle w:val="CodeChar"/>
+          <w:lang w:val="ru-RU"/>
+        </w:rPr>
+        <w:t>-</w:t>
+      </w:r>
+      <w:r>
+        <w:rPr>
+          <w:rStyle w:val="CodeChar"/>
+        </w:rPr>
+        <w:t>light</w:t>
+      </w:r>
+      <w:r>
+        <w:rPr>
+          <w:rStyle w:val="CodeChar"/>
+          <w:lang w:val="ru-RU"/>
+        </w:rPr>
+        <w:t>/</w:t>
+      </w:r>
+      <w:r>
+        <w:rPr>
+          <w:rStyle w:val="CodeChar"/>
+        </w:rPr>
+        <w:t>basics</w:t>
+      </w:r>
+      <w:r>
+        <w:rPr>
+          <w:rStyle w:val="CodeChar"/>
+          <w:lang w:val="ru-RU"/>
+        </w:rPr>
+        <w:t>--</w:t>
+      </w:r>
+      <w:r>
+        <w:rPr>
+          <w:rStyle w:val="CodeChar"/>
+        </w:rPr>
+        <w:t>fonts</w:t>
+      </w:r>
+      <w:r>
+        <w:rPr>
+          <w:rStyle w:val="CodeChar"/>
+          <w:lang w:val="ru-RU"/>
+        </w:rPr>
+        <w:t>--</w:t>
+      </w:r>
+      <w:r>
+        <w:rPr>
+          <w:rStyle w:val="CodeChar"/>
+        </w:rPr>
+        <w:t>basic</w:t>
+      </w:r>
+      <w:r>
+        <w:rPr>
+          <w:rStyle w:val="CodeChar"/>
+          <w:lang w:val="ru-RU"/>
+        </w:rPr>
+        <w:t>-</w:t>
+      </w:r>
+      <w:proofErr w:type="spellStart"/>
+      <w:r>
+        <w:rPr>
+          <w:rStyle w:val="CodeChar"/>
+        </w:rPr>
+        <w:t>latin</w:t>
+      </w:r>
+      <w:proofErr w:type="spellEnd"/>
+      <w:r>
+        <w:rPr>
+          <w:rStyle w:val="CodeChar"/>
+          <w:lang w:val="ru-RU"/>
+        </w:rPr>
+        <w:t>-</w:t>
+      </w:r>
+      <w:r>
+        <w:rPr>
+          <w:rStyle w:val="CodeChar"/>
+        </w:rPr>
+        <w:t>text</w:t>
+      </w:r>
+      <w:r>
+        <w:rPr>
+          <w:rStyle w:val="CodeChar"/>
+          <w:lang w:val="ru-RU"/>
+        </w:rPr>
+        <w:t>.</w:t>
+      </w:r>
+      <w:proofErr w:type="spellStart"/>
+      <w:r>
+        <w:rPr>
+          <w:rStyle w:val="CodeChar"/>
+        </w:rPr>
+        <w:t>png</w:t>
+      </w:r>
+      <w:proofErr w:type="spellEnd"/>
+      <w:r>
+        <w:t xml:space="preserve">. Такая структура делает матрицу </w:t>
       </w:r>
       <w:proofErr w:type="gramStart"/>
       <w:r>
-        <w:rPr>
-          <w:rStyle w:val="CodeChar"/>
-        </w:rPr>
-        <w:t>window</w:t>
-      </w:r>
-      <w:r>
-        <w:rPr>
-          <w:rStyle w:val="CodeChar"/>
-          <w:lang w:val="ru-RU"/>
-        </w:rPr>
-        <w:t>.</w:t>
-      </w:r>
-      <w:r>
-        <w:rPr>
-          <w:rStyle w:val="CodeChar"/>
-        </w:rPr>
-        <w:t>storybook</w:t>
+        <w:t>проверки</w:t>
       </w:r>
       <w:proofErr w:type="gramEnd"/>
       <w:r>
-        <w:t xml:space="preserve"> в текущей реализации намеренно минимален: список строковых идентификаторов и метод </w:t>
-      </w:r>
-      <w:r>
-        <w:rPr>
-          <w:rStyle w:val="CodeChar"/>
-        </w:rPr>
-        <w:t>update</w:t>
-      </w:r>
-      <w:r>
-        <w:t xml:space="preserve">, возвращающий </w:t>
-      </w:r>
-      <w:r>
-        <w:rPr>
-          <w:lang w:val="en-US"/>
-        </w:rPr>
-        <w:t>CSS</w:t>
-      </w:r>
-      <w:r>
-        <w:t xml:space="preserve">-селектор. Это упрощает интеграцию </w:t>
-      </w:r>
-      <w:r>
-        <w:rPr>
-          <w:lang w:val="en-US"/>
-        </w:rPr>
-        <w:t>CLI</w:t>
-      </w:r>
-      <w:r>
-        <w:t xml:space="preserve"> и </w:t>
-      </w:r>
-      <w:r>
-        <w:rPr>
-          <w:lang w:val="en-US"/>
-        </w:rPr>
-        <w:t>React</w:t>
-      </w:r>
-      <w:r>
-        <w:t>-страницы, но ограничивает диагностику.</w:t>
-      </w:r>
-    </w:p>
-    <w:p>
-      <w:pPr>
-        <w:pStyle w:val="Heading2"/>
-      </w:pPr>
-      <w:r>
-        <w:t xml:space="preserve">Хранение эталонных </w:t>
-      </w:r>
-      <w:r>
-        <w:rPr>
-          <w:lang w:val="en-US"/>
-        </w:rPr>
-        <w:t>PNG</w:t>
-      </w:r>
-      <w:r>
-        <w:t xml:space="preserve"> и проверка изменений</w:t>
-      </w:r>
-    </w:p>
-    <w:p>
-      <w:pPr>
-        <w:rPr>
-          <w:lang w:val="en-US"/>
-        </w:rPr>
-      </w:pPr>
-      <w:r>
-        <w:t xml:space="preserve">Эталонные изображения хранятся в </w:t>
-      </w:r>
-      <w:proofErr w:type="gramStart"/>
-      <w:r>
-        <w:t xml:space="preserve">директории </w:t>
-      </w:r>
-      <w:r>
-        <w:rPr>
-          <w:rStyle w:val="CodeChar"/>
-          <w:lang w:val="ru-RU"/>
-        </w:rPr>
-        <w:t>.</w:t>
-      </w:r>
-      <w:r>
-        <w:rPr>
-          <w:rStyle w:val="CodeChar"/>
-        </w:rPr>
-        <w:t>storybook</w:t>
-      </w:r>
-      <w:proofErr w:type="gramEnd"/>
-      <w:r>
-        <w:t xml:space="preserve"> внутри пакета. Для каждого сценария система вычисляет стабильное имя </w:t>
-      </w:r>
-      <w:r>
-        <w:rPr>
-          <w:lang w:val="en-US"/>
-        </w:rPr>
-        <w:t>PNG</w:t>
-      </w:r>
-      <w:r>
-        <w:t>: оно строится на основе имени пакета, служебной директории эталонов и идентификатора истории, приведённого к единому файловому виду. Такое правило позволяет одинаково находить эталоны при обновлении и при проверке.</w:t>
-      </w:r>
-    </w:p>
-    <w:p>
-      <w:pPr>
-        <w:rPr>
-          <w:lang w:val="en-US"/>
-        </w:rPr>
-      </w:pPr>
-      <w:r>
-        <w:t xml:space="preserve">Так как путь истории содержит часть </w:t>
-      </w:r>
-      <w:r>
-        <w:rPr>
-          <w:rStyle w:val="CodeChar"/>
-          <w:lang w:val="ru-RU"/>
-        </w:rPr>
-        <w:t>{</w:t>
-      </w:r>
-      <w:r>
-        <w:rPr>
-          <w:rStyle w:val="CodeChar"/>
-        </w:rPr>
-        <w:t>theme</w:t>
-      </w:r>
-      <w:r>
-        <w:rPr>
-          <w:rStyle w:val="CodeChar"/>
-          <w:lang w:val="ru-RU"/>
-        </w:rPr>
-        <w:t>}-{</w:t>
-      </w:r>
-      <w:r>
-        <w:rPr>
-          <w:rStyle w:val="CodeChar"/>
-        </w:rPr>
-        <w:t>mode</w:t>
-      </w:r>
-      <w:r>
-        <w:rPr>
-          <w:rStyle w:val="CodeChar"/>
-          <w:lang w:val="ru-RU"/>
-        </w:rPr>
-        <w:t>}/{</w:t>
-      </w:r>
-      <w:r>
-        <w:rPr>
-          <w:rStyle w:val="CodeChar"/>
-        </w:rPr>
-        <w:t>story</w:t>
-      </w:r>
-      <w:r>
-        <w:rPr>
-          <w:rStyle w:val="CodeChar"/>
-          <w:lang w:val="ru-RU"/>
-        </w:rPr>
-        <w:t>-</w:t>
-      </w:r>
-      <w:r>
-        <w:rPr>
-          <w:rStyle w:val="CodeChar"/>
-        </w:rPr>
-        <w:t>id</w:t>
-      </w:r>
-      <w:r>
-        <w:rPr>
-          <w:rStyle w:val="CodeChar"/>
-          <w:lang w:val="ru-RU"/>
-        </w:rPr>
-        <w:t>}</w:t>
-      </w:r>
-      <w:r>
-        <w:t xml:space="preserve">, </w:t>
-      </w:r>
-      <w:proofErr w:type="gramStart"/>
-      <w:r>
-        <w:t xml:space="preserve">внутри </w:t>
-      </w:r>
-      <w:r>
-        <w:rPr>
-          <w:rStyle w:val="CodeChar"/>
-          <w:lang w:val="ru-RU"/>
-        </w:rPr>
-        <w:t>.</w:t>
-      </w:r>
-      <w:r>
-        <w:rPr>
-          <w:rStyle w:val="CodeChar"/>
-        </w:rPr>
-        <w:t>storybook</w:t>
-      </w:r>
-      <w:proofErr w:type="gramEnd"/>
-      <w:r>
-        <w:t xml:space="preserve"> появляются поддиректории по теме и режиму. Например, для демонстрационного пакета можно встретить пути вида </w:t>
-      </w:r>
-      <w:r>
-        <w:rPr>
-          <w:rStyle w:val="CodeChar"/>
-        </w:rPr>
-        <w:t>default</w:t>
-      </w:r>
-      <w:r>
-        <w:rPr>
-          <w:rStyle w:val="CodeChar"/>
-          <w:lang w:val="ru-RU"/>
-        </w:rPr>
-        <w:t>-</w:t>
-      </w:r>
-      <w:r>
-        <w:rPr>
-          <w:rStyle w:val="CodeChar"/>
-        </w:rPr>
-        <w:t>dark</w:t>
-      </w:r>
-      <w:r>
-        <w:rPr>
-          <w:rStyle w:val="CodeChar"/>
-          <w:lang w:val="ru-RU"/>
-        </w:rPr>
-        <w:t>/</w:t>
-      </w:r>
-      <w:r>
-        <w:rPr>
-          <w:rStyle w:val="CodeChar"/>
-        </w:rPr>
-        <w:t>main</w:t>
-      </w:r>
-      <w:r>
-        <w:rPr>
-          <w:rStyle w:val="CodeChar"/>
-          <w:lang w:val="ru-RU"/>
-        </w:rPr>
-        <w:t>--</w:t>
-      </w:r>
-      <w:r>
-        <w:rPr>
-          <w:rStyle w:val="CodeChar"/>
-        </w:rPr>
-        <w:t>badge</w:t>
-      </w:r>
-      <w:r>
-        <w:rPr>
-          <w:rStyle w:val="CodeChar"/>
-          <w:lang w:val="ru-RU"/>
-        </w:rPr>
-        <w:t>--</w:t>
-      </w:r>
-      <w:r>
-        <w:rPr>
-          <w:rStyle w:val="CodeChar"/>
-        </w:rPr>
-        <w:t>fill</w:t>
-      </w:r>
-      <w:r>
-        <w:rPr>
-          <w:rStyle w:val="CodeChar"/>
-          <w:lang w:val="ru-RU"/>
-        </w:rPr>
-        <w:t>-</w:t>
-      </w:r>
-      <w:r>
-        <w:rPr>
-          <w:rStyle w:val="CodeChar"/>
-        </w:rPr>
-        <w:t>one</w:t>
-      </w:r>
-      <w:r>
-        <w:rPr>
-          <w:rStyle w:val="CodeChar"/>
-          <w:lang w:val="ru-RU"/>
-        </w:rPr>
-        <w:t>-</w:t>
-      </w:r>
-      <w:r>
-        <w:rPr>
-          <w:rStyle w:val="CodeChar"/>
-        </w:rPr>
-        <w:t>digit</w:t>
-      </w:r>
-      <w:r>
-        <w:rPr>
-          <w:rStyle w:val="CodeChar"/>
-          <w:lang w:val="ru-RU"/>
-        </w:rPr>
-        <w:t>.</w:t>
-      </w:r>
-      <w:proofErr w:type="spellStart"/>
-      <w:r>
-        <w:rPr>
-          <w:rStyle w:val="CodeChar"/>
-        </w:rPr>
-        <w:t>png</w:t>
-      </w:r>
-      <w:proofErr w:type="spellEnd"/>
-      <w:r>
-        <w:t xml:space="preserve"> и </w:t>
-      </w:r>
-      <w:r>
-        <w:rPr>
-          <w:rStyle w:val="CodeChar"/>
-        </w:rPr>
-        <w:t>global</w:t>
-      </w:r>
-      <w:r>
-        <w:rPr>
-          <w:rStyle w:val="CodeChar"/>
-          <w:lang w:val="ru-RU"/>
-        </w:rPr>
-        <w:t>-</w:t>
-      </w:r>
-      <w:r>
-        <w:rPr>
-          <w:rStyle w:val="CodeChar"/>
-        </w:rPr>
-        <w:t>light</w:t>
-      </w:r>
-      <w:r>
-        <w:rPr>
-          <w:rStyle w:val="CodeChar"/>
-          <w:lang w:val="ru-RU"/>
-        </w:rPr>
-        <w:t>/</w:t>
-      </w:r>
-      <w:r>
-        <w:rPr>
-          <w:rStyle w:val="CodeChar"/>
-        </w:rPr>
-        <w:t>basics</w:t>
-      </w:r>
-      <w:r>
-        <w:rPr>
-          <w:rStyle w:val="CodeChar"/>
-          <w:lang w:val="ru-RU"/>
-        </w:rPr>
-        <w:t>--</w:t>
-      </w:r>
-      <w:r>
-        <w:rPr>
-          <w:rStyle w:val="CodeChar"/>
-        </w:rPr>
-        <w:t>fonts</w:t>
-      </w:r>
-      <w:r>
-        <w:rPr>
-          <w:rStyle w:val="CodeChar"/>
-          <w:lang w:val="ru-RU"/>
-        </w:rPr>
-        <w:t>--</w:t>
-      </w:r>
-      <w:r>
-        <w:rPr>
-          <w:rStyle w:val="CodeChar"/>
-        </w:rPr>
-        <w:t>basic</w:t>
-      </w:r>
-      <w:r>
-        <w:rPr>
-          <w:rStyle w:val="CodeChar"/>
-          <w:lang w:val="ru-RU"/>
-        </w:rPr>
-        <w:t>-</w:t>
-      </w:r>
-      <w:proofErr w:type="spellStart"/>
-      <w:r>
-        <w:rPr>
-          <w:rStyle w:val="CodeChar"/>
-        </w:rPr>
-        <w:t>latin</w:t>
-      </w:r>
-      <w:proofErr w:type="spellEnd"/>
-      <w:r>
-        <w:rPr>
-          <w:rStyle w:val="CodeChar"/>
-          <w:lang w:val="ru-RU"/>
-        </w:rPr>
-        <w:t>-</w:t>
-      </w:r>
-      <w:r>
-        <w:rPr>
-          <w:rStyle w:val="CodeChar"/>
-        </w:rPr>
-        <w:t>text</w:t>
-      </w:r>
-      <w:r>
-        <w:rPr>
-          <w:rStyle w:val="CodeChar"/>
-          <w:lang w:val="ru-RU"/>
-        </w:rPr>
-        <w:t>.</w:t>
-      </w:r>
-      <w:proofErr w:type="spellStart"/>
-      <w:r>
-        <w:rPr>
-          <w:rStyle w:val="CodeChar"/>
-        </w:rPr>
-        <w:t>png</w:t>
-      </w:r>
-      <w:proofErr w:type="spellEnd"/>
-      <w:r>
-        <w:t xml:space="preserve">. Такая структура делает матрицу </w:t>
-      </w:r>
-      <w:proofErr w:type="gramStart"/>
-      <w:r>
-        <w:t>проверки</w:t>
-      </w:r>
-      <w:proofErr w:type="gramEnd"/>
-      <w:r>
         <w:t xml:space="preserve"> видимой в файловой системе.</w:t>
       </w:r>
     </w:p>
     <w:p>
-      <w:pPr>
-        <w:rPr>
-          <w:lang w:val="en-US"/>
-        </w:rPr>
-      </w:pPr>
       <w:r>
         <w:t xml:space="preserve">При такой схеме именования важно сохранять уникальность имён после преобразования в нижний регистр с дефисами. Разные экспорты или пресеты, отличающиеся </w:t>
       </w:r>
@@ -14010,536 +15306,532 @@
         <w:t>. На практике риск снижается за счёт осмысленных названий пресетов</w:t>
       </w:r>
       <w:r>
+        <w:t>.</w:t>
+      </w:r>
+    </w:p>
+    <w:p>
+      <w:r>
+        <w:t xml:space="preserve">Команда </w:t>
+      </w:r>
+      <w:proofErr w:type="spellStart"/>
+      <w:r>
+        <w:rPr>
+          <w:rStyle w:val="CodeChar"/>
+        </w:rPr>
+        <w:t>rtr</w:t>
+      </w:r>
+      <w:proofErr w:type="spellEnd"/>
+      <w:r>
+        <w:rPr>
+          <w:rStyle w:val="CodeChar"/>
+          <w:lang w:val="ru-RU"/>
+        </w:rPr>
+        <w:t xml:space="preserve"> </w:t>
+      </w:r>
+      <w:r>
+        <w:rPr>
+          <w:rStyle w:val="CodeChar"/>
+        </w:rPr>
+        <w:t>shot</w:t>
+      </w:r>
+      <w:r>
+        <w:t xml:space="preserve"> используется для обновления эталонов. Перед записью новых изображений старая директория эталонов очищается, а затем каждый новый </w:t>
+      </w:r>
+      <w:r>
         <w:rPr>
           <w:lang w:val="en-US"/>
         </w:rPr>
+        <w:t>PNG</w:t>
+      </w:r>
+      <w:r>
+        <w:t xml:space="preserve"> записывается по пути, соответствующему идентификатору истории. Это гарантирует, что устаревшие файлы не останутся после удаления истории или пресета.</w:t>
+      </w:r>
+    </w:p>
+    <w:p>
+      <w:r>
+        <w:t xml:space="preserve">Команда </w:t>
+      </w:r>
+      <w:proofErr w:type="spellStart"/>
+      <w:r>
+        <w:rPr>
+          <w:rStyle w:val="CodeChar"/>
+        </w:rPr>
+        <w:t>rtr</w:t>
+      </w:r>
+      <w:proofErr w:type="spellEnd"/>
+      <w:r>
+        <w:rPr>
+          <w:rStyle w:val="CodeChar"/>
+          <w:lang w:val="ru-RU"/>
+        </w:rPr>
+        <w:t xml:space="preserve"> </w:t>
+      </w:r>
+      <w:r>
+        <w:rPr>
+          <w:rStyle w:val="CodeChar"/>
+        </w:rPr>
+        <w:t>shot</w:t>
+      </w:r>
+      <w:r>
+        <w:rPr>
+          <w:rStyle w:val="CodeChar"/>
+          <w:lang w:val="ru-RU"/>
+        </w:rPr>
+        <w:t>-</w:t>
+      </w:r>
+      <w:r>
+        <w:rPr>
+          <w:rStyle w:val="CodeChar"/>
+        </w:rPr>
+        <w:t>check</w:t>
+      </w:r>
+      <w:r>
+        <w:t xml:space="preserve"> используется для проверки. Сначала сравнивается набор существующих эталонов и набор файлов, ожидаемый по текущим историям. Если наборы отличаются, проверка завершается ошибкой </w:t>
+      </w:r>
+      <w:r>
+        <w:t>«</w:t>
+      </w:r>
+      <w:r>
+        <w:rPr>
+          <w:lang w:val="en-US"/>
+        </w:rPr>
+        <w:t>Story</w:t>
+      </w:r>
+      <w:r>
+        <w:t xml:space="preserve"> </w:t>
+      </w:r>
+      <w:r>
+        <w:rPr>
+          <w:lang w:val="en-US"/>
+        </w:rPr>
+        <w:t>count</w:t>
+      </w:r>
+      <w:r>
+        <w:t>/</w:t>
+      </w:r>
+      <w:r>
+        <w:rPr>
+          <w:lang w:val="en-US"/>
+        </w:rPr>
+        <w:t>names</w:t>
+      </w:r>
+      <w:r>
+        <w:t xml:space="preserve"> </w:t>
+      </w:r>
+      <w:r>
+        <w:rPr>
+          <w:lang w:val="en-US"/>
+        </w:rPr>
+        <w:t>not</w:t>
+      </w:r>
+      <w:r>
+        <w:t xml:space="preserve"> </w:t>
+      </w:r>
+      <w:r>
+        <w:rPr>
+          <w:lang w:val="en-US"/>
+        </w:rPr>
+        <w:t>match</w:t>
+      </w:r>
+      <w:r>
+        <w:t>»</w:t>
+      </w:r>
+      <w:r>
+        <w:t>. Это защищает от ситуации, когда изменилось количество сценариев, но изображения не обновлены.</w:t>
+      </w:r>
+    </w:p>
+    <w:p>
+      <w:r>
+        <w:t xml:space="preserve">Команда </w:t>
+      </w:r>
+      <w:proofErr w:type="spellStart"/>
+      <w:r>
+        <w:rPr>
+          <w:rStyle w:val="CodeChar"/>
+        </w:rPr>
+        <w:t>rtr</w:t>
+      </w:r>
+      <w:proofErr w:type="spellEnd"/>
+      <w:r>
+        <w:rPr>
+          <w:rStyle w:val="CodeChar"/>
+          <w:lang w:val="ru-RU"/>
+        </w:rPr>
+        <w:t xml:space="preserve"> </w:t>
+      </w:r>
+      <w:r>
+        <w:rPr>
+          <w:rStyle w:val="CodeChar"/>
+        </w:rPr>
+        <w:t>shot</w:t>
+      </w:r>
+      <w:r>
+        <w:rPr>
+          <w:rStyle w:val="CodeChar"/>
+          <w:lang w:val="ru-RU"/>
+        </w:rPr>
+        <w:t>-</w:t>
+      </w:r>
+      <w:r>
+        <w:rPr>
+          <w:rStyle w:val="CodeChar"/>
+        </w:rPr>
+        <w:t>check</w:t>
+      </w:r>
+      <w:r>
+        <w:rPr>
+          <w:rStyle w:val="CodeChar"/>
+          <w:lang w:val="ru-RU"/>
+        </w:rPr>
+        <w:t>-</w:t>
+      </w:r>
+      <w:r>
+        <w:rPr>
+          <w:rStyle w:val="CodeChar"/>
+        </w:rPr>
+        <w:t>ci</w:t>
+      </w:r>
+      <w:r>
+        <w:t xml:space="preserve"> выполняет проверку в </w:t>
+      </w:r>
+      <w:r>
+        <w:rPr>
+          <w:lang w:val="en-US"/>
+        </w:rPr>
+        <w:t>CI</w:t>
+      </w:r>
+      <w:r>
+        <w:t xml:space="preserve">-режиме без предварительной сборки, поскольку в конвейере непрерывной интеграции сборка выполняется отдельным шагом. Команда </w:t>
+      </w:r>
+      <w:proofErr w:type="spellStart"/>
+      <w:r>
+        <w:rPr>
+          <w:rStyle w:val="CodeChar"/>
+        </w:rPr>
+        <w:t>rtr</w:t>
+      </w:r>
+      <w:proofErr w:type="spellEnd"/>
+      <w:r>
+        <w:rPr>
+          <w:rStyle w:val="CodeChar"/>
+          <w:lang w:val="ru-RU"/>
+        </w:rPr>
+        <w:t xml:space="preserve"> </w:t>
+      </w:r>
+      <w:r>
+        <w:rPr>
+          <w:rStyle w:val="CodeChar"/>
+        </w:rPr>
+        <w:t>shot</w:t>
+      </w:r>
+      <w:r>
+        <w:rPr>
+          <w:rStyle w:val="CodeChar"/>
+          <w:lang w:val="ru-RU"/>
+        </w:rPr>
+        <w:t>-</w:t>
+      </w:r>
+      <w:r>
+        <w:rPr>
+          <w:rStyle w:val="CodeChar"/>
+        </w:rPr>
+        <w:t>ci</w:t>
+      </w:r>
+      <w:r>
+        <w:t xml:space="preserve"> предназначена для обновления скриншотов в </w:t>
+      </w:r>
+      <w:r>
+        <w:rPr>
+          <w:lang w:val="en-US"/>
+        </w:rPr>
+        <w:t>CI</w:t>
+      </w:r>
+      <w:r>
+        <w:t xml:space="preserve"> и фиксации изменений. Она требует переменные окружения </w:t>
+      </w:r>
+      <w:r>
+        <w:rPr>
+          <w:rStyle w:val="CodeChar"/>
+        </w:rPr>
+        <w:t>REACTOR</w:t>
+      </w:r>
+      <w:r>
+        <w:rPr>
+          <w:rStyle w:val="CodeChar"/>
+          <w:lang w:val="ru-RU"/>
+        </w:rPr>
+        <w:t>_</w:t>
+      </w:r>
+      <w:r>
+        <w:rPr>
+          <w:rStyle w:val="CodeChar"/>
+        </w:rPr>
+        <w:t>BOT</w:t>
+      </w:r>
+      <w:r>
+        <w:rPr>
+          <w:rStyle w:val="CodeChar"/>
+          <w:lang w:val="ru-RU"/>
+        </w:rPr>
+        <w:t>_</w:t>
+      </w:r>
+      <w:r>
+        <w:rPr>
+          <w:rStyle w:val="CodeChar"/>
+        </w:rPr>
+        <w:t>ID</w:t>
+      </w:r>
+      <w:r>
+        <w:t xml:space="preserve"> и </w:t>
+      </w:r>
+      <w:r>
+        <w:rPr>
+          <w:rStyle w:val="CodeChar"/>
+        </w:rPr>
+        <w:t>REACTOR</w:t>
+      </w:r>
+      <w:r>
+        <w:rPr>
+          <w:rStyle w:val="CodeChar"/>
+          <w:lang w:val="ru-RU"/>
+        </w:rPr>
+        <w:t>_</w:t>
+      </w:r>
+      <w:r>
+        <w:rPr>
+          <w:rStyle w:val="CodeChar"/>
+        </w:rPr>
+        <w:t>BOT</w:t>
+      </w:r>
+      <w:r>
+        <w:rPr>
+          <w:rStyle w:val="CodeChar"/>
+          <w:lang w:val="ru-RU"/>
+        </w:rPr>
+        <w:t>_</w:t>
+      </w:r>
+      <w:r>
+        <w:rPr>
+          <w:rStyle w:val="CodeChar"/>
+        </w:rPr>
+        <w:t>TOKEN</w:t>
+      </w:r>
+      <w:r>
+        <w:t xml:space="preserve">, выполняет обновление, делает </w:t>
+      </w:r>
+      <w:r>
+        <w:rPr>
+          <w:rStyle w:val="CodeChar"/>
+        </w:rPr>
+        <w:t>git</w:t>
+      </w:r>
+      <w:r>
+        <w:rPr>
+          <w:rStyle w:val="CodeChar"/>
+          <w:lang w:val="ru-RU"/>
+        </w:rPr>
+        <w:t xml:space="preserve"> </w:t>
+      </w:r>
+      <w:r>
+        <w:rPr>
+          <w:rStyle w:val="CodeChar"/>
+        </w:rPr>
+        <w:t>add</w:t>
+      </w:r>
+      <w:r>
+        <w:t>, проверяет подготовленные изменения и при их наличии создаёт фиксацию изменений.</w:t>
+      </w:r>
+    </w:p>
+    <w:p>
+      <w:r>
+        <w:t>Строгое побайтовое сравнение делает проверку прозрачной, но накладывает ограничения. Любые недетерминированные изменения в отрисовке будут считаться регрессией. Поэтому истории для скриншот-тестов должны избегать случайных данных, нестабильных дат, незавершённых анимаций и зависимостей от внешнего состояния. Если компоненту нужна дата или текст, эти данные должны быть заданы явно через пресет.</w:t>
+      </w:r>
+    </w:p>
+    <w:p>
+      <w:pPr>
+        <w:pStyle w:val="Heading2"/>
+      </w:pPr>
+      <w:bookmarkStart w:id="26" w:name="_Toc232546704"/>
+      <w:r>
+        <w:t>Интеграция в демонстрационное приложение</w:t>
+      </w:r>
+      <w:bookmarkEnd w:id="26"/>
+    </w:p>
+    <w:p>
+      <w:r>
+        <w:t xml:space="preserve">Демонстрационное приложение </w:t>
+      </w:r>
+      <w:r>
+        <w:t xml:space="preserve">использовалось как площадка для внедрения и проверки </w:t>
+      </w:r>
+      <w:proofErr w:type="spellStart"/>
+      <w:r>
+        <w:t>Reactor</w:t>
+      </w:r>
+      <w:proofErr w:type="spellEnd"/>
+      <w:r>
+        <w:t xml:space="preserve"> </w:t>
+      </w:r>
+      <w:proofErr w:type="spellStart"/>
+      <w:r>
+        <w:t>Storybook</w:t>
+      </w:r>
+      <w:proofErr w:type="spellEnd"/>
+      <w:r>
+        <w:t xml:space="preserve">. В нём отдельный модуль подключает </w:t>
+      </w:r>
+      <w:r>
+        <w:rPr>
+          <w:rStyle w:val="CodeChar"/>
+        </w:rPr>
+        <w:t>Storybook</w:t>
+      </w:r>
+      <w:r>
+        <w:t xml:space="preserve">, задаёт иконки для разделов </w:t>
+      </w:r>
+      <w:r>
+        <w:rPr>
+          <w:rStyle w:val="CodeChar"/>
+        </w:rPr>
+        <w:t>Basics</w:t>
+      </w:r>
+      <w:r>
+        <w:t xml:space="preserve">, </w:t>
+      </w:r>
+      <w:r>
+        <w:rPr>
+          <w:rStyle w:val="CodeChar"/>
+        </w:rPr>
+        <w:t>Demo</w:t>
+      </w:r>
+      <w:r>
+        <w:t xml:space="preserve">, </w:t>
+      </w:r>
+      <w:r>
+        <w:rPr>
+          <w:rStyle w:val="CodeChar"/>
+        </w:rPr>
+        <w:t>Gallery</w:t>
+      </w:r>
+      <w:r>
+        <w:t xml:space="preserve">, </w:t>
+      </w:r>
+      <w:r>
+        <w:rPr>
+          <w:rStyle w:val="CodeChar"/>
+        </w:rPr>
+        <w:t>Main</w:t>
+      </w:r>
+      <w:r>
+        <w:t xml:space="preserve">, </w:t>
+      </w:r>
+      <w:r>
+        <w:rPr>
+          <w:rStyle w:val="CodeChar"/>
+        </w:rPr>
+        <w:t>Scaffold</w:t>
+      </w:r>
+      <w:r>
+        <w:t xml:space="preserve">, </w:t>
+      </w:r>
+      <w:r>
+        <w:rPr>
+          <w:rStyle w:val="CodeChar"/>
+        </w:rPr>
+        <w:t>Service</w:t>
+      </w:r>
+      <w:r>
+        <w:t xml:space="preserve">, передаёт маршрут </w:t>
+      </w:r>
+      <w:proofErr w:type="spellStart"/>
+      <w:r>
+        <w:rPr>
+          <w:rStyle w:val="CodeChar"/>
+        </w:rPr>
+        <w:t>StorybookConstants</w:t>
+      </w:r>
+      <w:proofErr w:type="spellEnd"/>
+      <w:r>
+        <w:rPr>
+          <w:rStyle w:val="CodeChar"/>
+          <w:lang w:val="ru-RU"/>
+        </w:rPr>
         <w:t>.</w:t>
       </w:r>
-    </w:p>
-    <w:p>
-      <w:pPr>
+      <w:r>
+        <w:rPr>
+          <w:rStyle w:val="CodeChar"/>
+        </w:rPr>
+        <w:t>route</w:t>
+      </w:r>
+      <w:r>
+        <w:t xml:space="preserve"> и загружает истории из дерева демонстрационных сценариев.</w:t>
+      </w:r>
+    </w:p>
+    <w:p>
+      <w:r>
+        <w:t xml:space="preserve">На уровне демонстрационного приложения </w:t>
+      </w:r>
+      <w:r>
         <w:rPr>
           <w:lang w:val="en-US"/>
         </w:rPr>
-      </w:pPr>
-      <w:r>
-        <w:t xml:space="preserve">Команда </w:t>
-      </w:r>
-      <w:proofErr w:type="spellStart"/>
-      <w:r>
-        <w:rPr>
-          <w:rStyle w:val="CodeChar"/>
-        </w:rPr>
-        <w:t>rtr</w:t>
-      </w:r>
-      <w:proofErr w:type="spellEnd"/>
+        <w:t>Storybook</w:t>
+      </w:r>
+      <w:r>
+        <w:t xml:space="preserve"> не существует изолированно от маршрутизации. Демонстрационный пакет содержит зависимость от </w:t>
+      </w:r>
       <w:r>
         <w:rPr>
           <w:rStyle w:val="CodeChar"/>
           <w:lang w:val="ru-RU"/>
         </w:rPr>
-        <w:t xml:space="preserve"> </w:t>
-      </w:r>
-      <w:r>
-        <w:rPr>
-          <w:rStyle w:val="CodeChar"/>
-        </w:rPr>
-        <w:t>shot</w:t>
-      </w:r>
-      <w:r>
-        <w:t xml:space="preserve"> используется для обновления эталонов. Перед записью новых изображений старая директория эталонов очищается, а затем каждый новый </w:t>
+        <w:t>@</w:t>
+      </w:r>
+      <w:r>
+        <w:rPr>
+          <w:rStyle w:val="CodeChar"/>
+        </w:rPr>
+        <w:t>reactor</w:t>
+      </w:r>
+      <w:r>
+        <w:rPr>
+          <w:rStyle w:val="CodeChar"/>
+          <w:lang w:val="ru-RU"/>
+        </w:rPr>
+        <w:t>/</w:t>
+      </w:r>
+      <w:r>
+        <w:rPr>
+          <w:rStyle w:val="CodeChar"/>
+        </w:rPr>
+        <w:t>storybook</w:t>
+      </w:r>
+      <w:r>
+        <w:t>,</w:t>
+      </w:r>
+      <w:r>
+        <w:t xml:space="preserve"> маршрутизатор</w:t>
+      </w:r>
+      <w:r>
+        <w:t xml:space="preserve"> сопоставляет префикс </w:t>
+      </w:r>
+      <w:r>
+        <w:rPr>
+          <w:rStyle w:val="CodeChar"/>
+        </w:rPr>
+        <w:t>storybook</w:t>
+      </w:r>
+      <w:r>
+        <w:t xml:space="preserve"> с модулем </w:t>
       </w:r>
       <w:r>
         <w:rPr>
           <w:lang w:val="en-US"/>
         </w:rPr>
-        <w:t>PNG</w:t>
-      </w:r>
-      <w:r>
-        <w:t xml:space="preserve"> записывается по пути, соответствующему идентификатору истории. Это гарантирует, что устаревшие файлы не останутся после удаления истории или пресета.</w:t>
-      </w:r>
-    </w:p>
-    <w:p>
-      <w:r>
-        <w:t xml:space="preserve">Команда </w:t>
-      </w:r>
-      <w:proofErr w:type="spellStart"/>
-      <w:r>
-        <w:rPr>
-          <w:rStyle w:val="CodeChar"/>
-        </w:rPr>
-        <w:t>rtr</w:t>
-      </w:r>
-      <w:proofErr w:type="spellEnd"/>
-      <w:r>
-        <w:rPr>
-          <w:rStyle w:val="CodeChar"/>
-          <w:lang w:val="ru-RU"/>
-        </w:rPr>
-        <w:t xml:space="preserve"> </w:t>
-      </w:r>
-      <w:r>
-        <w:rPr>
-          <w:rStyle w:val="CodeChar"/>
-        </w:rPr>
-        <w:t>shot</w:t>
-      </w:r>
-      <w:r>
-        <w:rPr>
-          <w:rStyle w:val="CodeChar"/>
-          <w:lang w:val="ru-RU"/>
-        </w:rPr>
-        <w:t>-</w:t>
-      </w:r>
-      <w:r>
-        <w:rPr>
-          <w:rStyle w:val="CodeChar"/>
-        </w:rPr>
-        <w:t>check</w:t>
-      </w:r>
-      <w:r>
-        <w:t xml:space="preserve"> используется для проверки. Сначала сравнивается набор существующих эталонов и набор файлов, ожидаемый по текущим историям. Если наборы отличаются, проверка завершается ошибкой </w:t>
-      </w:r>
-      <w:r>
-        <w:t>«</w:t>
-      </w:r>
-      <w:r>
-        <w:rPr>
-          <w:lang w:val="en-US"/>
-        </w:rPr>
-        <w:t>Story</w:t>
-      </w:r>
-      <w:r>
-        <w:t xml:space="preserve"> </w:t>
-      </w:r>
-      <w:r>
-        <w:rPr>
-          <w:lang w:val="en-US"/>
-        </w:rPr>
-        <w:t>count</w:t>
-      </w:r>
-      <w:r>
-        <w:t>/</w:t>
-      </w:r>
-      <w:r>
-        <w:rPr>
-          <w:lang w:val="en-US"/>
-        </w:rPr>
-        <w:t>names</w:t>
-      </w:r>
-      <w:r>
-        <w:t xml:space="preserve"> </w:t>
-      </w:r>
-      <w:r>
-        <w:rPr>
-          <w:lang w:val="en-US"/>
-        </w:rPr>
-        <w:t>not</w:t>
-      </w:r>
-      <w:r>
-        <w:t xml:space="preserve"> </w:t>
-      </w:r>
-      <w:r>
-        <w:rPr>
-          <w:lang w:val="en-US"/>
-        </w:rPr>
-        <w:t>match</w:t>
-      </w:r>
-      <w:r>
-        <w:t>»</w:t>
-      </w:r>
-      <w:r>
-        <w:t>. Это защищает от ситуации, когда изменилось количество сценариев, но изображения не обновлены.</w:t>
-      </w:r>
-    </w:p>
-    <w:p>
-      <w:r>
-        <w:t xml:space="preserve">Команда </w:t>
-      </w:r>
-      <w:proofErr w:type="spellStart"/>
-      <w:r>
-        <w:rPr>
-          <w:rStyle w:val="CodeChar"/>
-        </w:rPr>
-        <w:t>rtr</w:t>
-      </w:r>
-      <w:proofErr w:type="spellEnd"/>
-      <w:r>
-        <w:rPr>
-          <w:rStyle w:val="CodeChar"/>
-          <w:lang w:val="ru-RU"/>
-        </w:rPr>
-        <w:t xml:space="preserve"> </w:t>
-      </w:r>
-      <w:r>
-        <w:rPr>
-          <w:rStyle w:val="CodeChar"/>
-        </w:rPr>
-        <w:t>shot</w:t>
-      </w:r>
-      <w:r>
-        <w:rPr>
-          <w:rStyle w:val="CodeChar"/>
-          <w:lang w:val="ru-RU"/>
-        </w:rPr>
-        <w:t>-</w:t>
-      </w:r>
-      <w:r>
-        <w:rPr>
-          <w:rStyle w:val="CodeChar"/>
-        </w:rPr>
-        <w:t>check</w:t>
-      </w:r>
-      <w:r>
-        <w:rPr>
-          <w:rStyle w:val="CodeChar"/>
-          <w:lang w:val="ru-RU"/>
-        </w:rPr>
-        <w:t>-</w:t>
-      </w:r>
-      <w:r>
-        <w:rPr>
-          <w:rStyle w:val="CodeChar"/>
-        </w:rPr>
-        <w:t>ci</w:t>
-      </w:r>
-      <w:r>
-        <w:t xml:space="preserve"> выполняет проверку в </w:t>
-      </w:r>
-      <w:r>
-        <w:rPr>
-          <w:lang w:val="en-US"/>
-        </w:rPr>
-        <w:t>CI</w:t>
-      </w:r>
-      <w:r>
-        <w:t xml:space="preserve">-режиме без предварительной сборки, поскольку в конвейере непрерывной интеграции сборка выполняется отдельным шагом. Команда </w:t>
-      </w:r>
-      <w:proofErr w:type="spellStart"/>
-      <w:r>
-        <w:rPr>
-          <w:rStyle w:val="CodeChar"/>
-        </w:rPr>
-        <w:t>rtr</w:t>
-      </w:r>
-      <w:proofErr w:type="spellEnd"/>
-      <w:r>
-        <w:rPr>
-          <w:rStyle w:val="CodeChar"/>
-          <w:lang w:val="ru-RU"/>
-        </w:rPr>
-        <w:t xml:space="preserve"> </w:t>
-      </w:r>
-      <w:r>
-        <w:rPr>
-          <w:rStyle w:val="CodeChar"/>
-        </w:rPr>
-        <w:t>shot</w:t>
-      </w:r>
-      <w:r>
-        <w:rPr>
-          <w:rStyle w:val="CodeChar"/>
-          <w:lang w:val="ru-RU"/>
-        </w:rPr>
-        <w:t>-</w:t>
-      </w:r>
-      <w:r>
-        <w:rPr>
-          <w:rStyle w:val="CodeChar"/>
-        </w:rPr>
-        <w:t>ci</w:t>
-      </w:r>
-      <w:r>
-        <w:t xml:space="preserve"> предназначена для обновления скриншотов в </w:t>
-      </w:r>
-      <w:r>
-        <w:rPr>
-          <w:lang w:val="en-US"/>
-        </w:rPr>
-        <w:t>CI</w:t>
-      </w:r>
-      <w:r>
-        <w:t xml:space="preserve"> и фиксации изменений. Она требует переменные окружения </w:t>
-      </w:r>
-      <w:r>
-        <w:rPr>
-          <w:rStyle w:val="CodeChar"/>
-        </w:rPr>
-        <w:t>REACTOR</w:t>
-      </w:r>
-      <w:r>
-        <w:rPr>
-          <w:rStyle w:val="CodeChar"/>
-          <w:lang w:val="ru-RU"/>
-        </w:rPr>
-        <w:t>_</w:t>
-      </w:r>
-      <w:r>
-        <w:rPr>
-          <w:rStyle w:val="CodeChar"/>
-        </w:rPr>
-        <w:t>BOT</w:t>
-      </w:r>
-      <w:r>
-        <w:rPr>
-          <w:rStyle w:val="CodeChar"/>
-          <w:lang w:val="ru-RU"/>
-        </w:rPr>
-        <w:t>_</w:t>
-      </w:r>
-      <w:r>
-        <w:rPr>
-          <w:rStyle w:val="CodeChar"/>
-        </w:rPr>
-        <w:t>ID</w:t>
-      </w:r>
-      <w:r>
-        <w:t xml:space="preserve"> и </w:t>
-      </w:r>
-      <w:r>
-        <w:rPr>
-          <w:rStyle w:val="CodeChar"/>
-        </w:rPr>
-        <w:t>REACTOR</w:t>
-      </w:r>
-      <w:r>
-        <w:rPr>
-          <w:rStyle w:val="CodeChar"/>
-          <w:lang w:val="ru-RU"/>
-        </w:rPr>
-        <w:t>_</w:t>
-      </w:r>
-      <w:r>
-        <w:rPr>
-          <w:rStyle w:val="CodeChar"/>
-        </w:rPr>
-        <w:t>BOT</w:t>
-      </w:r>
-      <w:r>
-        <w:rPr>
-          <w:rStyle w:val="CodeChar"/>
-          <w:lang w:val="ru-RU"/>
-        </w:rPr>
-        <w:t>_</w:t>
-      </w:r>
-      <w:r>
-        <w:rPr>
-          <w:rStyle w:val="CodeChar"/>
-        </w:rPr>
-        <w:t>TOKEN</w:t>
-      </w:r>
-      <w:r>
-        <w:t xml:space="preserve">, выполняет обновление, делает </w:t>
-      </w:r>
-      <w:r>
-        <w:rPr>
-          <w:rStyle w:val="CodeChar"/>
-        </w:rPr>
-        <w:t>git</w:t>
-      </w:r>
-      <w:r>
-        <w:rPr>
-          <w:rStyle w:val="CodeChar"/>
-          <w:lang w:val="ru-RU"/>
-        </w:rPr>
-        <w:t xml:space="preserve"> </w:t>
-      </w:r>
-      <w:r>
-        <w:rPr>
-          <w:rStyle w:val="CodeChar"/>
-        </w:rPr>
-        <w:t>add</w:t>
-      </w:r>
-      <w:r>
-        <w:t>, проверяет подготовленные изменения и при их наличии создаёт фиксацию изменений.</w:t>
-      </w:r>
-    </w:p>
-    <w:p>
-      <w:r>
-        <w:t>Строгое побайтовое сравнение делает проверку прозрачной, но накладывает ограничения. Любые недетерминированные изменения в отрисовке будут считаться регрессией. Поэтому истории для скриншот-тестов должны избегать случайных данных, нестабильных дат, незавершённых анимаций и зависимостей от внешнего состояния. Если компоненту нужна дата или текст, эти данные должны быть заданы явно через пресет.</w:t>
-      </w:r>
-    </w:p>
-    <w:p>
-      <w:pPr>
-        <w:pStyle w:val="Heading2"/>
-      </w:pPr>
-      <w:r>
-        <w:t>Интеграция в демонстрационное приложение</w:t>
-      </w:r>
-    </w:p>
-    <w:p>
-      <w:r>
-        <w:t xml:space="preserve">Демонстрационное приложение является примером реального внедрения </w:t>
-      </w:r>
-      <w:r>
-        <w:rPr>
-          <w:lang w:val="en-US"/>
-        </w:rPr>
-        <w:t>Reactor</w:t>
-      </w:r>
-      <w:r>
-        <w:t xml:space="preserve"> </w:t>
-      </w:r>
-      <w:r>
-        <w:rPr>
-          <w:lang w:val="en-US"/>
-        </w:rPr>
         <w:t>Storybook</w:t>
       </w:r>
       <w:r>
-        <w:t xml:space="preserve">. В нём отдельный модуль подключает </w:t>
-      </w:r>
-      <w:r>
-        <w:rPr>
-          <w:rStyle w:val="CodeChar"/>
-        </w:rPr>
-        <w:t>Storybook</w:t>
-      </w:r>
-      <w:r>
-        <w:t xml:space="preserve">, задаёт иконки для разделов </w:t>
-      </w:r>
-      <w:r>
-        <w:rPr>
-          <w:rStyle w:val="CodeChar"/>
-        </w:rPr>
-        <w:t>Basics</w:t>
-      </w:r>
-      <w:r>
-        <w:t xml:space="preserve">, </w:t>
-      </w:r>
-      <w:r>
-        <w:rPr>
-          <w:rStyle w:val="CodeChar"/>
-        </w:rPr>
-        <w:t>Demo</w:t>
-      </w:r>
-      <w:r>
-        <w:t xml:space="preserve">, </w:t>
-      </w:r>
-      <w:r>
-        <w:rPr>
-          <w:rStyle w:val="CodeChar"/>
-        </w:rPr>
-        <w:t>Gallery</w:t>
-      </w:r>
-      <w:r>
-        <w:t xml:space="preserve">, </w:t>
-      </w:r>
-      <w:r>
-        <w:rPr>
-          <w:rStyle w:val="CodeChar"/>
-        </w:rPr>
-        <w:t>Main</w:t>
-      </w:r>
-      <w:r>
-        <w:t xml:space="preserve">, </w:t>
-      </w:r>
-      <w:r>
-        <w:rPr>
-          <w:rStyle w:val="CodeChar"/>
-        </w:rPr>
-        <w:t>Scaffold</w:t>
-      </w:r>
-      <w:r>
-        <w:t xml:space="preserve">, </w:t>
-      </w:r>
-      <w:r>
-        <w:rPr>
-          <w:rStyle w:val="CodeChar"/>
-        </w:rPr>
-        <w:t>Service</w:t>
-      </w:r>
-      <w:r>
-        <w:t xml:space="preserve">, передаёт маршрут </w:t>
-      </w:r>
-      <w:proofErr w:type="spellStart"/>
-      <w:r>
-        <w:rPr>
-          <w:rStyle w:val="CodeChar"/>
-        </w:rPr>
-        <w:t>StorybookConstants</w:t>
-      </w:r>
-      <w:proofErr w:type="spellEnd"/>
-      <w:r>
-        <w:rPr>
-          <w:rStyle w:val="CodeChar"/>
-          <w:lang w:val="ru-RU"/>
-        </w:rPr>
-        <w:t>.</w:t>
-      </w:r>
-      <w:r>
-        <w:rPr>
-          <w:rStyle w:val="CodeChar"/>
-        </w:rPr>
-        <w:t>route</w:t>
-      </w:r>
-      <w:r>
-        <w:t xml:space="preserve"> и загружает истории из дерева демонстрационных сценариев.</w:t>
-      </w:r>
-    </w:p>
-    <w:p>
-      <w:pPr>
-        <w:rPr>
-          <w:lang w:val="en-US"/>
-        </w:rPr>
-      </w:pPr>
-      <w:r>
-        <w:t xml:space="preserve">На уровне демонстрационного приложения </w:t>
-      </w:r>
-      <w:r>
-        <w:rPr>
-          <w:lang w:val="en-US"/>
-        </w:rPr>
-        <w:t>Storybook</w:t>
-      </w:r>
-      <w:r>
-        <w:t xml:space="preserve"> не существует изолированно от маршрутизации. Демонстрационный пакет содержит зависимость от </w:t>
-      </w:r>
-      <w:r>
-        <w:rPr>
-          <w:rStyle w:val="CodeChar"/>
-          <w:lang w:val="ru-RU"/>
-        </w:rPr>
-        <w:t>@</w:t>
-      </w:r>
-      <w:r>
-        <w:rPr>
-          <w:rStyle w:val="CodeChar"/>
-        </w:rPr>
-        <w:t>reactor</w:t>
-      </w:r>
-      <w:r>
-        <w:rPr>
-          <w:rStyle w:val="CodeChar"/>
-          <w:lang w:val="ru-RU"/>
-        </w:rPr>
-        <w:t>/</w:t>
-      </w:r>
-      <w:r>
-        <w:rPr>
-          <w:rStyle w:val="CodeChar"/>
-        </w:rPr>
-        <w:t>storybook</w:t>
-      </w:r>
-      <w:r>
-        <w:t xml:space="preserve">, роутер сопоставляет префикс </w:t>
-      </w:r>
-      <w:r>
-        <w:rPr>
-          <w:rStyle w:val="CodeChar"/>
-        </w:rPr>
-        <w:t>storybook</w:t>
-      </w:r>
-      <w:r>
-        <w:t xml:space="preserve"> с модулем </w:t>
-      </w:r>
-      <w:r>
-        <w:rPr>
-          <w:lang w:val="en-US"/>
-        </w:rPr>
-        <w:t>Storybook</w:t>
-      </w:r>
-      <w:r>
         <w:t xml:space="preserve">, а слой представления </w:t>
       </w:r>
       <w:proofErr w:type="spellStart"/>
@@ -14552,11 +15844,6 @@
       </w:r>
     </w:p>
     <w:p>
-      <w:pPr>
-        <w:rPr>
-          <w:lang w:val="en-US"/>
-        </w:rPr>
-      </w:pPr>
       <w:r>
         <w:lastRenderedPageBreak/>
         <w:t xml:space="preserve">Истории сгруппированы по предметным разделам. В разделе </w:t>
@@ -14595,37 +15882,869 @@
         <w:t>uploader</w:t>
       </w:r>
       <w:r>
+        <w:t xml:space="preserve"> – сценарии загрузчика. В </w:t>
+      </w:r>
+      <w:r>
+        <w:rPr>
+          <w:rStyle w:val="CodeChar"/>
+        </w:rPr>
+        <w:t>scaffold</w:t>
+      </w:r>
+      <w:r>
         <w:t xml:space="preserve"> </w:t>
       </w:r>
       <w:r>
         <w:t>–</w:t>
       </w:r>
       <w:r>
-        <w:t xml:space="preserve"> сценарии загрузчика. В </w:t>
-      </w:r>
-      <w:r>
-        <w:rPr>
-          <w:rStyle w:val="CodeChar"/>
-        </w:rPr>
-        <w:t>scaffold</w:t>
+        <w:t xml:space="preserve"> элементы каркаса приложения. Такая структура делает каталог удобным для ручного просмотра.</w:t>
+      </w:r>
+    </w:p>
+    <w:p>
+      <w:r>
+        <w:t>Не все истории обязаны иметь пресеты. Например, демонстрационные страницы могут использоваться для ручного просмотра набора вариантов. Однако для скриншот-тестирования нужны именно пресеты, потому что список сценариев строится по описанным в истории пресетам. Это правило делает включение в тестовую матрицу осознанным.</w:t>
+      </w:r>
+    </w:p>
+    <w:p>
+      <w:r>
+        <w:t>И</w:t>
+      </w:r>
+      <w:r>
+        <w:t xml:space="preserve">тоговое число </w:t>
+      </w:r>
+      <w:r>
+        <w:rPr>
+          <w:lang w:val="en-US"/>
+        </w:rPr>
+        <w:t>PNG</w:t>
+      </w:r>
+      <w:r>
+        <w:t xml:space="preserve"> отражает не только количество пресетов, но и повторение каждого сценария в нескольких визуальных окружениях. При оценке качества покрытия важно учитывать не только общее число файлов, но и состав пресетов: они должны закрывать базовые, пограничные и визуально рискованные состояния компонентов.</w:t>
+      </w:r>
+    </w:p>
+    <w:p>
+      <w:pPr>
+        <w:rPr>
+          <w:lang w:val="en-US"/>
+        </w:rPr>
+      </w:pPr>
+      <w:r>
+        <w:t xml:space="preserve">Интеграция в демонстрационное приложение полезна как документационный пример для других пакетов. Чтобы подключить </w:t>
+      </w:r>
+      <w:r>
+        <w:rPr>
+          <w:lang w:val="en-US"/>
+        </w:rPr>
+        <w:t>Storybook</w:t>
+      </w:r>
+      <w:r>
+        <w:t xml:space="preserve">, разработчику нужно добавить зависимость </w:t>
+      </w:r>
+      <w:r>
+        <w:rPr>
+          <w:rStyle w:val="CodeChar"/>
+          <w:lang w:val="ru-RU"/>
+        </w:rPr>
+        <w:t>@</w:t>
+      </w:r>
+      <w:r>
+        <w:rPr>
+          <w:rStyle w:val="CodeChar"/>
+        </w:rPr>
+        <w:t>reactor</w:t>
+      </w:r>
+      <w:r>
+        <w:rPr>
+          <w:rStyle w:val="CodeChar"/>
+          <w:lang w:val="ru-RU"/>
+        </w:rPr>
+        <w:t>/</w:t>
+      </w:r>
+      <w:r>
+        <w:rPr>
+          <w:rStyle w:val="CodeChar"/>
+        </w:rPr>
+        <w:t>storybook</w:t>
+      </w:r>
+      <w:r>
+        <w:t xml:space="preserve">, создать модуль маршрута, передать набор историй и создать </w:t>
+      </w:r>
+      <w:proofErr w:type="gramStart"/>
+      <w:r>
+        <w:t xml:space="preserve">директорию </w:t>
+      </w:r>
+      <w:r>
+        <w:rPr>
+          <w:rStyle w:val="CodeChar"/>
+          <w:lang w:val="ru-RU"/>
+        </w:rPr>
+        <w:t>.</w:t>
+      </w:r>
+      <w:r>
+        <w:rPr>
+          <w:rStyle w:val="CodeChar"/>
+        </w:rPr>
+        <w:t>storybook</w:t>
+      </w:r>
+      <w:proofErr w:type="gramEnd"/>
+      <w:r>
+        <w:t xml:space="preserve"> для включения скриншот-тестов. После этого пакет попадает под фильтр </w:t>
+      </w:r>
+      <w:r>
+        <w:rPr>
+          <w:lang w:val="en-US"/>
+        </w:rPr>
+        <w:t>shot</w:t>
+      </w:r>
+      <w:r>
+        <w:t xml:space="preserve">-команд </w:t>
+      </w:r>
+      <w:proofErr w:type="spellStart"/>
+      <w:r>
+        <w:rPr>
+          <w:rStyle w:val="CodeChar"/>
+        </w:rPr>
+        <w:t>rtr</w:t>
+      </w:r>
+      <w:proofErr w:type="spellEnd"/>
+      <w:r>
+        <w:t>.</w:t>
+      </w:r>
+    </w:p>
+    <w:p>
+      <w:pPr>
+        <w:pStyle w:val="Heading2"/>
+      </w:pPr>
+      <w:bookmarkStart w:id="27" w:name="_Toc232546705"/>
+      <w:r>
+        <w:t>Ограничения реализации и направления развития</w:t>
+      </w:r>
+      <w:bookmarkEnd w:id="27"/>
+    </w:p>
+    <w:p>
+      <w:r>
+        <w:t>Разработанная</w:t>
       </w:r>
       <w:r>
         <w:t xml:space="preserve"> </w:t>
       </w:r>
       <w:r>
-        <w:rPr>
-          <w:lang w:val="en-US"/>
-        </w:rPr>
+        <w:t xml:space="preserve">реализация решает основную задачу визуального регрессионного тестирования, но имеет ограничения, которые важно </w:t>
+      </w:r>
+      <w:r>
+        <w:t>учитывать при эксплуатации и развитии</w:t>
+      </w:r>
+      <w:r>
+        <w:t>. Первое ограничение –</w:t>
+      </w:r>
+      <w:r>
+        <w:t xml:space="preserve"> </w:t>
+      </w:r>
+      <w:r>
+        <w:t>фиксированные параметры автоматизации браузера. Предварительный просмотр запускается на порту 9000, область просмотра задана как 4000 на 4000, коэффициент масштабирования устройства равен 1. Эти параметры подходят для текущего конвейера, но в будущем может потребоваться настройка области просмотра для отдельных пакетов или сценариев, особенно если компоненты зависят от адаптивных размеров.</w:t>
+      </w:r>
+    </w:p>
+    <w:p>
+      <w:r>
+        <w:t>Второе</w:t>
+      </w:r>
+      <w:r>
+        <w:t xml:space="preserve"> ограничение </w:t>
+      </w:r>
+      <w:r>
         <w:t>–</w:t>
       </w:r>
       <w:r>
-        <w:t xml:space="preserve"> элементы каркаса приложения. Такая структура делает каталог удобным для ручного просмотра.</w:t>
-      </w:r>
-    </w:p>
-    <w:p>
-      <w:r>
-        <w:t>Не все истории обязаны иметь пресеты. Например, демонстрационные страницы могут использоваться для ручного просмотра набора вариантов. Однако для скриншот-тестирования нужны именно пресеты, потому что список сценариев строится по описанным в истории пресетам. Это правило делает включение в тестовую матрицу осознанным.</w:t>
-      </w:r>
+        <w:t xml:space="preserve"> отсутствие средства просмотра визуальных отличий. Сейчас ошибка сообщает о несовпадении, но разработчику нужно самостоятельно посмотреть изменившиеся PNG и понять характер различий. В дальнейшем можно добавить генерацию изображений с отличиями, HTML-отчёт или интеграцию результата в интерфейс запроса на слияние.</w:t>
+      </w:r>
+    </w:p>
+    <w:p>
+      <w:r>
+        <w:t>Третье</w:t>
+      </w:r>
+      <w:r>
+        <w:t xml:space="preserve"> ограничение связано с ростом числа сценариев. Матрица тем, режимов отображения и пресетов удобна и системна, но количество PNG быстро растёт. Это </w:t>
+      </w:r>
+      <w:r>
+        <w:lastRenderedPageBreak/>
+        <w:t>увеличивает время проверки и объём репозитория. Поэтому разработчикам нужно осознанно выбирать пресеты: включать типовые и важные состояния, не превращая визуальные тесты в бесконтрольный перебор всех возможных свойств.</w:t>
+      </w:r>
+    </w:p>
+    <w:p>
+      <w:r>
+        <w:t>Четвёртое</w:t>
+      </w:r>
+      <w:r>
+        <w:t xml:space="preserve"> ограничение </w:t>
+      </w:r>
+      <w:r>
+        <w:t>–</w:t>
+      </w:r>
+      <w:r>
+        <w:t xml:space="preserve"> зависимость от стабильности историй. Если история использует текущее время, случайные данные, нестабильные сетевые ответы или анимации, скриншот может меняться между запусками. Для визуального регрессионного тестирования истории должны быть детерминированными. В документации программиста следует отдельно указать, что тестовые пресеты должны задавать фиксированные данные.</w:t>
+      </w:r>
+    </w:p>
+    <w:p>
+      <w:r>
+        <w:t>Перспективы развития включают добавление визуального отчёта, настройки области просмотра, фильтрации сценариев, параллельного распределения по пакетам, расширенных метаданных для пресетов и более подробной связи с документацией компонентов. При этом базовая архитектура уже позволяет развивать эти возможности: есть модель истории, URL-состояние, тестовый режим и внешний шлюз.</w:t>
+      </w:r>
+    </w:p>
+    <w:p>
+      <w:pPr>
+        <w:pStyle w:val="Heading2"/>
+      </w:pPr>
+      <w:bookmarkStart w:id="28" w:name="_Toc232546706"/>
+      <w:r>
+        <w:t>Практическая проверка внедрения</w:t>
+      </w:r>
+      <w:bookmarkEnd w:id="28"/>
+    </w:p>
+    <w:p>
+      <w:r>
+        <w:t xml:space="preserve">После проектирования и реализации была выполнена практическая проверка разработанного решения на </w:t>
+      </w:r>
+      <w:r>
+        <w:t>демо</w:t>
+      </w:r>
+      <w:r>
+        <w:t xml:space="preserve">-пакете </w:t>
+      </w:r>
+      <w:proofErr w:type="spellStart"/>
+      <w:r>
+        <w:t>Reactor</w:t>
+      </w:r>
+      <w:proofErr w:type="spellEnd"/>
+      <w:r>
+        <w:t xml:space="preserve">. Цель проверки состояла в том, чтобы убедиться, что предложенная архитектура работает как единый процесс: описание истории превращается в интерактивный сценарий, пресет становится входом для автоматизации, тестовый режим изолирует компонент, </w:t>
+      </w:r>
+      <w:proofErr w:type="spellStart"/>
+      <w:r>
+        <w:rPr>
+          <w:rStyle w:val="CodeChar"/>
+        </w:rPr>
+        <w:t>StorybookGate</w:t>
+      </w:r>
+      <w:proofErr w:type="spellEnd"/>
+      <w:r>
+        <w:t xml:space="preserve"> открывает внешний контракт для CLI, а </w:t>
+      </w:r>
+      <w:proofErr w:type="spellStart"/>
+      <w:r>
+        <w:rPr>
+          <w:rStyle w:val="CodeChar"/>
+        </w:rPr>
+        <w:t>rtr</w:t>
+      </w:r>
+      <w:proofErr w:type="spellEnd"/>
+      <w:r>
+        <w:rPr>
+          <w:rStyle w:val="CodeChar"/>
+          <w:lang w:val="ru-RU"/>
+        </w:rPr>
+        <w:t xml:space="preserve"> </w:t>
+      </w:r>
+      <w:r>
+        <w:rPr>
+          <w:rStyle w:val="CodeChar"/>
+        </w:rPr>
+        <w:t>shot</w:t>
+      </w:r>
+      <w:r>
+        <w:t xml:space="preserve"> формирует или проверяет эталонные PNG.</w:t>
+      </w:r>
+    </w:p>
+    <w:p>
+      <w:r>
+        <w:t xml:space="preserve">Проверка выполнялась по нескольким признакам. Сначала оценивалась интеграция в приложение: </w:t>
+      </w:r>
+      <w:r>
+        <w:t>демо</w:t>
+      </w:r>
+      <w:r>
+        <w:t xml:space="preserve">-пакет должен подключать </w:t>
+      </w:r>
+      <w:r>
+        <w:rPr>
+          <w:rStyle w:val="CodeChar"/>
+        </w:rPr>
+        <w:t>Storybook</w:t>
+      </w:r>
+      <w:r>
+        <w:t xml:space="preserve"> через отдельный модуль, передавать маршрут </w:t>
+      </w:r>
+      <w:proofErr w:type="spellStart"/>
+      <w:r>
+        <w:rPr>
+          <w:rStyle w:val="CodeChar"/>
+        </w:rPr>
+        <w:t>StorybookConstants</w:t>
+      </w:r>
+      <w:proofErr w:type="spellEnd"/>
+      <w:r>
+        <w:rPr>
+          <w:rStyle w:val="CodeChar"/>
+          <w:lang w:val="ru-RU"/>
+        </w:rPr>
+        <w:t>.</w:t>
+      </w:r>
+      <w:r>
+        <w:rPr>
+          <w:rStyle w:val="CodeChar"/>
+        </w:rPr>
+        <w:t>route</w:t>
+      </w:r>
+      <w:r>
+        <w:t xml:space="preserve"> и загружать истории через </w:t>
+      </w:r>
+      <w:proofErr w:type="gramStart"/>
+      <w:r>
+        <w:rPr>
+          <w:rStyle w:val="CodeChar"/>
+        </w:rPr>
+        <w:t>import</w:t>
+      </w:r>
+      <w:r>
+        <w:rPr>
+          <w:rStyle w:val="CodeChar"/>
+          <w:lang w:val="ru-RU"/>
+        </w:rPr>
+        <w:t>.</w:t>
+      </w:r>
+      <w:r>
+        <w:rPr>
+          <w:rStyle w:val="CodeChar"/>
+        </w:rPr>
+        <w:t>meta</w:t>
+      </w:r>
+      <w:proofErr w:type="gramEnd"/>
+      <w:r>
+        <w:rPr>
+          <w:rStyle w:val="CodeChar"/>
+          <w:lang w:val="ru-RU"/>
+        </w:rPr>
+        <w:t>.</w:t>
+      </w:r>
+      <w:r>
+        <w:rPr>
+          <w:rStyle w:val="CodeChar"/>
+        </w:rPr>
+        <w:t>glob</w:t>
+      </w:r>
+      <w:r>
+        <w:t xml:space="preserve">. Затем проверялась связь с автоматизацией: в браузере должен регистрироваться объект </w:t>
+      </w:r>
+      <w:proofErr w:type="gramStart"/>
+      <w:r>
+        <w:rPr>
+          <w:rStyle w:val="CodeChar"/>
+        </w:rPr>
+        <w:t>window</w:t>
+      </w:r>
+      <w:r>
+        <w:rPr>
+          <w:rStyle w:val="CodeChar"/>
+          <w:lang w:val="ru-RU"/>
+        </w:rPr>
+        <w:t>.</w:t>
+      </w:r>
+      <w:r>
+        <w:rPr>
+          <w:rStyle w:val="CodeChar"/>
+        </w:rPr>
+        <w:t>storybook</w:t>
+      </w:r>
+      <w:proofErr w:type="gramEnd"/>
+      <w:r>
+        <w:t xml:space="preserve">, содержащий список сценариев и метод переключения состояния. После этого проверялась файловая часть результата: сформированные PNG должны храниться </w:t>
+      </w:r>
+      <w:proofErr w:type="gramStart"/>
+      <w:r>
+        <w:t xml:space="preserve">в </w:t>
+      </w:r>
+      <w:r>
+        <w:rPr>
+          <w:rStyle w:val="CodeChar"/>
+          <w:lang w:val="ru-RU"/>
+        </w:rPr>
+        <w:t>.</w:t>
+      </w:r>
+      <w:r>
+        <w:rPr>
+          <w:rStyle w:val="CodeChar"/>
+        </w:rPr>
+        <w:t>storybook</w:t>
+      </w:r>
+      <w:proofErr w:type="gramEnd"/>
+      <w:r>
+        <w:t xml:space="preserve"> и распределяться по окружениям темы и режима.</w:t>
+      </w:r>
+    </w:p>
+    <w:p>
+      <w:r>
+        <w:t xml:space="preserve">В </w:t>
+      </w:r>
+      <w:r>
+        <w:t>демо</w:t>
+      </w:r>
+      <w:r>
+        <w:t xml:space="preserve">-пакете был сформирован набор эталонов в </w:t>
+      </w:r>
+      <w:proofErr w:type="gramStart"/>
+      <w:r>
+        <w:t xml:space="preserve">директории </w:t>
+      </w:r>
+      <w:r>
+        <w:rPr>
+          <w:rStyle w:val="CodeChar"/>
+          <w:lang w:val="ru-RU"/>
+        </w:rPr>
+        <w:t>.</w:t>
+      </w:r>
+      <w:r>
+        <w:rPr>
+          <w:rStyle w:val="CodeChar"/>
+        </w:rPr>
+        <w:t>storybook</w:t>
+      </w:r>
+      <w:proofErr w:type="gramEnd"/>
+      <w:r>
+        <w:t xml:space="preserve">: 2544 PNG-файла. Файлы распределены по четырём директориям, соответствующим двум темам и двум режимам отображения: </w:t>
+      </w:r>
+      <w:r>
+        <w:rPr>
+          <w:rStyle w:val="CodeChar"/>
+        </w:rPr>
+        <w:t>default</w:t>
+      </w:r>
+      <w:r>
+        <w:rPr>
+          <w:rStyle w:val="CodeChar"/>
+          <w:lang w:val="ru-RU"/>
+        </w:rPr>
+        <w:t>-</w:t>
+      </w:r>
+      <w:r>
+        <w:rPr>
+          <w:rStyle w:val="CodeChar"/>
+        </w:rPr>
+        <w:t>dark</w:t>
+      </w:r>
+      <w:r>
+        <w:t xml:space="preserve">, </w:t>
+      </w:r>
+      <w:r>
+        <w:rPr>
+          <w:rStyle w:val="CodeChar"/>
+        </w:rPr>
+        <w:t>default</w:t>
+      </w:r>
+      <w:r>
+        <w:rPr>
+          <w:rStyle w:val="CodeChar"/>
+          <w:lang w:val="ru-RU"/>
+        </w:rPr>
+        <w:t>-</w:t>
+      </w:r>
+      <w:r>
+        <w:rPr>
+          <w:rStyle w:val="CodeChar"/>
+        </w:rPr>
+        <w:t>light</w:t>
+      </w:r>
+      <w:r>
+        <w:t xml:space="preserve">, </w:t>
+      </w:r>
+      <w:r>
+        <w:rPr>
+          <w:rStyle w:val="CodeChar"/>
+        </w:rPr>
+        <w:t>global</w:t>
+      </w:r>
+      <w:r>
+        <w:rPr>
+          <w:rStyle w:val="CodeChar"/>
+          <w:lang w:val="ru-RU"/>
+        </w:rPr>
+        <w:t>-</w:t>
+      </w:r>
+      <w:r>
+        <w:rPr>
+          <w:rStyle w:val="CodeChar"/>
+        </w:rPr>
+        <w:t>dark</w:t>
+      </w:r>
+      <w:r>
+        <w:t xml:space="preserve">, </w:t>
+      </w:r>
+      <w:r>
+        <w:rPr>
+          <w:rStyle w:val="CodeChar"/>
+        </w:rPr>
+        <w:t>global</w:t>
+      </w:r>
+      <w:r>
+        <w:rPr>
+          <w:rStyle w:val="CodeChar"/>
+          <w:lang w:val="ru-RU"/>
+        </w:rPr>
+        <w:t>-</w:t>
+      </w:r>
+      <w:r>
+        <w:rPr>
+          <w:rStyle w:val="CodeChar"/>
+        </w:rPr>
+        <w:t>light</w:t>
+      </w:r>
+      <w:r>
+        <w:t xml:space="preserve">. В каждой из этих директорий находится по 636 изображений. Это показывает действие выбранной матрицы проверки: один и тот же набор пресетов проверяется в нескольких визуальных окружениях, а результат сохраняется в виде </w:t>
+      </w:r>
+      <w:proofErr w:type="spellStart"/>
+      <w:r>
+        <w:t>версионируемых</w:t>
+      </w:r>
+      <w:proofErr w:type="spellEnd"/>
+      <w:r>
+        <w:t xml:space="preserve"> файлов.</w:t>
+      </w:r>
+    </w:p>
+    <w:p>
+      <w:r>
+        <w:lastRenderedPageBreak/>
+        <w:t>Такое хранение удобно для анализа изменений в системе контроля версий. Если изменился только один компонент, в сравнение попадают изображения его сценариев. Если изменился общий токен темы или базовый CSS, изменения могут затронуть большое количество PNG. В обоих случаях разработчик видит масштаб визуального влияния и может принять решение: исправлять регрессию или обновлять эталоны как ожидаемое изменение. Одновременно проявляется и цена выбранного подхода: хранение PNG увеличивает объём репозитория</w:t>
+      </w:r>
+      <w:r>
+        <w:t>, сейчас это дополнительные 73 МБ</w:t>
+      </w:r>
+      <w:r>
+        <w:t>, а побайтовое сравнение требует стабильного окружения отрисовки.</w:t>
+      </w:r>
+    </w:p>
+    <w:p>
+      <w:r>
+        <w:t xml:space="preserve">Проверка также подтвердила выбранное разделение публичных и внутренних контрактов. К пользовательскому API относятся </w:t>
+      </w:r>
+      <w:r>
+        <w:rPr>
+          <w:rStyle w:val="CodeChar"/>
+        </w:rPr>
+        <w:t>Storybook</w:t>
+      </w:r>
+      <w:r>
+        <w:t xml:space="preserve">, </w:t>
+      </w:r>
+      <w:proofErr w:type="gramStart"/>
+      <w:r>
+        <w:rPr>
+          <w:rStyle w:val="CodeChar"/>
+        </w:rPr>
+        <w:t>Story</w:t>
+      </w:r>
+      <w:r>
+        <w:rPr>
+          <w:rStyle w:val="CodeChar"/>
+          <w:lang w:val="ru-RU"/>
+        </w:rPr>
+        <w:t>&lt;</w:t>
+      </w:r>
+      <w:proofErr w:type="spellStart"/>
+      <w:proofErr w:type="gramEnd"/>
+      <w:r>
+        <w:rPr>
+          <w:rStyle w:val="CodeChar"/>
+        </w:rPr>
+        <w:t>TProps</w:t>
+      </w:r>
+      <w:proofErr w:type="spellEnd"/>
+      <w:r>
+        <w:rPr>
+          <w:rStyle w:val="CodeChar"/>
+          <w:lang w:val="ru-RU"/>
+        </w:rPr>
+        <w:t>&gt;</w:t>
+      </w:r>
+      <w:r>
+        <w:t xml:space="preserve">, </w:t>
+      </w:r>
+      <w:proofErr w:type="spellStart"/>
+      <w:proofErr w:type="gramStart"/>
+      <w:r>
+        <w:rPr>
+          <w:rStyle w:val="CodeChar"/>
+        </w:rPr>
+        <w:t>StoryPreset</w:t>
+      </w:r>
+      <w:proofErr w:type="spellEnd"/>
+      <w:r>
+        <w:rPr>
+          <w:rStyle w:val="CodeChar"/>
+          <w:lang w:val="ru-RU"/>
+        </w:rPr>
+        <w:t>&lt;</w:t>
+      </w:r>
+      <w:proofErr w:type="spellStart"/>
+      <w:proofErr w:type="gramEnd"/>
+      <w:r>
+        <w:rPr>
+          <w:rStyle w:val="CodeChar"/>
+        </w:rPr>
+        <w:t>TProps</w:t>
+      </w:r>
+      <w:proofErr w:type="spellEnd"/>
+      <w:r>
+        <w:rPr>
+          <w:rStyle w:val="CodeChar"/>
+          <w:lang w:val="ru-RU"/>
+        </w:rPr>
+        <w:t>&gt;</w:t>
+      </w:r>
+      <w:r>
+        <w:t xml:space="preserve">, </w:t>
+      </w:r>
+      <w:r>
+        <w:rPr>
+          <w:rStyle w:val="CodeChar"/>
+        </w:rPr>
+        <w:t>Settings</w:t>
+      </w:r>
+      <w:r>
+        <w:t xml:space="preserve">, список элементов управления и константы из </w:t>
+      </w:r>
+      <w:r>
+        <w:rPr>
+          <w:rStyle w:val="CodeChar"/>
+        </w:rPr>
+        <w:t>storybook</w:t>
+      </w:r>
+      <w:r>
+        <w:rPr>
+          <w:rStyle w:val="CodeChar"/>
+          <w:lang w:val="ru-RU"/>
+        </w:rPr>
+        <w:t>-</w:t>
+      </w:r>
+      <w:r>
+        <w:rPr>
+          <w:rStyle w:val="CodeChar"/>
+        </w:rPr>
+        <w:t>core</w:t>
+      </w:r>
+      <w:r>
+        <w:t xml:space="preserve">. Внутренними деталями остаются логика состояния </w:t>
+      </w:r>
+      <w:proofErr w:type="spellStart"/>
+      <w:r>
+        <w:t>Storybook</w:t>
+      </w:r>
+      <w:proofErr w:type="spellEnd"/>
+      <w:r>
+        <w:t>, формирование тестовых сценариев, работа с URL, обработка настроек отображения, компоненты полей свойств и генератор JSX. Такое разделение важно для сопровождения: разработчику истории нужно понимать модель и пресеты, но ему не нужно знать внутреннюю структуру браузерной автоматизации.</w:t>
+      </w:r>
+    </w:p>
+    <w:p>
+      <w:r>
+        <w:t xml:space="preserve">При запуске проверки успешным результатом считается совпадение набора ожидаемых и существующих PNG, а также побайтовая идентичность новых изображений эталонам. Если </w:t>
+      </w:r>
+      <w:proofErr w:type="spellStart"/>
+      <w:r>
+        <w:rPr>
+          <w:rStyle w:val="CodeChar"/>
+        </w:rPr>
+        <w:t>rtr</w:t>
+      </w:r>
+      <w:proofErr w:type="spellEnd"/>
+      <w:r>
+        <w:rPr>
+          <w:rStyle w:val="CodeChar"/>
+          <w:lang w:val="ru-RU"/>
+        </w:rPr>
+        <w:t xml:space="preserve"> </w:t>
+      </w:r>
+      <w:r>
+        <w:rPr>
+          <w:rStyle w:val="CodeChar"/>
+        </w:rPr>
+        <w:t>shot</w:t>
+      </w:r>
+      <w:r>
+        <w:rPr>
+          <w:rStyle w:val="CodeChar"/>
+          <w:lang w:val="ru-RU"/>
+        </w:rPr>
+        <w:t>-</w:t>
+      </w:r>
+      <w:r>
+        <w:rPr>
+          <w:rStyle w:val="CodeChar"/>
+        </w:rPr>
+        <w:t>check</w:t>
+      </w:r>
+      <w:r>
+        <w:t xml:space="preserve"> завершается ошибкой, это означает либо визуальную регрессию, либо ожидаемое изменение дизайна, требующее обновления эталонов через </w:t>
+      </w:r>
+      <w:proofErr w:type="spellStart"/>
+      <w:r>
+        <w:rPr>
+          <w:rStyle w:val="CodeChar"/>
+        </w:rPr>
+        <w:t>rtr</w:t>
+      </w:r>
+      <w:proofErr w:type="spellEnd"/>
+      <w:r>
+        <w:rPr>
+          <w:rStyle w:val="CodeChar"/>
+          <w:lang w:val="ru-RU"/>
+        </w:rPr>
+        <w:t xml:space="preserve"> </w:t>
+      </w:r>
+      <w:r>
+        <w:rPr>
+          <w:rStyle w:val="CodeChar"/>
+        </w:rPr>
+        <w:t>shot</w:t>
+      </w:r>
+      <w:r>
+        <w:t xml:space="preserve"> и ручного просмотра изменившихся PNG. Таким образом, разработанный конвейер не принимает решение вместо разработчика, а делает визуальное изменение явным и воспроизводимым.</w:t>
+      </w:r>
+    </w:p>
+    <w:p>
+      <w:r>
+        <w:t xml:space="preserve">Воспроизводимость скриншот-тестов зависит от окружения. Для стабильного сравнения необходимо использовать одинаковую версию Node.js, пакетный менеджер </w:t>
+      </w:r>
+      <w:proofErr w:type="spellStart"/>
+      <w:r>
+        <w:t>Yarn</w:t>
+      </w:r>
+      <w:proofErr w:type="spellEnd"/>
+      <w:r>
+        <w:t xml:space="preserve">, установленный браузер </w:t>
+      </w:r>
+      <w:proofErr w:type="spellStart"/>
+      <w:r>
+        <w:t>Chromium</w:t>
+      </w:r>
+      <w:proofErr w:type="spellEnd"/>
+      <w:r>
+        <w:t xml:space="preserve"> из зависимостей </w:t>
+      </w:r>
+      <w:proofErr w:type="spellStart"/>
+      <w:r>
+        <w:t>Puppeteer</w:t>
+      </w:r>
+      <w:proofErr w:type="spellEnd"/>
+      <w:r>
+        <w:t xml:space="preserve">, одинаковые системные шрифты, </w:t>
+      </w:r>
+      <w:proofErr w:type="spellStart"/>
+      <w:r>
+        <w:t>локаль</w:t>
+      </w:r>
+      <w:proofErr w:type="spellEnd"/>
+      <w:r>
+        <w:t>, часовой пояс и CI-образ. Если эти параметры различаются между локальным запуском и CI, побайтовое сравнение может зафиксировать не регрессию компонента, а отличие среды отрисовки.</w:t>
+      </w:r>
+    </w:p>
+    <w:p>
+      <w:r>
+        <w:t xml:space="preserve">По итогам проверки можно сформулировать практический результат разработки: </w:t>
+      </w:r>
+      <w:proofErr w:type="spellStart"/>
+      <w:r>
+        <w:t>Reactor</w:t>
+      </w:r>
+      <w:proofErr w:type="spellEnd"/>
+      <w:r>
+        <w:t xml:space="preserve"> </w:t>
+      </w:r>
+      <w:proofErr w:type="spellStart"/>
+      <w:r>
+        <w:t>Storybook</w:t>
+      </w:r>
+      <w:proofErr w:type="spellEnd"/>
+      <w:r>
+        <w:t xml:space="preserve"> подключён в демонстрационное приложение, истории организованы по разделам, пресеты используются как источник сценариев скриншот-тестирования, </w:t>
+      </w:r>
+      <w:proofErr w:type="gramStart"/>
+      <w:r>
+        <w:rPr>
+          <w:rStyle w:val="CodeChar"/>
+        </w:rPr>
+        <w:t>window</w:t>
+      </w:r>
+      <w:r>
+        <w:rPr>
+          <w:rStyle w:val="CodeChar"/>
+          <w:lang w:val="ru-RU"/>
+        </w:rPr>
+        <w:t>.</w:t>
+      </w:r>
+      <w:r>
+        <w:rPr>
+          <w:rStyle w:val="CodeChar"/>
+        </w:rPr>
+        <w:t>storybook</w:t>
+      </w:r>
+      <w:proofErr w:type="gramEnd"/>
+      <w:r>
+        <w:t xml:space="preserve"> предоставляет внешний контракт для CLI, а </w:t>
+      </w:r>
+      <w:proofErr w:type="gramStart"/>
+      <w:r>
+        <w:t xml:space="preserve">директория </w:t>
+      </w:r>
+      <w:r>
+        <w:rPr>
+          <w:rStyle w:val="CodeChar"/>
+          <w:lang w:val="ru-RU"/>
+        </w:rPr>
+        <w:t>.</w:t>
+      </w:r>
+      <w:r>
+        <w:rPr>
+          <w:rStyle w:val="CodeChar"/>
+        </w:rPr>
+        <w:t>storybook</w:t>
+      </w:r>
+      <w:proofErr w:type="gramEnd"/>
+      <w:r>
+        <w:t xml:space="preserve"> содержит набор эталонов для визуальной регрессии. Следовательно, разработанная система закрывает не только задачу интерактивной документации, но и задачу регулярного контроля внешнего вида компонентов.</w:t>
+      </w:r>
+    </w:p>
+    <w:p>
+      <w:r>
+        <w:lastRenderedPageBreak/>
+        <w:t>При этом полученный результат не означает полного покрытия всех визуальных рисков. Эффективность проверки зависит от того, насколько осмысленно выбраны пресеты: они должны отражать базовые, пограничные и визуально рискованные состояния компонентов. Поэтому дальнейшее развитие связано не только с расширением набора скриншотов, но и с регулярным пересмотром состава проверяемых сценариев.</w:t>
+      </w:r>
+    </w:p>
+    <w:p>
+      <w:pPr>
+        <w:spacing w:line="240" w:lineRule="auto"/>
+        <w:ind w:firstLine="0"/>
+        <w:jc w:val="left"/>
+      </w:pPr>
+      <w:r>
+        <w:br w:type="page"/>
+      </w:r>
+    </w:p>
+    <w:p>
+      <w:pPr>
+        <w:pStyle w:val="Heading1"/>
+      </w:pPr>
+      <w:bookmarkStart w:id="29" w:name="_Toc232546707"/>
+      <w:r>
+        <w:lastRenderedPageBreak/>
+        <w:t>Документация программного продукта</w:t>
+      </w:r>
+      <w:bookmarkEnd w:id="29"/>
+    </w:p>
+    <w:p>
+      <w:pPr>
+        <w:pStyle w:val="Heading2"/>
+      </w:pPr>
+      <w:bookmarkStart w:id="30" w:name="_Toc232546708"/>
+      <w:r>
+        <w:t>Техническое задание</w:t>
+      </w:r>
+      <w:bookmarkEnd w:id="30"/>
     </w:p>
     <w:p/>
     <w:sectPr>
@@ -14674,6 +16793,7 @@
         <w:docPartUnique/>
       </w:docPartObj>
     </w:sdtPr>
+    <w:sdtEndPr/>
     <w:sdtContent>
       <w:p>
         <w:pPr>
@@ -14712,6 +16832,7 @@
         <w:docPartUnique/>
       </w:docPartObj>
     </w:sdtPr>
+    <w:sdtEndPr/>
     <w:sdtContent>
       <w:p>
         <w:pPr>
@@ -16179,6 +18300,7 @@
   <w:style w:type="character" w:default="1" w:styleId="DefaultParagraphFont">
     <w:name w:val="Default Paragraph Font"/>
     <w:uiPriority w:val="1"/>
+    <w:semiHidden/>
     <w:unhideWhenUsed/>
   </w:style>
   <w:style w:type="table" w:default="1" w:styleId="TableNormal">

--- a/Диплом.docx
+++ b/Диплом.docx
@@ -1388,27 +1388,7 @@
           <w:lang w:eastAsia="ru-RU"/>
           <w14:ligatures w14:val="none"/>
         </w:rPr>
-        <w:t>«____</w:t>
-      </w:r>
-      <w:proofErr w:type="gramStart"/>
-      <w:r>
-        <w:rPr>
-          <w:rFonts w:ascii="Times New Roman" w:eastAsia="Times New Roman" w:hAnsi="Times New Roman" w:cs="Times New Roman"/>
-          <w:szCs w:val="24"/>
-          <w:lang w:eastAsia="ru-RU"/>
-          <w14:ligatures w14:val="none"/>
-        </w:rPr>
-        <w:t>_»_</w:t>
-      </w:r>
-      <w:proofErr w:type="gramEnd"/>
-      <w:r>
-        <w:rPr>
-          <w:rFonts w:ascii="Times New Roman" w:eastAsia="Times New Roman" w:hAnsi="Times New Roman" w:cs="Times New Roman"/>
-          <w:szCs w:val="24"/>
-          <w:lang w:eastAsia="ru-RU"/>
-          <w14:ligatures w14:val="none"/>
-        </w:rPr>
-        <w:t>__________________________20</w:t>
+        <w:t>«_____»___________________________20</w:t>
       </w:r>
       <w:r>
         <w:rPr>
@@ -3616,27 +3596,7 @@
           <w:lang w:eastAsia="ru-RU"/>
           <w14:ligatures w14:val="none"/>
         </w:rPr>
-        <w:t>«_____</w:t>
-      </w:r>
-      <w:proofErr w:type="gramStart"/>
-      <w:r>
-        <w:rPr>
-          <w:rFonts w:ascii="Times New Roman" w:eastAsia="Times New Roman" w:hAnsi="Times New Roman" w:cs="Times New Roman"/>
-          <w:sz w:val="22"/>
-          <w:lang w:eastAsia="ru-RU"/>
-          <w14:ligatures w14:val="none"/>
-        </w:rPr>
-        <w:t>_»_</w:t>
-      </w:r>
-      <w:proofErr w:type="gramEnd"/>
-      <w:r>
-        <w:rPr>
-          <w:rFonts w:ascii="Times New Roman" w:eastAsia="Times New Roman" w:hAnsi="Times New Roman" w:cs="Times New Roman"/>
-          <w:sz w:val="22"/>
-          <w:lang w:eastAsia="ru-RU"/>
-          <w14:ligatures w14:val="none"/>
-        </w:rPr>
-        <w:t>_________________ 20</w:t>
+        <w:t>«______»__________________ 20</w:t>
       </w:r>
       <w:r>
         <w:rPr>
@@ -3700,6 +3660,158 @@
       <w:pPr>
         <w:ind w:firstLine="0"/>
         <w:jc w:val="center"/>
+        <w:rPr>
+          <w:b/>
+          <w:caps/>
+        </w:rPr>
+      </w:pPr>
+      <w:r>
+        <w:rPr>
+          <w:b/>
+          <w:caps/>
+        </w:rPr>
+        <w:lastRenderedPageBreak/>
+        <w:t>Аннотация</w:t>
+      </w:r>
+    </w:p>
+    <w:p>
+      <w:pPr>
+        <w:ind w:firstLine="0"/>
+        <w:jc w:val="center"/>
+      </w:pPr>
+      <w:r>
+        <w:t>к выпускной квалификационной работе на тему</w:t>
+      </w:r>
+    </w:p>
+    <w:p>
+      <w:pPr>
+        <w:ind w:firstLine="0"/>
+        <w:jc w:val="center"/>
+      </w:pPr>
+      <w:r>
+        <w:t>«</w:t>
+      </w:r>
+      <w:r>
+        <w:t>Разработка и внедрение системы автоматизированного тестирования дизайн-системы на основе анализа скриншотов</w:t>
+      </w:r>
+      <w:r>
+        <w:t>»</w:t>
+      </w:r>
+    </w:p>
+    <w:p>
+      <w:r>
+        <w:t>ВКР выполнена студентом группы ПС-4</w:t>
+      </w:r>
+      <w:r>
+        <w:t>1</w:t>
+      </w:r>
+      <w:r>
+        <w:t xml:space="preserve"> Поволжского Государственного Технологического Университета </w:t>
+      </w:r>
+      <w:r>
+        <w:t>Кутимским Романов Владимировичем</w:t>
+      </w:r>
+      <w:r>
+        <w:t>.</w:t>
+      </w:r>
+    </w:p>
+    <w:p>
+      <w:r>
+        <w:t xml:space="preserve">Выпускная квалификационная работа выполнена на </w:t>
+      </w:r>
+      <w:r>
+        <w:t>47</w:t>
+      </w:r>
+      <w:r>
+        <w:t xml:space="preserve"> страницах, состоит из 4 глав, содержит рисун</w:t>
+      </w:r>
+      <w:r>
+        <w:t>о</w:t>
+      </w:r>
+      <w:r>
+        <w:t xml:space="preserve">к и </w:t>
+      </w:r>
+      <w:r>
+        <w:t>2</w:t>
+      </w:r>
+      <w:r>
+        <w:t xml:space="preserve"> таблицы.</w:t>
+      </w:r>
+    </w:p>
+    <w:p>
+      <w:r>
+        <w:t>В первой главе, «Постановка задачи», описывается проблема визуальных регрессий в дизайн-системе, обосновывается актуальность автоматизации проверки внешнего вида компонентов и формулируются требования к разрабатываемому программному продукту.</w:t>
+      </w:r>
+    </w:p>
+    <w:p>
+      <w:r>
+        <w:t>Во второй главе, «Аналитическая часть», рассматриваются дизайн-система как объект контроля, природа визуальных регрессий, подходы к проверке UI-компонентов и выбор технологического стека для реализации решения.</w:t>
+      </w:r>
+    </w:p>
+    <w:p>
+      <w:r>
+        <w:t xml:space="preserve">В третьей главе, «Конструкторская часть», описываются архитектура </w:t>
+      </w:r>
+      <w:proofErr w:type="spellStart"/>
+      <w:r>
+        <w:t>Reactor</w:t>
+      </w:r>
+      <w:proofErr w:type="spellEnd"/>
+      <w:r>
+        <w:t xml:space="preserve"> </w:t>
+      </w:r>
+      <w:proofErr w:type="spellStart"/>
+      <w:r>
+        <w:t>Storybook</w:t>
+      </w:r>
+      <w:proofErr w:type="spellEnd"/>
+      <w:r>
+        <w:t xml:space="preserve">, модель истории, механизм пресетов, URL-состояние, тестовый режим, интеграция с </w:t>
+      </w:r>
+      <w:proofErr w:type="spellStart"/>
+      <w:r>
+        <w:rPr>
+          <w:rStyle w:val="CodeChar"/>
+        </w:rPr>
+        <w:t>rtr</w:t>
+      </w:r>
+      <w:proofErr w:type="spellEnd"/>
+      <w:r>
+        <w:rPr>
+          <w:rStyle w:val="CodeChar"/>
+          <w:lang w:val="ru-RU"/>
+        </w:rPr>
+        <w:t xml:space="preserve"> </w:t>
+      </w:r>
+      <w:r>
+        <w:rPr>
+          <w:rStyle w:val="CodeChar"/>
+        </w:rPr>
+        <w:t>shot</w:t>
+      </w:r>
+      <w:r>
+        <w:t>, хранение эталонных PNG и практическая проверка внедрения.</w:t>
+      </w:r>
+    </w:p>
+    <w:p>
+      <w:r>
+        <w:t>В четвёртой главе, «Документация программного продукта», приводятся техническое задание, руководство пользователя и руководство программиста.</w:t>
+      </w:r>
+    </w:p>
+    <w:p>
+      <w:r>
+        <w:t>В результате выполнения выпускной квалификационной работы была разработана система, объединяющая интерактивный каталог компонентов, воспроизводимые состояния и автоматическое сравнение скриншотов с эталонами. Разработанное решение позволяет снизить трудоёмкость ручной проверки UI-компонентов и повысить вероятность раннего обнаружения визуальных регрессий.</w:t>
+      </w:r>
+    </w:p>
+    <w:p>
+      <w:r>
+        <w:br w:type="page"/>
+      </w:r>
+    </w:p>
+    <w:p>
+      <w:pPr>
+        <w:ind w:firstLine="0"/>
+        <w:jc w:val="center"/>
       </w:pPr>
       <w:r>
         <w:rPr>
@@ -3755,7 +3867,7 @@
         <w:rPr>
           <w:noProof/>
         </w:rPr>
-        <w:instrText xml:space="preserve"> PAGEREF _Toc232546680 \h </w:instrText>
+        <w:instrText xml:space="preserve"> PAGEREF _Toc232556304 \h </w:instrText>
       </w:r>
       <w:r>
         <w:rPr>
@@ -3772,7 +3884,7 @@
         <w:rPr>
           <w:noProof/>
         </w:rPr>
-        <w:t>6</w:t>
+        <w:t>7</w:t>
       </w:r>
       <w:r>
         <w:rPr>
@@ -3817,7 +3929,7 @@
         <w:rPr>
           <w:noProof/>
         </w:rPr>
-        <w:instrText xml:space="preserve"> PAGEREF _Toc232546681 \h </w:instrText>
+        <w:instrText xml:space="preserve"> PAGEREF _Toc232556305 \h </w:instrText>
       </w:r>
       <w:r>
         <w:rPr>
@@ -3834,7 +3946,7 @@
         <w:rPr>
           <w:noProof/>
         </w:rPr>
-        <w:t>8</w:t>
+        <w:t>9</w:t>
       </w:r>
       <w:r>
         <w:rPr>
@@ -3879,7 +3991,7 @@
         <w:rPr>
           <w:noProof/>
         </w:rPr>
-        <w:instrText xml:space="preserve"> PAGEREF _Toc232546682 \h </w:instrText>
+        <w:instrText xml:space="preserve"> PAGEREF _Toc232556306 \h </w:instrText>
       </w:r>
       <w:r>
         <w:rPr>
@@ -3896,7 +4008,7 @@
         <w:rPr>
           <w:noProof/>
         </w:rPr>
-        <w:t>11</w:t>
+        <w:t>12</w:t>
       </w:r>
       <w:r>
         <w:rPr>
@@ -3941,7 +4053,7 @@
         <w:rPr>
           <w:noProof/>
         </w:rPr>
-        <w:instrText xml:space="preserve"> PAGEREF _Toc232546683 \h </w:instrText>
+        <w:instrText xml:space="preserve"> PAGEREF _Toc232556307 \h </w:instrText>
       </w:r>
       <w:r>
         <w:rPr>
@@ -3958,7 +4070,7 @@
         <w:rPr>
           <w:noProof/>
         </w:rPr>
-        <w:t>11</w:t>
+        <w:t>12</w:t>
       </w:r>
       <w:r>
         <w:rPr>
@@ -4003,7 +4115,7 @@
         <w:rPr>
           <w:noProof/>
         </w:rPr>
-        <w:instrText xml:space="preserve"> PAGEREF _Toc232546684 \h </w:instrText>
+        <w:instrText xml:space="preserve"> PAGEREF _Toc232556308 \h </w:instrText>
       </w:r>
       <w:r>
         <w:rPr>
@@ -4020,7 +4132,7 @@
         <w:rPr>
           <w:noProof/>
         </w:rPr>
-        <w:t>12</w:t>
+        <w:t>13</w:t>
       </w:r>
       <w:r>
         <w:rPr>
@@ -4065,7 +4177,7 @@
         <w:rPr>
           <w:noProof/>
         </w:rPr>
-        <w:instrText xml:space="preserve"> PAGEREF _Toc232546685 \h </w:instrText>
+        <w:instrText xml:space="preserve"> PAGEREF _Toc232556309 \h </w:instrText>
       </w:r>
       <w:r>
         <w:rPr>
@@ -4082,7 +4194,7 @@
         <w:rPr>
           <w:noProof/>
         </w:rPr>
-        <w:t>13</w:t>
+        <w:t>14</w:t>
       </w:r>
       <w:r>
         <w:rPr>
@@ -4127,7 +4239,7 @@
         <w:rPr>
           <w:noProof/>
         </w:rPr>
-        <w:instrText xml:space="preserve"> PAGEREF _Toc232546686 \h </w:instrText>
+        <w:instrText xml:space="preserve"> PAGEREF _Toc232556310 \h </w:instrText>
       </w:r>
       <w:r>
         <w:rPr>
@@ -4144,7 +4256,7 @@
         <w:rPr>
           <w:noProof/>
         </w:rPr>
-        <w:t>14</w:t>
+        <w:t>15</w:t>
       </w:r>
       <w:r>
         <w:rPr>
@@ -4189,7 +4301,7 @@
         <w:rPr>
           <w:noProof/>
         </w:rPr>
-        <w:instrText xml:space="preserve"> PAGEREF _Toc232546687 \h </w:instrText>
+        <w:instrText xml:space="preserve"> PAGEREF _Toc232556311 \h </w:instrText>
       </w:r>
       <w:r>
         <w:rPr>
@@ -4206,7 +4318,7 @@
         <w:rPr>
           <w:noProof/>
         </w:rPr>
-        <w:t>15</w:t>
+        <w:t>16</w:t>
       </w:r>
       <w:r>
         <w:rPr>
@@ -4251,7 +4363,7 @@
         <w:rPr>
           <w:noProof/>
         </w:rPr>
-        <w:instrText xml:space="preserve"> PAGEREF _Toc232546688 \h </w:instrText>
+        <w:instrText xml:space="preserve"> PAGEREF _Toc232556312 \h </w:instrText>
       </w:r>
       <w:r>
         <w:rPr>
@@ -4268,7 +4380,7 @@
         <w:rPr>
           <w:noProof/>
         </w:rPr>
-        <w:t>16</w:t>
+        <w:t>17</w:t>
       </w:r>
       <w:r>
         <w:rPr>
@@ -4313,7 +4425,7 @@
         <w:rPr>
           <w:noProof/>
         </w:rPr>
-        <w:instrText xml:space="preserve"> PAGEREF _Toc232546689 \h </w:instrText>
+        <w:instrText xml:space="preserve"> PAGEREF _Toc232556313 \h </w:instrText>
       </w:r>
       <w:r>
         <w:rPr>
@@ -4330,7 +4442,7 @@
         <w:rPr>
           <w:noProof/>
         </w:rPr>
-        <w:t>18</w:t>
+        <w:t>19</w:t>
       </w:r>
       <w:r>
         <w:rPr>
@@ -4375,7 +4487,7 @@
         <w:rPr>
           <w:noProof/>
         </w:rPr>
-        <w:instrText xml:space="preserve"> PAGEREF _Toc232546690 \h </w:instrText>
+        <w:instrText xml:space="preserve"> PAGEREF _Toc232556314 \h </w:instrText>
       </w:r>
       <w:r>
         <w:rPr>
@@ -4392,7 +4504,7 @@
         <w:rPr>
           <w:noProof/>
         </w:rPr>
-        <w:t>18</w:t>
+        <w:t>19</w:t>
       </w:r>
       <w:r>
         <w:rPr>
@@ -4437,7 +4549,7 @@
         <w:rPr>
           <w:noProof/>
         </w:rPr>
-        <w:instrText xml:space="preserve"> PAGEREF _Toc232546691 \h </w:instrText>
+        <w:instrText xml:space="preserve"> PAGEREF _Toc232556315 \h </w:instrText>
       </w:r>
       <w:r>
         <w:rPr>
@@ -4454,7 +4566,7 @@
         <w:rPr>
           <w:noProof/>
         </w:rPr>
-        <w:t>18</w:t>
+        <w:t>19</w:t>
       </w:r>
       <w:r>
         <w:rPr>
@@ -4499,7 +4611,7 @@
         <w:rPr>
           <w:noProof/>
         </w:rPr>
-        <w:instrText xml:space="preserve"> PAGEREF _Toc232546692 \h </w:instrText>
+        <w:instrText xml:space="preserve"> PAGEREF _Toc232556316 \h </w:instrText>
       </w:r>
       <w:r>
         <w:rPr>
@@ -4516,7 +4628,7 @@
         <w:rPr>
           <w:noProof/>
         </w:rPr>
-        <w:t>19</w:t>
+        <w:t>20</w:t>
       </w:r>
       <w:r>
         <w:rPr>
@@ -4561,7 +4673,7 @@
         <w:rPr>
           <w:noProof/>
         </w:rPr>
-        <w:instrText xml:space="preserve"> PAGEREF _Toc232546693 \h </w:instrText>
+        <w:instrText xml:space="preserve"> PAGEREF _Toc232556317 \h </w:instrText>
       </w:r>
       <w:r>
         <w:rPr>
@@ -4578,7 +4690,7 @@
         <w:rPr>
           <w:noProof/>
         </w:rPr>
-        <w:t>21</w:t>
+        <w:t>22</w:t>
       </w:r>
       <w:r>
         <w:rPr>
@@ -4623,7 +4735,7 @@
         <w:rPr>
           <w:noProof/>
         </w:rPr>
-        <w:instrText xml:space="preserve"> PAGEREF _Toc232546694 \h </w:instrText>
+        <w:instrText xml:space="preserve"> PAGEREF _Toc232556318 \h </w:instrText>
       </w:r>
       <w:r>
         <w:rPr>
@@ -4640,7 +4752,7 @@
         <w:rPr>
           <w:noProof/>
         </w:rPr>
-        <w:t>22</w:t>
+        <w:t>23</w:t>
       </w:r>
       <w:r>
         <w:rPr>
@@ -4685,7 +4797,7 @@
         <w:rPr>
           <w:noProof/>
         </w:rPr>
-        <w:instrText xml:space="preserve"> PAGEREF _Toc232546695 \h </w:instrText>
+        <w:instrText xml:space="preserve"> PAGEREF _Toc232556319 \h </w:instrText>
       </w:r>
       <w:r>
         <w:rPr>
@@ -4702,7 +4814,7 @@
         <w:rPr>
           <w:noProof/>
         </w:rPr>
-        <w:t>23</w:t>
+        <w:t>24</w:t>
       </w:r>
       <w:r>
         <w:rPr>
@@ -4747,7 +4859,7 @@
         <w:rPr>
           <w:noProof/>
         </w:rPr>
-        <w:instrText xml:space="preserve"> PAGEREF _Toc232546696 \h </w:instrText>
+        <w:instrText xml:space="preserve"> PAGEREF _Toc232556320 \h </w:instrText>
       </w:r>
       <w:r>
         <w:rPr>
@@ -4764,7 +4876,7 @@
         <w:rPr>
           <w:noProof/>
         </w:rPr>
-        <w:t>25</w:t>
+        <w:t>26</w:t>
       </w:r>
       <w:r>
         <w:rPr>
@@ -4809,7 +4921,7 @@
         <w:rPr>
           <w:noProof/>
         </w:rPr>
-        <w:instrText xml:space="preserve"> PAGEREF _Toc232546697 \h </w:instrText>
+        <w:instrText xml:space="preserve"> PAGEREF _Toc232556321 \h </w:instrText>
       </w:r>
       <w:r>
         <w:rPr>
@@ -4826,7 +4938,7 @@
         <w:rPr>
           <w:noProof/>
         </w:rPr>
-        <w:t>25</w:t>
+        <w:t>26</w:t>
       </w:r>
       <w:r>
         <w:rPr>
@@ -4871,7 +4983,7 @@
         <w:rPr>
           <w:noProof/>
         </w:rPr>
-        <w:instrText xml:space="preserve"> PAGEREF _Toc232546698 \h </w:instrText>
+        <w:instrText xml:space="preserve"> PAGEREF _Toc232556322 \h </w:instrText>
       </w:r>
       <w:r>
         <w:rPr>
@@ -4888,7 +5000,7 @@
         <w:rPr>
           <w:noProof/>
         </w:rPr>
-        <w:t>27</w:t>
+        <w:t>28</w:t>
       </w:r>
       <w:r>
         <w:rPr>
@@ -4933,7 +5045,7 @@
         <w:rPr>
           <w:noProof/>
         </w:rPr>
-        <w:instrText xml:space="preserve"> PAGEREF _Toc232546699 \h </w:instrText>
+        <w:instrText xml:space="preserve"> PAGEREF _Toc232556323 \h </w:instrText>
       </w:r>
       <w:r>
         <w:rPr>
@@ -4950,7 +5062,7 @@
         <w:rPr>
           <w:noProof/>
         </w:rPr>
-        <w:t>28</w:t>
+        <w:t>29</w:t>
       </w:r>
       <w:r>
         <w:rPr>
@@ -5020,7 +5132,7 @@
         <w:rPr>
           <w:noProof/>
         </w:rPr>
-        <w:instrText xml:space="preserve"> PAGEREF _Toc232546700 \h </w:instrText>
+        <w:instrText xml:space="preserve"> PAGEREF _Toc232556324 \h </w:instrText>
       </w:r>
       <w:r>
         <w:rPr>
@@ -5037,7 +5149,7 @@
         <w:rPr>
           <w:noProof/>
         </w:rPr>
-        <w:t>29</w:t>
+        <w:t>30</w:t>
       </w:r>
       <w:r>
         <w:rPr>
@@ -5089,7 +5201,7 @@
         <w:rPr>
           <w:noProof/>
         </w:rPr>
-        <w:instrText xml:space="preserve"> PAGEREF _Toc232546701 \h </w:instrText>
+        <w:instrText xml:space="preserve"> PAGEREF _Toc232556325 \h </w:instrText>
       </w:r>
       <w:r>
         <w:rPr>
@@ -5106,7 +5218,7 @@
         <w:rPr>
           <w:noProof/>
         </w:rPr>
-        <w:t>31</w:t>
+        <w:t>32</w:t>
       </w:r>
       <w:r>
         <w:rPr>
@@ -5158,7 +5270,7 @@
         <w:rPr>
           <w:noProof/>
         </w:rPr>
-        <w:instrText xml:space="preserve"> PAGEREF _Toc232546702 \h </w:instrText>
+        <w:instrText xml:space="preserve"> PAGEREF _Toc232556326 \h </w:instrText>
       </w:r>
       <w:r>
         <w:rPr>
@@ -5175,7 +5287,7 @@
         <w:rPr>
           <w:noProof/>
         </w:rPr>
-        <w:t>32</w:t>
+        <w:t>33</w:t>
       </w:r>
       <w:r>
         <w:rPr>
@@ -5233,7 +5345,7 @@
         <w:rPr>
           <w:noProof/>
         </w:rPr>
-        <w:instrText xml:space="preserve"> PAGEREF _Toc232546703 \h </w:instrText>
+        <w:instrText xml:space="preserve"> PAGEREF _Toc232556327 \h </w:instrText>
       </w:r>
       <w:r>
         <w:rPr>
@@ -5250,7 +5362,7 @@
         <w:rPr>
           <w:noProof/>
         </w:rPr>
-        <w:t>33</w:t>
+        <w:t>34</w:t>
       </w:r>
       <w:r>
         <w:rPr>
@@ -5295,7 +5407,7 @@
         <w:rPr>
           <w:noProof/>
         </w:rPr>
-        <w:instrText xml:space="preserve"> PAGEREF _Toc232546704 \h </w:instrText>
+        <w:instrText xml:space="preserve"> PAGEREF _Toc232556328 \h </w:instrText>
       </w:r>
       <w:r>
         <w:rPr>
@@ -5312,7 +5424,7 @@
         <w:rPr>
           <w:noProof/>
         </w:rPr>
-        <w:t>34</w:t>
+        <w:t>35</w:t>
       </w:r>
       <w:r>
         <w:rPr>
@@ -5357,7 +5469,7 @@
         <w:rPr>
           <w:noProof/>
         </w:rPr>
-        <w:instrText xml:space="preserve"> PAGEREF _Toc232546705 \h </w:instrText>
+        <w:instrText xml:space="preserve"> PAGEREF _Toc232556329 \h </w:instrText>
       </w:r>
       <w:r>
         <w:rPr>
@@ -5374,7 +5486,7 @@
         <w:rPr>
           <w:noProof/>
         </w:rPr>
-        <w:t>35</w:t>
+        <w:t>36</w:t>
       </w:r>
       <w:r>
         <w:rPr>
@@ -5419,7 +5531,7 @@
         <w:rPr>
           <w:noProof/>
         </w:rPr>
-        <w:instrText xml:space="preserve"> PAGEREF _Toc232546706 \h </w:instrText>
+        <w:instrText xml:space="preserve"> PAGEREF _Toc232556330 \h </w:instrText>
       </w:r>
       <w:r>
         <w:rPr>
@@ -5436,7 +5548,7 @@
         <w:rPr>
           <w:noProof/>
         </w:rPr>
-        <w:t>36</w:t>
+        <w:t>37</w:t>
       </w:r>
       <w:r>
         <w:rPr>
@@ -5482,7 +5594,7 @@
         <w:rPr>
           <w:noProof/>
         </w:rPr>
-        <w:instrText xml:space="preserve"> PAGEREF _Toc232546707 \h </w:instrText>
+        <w:instrText xml:space="preserve"> PAGEREF _Toc232556331 \h </w:instrText>
       </w:r>
       <w:r>
         <w:rPr>
@@ -5499,7 +5611,7 @@
         <w:rPr>
           <w:noProof/>
         </w:rPr>
-        <w:t>39</w:t>
+        <w:t>40</w:t>
       </w:r>
       <w:r>
         <w:rPr>
@@ -5544,7 +5656,7 @@
         <w:rPr>
           <w:noProof/>
         </w:rPr>
-        <w:instrText xml:space="preserve"> PAGEREF _Toc232546708 \h </w:instrText>
+        <w:instrText xml:space="preserve"> PAGEREF _Toc232556332 \h </w:instrText>
       </w:r>
       <w:r>
         <w:rPr>
@@ -5561,7 +5673,627 @@
         <w:rPr>
           <w:noProof/>
         </w:rPr>
-        <w:t>39</w:t>
+        <w:t>40</w:t>
+      </w:r>
+      <w:r>
+        <w:rPr>
+          <w:noProof/>
+        </w:rPr>
+        <w:fldChar w:fldCharType="end"/>
+      </w:r>
+    </w:p>
+    <w:p>
+      <w:pPr>
+        <w:pStyle w:val="TOC3"/>
+        <w:tabs>
+          <w:tab w:val="right" w:leader="dot" w:pos="9628"/>
+        </w:tabs>
+        <w:rPr>
+          <w:rFonts w:eastAsiaTheme="minorEastAsia"/>
+          <w:noProof/>
+          <w:kern w:val="2"/>
+          <w:szCs w:val="24"/>
+          <w:lang w:eastAsia="ru-RU"/>
+        </w:rPr>
+      </w:pPr>
+      <w:r>
+        <w:rPr>
+          <w:noProof/>
+        </w:rPr>
+        <w:t>4.1.1 Введение</w:t>
+      </w:r>
+      <w:r>
+        <w:rPr>
+          <w:noProof/>
+        </w:rPr>
+        <w:tab/>
+      </w:r>
+      <w:r>
+        <w:rPr>
+          <w:noProof/>
+        </w:rPr>
+        <w:fldChar w:fldCharType="begin"/>
+      </w:r>
+      <w:r>
+        <w:rPr>
+          <w:noProof/>
+        </w:rPr>
+        <w:instrText xml:space="preserve"> PAGEREF _Toc232556333 \h </w:instrText>
+      </w:r>
+      <w:r>
+        <w:rPr>
+          <w:noProof/>
+        </w:rPr>
+      </w:r>
+      <w:r>
+        <w:rPr>
+          <w:noProof/>
+        </w:rPr>
+        <w:fldChar w:fldCharType="separate"/>
+      </w:r>
+      <w:r>
+        <w:rPr>
+          <w:noProof/>
+        </w:rPr>
+        <w:t>40</w:t>
+      </w:r>
+      <w:r>
+        <w:rPr>
+          <w:noProof/>
+        </w:rPr>
+        <w:fldChar w:fldCharType="end"/>
+      </w:r>
+    </w:p>
+    <w:p>
+      <w:pPr>
+        <w:pStyle w:val="TOC3"/>
+        <w:tabs>
+          <w:tab w:val="right" w:leader="dot" w:pos="9628"/>
+        </w:tabs>
+        <w:rPr>
+          <w:rFonts w:eastAsiaTheme="minorEastAsia"/>
+          <w:noProof/>
+          <w:kern w:val="2"/>
+          <w:szCs w:val="24"/>
+          <w:lang w:eastAsia="ru-RU"/>
+        </w:rPr>
+      </w:pPr>
+      <w:r>
+        <w:rPr>
+          <w:noProof/>
+        </w:rPr>
+        <w:t>4.1.2 Назначение разработки</w:t>
+      </w:r>
+      <w:r>
+        <w:rPr>
+          <w:noProof/>
+        </w:rPr>
+        <w:tab/>
+      </w:r>
+      <w:r>
+        <w:rPr>
+          <w:noProof/>
+        </w:rPr>
+        <w:fldChar w:fldCharType="begin"/>
+      </w:r>
+      <w:r>
+        <w:rPr>
+          <w:noProof/>
+        </w:rPr>
+        <w:instrText xml:space="preserve"> PAGEREF _Toc232556334 \h </w:instrText>
+      </w:r>
+      <w:r>
+        <w:rPr>
+          <w:noProof/>
+        </w:rPr>
+      </w:r>
+      <w:r>
+        <w:rPr>
+          <w:noProof/>
+        </w:rPr>
+        <w:fldChar w:fldCharType="separate"/>
+      </w:r>
+      <w:r>
+        <w:rPr>
+          <w:noProof/>
+        </w:rPr>
+        <w:t>40</w:t>
+      </w:r>
+      <w:r>
+        <w:rPr>
+          <w:noProof/>
+        </w:rPr>
+        <w:fldChar w:fldCharType="end"/>
+      </w:r>
+    </w:p>
+    <w:p>
+      <w:pPr>
+        <w:pStyle w:val="TOC3"/>
+        <w:tabs>
+          <w:tab w:val="right" w:leader="dot" w:pos="9628"/>
+        </w:tabs>
+        <w:rPr>
+          <w:rFonts w:eastAsiaTheme="minorEastAsia"/>
+          <w:noProof/>
+          <w:kern w:val="2"/>
+          <w:szCs w:val="24"/>
+          <w:lang w:eastAsia="ru-RU"/>
+        </w:rPr>
+      </w:pPr>
+      <w:r>
+        <w:rPr>
+          <w:noProof/>
+        </w:rPr>
+        <w:t>4.1.3 Требования к программе или программному изделию</w:t>
+      </w:r>
+      <w:r>
+        <w:rPr>
+          <w:noProof/>
+        </w:rPr>
+        <w:tab/>
+      </w:r>
+      <w:r>
+        <w:rPr>
+          <w:noProof/>
+        </w:rPr>
+        <w:fldChar w:fldCharType="begin"/>
+      </w:r>
+      <w:r>
+        <w:rPr>
+          <w:noProof/>
+        </w:rPr>
+        <w:instrText xml:space="preserve"> PAGEREF _Toc232556335 \h </w:instrText>
+      </w:r>
+      <w:r>
+        <w:rPr>
+          <w:noProof/>
+        </w:rPr>
+      </w:r>
+      <w:r>
+        <w:rPr>
+          <w:noProof/>
+        </w:rPr>
+        <w:fldChar w:fldCharType="separate"/>
+      </w:r>
+      <w:r>
+        <w:rPr>
+          <w:noProof/>
+        </w:rPr>
+        <w:t>40</w:t>
+      </w:r>
+      <w:r>
+        <w:rPr>
+          <w:noProof/>
+        </w:rPr>
+        <w:fldChar w:fldCharType="end"/>
+      </w:r>
+    </w:p>
+    <w:p>
+      <w:pPr>
+        <w:pStyle w:val="TOC3"/>
+        <w:tabs>
+          <w:tab w:val="right" w:leader="dot" w:pos="9628"/>
+        </w:tabs>
+        <w:rPr>
+          <w:rFonts w:eastAsiaTheme="minorEastAsia"/>
+          <w:noProof/>
+          <w:kern w:val="2"/>
+          <w:szCs w:val="24"/>
+          <w:lang w:eastAsia="ru-RU"/>
+        </w:rPr>
+      </w:pPr>
+      <w:r>
+        <w:rPr>
+          <w:noProof/>
+        </w:rPr>
+        <w:t>4.1.4 Требования к надёжности</w:t>
+      </w:r>
+      <w:r>
+        <w:rPr>
+          <w:noProof/>
+        </w:rPr>
+        <w:tab/>
+      </w:r>
+      <w:r>
+        <w:rPr>
+          <w:noProof/>
+        </w:rPr>
+        <w:fldChar w:fldCharType="begin"/>
+      </w:r>
+      <w:r>
+        <w:rPr>
+          <w:noProof/>
+        </w:rPr>
+        <w:instrText xml:space="preserve"> PAGEREF _Toc232556336 \h </w:instrText>
+      </w:r>
+      <w:r>
+        <w:rPr>
+          <w:noProof/>
+        </w:rPr>
+      </w:r>
+      <w:r>
+        <w:rPr>
+          <w:noProof/>
+        </w:rPr>
+        <w:fldChar w:fldCharType="separate"/>
+      </w:r>
+      <w:r>
+        <w:rPr>
+          <w:noProof/>
+        </w:rPr>
+        <w:t>41</w:t>
+      </w:r>
+      <w:r>
+        <w:rPr>
+          <w:noProof/>
+        </w:rPr>
+        <w:fldChar w:fldCharType="end"/>
+      </w:r>
+    </w:p>
+    <w:p>
+      <w:pPr>
+        <w:pStyle w:val="TOC3"/>
+        <w:tabs>
+          <w:tab w:val="right" w:leader="dot" w:pos="9628"/>
+        </w:tabs>
+        <w:rPr>
+          <w:rFonts w:eastAsiaTheme="minorEastAsia"/>
+          <w:noProof/>
+          <w:kern w:val="2"/>
+          <w:szCs w:val="24"/>
+          <w:lang w:eastAsia="ru-RU"/>
+        </w:rPr>
+      </w:pPr>
+      <w:r>
+        <w:rPr>
+          <w:noProof/>
+        </w:rPr>
+        <w:t>4.1.5 Требования к программной документации</w:t>
+      </w:r>
+      <w:r>
+        <w:rPr>
+          <w:noProof/>
+        </w:rPr>
+        <w:tab/>
+      </w:r>
+      <w:r>
+        <w:rPr>
+          <w:noProof/>
+        </w:rPr>
+        <w:fldChar w:fldCharType="begin"/>
+      </w:r>
+      <w:r>
+        <w:rPr>
+          <w:noProof/>
+        </w:rPr>
+        <w:instrText xml:space="preserve"> PAGEREF _Toc232556337 \h </w:instrText>
+      </w:r>
+      <w:r>
+        <w:rPr>
+          <w:noProof/>
+        </w:rPr>
+      </w:r>
+      <w:r>
+        <w:rPr>
+          <w:noProof/>
+        </w:rPr>
+        <w:fldChar w:fldCharType="separate"/>
+      </w:r>
+      <w:r>
+        <w:rPr>
+          <w:noProof/>
+        </w:rPr>
+        <w:t>41</w:t>
+      </w:r>
+      <w:r>
+        <w:rPr>
+          <w:noProof/>
+        </w:rPr>
+        <w:fldChar w:fldCharType="end"/>
+      </w:r>
+    </w:p>
+    <w:p>
+      <w:pPr>
+        <w:pStyle w:val="TOC3"/>
+        <w:tabs>
+          <w:tab w:val="right" w:leader="dot" w:pos="9628"/>
+        </w:tabs>
+        <w:rPr>
+          <w:rFonts w:eastAsiaTheme="minorEastAsia"/>
+          <w:noProof/>
+          <w:kern w:val="2"/>
+          <w:szCs w:val="24"/>
+          <w:lang w:eastAsia="ru-RU"/>
+        </w:rPr>
+      </w:pPr>
+      <w:r>
+        <w:rPr>
+          <w:noProof/>
+        </w:rPr>
+        <w:t>4.1.6 Порядок контроля и приёмки</w:t>
+      </w:r>
+      <w:r>
+        <w:rPr>
+          <w:noProof/>
+        </w:rPr>
+        <w:tab/>
+      </w:r>
+      <w:r>
+        <w:rPr>
+          <w:noProof/>
+        </w:rPr>
+        <w:fldChar w:fldCharType="begin"/>
+      </w:r>
+      <w:r>
+        <w:rPr>
+          <w:noProof/>
+        </w:rPr>
+        <w:instrText xml:space="preserve"> PAGEREF _Toc232556338 \h </w:instrText>
+      </w:r>
+      <w:r>
+        <w:rPr>
+          <w:noProof/>
+        </w:rPr>
+      </w:r>
+      <w:r>
+        <w:rPr>
+          <w:noProof/>
+        </w:rPr>
+        <w:fldChar w:fldCharType="separate"/>
+      </w:r>
+      <w:r>
+        <w:rPr>
+          <w:noProof/>
+        </w:rPr>
+        <w:t>41</w:t>
+      </w:r>
+      <w:r>
+        <w:rPr>
+          <w:noProof/>
+        </w:rPr>
+        <w:fldChar w:fldCharType="end"/>
+      </w:r>
+    </w:p>
+    <w:p>
+      <w:pPr>
+        <w:pStyle w:val="TOC2"/>
+        <w:tabs>
+          <w:tab w:val="right" w:leader="dot" w:pos="9628"/>
+        </w:tabs>
+        <w:rPr>
+          <w:rFonts w:eastAsiaTheme="minorEastAsia"/>
+          <w:noProof/>
+          <w:kern w:val="2"/>
+          <w:szCs w:val="24"/>
+          <w:lang w:eastAsia="ru-RU"/>
+        </w:rPr>
+      </w:pPr>
+      <w:r>
+        <w:rPr>
+          <w:noProof/>
+        </w:rPr>
+        <w:t>4.2 Руководство пользователя</w:t>
+      </w:r>
+      <w:r>
+        <w:rPr>
+          <w:noProof/>
+        </w:rPr>
+        <w:tab/>
+      </w:r>
+      <w:r>
+        <w:rPr>
+          <w:noProof/>
+        </w:rPr>
+        <w:fldChar w:fldCharType="begin"/>
+      </w:r>
+      <w:r>
+        <w:rPr>
+          <w:noProof/>
+        </w:rPr>
+        <w:instrText xml:space="preserve"> PAGEREF _Toc232556339 \h </w:instrText>
+      </w:r>
+      <w:r>
+        <w:rPr>
+          <w:noProof/>
+        </w:rPr>
+      </w:r>
+      <w:r>
+        <w:rPr>
+          <w:noProof/>
+        </w:rPr>
+        <w:fldChar w:fldCharType="separate"/>
+      </w:r>
+      <w:r>
+        <w:rPr>
+          <w:noProof/>
+        </w:rPr>
+        <w:t>42</w:t>
+      </w:r>
+      <w:r>
+        <w:rPr>
+          <w:noProof/>
+        </w:rPr>
+        <w:fldChar w:fldCharType="end"/>
+      </w:r>
+    </w:p>
+    <w:p>
+      <w:pPr>
+        <w:pStyle w:val="TOC2"/>
+        <w:tabs>
+          <w:tab w:val="right" w:leader="dot" w:pos="9628"/>
+        </w:tabs>
+        <w:rPr>
+          <w:rFonts w:eastAsiaTheme="minorEastAsia"/>
+          <w:noProof/>
+          <w:kern w:val="2"/>
+          <w:szCs w:val="24"/>
+          <w:lang w:eastAsia="ru-RU"/>
+        </w:rPr>
+      </w:pPr>
+      <w:r>
+        <w:rPr>
+          <w:noProof/>
+        </w:rPr>
+        <w:t>4.3 Руководство программиста</w:t>
+      </w:r>
+      <w:r>
+        <w:rPr>
+          <w:noProof/>
+        </w:rPr>
+        <w:tab/>
+      </w:r>
+      <w:r>
+        <w:rPr>
+          <w:noProof/>
+        </w:rPr>
+        <w:fldChar w:fldCharType="begin"/>
+      </w:r>
+      <w:r>
+        <w:rPr>
+          <w:noProof/>
+        </w:rPr>
+        <w:instrText xml:space="preserve"> PAGEREF _Toc232556340 \h </w:instrText>
+      </w:r>
+      <w:r>
+        <w:rPr>
+          <w:noProof/>
+        </w:rPr>
+      </w:r>
+      <w:r>
+        <w:rPr>
+          <w:noProof/>
+        </w:rPr>
+        <w:fldChar w:fldCharType="separate"/>
+      </w:r>
+      <w:r>
+        <w:rPr>
+          <w:noProof/>
+        </w:rPr>
+        <w:t>42</w:t>
+      </w:r>
+      <w:r>
+        <w:rPr>
+          <w:noProof/>
+        </w:rPr>
+        <w:fldChar w:fldCharType="end"/>
+      </w:r>
+    </w:p>
+    <w:p>
+      <w:pPr>
+        <w:pStyle w:val="TOC1"/>
+        <w:tabs>
+          <w:tab w:val="right" w:leader="dot" w:pos="9628"/>
+        </w:tabs>
+        <w:rPr>
+          <w:rFonts w:eastAsiaTheme="minorEastAsia"/>
+          <w:noProof/>
+          <w:kern w:val="2"/>
+          <w:szCs w:val="24"/>
+          <w:lang w:eastAsia="ru-RU"/>
+        </w:rPr>
+      </w:pPr>
+      <w:r>
+        <w:rPr>
+          <w:noProof/>
+        </w:rPr>
+        <w:t>Заключение</w:t>
+      </w:r>
+      <w:r>
+        <w:rPr>
+          <w:noProof/>
+        </w:rPr>
+        <w:tab/>
+      </w:r>
+      <w:r>
+        <w:rPr>
+          <w:noProof/>
+        </w:rPr>
+        <w:fldChar w:fldCharType="begin"/>
+      </w:r>
+      <w:r>
+        <w:rPr>
+          <w:noProof/>
+        </w:rPr>
+        <w:instrText xml:space="preserve"> PAGEREF _Toc232556341 \h </w:instrText>
+      </w:r>
+      <w:r>
+        <w:rPr>
+          <w:noProof/>
+        </w:rPr>
+      </w:r>
+      <w:r>
+        <w:rPr>
+          <w:noProof/>
+        </w:rPr>
+        <w:fldChar w:fldCharType="separate"/>
+      </w:r>
+      <w:r>
+        <w:rPr>
+          <w:noProof/>
+        </w:rPr>
+        <w:t>44</w:t>
+      </w:r>
+      <w:r>
+        <w:rPr>
+          <w:noProof/>
+        </w:rPr>
+        <w:fldChar w:fldCharType="end"/>
+      </w:r>
+    </w:p>
+    <w:p>
+      <w:pPr>
+        <w:pStyle w:val="TOC1"/>
+        <w:tabs>
+          <w:tab w:val="right" w:leader="dot" w:pos="9628"/>
+        </w:tabs>
+        <w:rPr>
+          <w:rFonts w:eastAsiaTheme="minorEastAsia"/>
+          <w:noProof/>
+          <w:kern w:val="2"/>
+          <w:szCs w:val="24"/>
+          <w:lang w:eastAsia="ru-RU"/>
+        </w:rPr>
+      </w:pPr>
+      <w:r>
+        <w:rPr>
+          <w:noProof/>
+        </w:rPr>
+        <w:t>Список использованных источников</w:t>
+      </w:r>
+      <w:r>
+        <w:rPr>
+          <w:noProof/>
+        </w:rPr>
+        <w:tab/>
+      </w:r>
+      <w:r>
+        <w:rPr>
+          <w:noProof/>
+        </w:rPr>
+        <w:fldChar w:fldCharType="begin"/>
+      </w:r>
+      <w:r>
+        <w:rPr>
+          <w:noProof/>
+        </w:rPr>
+        <w:instrText xml:space="preserve"> PAGEREF _Toc232556342 \h </w:instrText>
+      </w:r>
+      <w:r>
+        <w:rPr>
+          <w:noProof/>
+        </w:rPr>
+      </w:r>
+      <w:r>
+        <w:rPr>
+          <w:noProof/>
+        </w:rPr>
+        <w:fldChar w:fldCharType="separate"/>
+      </w:r>
+      <w:r>
+        <w:rPr>
+          <w:noProof/>
+        </w:rPr>
+        <w:t>46</w:t>
       </w:r>
       <w:r>
         <w:rPr>
@@ -5594,7 +6326,7 @@
           <w:numId w:val="0"/>
         </w:numPr>
       </w:pPr>
-      <w:bookmarkStart w:id="0" w:name="_Toc232546680"/>
+      <w:bookmarkStart w:id="0" w:name="_Toc232556304"/>
       <w:r>
         <w:lastRenderedPageBreak/>
         <w:t>Определения, обозначения и сокращения</w:t>
@@ -6084,7 +6816,7 @@
           <w:numId w:val="0"/>
         </w:numPr>
       </w:pPr>
-      <w:bookmarkStart w:id="1" w:name="_Toc232546681"/>
+      <w:bookmarkStart w:id="1" w:name="_Toc232556305"/>
       <w:r>
         <w:lastRenderedPageBreak/>
         <w:t>Введение</w:t>
@@ -6299,7 +7031,6 @@
         <w:t xml:space="preserve">, глобального интерфейса </w:t>
       </w:r>
       <w:proofErr w:type="spellStart"/>
-      <w:proofErr w:type="gramStart"/>
       <w:r>
         <w:rPr>
           <w:rFonts w:ascii="Courier New" w:hAnsi="Courier New" w:cs="Courier New"/>
@@ -6307,7 +7038,6 @@
         <w:t>window.storybook</w:t>
       </w:r>
       <w:proofErr w:type="spellEnd"/>
-      <w:proofErr w:type="gramEnd"/>
       <w:r>
         <w:rPr>
           <w:rFonts w:cstheme="minorHAnsi"/>
@@ -6661,7 +7391,6 @@
         <w:t xml:space="preserve">: внешний контракт </w:t>
       </w:r>
       <w:proofErr w:type="spellStart"/>
-      <w:proofErr w:type="gramStart"/>
       <w:r>
         <w:rPr>
           <w:rFonts w:ascii="Courier New" w:hAnsi="Courier New" w:cs="Courier New"/>
@@ -6669,7 +7398,6 @@
         <w:t>window.storybook</w:t>
       </w:r>
       <w:proofErr w:type="spellEnd"/>
-      <w:proofErr w:type="gramEnd"/>
       <w:r>
         <w:rPr>
           <w:rFonts w:cstheme="minorHAnsi"/>
@@ -6729,14 +7457,12 @@
         <w:lastRenderedPageBreak/>
         <w:t xml:space="preserve">внедрить систему на примере </w:t>
       </w:r>
-      <w:proofErr w:type="spellStart"/>
       <w:r>
         <w:rPr>
           <w:rFonts w:cstheme="minorHAnsi"/>
         </w:rPr>
-        <w:t>demo</w:t>
-      </w:r>
-      <w:proofErr w:type="spellEnd"/>
+        <w:t>демо</w:t>
+      </w:r>
       <w:r>
         <w:rPr>
           <w:rFonts w:cstheme="minorHAnsi"/>
@@ -6904,7 +7630,38 @@
         <w:rPr>
           <w:rFonts w:cstheme="minorHAnsi"/>
         </w:rPr>
-        <w:t>, а также литература по проектированию программных систем и качеству кода.</w:t>
+        <w:t>, а также литература по проектированию программных систем и качеству кода</w:t>
+      </w:r>
+      <w:r>
+        <w:rPr>
+          <w:rFonts w:cstheme="minorHAnsi"/>
+        </w:rPr>
+        <w:t xml:space="preserve"> </w:t>
+      </w:r>
+      <w:r>
+        <w:rPr>
+          <w:rFonts w:cstheme="minorHAnsi"/>
+        </w:rPr>
+        <w:t>[8</w:t>
+      </w:r>
+      <w:r>
+        <w:rPr>
+          <w:rFonts w:ascii="Times New Roman" w:hAnsi="Times New Roman"/>
+          <w:szCs w:val="24"/>
+        </w:rPr>
+        <w:t>-</w:t>
+      </w:r>
+      <w:r>
+        <w:rPr>
+          <w:rFonts w:cstheme="minorHAnsi"/>
+        </w:rPr>
+        <w:t>13]</w:t>
+      </w:r>
+      <w:r>
+        <w:rPr>
+          <w:rFonts w:cstheme="minorHAnsi"/>
+        </w:rPr>
+        <w:t>.</w:t>
       </w:r>
     </w:p>
     <w:p>
@@ -6927,7 +7684,7 @@
       <w:pPr>
         <w:pStyle w:val="Heading1"/>
       </w:pPr>
-      <w:bookmarkStart w:id="2" w:name="_Toc232546682"/>
+      <w:bookmarkStart w:id="2" w:name="_Toc232556306"/>
       <w:r>
         <w:lastRenderedPageBreak/>
         <w:t>Постановка задачи</w:t>
@@ -6938,7 +7695,7 @@
       <w:pPr>
         <w:pStyle w:val="Heading2"/>
       </w:pPr>
-      <w:bookmarkStart w:id="3" w:name="_Toc232546683"/>
+      <w:bookmarkStart w:id="3" w:name="_Toc232556307"/>
       <w:r>
         <w:t>Описание проблемы</w:t>
       </w:r>
@@ -7095,7 +7852,7 @@
       <w:pPr>
         <w:pStyle w:val="Heading2"/>
       </w:pPr>
-      <w:bookmarkStart w:id="4" w:name="_Toc232546684"/>
+      <w:bookmarkStart w:id="4" w:name="_Toc232556308"/>
       <w:r>
         <w:t>Актуальность проблемы</w:t>
       </w:r>
@@ -7108,7 +7865,13 @@
     </w:p>
     <w:p>
       <w:r>
-        <w:t xml:space="preserve">Визуальное регрессионное тестирование позволяет сместить обнаружение таких ошибок на более ранний этап. Разработчик видит расхождение ещё во время локальной проверки или в CI. Это повышает доверие к изменениям в дизайн-системе и ускоряет выпуск новых версий компонентов. Особенно важно, что </w:t>
+        <w:t>Визуальное регрессионное тестирование позволяет сместить обнаружение таких ошибок на более ранний этап. Разработчик видит расхождение ещё во время локальной проверки или в CI</w:t>
+      </w:r>
+      <w:r>
+        <w:t xml:space="preserve"> [2]</w:t>
+      </w:r>
+      <w:r>
+        <w:t xml:space="preserve">. Это повышает доверие к изменениям в дизайн-системе и ускоряет выпуск новых версий компонентов. Особенно важно, что </w:t>
       </w:r>
       <w:r>
         <w:t>скриншот</w:t>
@@ -7370,7 +8133,7 @@
       <w:pPr>
         <w:pStyle w:val="Heading2"/>
       </w:pPr>
-      <w:bookmarkStart w:id="5" w:name="_Toc232546685"/>
+      <w:bookmarkStart w:id="5" w:name="_Toc232556309"/>
       <w:r>
         <w:t>Постановка задачи</w:t>
       </w:r>
@@ -7404,7 +8167,6 @@
       <w:r>
         <w:t xml:space="preserve">Для достижения цели требуется решить комплекс инженерных задач. На уровне пользовательского интерфейса нужно предоставить разработчику каталог историй, область предпросмотра, панель свойств, панель настроек, отображение JSX текущего состояния и переход к документации. На уровне модели данных нужно описать формат </w:t>
       </w:r>
-      <w:proofErr w:type="gramStart"/>
       <w:r>
         <w:rPr>
           <w:rFonts w:ascii="Courier New" w:hAnsi="Courier New" w:cs="Courier New"/>
@@ -7412,7 +8174,6 @@
         <w:t>Story&lt;</w:t>
       </w:r>
       <w:proofErr w:type="spellStart"/>
-      <w:proofErr w:type="gramEnd"/>
       <w:r>
         <w:rPr>
           <w:rFonts w:ascii="Courier New" w:hAnsi="Courier New" w:cs="Courier New"/>
@@ -7585,7 +8346,6 @@
         <w:t xml:space="preserve"> и контракт </w:t>
       </w:r>
       <w:proofErr w:type="spellStart"/>
-      <w:proofErr w:type="gramStart"/>
       <w:r>
         <w:rPr>
           <w:rFonts w:ascii="Courier New" w:hAnsi="Courier New" w:cs="Courier New"/>
@@ -7593,7 +8353,6 @@
         <w:t>window.storybook</w:t>
       </w:r>
       <w:proofErr w:type="spellEnd"/>
-      <w:proofErr w:type="gramEnd"/>
       <w:r>
         <w:t xml:space="preserve">, через который </w:t>
       </w:r>
@@ -7630,11 +8389,7 @@
       </w:r>
       <w:proofErr w:type="spellEnd"/>
       <w:r>
-        <w:t xml:space="preserve">, сохранение эталонов </w:t>
-      </w:r>
-      <w:proofErr w:type="gramStart"/>
-      <w:r>
-        <w:t xml:space="preserve">в </w:t>
+        <w:t xml:space="preserve">, сохранение эталонов в </w:t>
       </w:r>
       <w:r>
         <w:rPr>
@@ -7650,7 +8405,6 @@
         <w:t>storybook</w:t>
       </w:r>
       <w:proofErr w:type="spellEnd"/>
-      <w:proofErr w:type="gramEnd"/>
       <w:r>
         <w:t xml:space="preserve">, контроль набора файлов и побайтовое сравнение изображений командами </w:t>
       </w:r>
@@ -7831,7 +8585,7 @@
       <w:pPr>
         <w:pStyle w:val="Heading2"/>
       </w:pPr>
-      <w:bookmarkStart w:id="6" w:name="_Toc232546686"/>
+      <w:bookmarkStart w:id="6" w:name="_Toc232556310"/>
       <w:r>
         <w:t>Требования к эксплуатационным характеристикам</w:t>
       </w:r>
@@ -7970,43 +8724,94 @@
         <w:t xml:space="preserve"> с учётом тем и режимов. Благодаря этому сценарий не нужно регистрировать отдельно в тестовом файле. </w:t>
       </w:r>
       <w:r>
-        <w:t>В разработанной</w:t>
-      </w:r>
+        <w:t xml:space="preserve">В разработанной </w:t>
+      </w:r>
+      <w:r>
+        <w:t>реализации имя эталонного изображения формируется из темы, режима отображения и идентификатора истории, что делает структуру результатов предсказуемой.</w:t>
+      </w:r>
+    </w:p>
+    <w:p>
+      <w:r>
+        <w:t xml:space="preserve">Визуальная проверка должна быть интегрирована в пакетный рабочий процесс. </w:t>
+      </w:r>
+      <w:proofErr w:type="spellStart"/>
+      <w:r>
+        <w:t>Shot</w:t>
+      </w:r>
+      <w:proofErr w:type="spellEnd"/>
+      <w:r>
+        <w:t xml:space="preserve">-команды запускаются только для пакетов, где явно включено хранение визуальных эталонов. </w:t>
+      </w:r>
+      <w:r>
+        <w:t xml:space="preserve">Это позволяет не применять </w:t>
+      </w:r>
+      <w:r>
+        <w:t>конвейер скриншот-тестирования</w:t>
+      </w:r>
+      <w:r>
+        <w:t xml:space="preserve"> ко всем пакетам </w:t>
+      </w:r>
+      <w:proofErr w:type="spellStart"/>
+      <w:r>
+        <w:t>монорепозитория</w:t>
+      </w:r>
+      <w:proofErr w:type="spellEnd"/>
+      <w:r>
+        <w:t xml:space="preserve"> без необходимости. Для пакетов, где визуальные эталоны действительно используются, команды </w:t>
+      </w:r>
+      <w:proofErr w:type="spellStart"/>
+      <w:r>
+        <w:rPr>
+          <w:rFonts w:ascii="Courier New" w:hAnsi="Courier New" w:cs="Courier New"/>
+        </w:rPr>
+        <w:t>rtr</w:t>
+      </w:r>
+      <w:proofErr w:type="spellEnd"/>
+      <w:r>
+        <w:t xml:space="preserve"> обеспечивают единый способ обновления и проверки.</w:t>
+      </w:r>
+    </w:p>
+    <w:p>
+      <w:r>
+        <w:t xml:space="preserve">Поскольку текущая реализация сравнивает PNG </w:t>
+      </w:r>
+      <w:proofErr w:type="spellStart"/>
+      <w:r>
+        <w:t>побайтово</w:t>
+      </w:r>
+      <w:proofErr w:type="spellEnd"/>
+      <w:r>
+        <w:t xml:space="preserve">, эксплуатационная среда должна быть стабильной. На результат могут влиять версии браузера, шрифты, параметры отрисовки, </w:t>
+      </w:r>
+      <w:r>
+        <w:t>коэффициент масштабирования устройства (</w:t>
+      </w:r>
+      <w:proofErr w:type="spellStart"/>
+      <w:r>
+        <w:t>device</w:t>
+      </w:r>
+      <w:proofErr w:type="spellEnd"/>
       <w:r>
         <w:t xml:space="preserve"> </w:t>
       </w:r>
-      <w:r>
-        <w:t>реализации имя эталонного изображения формируется из темы, режима отображения и идентификатора истории, что делает структуру результатов предсказуемой.</w:t>
-      </w:r>
-    </w:p>
-    <w:p>
-      <w:r>
-        <w:t xml:space="preserve">Визуальная проверка должна быть интегрирована в пакетный рабочий процесс. </w:t>
-      </w:r>
-      <w:proofErr w:type="spellStart"/>
-      <w:r>
-        <w:t>Shot</w:t>
-      </w:r>
-      <w:proofErr w:type="spellEnd"/>
-      <w:r>
-        <w:t xml:space="preserve">-команды запускаются только для пакетов, где явно включено хранение визуальных эталонов. </w:t>
-      </w:r>
-      <w:r>
-        <w:t xml:space="preserve">Это позволяет не применять </w:t>
-      </w:r>
-      <w:r>
-        <w:t>конвейер скриншот-тестирования</w:t>
-      </w:r>
-      <w:r>
-        <w:t xml:space="preserve"> ко всем пакетам </w:t>
-      </w:r>
-      <w:proofErr w:type="spellStart"/>
-      <w:r>
-        <w:t>монорепозитория</w:t>
-      </w:r>
-      <w:proofErr w:type="spellEnd"/>
-      <w:r>
-        <w:t xml:space="preserve"> без необходимости. Для пакетов, где визуальные эталоны действительно используются, команды </w:t>
+      <w:proofErr w:type="spellStart"/>
+      <w:r>
+        <w:t>scale</w:t>
+      </w:r>
+      <w:proofErr w:type="spellEnd"/>
+      <w:r>
+        <w:t xml:space="preserve"> </w:t>
+      </w:r>
+      <w:proofErr w:type="spellStart"/>
+      <w:r>
+        <w:t>factor</w:t>
+      </w:r>
+      <w:proofErr w:type="spellEnd"/>
+      <w:r>
+        <w:t xml:space="preserve">), размеры области просмотра </w:t>
+      </w:r>
+      <w:r>
+        <w:t xml:space="preserve">и асинхронные анимации. В реализации </w:t>
       </w:r>
       <w:proofErr w:type="spellStart"/>
       <w:r>
@@ -8017,140 +8822,86 @@
       </w:r>
       <w:proofErr w:type="spellEnd"/>
       <w:r>
-        <w:t xml:space="preserve"> обеспечивают единый способ обновления и проверки.</w:t>
-      </w:r>
-    </w:p>
-    <w:p>
-      <w:r>
-        <w:t xml:space="preserve">Поскольку текущая реализация сравнивает PNG </w:t>
-      </w:r>
-      <w:proofErr w:type="spellStart"/>
-      <w:r>
-        <w:t>побайтово</w:t>
-      </w:r>
-      <w:proofErr w:type="spellEnd"/>
-      <w:r>
-        <w:t xml:space="preserve">, эксплуатационная среда должна быть стабильной. На результат могут влиять версии браузера, шрифты, параметры отрисовки, </w:t>
-      </w:r>
-      <w:r>
-        <w:t>коэффициент масштабирования устройства (</w:t>
-      </w:r>
-      <w:proofErr w:type="spellStart"/>
-      <w:r>
-        <w:t>device</w:t>
-      </w:r>
-      <w:proofErr w:type="spellEnd"/>
-      <w:r>
+        <w:rPr>
+          <w:rFonts w:ascii="Courier New" w:hAnsi="Courier New" w:cs="Courier New"/>
+        </w:rPr>
         <w:t xml:space="preserve"> </w:t>
       </w:r>
       <w:proofErr w:type="spellStart"/>
       <w:r>
-        <w:t>scale</w:t>
-      </w:r>
-      <w:proofErr w:type="spellEnd"/>
-      <w:r>
-        <w:t xml:space="preserve"> </w:t>
-      </w:r>
-      <w:proofErr w:type="spellStart"/>
-      <w:r>
-        <w:t>factor</w:t>
-      </w:r>
-      <w:proofErr w:type="spellEnd"/>
-      <w:r>
-        <w:t xml:space="preserve">), размеры области просмотра </w:t>
-      </w:r>
-      <w:r>
-        <w:t xml:space="preserve">и асинхронные анимации. В реализации </w:t>
-      </w:r>
-      <w:proofErr w:type="spellStart"/>
-      <w:r>
         <w:rPr>
           <w:rFonts w:ascii="Courier New" w:hAnsi="Courier New" w:cs="Courier New"/>
         </w:rPr>
-        <w:t>rtr</w:t>
-      </w:r>
-      <w:proofErr w:type="spellEnd"/>
+        <w:t>shot</w:t>
+      </w:r>
+      <w:proofErr w:type="spellEnd"/>
+      <w:r>
+        <w:t xml:space="preserve"> браузер запускается через </w:t>
+      </w:r>
+      <w:proofErr w:type="spellStart"/>
+      <w:r>
+        <w:t>Puppeteer</w:t>
+      </w:r>
+      <w:proofErr w:type="spellEnd"/>
+      <w:r>
+        <w:t xml:space="preserve"> с </w:t>
+      </w:r>
+      <w:proofErr w:type="spellStart"/>
+      <w:r>
+        <w:t>viewport</w:t>
+      </w:r>
+      <w:proofErr w:type="spellEnd"/>
+      <w:r>
+        <w:t xml:space="preserve"> 4000 на 4000 пикселей, </w:t>
+      </w:r>
+      <w:proofErr w:type="spellStart"/>
       <w:r>
         <w:rPr>
           <w:rFonts w:ascii="Courier New" w:hAnsi="Courier New" w:cs="Courier New"/>
         </w:rPr>
-        <w:t xml:space="preserve"> </w:t>
-      </w:r>
-      <w:proofErr w:type="spellStart"/>
+        <w:t>deviceScaleFactor</w:t>
+      </w:r>
+      <w:proofErr w:type="spellEnd"/>
       <w:r>
         <w:rPr>
           <w:rFonts w:ascii="Courier New" w:hAnsi="Courier New" w:cs="Courier New"/>
         </w:rPr>
-        <w:t>shot</w:t>
-      </w:r>
-      <w:proofErr w:type="spellEnd"/>
-      <w:r>
-        <w:t xml:space="preserve"> браузер запускается через </w:t>
-      </w:r>
-      <w:proofErr w:type="spellStart"/>
-      <w:r>
-        <w:t>Puppeteer</w:t>
-      </w:r>
-      <w:proofErr w:type="spellEnd"/>
-      <w:r>
-        <w:t xml:space="preserve"> с </w:t>
-      </w:r>
-      <w:proofErr w:type="spellStart"/>
-      <w:r>
-        <w:t>viewport</w:t>
-      </w:r>
-      <w:proofErr w:type="spellEnd"/>
-      <w:r>
-        <w:t xml:space="preserve"> 4000 на 4000 пикселей, </w:t>
-      </w:r>
-      <w:proofErr w:type="spellStart"/>
+        <w:t>: 1</w:t>
+      </w:r>
+      <w:r>
+        <w:t xml:space="preserve"> и аргументом </w:t>
+      </w:r>
       <w:r>
         <w:rPr>
           <w:rFonts w:ascii="Courier New" w:hAnsi="Courier New" w:cs="Courier New"/>
         </w:rPr>
-        <w:t>deviceScaleFactor</w:t>
-      </w:r>
-      <w:proofErr w:type="spellEnd"/>
+        <w:t>--</w:t>
+      </w:r>
+      <w:proofErr w:type="spellStart"/>
       <w:r>
         <w:rPr>
           <w:rFonts w:ascii="Courier New" w:hAnsi="Courier New" w:cs="Courier New"/>
         </w:rPr>
-        <w:t>: 1</w:t>
-      </w:r>
-      <w:r>
-        <w:t xml:space="preserve"> и аргументом </w:t>
-      </w:r>
+        <w:t>no-sandbox</w:t>
+      </w:r>
+      <w:proofErr w:type="spellEnd"/>
+      <w:r>
+        <w:t xml:space="preserve">. После переключения </w:t>
+      </w:r>
+      <w:r>
+        <w:t>истории</w:t>
+      </w:r>
+      <w:r>
+        <w:t xml:space="preserve"> система ждёт появления элемента</w:t>
+      </w:r>
+      <w:r>
+        <w:t xml:space="preserve">, а затем через </w:t>
+      </w:r>
+      <w:proofErr w:type="spellStart"/>
       <w:r>
         <w:rPr>
           <w:rFonts w:ascii="Courier New" w:hAnsi="Courier New" w:cs="Courier New"/>
         </w:rPr>
-        <w:t>--</w:t>
-      </w:r>
-      <w:proofErr w:type="spellStart"/>
-      <w:r>
-        <w:rPr>
-          <w:rFonts w:ascii="Courier New" w:hAnsi="Courier New" w:cs="Courier New"/>
-        </w:rPr>
-        <w:t>no-sandbox</w:t>
-      </w:r>
-      <w:proofErr w:type="spellEnd"/>
-      <w:r>
-        <w:t xml:space="preserve">. После переключения </w:t>
-      </w:r>
-      <w:r>
-        <w:t>истории</w:t>
-      </w:r>
-      <w:r>
-        <w:t xml:space="preserve"> система ждёт появления элемента</w:t>
-      </w:r>
-      <w:r>
-        <w:t xml:space="preserve">, а затем через </w:t>
-      </w:r>
-      <w:proofErr w:type="spellStart"/>
-      <w:r>
-        <w:rPr>
-          <w:rFonts w:ascii="Courier New" w:hAnsi="Courier New" w:cs="Courier New"/>
-        </w:rPr>
         <w:t>requestAnimationFrame</w:t>
       </w:r>
       <w:proofErr w:type="spellEnd"/>
@@ -8171,7 +8922,7 @@
       <w:pPr>
         <w:pStyle w:val="Heading2"/>
       </w:pPr>
-      <w:bookmarkStart w:id="7" w:name="_Toc232546687"/>
+      <w:bookmarkStart w:id="7" w:name="_Toc232556311"/>
       <w:r>
         <w:t>Требования к качеству программного продукта</w:t>
       </w:r>
@@ -8399,7 +9150,16 @@
         <w:rPr>
           <w:lang w:val="en-US"/>
         </w:rPr>
-        <w:t xml:space="preserve"> demo-</w:t>
+        <w:t xml:space="preserve"> </w:t>
+      </w:r>
+      <w:r>
+        <w:t>демо</w:t>
+      </w:r>
+      <w:r>
+        <w:rPr>
+          <w:lang w:val="en-US"/>
+        </w:rPr>
+        <w:t>-</w:t>
       </w:r>
       <w:r>
         <w:t>приложении</w:t>
@@ -8720,7 +9480,7 @@
       <w:pPr>
         <w:pStyle w:val="Heading2"/>
       </w:pPr>
-      <w:bookmarkStart w:id="8" w:name="_Toc232546688"/>
+      <w:bookmarkStart w:id="8" w:name="_Toc232556312"/>
       <w:r>
         <w:t>Требования к качеству исходного кода</w:t>
       </w:r>
@@ -8752,14 +9512,19 @@
       </w:r>
       <w:proofErr w:type="spellEnd"/>
       <w:r>
-        <w:t>, минимальное количество скрытых зависимостей и предсказуемое поведение.</w:t>
+        <w:t>, минимальное количество скрытых зависимостей и предсказуемое поведение</w:t>
+      </w:r>
+      <w:r>
+        <w:t xml:space="preserve"> [1, 3, 5]</w:t>
+      </w:r>
+      <w:r>
+        <w:t>.</w:t>
       </w:r>
     </w:p>
     <w:p>
       <w:r>
         <w:t xml:space="preserve">Первое требование – типизация публичной модели. Тип </w:t>
       </w:r>
-      <w:proofErr w:type="gramStart"/>
       <w:r>
         <w:rPr>
           <w:rFonts w:ascii="Courier New" w:hAnsi="Courier New" w:cs="Courier New"/>
@@ -8767,7 +9532,6 @@
         <w:t>Story&lt;</w:t>
       </w:r>
       <w:proofErr w:type="spellStart"/>
-      <w:proofErr w:type="gramEnd"/>
       <w:r>
         <w:rPr>
           <w:rFonts w:ascii="Courier New" w:hAnsi="Courier New" w:cs="Courier New"/>
@@ -9117,7 +9881,6 @@
         <w:t xml:space="preserve">. Ему достаточно дождаться </w:t>
       </w:r>
       <w:proofErr w:type="spellStart"/>
-      <w:proofErr w:type="gramStart"/>
       <w:r>
         <w:rPr>
           <w:rFonts w:ascii="Courier New" w:hAnsi="Courier New" w:cs="Courier New"/>
@@ -9125,7 +9888,6 @@
         <w:t>window.storybook</w:t>
       </w:r>
       <w:proofErr w:type="spellEnd"/>
-      <w:proofErr w:type="gramEnd"/>
       <w:r>
         <w:t xml:space="preserve">, прочитать список сценариев и вызвать </w:t>
       </w:r>
@@ -9239,7 +10001,7 @@
       <w:pPr>
         <w:pStyle w:val="Heading1"/>
       </w:pPr>
-      <w:bookmarkStart w:id="9" w:name="_Toc232546689"/>
+      <w:bookmarkStart w:id="9" w:name="_Toc232556313"/>
       <w:r>
         <w:lastRenderedPageBreak/>
         <w:t>Аналитическая часть</w:t>
@@ -9250,7 +10012,7 @@
       <w:pPr>
         <w:pStyle w:val="Heading2"/>
       </w:pPr>
-      <w:bookmarkStart w:id="10" w:name="_Toc232546690"/>
+      <w:bookmarkStart w:id="10" w:name="_Toc232556314"/>
       <w:r>
         <w:t>Дизайн-система как объект контроля</w:t>
       </w:r>
@@ -9344,7 +10106,7 @@
       <w:pPr>
         <w:pStyle w:val="Heading2"/>
       </w:pPr>
-      <w:bookmarkStart w:id="11" w:name="_Toc232546691"/>
+      <w:bookmarkStart w:id="11" w:name="_Toc232556315"/>
       <w:r>
         <w:t>Визуальные регрессии в пользовательском интерфейсе</w:t>
       </w:r>
@@ -9376,7 +10138,13 @@
     </w:p>
     <w:p>
       <w:r>
-        <w:t>Причины визуальных регрессий разнообразны. Изменение токена темы может повлиять на многие компоненты. Обновление зависимости может изменить стили, DOM-структуру или поведение браузера. Исправление одного компонента может задеть общий CSS-класс. Добавление нового состояния может нарушить старое. Изменение размеров может привести к переполнению текста. Поэтому визуальные регрессии сложно обнаруживать только через анализ кода.</w:t>
+        <w:t>Причины визуальных регрессий разнообразны. Изменение токена темы может повлиять на многие компоненты. Обновление зависимости может изменить стили, DOM-структуру или поведение браузера. Исправление одного компонента может задеть общий CSS-класс</w:t>
+      </w:r>
+      <w:r>
+        <w:t xml:space="preserve"> [4]</w:t>
+      </w:r>
+      <w:r>
+        <w:t>. Добавление нового состояния может нарушить старое. Изменение размеров может привести к переполнению текста. Поэтому визуальные регрессии сложно обнаруживать только через анализ кода.</w:t>
       </w:r>
     </w:p>
     <w:p>
@@ -9405,7 +10173,7 @@
       <w:pPr>
         <w:pStyle w:val="Heading2"/>
       </w:pPr>
-      <w:bookmarkStart w:id="12" w:name="_Toc232546692"/>
+      <w:bookmarkStart w:id="12" w:name="_Toc232556316"/>
       <w:r>
         <w:t>Анализ подходов к проверке компонентов</w:t>
       </w:r>
@@ -9426,7 +10194,13 @@
       </w:r>
       <w:proofErr w:type="spellEnd"/>
       <w:r>
-        <w:t xml:space="preserve"> является известным примером такого подхода. Его сильная сторона – удобство ручного просмотра и документации. Но если каталог не связан с визуальными тестами, он не гарантирует обнаружение регрессий.</w:t>
+        <w:t xml:space="preserve"> является известным примером такого подхода</w:t>
+      </w:r>
+      <w:r>
+        <w:t xml:space="preserve"> [11]</w:t>
+      </w:r>
+      <w:r>
+        <w:t>. Его сильная сторона – удобство ручного просмотра и документации. Но если каталог не связан с визуальными тестами, он не гарантирует обнаружение регрессий.</w:t>
       </w:r>
     </w:p>
     <w:p>
@@ -10022,7 +10796,7 @@
       <w:pPr>
         <w:pStyle w:val="Heading2"/>
       </w:pPr>
-      <w:bookmarkStart w:id="13" w:name="_Toc232546693"/>
+      <w:bookmarkStart w:id="13" w:name="_Toc232556317"/>
       <w:r>
         <w:t xml:space="preserve">Обоснование собственного </w:t>
       </w:r>
@@ -10179,73 +10953,63 @@
         <w:t xml:space="preserve">, а также через параметры свойств. Это позволяет использовать один механизм и для ручного открытия, и для автоматического переключения через </w:t>
       </w:r>
       <w:proofErr w:type="spellStart"/>
-      <w:proofErr w:type="gramStart"/>
       <w:r>
         <w:rPr>
           <w:rFonts w:ascii="Courier New" w:hAnsi="Courier New" w:cs="Courier New"/>
         </w:rPr>
+        <w:t>window.storybook.update</w:t>
+      </w:r>
+      <w:proofErr w:type="spellEnd"/>
+      <w:r>
+        <w:t xml:space="preserve">. Внешний инструмент мог бы иметь свою модель URL, но её пришлось бы согласовывать с маршрутизацией </w:t>
+      </w:r>
+      <w:proofErr w:type="spellStart"/>
+      <w:r>
+        <w:t>Reactor</w:t>
+      </w:r>
+      <w:proofErr w:type="spellEnd"/>
+      <w:r>
+        <w:t>.</w:t>
+      </w:r>
+    </w:p>
+    <w:p>
+      <w:r>
+        <w:t xml:space="preserve">Третье обоснование </w:t>
+      </w:r>
+      <w:r>
+        <w:t>–</w:t>
+      </w:r>
+      <w:r>
+        <w:t xml:space="preserve"> минимальный контракт с CLI. Пакет </w:t>
+      </w:r>
+      <w:r>
+        <w:rPr>
+          <w:rFonts w:ascii="Courier New" w:hAnsi="Courier New" w:cs="Courier New"/>
+        </w:rPr>
+        <w:t>@reactor/storybook-core</w:t>
+      </w:r>
+      <w:r>
+        <w:t xml:space="preserve"> содержит </w:t>
+      </w:r>
+      <w:proofErr w:type="spellStart"/>
+      <w:r>
+        <w:rPr>
+          <w:rFonts w:ascii="Courier New" w:hAnsi="Courier New" w:cs="Courier New"/>
+        </w:rPr>
+        <w:t>StorybookGate</w:t>
+      </w:r>
+      <w:proofErr w:type="spellEnd"/>
+      <w:r>
+        <w:t xml:space="preserve">, который регистрирует объект </w:t>
+      </w:r>
+      <w:proofErr w:type="spellStart"/>
+      <w:r>
+        <w:rPr>
+          <w:rFonts w:ascii="Courier New" w:hAnsi="Courier New" w:cs="Courier New"/>
+        </w:rPr>
         <w:t>window.storybook</w:t>
       </w:r>
-      <w:proofErr w:type="gramEnd"/>
-      <w:r>
-        <w:rPr>
-          <w:rFonts w:ascii="Courier New" w:hAnsi="Courier New" w:cs="Courier New"/>
-        </w:rPr>
-        <w:t>.update</w:t>
-      </w:r>
-      <w:proofErr w:type="spellEnd"/>
-      <w:r>
-        <w:t xml:space="preserve">. Внешний инструмент мог бы иметь свою модель URL, но её пришлось бы согласовывать с маршрутизацией </w:t>
-      </w:r>
-      <w:proofErr w:type="spellStart"/>
-      <w:r>
-        <w:t>Reactor</w:t>
-      </w:r>
-      <w:proofErr w:type="spellEnd"/>
-      <w:r>
-        <w:t>.</w:t>
-      </w:r>
-    </w:p>
-    <w:p>
-      <w:r>
-        <w:t xml:space="preserve">Третье обоснование </w:t>
-      </w:r>
-      <w:r>
-        <w:t>–</w:t>
-      </w:r>
-      <w:r>
-        <w:t xml:space="preserve"> минимальный контракт с CLI. Пакет </w:t>
-      </w:r>
-      <w:r>
-        <w:rPr>
-          <w:rFonts w:ascii="Courier New" w:hAnsi="Courier New" w:cs="Courier New"/>
-        </w:rPr>
-        <w:t>@reactor/storybook-core</w:t>
-      </w:r>
-      <w:r>
-        <w:t xml:space="preserve"> содержит </w:t>
-      </w:r>
-      <w:proofErr w:type="spellStart"/>
-      <w:r>
-        <w:rPr>
-          <w:rFonts w:ascii="Courier New" w:hAnsi="Courier New" w:cs="Courier New"/>
-        </w:rPr>
-        <w:t>StorybookGate</w:t>
-      </w:r>
-      <w:proofErr w:type="spellEnd"/>
-      <w:r>
-        <w:t xml:space="preserve">, который регистрирует объект </w:t>
-      </w:r>
-      <w:proofErr w:type="spellStart"/>
-      <w:proofErr w:type="gramStart"/>
-      <w:r>
-        <w:rPr>
-          <w:rFonts w:ascii="Courier New" w:hAnsi="Courier New" w:cs="Courier New"/>
-        </w:rPr>
-        <w:t>window.storybook</w:t>
-      </w:r>
-      <w:proofErr w:type="spellEnd"/>
-      <w:proofErr w:type="gramEnd"/>
+      <w:proofErr w:type="spellEnd"/>
       <w:r>
         <w:t xml:space="preserve">. С точки зрения </w:t>
       </w:r>
@@ -10414,22 +11178,10 @@
       </w:r>
       <w:proofErr w:type="spellEnd"/>
       <w:r>
-        <w:t>: сценарии пришлось бы синхронизировать с маршрутизацией приложения, темами</w:t>
-      </w:r>
-      <w:proofErr w:type="gramStart"/>
-      <w:r>
-        <w:t xml:space="preserve">, </w:t>
-      </w:r>
-      <w:r>
-        <w:t>,</w:t>
-      </w:r>
-      <w:proofErr w:type="gramEnd"/>
-      <w:r>
-        <w:t xml:space="preserve"> пакетным отбором задач, правилами </w:t>
-      </w:r>
-      <w:proofErr w:type="gramStart"/>
-      <w:r>
-        <w:t xml:space="preserve">хранения </w:t>
+        <w:t xml:space="preserve">: сценарии пришлось бы синхронизировать с маршрутизацией приложения, темами, </w:t>
+      </w:r>
+      <w:r>
+        <w:t xml:space="preserve">, пакетным отбором задач, правилами хранения </w:t>
       </w:r>
       <w:r>
         <w:rPr>
@@ -10445,7 +11197,6 @@
         <w:t>storybook</w:t>
       </w:r>
       <w:proofErr w:type="spellEnd"/>
-      <w:proofErr w:type="gramEnd"/>
       <w:r>
         <w:t xml:space="preserve"> и командами </w:t>
       </w:r>
@@ -10479,7 +11230,7 @@
       <w:pPr>
         <w:pStyle w:val="Heading2"/>
       </w:pPr>
-      <w:bookmarkStart w:id="14" w:name="_Toc232546694"/>
+      <w:bookmarkStart w:id="14" w:name="_Toc232556318"/>
       <w:r>
         <w:t>Выбор технологического стека</w:t>
       </w:r>
@@ -10562,7 +11313,16 @@
       </w:r>
       <w:proofErr w:type="spellEnd"/>
       <w:r>
-        <w:t>: разработчик передаёт свойства и получает реальный компонент, который затем отображается в интерактивном каталоге и в тестовом режиме. Такой подход позволяет проверять фактическую отрисовку компонентов, а не отдельные имитации или статические макеты.</w:t>
+        <w:t>: разработчик передаёт свойства и получает реальный компонент, который затем отображается в интерактивном каталоге и в тестовом режиме. Такой подход позволяет проверять фактическую отрисовку компонентов, а не отдельные имитации или статические макеты</w:t>
+      </w:r>
+      <w:r>
+        <w:t xml:space="preserve"> </w:t>
+      </w:r>
+      <w:r>
+        <w:t>[7]</w:t>
+      </w:r>
+      <w:r>
+        <w:t>.</w:t>
       </w:r>
     </w:p>
     <w:p>
@@ -10577,7 +11337,6 @@
       <w:r>
         <w:t xml:space="preserve">. Он важен для модели </w:t>
       </w:r>
-      <w:proofErr w:type="gramStart"/>
       <w:r>
         <w:rPr>
           <w:rFonts w:ascii="Courier New" w:hAnsi="Courier New" w:cs="Courier New"/>
@@ -10585,7 +11344,6 @@
         <w:t>Story&lt;</w:t>
       </w:r>
       <w:proofErr w:type="spellStart"/>
-      <w:proofErr w:type="gramEnd"/>
       <w:r>
         <w:rPr>
           <w:rFonts w:ascii="Courier New" w:hAnsi="Courier New" w:cs="Courier New"/>
@@ -10600,7 +11358,13 @@
         <w:t>&gt;</w:t>
       </w:r>
       <w:r>
-        <w:t>, списка элементов управления, пресетов и настроек отображения. Типизация связывает свойства компонента с описанием истории и снижает риск ошибок, при которых в сценарии указывается несуществующее свойство или значение неподходящего типа. Это особенно важно для дизайн-системы, где количество компонентов и вариантов их состояния постепенно растёт.</w:t>
+        <w:t>, списка элементов управления, пресетов и настроек отображения. Типизация связывает свойства компонента с описанием истории и снижает риск ошибок, при которых в сценарии указывается несуществующее свойство или значение неподходящего типа. Это особенно важно для дизайн-системы, где количество компонентов и вариантов их состояния постепенно растёт</w:t>
+      </w:r>
+      <w:r>
+        <w:t xml:space="preserve"> [12]</w:t>
+      </w:r>
+      <w:r>
+        <w:t>.</w:t>
       </w:r>
     </w:p>
     <w:p>
@@ -10673,7 +11437,19 @@
       </w:r>
       <w:proofErr w:type="spellEnd"/>
       <w:r>
-        <w:t>. Благодаря этому скриншоты снимаются в окружении, близком к реальному запуску приложения.</w:t>
+        <w:t>. Благодаря этому скриншоты снимаются в окружении, близком к реальному запуску приложения</w:t>
+      </w:r>
+      <w:r>
+        <w:t xml:space="preserve"> </w:t>
+      </w:r>
+      <w:r>
+        <w:t>[</w:t>
+      </w:r>
+      <w:r>
+        <w:t>13]</w:t>
+      </w:r>
+      <w:r>
+        <w:t>.</w:t>
       </w:r>
     </w:p>
     <w:p>
@@ -10702,7 +11478,13 @@
       </w:r>
       <w:proofErr w:type="spellEnd"/>
       <w:r>
-        <w:t xml:space="preserve"> подходит для этой задачи, потому что предоставляет программный доступ к браузеру, позволяет управлять страницами параллельно, задавать параметры области просмотра и получать PNG-изображение выбранного элемента. Это делает процесс снятия скриншотов воспроизводимым и пригодным для запуска в CI.</w:t>
+        <w:t xml:space="preserve"> подходит для этой задачи, потому что предоставляет программный доступ к браузеру, позволяет управлять страницами параллельно, задавать параметры области просмотра и получать PNG-изображение выбранного элемента. Это делает процесс снятия скриншотов воспроизводимым и пригодным для запуска в CI</w:t>
+      </w:r>
+      <w:r>
+        <w:t xml:space="preserve"> [6]</w:t>
+      </w:r>
+      <w:r>
+        <w:t>.</w:t>
       </w:r>
     </w:p>
     <w:p>
@@ -10832,16 +11614,18 @@
       </w:r>
       <w:proofErr w:type="spellEnd"/>
       <w:r>
-        <w:t xml:space="preserve"> обновляет и фиксирует скриншоты в CI. Благодаря этому визуальная проверка становится частью существующего рабочего процесса, а не отдельной утилитой с независимыми правилами запуска.</w:t>
-      </w:r>
-    </w:p>
-    <w:p>
-      <w:r>
-        <w:t xml:space="preserve">Для хранения эталонных изображений выбран файловый подход. PNG-файлы размещаются в </w:t>
-      </w:r>
-      <w:proofErr w:type="gramStart"/>
-      <w:r>
-        <w:t xml:space="preserve">директории </w:t>
+        <w:t xml:space="preserve"> обновляет и фиксирует скриншоты в CI. Благодаря этому визуальная проверка становится частью существующего рабочего процесса, а не отдельной утилитой с независимыми правилами запуска</w:t>
+      </w:r>
+      <w:r>
+        <w:t xml:space="preserve"> [8]</w:t>
+      </w:r>
+      <w:r>
+        <w:t>.</w:t>
+      </w:r>
+    </w:p>
+    <w:p>
+      <w:r>
+        <w:t xml:space="preserve">Для хранения эталонных изображений выбран файловый подход. PNG-файлы размещаются в директории </w:t>
       </w:r>
       <w:r>
         <w:rPr>
@@ -10857,7 +11641,6 @@
         <w:t>storybook</w:t>
       </w:r>
       <w:proofErr w:type="spellEnd"/>
-      <w:proofErr w:type="gramEnd"/>
       <w:r>
         <w:t xml:space="preserve"> внутри проверяемого пакета, например </w:t>
       </w:r>
@@ -10883,7 +11666,6 @@
         <w:t>demo</w:t>
       </w:r>
       <w:proofErr w:type="spellEnd"/>
-      <w:proofErr w:type="gramStart"/>
       <w:r>
         <w:rPr>
           <w:rFonts w:ascii="Courier New" w:hAnsi="Courier New" w:cs="Courier New"/>
@@ -10898,7 +11680,6 @@
         <w:t>storybook</w:t>
       </w:r>
       <w:proofErr w:type="spellEnd"/>
-      <w:proofErr w:type="gramEnd"/>
       <w:r>
         <w:t>. Путь к изображению формируется из имени истории и приводится к нижнему регистру. Такой способ хранения прост, прозрачен для разработчика и хорошо работает с системой контроля версий: изменения эталонов можно увидеть и обсудить в запросе на слияние вместе с изменениями кода.</w:t>
       </w:r>
@@ -10955,7 +11736,7 @@
       <w:pPr>
         <w:pStyle w:val="Heading2"/>
       </w:pPr>
-      <w:bookmarkStart w:id="15" w:name="_Toc232546695"/>
+      <w:bookmarkStart w:id="15" w:name="_Toc232556319"/>
       <w:r>
         <w:t>Выводы аналитической части</w:t>
       </w:r>
@@ -11074,7 +11855,7 @@
       <w:pPr>
         <w:pStyle w:val="Heading1"/>
       </w:pPr>
-      <w:bookmarkStart w:id="16" w:name="_Toc232546696"/>
+      <w:bookmarkStart w:id="16" w:name="_Toc232556320"/>
       <w:r>
         <w:lastRenderedPageBreak/>
         <w:t>Конструкторская часть</w:t>
@@ -11085,7 +11866,7 @@
       <w:pPr>
         <w:pStyle w:val="Heading2"/>
       </w:pPr>
-      <w:bookmarkStart w:id="17" w:name="_Toc232546697"/>
+      <w:bookmarkStart w:id="17" w:name="_Toc232556321"/>
       <w:r>
         <w:t xml:space="preserve">Общая архитектура </w:t>
       </w:r>
@@ -11184,7 +11965,19 @@
         <w:t xml:space="preserve">логика формирования тестовых сценариев </w:t>
       </w:r>
       <w:r>
-        <w:t>и хуки. Этот пакет ориентирован на разработчика, который открывает каталог, переключает состояния и проверяет компоненты вручную.</w:t>
+        <w:t>и хуки. Этот пакет ориентирован на разработчика, который открывает каталог, переключает состояния и проверяет компоненты вручную</w:t>
+      </w:r>
+      <w:r>
+        <w:t xml:space="preserve"> </w:t>
+      </w:r>
+      <w:r>
+        <w:rPr>
+          <w:lang w:val="en-US"/>
+        </w:rPr>
+        <w:t>[14]</w:t>
+      </w:r>
+      <w:r>
+        <w:t>.</w:t>
       </w:r>
     </w:p>
     <w:p>
@@ -11245,7 +12038,13 @@
       </w:r>
       <w:proofErr w:type="spellEnd"/>
       <w:r>
-        <w:t xml:space="preserve"> с внешними инструментами. Важно, что CLI может зависеть от ядра, не подключая весь пакет пользовательского интерфейса.</w:t>
+        <w:t xml:space="preserve"> с внешними инструментами. Важно, что CLI может зависеть от ядра, не подключая весь пакет пользовательского интерфейса</w:t>
+      </w:r>
+      <w:r>
+        <w:t xml:space="preserve"> [15]</w:t>
+      </w:r>
+      <w:r>
+        <w:t>.</w:t>
       </w:r>
     </w:p>
     <w:p>
@@ -11286,19 +12085,12 @@
         <w:t xml:space="preserve">-компоненты самостоятельно. </w:t>
       </w:r>
       <w:r>
-        <w:t xml:space="preserve">В рамках разработанного решения его задача </w:t>
-      </w:r>
-      <w:r>
-        <w:t>–</w:t>
-      </w:r>
-      <w:r>
-        <w:t xml:space="preserve"> собрать приложение</w:t>
+        <w:t>В рамках разработанного решения его задача – собрать приложение</w:t>
       </w:r>
       <w:r>
         <w:t xml:space="preserve">, запустить предварительный просмотр, открыть браузер, дождаться </w:t>
       </w:r>
       <w:proofErr w:type="spellStart"/>
-      <w:proofErr w:type="gramStart"/>
       <w:r>
         <w:rPr>
           <w:rFonts w:ascii="Courier New" w:hAnsi="Courier New" w:cs="Courier New"/>
@@ -11306,7 +12098,6 @@
         <w:t>window.storybook</w:t>
       </w:r>
       <w:proofErr w:type="spellEnd"/>
-      <w:proofErr w:type="gramEnd"/>
       <w:r>
         <w:t xml:space="preserve">, получить список сценариев, переключать их и сохранять PNG. Такое разделение делает конвейер скриншот-тестирования независимым от внутренних деталей </w:t>
       </w:r>
@@ -11316,6 +12107,15 @@
       </w:r>
       <w:proofErr w:type="spellEnd"/>
       <w:r>
+        <w:t xml:space="preserve"> </w:t>
+      </w:r>
+      <w:r>
+        <w:t>[</w:t>
+      </w:r>
+      <w:r>
+        <w:t>16]</w:t>
+      </w:r>
+      <w:r>
         <w:t>.</w:t>
       </w:r>
     </w:p>
@@ -11327,7 +12127,7 @@
         <w:t>унке</w:t>
       </w:r>
       <w:r>
-        <w:t xml:space="preserve"> 1.</w:t>
+        <w:t>.</w:t>
       </w:r>
     </w:p>
     <w:p>
@@ -11389,7 +12189,7 @@
         <w:jc w:val="center"/>
       </w:pPr>
       <w:r>
-        <w:t xml:space="preserve">Рисунок 1. </w:t>
+        <w:t xml:space="preserve">Рисунок. </w:t>
       </w:r>
       <w:r>
         <w:t xml:space="preserve">Общий поток данных </w:t>
@@ -11430,7 +12230,6 @@
         <w:t xml:space="preserve"> регистрирует </w:t>
       </w:r>
       <w:proofErr w:type="spellStart"/>
-      <w:proofErr w:type="gramStart"/>
       <w:r>
         <w:rPr>
           <w:rFonts w:ascii="Courier New" w:hAnsi="Courier New" w:cs="Courier New"/>
@@ -11438,7 +12237,6 @@
         <w:t>window.storybook</w:t>
       </w:r>
       <w:proofErr w:type="spellEnd"/>
-      <w:proofErr w:type="gramEnd"/>
       <w:r>
         <w:t xml:space="preserve">. Команда </w:t>
       </w:r>
@@ -11474,11 +12272,7 @@
         <w:t>#story</w:t>
       </w:r>
       <w:r>
-        <w:t xml:space="preserve"> и сохраняет файл </w:t>
-      </w:r>
-      <w:proofErr w:type="gramStart"/>
-      <w:r>
-        <w:t xml:space="preserve">в </w:t>
+        <w:t xml:space="preserve"> и сохраняет файл в </w:t>
       </w:r>
       <w:r>
         <w:rPr>
@@ -11494,7 +12288,6 @@
         <w:t>storybook</w:t>
       </w:r>
       <w:proofErr w:type="spellEnd"/>
-      <w:proofErr w:type="gramEnd"/>
       <w:r>
         <w:t>.</w:t>
       </w:r>
@@ -11508,7 +12301,7 @@
       <w:pPr>
         <w:pStyle w:val="Heading2"/>
       </w:pPr>
-      <w:bookmarkStart w:id="18" w:name="_Toc232546698"/>
+      <w:bookmarkStart w:id="18" w:name="_Toc232556322"/>
       <w:r>
         <w:t>Модель истории и описание состояний компонентов</w:t>
       </w:r>
@@ -11650,10 +12443,10 @@
             <v:path o:extrusionok="f" gradientshapeok="t" o:connecttype="rect"/>
             <o:lock v:ext="edit" aspectratio="t"/>
           </v:shapetype>
-          <v:shape id="_x0000_i1025" type="#_x0000_t75" style="width:481.95pt;height:244.65pt" o:ole="">
+          <v:shape id="_x0000_i1025" type="#_x0000_t75" style="width:482.25pt;height:244.5pt" o:ole="">
             <v:imagedata r:id="rId10" o:title=""/>
           </v:shape>
-          <o:OLEObject Type="Embed" ProgID="Word.Document.12" ShapeID="_x0000_i1025" DrawAspect="Content" ObjectID="_1843159456" r:id="rId11">
+          <o:OLEObject Type="Embed" ProgID="Word.Document.12" ShapeID="_x0000_i1025" DrawAspect="Content" ObjectID="_1843169279" r:id="rId11">
             <o:FieldCodes>\s</o:FieldCodes>
           </o:OLEObject>
         </w:object>
@@ -11752,12 +12545,14 @@
         </w:rPr>
         <w:t xml:space="preserve"> </w:t>
       </w:r>
+      <w:proofErr w:type="spellStart"/>
       <w:r>
         <w:rPr>
           <w:rStyle w:val="CodeChar"/>
         </w:rPr>
         <w:t>boolean</w:t>
       </w:r>
+      <w:proofErr w:type="spellEnd"/>
       <w:r>
         <w:rPr>
           <w:lang w:val="en-US"/>
@@ -12009,7 +12804,7 @@
       <w:pPr>
         <w:pStyle w:val="Heading2"/>
       </w:pPr>
-      <w:bookmarkStart w:id="20" w:name="_Toc232546699"/>
+      <w:bookmarkStart w:id="20" w:name="_Toc232556323"/>
       <w:r>
         <w:t>Элементы управления свойствами и настройки отображения</w:t>
       </w:r>
@@ -12344,7 +13139,6 @@
         <w:t>:</w:t>
       </w:r>
       <w:proofErr w:type="spellStart"/>
-      <w:proofErr w:type="gramStart"/>
       <w:r>
         <w:rPr>
           <w:rStyle w:val="CodeChar"/>
@@ -12365,7 +13159,6 @@
         </w:rPr>
         <w:t>checkerboard</w:t>
       </w:r>
-      <w:proofErr w:type="gramEnd"/>
       <w:r>
         <w:rPr>
           <w:rStyle w:val="CodeChar"/>
@@ -12373,7 +13166,6 @@
         </w:rPr>
         <w:t>:</w:t>
       </w:r>
-      <w:proofErr w:type="gramStart"/>
       <w:r>
         <w:rPr>
           <w:rStyle w:val="CodeChar"/>
@@ -12388,11 +13180,7 @@
         <w:t>;</w:t>
       </w:r>
       <w:r>
-        <w:t>,</w:t>
-      </w:r>
-      <w:proofErr w:type="gramEnd"/>
-      <w:r>
-        <w:t xml:space="preserve"> а затем попадают в </w:t>
+        <w:t xml:space="preserve">, а затем попадают в </w:t>
       </w:r>
       <w:r>
         <w:rPr>
@@ -12464,7 +13252,7 @@
       <w:pPr>
         <w:pStyle w:val="Heading2"/>
       </w:pPr>
-      <w:bookmarkStart w:id="21" w:name="_Toc232546700"/>
+      <w:bookmarkStart w:id="21" w:name="_Toc232556324"/>
       <w:r>
         <w:rPr>
           <w:lang w:val="en-US"/>
@@ -12607,10 +13395,10 @@
       </w:pPr>
       <w:r>
         <w:object w:dxaOrig="9638" w:dyaOrig="1903" w14:anchorId="1C8C2096">
-          <v:shape id="_x0000_i1026" type="#_x0000_t75" style="width:481.95pt;height:95.15pt" o:ole="">
+          <v:shape id="_x0000_i1026" type="#_x0000_t75" style="width:482.25pt;height:95.25pt" o:ole="">
             <v:imagedata r:id="rId12" o:title=""/>
           </v:shape>
-          <o:OLEObject Type="Embed" ProgID="Word.Document.12" ShapeID="_x0000_i1026" DrawAspect="Content" ObjectID="_1843159457" r:id="rId13">
+          <o:OLEObject Type="Embed" ProgID="Word.Document.12" ShapeID="_x0000_i1026" DrawAspect="Content" ObjectID="_1843169280" r:id="rId13">
             <o:FieldCodes>\s</o:FieldCodes>
           </o:OLEObject>
         </w:object>
@@ -13546,7 +14334,7 @@
       <w:pPr>
         <w:pStyle w:val="Heading2"/>
       </w:pPr>
-      <w:bookmarkStart w:id="23" w:name="_Toc232546701"/>
+      <w:bookmarkStart w:id="23" w:name="_Toc232556325"/>
       <w:r>
         <w:t xml:space="preserve">Тестовый режим и </w:t>
       </w:r>
@@ -13825,7 +14613,6 @@
         </w:rPr>
         <w:t xml:space="preserve">: </w:t>
       </w:r>
-      <w:proofErr w:type="gramStart"/>
       <w:r>
         <w:rPr>
           <w:rStyle w:val="CodeChar"/>
@@ -13837,18 +14624,221 @@
           <w:rStyle w:val="CodeChar"/>
           <w:lang w:val="ru-RU"/>
         </w:rPr>
-        <w:t>[</w:t>
-      </w:r>
-      <w:proofErr w:type="gramEnd"/>
+        <w:t>[]</w:t>
+      </w:r>
+      <w:r>
+        <w:t xml:space="preserve"> и </w:t>
+      </w:r>
+      <w:r>
+        <w:rPr>
+          <w:rStyle w:val="CodeChar"/>
+        </w:rPr>
+        <w:t>update</w:t>
+      </w:r>
       <w:r>
         <w:rPr>
           <w:rStyle w:val="CodeChar"/>
           <w:lang w:val="ru-RU"/>
         </w:rPr>
-        <w:t>]</w:t>
-      </w:r>
-      <w:r>
-        <w:t xml:space="preserve"> и </w:t>
+        <w:t>: (</w:t>
+      </w:r>
+      <w:r>
+        <w:rPr>
+          <w:rStyle w:val="CodeChar"/>
+        </w:rPr>
+        <w:t>story</w:t>
+      </w:r>
+      <w:r>
+        <w:rPr>
+          <w:rStyle w:val="CodeChar"/>
+          <w:lang w:val="ru-RU"/>
+        </w:rPr>
+        <w:t xml:space="preserve">: </w:t>
+      </w:r>
+      <w:r>
+        <w:rPr>
+          <w:rStyle w:val="CodeChar"/>
+        </w:rPr>
+        <w:t>string</w:t>
+      </w:r>
+      <w:r>
+        <w:rPr>
+          <w:rStyle w:val="CodeChar"/>
+          <w:lang w:val="ru-RU"/>
+        </w:rPr>
+        <w:t xml:space="preserve">) =&gt; </w:t>
+      </w:r>
+      <w:r>
+        <w:rPr>
+          <w:rStyle w:val="CodeChar"/>
+        </w:rPr>
+        <w:t>Promise</w:t>
+      </w:r>
+      <w:r>
+        <w:rPr>
+          <w:rStyle w:val="CodeChar"/>
+          <w:lang w:val="ru-RU"/>
+        </w:rPr>
+        <w:t>&lt;</w:t>
+      </w:r>
+      <w:r>
+        <w:rPr>
+          <w:rStyle w:val="CodeChar"/>
+        </w:rPr>
+        <w:t>string</w:t>
+      </w:r>
+      <w:r>
+        <w:rPr>
+          <w:rStyle w:val="CodeChar"/>
+          <w:lang w:val="ru-RU"/>
+        </w:rPr>
+        <w:t>&gt;</w:t>
+      </w:r>
+      <w:r>
+        <w:t xml:space="preserve">. Метод регистрации записывает контроллер в </w:t>
+      </w:r>
+      <w:r>
+        <w:rPr>
+          <w:rStyle w:val="CodeChar"/>
+        </w:rPr>
+        <w:t>window</w:t>
+      </w:r>
+      <w:r>
+        <w:rPr>
+          <w:rStyle w:val="CodeChar"/>
+          <w:lang w:val="ru-RU"/>
+        </w:rPr>
+        <w:t>.</w:t>
+      </w:r>
+      <w:r>
+        <w:rPr>
+          <w:rStyle w:val="CodeChar"/>
+        </w:rPr>
+        <w:t>storybook</w:t>
+      </w:r>
+      <w:r>
+        <w:t xml:space="preserve">, а контроллер связывает список сценариев с логикой переключения состояния </w:t>
+      </w:r>
+      <w:r>
+        <w:rPr>
+          <w:lang w:val="en-US"/>
+        </w:rPr>
+        <w:t>Storybook</w:t>
+      </w:r>
+      <w:r>
+        <w:t>.</w:t>
+      </w:r>
+    </w:p>
+    <w:p>
+      <w:r>
+        <w:t xml:space="preserve">Для </w:t>
+      </w:r>
+      <w:proofErr w:type="spellStart"/>
+      <w:r>
+        <w:rPr>
+          <w:rStyle w:val="CodeChar"/>
+        </w:rPr>
+        <w:t>rtr</w:t>
+      </w:r>
+      <w:proofErr w:type="spellEnd"/>
+      <w:r>
+        <w:rPr>
+          <w:rStyle w:val="CodeChar"/>
+          <w:lang w:val="ru-RU"/>
+        </w:rPr>
+        <w:t xml:space="preserve"> </w:t>
+      </w:r>
+      <w:r>
+        <w:rPr>
+          <w:rStyle w:val="CodeChar"/>
+        </w:rPr>
+        <w:t>shot</w:t>
+      </w:r>
+      <w:r>
+        <w:t xml:space="preserve"> этот глобальный объект является единственным публичным API страницы. Команда ждёт, пока </w:t>
+      </w:r>
+      <w:r>
+        <w:rPr>
+          <w:rStyle w:val="CodeChar"/>
+        </w:rPr>
+        <w:t>window</w:t>
+      </w:r>
+      <w:r>
+        <w:rPr>
+          <w:rStyle w:val="CodeChar"/>
+          <w:lang w:val="ru-RU"/>
+        </w:rPr>
+        <w:t>.</w:t>
+      </w:r>
+      <w:r>
+        <w:rPr>
+          <w:rStyle w:val="CodeChar"/>
+        </w:rPr>
+        <w:t>storybook</w:t>
+      </w:r>
+      <w:r>
+        <w:t xml:space="preserve"> появится, затем читает </w:t>
+      </w:r>
+      <w:r>
+        <w:rPr>
+          <w:rStyle w:val="CodeChar"/>
+        </w:rPr>
+        <w:t>window</w:t>
+      </w:r>
+      <w:r>
+        <w:rPr>
+          <w:rStyle w:val="CodeChar"/>
+          <w:lang w:val="ru-RU"/>
+        </w:rPr>
+        <w:t>.</w:t>
+      </w:r>
+      <w:r>
+        <w:rPr>
+          <w:rStyle w:val="CodeChar"/>
+        </w:rPr>
+        <w:t>storybook</w:t>
+      </w:r>
+      <w:r>
+        <w:rPr>
+          <w:rStyle w:val="CodeChar"/>
+          <w:lang w:val="ru-RU"/>
+        </w:rPr>
+        <w:t>.</w:t>
+      </w:r>
+      <w:r>
+        <w:rPr>
+          <w:rStyle w:val="CodeChar"/>
+        </w:rPr>
+        <w:t>stories</w:t>
+      </w:r>
+      <w:r>
+        <w:t xml:space="preserve">. После этого для каждого сценария вызывает </w:t>
+      </w:r>
+      <w:r>
+        <w:rPr>
+          <w:rStyle w:val="CodeChar"/>
+        </w:rPr>
+        <w:t>window</w:t>
+      </w:r>
+      <w:r>
+        <w:rPr>
+          <w:rStyle w:val="CodeChar"/>
+          <w:lang w:val="ru-RU"/>
+        </w:rPr>
+        <w:t>.</w:t>
+      </w:r>
+      <w:r>
+        <w:rPr>
+          <w:rStyle w:val="CodeChar"/>
+        </w:rPr>
+        <w:t>storybook</w:t>
+      </w:r>
+      <w:r>
+        <w:rPr>
+          <w:rStyle w:val="CodeChar"/>
+          <w:lang w:val="ru-RU"/>
+        </w:rPr>
+        <w:t>.</w:t>
       </w:r>
       <w:r>
         <w:rPr>
@@ -13861,7 +14851,7 @@
           <w:rStyle w:val="CodeChar"/>
           <w:lang w:val="ru-RU"/>
         </w:rPr>
-        <w:t>: (</w:t>
+        <w:t>(</w:t>
       </w:r>
       <w:r>
         <w:rPr>
@@ -13874,297 +14864,78 @@
           <w:rStyle w:val="CodeChar"/>
           <w:lang w:val="ru-RU"/>
         </w:rPr>
-        <w:t xml:space="preserve">: </w:t>
-      </w:r>
-      <w:r>
-        <w:rPr>
-          <w:rStyle w:val="CodeChar"/>
-        </w:rPr>
-        <w:t>string</w:t>
+        <w:t>)</w:t>
+      </w:r>
+      <w:r>
+        <w:t xml:space="preserve">. Метод </w:t>
+      </w:r>
+      <w:r>
+        <w:rPr>
+          <w:rStyle w:val="CodeChar"/>
+        </w:rPr>
+        <w:t>update</w:t>
+      </w:r>
+      <w:r>
+        <w:t xml:space="preserve"> переключает URL на нужную историю, пресет, тему и режим темы, ждёт появления </w:t>
       </w:r>
       <w:r>
         <w:rPr>
           <w:rStyle w:val="CodeChar"/>
           <w:lang w:val="ru-RU"/>
         </w:rPr>
-        <w:t xml:space="preserve">) =&gt; </w:t>
-      </w:r>
-      <w:r>
-        <w:rPr>
-          <w:rStyle w:val="CodeChar"/>
-        </w:rPr>
-        <w:t>Promise</w:t>
-      </w:r>
+        <w:t>#</w:t>
+      </w:r>
+      <w:r>
+        <w:rPr>
+          <w:rStyle w:val="CodeChar"/>
+        </w:rPr>
+        <w:t>story</w:t>
+      </w:r>
+      <w:r>
+        <w:t>, ждёт два кадра анимации и возвращает селектор элемента.</w:t>
+      </w:r>
+    </w:p>
+    <w:p>
+      <w:r>
+        <w:t xml:space="preserve">Такой подход хорошо разделяет ответственность. </w:t>
+      </w:r>
+      <w:r>
+        <w:rPr>
+          <w:lang w:val="en-US"/>
+        </w:rPr>
+        <w:t>Storybook</w:t>
+      </w:r>
+      <w:r>
+        <w:t xml:space="preserve"> знает, как переключить состояние приложения. </w:t>
+      </w:r>
+      <w:proofErr w:type="spellStart"/>
+      <w:r>
+        <w:rPr>
+          <w:rStyle w:val="CodeChar"/>
+        </w:rPr>
+        <w:t>rtr</w:t>
+      </w:r>
+      <w:proofErr w:type="spellEnd"/>
       <w:r>
         <w:rPr>
           <w:rStyle w:val="CodeChar"/>
           <w:lang w:val="ru-RU"/>
         </w:rPr>
-        <w:t>&lt;</w:t>
-      </w:r>
-      <w:r>
-        <w:rPr>
-          <w:rStyle w:val="CodeChar"/>
-        </w:rPr>
-        <w:t>string</w:t>
-      </w:r>
-      <w:r>
-        <w:rPr>
-          <w:rStyle w:val="CodeChar"/>
-          <w:lang w:val="ru-RU"/>
-        </w:rPr>
-        <w:t>&gt;</w:t>
-      </w:r>
-      <w:r>
-        <w:t xml:space="preserve">. Метод регистрации записывает контроллер в </w:t>
-      </w:r>
-      <w:proofErr w:type="gramStart"/>
-      <w:r>
-        <w:rPr>
-          <w:rStyle w:val="CodeChar"/>
-        </w:rPr>
-        <w:t>window</w:t>
-      </w:r>
-      <w:r>
-        <w:rPr>
-          <w:rStyle w:val="CodeChar"/>
-          <w:lang w:val="ru-RU"/>
-        </w:rPr>
-        <w:t>.</w:t>
-      </w:r>
-      <w:r>
-        <w:rPr>
-          <w:rStyle w:val="CodeChar"/>
-        </w:rPr>
-        <w:t>storybook</w:t>
-      </w:r>
-      <w:proofErr w:type="gramEnd"/>
-      <w:r>
-        <w:t xml:space="preserve">, а контроллер связывает список сценариев с логикой переключения состояния </w:t>
+        <w:t xml:space="preserve"> </w:t>
+      </w:r>
+      <w:r>
+        <w:rPr>
+          <w:rStyle w:val="CodeChar"/>
+        </w:rPr>
+        <w:t>shot</w:t>
+      </w:r>
+      <w:r>
+        <w:t xml:space="preserve"> знает, как управлять браузером и сохранять PNG. Между ними существует компактный контракт, который не раскрывает внутреннюю структуру </w:t>
       </w:r>
       <w:r>
         <w:rPr>
           <w:lang w:val="en-US"/>
         </w:rPr>
-        <w:t>Storybook</w:t>
-      </w:r>
-      <w:r>
-        <w:t>.</w:t>
-      </w:r>
-    </w:p>
-    <w:p>
-      <w:r>
-        <w:t xml:space="preserve">Для </w:t>
-      </w:r>
-      <w:proofErr w:type="spellStart"/>
-      <w:r>
-        <w:rPr>
-          <w:rStyle w:val="CodeChar"/>
-        </w:rPr>
-        <w:t>rtr</w:t>
-      </w:r>
-      <w:proofErr w:type="spellEnd"/>
-      <w:r>
-        <w:rPr>
-          <w:rStyle w:val="CodeChar"/>
-          <w:lang w:val="ru-RU"/>
-        </w:rPr>
-        <w:t xml:space="preserve"> </w:t>
-      </w:r>
-      <w:r>
-        <w:rPr>
-          <w:rStyle w:val="CodeChar"/>
-        </w:rPr>
-        <w:t>shot</w:t>
-      </w:r>
-      <w:r>
-        <w:t xml:space="preserve"> этот глобальный объект является единственным публичным API страницы. Команда ждёт, пока </w:t>
-      </w:r>
-      <w:proofErr w:type="gramStart"/>
-      <w:r>
-        <w:rPr>
-          <w:rStyle w:val="CodeChar"/>
-        </w:rPr>
-        <w:t>window</w:t>
-      </w:r>
-      <w:r>
-        <w:rPr>
-          <w:rStyle w:val="CodeChar"/>
-          <w:lang w:val="ru-RU"/>
-        </w:rPr>
-        <w:t>.</w:t>
-      </w:r>
-      <w:r>
-        <w:rPr>
-          <w:rStyle w:val="CodeChar"/>
-        </w:rPr>
-        <w:t>storybook</w:t>
-      </w:r>
-      <w:proofErr w:type="gramEnd"/>
-      <w:r>
-        <w:t xml:space="preserve"> появится, затем читает </w:t>
-      </w:r>
-      <w:proofErr w:type="gramStart"/>
-      <w:r>
-        <w:rPr>
-          <w:rStyle w:val="CodeChar"/>
-        </w:rPr>
-        <w:t>window</w:t>
-      </w:r>
-      <w:r>
-        <w:rPr>
-          <w:rStyle w:val="CodeChar"/>
-          <w:lang w:val="ru-RU"/>
-        </w:rPr>
-        <w:t>.</w:t>
-      </w:r>
-      <w:r>
-        <w:rPr>
-          <w:rStyle w:val="CodeChar"/>
-        </w:rPr>
-        <w:t>storybook</w:t>
-      </w:r>
-      <w:proofErr w:type="gramEnd"/>
-      <w:r>
-        <w:rPr>
-          <w:rStyle w:val="CodeChar"/>
-          <w:lang w:val="ru-RU"/>
-        </w:rPr>
-        <w:t>.</w:t>
-      </w:r>
-      <w:r>
-        <w:rPr>
-          <w:rStyle w:val="CodeChar"/>
-        </w:rPr>
-        <w:t>stories</w:t>
-      </w:r>
-      <w:r>
-        <w:t xml:space="preserve">. После этого для каждого сценария вызывает </w:t>
-      </w:r>
-      <w:proofErr w:type="gramStart"/>
-      <w:r>
-        <w:rPr>
-          <w:rStyle w:val="CodeChar"/>
-        </w:rPr>
-        <w:t>window</w:t>
-      </w:r>
-      <w:r>
-        <w:rPr>
-          <w:rStyle w:val="CodeChar"/>
-          <w:lang w:val="ru-RU"/>
-        </w:rPr>
-        <w:t>.</w:t>
-      </w:r>
-      <w:r>
-        <w:rPr>
-          <w:rStyle w:val="CodeChar"/>
-        </w:rPr>
-        <w:t>storybook</w:t>
-      </w:r>
-      <w:proofErr w:type="gramEnd"/>
-      <w:r>
-        <w:rPr>
-          <w:rStyle w:val="CodeChar"/>
-          <w:lang w:val="ru-RU"/>
-        </w:rPr>
-        <w:t>.</w:t>
-      </w:r>
-      <w:r>
-        <w:rPr>
-          <w:rStyle w:val="CodeChar"/>
-        </w:rPr>
-        <w:t>update</w:t>
-      </w:r>
-      <w:r>
-        <w:rPr>
-          <w:rStyle w:val="CodeChar"/>
-          <w:lang w:val="ru-RU"/>
-        </w:rPr>
-        <w:t>(</w:t>
-      </w:r>
-      <w:r>
-        <w:rPr>
-          <w:rStyle w:val="CodeChar"/>
-        </w:rPr>
-        <w:t>story</w:t>
-      </w:r>
-      <w:r>
-        <w:rPr>
-          <w:rStyle w:val="CodeChar"/>
-          <w:lang w:val="ru-RU"/>
-        </w:rPr>
-        <w:t>)</w:t>
-      </w:r>
-      <w:r>
-        <w:t xml:space="preserve">. Метод </w:t>
-      </w:r>
-      <w:r>
-        <w:rPr>
-          <w:rStyle w:val="CodeChar"/>
-        </w:rPr>
-        <w:t>update</w:t>
-      </w:r>
-      <w:r>
-        <w:t xml:space="preserve"> переключает URL на нужную историю, пресет, тему и режим темы, ждёт появления </w:t>
-      </w:r>
-      <w:r>
-        <w:rPr>
-          <w:rStyle w:val="CodeChar"/>
-          <w:lang w:val="ru-RU"/>
-        </w:rPr>
-        <w:t>#</w:t>
-      </w:r>
-      <w:r>
-        <w:rPr>
-          <w:rStyle w:val="CodeChar"/>
-        </w:rPr>
-        <w:t>story</w:t>
-      </w:r>
-      <w:r>
-        <w:t>, ждёт два кадра анимации и возвращает селектор элемента.</w:t>
-      </w:r>
-    </w:p>
-    <w:p>
-      <w:r>
-        <w:t xml:space="preserve">Такой подход хорошо разделяет ответственность. </w:t>
-      </w:r>
-      <w:r>
-        <w:rPr>
-          <w:lang w:val="en-US"/>
-        </w:rPr>
-        <w:t>Storybook</w:t>
-      </w:r>
-      <w:r>
-        <w:t xml:space="preserve"> знает, как переключить состояние приложения. </w:t>
-      </w:r>
-      <w:proofErr w:type="spellStart"/>
-      <w:r>
-        <w:rPr>
-          <w:rStyle w:val="CodeChar"/>
-        </w:rPr>
-        <w:t>rtr</w:t>
-      </w:r>
-      <w:proofErr w:type="spellEnd"/>
-      <w:r>
-        <w:rPr>
-          <w:rStyle w:val="CodeChar"/>
-          <w:lang w:val="ru-RU"/>
-        </w:rPr>
-        <w:t xml:space="preserve"> </w:t>
-      </w:r>
-      <w:r>
-        <w:rPr>
-          <w:rStyle w:val="CodeChar"/>
-        </w:rPr>
-        <w:t>shot</w:t>
-      </w:r>
-      <w:r>
-        <w:t xml:space="preserve"> знает, как управлять браузером и сохранять PNG. Между ними существует компактный контракт, который не раскрывает внутреннюю структуру </w:t>
-      </w:r>
-      <w:r>
-        <w:rPr>
-          <w:lang w:val="en-US"/>
-        </w:rPr>
         <w:t>React</w:t>
       </w:r>
       <w:r>
@@ -14175,7 +14946,7 @@
       <w:pPr>
         <w:pStyle w:val="Heading2"/>
       </w:pPr>
-      <w:bookmarkStart w:id="24" w:name="_Toc232546702"/>
+      <w:bookmarkStart w:id="24" w:name="_Toc232556326"/>
       <w:r>
         <w:lastRenderedPageBreak/>
         <w:t xml:space="preserve">Алгоритм визуального регрессионного тестирования </w:t>
@@ -14353,7 +15124,6 @@
       <w:r>
         <w:t xml:space="preserve">объекта </w:t>
       </w:r>
-      <w:proofErr w:type="gramStart"/>
       <w:r>
         <w:rPr>
           <w:rStyle w:val="CodeChar"/>
@@ -14373,7 +15143,6 @@
         </w:rPr>
         <w:t>storybook</w:t>
       </w:r>
-      <w:proofErr w:type="gramEnd"/>
       <w:r>
         <w:t xml:space="preserve">. После готовности пула система получает список сценариев через зарегистрированный в браузере контракт. Этот список передаётся в функцию обратного вызова </w:t>
       </w:r>
@@ -14386,11 +15155,7 @@
       </w:r>
       <w:proofErr w:type="spellEnd"/>
       <w:r>
-        <w:t xml:space="preserve">, которая в режиме проверки сравнивает набор ожидаемых и существующих файлов, а в режиме обновления удаляет старую </w:t>
-      </w:r>
-      <w:proofErr w:type="gramStart"/>
-      <w:r>
-        <w:t xml:space="preserve">директорию </w:t>
+        <w:t xml:space="preserve">, которая в режиме проверки сравнивает набор ожидаемых и существующих файлов, а в режиме обновления удаляет старую директорию </w:t>
       </w:r>
       <w:r>
         <w:rPr>
@@ -14405,7 +15170,6 @@
         </w:rPr>
         <w:t>storybook</w:t>
       </w:r>
-      <w:proofErr w:type="gramEnd"/>
       <w:r>
         <w:t>.</w:t>
       </w:r>
@@ -14414,7 +15178,6 @@
       <w:r>
         <w:t xml:space="preserve">Далее все сценарии обрабатываются параллельно. Для каждого идентификатора истории берётся свободная страница из пула. Страница переключается на нужный сценарий через </w:t>
       </w:r>
-      <w:proofErr w:type="gramStart"/>
       <w:r>
         <w:rPr>
           <w:rStyle w:val="CodeChar"/>
@@ -14434,7 +15197,6 @@
         </w:rPr>
         <w:t>storybook</w:t>
       </w:r>
-      <w:proofErr w:type="gramEnd"/>
       <w:r>
         <w:rPr>
           <w:rStyle w:val="CodeChar"/>
@@ -14603,7 +15365,6 @@
         <w:t xml:space="preserve">объекта </w:t>
       </w:r>
       <w:proofErr w:type="spellStart"/>
-      <w:proofErr w:type="gramStart"/>
       <w:r>
         <w:rPr>
           <w:rStyle w:val="CodeChar"/>
@@ -14611,7 +15372,6 @@
         <w:t>window.storybook</w:t>
       </w:r>
       <w:proofErr w:type="spellEnd"/>
-      <w:proofErr w:type="gramEnd"/>
       <w:r>
         <w:t>.</w:t>
       </w:r>
@@ -14639,7 +15399,6 @@
       <w:r>
         <w:t xml:space="preserve">Для каждого идентификатора истории вызвать </w:t>
       </w:r>
-      <w:proofErr w:type="gramStart"/>
       <w:r>
         <w:rPr>
           <w:rStyle w:val="CodeChar"/>
@@ -14659,7 +15418,6 @@
         </w:rPr>
         <w:t>storybook</w:t>
       </w:r>
-      <w:proofErr w:type="gramEnd"/>
       <w:r>
         <w:rPr>
           <w:rStyle w:val="CodeChar"/>
@@ -14771,7 +15529,6 @@
       <w:r>
         <w:t xml:space="preserve"> не запускается, порт 9000 занят, браузер не запускается, </w:t>
       </w:r>
-      <w:proofErr w:type="gramStart"/>
       <w:r>
         <w:rPr>
           <w:rStyle w:val="CodeChar"/>
@@ -14791,11 +15548,9 @@
         </w:rPr>
         <w:t>storybook</w:t>
       </w:r>
-      <w:proofErr w:type="gramEnd"/>
       <w:r>
         <w:t xml:space="preserve"> не появляется или </w:t>
       </w:r>
-      <w:proofErr w:type="gramStart"/>
       <w:r>
         <w:rPr>
           <w:rStyle w:val="CodeChar"/>
@@ -14815,7 +15570,6 @@
         </w:rPr>
         <w:t>storybook</w:t>
       </w:r>
-      <w:proofErr w:type="gramEnd"/>
       <w:r>
         <w:rPr>
           <w:rStyle w:val="CodeChar"/>
@@ -14862,7 +15616,6 @@
       <w:r>
         <w:t xml:space="preserve">Контракт </w:t>
       </w:r>
-      <w:proofErr w:type="gramStart"/>
       <w:r>
         <w:rPr>
           <w:rStyle w:val="CodeChar"/>
@@ -14882,15 +15635,11 @@
         </w:rPr>
         <w:t>storybook</w:t>
       </w:r>
-      <w:proofErr w:type="gramEnd"/>
       <w:r>
         <w:t xml:space="preserve"> </w:t>
       </w:r>
       <w:r>
-        <w:t>намеренно сделан минимальным:</w:t>
-      </w:r>
-      <w:r>
-        <w:t xml:space="preserve"> </w:t>
+        <w:t xml:space="preserve">намеренно сделан минимальным: </w:t>
       </w:r>
       <w:r>
         <w:t xml:space="preserve">список строковых идентификаторов и метод </w:t>
@@ -14936,7 +15685,7 @@
       <w:pPr>
         <w:pStyle w:val="Heading2"/>
       </w:pPr>
-      <w:bookmarkStart w:id="25" w:name="_Toc232546703"/>
+      <w:bookmarkStart w:id="25" w:name="_Toc232556327"/>
       <w:r>
         <w:t xml:space="preserve">Хранение эталонных </w:t>
       </w:r>
@@ -14953,11 +15702,7 @@
     </w:p>
     <w:p>
       <w:r>
-        <w:t xml:space="preserve">Эталонные изображения хранятся в </w:t>
-      </w:r>
-      <w:proofErr w:type="gramStart"/>
-      <w:r>
-        <w:t xml:space="preserve">директории </w:t>
+        <w:t xml:space="preserve">Эталонные изображения хранятся в директории </w:t>
       </w:r>
       <w:r>
         <w:rPr>
@@ -14972,7 +15717,6 @@
         </w:rPr>
         <w:t>storybook</w:t>
       </w:r>
-      <w:proofErr w:type="gramEnd"/>
       <w:r>
         <w:t xml:space="preserve"> внутри пакета. Для каждого сценария система вычисляет стабильное имя </w:t>
       </w:r>
@@ -15050,11 +15794,7 @@
         <w:t>}</w:t>
       </w:r>
       <w:r>
-        <w:t xml:space="preserve">, </w:t>
-      </w:r>
-      <w:proofErr w:type="gramStart"/>
-      <w:r>
-        <w:t xml:space="preserve">внутри </w:t>
+        <w:t xml:space="preserve">, внутри </w:t>
       </w:r>
       <w:r>
         <w:rPr>
@@ -15069,7 +15809,6 @@
         </w:rPr>
         <w:t>storybook</w:t>
       </w:r>
-      <w:proofErr w:type="gramEnd"/>
       <w:r>
         <w:t xml:space="preserve"> появляются поддиректории по теме и режиму. Например, для демонстрационного пакета можно встретить пути вида </w:t>
       </w:r>
@@ -15277,15 +16016,7 @@
       </w:r>
       <w:proofErr w:type="spellEnd"/>
       <w:r>
-        <w:t xml:space="preserve">. Такая структура делает матрицу </w:t>
-      </w:r>
-      <w:proofErr w:type="gramStart"/>
-      <w:r>
-        <w:t>проверки</w:t>
-      </w:r>
-      <w:proofErr w:type="gramEnd"/>
-      <w:r>
-        <w:t xml:space="preserve"> видимой в файловой системе.</w:t>
+        <w:t>. Такая структура делает матрицу проверки видимой в файловой системе.</w:t>
       </w:r>
     </w:p>
     <w:p>
@@ -15651,7 +16382,7 @@
       <w:pPr>
         <w:pStyle w:val="Heading2"/>
       </w:pPr>
-      <w:bookmarkStart w:id="26" w:name="_Toc232546704"/>
+      <w:bookmarkStart w:id="26" w:name="_Toc232556328"/>
       <w:r>
         <w:t>Интеграция в демонстрационное приложение</w:t>
       </w:r>
@@ -15765,7 +16496,13 @@
         <w:t>route</w:t>
       </w:r>
       <w:r>
-        <w:t xml:space="preserve"> и загружает истории из дерева демонстрационных сценариев.</w:t>
+        <w:t xml:space="preserve"> и загружает истории из дерева демонстрационных сценариев</w:t>
+      </w:r>
+      <w:r>
+        <w:t xml:space="preserve"> [17]</w:t>
+      </w:r>
+      <w:r>
+        <w:t>.</w:t>
       </w:r>
     </w:p>
     <w:p>
@@ -15967,11 +16704,7 @@
         <w:t>storybook</w:t>
       </w:r>
       <w:r>
-        <w:t xml:space="preserve">, создать модуль маршрута, передать набор историй и создать </w:t>
-      </w:r>
-      <w:proofErr w:type="gramStart"/>
-      <w:r>
-        <w:t xml:space="preserve">директорию </w:t>
+        <w:t xml:space="preserve">, создать модуль маршрута, передать набор историй и создать директорию </w:t>
       </w:r>
       <w:r>
         <w:rPr>
@@ -15986,7 +16719,6 @@
         </w:rPr>
         <w:t>storybook</w:t>
       </w:r>
-      <w:proofErr w:type="gramEnd"/>
       <w:r>
         <w:t xml:space="preserve"> для включения скриншот-тестов. После этого пакет попадает под фильтр </w:t>
       </w:r>
@@ -16015,7 +16747,7 @@
       <w:pPr>
         <w:pStyle w:val="Heading2"/>
       </w:pPr>
-      <w:bookmarkStart w:id="27" w:name="_Toc232546705"/>
+      <w:bookmarkStart w:id="27" w:name="_Toc232556329"/>
       <w:r>
         <w:t>Ограничения реализации и направления развития</w:t>
       </w:r>
@@ -16093,7 +16825,7 @@
       <w:pPr>
         <w:pStyle w:val="Heading2"/>
       </w:pPr>
-      <w:bookmarkStart w:id="28" w:name="_Toc232546706"/>
+      <w:bookmarkStart w:id="28" w:name="_Toc232556330"/>
       <w:r>
         <w:t>Практическая проверка внедрения</w:t>
       </w:r>
@@ -16196,7 +16928,6 @@
       <w:r>
         <w:t xml:space="preserve"> и загружать истории через </w:t>
       </w:r>
-      <w:proofErr w:type="gramStart"/>
       <w:r>
         <w:rPr>
           <w:rStyle w:val="CodeChar"/>
@@ -16216,7 +16947,6 @@
         </w:rPr>
         <w:t>meta</w:t>
       </w:r>
-      <w:proofErr w:type="gramEnd"/>
       <w:r>
         <w:rPr>
           <w:rStyle w:val="CodeChar"/>
@@ -16233,7 +16963,6 @@
       <w:r>
         <w:t xml:space="preserve">. Затем проверялась связь с автоматизацией: в браузере должен регистрироваться объект </w:t>
       </w:r>
-      <w:proofErr w:type="gramStart"/>
       <w:r>
         <w:rPr>
           <w:rStyle w:val="CodeChar"/>
@@ -16253,13 +16982,8 @@
         </w:rPr>
         <w:t>storybook</w:t>
       </w:r>
-      <w:proofErr w:type="gramEnd"/>
-      <w:r>
-        <w:t xml:space="preserve">, содержащий список сценариев и метод переключения состояния. После этого проверялась файловая часть результата: сформированные PNG должны храниться </w:t>
-      </w:r>
-      <w:proofErr w:type="gramStart"/>
-      <w:r>
-        <w:t xml:space="preserve">в </w:t>
+      <w:r>
+        <w:t xml:space="preserve">, содержащий список сценариев и метод переключения состояния. После этого проверялась файловая часть результата: сформированные PNG должны храниться в </w:t>
       </w:r>
       <w:r>
         <w:rPr>
@@ -16274,7 +16998,6 @@
         </w:rPr>
         <w:t>storybook</w:t>
       </w:r>
-      <w:proofErr w:type="gramEnd"/>
       <w:r>
         <w:t xml:space="preserve"> и распределяться по окружениям темы и режима.</w:t>
       </w:r>
@@ -16287,11 +17010,7 @@
         <w:t>демо</w:t>
       </w:r>
       <w:r>
-        <w:t xml:space="preserve">-пакете был сформирован набор эталонов в </w:t>
-      </w:r>
-      <w:proofErr w:type="gramStart"/>
-      <w:r>
-        <w:t xml:space="preserve">директории </w:t>
+        <w:t xml:space="preserve">-пакете был сформирован набор эталонов в директории </w:t>
       </w:r>
       <w:r>
         <w:rPr>
@@ -16306,7 +17025,6 @@
         </w:rPr>
         <w:t>storybook</w:t>
       </w:r>
-      <w:proofErr w:type="gramEnd"/>
       <w:r>
         <w:t xml:space="preserve">: 2544 PNG-файла. Файлы распределены по четырём директориям, соответствующим двум темам и двум режимам отображения: </w:t>
       </w:r>
@@ -16432,7 +17150,6 @@
       <w:r>
         <w:t xml:space="preserve">, </w:t>
       </w:r>
-      <w:proofErr w:type="gramStart"/>
       <w:r>
         <w:rPr>
           <w:rStyle w:val="CodeChar"/>
@@ -16447,7 +17164,6 @@
         <w:t>&lt;</w:t>
       </w:r>
       <w:proofErr w:type="spellStart"/>
-      <w:proofErr w:type="gramEnd"/>
       <w:r>
         <w:rPr>
           <w:rStyle w:val="CodeChar"/>
@@ -16466,7 +17182,6 @@
         <w:t xml:space="preserve">, </w:t>
       </w:r>
       <w:proofErr w:type="spellStart"/>
-      <w:proofErr w:type="gramStart"/>
       <w:r>
         <w:rPr>
           <w:rStyle w:val="CodeChar"/>
@@ -16482,7 +17197,6 @@
         <w:t>&lt;</w:t>
       </w:r>
       <w:proofErr w:type="spellStart"/>
-      <w:proofErr w:type="gramEnd"/>
       <w:r>
         <w:rPr>
           <w:rStyle w:val="CodeChar"/>
@@ -16663,7 +17377,6 @@
       <w:r>
         <w:t xml:space="preserve"> подключён в демонстрационное приложение, истории организованы по разделам, пресеты используются как источник сценариев скриншот-тестирования, </w:t>
       </w:r>
-      <w:proofErr w:type="gramStart"/>
       <w:r>
         <w:rPr>
           <w:rStyle w:val="CodeChar"/>
@@ -16683,13 +17396,8 @@
         </w:rPr>
         <w:t>storybook</w:t>
       </w:r>
-      <w:proofErr w:type="gramEnd"/>
-      <w:r>
-        <w:t xml:space="preserve"> предоставляет внешний контракт для CLI, а </w:t>
-      </w:r>
-      <w:proofErr w:type="gramStart"/>
-      <w:r>
-        <w:t xml:space="preserve">директория </w:t>
+      <w:r>
+        <w:t xml:space="preserve"> предоставляет внешний контракт для CLI, а директория </w:t>
       </w:r>
       <w:r>
         <w:rPr>
@@ -16704,7 +17412,6 @@
         </w:rPr>
         <w:t>storybook</w:t>
       </w:r>
-      <w:proofErr w:type="gramEnd"/>
       <w:r>
         <w:t xml:space="preserve"> содержит набор эталонов для визуальной регрессии. Следовательно, разработанная система закрывает не только задачу интерактивной документации, но и задачу регулярного контроля внешнего вида компонентов.</w:t>
       </w:r>
@@ -16729,7 +17436,7 @@
       <w:pPr>
         <w:pStyle w:val="Heading1"/>
       </w:pPr>
-      <w:bookmarkStart w:id="29" w:name="_Toc232546707"/>
+      <w:bookmarkStart w:id="29" w:name="_Toc232556331"/>
       <w:r>
         <w:lastRenderedPageBreak/>
         <w:t>Документация программного продукта</w:t>
@@ -16740,13 +17447,1880 @@
       <w:pPr>
         <w:pStyle w:val="Heading2"/>
       </w:pPr>
-      <w:bookmarkStart w:id="30" w:name="_Toc232546708"/>
+      <w:bookmarkStart w:id="30" w:name="_Toc232556332"/>
       <w:r>
         <w:t>Техническое задание</w:t>
       </w:r>
       <w:bookmarkEnd w:id="30"/>
     </w:p>
-    <w:p/>
+    <w:p>
+      <w:pPr>
+        <w:pStyle w:val="Heading3"/>
+      </w:pPr>
+      <w:bookmarkStart w:id="31" w:name="_Toc232556333"/>
+      <w:r>
+        <w:t>Введение</w:t>
+      </w:r>
+      <w:bookmarkEnd w:id="31"/>
+    </w:p>
+    <w:p>
+      <w:r>
+        <w:t xml:space="preserve">Разрабатываемый программный продукт представляет собой систему компонентной документации и визуального регрессионного тестирования дизайн-системы </w:t>
+      </w:r>
+      <w:proofErr w:type="spellStart"/>
+      <w:r>
+        <w:t>Reactor</w:t>
+      </w:r>
+      <w:proofErr w:type="spellEnd"/>
+      <w:r>
+        <w:t>. Система предназначена для разработчиков UI-компонентов и позволяет просматривать компоненты в изолированном виде, фиксировать типовые состояния и автоматически проверять изменение внешнего вида по PNG-эталонам.</w:t>
+      </w:r>
+    </w:p>
+    <w:p>
+      <w:r>
+        <w:t xml:space="preserve">В состав программного продукта входят пользовательский интерфейс </w:t>
+      </w:r>
+      <w:proofErr w:type="spellStart"/>
+      <w:r>
+        <w:t>Reactor</w:t>
+      </w:r>
+      <w:proofErr w:type="spellEnd"/>
+      <w:r>
+        <w:t xml:space="preserve"> </w:t>
+      </w:r>
+      <w:proofErr w:type="spellStart"/>
+      <w:r>
+        <w:t>Storybook</w:t>
+      </w:r>
+      <w:proofErr w:type="spellEnd"/>
+      <w:r>
+        <w:t xml:space="preserve">, модель истории компонента, механизм пресетов, тестовый режим, внешний контракт </w:t>
+      </w:r>
+      <w:r>
+        <w:rPr>
+          <w:rStyle w:val="CodeChar"/>
+        </w:rPr>
+        <w:t>window</w:t>
+      </w:r>
+      <w:r>
+        <w:rPr>
+          <w:rStyle w:val="CodeChar"/>
+          <w:lang w:val="ru-RU"/>
+        </w:rPr>
+        <w:t>.</w:t>
+      </w:r>
+      <w:r>
+        <w:rPr>
+          <w:rStyle w:val="CodeChar"/>
+        </w:rPr>
+        <w:t>storybook</w:t>
+      </w:r>
+      <w:r>
+        <w:t xml:space="preserve"> и команды </w:t>
+      </w:r>
+      <w:proofErr w:type="spellStart"/>
+      <w:r>
+        <w:rPr>
+          <w:rStyle w:val="CodeChar"/>
+        </w:rPr>
+        <w:t>rtr</w:t>
+      </w:r>
+      <w:proofErr w:type="spellEnd"/>
+      <w:r>
+        <w:t xml:space="preserve"> для обновления и проверки скриншотов. Эти элементы образуют единый процесс: разработчик описывает состояние компонента один раз, после чего оно используется для ручного просмотра, документации и автоматической проверки.</w:t>
+      </w:r>
+    </w:p>
+    <w:p>
+      <w:pPr>
+        <w:pStyle w:val="Heading3"/>
+      </w:pPr>
+      <w:bookmarkStart w:id="32" w:name="_Toc232556334"/>
+      <w:r>
+        <w:t>Назначение разработки</w:t>
+      </w:r>
+      <w:bookmarkEnd w:id="32"/>
+    </w:p>
+    <w:p>
+      <w:r>
+        <w:t xml:space="preserve">Назначение разработки состоит в повышении качества и </w:t>
+      </w:r>
+      <w:proofErr w:type="spellStart"/>
+      <w:r>
+        <w:t>сопровождаемости</w:t>
+      </w:r>
+      <w:proofErr w:type="spellEnd"/>
+      <w:r>
+        <w:t xml:space="preserve"> дизайн-системы </w:t>
+      </w:r>
+      <w:proofErr w:type="spellStart"/>
+      <w:r>
+        <w:t>Reactor</w:t>
+      </w:r>
+      <w:proofErr w:type="spellEnd"/>
+      <w:r>
+        <w:t>. Система должна уменьшить зависимость от ручной проверки, ускорить обнаружение визуальных регрессий и предоставить разработчикам единый каталог состояний компонентов.</w:t>
+      </w:r>
+    </w:p>
+    <w:p>
+      <w:r>
+        <w:t xml:space="preserve">Дополнительно </w:t>
+      </w:r>
+      <w:proofErr w:type="spellStart"/>
+      <w:r>
+        <w:t>Reactor</w:t>
+      </w:r>
+      <w:proofErr w:type="spellEnd"/>
+      <w:r>
+        <w:t xml:space="preserve"> </w:t>
+      </w:r>
+      <w:proofErr w:type="spellStart"/>
+      <w:r>
+        <w:t>Storybook</w:t>
+      </w:r>
+      <w:proofErr w:type="spellEnd"/>
+      <w:r>
+        <w:t xml:space="preserve"> служит живой документацией: история описывает фактический </w:t>
+      </w:r>
+      <w:proofErr w:type="spellStart"/>
+      <w:r>
+        <w:t>React</w:t>
+      </w:r>
+      <w:proofErr w:type="spellEnd"/>
+      <w:r>
+        <w:t>-компонент, его свойства, важные состояния и настройки отображения. Благодаря этому один и тот же источник используется для демонстрации, ручной проверки и автоматического контроля внешнего вида.</w:t>
+      </w:r>
+    </w:p>
+    <w:p>
+      <w:pPr>
+        <w:pStyle w:val="Heading3"/>
+      </w:pPr>
+      <w:bookmarkStart w:id="33" w:name="_Toc232556335"/>
+      <w:r>
+        <w:t>Требования к программе или программному изделию</w:t>
+      </w:r>
+      <w:bookmarkEnd w:id="33"/>
+    </w:p>
+    <w:p>
+      <w:r>
+        <w:t>К программному продукту предъявляются следующие функциональные требования:</w:t>
+      </w:r>
+    </w:p>
+    <w:p>
+      <w:pPr>
+        <w:pStyle w:val="ListParagraph"/>
+        <w:numPr>
+          <w:ilvl w:val="0"/>
+          <w:numId w:val="8"/>
+        </w:numPr>
+      </w:pPr>
+      <w:r>
+        <w:t xml:space="preserve">подключение </w:t>
+      </w:r>
+      <w:proofErr w:type="spellStart"/>
+      <w:r>
+        <w:t>Storybook</w:t>
+      </w:r>
+      <w:proofErr w:type="spellEnd"/>
+      <w:r>
+        <w:t xml:space="preserve"> к приложению как обычного </w:t>
+      </w:r>
+      <w:proofErr w:type="spellStart"/>
+      <w:r>
+        <w:t>React</w:t>
+      </w:r>
+      <w:proofErr w:type="spellEnd"/>
+      <w:r>
+        <w:t>-компонента;</w:t>
+      </w:r>
+    </w:p>
+    <w:p>
+      <w:pPr>
+        <w:pStyle w:val="ListParagraph"/>
+        <w:numPr>
+          <w:ilvl w:val="0"/>
+          <w:numId w:val="8"/>
+        </w:numPr>
+      </w:pPr>
+      <w:r>
+        <w:t>загрузка историй из файлов приложения и построение меню компонентов;</w:t>
+      </w:r>
+    </w:p>
+    <w:p>
+      <w:pPr>
+        <w:pStyle w:val="ListParagraph"/>
+        <w:numPr>
+          <w:ilvl w:val="0"/>
+          <w:numId w:val="8"/>
+        </w:numPr>
+      </w:pPr>
+      <w:r>
+        <w:t>отображение выбранного компонента, его пресетов, свойств и JSX-представления;</w:t>
+      </w:r>
+    </w:p>
+    <w:p>
+      <w:pPr>
+        <w:pStyle w:val="ListParagraph"/>
+        <w:numPr>
+          <w:ilvl w:val="0"/>
+          <w:numId w:val="8"/>
+        </w:numPr>
+      </w:pPr>
+      <w:r>
+        <w:t>изменение свойств через элементы управления без правки исходного кода;</w:t>
+      </w:r>
+    </w:p>
+    <w:p>
+      <w:pPr>
+        <w:pStyle w:val="ListParagraph"/>
+        <w:numPr>
+          <w:ilvl w:val="0"/>
+          <w:numId w:val="8"/>
+        </w:numPr>
+      </w:pPr>
+      <w:r>
+        <w:t>сохранение истории, пресета, свойств, темы и настроек отображения в URL;</w:t>
+      </w:r>
+    </w:p>
+    <w:p>
+      <w:pPr>
+        <w:pStyle w:val="ListParagraph"/>
+        <w:numPr>
+          <w:ilvl w:val="0"/>
+          <w:numId w:val="8"/>
+        </w:numPr>
+      </w:pPr>
+      <w:r>
+        <w:t xml:space="preserve">регистрация </w:t>
+      </w:r>
+      <w:r>
+        <w:rPr>
+          <w:rStyle w:val="CodeChar"/>
+        </w:rPr>
+        <w:t>window</w:t>
+      </w:r>
+      <w:r>
+        <w:rPr>
+          <w:rStyle w:val="CodeChar"/>
+          <w:lang w:val="ru-RU"/>
+        </w:rPr>
+        <w:t>.</w:t>
+      </w:r>
+      <w:r>
+        <w:rPr>
+          <w:rStyle w:val="CodeChar"/>
+        </w:rPr>
+        <w:t>storybook</w:t>
+      </w:r>
+      <w:r>
+        <w:t xml:space="preserve"> для управления страницей со стороны CLI;</w:t>
+      </w:r>
+    </w:p>
+    <w:p>
+      <w:pPr>
+        <w:pStyle w:val="ListParagraph"/>
+        <w:numPr>
+          <w:ilvl w:val="0"/>
+          <w:numId w:val="8"/>
+        </w:numPr>
+      </w:pPr>
+      <w:r>
+        <w:t xml:space="preserve">снятие, обновление и проверка эталонных PNG в рамках команд </w:t>
+      </w:r>
+      <w:proofErr w:type="spellStart"/>
+      <w:r>
+        <w:rPr>
+          <w:rStyle w:val="CodeChar"/>
+        </w:rPr>
+        <w:t>rtr</w:t>
+      </w:r>
+      <w:proofErr w:type="spellEnd"/>
+      <w:r>
+        <w:rPr>
+          <w:rStyle w:val="CodeChar"/>
+          <w:lang w:val="ru-RU"/>
+        </w:rPr>
+        <w:t xml:space="preserve"> </w:t>
+      </w:r>
+      <w:r>
+        <w:rPr>
+          <w:rStyle w:val="CodeChar"/>
+        </w:rPr>
+        <w:t>shot</w:t>
+      </w:r>
+      <w:r>
+        <w:t xml:space="preserve"> и </w:t>
+      </w:r>
+      <w:proofErr w:type="spellStart"/>
+      <w:r>
+        <w:rPr>
+          <w:rStyle w:val="CodeChar"/>
+        </w:rPr>
+        <w:t>rtr</w:t>
+      </w:r>
+      <w:proofErr w:type="spellEnd"/>
+      <w:r>
+        <w:rPr>
+          <w:rStyle w:val="CodeChar"/>
+          <w:lang w:val="ru-RU"/>
+        </w:rPr>
+        <w:t xml:space="preserve"> </w:t>
+      </w:r>
+      <w:r>
+        <w:rPr>
+          <w:rStyle w:val="CodeChar"/>
+        </w:rPr>
+        <w:t>shot</w:t>
+      </w:r>
+      <w:r>
+        <w:rPr>
+          <w:rStyle w:val="CodeChar"/>
+          <w:lang w:val="ru-RU"/>
+        </w:rPr>
+        <w:t>-</w:t>
+      </w:r>
+      <w:r>
+        <w:rPr>
+          <w:rStyle w:val="CodeChar"/>
+        </w:rPr>
+        <w:t>check</w:t>
+      </w:r>
+      <w:r>
+        <w:t>.</w:t>
+      </w:r>
+    </w:p>
+    <w:p>
+      <w:r>
+        <w:lastRenderedPageBreak/>
+        <w:t xml:space="preserve">К нефункциональным требованиям относятся типизация публичной модели на </w:t>
+      </w:r>
+      <w:proofErr w:type="spellStart"/>
+      <w:r>
+        <w:t>TypeScript</w:t>
+      </w:r>
+      <w:proofErr w:type="spellEnd"/>
+      <w:r>
+        <w:t xml:space="preserve">, воспроизводимость сценариев, понятные сообщения об ошибках и минимальная связанность между пользовательским интерфейсом </w:t>
+      </w:r>
+      <w:proofErr w:type="spellStart"/>
+      <w:r>
+        <w:t>Storybook</w:t>
+      </w:r>
+      <w:proofErr w:type="spellEnd"/>
+      <w:r>
+        <w:t xml:space="preserve"> и инструментом скриншот-тестирования. CLI должен зависеть только от стабильного внешнего контракта, а не от внутренней структуры </w:t>
+      </w:r>
+      <w:proofErr w:type="spellStart"/>
+      <w:r>
+        <w:t>React</w:t>
+      </w:r>
+      <w:proofErr w:type="spellEnd"/>
+      <w:r>
+        <w:t>-компонентов.</w:t>
+      </w:r>
+    </w:p>
+    <w:p>
+      <w:pPr>
+        <w:pStyle w:val="Heading3"/>
+      </w:pPr>
+      <w:bookmarkStart w:id="34" w:name="_Toc232556336"/>
+      <w:r>
+        <w:t>Требования к надёжности</w:t>
+      </w:r>
+      <w:bookmarkEnd w:id="34"/>
+    </w:p>
+    <w:p>
+      <w:r>
+        <w:t xml:space="preserve">Надёжность системы определяется стабильностью воспроизведения сценариев и корректностью обработки ошибок. </w:t>
+      </w:r>
+      <w:proofErr w:type="spellStart"/>
+      <w:r>
+        <w:t>Storybook</w:t>
+      </w:r>
+      <w:proofErr w:type="spellEnd"/>
+      <w:r>
+        <w:t xml:space="preserve"> должен открываться по маршруту </w:t>
+      </w:r>
+      <w:r>
+        <w:rPr>
+          <w:rStyle w:val="CodeChar"/>
+        </w:rPr>
+        <w:t>storybook</w:t>
+      </w:r>
+      <w:r>
+        <w:t xml:space="preserve">, восстанавливать состояние из URL и сообщать пользователю о несуществующей истории или пресете. Тестовый режим должен отображать только проверяемый компонент, чтобы служебный интерфейс </w:t>
+      </w:r>
+      <w:proofErr w:type="spellStart"/>
+      <w:r>
+        <w:t>Storybook</w:t>
+      </w:r>
+      <w:proofErr w:type="spellEnd"/>
+      <w:r>
+        <w:t xml:space="preserve"> не попадал в скриншот.</w:t>
+      </w:r>
+    </w:p>
+    <w:p>
+      <w:r>
+        <w:t>Команды скриншот-тестирования должны завершаться ошибкой при расхождении набора файлов, отличии нового PNG от эталона или невозможности получить элемент для снимка. После завершения работы должны закрываться браузерные страницы и сервер предварительного просмотра.</w:t>
+      </w:r>
+    </w:p>
+    <w:p>
+      <w:r>
+        <w:t>Истории, используемые в скриншот-тестах, должны быть детерминированными. В них не следует использовать случайные значения, текущее время, реальные сетевые запросы и незавершённые анимации. Данные для проверки должны задаваться явно внутри пресета или вспомогательного представления.</w:t>
+      </w:r>
+    </w:p>
+    <w:p>
+      <w:pPr>
+        <w:pStyle w:val="Heading3"/>
+      </w:pPr>
+      <w:bookmarkStart w:id="35" w:name="_Toc232556337"/>
+      <w:r>
+        <w:t>Требования к программной документации</w:t>
+      </w:r>
+      <w:bookmarkEnd w:id="35"/>
+    </w:p>
+    <w:p>
+      <w:r>
+        <w:t>Программный продукт должен сопровождаться документацией следующих видов:</w:t>
+      </w:r>
+    </w:p>
+    <w:p>
+      <w:pPr>
+        <w:pStyle w:val="ListParagraph"/>
+        <w:numPr>
+          <w:ilvl w:val="0"/>
+          <w:numId w:val="9"/>
+        </w:numPr>
+      </w:pPr>
+      <w:r>
+        <w:t>техническое задание с описанием назначения, требований и порядка приёмки;</w:t>
+      </w:r>
+    </w:p>
+    <w:p>
+      <w:pPr>
+        <w:pStyle w:val="ListParagraph"/>
+        <w:numPr>
+          <w:ilvl w:val="0"/>
+          <w:numId w:val="9"/>
+        </w:numPr>
+      </w:pPr>
+      <w:r>
+        <w:t>руководство пользователя по работе с каталогом компонентов и результатами проверки;</w:t>
+      </w:r>
+    </w:p>
+    <w:p>
+      <w:pPr>
+        <w:pStyle w:val="ListParagraph"/>
+        <w:numPr>
+          <w:ilvl w:val="0"/>
+          <w:numId w:val="9"/>
+        </w:numPr>
+      </w:pPr>
+      <w:r>
+        <w:t xml:space="preserve">руководство программиста по подключению </w:t>
+      </w:r>
+      <w:proofErr w:type="spellStart"/>
+      <w:r>
+        <w:t>Storybook</w:t>
+      </w:r>
+      <w:proofErr w:type="spellEnd"/>
+      <w:r>
+        <w:t>, созданию истории и запуску скриншот-тестов.</w:t>
+      </w:r>
+    </w:p>
+    <w:p>
+      <w:r>
+        <w:t>Документация должна объяснять не только команды запуска, но и назначение пресетов, требования к стабильности историй, порядок обновления эталонов и ограничения побайтового сравнения PNG.</w:t>
+      </w:r>
+    </w:p>
+    <w:p>
+      <w:pPr>
+        <w:pStyle w:val="Heading3"/>
+      </w:pPr>
+      <w:bookmarkStart w:id="36" w:name="_Toc232556338"/>
+      <w:r>
+        <w:t>Порядок контроля и приёмки</w:t>
+      </w:r>
+      <w:bookmarkEnd w:id="36"/>
+    </w:p>
+    <w:p>
+      <w:r>
+        <w:t xml:space="preserve">Контроль выполняется на демонстрационном пакете </w:t>
+      </w:r>
+      <w:proofErr w:type="spellStart"/>
+      <w:r>
+        <w:t>Reactor</w:t>
+      </w:r>
+      <w:proofErr w:type="spellEnd"/>
+      <w:r>
+        <w:t xml:space="preserve">. Продукт считается принятым, если </w:t>
+      </w:r>
+      <w:proofErr w:type="spellStart"/>
+      <w:r>
+        <w:t>Storybook</w:t>
+      </w:r>
+      <w:proofErr w:type="spellEnd"/>
+      <w:r>
+        <w:t xml:space="preserve"> открывается в приложении, загружает истории, позволяет выбирать пресеты и изменять свойства, восстанавливает состояние из URL, предоставляет тестовый режим и регистрирует </w:t>
+      </w:r>
+      <w:r>
+        <w:rPr>
+          <w:rStyle w:val="CodeChar"/>
+        </w:rPr>
+        <w:t>window</w:t>
+      </w:r>
+      <w:r>
+        <w:rPr>
+          <w:rStyle w:val="CodeChar"/>
+          <w:lang w:val="ru-RU"/>
+        </w:rPr>
+        <w:t>.</w:t>
+      </w:r>
+      <w:r>
+        <w:rPr>
+          <w:rStyle w:val="CodeChar"/>
+        </w:rPr>
+        <w:t>storybook</w:t>
+      </w:r>
+      <w:r>
+        <w:t>.</w:t>
+      </w:r>
+    </w:p>
+    <w:p>
+      <w:r>
+        <w:lastRenderedPageBreak/>
+        <w:t xml:space="preserve">Отдельно проверяется работа скриншот-конвейера. Команда </w:t>
+      </w:r>
+      <w:proofErr w:type="spellStart"/>
+      <w:r>
+        <w:rPr>
+          <w:rStyle w:val="CodeChar"/>
+        </w:rPr>
+        <w:t>rtr</w:t>
+      </w:r>
+      <w:proofErr w:type="spellEnd"/>
+      <w:r>
+        <w:rPr>
+          <w:rStyle w:val="CodeChar"/>
+          <w:lang w:val="ru-RU"/>
+        </w:rPr>
+        <w:t xml:space="preserve"> </w:t>
+      </w:r>
+      <w:r>
+        <w:rPr>
+          <w:rStyle w:val="CodeChar"/>
+        </w:rPr>
+        <w:t>shot</w:t>
+      </w:r>
+      <w:r>
+        <w:t xml:space="preserve"> должна формировать актуальный набор эталонных изображений, а </w:t>
+      </w:r>
+      <w:proofErr w:type="spellStart"/>
+      <w:r>
+        <w:rPr>
+          <w:rStyle w:val="CodeChar"/>
+        </w:rPr>
+        <w:t>rtr</w:t>
+      </w:r>
+      <w:proofErr w:type="spellEnd"/>
+      <w:r>
+        <w:rPr>
+          <w:rStyle w:val="CodeChar"/>
+          <w:lang w:val="ru-RU"/>
+        </w:rPr>
+        <w:t xml:space="preserve"> </w:t>
+      </w:r>
+      <w:r>
+        <w:rPr>
+          <w:rStyle w:val="CodeChar"/>
+        </w:rPr>
+        <w:t>shot</w:t>
+      </w:r>
+      <w:r>
+        <w:rPr>
+          <w:rStyle w:val="CodeChar"/>
+          <w:lang w:val="ru-RU"/>
+        </w:rPr>
+        <w:t>-</w:t>
+      </w:r>
+      <w:r>
+        <w:rPr>
+          <w:rStyle w:val="CodeChar"/>
+        </w:rPr>
+        <w:t>check</w:t>
+      </w:r>
+      <w:r>
+        <w:t xml:space="preserve"> должна обнаруживать несовпадение набора файлов или изменение PNG.</w:t>
+      </w:r>
+    </w:p>
+    <w:p>
+      <w:pPr>
+        <w:pStyle w:val="Heading2"/>
+      </w:pPr>
+      <w:bookmarkStart w:id="37" w:name="_Toc232556339"/>
+      <w:r>
+        <w:t>Руководство пользователя</w:t>
+      </w:r>
+      <w:bookmarkEnd w:id="37"/>
+    </w:p>
+    <w:p>
+      <w:r>
+        <w:t xml:space="preserve">Пользовательский интерфейс </w:t>
+      </w:r>
+      <w:proofErr w:type="spellStart"/>
+      <w:r>
+        <w:t>Reactor</w:t>
+      </w:r>
+      <w:proofErr w:type="spellEnd"/>
+      <w:r>
+        <w:t xml:space="preserve"> </w:t>
+      </w:r>
+      <w:proofErr w:type="spellStart"/>
+      <w:r>
+        <w:t>Storybook</w:t>
+      </w:r>
+      <w:proofErr w:type="spellEnd"/>
+      <w:r>
+        <w:t xml:space="preserve"> предназначен для разработчиков, тестировщиков и других участников команды, которым необходимо просмотреть UI-компонент отдельно от полного сценария приложения. Пользователь открывает маршрут </w:t>
+      </w:r>
+      <w:r>
+        <w:rPr>
+          <w:rStyle w:val="CodeChar"/>
+          <w:lang w:val="ru-RU"/>
+        </w:rPr>
+        <w:t>/</w:t>
+      </w:r>
+      <w:r>
+        <w:rPr>
+          <w:rStyle w:val="CodeChar"/>
+        </w:rPr>
+        <w:t>storybook</w:t>
+      </w:r>
+      <w:r>
+        <w:t>, выбирает раздел, историю и при необходимости пресет. После этого в области предпросмотра отображается компонент в выбранном состоянии.</w:t>
+      </w:r>
+    </w:p>
+    <w:p>
+      <w:r>
+        <w:t xml:space="preserve">Если история содержит элементы управления, пользователь может изменить свойства компонента через интерфейс </w:t>
+      </w:r>
+      <w:proofErr w:type="spellStart"/>
+      <w:r>
+        <w:t>Storybook</w:t>
+      </w:r>
+      <w:proofErr w:type="spellEnd"/>
+      <w:r>
+        <w:t>. Изменение сразу отражается в предпросмотре и в URL. Благодаря этому состояние можно повторно открыть по ссылке или передать другому участнику команды при обсуждении визуального дефекта.</w:t>
+      </w:r>
+    </w:p>
+    <w:p>
+      <w:r>
+        <w:t>Пресет является именованным состоянием истории. Для пользователя он служит быстрым способом открыть важный вариант компонента, а для автоматизации является сценарием скриншот-тестирования. Поэтому состояние, которое должно регулярно проверяться, необходимо оформлять именно как пресет.</w:t>
+      </w:r>
+    </w:p>
+    <w:p>
+      <w:r>
+        <w:t xml:space="preserve">Результаты скриншот-проверки интерпретируются следующим образом. Если </w:t>
+      </w:r>
+      <w:proofErr w:type="spellStart"/>
+      <w:r>
+        <w:rPr>
+          <w:rStyle w:val="CodeChar"/>
+        </w:rPr>
+        <w:t>rtr</w:t>
+      </w:r>
+      <w:proofErr w:type="spellEnd"/>
+      <w:r>
+        <w:rPr>
+          <w:rStyle w:val="CodeChar"/>
+          <w:lang w:val="ru-RU"/>
+        </w:rPr>
+        <w:t xml:space="preserve"> </w:t>
+      </w:r>
+      <w:r>
+        <w:rPr>
+          <w:rStyle w:val="CodeChar"/>
+        </w:rPr>
+        <w:t>shot</w:t>
+      </w:r>
+      <w:r>
+        <w:rPr>
+          <w:rStyle w:val="CodeChar"/>
+          <w:lang w:val="ru-RU"/>
+        </w:rPr>
+        <w:t>-</w:t>
+      </w:r>
+      <w:r>
+        <w:rPr>
+          <w:rStyle w:val="CodeChar"/>
+        </w:rPr>
+        <w:t>check</w:t>
+      </w:r>
+      <w:r>
+        <w:t xml:space="preserve"> завершается успешно, внешний вид проверяемых состояний совпадает с эталонами. Если команда сообщает об отличии PNG, разработчик должен определить, является ли изменение ожидаемым. Ожидаемое изменение фиксируется обновлением эталонов через </w:t>
+      </w:r>
+      <w:proofErr w:type="spellStart"/>
+      <w:r>
+        <w:rPr>
+          <w:rStyle w:val="CodeChar"/>
+        </w:rPr>
+        <w:t>rtr</w:t>
+      </w:r>
+      <w:proofErr w:type="spellEnd"/>
+      <w:r>
+        <w:rPr>
+          <w:rStyle w:val="CodeChar"/>
+          <w:lang w:val="ru-RU"/>
+        </w:rPr>
+        <w:t xml:space="preserve"> </w:t>
+      </w:r>
+      <w:r>
+        <w:rPr>
+          <w:rStyle w:val="CodeChar"/>
+        </w:rPr>
+        <w:t>shot</w:t>
+      </w:r>
+      <w:r>
+        <w:t>; неожиданное изменение рассматривается как визуальная регрессия и требует исправления компонента или истории.</w:t>
+      </w:r>
+    </w:p>
+    <w:p>
+      <w:pPr>
+        <w:pStyle w:val="Heading2"/>
+      </w:pPr>
+      <w:bookmarkStart w:id="38" w:name="_Toc232556340"/>
+      <w:r>
+        <w:t>Руководство программиста</w:t>
+      </w:r>
+      <w:bookmarkEnd w:id="38"/>
+    </w:p>
+    <w:p>
+      <w:r>
+        <w:t xml:space="preserve">Для подключения </w:t>
+      </w:r>
+      <w:proofErr w:type="spellStart"/>
+      <w:r>
+        <w:t>Storybook</w:t>
+      </w:r>
+      <w:proofErr w:type="spellEnd"/>
+      <w:r>
+        <w:t xml:space="preserve"> разработчик добавляет зависимость </w:t>
+      </w:r>
+      <w:r>
+        <w:rPr>
+          <w:rStyle w:val="CodeChar"/>
+          <w:lang w:val="ru-RU"/>
+        </w:rPr>
+        <w:t>@</w:t>
+      </w:r>
+      <w:r>
+        <w:rPr>
+          <w:rStyle w:val="CodeChar"/>
+        </w:rPr>
+        <w:t>reactor</w:t>
+      </w:r>
+      <w:r>
+        <w:rPr>
+          <w:rStyle w:val="CodeChar"/>
+          <w:lang w:val="ru-RU"/>
+        </w:rPr>
+        <w:t>/</w:t>
+      </w:r>
+      <w:r>
+        <w:rPr>
+          <w:rStyle w:val="CodeChar"/>
+        </w:rPr>
+        <w:t>storybook</w:t>
+      </w:r>
+      <w:r>
+        <w:t xml:space="preserve">, создаёт модуль </w:t>
+      </w:r>
+      <w:proofErr w:type="spellStart"/>
+      <w:r>
+        <w:t>Storybook</w:t>
+      </w:r>
+      <w:proofErr w:type="spellEnd"/>
+      <w:r>
+        <w:t xml:space="preserve"> в приложении и передаёт компоненту путь маршрута и набор историй. Истории рекомендуется хранить в отдельной директории </w:t>
+      </w:r>
+      <w:r>
+        <w:rPr>
+          <w:rStyle w:val="CodeChar"/>
+        </w:rPr>
+        <w:t>stories</w:t>
+      </w:r>
+      <w:r>
+        <w:t>, чтобы их можно было автоматически загрузить и отобразить в меню.</w:t>
+      </w:r>
+    </w:p>
+    <w:p>
+      <w:r>
+        <w:t xml:space="preserve">История описывает способ построения компонента и, при необходимости, набор свойств, пресетов и настроек отображения. Минимальная история содержит функцию </w:t>
+      </w:r>
+      <w:r>
+        <w:rPr>
+          <w:rStyle w:val="CodeChar"/>
+        </w:rPr>
+        <w:t>build</w:t>
+      </w:r>
+      <w:r>
+        <w:t xml:space="preserve">, возвращающую </w:t>
+      </w:r>
+      <w:proofErr w:type="spellStart"/>
+      <w:r>
+        <w:t>React</w:t>
+      </w:r>
+      <w:proofErr w:type="spellEnd"/>
+      <w:r>
+        <w:t xml:space="preserve">-элемент. Для полноценного использования </w:t>
+      </w:r>
+      <w:proofErr w:type="spellStart"/>
+      <w:r>
+        <w:t>Storybook</w:t>
+      </w:r>
+      <w:proofErr w:type="spellEnd"/>
+      <w:r>
+        <w:t xml:space="preserve"> рекомендуется добавлять пресеты, которые отражают базовые, пограничные и визуально значимые состояния компонента.</w:t>
+      </w:r>
+    </w:p>
+    <w:p>
+      <w:r>
+        <w:t xml:space="preserve">Пресеты должны иметь понятные и устойчивые имена, потому что они отображаются в интерфейсе и участвуют в формировании имён PNG-файлов. Не следует добавлять пресеты </w:t>
+      </w:r>
+      <w:r>
+        <w:lastRenderedPageBreak/>
+        <w:t>для всех теоретически возможных комбинаций свойств. Скриншот-тестирование должно покрывать важные пользовательские состояния, а не превращаться в полный перебор параметров.</w:t>
+      </w:r>
+    </w:p>
+    <w:p>
+      <w:r>
+        <w:t xml:space="preserve">Для проверки визуальных изменений используются команды </w:t>
+      </w:r>
+      <w:proofErr w:type="spellStart"/>
+      <w:r>
+        <w:rPr>
+          <w:rStyle w:val="CodeChar"/>
+        </w:rPr>
+        <w:t>rtr</w:t>
+      </w:r>
+      <w:proofErr w:type="spellEnd"/>
+      <w:r>
+        <w:rPr>
+          <w:rStyle w:val="CodeChar"/>
+          <w:lang w:val="ru-RU"/>
+        </w:rPr>
+        <w:t xml:space="preserve"> </w:t>
+      </w:r>
+      <w:r>
+        <w:rPr>
+          <w:rStyle w:val="CodeChar"/>
+        </w:rPr>
+        <w:t>shot</w:t>
+      </w:r>
+      <w:r>
+        <w:t xml:space="preserve"> и </w:t>
+      </w:r>
+      <w:proofErr w:type="spellStart"/>
+      <w:r>
+        <w:rPr>
+          <w:rStyle w:val="CodeChar"/>
+        </w:rPr>
+        <w:t>rtr</w:t>
+      </w:r>
+      <w:proofErr w:type="spellEnd"/>
+      <w:r>
+        <w:rPr>
+          <w:rStyle w:val="CodeChar"/>
+          <w:lang w:val="ru-RU"/>
+        </w:rPr>
+        <w:t xml:space="preserve"> </w:t>
+      </w:r>
+      <w:r>
+        <w:rPr>
+          <w:rStyle w:val="CodeChar"/>
+        </w:rPr>
+        <w:t>shot</w:t>
+      </w:r>
+      <w:r>
+        <w:rPr>
+          <w:rStyle w:val="CodeChar"/>
+          <w:lang w:val="ru-RU"/>
+        </w:rPr>
+        <w:t>-</w:t>
+      </w:r>
+      <w:r>
+        <w:rPr>
+          <w:rStyle w:val="CodeChar"/>
+        </w:rPr>
+        <w:t>check</w:t>
+      </w:r>
+      <w:r>
+        <w:t>. Первая команда обновляет эталонные изображения, вторая сравнивает текущий результат с эталонами. Если изменение внешнего вида ожидаемо, разработчик обновляет PNG и фиксирует их вместе с изменениями кода. Если изменение неожиданно, необходимо исправить компонент, историю или тестовые данные.</w:t>
+      </w:r>
+    </w:p>
+    <w:p>
+      <w:r>
+        <w:t>При сопровождении продукта важно сохранять детерминированность историй. Даты, тексты, размеры и другие данные, влияющие на внешний вид, должны задаваться явно. При добавлении или удалении пресета необходимо обновлять набор эталонов, поскольку проверка сравнивает не только содержимое PNG, но и список ожидаемых файлов.</w:t>
+      </w:r>
+    </w:p>
+    <w:p>
+      <w:pPr>
+        <w:spacing w:line="240" w:lineRule="auto"/>
+        <w:ind w:firstLine="0"/>
+        <w:jc w:val="left"/>
+      </w:pPr>
+      <w:r>
+        <w:br w:type="page"/>
+      </w:r>
+    </w:p>
+    <w:p>
+      <w:pPr>
+        <w:pStyle w:val="Heading1"/>
+        <w:numPr>
+          <w:ilvl w:val="0"/>
+          <w:numId w:val="0"/>
+        </w:numPr>
+      </w:pPr>
+      <w:bookmarkStart w:id="39" w:name="_Toc232556341"/>
+      <w:r>
+        <w:lastRenderedPageBreak/>
+        <w:t>З</w:t>
+      </w:r>
+      <w:r>
+        <w:t>аключение</w:t>
+      </w:r>
+      <w:bookmarkEnd w:id="39"/>
+    </w:p>
+    <w:p>
+      <w:r>
+        <w:t xml:space="preserve">В рамках выпускной квалификационной работы была разработана и внедрена система автоматизированного контроля внешнего вида компонентов дизайн-системы </w:t>
+      </w:r>
+      <w:proofErr w:type="spellStart"/>
+      <w:r>
+        <w:t>Reactor</w:t>
+      </w:r>
+      <w:proofErr w:type="spellEnd"/>
+      <w:r>
+        <w:t xml:space="preserve"> на основе анализа скриншотов. Разработанное решение объединяет интерактивный каталог компонентов, описание воспроизводимых состояний и автоматическое сравнение PNG-изображений с эталонами. Тем самым создан единый механизм, который используется для ручной демонстрации компонентов, технической документации и визуального регрессионного тестирования.</w:t>
+      </w:r>
+    </w:p>
+    <w:p>
+      <w:r>
+        <w:t xml:space="preserve">Цель работы, заключавшаяся в снижении риска визуальных регрессий в дизайн-системе </w:t>
+      </w:r>
+      <w:proofErr w:type="spellStart"/>
+      <w:r>
+        <w:t>Reactor</w:t>
+      </w:r>
+      <w:proofErr w:type="spellEnd"/>
+      <w:r>
+        <w:t xml:space="preserve"> и сокращении трудоёмкости ручной проверки UI-компонентов, достигнута. Автоматический конвейер позволяет проверять набор состояний одинаковым способом, фиксировать ожидаемый внешний вид в системе контроля версий и обнаруживать отклонения до объединения изменений.</w:t>
+      </w:r>
+    </w:p>
+    <w:p>
+      <w:r>
+        <w:t>Все поставленные задачи были выполнены:</w:t>
+      </w:r>
+    </w:p>
+    <w:p>
+      <w:pPr>
+        <w:pStyle w:val="ListParagraph"/>
+        <w:numPr>
+          <w:ilvl w:val="0"/>
+          <w:numId w:val="10"/>
+        </w:numPr>
+      </w:pPr>
+      <w:r>
+        <w:t xml:space="preserve">проанализирована проблема визуальных регрессий в дизайн-системах, рассмотрены ограничения ручной проверки, внешних каталогов компонентов и отдельных скриншот-тестов, после чего обоснован выбор собственного </w:t>
+      </w:r>
+      <w:proofErr w:type="spellStart"/>
+      <w:r>
+        <w:t>Storybook</w:t>
+      </w:r>
+      <w:proofErr w:type="spellEnd"/>
+      <w:r>
+        <w:t>-подобного решения;</w:t>
+      </w:r>
+    </w:p>
+    <w:p>
+      <w:pPr>
+        <w:pStyle w:val="ListParagraph"/>
+        <w:numPr>
+          <w:ilvl w:val="0"/>
+          <w:numId w:val="10"/>
+        </w:numPr>
+      </w:pPr>
+      <w:r>
+        <w:t xml:space="preserve">спроектирована модель </w:t>
+      </w:r>
+      <w:proofErr w:type="spellStart"/>
+      <w:r>
+        <w:t>Reactor</w:t>
+      </w:r>
+      <w:proofErr w:type="spellEnd"/>
+      <w:r>
+        <w:t xml:space="preserve"> </w:t>
+      </w:r>
+      <w:proofErr w:type="spellStart"/>
+      <w:r>
+        <w:t>Storybook</w:t>
+      </w:r>
+      <w:proofErr w:type="spellEnd"/>
+      <w:r>
+        <w:t>, включающая типизированные истории, элементы управления, пресеты, настройки отображения, документацию и воспроизводимое URL-состояние;</w:t>
+      </w:r>
+    </w:p>
+    <w:p>
+      <w:pPr>
+        <w:pStyle w:val="ListParagraph"/>
+        <w:numPr>
+          <w:ilvl w:val="0"/>
+          <w:numId w:val="10"/>
+        </w:numPr>
+      </w:pPr>
+      <w:r>
+        <w:t xml:space="preserve">реализован пользовательский интерфейс </w:t>
+      </w:r>
+      <w:proofErr w:type="spellStart"/>
+      <w:r>
+        <w:t>Storybook</w:t>
+      </w:r>
+      <w:proofErr w:type="spellEnd"/>
+      <w:r>
+        <w:t xml:space="preserve"> для просмотра компонентов, настройки свойств, выбора пресетов, отображения JSX и запуска изолированного тестового режима;</w:t>
+      </w:r>
+    </w:p>
+    <w:p>
+      <w:pPr>
+        <w:pStyle w:val="ListParagraph"/>
+        <w:numPr>
+          <w:ilvl w:val="0"/>
+          <w:numId w:val="10"/>
+        </w:numPr>
+      </w:pPr>
+      <w:r>
+        <w:t xml:space="preserve">разработан конвейер </w:t>
+      </w:r>
+      <w:proofErr w:type="spellStart"/>
+      <w:r>
+        <w:rPr>
+          <w:rStyle w:val="CodeChar"/>
+        </w:rPr>
+        <w:t>rtr</w:t>
+      </w:r>
+      <w:proofErr w:type="spellEnd"/>
+      <w:r>
+        <w:rPr>
+          <w:rStyle w:val="CodeChar"/>
+          <w:lang w:val="ru-RU"/>
+        </w:rPr>
+        <w:t xml:space="preserve"> </w:t>
+      </w:r>
+      <w:r>
+        <w:rPr>
+          <w:rStyle w:val="CodeChar"/>
+        </w:rPr>
+        <w:t>shot</w:t>
+      </w:r>
+      <w:r>
+        <w:t xml:space="preserve">, включающий внешний контракт </w:t>
+      </w:r>
+      <w:r>
+        <w:rPr>
+          <w:rStyle w:val="CodeChar"/>
+        </w:rPr>
+        <w:t>window</w:t>
+      </w:r>
+      <w:r>
+        <w:rPr>
+          <w:rStyle w:val="CodeChar"/>
+          <w:lang w:val="ru-RU"/>
+        </w:rPr>
+        <w:t>.</w:t>
+      </w:r>
+      <w:r>
+        <w:rPr>
+          <w:rStyle w:val="CodeChar"/>
+        </w:rPr>
+        <w:t>storybook</w:t>
+      </w:r>
+      <w:r>
+        <w:t xml:space="preserve">, сборку и запуск страницы предварительного просмотра, управление браузером через </w:t>
+      </w:r>
+      <w:proofErr w:type="spellStart"/>
+      <w:r>
+        <w:t>Puppeteer</w:t>
+      </w:r>
+      <w:proofErr w:type="spellEnd"/>
+      <w:r>
+        <w:t>, снятие PNG, обновление эталонов и проверку визуальных регрессий;</w:t>
+      </w:r>
+    </w:p>
+    <w:p>
+      <w:pPr>
+        <w:pStyle w:val="ListParagraph"/>
+        <w:numPr>
+          <w:ilvl w:val="0"/>
+          <w:numId w:val="10"/>
+        </w:numPr>
+      </w:pPr>
+      <w:r>
+        <w:t xml:space="preserve">выполнено внедрение на примере </w:t>
+      </w:r>
+      <w:r>
+        <w:t>демо</w:t>
+      </w:r>
+      <w:r>
+        <w:t xml:space="preserve">-пакета </w:t>
+      </w:r>
+      <w:proofErr w:type="spellStart"/>
+      <w:r>
+        <w:t>Reactor</w:t>
+      </w:r>
+      <w:proofErr w:type="spellEnd"/>
+      <w:r>
+        <w:t>, подготовлены истории и эталонные изображения, а также описаны техническая документация, руководство пользователя и руководство программиста.</w:t>
+      </w:r>
+    </w:p>
+    <w:p>
+      <w:r>
+        <w:t xml:space="preserve">Работоспособность решения подтверждена внедрением в демонстрационный пакет </w:t>
+      </w:r>
+      <w:proofErr w:type="spellStart"/>
+      <w:r>
+        <w:t>Reactor</w:t>
+      </w:r>
+      <w:proofErr w:type="spellEnd"/>
+      <w:r>
+        <w:t>. Подготовленный набор историй формирует 636 сценариев скриншот-тестирования для одного сочетания темы и режима, а полный набор эталонов включает 2544 PNG-</w:t>
+      </w:r>
+      <w:r>
+        <w:lastRenderedPageBreak/>
+        <w:t>изображения. Это показывает, что разработанный механизм рассчитан на регулярную проверку большого числа состояний дизайн-системы.</w:t>
+      </w:r>
+    </w:p>
+    <w:p>
+      <w:r>
+        <w:t>Практическая значимость работы состоит в раннем выявлении визуальных регрессий, унификации процесса проверки компонентов и повышении актуальности документации. Одно описание истории используется как демонстрационный сценарий, как основа для ручной проверки и как источник данных для автоматического скриншот-теста.</w:t>
+      </w:r>
+    </w:p>
+    <w:p>
+      <w:r>
+        <w:t>При этом у результата остаются ограничения. Побайтовое сравнение PNG требует стабильного окружения, отсутствие средства просмотра визуальных отличий усложняет анализ расхождений, а качество покрытия зависит от того, насколько осознанно разработчики выбирают пресеты для проверки.</w:t>
+      </w:r>
+    </w:p>
+    <w:p>
+      <w:r>
+        <w:t>Дальнейшее развитие системы может быть направлено на упрощение анализа расхождений: добавление отчёта о визуальных отличиях, фильтрацию сценариев и интеграцию результатов проверки в процесс рассмотрения изменений.</w:t>
+      </w:r>
+    </w:p>
+    <w:p>
+      <w:pPr>
+        <w:spacing w:line="240" w:lineRule="auto"/>
+        <w:ind w:firstLine="0"/>
+        <w:jc w:val="left"/>
+      </w:pPr>
+      <w:r>
+        <w:br w:type="page"/>
+      </w:r>
+    </w:p>
+    <w:p>
+      <w:pPr>
+        <w:pStyle w:val="Heading1"/>
+        <w:numPr>
+          <w:ilvl w:val="0"/>
+          <w:numId w:val="0"/>
+        </w:numPr>
+      </w:pPr>
+      <w:bookmarkStart w:id="40" w:name="_Toc232556342"/>
+      <w:r>
+        <w:lastRenderedPageBreak/>
+        <w:t>Список использ</w:t>
+      </w:r>
+      <w:r>
+        <w:t>ованных</w:t>
+      </w:r>
+      <w:r>
+        <w:t xml:space="preserve"> </w:t>
+      </w:r>
+      <w:r>
+        <w:t>источников</w:t>
+      </w:r>
+      <w:bookmarkEnd w:id="40"/>
+    </w:p>
+    <w:p>
+      <w:pPr>
+        <w:pStyle w:val="ListParagraph"/>
+        <w:numPr>
+          <w:ilvl w:val="0"/>
+          <w:numId w:val="11"/>
+        </w:numPr>
+        <w:rPr>
+          <w:lang w:val="en-US"/>
+        </w:rPr>
+      </w:pPr>
+      <w:r>
+        <w:rPr>
+          <w:lang w:val="en-US"/>
+        </w:rPr>
+        <w:t>Fowler, M. Refactoring : improving the design of existing code / M. Fowler. – 2nd ed. – Boston : Addison-Wesley Professional, 2018. – 448 p. – ISBN 978-0-13-475759-9.</w:t>
+      </w:r>
+    </w:p>
+    <w:p>
+      <w:pPr>
+        <w:pStyle w:val="ListParagraph"/>
+        <w:numPr>
+          <w:ilvl w:val="0"/>
+          <w:numId w:val="11"/>
+        </w:numPr>
+        <w:rPr>
+          <w:lang w:val="en-US"/>
+        </w:rPr>
+      </w:pPr>
+      <w:r>
+        <w:rPr>
+          <w:lang w:val="en-US"/>
+        </w:rPr>
+        <w:t>Humble, J. Continuous delivery : reliable software releases through build, test, and deployment automation / J. Humble, D. Farley. – Boston : Addison-Wesley Professional, 2010. – 512 p. – ISBN 978-0-321-60191-9.</w:t>
+      </w:r>
+    </w:p>
+    <w:p>
+      <w:pPr>
+        <w:pStyle w:val="ListParagraph"/>
+        <w:numPr>
+          <w:ilvl w:val="0"/>
+          <w:numId w:val="11"/>
+        </w:numPr>
+        <w:rPr>
+          <w:lang w:val="en-US"/>
+        </w:rPr>
+      </w:pPr>
+      <w:r>
+        <w:rPr>
+          <w:lang w:val="en-US"/>
+        </w:rPr>
+        <w:t>Martin, R. C. Clean code : a handbook of agile software craftsmanship / R. C. Martin. – Upper Saddle River : Prentice Hall, 2008. – 464 p. – ISBN 978-0-13-235088-4.</w:t>
+      </w:r>
+    </w:p>
+    <w:p>
+      <w:pPr>
+        <w:pStyle w:val="ListParagraph"/>
+        <w:numPr>
+          <w:ilvl w:val="0"/>
+          <w:numId w:val="11"/>
+        </w:numPr>
+      </w:pPr>
+      <w:r>
+        <w:rPr>
+          <w:lang w:val="en-US"/>
+        </w:rPr>
+        <w:t>MDN</w:t>
+      </w:r>
+      <w:r>
+        <w:t xml:space="preserve"> </w:t>
+      </w:r>
+      <w:r>
+        <w:rPr>
+          <w:lang w:val="en-US"/>
+        </w:rPr>
+        <w:t>Web</w:t>
+      </w:r>
+      <w:r>
+        <w:t xml:space="preserve"> </w:t>
+      </w:r>
+      <w:r>
+        <w:rPr>
+          <w:lang w:val="en-US"/>
+        </w:rPr>
+        <w:t>Docs</w:t>
+      </w:r>
+      <w:r>
+        <w:t xml:space="preserve"> : электронная документация. – </w:t>
+      </w:r>
+      <w:r>
+        <w:rPr>
+          <w:lang w:val="en-US"/>
+        </w:rPr>
+        <w:t>URL</w:t>
+      </w:r>
+      <w:r>
+        <w:t xml:space="preserve">: </w:t>
+      </w:r>
+      <w:r>
+        <w:rPr>
+          <w:lang w:val="en-US"/>
+        </w:rPr>
+        <w:t>https</w:t>
+      </w:r>
+      <w:r>
+        <w:t>://</w:t>
+      </w:r>
+      <w:r>
+        <w:rPr>
+          <w:lang w:val="en-US"/>
+        </w:rPr>
+        <w:t>developer</w:t>
+      </w:r>
+      <w:r>
+        <w:t>.</w:t>
+      </w:r>
+      <w:proofErr w:type="spellStart"/>
+      <w:r>
+        <w:rPr>
+          <w:lang w:val="en-US"/>
+        </w:rPr>
+        <w:t>mozilla</w:t>
+      </w:r>
+      <w:proofErr w:type="spellEnd"/>
+      <w:r>
+        <w:t>.</w:t>
+      </w:r>
+      <w:r>
+        <w:rPr>
+          <w:lang w:val="en-US"/>
+        </w:rPr>
+        <w:t>org</w:t>
+      </w:r>
+      <w:r>
+        <w:t xml:space="preserve">/ (дата обращения: </w:t>
+      </w:r>
+      <w:r>
+        <w:t>04.03.2026</w:t>
+      </w:r>
+      <w:r>
+        <w:t>). – Текст : электронный.</w:t>
+      </w:r>
+    </w:p>
+    <w:p>
+      <w:pPr>
+        <w:pStyle w:val="ListParagraph"/>
+        <w:numPr>
+          <w:ilvl w:val="0"/>
+          <w:numId w:val="11"/>
+        </w:numPr>
+        <w:rPr>
+          <w:lang w:val="en-US"/>
+        </w:rPr>
+      </w:pPr>
+      <w:r>
+        <w:rPr>
+          <w:lang w:val="en-US"/>
+        </w:rPr>
+        <w:t>Osmani, A. Learning JavaScript design patterns : a JavaScript and React developer's guide / A. Osmani. – 2nd ed. – Sebastopol : O'Reilly Media, 2023. – 296 p. – ISBN 978-1-098-13987-2.</w:t>
+      </w:r>
+    </w:p>
+    <w:p>
+      <w:pPr>
+        <w:pStyle w:val="ListParagraph"/>
+        <w:numPr>
+          <w:ilvl w:val="0"/>
+          <w:numId w:val="11"/>
+        </w:numPr>
+      </w:pPr>
+      <w:r>
+        <w:rPr>
+          <w:lang w:val="en-US"/>
+        </w:rPr>
+        <w:t>Puppeteer</w:t>
+      </w:r>
+      <w:r>
+        <w:t xml:space="preserve"> : электронная документация. – </w:t>
+      </w:r>
+      <w:r>
+        <w:rPr>
+          <w:lang w:val="en-US"/>
+        </w:rPr>
+        <w:t>URL</w:t>
+      </w:r>
+      <w:r>
+        <w:t xml:space="preserve">: </w:t>
+      </w:r>
+      <w:r>
+        <w:rPr>
+          <w:lang w:val="en-US"/>
+        </w:rPr>
+        <w:t>https</w:t>
+      </w:r>
+      <w:r>
+        <w:t>://</w:t>
+      </w:r>
+      <w:proofErr w:type="spellStart"/>
+      <w:r>
+        <w:rPr>
+          <w:lang w:val="en-US"/>
+        </w:rPr>
+        <w:t>pptr</w:t>
+      </w:r>
+      <w:proofErr w:type="spellEnd"/>
+      <w:r>
+        <w:t>.</w:t>
+      </w:r>
+      <w:r>
+        <w:rPr>
+          <w:lang w:val="en-US"/>
+        </w:rPr>
+        <w:t>dev</w:t>
+      </w:r>
+      <w:r>
+        <w:t xml:space="preserve">/ (дата обращения: </w:t>
+      </w:r>
+      <w:r>
+        <w:t>21.04.2026</w:t>
+      </w:r>
+      <w:r>
+        <w:t>). – Текст : электронный.</w:t>
+      </w:r>
+    </w:p>
+    <w:p>
+      <w:pPr>
+        <w:pStyle w:val="ListParagraph"/>
+        <w:numPr>
+          <w:ilvl w:val="0"/>
+          <w:numId w:val="11"/>
+        </w:numPr>
+      </w:pPr>
+      <w:proofErr w:type="spellStart"/>
+      <w:r>
+        <w:t>React</w:t>
+      </w:r>
+      <w:proofErr w:type="spellEnd"/>
+      <w:r>
+        <w:t xml:space="preserve"> : электронная документация. – URL: https://react.dev/ (дата обращения: </w:t>
+      </w:r>
+      <w:r>
+        <w:t>18.05.2026</w:t>
+      </w:r>
+      <w:r>
+        <w:t>). – Текст : электронный.</w:t>
+      </w:r>
+    </w:p>
+    <w:p>
+      <w:pPr>
+        <w:pStyle w:val="ListParagraph"/>
+        <w:numPr>
+          <w:ilvl w:val="0"/>
+          <w:numId w:val="11"/>
+        </w:numPr>
+      </w:pPr>
+      <w:proofErr w:type="spellStart"/>
+      <w:r>
+        <w:t>Reactor</w:t>
+      </w:r>
+      <w:proofErr w:type="spellEnd"/>
+      <w:r>
+        <w:t xml:space="preserve"> Developer Guide: </w:t>
+      </w:r>
+      <w:proofErr w:type="spellStart"/>
+      <w:r>
+        <w:t>rtr</w:t>
+      </w:r>
+      <w:proofErr w:type="spellEnd"/>
+      <w:r>
+        <w:t xml:space="preserve"> : внутренняя документация </w:t>
+      </w:r>
+      <w:proofErr w:type="spellStart"/>
+      <w:r>
+        <w:t>Reactor</w:t>
+      </w:r>
+      <w:proofErr w:type="spellEnd"/>
+      <w:r>
+        <w:t xml:space="preserve">. – Доступ из внутренней документации </w:t>
+      </w:r>
+      <w:proofErr w:type="spellStart"/>
+      <w:r>
+        <w:t>Reactor</w:t>
+      </w:r>
+      <w:proofErr w:type="spellEnd"/>
+      <w:r>
+        <w:t xml:space="preserve"> (дата обращения: </w:t>
+      </w:r>
+      <w:r>
+        <w:t>27.02.2026</w:t>
+      </w:r>
+      <w:r>
+        <w:t>). – Текст : электронный.</w:t>
+      </w:r>
+    </w:p>
+    <w:p>
+      <w:pPr>
+        <w:pStyle w:val="ListParagraph"/>
+        <w:numPr>
+          <w:ilvl w:val="0"/>
+          <w:numId w:val="11"/>
+        </w:numPr>
+      </w:pPr>
+      <w:proofErr w:type="spellStart"/>
+      <w:r>
+        <w:t>Reactor</w:t>
+      </w:r>
+      <w:proofErr w:type="spellEnd"/>
+      <w:r>
+        <w:t xml:space="preserve"> Developer Guide: </w:t>
+      </w:r>
+      <w:proofErr w:type="spellStart"/>
+      <w:r>
+        <w:t>Storybook</w:t>
+      </w:r>
+      <w:proofErr w:type="spellEnd"/>
+      <w:r>
+        <w:t xml:space="preserve"> : внутренняя документация </w:t>
+      </w:r>
+      <w:proofErr w:type="spellStart"/>
+      <w:r>
+        <w:t>Reactor</w:t>
+      </w:r>
+      <w:proofErr w:type="spellEnd"/>
+      <w:r>
+        <w:t xml:space="preserve">. – Доступ из внутренней документации </w:t>
+      </w:r>
+      <w:proofErr w:type="spellStart"/>
+      <w:r>
+        <w:t>Reactor</w:t>
+      </w:r>
+      <w:proofErr w:type="spellEnd"/>
+      <w:r>
+        <w:t xml:space="preserve"> (дата обращения: </w:t>
+      </w:r>
+      <w:r>
+        <w:t>12.06.2026</w:t>
+      </w:r>
+      <w:r>
+        <w:t>). – Текст : электронный.</w:t>
+      </w:r>
+    </w:p>
+    <w:p>
+      <w:pPr>
+        <w:pStyle w:val="ListParagraph"/>
+        <w:numPr>
+          <w:ilvl w:val="0"/>
+          <w:numId w:val="11"/>
+        </w:numPr>
+      </w:pPr>
+      <w:proofErr w:type="spellStart"/>
+      <w:r>
+        <w:t>Storybook</w:t>
+      </w:r>
+      <w:proofErr w:type="spellEnd"/>
+      <w:r>
+        <w:t xml:space="preserve"> : электронная документация. – URL: https://storybook.js.org/docs (дата обращения: </w:t>
+      </w:r>
+      <w:r>
+        <w:t>09.04.2026</w:t>
+      </w:r>
+      <w:r>
+        <w:t>). – Текст : электронный.</w:t>
+      </w:r>
+    </w:p>
+    <w:p>
+      <w:pPr>
+        <w:pStyle w:val="ListParagraph"/>
+        <w:numPr>
+          <w:ilvl w:val="0"/>
+          <w:numId w:val="11"/>
+        </w:numPr>
+      </w:pPr>
+      <w:proofErr w:type="spellStart"/>
+      <w:r>
+        <w:t>TypeScript</w:t>
+      </w:r>
+      <w:proofErr w:type="spellEnd"/>
+      <w:r>
+        <w:t xml:space="preserve"> </w:t>
+      </w:r>
+      <w:proofErr w:type="spellStart"/>
+      <w:r>
+        <w:t>Documentation</w:t>
+      </w:r>
+      <w:proofErr w:type="spellEnd"/>
+      <w:r>
+        <w:t xml:space="preserve"> : электронная документация. – URL: https://www.typescriptlang.org/docs/ (дата обращения: </w:t>
+      </w:r>
+      <w:r>
+        <w:t>25.03.2026</w:t>
+      </w:r>
+      <w:r>
+        <w:t>). – Текст : электронный.</w:t>
+      </w:r>
+    </w:p>
+    <w:p>
+      <w:pPr>
+        <w:pStyle w:val="ListParagraph"/>
+        <w:numPr>
+          <w:ilvl w:val="0"/>
+          <w:numId w:val="11"/>
+        </w:numPr>
+      </w:pPr>
+      <w:proofErr w:type="spellStart"/>
+      <w:r>
+        <w:t>Vite</w:t>
+      </w:r>
+      <w:proofErr w:type="spellEnd"/>
+      <w:r>
+        <w:t xml:space="preserve"> : электронная документация. – URL: https://vite.dev/ (дата обращения: </w:t>
+      </w:r>
+      <w:r>
+        <w:t>06.06.2026</w:t>
+      </w:r>
+      <w:r>
+        <w:t>). – Текст : электронный.</w:t>
+      </w:r>
+    </w:p>
+    <w:p>
+      <w:pPr>
+        <w:pStyle w:val="ListParagraph"/>
+        <w:numPr>
+          <w:ilvl w:val="0"/>
+          <w:numId w:val="11"/>
+        </w:numPr>
+      </w:pPr>
+      <w:r>
+        <w:t xml:space="preserve">Исходный код пакета @reactor/storybook : внутренний электронный ресурс / </w:t>
+      </w:r>
+      <w:proofErr w:type="spellStart"/>
+      <w:r>
+        <w:t>Reactor</w:t>
+      </w:r>
+      <w:proofErr w:type="spellEnd"/>
+      <w:r>
+        <w:t xml:space="preserve">. – Доступ из внутреннего </w:t>
+      </w:r>
+      <w:proofErr w:type="spellStart"/>
+      <w:r>
+        <w:t>монорепозитория</w:t>
+      </w:r>
+      <w:proofErr w:type="spellEnd"/>
+      <w:r>
+        <w:t xml:space="preserve"> </w:t>
+      </w:r>
+      <w:proofErr w:type="spellStart"/>
+      <w:r>
+        <w:t>Reactor</w:t>
+      </w:r>
+      <w:proofErr w:type="spellEnd"/>
+      <w:r>
+        <w:t xml:space="preserve"> (дата обращения: </w:t>
+      </w:r>
+      <w:r>
+        <w:t>14.05.2026</w:t>
+      </w:r>
+      <w:r>
+        <w:t>). – Текст : электронный.</w:t>
+      </w:r>
+    </w:p>
+    <w:p>
+      <w:pPr>
+        <w:pStyle w:val="ListParagraph"/>
+        <w:numPr>
+          <w:ilvl w:val="0"/>
+          <w:numId w:val="11"/>
+        </w:numPr>
+      </w:pPr>
+      <w:r>
+        <w:t xml:space="preserve">Исходный код пакета @reactor/storybook-core : внутренний электронный ресурс / </w:t>
+      </w:r>
+      <w:proofErr w:type="spellStart"/>
+      <w:r>
+        <w:t>Reactor</w:t>
+      </w:r>
+      <w:proofErr w:type="spellEnd"/>
+      <w:r>
+        <w:t xml:space="preserve">. – Доступ из внутреннего </w:t>
+      </w:r>
+      <w:proofErr w:type="spellStart"/>
+      <w:r>
+        <w:t>монорепозитория</w:t>
+      </w:r>
+      <w:proofErr w:type="spellEnd"/>
+      <w:r>
+        <w:t xml:space="preserve"> </w:t>
+      </w:r>
+      <w:proofErr w:type="spellStart"/>
+      <w:r>
+        <w:t>Reactor</w:t>
+      </w:r>
+      <w:proofErr w:type="spellEnd"/>
+      <w:r>
+        <w:t xml:space="preserve"> (дата обращения: </w:t>
+      </w:r>
+      <w:r>
+        <w:t>02.06.2026</w:t>
+      </w:r>
+      <w:r>
+        <w:t>). – Текст : электронный.</w:t>
+      </w:r>
+    </w:p>
+    <w:p>
+      <w:pPr>
+        <w:pStyle w:val="ListParagraph"/>
+        <w:numPr>
+          <w:ilvl w:val="0"/>
+          <w:numId w:val="11"/>
+        </w:numPr>
+      </w:pPr>
+      <w:r>
+        <w:lastRenderedPageBreak/>
+        <w:t xml:space="preserve">Исходный код </w:t>
+      </w:r>
+      <w:proofErr w:type="spellStart"/>
+      <w:r>
+        <w:t>packages</w:t>
+      </w:r>
+      <w:proofErr w:type="spellEnd"/>
+      <w:r>
+        <w:t>/</w:t>
+      </w:r>
+      <w:proofErr w:type="spellStart"/>
+      <w:r>
+        <w:t>config</w:t>
+      </w:r>
+      <w:proofErr w:type="spellEnd"/>
+      <w:r>
+        <w:t>/</w:t>
+      </w:r>
+      <w:proofErr w:type="spellStart"/>
+      <w:r>
+        <w:t>src</w:t>
+      </w:r>
+      <w:proofErr w:type="spellEnd"/>
+      <w:r>
+        <w:t>/</w:t>
+      </w:r>
+      <w:proofErr w:type="spellStart"/>
+      <w:r>
+        <w:t>rtr</w:t>
+      </w:r>
+      <w:proofErr w:type="spellEnd"/>
+      <w:r>
+        <w:t>/</w:t>
+      </w:r>
+      <w:proofErr w:type="spellStart"/>
+      <w:r>
+        <w:t>core</w:t>
+      </w:r>
+      <w:proofErr w:type="spellEnd"/>
+      <w:r>
+        <w:t>/</w:t>
+      </w:r>
+      <w:proofErr w:type="spellStart"/>
+      <w:r>
+        <w:t>shot</w:t>
+      </w:r>
+      <w:proofErr w:type="spellEnd"/>
+      <w:r>
+        <w:t xml:space="preserve"> : внутренний электронный ресурс / </w:t>
+      </w:r>
+      <w:proofErr w:type="spellStart"/>
+      <w:r>
+        <w:t>Reactor</w:t>
+      </w:r>
+      <w:proofErr w:type="spellEnd"/>
+      <w:r>
+        <w:t xml:space="preserve">. – Доступ из внутреннего </w:t>
+      </w:r>
+      <w:proofErr w:type="spellStart"/>
+      <w:r>
+        <w:t>монорепозитория</w:t>
+      </w:r>
+      <w:proofErr w:type="spellEnd"/>
+      <w:r>
+        <w:t xml:space="preserve"> </w:t>
+      </w:r>
+      <w:proofErr w:type="spellStart"/>
+      <w:r>
+        <w:t>Reactor</w:t>
+      </w:r>
+      <w:proofErr w:type="spellEnd"/>
+      <w:r>
+        <w:t xml:space="preserve"> (дата обращения: </w:t>
+      </w:r>
+      <w:r>
+        <w:t>19.03.2026</w:t>
+      </w:r>
+      <w:r>
+        <w:t>). – Текст : электронный.</w:t>
+      </w:r>
+    </w:p>
+    <w:p>
+      <w:pPr>
+        <w:pStyle w:val="ListParagraph"/>
+        <w:numPr>
+          <w:ilvl w:val="0"/>
+          <w:numId w:val="11"/>
+        </w:numPr>
+      </w:pPr>
+      <w:r>
+        <w:t xml:space="preserve">Исходный код </w:t>
+      </w:r>
+      <w:proofErr w:type="spellStart"/>
+      <w:r>
+        <w:t>packages</w:t>
+      </w:r>
+      <w:proofErr w:type="spellEnd"/>
+      <w:r>
+        <w:t>/</w:t>
+      </w:r>
+      <w:proofErr w:type="spellStart"/>
+      <w:r>
+        <w:t>demo</w:t>
+      </w:r>
+      <w:proofErr w:type="spellEnd"/>
+      <w:r>
+        <w:t>/</w:t>
+      </w:r>
+      <w:proofErr w:type="spellStart"/>
+      <w:r>
+        <w:t>src</w:t>
+      </w:r>
+      <w:proofErr w:type="spellEnd"/>
+      <w:r>
+        <w:t>/</w:t>
+      </w:r>
+      <w:proofErr w:type="spellStart"/>
+      <w:r>
+        <w:t>modules</w:t>
+      </w:r>
+      <w:proofErr w:type="spellEnd"/>
+      <w:r>
+        <w:t>/</w:t>
+      </w:r>
+      <w:proofErr w:type="spellStart"/>
+      <w:r>
+        <w:t>storybook</w:t>
+      </w:r>
+      <w:proofErr w:type="spellEnd"/>
+      <w:r>
+        <w:t xml:space="preserve"> : внутренний электронный ресурс / </w:t>
+      </w:r>
+      <w:proofErr w:type="spellStart"/>
+      <w:r>
+        <w:t>Reactor</w:t>
+      </w:r>
+      <w:proofErr w:type="spellEnd"/>
+      <w:r>
+        <w:t xml:space="preserve">. – Доступ из внутреннего </w:t>
+      </w:r>
+      <w:proofErr w:type="spellStart"/>
+      <w:r>
+        <w:t>монорепозитория</w:t>
+      </w:r>
+      <w:proofErr w:type="spellEnd"/>
+      <w:r>
+        <w:t xml:space="preserve"> </w:t>
+      </w:r>
+      <w:proofErr w:type="spellStart"/>
+      <w:r>
+        <w:t>Reactor</w:t>
+      </w:r>
+      <w:proofErr w:type="spellEnd"/>
+      <w:r>
+        <w:t xml:space="preserve"> (дата обращения: </w:t>
+      </w:r>
+      <w:r>
+        <w:t>23.04.2026</w:t>
+      </w:r>
+      <w:r>
+        <w:t>). – Текст : электронный.</w:t>
+      </w:r>
+    </w:p>
     <w:sectPr>
       <w:footerReference w:type="default" r:id="rId14"/>
       <w:pgSz w:w="11906" w:h="16838" w:code="9"/>
@@ -16889,9 +19463,9 @@
 <file path=word/numbering.xml><?xml version="1.0" encoding="utf-8"?>
 <w:numbering xmlns:wpc="http://schemas.microsoft.com/office/word/2010/wordprocessingCanvas" xmlns:cx="http://schemas.microsoft.com/office/drawing/2014/chartex" xmlns:cx1="http://schemas.microsoft.com/office/drawing/2015/9/8/chartex" xmlns:cx2="http://schemas.microsoft.com/office/drawing/2015/10/21/chartex" xmlns:cx3="http://schemas.microsoft.com/office/drawing/2016/5/9/chartex" xmlns:cx4="http://schemas.microsoft.com/office/drawing/2016/5/10/chartex" xmlns:cx5="http://schemas.microsoft.com/office/drawing/2016/5/11/chartex" xmlns:cx6="http://schemas.microsoft.com/office/drawing/2016/5/12/chartex" xmlns:cx7="http://schemas.microsoft.com/office/drawing/2016/5/13/chartex" xmlns:cx8="http://schemas.microsoft.com/office/drawing/2016/5/14/chartex" xmlns:mc="http://schemas.openxmlformats.org/markup-compatibility/2006" xmlns:aink="http://schemas.microsoft.com/office/drawing/2016/ink" xmlns:am3d="http://schemas.microsoft.com/office/drawing/2017/model3d" xmlns:o="urn:schemas-microsoft-com:office:office" xmlns:oel="http://schemas.microsoft.com/office/2019/extlst" xmlns:r="http://schemas.openxmlformats.org/officeDocument/2006/relationships" xmlns:m="http://schemas.openxmlformats.org/officeDocument/2006/math" xmlns:v="urn:schemas-microsoft-com:vml" xmlns:wp14="http://schemas.microsoft.com/office/word/2010/wordprocessingDrawing" xmlns:wp="http://schemas.openxmlformats.org/drawingml/2006/wordprocessingDrawing" xmlns:w10="urn:schemas-microsoft-com:office:word" xmlns:w="http://schemas.openxmlformats.org/wordprocessingml/2006/main" xmlns:w14="http://schemas.microsoft.com/office/word/2010/wordml" xmlns:w15="http://schemas.microsoft.com/office/word/2012/wordml" xmlns:w16cex="http://schemas.microsoft.com/office/word/2018/wordml/cex" xmlns:w16cid="http://schemas.microsoft.com/office/word/2016/wordml/cid" xmlns:w16="http://schemas.microsoft.com/office/word/2018/wordml" xmlns:w16du="http://schemas.microsoft.com/office/word/2023/wordml/word16du" xmlns:w16sdtdh="http://schemas.microsoft.com/office/word/2020/wordml/sdtdatahash" xmlns:w16sdtfl="http://schemas.microsoft.com/office/word/2024/wordml/sdtformatlock" xmlns:w16se="http://schemas.microsoft.com/office/word/2015/wordml/symex" xmlns:wpg="http://schemas.microsoft.com/office/word/2010/wordprocessingGroup" xmlns:wpi="http://schemas.microsoft.com/office/word/2010/wordprocessingInk" xmlns:wne="http://schemas.microsoft.com/office/word/2006/wordml" xmlns:wps="http://schemas.microsoft.com/office/word/2010/wordprocessingShape" mc:Ignorable="w14 w15 w16se w16cid w16 w16cex w16sdtdh w16sdtfl w16du wp14">
   <w:abstractNum w:abstractNumId="0" w15:restartNumberingAfterBreak="0">
-    <w:nsid w:val="15F46858"/>
+    <w:nsid w:val="0A940B9F"/>
     <w:multiLevelType w:val="hybridMultilevel"/>
-    <w:tmpl w:val="B078A26A"/>
+    <w:tmpl w:val="12D82ED6"/>
     <w:lvl w:ilvl="0" w:tplc="04190001">
       <w:start w:val="1"/>
       <w:numFmt w:val="bullet"/>
@@ -17002,9 +19576,9 @@
     </w:lvl>
   </w:abstractNum>
   <w:abstractNum w:abstractNumId="1" w15:restartNumberingAfterBreak="0">
-    <w:nsid w:val="288D56FD"/>
+    <w:nsid w:val="15F46858"/>
     <w:multiLevelType w:val="hybridMultilevel"/>
-    <w:tmpl w:val="BF1E87D2"/>
+    <w:tmpl w:val="B078A26A"/>
     <w:lvl w:ilvl="0" w:tplc="04190001">
       <w:start w:val="1"/>
       <w:numFmt w:val="bullet"/>
@@ -17115,6 +19689,232 @@
     </w:lvl>
   </w:abstractNum>
   <w:abstractNum w:abstractNumId="2" w15:restartNumberingAfterBreak="0">
+    <w:nsid w:val="286F62FF"/>
+    <w:multiLevelType w:val="hybridMultilevel"/>
+    <w:tmpl w:val="4746DE46"/>
+    <w:lvl w:ilvl="0" w:tplc="04190001">
+      <w:start w:val="1"/>
+      <w:numFmt w:val="bullet"/>
+      <w:lvlText w:val=""/>
+      <w:lvlJc w:val="left"/>
+      <w:pPr>
+        <w:ind w:left="1429" w:hanging="360"/>
+      </w:pPr>
+      <w:rPr>
+        <w:rFonts w:ascii="Symbol" w:hAnsi="Symbol" w:hint="default"/>
+      </w:rPr>
+    </w:lvl>
+    <w:lvl w:ilvl="1" w:tplc="04190003" w:tentative="1">
+      <w:start w:val="1"/>
+      <w:numFmt w:val="bullet"/>
+      <w:lvlText w:val="o"/>
+      <w:lvlJc w:val="left"/>
+      <w:pPr>
+        <w:ind w:left="2149" w:hanging="360"/>
+      </w:pPr>
+      <w:rPr>
+        <w:rFonts w:ascii="Courier New" w:hAnsi="Courier New" w:cs="Courier New" w:hint="default"/>
+      </w:rPr>
+    </w:lvl>
+    <w:lvl w:ilvl="2" w:tplc="04190005" w:tentative="1">
+      <w:start w:val="1"/>
+      <w:numFmt w:val="bullet"/>
+      <w:lvlText w:val=""/>
+      <w:lvlJc w:val="left"/>
+      <w:pPr>
+        <w:ind w:left="2869" w:hanging="360"/>
+      </w:pPr>
+      <w:rPr>
+        <w:rFonts w:ascii="Wingdings" w:hAnsi="Wingdings" w:hint="default"/>
+      </w:rPr>
+    </w:lvl>
+    <w:lvl w:ilvl="3" w:tplc="04190001" w:tentative="1">
+      <w:start w:val="1"/>
+      <w:numFmt w:val="bullet"/>
+      <w:lvlText w:val=""/>
+      <w:lvlJc w:val="left"/>
+      <w:pPr>
+        <w:ind w:left="3589" w:hanging="360"/>
+      </w:pPr>
+      <w:rPr>
+        <w:rFonts w:ascii="Symbol" w:hAnsi="Symbol" w:hint="default"/>
+      </w:rPr>
+    </w:lvl>
+    <w:lvl w:ilvl="4" w:tplc="04190003" w:tentative="1">
+      <w:start w:val="1"/>
+      <w:numFmt w:val="bullet"/>
+      <w:lvlText w:val="o"/>
+      <w:lvlJc w:val="left"/>
+      <w:pPr>
+        <w:ind w:left="4309" w:hanging="360"/>
+      </w:pPr>
+      <w:rPr>
+        <w:rFonts w:ascii="Courier New" w:hAnsi="Courier New" w:cs="Courier New" w:hint="default"/>
+      </w:rPr>
+    </w:lvl>
+    <w:lvl w:ilvl="5" w:tplc="04190005" w:tentative="1">
+      <w:start w:val="1"/>
+      <w:numFmt w:val="bullet"/>
+      <w:lvlText w:val=""/>
+      <w:lvlJc w:val="left"/>
+      <w:pPr>
+        <w:ind w:left="5029" w:hanging="360"/>
+      </w:pPr>
+      <w:rPr>
+        <w:rFonts w:ascii="Wingdings" w:hAnsi="Wingdings" w:hint="default"/>
+      </w:rPr>
+    </w:lvl>
+    <w:lvl w:ilvl="6" w:tplc="04190001" w:tentative="1">
+      <w:start w:val="1"/>
+      <w:numFmt w:val="bullet"/>
+      <w:lvlText w:val=""/>
+      <w:lvlJc w:val="left"/>
+      <w:pPr>
+        <w:ind w:left="5749" w:hanging="360"/>
+      </w:pPr>
+      <w:rPr>
+        <w:rFonts w:ascii="Symbol" w:hAnsi="Symbol" w:hint="default"/>
+      </w:rPr>
+    </w:lvl>
+    <w:lvl w:ilvl="7" w:tplc="04190003" w:tentative="1">
+      <w:start w:val="1"/>
+      <w:numFmt w:val="bullet"/>
+      <w:lvlText w:val="o"/>
+      <w:lvlJc w:val="left"/>
+      <w:pPr>
+        <w:ind w:left="6469" w:hanging="360"/>
+      </w:pPr>
+      <w:rPr>
+        <w:rFonts w:ascii="Courier New" w:hAnsi="Courier New" w:cs="Courier New" w:hint="default"/>
+      </w:rPr>
+    </w:lvl>
+    <w:lvl w:ilvl="8" w:tplc="04190005" w:tentative="1">
+      <w:start w:val="1"/>
+      <w:numFmt w:val="bullet"/>
+      <w:lvlText w:val=""/>
+      <w:lvlJc w:val="left"/>
+      <w:pPr>
+        <w:ind w:left="7189" w:hanging="360"/>
+      </w:pPr>
+      <w:rPr>
+        <w:rFonts w:ascii="Wingdings" w:hAnsi="Wingdings" w:hint="default"/>
+      </w:rPr>
+    </w:lvl>
+  </w:abstractNum>
+  <w:abstractNum w:abstractNumId="3" w15:restartNumberingAfterBreak="0">
+    <w:nsid w:val="288D56FD"/>
+    <w:multiLevelType w:val="hybridMultilevel"/>
+    <w:tmpl w:val="BF1E87D2"/>
+    <w:lvl w:ilvl="0" w:tplc="04190001">
+      <w:start w:val="1"/>
+      <w:numFmt w:val="bullet"/>
+      <w:lvlText w:val=""/>
+      <w:lvlJc w:val="left"/>
+      <w:pPr>
+        <w:ind w:left="1429" w:hanging="360"/>
+      </w:pPr>
+      <w:rPr>
+        <w:rFonts w:ascii="Symbol" w:hAnsi="Symbol" w:hint="default"/>
+      </w:rPr>
+    </w:lvl>
+    <w:lvl w:ilvl="1" w:tplc="04190003" w:tentative="1">
+      <w:start w:val="1"/>
+      <w:numFmt w:val="bullet"/>
+      <w:lvlText w:val="o"/>
+      <w:lvlJc w:val="left"/>
+      <w:pPr>
+        <w:ind w:left="2149" w:hanging="360"/>
+      </w:pPr>
+      <w:rPr>
+        <w:rFonts w:ascii="Courier New" w:hAnsi="Courier New" w:cs="Courier New" w:hint="default"/>
+      </w:rPr>
+    </w:lvl>
+    <w:lvl w:ilvl="2" w:tplc="04190005" w:tentative="1">
+      <w:start w:val="1"/>
+      <w:numFmt w:val="bullet"/>
+      <w:lvlText w:val=""/>
+      <w:lvlJc w:val="left"/>
+      <w:pPr>
+        <w:ind w:left="2869" w:hanging="360"/>
+      </w:pPr>
+      <w:rPr>
+        <w:rFonts w:ascii="Wingdings" w:hAnsi="Wingdings" w:hint="default"/>
+      </w:rPr>
+    </w:lvl>
+    <w:lvl w:ilvl="3" w:tplc="04190001" w:tentative="1">
+      <w:start w:val="1"/>
+      <w:numFmt w:val="bullet"/>
+      <w:lvlText w:val=""/>
+      <w:lvlJc w:val="left"/>
+      <w:pPr>
+        <w:ind w:left="3589" w:hanging="360"/>
+      </w:pPr>
+      <w:rPr>
+        <w:rFonts w:ascii="Symbol" w:hAnsi="Symbol" w:hint="default"/>
+      </w:rPr>
+    </w:lvl>
+    <w:lvl w:ilvl="4" w:tplc="04190003" w:tentative="1">
+      <w:start w:val="1"/>
+      <w:numFmt w:val="bullet"/>
+      <w:lvlText w:val="o"/>
+      <w:lvlJc w:val="left"/>
+      <w:pPr>
+        <w:ind w:left="4309" w:hanging="360"/>
+      </w:pPr>
+      <w:rPr>
+        <w:rFonts w:ascii="Courier New" w:hAnsi="Courier New" w:cs="Courier New" w:hint="default"/>
+      </w:rPr>
+    </w:lvl>
+    <w:lvl w:ilvl="5" w:tplc="04190005" w:tentative="1">
+      <w:start w:val="1"/>
+      <w:numFmt w:val="bullet"/>
+      <w:lvlText w:val=""/>
+      <w:lvlJc w:val="left"/>
+      <w:pPr>
+        <w:ind w:left="5029" w:hanging="360"/>
+      </w:pPr>
+      <w:rPr>
+        <w:rFonts w:ascii="Wingdings" w:hAnsi="Wingdings" w:hint="default"/>
+      </w:rPr>
+    </w:lvl>
+    <w:lvl w:ilvl="6" w:tplc="04190001" w:tentative="1">
+      <w:start w:val="1"/>
+      <w:numFmt w:val="bullet"/>
+      <w:lvlText w:val=""/>
+      <w:lvlJc w:val="left"/>
+      <w:pPr>
+        <w:ind w:left="5749" w:hanging="360"/>
+      </w:pPr>
+      <w:rPr>
+        <w:rFonts w:ascii="Symbol" w:hAnsi="Symbol" w:hint="default"/>
+      </w:rPr>
+    </w:lvl>
+    <w:lvl w:ilvl="7" w:tplc="04190003" w:tentative="1">
+      <w:start w:val="1"/>
+      <w:numFmt w:val="bullet"/>
+      <w:lvlText w:val="o"/>
+      <w:lvlJc w:val="left"/>
+      <w:pPr>
+        <w:ind w:left="6469" w:hanging="360"/>
+      </w:pPr>
+      <w:rPr>
+        <w:rFonts w:ascii="Courier New" w:hAnsi="Courier New" w:cs="Courier New" w:hint="default"/>
+      </w:rPr>
+    </w:lvl>
+    <w:lvl w:ilvl="8" w:tplc="04190005" w:tentative="1">
+      <w:start w:val="1"/>
+      <w:numFmt w:val="bullet"/>
+      <w:lvlText w:val=""/>
+      <w:lvlJc w:val="left"/>
+      <w:pPr>
+        <w:ind w:left="7189" w:hanging="360"/>
+      </w:pPr>
+      <w:rPr>
+        <w:rFonts w:ascii="Wingdings" w:hAnsi="Wingdings" w:hint="default"/>
+      </w:rPr>
+    </w:lvl>
+  </w:abstractNum>
+  <w:abstractNum w:abstractNumId="4" w15:restartNumberingAfterBreak="0">
     <w:nsid w:val="36C730D5"/>
     <w:multiLevelType w:val="hybridMultilevel"/>
     <w:tmpl w:val="8F8EA780"/>
@@ -17203,7 +20003,7 @@
       </w:pPr>
     </w:lvl>
   </w:abstractNum>
-  <w:abstractNum w:abstractNumId="3" w15:restartNumberingAfterBreak="0">
+  <w:abstractNum w:abstractNumId="5" w15:restartNumberingAfterBreak="0">
     <w:nsid w:val="3DA362DE"/>
     <w:multiLevelType w:val="hybridMultilevel"/>
     <w:tmpl w:val="4DA8A0B4"/>
@@ -17289,7 +20089,7 @@
       </w:pPr>
     </w:lvl>
   </w:abstractNum>
-  <w:abstractNum w:abstractNumId="4" w15:restartNumberingAfterBreak="0">
+  <w:abstractNum w:abstractNumId="6" w15:restartNumberingAfterBreak="0">
     <w:nsid w:val="52F3728F"/>
     <w:multiLevelType w:val="multilevel"/>
     <w:tmpl w:val="175ED936"/>
@@ -17414,7 +20214,7 @@
       </w:rPr>
     </w:lvl>
   </w:abstractNum>
-  <w:abstractNum w:abstractNumId="5" w15:restartNumberingAfterBreak="0">
+  <w:abstractNum w:abstractNumId="7" w15:restartNumberingAfterBreak="0">
     <w:nsid w:val="60DC2D9D"/>
     <w:multiLevelType w:val="hybridMultilevel"/>
     <w:tmpl w:val="4372E8A2"/>
@@ -17527,10 +20327,10 @@
       </w:rPr>
     </w:lvl>
   </w:abstractNum>
-  <w:abstractNum w:abstractNumId="6" w15:restartNumberingAfterBreak="0">
-    <w:nsid w:val="7F3D23B4"/>
+  <w:abstractNum w:abstractNumId="8" w15:restartNumberingAfterBreak="0">
+    <w:nsid w:val="69A3651B"/>
     <w:multiLevelType w:val="hybridMultilevel"/>
-    <w:tmpl w:val="B5CE1974"/>
+    <w:tmpl w:val="ECE6C09C"/>
     <w:lvl w:ilvl="0" w:tplc="04190001">
       <w:start w:val="1"/>
       <w:numFmt w:val="bullet"/>
@@ -17640,26 +20440,237 @@
       </w:rPr>
     </w:lvl>
   </w:abstractNum>
+  <w:abstractNum w:abstractNumId="9" w15:restartNumberingAfterBreak="0">
+    <w:nsid w:val="770A7F2F"/>
+    <w:multiLevelType w:val="hybridMultilevel"/>
+    <w:tmpl w:val="11BA577A"/>
+    <w:lvl w:ilvl="0" w:tplc="0419000F">
+      <w:start w:val="1"/>
+      <w:numFmt w:val="decimal"/>
+      <w:lvlText w:val="%1."/>
+      <w:lvlJc w:val="left"/>
+      <w:pPr>
+        <w:ind w:left="720" w:hanging="360"/>
+      </w:pPr>
+    </w:lvl>
+    <w:lvl w:ilvl="1" w:tplc="04190019" w:tentative="1">
+      <w:start w:val="1"/>
+      <w:numFmt w:val="lowerLetter"/>
+      <w:lvlText w:val="%2."/>
+      <w:lvlJc w:val="left"/>
+      <w:pPr>
+        <w:ind w:left="1440" w:hanging="360"/>
+      </w:pPr>
+    </w:lvl>
+    <w:lvl w:ilvl="2" w:tplc="0419001B" w:tentative="1">
+      <w:start w:val="1"/>
+      <w:numFmt w:val="lowerRoman"/>
+      <w:lvlText w:val="%3."/>
+      <w:lvlJc w:val="right"/>
+      <w:pPr>
+        <w:ind w:left="2160" w:hanging="180"/>
+      </w:pPr>
+    </w:lvl>
+    <w:lvl w:ilvl="3" w:tplc="0419000F" w:tentative="1">
+      <w:start w:val="1"/>
+      <w:numFmt w:val="decimal"/>
+      <w:lvlText w:val="%4."/>
+      <w:lvlJc w:val="left"/>
+      <w:pPr>
+        <w:ind w:left="2880" w:hanging="360"/>
+      </w:pPr>
+    </w:lvl>
+    <w:lvl w:ilvl="4" w:tplc="04190019" w:tentative="1">
+      <w:start w:val="1"/>
+      <w:numFmt w:val="lowerLetter"/>
+      <w:lvlText w:val="%5."/>
+      <w:lvlJc w:val="left"/>
+      <w:pPr>
+        <w:ind w:left="3600" w:hanging="360"/>
+      </w:pPr>
+    </w:lvl>
+    <w:lvl w:ilvl="5" w:tplc="0419001B" w:tentative="1">
+      <w:start w:val="1"/>
+      <w:numFmt w:val="lowerRoman"/>
+      <w:lvlText w:val="%6."/>
+      <w:lvlJc w:val="right"/>
+      <w:pPr>
+        <w:ind w:left="4320" w:hanging="180"/>
+      </w:pPr>
+    </w:lvl>
+    <w:lvl w:ilvl="6" w:tplc="0419000F" w:tentative="1">
+      <w:start w:val="1"/>
+      <w:numFmt w:val="decimal"/>
+      <w:lvlText w:val="%7."/>
+      <w:lvlJc w:val="left"/>
+      <w:pPr>
+        <w:ind w:left="5040" w:hanging="360"/>
+      </w:pPr>
+    </w:lvl>
+    <w:lvl w:ilvl="7" w:tplc="04190019" w:tentative="1">
+      <w:start w:val="1"/>
+      <w:numFmt w:val="lowerLetter"/>
+      <w:lvlText w:val="%8."/>
+      <w:lvlJc w:val="left"/>
+      <w:pPr>
+        <w:ind w:left="5760" w:hanging="360"/>
+      </w:pPr>
+    </w:lvl>
+    <w:lvl w:ilvl="8" w:tplc="0419001B" w:tentative="1">
+      <w:start w:val="1"/>
+      <w:numFmt w:val="lowerRoman"/>
+      <w:lvlText w:val="%9."/>
+      <w:lvlJc w:val="right"/>
+      <w:pPr>
+        <w:ind w:left="6480" w:hanging="180"/>
+      </w:pPr>
+    </w:lvl>
+  </w:abstractNum>
+  <w:abstractNum w:abstractNumId="10" w15:restartNumberingAfterBreak="0">
+    <w:nsid w:val="7F3D23B4"/>
+    <w:multiLevelType w:val="hybridMultilevel"/>
+    <w:tmpl w:val="B5CE1974"/>
+    <w:lvl w:ilvl="0" w:tplc="04190001">
+      <w:start w:val="1"/>
+      <w:numFmt w:val="bullet"/>
+      <w:lvlText w:val=""/>
+      <w:lvlJc w:val="left"/>
+      <w:pPr>
+        <w:ind w:left="1429" w:hanging="360"/>
+      </w:pPr>
+      <w:rPr>
+        <w:rFonts w:ascii="Symbol" w:hAnsi="Symbol" w:hint="default"/>
+      </w:rPr>
+    </w:lvl>
+    <w:lvl w:ilvl="1" w:tplc="04190003" w:tentative="1">
+      <w:start w:val="1"/>
+      <w:numFmt w:val="bullet"/>
+      <w:lvlText w:val="o"/>
+      <w:lvlJc w:val="left"/>
+      <w:pPr>
+        <w:ind w:left="2149" w:hanging="360"/>
+      </w:pPr>
+      <w:rPr>
+        <w:rFonts w:ascii="Courier New" w:hAnsi="Courier New" w:cs="Courier New" w:hint="default"/>
+      </w:rPr>
+    </w:lvl>
+    <w:lvl w:ilvl="2" w:tplc="04190005" w:tentative="1">
+      <w:start w:val="1"/>
+      <w:numFmt w:val="bullet"/>
+      <w:lvlText w:val=""/>
+      <w:lvlJc w:val="left"/>
+      <w:pPr>
+        <w:ind w:left="2869" w:hanging="360"/>
+      </w:pPr>
+      <w:rPr>
+        <w:rFonts w:ascii="Wingdings" w:hAnsi="Wingdings" w:hint="default"/>
+      </w:rPr>
+    </w:lvl>
+    <w:lvl w:ilvl="3" w:tplc="04190001" w:tentative="1">
+      <w:start w:val="1"/>
+      <w:numFmt w:val="bullet"/>
+      <w:lvlText w:val=""/>
+      <w:lvlJc w:val="left"/>
+      <w:pPr>
+        <w:ind w:left="3589" w:hanging="360"/>
+      </w:pPr>
+      <w:rPr>
+        <w:rFonts w:ascii="Symbol" w:hAnsi="Symbol" w:hint="default"/>
+      </w:rPr>
+    </w:lvl>
+    <w:lvl w:ilvl="4" w:tplc="04190003" w:tentative="1">
+      <w:start w:val="1"/>
+      <w:numFmt w:val="bullet"/>
+      <w:lvlText w:val="o"/>
+      <w:lvlJc w:val="left"/>
+      <w:pPr>
+        <w:ind w:left="4309" w:hanging="360"/>
+      </w:pPr>
+      <w:rPr>
+        <w:rFonts w:ascii="Courier New" w:hAnsi="Courier New" w:cs="Courier New" w:hint="default"/>
+      </w:rPr>
+    </w:lvl>
+    <w:lvl w:ilvl="5" w:tplc="04190005" w:tentative="1">
+      <w:start w:val="1"/>
+      <w:numFmt w:val="bullet"/>
+      <w:lvlText w:val=""/>
+      <w:lvlJc w:val="left"/>
+      <w:pPr>
+        <w:ind w:left="5029" w:hanging="360"/>
+      </w:pPr>
+      <w:rPr>
+        <w:rFonts w:ascii="Wingdings" w:hAnsi="Wingdings" w:hint="default"/>
+      </w:rPr>
+    </w:lvl>
+    <w:lvl w:ilvl="6" w:tplc="04190001" w:tentative="1">
+      <w:start w:val="1"/>
+      <w:numFmt w:val="bullet"/>
+      <w:lvlText w:val=""/>
+      <w:lvlJc w:val="left"/>
+      <w:pPr>
+        <w:ind w:left="5749" w:hanging="360"/>
+      </w:pPr>
+      <w:rPr>
+        <w:rFonts w:ascii="Symbol" w:hAnsi="Symbol" w:hint="default"/>
+      </w:rPr>
+    </w:lvl>
+    <w:lvl w:ilvl="7" w:tplc="04190003" w:tentative="1">
+      <w:start w:val="1"/>
+      <w:numFmt w:val="bullet"/>
+      <w:lvlText w:val="o"/>
+      <w:lvlJc w:val="left"/>
+      <w:pPr>
+        <w:ind w:left="6469" w:hanging="360"/>
+      </w:pPr>
+      <w:rPr>
+        <w:rFonts w:ascii="Courier New" w:hAnsi="Courier New" w:cs="Courier New" w:hint="default"/>
+      </w:rPr>
+    </w:lvl>
+    <w:lvl w:ilvl="8" w:tplc="04190005" w:tentative="1">
+      <w:start w:val="1"/>
+      <w:numFmt w:val="bullet"/>
+      <w:lvlText w:val=""/>
+      <w:lvlJc w:val="left"/>
+      <w:pPr>
+        <w:ind w:left="7189" w:hanging="360"/>
+      </w:pPr>
+      <w:rPr>
+        <w:rFonts w:ascii="Wingdings" w:hAnsi="Wingdings" w:hint="default"/>
+      </w:rPr>
+    </w:lvl>
+  </w:abstractNum>
   <w:num w:numId="1" w16cid:durableId="1467896591">
+    <w:abstractNumId w:val="3"/>
+  </w:num>
+  <w:num w:numId="2" w16cid:durableId="1277982991">
+    <w:abstractNumId w:val="10"/>
+  </w:num>
+  <w:num w:numId="3" w16cid:durableId="725568161">
+    <w:abstractNumId w:val="4"/>
+  </w:num>
+  <w:num w:numId="4" w16cid:durableId="1193806109">
+    <w:abstractNumId w:val="6"/>
+  </w:num>
+  <w:num w:numId="5" w16cid:durableId="474375295">
     <w:abstractNumId w:val="1"/>
   </w:num>
-  <w:num w:numId="2" w16cid:durableId="1277982991">
-    <w:abstractNumId w:val="6"/>
+  <w:num w:numId="6" w16cid:durableId="1614282823">
+    <w:abstractNumId w:val="7"/>
   </w:num>
-  <w:num w:numId="3" w16cid:durableId="725568161">
+  <w:num w:numId="7" w16cid:durableId="1646929082">
+    <w:abstractNumId w:val="5"/>
+  </w:num>
+  <w:num w:numId="8" w16cid:durableId="825589727">
+    <w:abstractNumId w:val="8"/>
+  </w:num>
+  <w:num w:numId="9" w16cid:durableId="1251743462">
     <w:abstractNumId w:val="2"/>
   </w:num>
-  <w:num w:numId="4" w16cid:durableId="1193806109">
-    <w:abstractNumId w:val="4"/>
-  </w:num>
-  <w:num w:numId="5" w16cid:durableId="474375295">
+  <w:num w:numId="10" w16cid:durableId="742684740">
     <w:abstractNumId w:val="0"/>
   </w:num>
-  <w:num w:numId="6" w16cid:durableId="1614282823">
-    <w:abstractNumId w:val="5"/>
-  </w:num>
-  <w:num w:numId="7" w16cid:durableId="1646929082">
-    <w:abstractNumId w:val="3"/>
+  <w:num w:numId="11" w16cid:durableId="1605726685">
+    <w:abstractNumId w:val="9"/>
   </w:num>
 </w:numbering>
 </file>
@@ -18684,7 +21695,6 @@
     <w:next w:val="Normal"/>
     <w:autoRedefine/>
     <w:uiPriority w:val="39"/>
-    <w:semiHidden/>
     <w:unhideWhenUsed/>
     <w:rsid w:val="00633B8E"/>
     <w:pPr>

--- a/Диплом.docx
+++ b/Диплом.docx
@@ -1388,7 +1388,27 @@
           <w:lang w:eastAsia="ru-RU"/>
           <w14:ligatures w14:val="none"/>
         </w:rPr>
-        <w:t>«_____»___________________________20</w:t>
+        <w:t>«____</w:t>
+      </w:r>
+      <w:proofErr w:type="gramStart"/>
+      <w:r>
+        <w:rPr>
+          <w:rFonts w:ascii="Times New Roman" w:eastAsia="Times New Roman" w:hAnsi="Times New Roman" w:cs="Times New Roman"/>
+          <w:szCs w:val="24"/>
+          <w:lang w:eastAsia="ru-RU"/>
+          <w14:ligatures w14:val="none"/>
+        </w:rPr>
+        <w:t>_»_</w:t>
+      </w:r>
+      <w:proofErr w:type="gramEnd"/>
+      <w:r>
+        <w:rPr>
+          <w:rFonts w:ascii="Times New Roman" w:eastAsia="Times New Roman" w:hAnsi="Times New Roman" w:cs="Times New Roman"/>
+          <w:szCs w:val="24"/>
+          <w:lang w:eastAsia="ru-RU"/>
+          <w14:ligatures w14:val="none"/>
+        </w:rPr>
+        <w:t>__________________________20</w:t>
       </w:r>
       <w:r>
         <w:rPr>
@@ -3596,7 +3616,27 @@
           <w:lang w:eastAsia="ru-RU"/>
           <w14:ligatures w14:val="none"/>
         </w:rPr>
-        <w:t>«______»__________________ 20</w:t>
+        <w:t>«_____</w:t>
+      </w:r>
+      <w:proofErr w:type="gramStart"/>
+      <w:r>
+        <w:rPr>
+          <w:rFonts w:ascii="Times New Roman" w:eastAsia="Times New Roman" w:hAnsi="Times New Roman" w:cs="Times New Roman"/>
+          <w:sz w:val="22"/>
+          <w:lang w:eastAsia="ru-RU"/>
+          <w14:ligatures w14:val="none"/>
+        </w:rPr>
+        <w:t>_»_</w:t>
+      </w:r>
+      <w:proofErr w:type="gramEnd"/>
+      <w:r>
+        <w:rPr>
+          <w:rFonts w:ascii="Times New Roman" w:eastAsia="Times New Roman" w:hAnsi="Times New Roman" w:cs="Times New Roman"/>
+          <w:sz w:val="22"/>
+          <w:lang w:eastAsia="ru-RU"/>
+          <w14:ligatures w14:val="none"/>
+        </w:rPr>
+        <w:t>_________________ 20</w:t>
       </w:r>
       <w:r>
         <w:rPr>
@@ -7031,6 +7071,7 @@
         <w:t xml:space="preserve">, глобального интерфейса </w:t>
       </w:r>
       <w:proofErr w:type="spellStart"/>
+      <w:proofErr w:type="gramStart"/>
       <w:r>
         <w:rPr>
           <w:rFonts w:ascii="Courier New" w:hAnsi="Courier New" w:cs="Courier New"/>
@@ -7038,6 +7079,7 @@
         <w:t>window.storybook</w:t>
       </w:r>
       <w:proofErr w:type="spellEnd"/>
+      <w:proofErr w:type="gramEnd"/>
       <w:r>
         <w:rPr>
           <w:rFonts w:cstheme="minorHAnsi"/>
@@ -7391,6 +7433,7 @@
         <w:t xml:space="preserve">: внешний контракт </w:t>
       </w:r>
       <w:proofErr w:type="spellStart"/>
+      <w:proofErr w:type="gramStart"/>
       <w:r>
         <w:rPr>
           <w:rFonts w:ascii="Courier New" w:hAnsi="Courier New" w:cs="Courier New"/>
@@ -7398,6 +7441,7 @@
         <w:t>window.storybook</w:t>
       </w:r>
       <w:proofErr w:type="spellEnd"/>
+      <w:proofErr w:type="gramEnd"/>
       <w:r>
         <w:rPr>
           <w:rFonts w:cstheme="minorHAnsi"/>
@@ -7655,7 +7699,19 @@
         <w:rPr>
           <w:rFonts w:cstheme="minorHAnsi"/>
         </w:rPr>
-        <w:t>13]</w:t>
+        <w:t>1</w:t>
+      </w:r>
+      <w:r>
+        <w:rPr>
+          <w:rFonts w:cstheme="minorHAnsi"/>
+        </w:rPr>
+        <w:t>2</w:t>
+      </w:r>
+      <w:r>
+        <w:rPr>
+          <w:rFonts w:cstheme="minorHAnsi"/>
+        </w:rPr>
+        <w:t>]</w:t>
       </w:r>
       <w:r>
         <w:rPr>
@@ -8167,6 +8223,7 @@
       <w:r>
         <w:t xml:space="preserve">Для достижения цели требуется решить комплекс инженерных задач. На уровне пользовательского интерфейса нужно предоставить разработчику каталог историй, область предпросмотра, панель свойств, панель настроек, отображение JSX текущего состояния и переход к документации. На уровне модели данных нужно описать формат </w:t>
       </w:r>
+      <w:proofErr w:type="gramStart"/>
       <w:r>
         <w:rPr>
           <w:rFonts w:ascii="Courier New" w:hAnsi="Courier New" w:cs="Courier New"/>
@@ -8174,6 +8231,7 @@
         <w:t>Story&lt;</w:t>
       </w:r>
       <w:proofErr w:type="spellStart"/>
+      <w:proofErr w:type="gramEnd"/>
       <w:r>
         <w:rPr>
           <w:rFonts w:ascii="Courier New" w:hAnsi="Courier New" w:cs="Courier New"/>
@@ -8346,6 +8404,7 @@
         <w:t xml:space="preserve"> и контракт </w:t>
       </w:r>
       <w:proofErr w:type="spellStart"/>
+      <w:proofErr w:type="gramStart"/>
       <w:r>
         <w:rPr>
           <w:rFonts w:ascii="Courier New" w:hAnsi="Courier New" w:cs="Courier New"/>
@@ -8353,6 +8412,7 @@
         <w:t>window.storybook</w:t>
       </w:r>
       <w:proofErr w:type="spellEnd"/>
+      <w:proofErr w:type="gramEnd"/>
       <w:r>
         <w:t xml:space="preserve">, через который </w:t>
       </w:r>
@@ -8389,7 +8449,11 @@
       </w:r>
       <w:proofErr w:type="spellEnd"/>
       <w:r>
-        <w:t xml:space="preserve">, сохранение эталонов в </w:t>
+        <w:t xml:space="preserve">, сохранение эталонов </w:t>
+      </w:r>
+      <w:proofErr w:type="gramStart"/>
+      <w:r>
+        <w:t xml:space="preserve">в </w:t>
       </w:r>
       <w:r>
         <w:rPr>
@@ -8405,6 +8469,7 @@
         <w:t>storybook</w:t>
       </w:r>
       <w:proofErr w:type="spellEnd"/>
+      <w:proofErr w:type="gramEnd"/>
       <w:r>
         <w:t xml:space="preserve">, контроль набора файлов и побайтовое сравнение изображений командами </w:t>
       </w:r>
@@ -9525,6 +9590,7 @@
       <w:r>
         <w:t xml:space="preserve">Первое требование – типизация публичной модели. Тип </w:t>
       </w:r>
+      <w:proofErr w:type="gramStart"/>
       <w:r>
         <w:rPr>
           <w:rFonts w:ascii="Courier New" w:hAnsi="Courier New" w:cs="Courier New"/>
@@ -9532,6 +9598,7 @@
         <w:t>Story&lt;</w:t>
       </w:r>
       <w:proofErr w:type="spellStart"/>
+      <w:proofErr w:type="gramEnd"/>
       <w:r>
         <w:rPr>
           <w:rFonts w:ascii="Courier New" w:hAnsi="Courier New" w:cs="Courier New"/>
@@ -9881,6 +9948,7 @@
         <w:t xml:space="preserve">. Ему достаточно дождаться </w:t>
       </w:r>
       <w:proofErr w:type="spellStart"/>
+      <w:proofErr w:type="gramStart"/>
       <w:r>
         <w:rPr>
           <w:rFonts w:ascii="Courier New" w:hAnsi="Courier New" w:cs="Courier New"/>
@@ -9888,6 +9956,7 @@
         <w:t>window.storybook</w:t>
       </w:r>
       <w:proofErr w:type="spellEnd"/>
+      <w:proofErr w:type="gramEnd"/>
       <w:r>
         <w:t xml:space="preserve">, прочитать список сценариев и вызвать </w:t>
       </w:r>
@@ -10197,7 +10266,16 @@
         <w:t xml:space="preserve"> является известным примером такого подхода</w:t>
       </w:r>
       <w:r>
-        <w:t xml:space="preserve"> [11]</w:t>
+        <w:t xml:space="preserve"> [1</w:t>
+      </w:r>
+      <w:r>
+        <w:rPr>
+          <w:lang w:val="en-US"/>
+        </w:rPr>
+        <w:t>0</w:t>
+      </w:r>
+      <w:r>
+        <w:t>]</w:t>
       </w:r>
       <w:r>
         <w:t>. Его сильная сторона – удобство ручного просмотра и документации. Но если каталог не связан с визуальными тестами, он не гарантирует обнаружение регрессий.</w:t>
@@ -10953,11 +11031,19 @@
         <w:t xml:space="preserve">, а также через параметры свойств. Это позволяет использовать один механизм и для ручного открытия, и для автоматического переключения через </w:t>
       </w:r>
       <w:proofErr w:type="spellStart"/>
+      <w:proofErr w:type="gramStart"/>
       <w:r>
         <w:rPr>
           <w:rFonts w:ascii="Courier New" w:hAnsi="Courier New" w:cs="Courier New"/>
         </w:rPr>
-        <w:t>window.storybook.update</w:t>
+        <w:t>window.storybook</w:t>
+      </w:r>
+      <w:proofErr w:type="gramEnd"/>
+      <w:r>
+        <w:rPr>
+          <w:rFonts w:ascii="Courier New" w:hAnsi="Courier New" w:cs="Courier New"/>
+        </w:rPr>
+        <w:t>.update</w:t>
       </w:r>
       <w:proofErr w:type="spellEnd"/>
       <w:r>
@@ -11003,6 +11089,7 @@
         <w:t xml:space="preserve">, который регистрирует объект </w:t>
       </w:r>
       <w:proofErr w:type="spellStart"/>
+      <w:proofErr w:type="gramStart"/>
       <w:r>
         <w:rPr>
           <w:rFonts w:ascii="Courier New" w:hAnsi="Courier New" w:cs="Courier New"/>
@@ -11010,6 +11097,7 @@
         <w:t>window.storybook</w:t>
       </w:r>
       <w:proofErr w:type="spellEnd"/>
+      <w:proofErr w:type="gramEnd"/>
       <w:r>
         <w:t xml:space="preserve">. С точки зрения </w:t>
       </w:r>
@@ -11178,10 +11266,22 @@
       </w:r>
       <w:proofErr w:type="spellEnd"/>
       <w:r>
-        <w:t xml:space="preserve">: сценарии пришлось бы синхронизировать с маршрутизацией приложения, темами, </w:t>
-      </w:r>
-      <w:r>
-        <w:t xml:space="preserve">, пакетным отбором задач, правилами хранения </w:t>
+        <w:t>: сценарии пришлось бы синхронизировать с маршрутизацией приложения, темами</w:t>
+      </w:r>
+      <w:proofErr w:type="gramStart"/>
+      <w:r>
+        <w:t xml:space="preserve">, </w:t>
+      </w:r>
+      <w:r>
+        <w:t>,</w:t>
+      </w:r>
+      <w:proofErr w:type="gramEnd"/>
+      <w:r>
+        <w:t xml:space="preserve"> пакетным отбором задач, правилами </w:t>
+      </w:r>
+      <w:proofErr w:type="gramStart"/>
+      <w:r>
+        <w:t xml:space="preserve">хранения </w:t>
       </w:r>
       <w:r>
         <w:rPr>
@@ -11197,6 +11297,7 @@
         <w:t>storybook</w:t>
       </w:r>
       <w:proofErr w:type="spellEnd"/>
+      <w:proofErr w:type="gramEnd"/>
       <w:r>
         <w:t xml:space="preserve"> и командами </w:t>
       </w:r>
@@ -11337,6 +11438,7 @@
       <w:r>
         <w:t xml:space="preserve">. Он важен для модели </w:t>
       </w:r>
+      <w:proofErr w:type="gramStart"/>
       <w:r>
         <w:rPr>
           <w:rFonts w:ascii="Courier New" w:hAnsi="Courier New" w:cs="Courier New"/>
@@ -11344,6 +11446,7 @@
         <w:t>Story&lt;</w:t>
       </w:r>
       <w:proofErr w:type="spellStart"/>
+      <w:proofErr w:type="gramEnd"/>
       <w:r>
         <w:rPr>
           <w:rFonts w:ascii="Courier New" w:hAnsi="Courier New" w:cs="Courier New"/>
@@ -11361,7 +11464,13 @@
         <w:t>, списка элементов управления, пресетов и настроек отображения. Типизация связывает свойства компонента с описанием истории и снижает риск ошибок, при которых в сценарии указывается несуществующее свойство или значение неподходящего типа. Это особенно важно для дизайн-системы, где количество компонентов и вариантов их состояния постепенно растёт</w:t>
       </w:r>
       <w:r>
-        <w:t xml:space="preserve"> [12]</w:t>
+        <w:t xml:space="preserve"> [1</w:t>
+      </w:r>
+      <w:r>
+        <w:t>1</w:t>
+      </w:r>
+      <w:r>
+        <w:t>]</w:t>
       </w:r>
       <w:r>
         <w:t>.</w:t>
@@ -11446,7 +11555,13 @@
         <w:t>[</w:t>
       </w:r>
       <w:r>
-        <w:t>13]</w:t>
+        <w:t>1</w:t>
+      </w:r>
+      <w:r>
+        <w:t>2</w:t>
+      </w:r>
+      <w:r>
+        <w:t>]</w:t>
       </w:r>
       <w:r>
         <w:t>.</w:t>
@@ -11625,7 +11740,11 @@
     </w:p>
     <w:p>
       <w:r>
-        <w:t xml:space="preserve">Для хранения эталонных изображений выбран файловый подход. PNG-файлы размещаются в директории </w:t>
+        <w:t xml:space="preserve">Для хранения эталонных изображений выбран файловый подход. PNG-файлы размещаются в </w:t>
+      </w:r>
+      <w:proofErr w:type="gramStart"/>
+      <w:r>
+        <w:t xml:space="preserve">директории </w:t>
       </w:r>
       <w:r>
         <w:rPr>
@@ -11641,6 +11760,7 @@
         <w:t>storybook</w:t>
       </w:r>
       <w:proofErr w:type="spellEnd"/>
+      <w:proofErr w:type="gramEnd"/>
       <w:r>
         <w:t xml:space="preserve"> внутри проверяемого пакета, например </w:t>
       </w:r>
@@ -11666,6 +11786,7 @@
         <w:t>demo</w:t>
       </w:r>
       <w:proofErr w:type="spellEnd"/>
+      <w:proofErr w:type="gramStart"/>
       <w:r>
         <w:rPr>
           <w:rFonts w:ascii="Courier New" w:hAnsi="Courier New" w:cs="Courier New"/>
@@ -11680,6 +11801,7 @@
         <w:t>storybook</w:t>
       </w:r>
       <w:proofErr w:type="spellEnd"/>
+      <w:proofErr w:type="gramEnd"/>
       <w:r>
         <w:t>. Путь к изображению формируется из имени истории и приводится к нижнему регистру. Такой способ хранения прост, прозрачен для разработчика и хорошо работает с системой контроля версий: изменения эталонов можно увидеть и обсудить в запросе на слияние вместе с изменениями кода.</w:t>
       </w:r>
@@ -11971,10 +12093,16 @@
         <w:t xml:space="preserve"> </w:t>
       </w:r>
       <w:r>
+        <w:t>[1</w:t>
+      </w:r>
+      <w:r>
         <w:rPr>
           <w:lang w:val="en-US"/>
         </w:rPr>
-        <w:t>[14]</w:t>
+        <w:t>3</w:t>
+      </w:r>
+      <w:r>
+        <w:t>]</w:t>
       </w:r>
       <w:r>
         <w:t>.</w:t>
@@ -12041,7 +12169,13 @@
         <w:t xml:space="preserve"> с внешними инструментами. Важно, что CLI может зависеть от ядра, не подключая весь пакет пользовательского интерфейса</w:t>
       </w:r>
       <w:r>
-        <w:t xml:space="preserve"> [15]</w:t>
+        <w:t xml:space="preserve"> [1</w:t>
+      </w:r>
+      <w:r>
+        <w:t>4</w:t>
+      </w:r>
+      <w:r>
+        <w:t>]</w:t>
       </w:r>
       <w:r>
         <w:t>.</w:t>
@@ -12091,6 +12225,7 @@
         <w:t xml:space="preserve">, запустить предварительный просмотр, открыть браузер, дождаться </w:t>
       </w:r>
       <w:proofErr w:type="spellStart"/>
+      <w:proofErr w:type="gramStart"/>
       <w:r>
         <w:rPr>
           <w:rFonts w:ascii="Courier New" w:hAnsi="Courier New" w:cs="Courier New"/>
@@ -12098,6 +12233,7 @@
         <w:t>window.storybook</w:t>
       </w:r>
       <w:proofErr w:type="spellEnd"/>
+      <w:proofErr w:type="gramEnd"/>
       <w:r>
         <w:t xml:space="preserve">, получить список сценариев, переключать их и сохранять PNG. Такое разделение делает конвейер скриншот-тестирования независимым от внутренних деталей </w:t>
       </w:r>
@@ -12113,7 +12249,13 @@
         <w:t>[</w:t>
       </w:r>
       <w:r>
-        <w:t>16]</w:t>
+        <w:t>1</w:t>
+      </w:r>
+      <w:r>
+        <w:t>5</w:t>
+      </w:r>
+      <w:r>
+        <w:t>]</w:t>
       </w:r>
       <w:r>
         <w:t>.</w:t>
@@ -12230,6 +12372,7 @@
         <w:t xml:space="preserve"> регистрирует </w:t>
       </w:r>
       <w:proofErr w:type="spellStart"/>
+      <w:proofErr w:type="gramStart"/>
       <w:r>
         <w:rPr>
           <w:rFonts w:ascii="Courier New" w:hAnsi="Courier New" w:cs="Courier New"/>
@@ -12237,6 +12380,7 @@
         <w:t>window.storybook</w:t>
       </w:r>
       <w:proofErr w:type="spellEnd"/>
+      <w:proofErr w:type="gramEnd"/>
       <w:r>
         <w:t xml:space="preserve">. Команда </w:t>
       </w:r>
@@ -12272,7 +12416,11 @@
         <w:t>#story</w:t>
       </w:r>
       <w:r>
-        <w:t xml:space="preserve"> и сохраняет файл в </w:t>
+        <w:t xml:space="preserve"> и сохраняет файл </w:t>
+      </w:r>
+      <w:proofErr w:type="gramStart"/>
+      <w:r>
+        <w:t xml:space="preserve">в </w:t>
       </w:r>
       <w:r>
         <w:rPr>
@@ -12288,6 +12436,7 @@
         <w:t>storybook</w:t>
       </w:r>
       <w:proofErr w:type="spellEnd"/>
+      <w:proofErr w:type="gramEnd"/>
       <w:r>
         <w:t>.</w:t>
       </w:r>
@@ -12446,7 +12595,7 @@
           <v:shape id="_x0000_i1025" type="#_x0000_t75" style="width:482.25pt;height:244.5pt" o:ole="">
             <v:imagedata r:id="rId10" o:title=""/>
           </v:shape>
-          <o:OLEObject Type="Embed" ProgID="Word.Document.12" ShapeID="_x0000_i1025" DrawAspect="Content" ObjectID="_1843169279" r:id="rId11">
+          <o:OLEObject Type="Embed" ProgID="Word.Document.12" ShapeID="_x0000_i1025" DrawAspect="Content" ObjectID="_1843171634" r:id="rId11">
             <o:FieldCodes>\s</o:FieldCodes>
           </o:OLEObject>
         </w:object>
@@ -13139,6 +13288,7 @@
         <w:t>:</w:t>
       </w:r>
       <w:proofErr w:type="spellStart"/>
+      <w:proofErr w:type="gramStart"/>
       <w:r>
         <w:rPr>
           <w:rStyle w:val="CodeChar"/>
@@ -13159,6 +13309,7 @@
         </w:rPr>
         <w:t>checkerboard</w:t>
       </w:r>
+      <w:proofErr w:type="gramEnd"/>
       <w:r>
         <w:rPr>
           <w:rStyle w:val="CodeChar"/>
@@ -13166,6 +13317,7 @@
         </w:rPr>
         <w:t>:</w:t>
       </w:r>
+      <w:proofErr w:type="gramStart"/>
       <w:r>
         <w:rPr>
           <w:rStyle w:val="CodeChar"/>
@@ -13180,7 +13332,11 @@
         <w:t>;</w:t>
       </w:r>
       <w:r>
-        <w:t xml:space="preserve">, а затем попадают в </w:t>
+        <w:t>,</w:t>
+      </w:r>
+      <w:proofErr w:type="gramEnd"/>
+      <w:r>
+        <w:t xml:space="preserve"> а затем попадают в </w:t>
       </w:r>
       <w:r>
         <w:rPr>
@@ -13398,7 +13554,7 @@
           <v:shape id="_x0000_i1026" type="#_x0000_t75" style="width:482.25pt;height:95.25pt" o:ole="">
             <v:imagedata r:id="rId12" o:title=""/>
           </v:shape>
-          <o:OLEObject Type="Embed" ProgID="Word.Document.12" ShapeID="_x0000_i1026" DrawAspect="Content" ObjectID="_1843169280" r:id="rId13">
+          <o:OLEObject Type="Embed" ProgID="Word.Document.12" ShapeID="_x0000_i1026" DrawAspect="Content" ObjectID="_1843171635" r:id="rId13">
             <o:FieldCodes>\s</o:FieldCodes>
           </o:OLEObject>
         </w:object>
@@ -14613,6 +14769,7 @@
         </w:rPr>
         <w:t xml:space="preserve">: </w:t>
       </w:r>
+      <w:proofErr w:type="gramStart"/>
       <w:r>
         <w:rPr>
           <w:rStyle w:val="CodeChar"/>
@@ -14624,7 +14781,15 @@
           <w:rStyle w:val="CodeChar"/>
           <w:lang w:val="ru-RU"/>
         </w:rPr>
-        <w:t>[]</w:t>
+        <w:t>[</w:t>
+      </w:r>
+      <w:proofErr w:type="gramEnd"/>
+      <w:r>
+        <w:rPr>
+          <w:rStyle w:val="CodeChar"/>
+          <w:lang w:val="ru-RU"/>
+        </w:rPr>
+        <w:t>]</w:t>
       </w:r>
       <w:r>
         <w:t xml:space="preserve"> и </w:t>
@@ -14697,6 +14862,7 @@
       <w:r>
         <w:t xml:space="preserve">. Метод регистрации записывает контроллер в </w:t>
       </w:r>
+      <w:proofErr w:type="gramStart"/>
       <w:r>
         <w:rPr>
           <w:rStyle w:val="CodeChar"/>
@@ -14716,6 +14882,7 @@
         </w:rPr>
         <w:t>storybook</w:t>
       </w:r>
+      <w:proofErr w:type="gramEnd"/>
       <w:r>
         <w:t xml:space="preserve">, а контроллер связывает список сценариев с логикой переключения состояния </w:t>
       </w:r>
@@ -14757,6 +14924,7 @@
       <w:r>
         <w:t xml:space="preserve"> этот глобальный объект является единственным публичным API страницы. Команда ждёт, пока </w:t>
       </w:r>
+      <w:proofErr w:type="gramStart"/>
       <w:r>
         <w:rPr>
           <w:rStyle w:val="CodeChar"/>
@@ -14776,9 +14944,11 @@
         </w:rPr>
         <w:t>storybook</w:t>
       </w:r>
+      <w:proofErr w:type="gramEnd"/>
       <w:r>
         <w:t xml:space="preserve"> появится, затем читает </w:t>
       </w:r>
+      <w:proofErr w:type="gramStart"/>
       <w:r>
         <w:rPr>
           <w:rStyle w:val="CodeChar"/>
@@ -14798,6 +14968,7 @@
         </w:rPr>
         <w:t>storybook</w:t>
       </w:r>
+      <w:proofErr w:type="gramEnd"/>
       <w:r>
         <w:rPr>
           <w:rStyle w:val="CodeChar"/>
@@ -14814,6 +14985,7 @@
       <w:r>
         <w:t xml:space="preserve">. После этого для каждого сценария вызывает </w:t>
       </w:r>
+      <w:proofErr w:type="gramStart"/>
       <w:r>
         <w:rPr>
           <w:rStyle w:val="CodeChar"/>
@@ -14833,6 +15005,7 @@
         </w:rPr>
         <w:t>storybook</w:t>
       </w:r>
+      <w:proofErr w:type="gramEnd"/>
       <w:r>
         <w:rPr>
           <w:rStyle w:val="CodeChar"/>
@@ -15124,6 +15297,7 @@
       <w:r>
         <w:t xml:space="preserve">объекта </w:t>
       </w:r>
+      <w:proofErr w:type="gramStart"/>
       <w:r>
         <w:rPr>
           <w:rStyle w:val="CodeChar"/>
@@ -15143,6 +15317,7 @@
         </w:rPr>
         <w:t>storybook</w:t>
       </w:r>
+      <w:proofErr w:type="gramEnd"/>
       <w:r>
         <w:t xml:space="preserve">. После готовности пула система получает список сценариев через зарегистрированный в браузере контракт. Этот список передаётся в функцию обратного вызова </w:t>
       </w:r>
@@ -15155,7 +15330,11 @@
       </w:r>
       <w:proofErr w:type="spellEnd"/>
       <w:r>
-        <w:t xml:space="preserve">, которая в режиме проверки сравнивает набор ожидаемых и существующих файлов, а в режиме обновления удаляет старую директорию </w:t>
+        <w:t xml:space="preserve">, которая в режиме проверки сравнивает набор ожидаемых и существующих файлов, а в режиме обновления удаляет старую </w:t>
+      </w:r>
+      <w:proofErr w:type="gramStart"/>
+      <w:r>
+        <w:t xml:space="preserve">директорию </w:t>
       </w:r>
       <w:r>
         <w:rPr>
@@ -15170,6 +15349,7 @@
         </w:rPr>
         <w:t>storybook</w:t>
       </w:r>
+      <w:proofErr w:type="gramEnd"/>
       <w:r>
         <w:t>.</w:t>
       </w:r>
@@ -15178,6 +15358,7 @@
       <w:r>
         <w:t xml:space="preserve">Далее все сценарии обрабатываются параллельно. Для каждого идентификатора истории берётся свободная страница из пула. Страница переключается на нужный сценарий через </w:t>
       </w:r>
+      <w:proofErr w:type="gramStart"/>
       <w:r>
         <w:rPr>
           <w:rStyle w:val="CodeChar"/>
@@ -15197,6 +15378,7 @@
         </w:rPr>
         <w:t>storybook</w:t>
       </w:r>
+      <w:proofErr w:type="gramEnd"/>
       <w:r>
         <w:rPr>
           <w:rStyle w:val="CodeChar"/>
@@ -15365,6 +15547,7 @@
         <w:t xml:space="preserve">объекта </w:t>
       </w:r>
       <w:proofErr w:type="spellStart"/>
+      <w:proofErr w:type="gramStart"/>
       <w:r>
         <w:rPr>
           <w:rStyle w:val="CodeChar"/>
@@ -15372,6 +15555,7 @@
         <w:t>window.storybook</w:t>
       </w:r>
       <w:proofErr w:type="spellEnd"/>
+      <w:proofErr w:type="gramEnd"/>
       <w:r>
         <w:t>.</w:t>
       </w:r>
@@ -15399,6 +15583,7 @@
       <w:r>
         <w:t xml:space="preserve">Для каждого идентификатора истории вызвать </w:t>
       </w:r>
+      <w:proofErr w:type="gramStart"/>
       <w:r>
         <w:rPr>
           <w:rStyle w:val="CodeChar"/>
@@ -15418,6 +15603,7 @@
         </w:rPr>
         <w:t>storybook</w:t>
       </w:r>
+      <w:proofErr w:type="gramEnd"/>
       <w:r>
         <w:rPr>
           <w:rStyle w:val="CodeChar"/>
@@ -15529,6 +15715,7 @@
       <w:r>
         <w:t xml:space="preserve"> не запускается, порт 9000 занят, браузер не запускается, </w:t>
       </w:r>
+      <w:proofErr w:type="gramStart"/>
       <w:r>
         <w:rPr>
           <w:rStyle w:val="CodeChar"/>
@@ -15548,9 +15735,11 @@
         </w:rPr>
         <w:t>storybook</w:t>
       </w:r>
+      <w:proofErr w:type="gramEnd"/>
       <w:r>
         <w:t xml:space="preserve"> не появляется или </w:t>
       </w:r>
+      <w:proofErr w:type="gramStart"/>
       <w:r>
         <w:rPr>
           <w:rStyle w:val="CodeChar"/>
@@ -15570,6 +15759,7 @@
         </w:rPr>
         <w:t>storybook</w:t>
       </w:r>
+      <w:proofErr w:type="gramEnd"/>
       <w:r>
         <w:rPr>
           <w:rStyle w:val="CodeChar"/>
@@ -15616,6 +15806,7 @@
       <w:r>
         <w:t xml:space="preserve">Контракт </w:t>
       </w:r>
+      <w:proofErr w:type="gramStart"/>
       <w:r>
         <w:rPr>
           <w:rStyle w:val="CodeChar"/>
@@ -15635,6 +15826,7 @@
         </w:rPr>
         <w:t>storybook</w:t>
       </w:r>
+      <w:proofErr w:type="gramEnd"/>
       <w:r>
         <w:t xml:space="preserve"> </w:t>
       </w:r>
@@ -15702,7 +15894,11 @@
     </w:p>
     <w:p>
       <w:r>
-        <w:t xml:space="preserve">Эталонные изображения хранятся в директории </w:t>
+        <w:t xml:space="preserve">Эталонные изображения хранятся в </w:t>
+      </w:r>
+      <w:proofErr w:type="gramStart"/>
+      <w:r>
+        <w:t xml:space="preserve">директории </w:t>
       </w:r>
       <w:r>
         <w:rPr>
@@ -15717,6 +15913,7 @@
         </w:rPr>
         <w:t>storybook</w:t>
       </w:r>
+      <w:proofErr w:type="gramEnd"/>
       <w:r>
         <w:t xml:space="preserve"> внутри пакета. Для каждого сценария система вычисляет стабильное имя </w:t>
       </w:r>
@@ -15794,7 +15991,11 @@
         <w:t>}</w:t>
       </w:r>
       <w:r>
-        <w:t xml:space="preserve">, внутри </w:t>
+        <w:t xml:space="preserve">, </w:t>
+      </w:r>
+      <w:proofErr w:type="gramStart"/>
+      <w:r>
+        <w:t xml:space="preserve">внутри </w:t>
       </w:r>
       <w:r>
         <w:rPr>
@@ -15809,6 +16010,7 @@
         </w:rPr>
         <w:t>storybook</w:t>
       </w:r>
+      <w:proofErr w:type="gramEnd"/>
       <w:r>
         <w:t xml:space="preserve"> появляются поддиректории по теме и режиму. Например, для демонстрационного пакета можно встретить пути вида </w:t>
       </w:r>
@@ -16016,7 +16218,15 @@
       </w:r>
       <w:proofErr w:type="spellEnd"/>
       <w:r>
-        <w:t>. Такая структура делает матрицу проверки видимой в файловой системе.</w:t>
+        <w:t xml:space="preserve">. Такая структура делает матрицу </w:t>
+      </w:r>
+      <w:proofErr w:type="gramStart"/>
+      <w:r>
+        <w:t>проверки</w:t>
+      </w:r>
+      <w:proofErr w:type="gramEnd"/>
+      <w:r>
+        <w:t xml:space="preserve"> видимой в файловой системе.</w:t>
       </w:r>
     </w:p>
     <w:p>
@@ -16499,7 +16709,13 @@
         <w:t xml:space="preserve"> и загружает истории из дерева демонстрационных сценариев</w:t>
       </w:r>
       <w:r>
-        <w:t xml:space="preserve"> [17]</w:t>
+        <w:t xml:space="preserve"> [1</w:t>
+      </w:r>
+      <w:r>
+        <w:t>6</w:t>
+      </w:r>
+      <w:r>
+        <w:t>]</w:t>
       </w:r>
       <w:r>
         <w:t>.</w:t>
@@ -16704,7 +16920,11 @@
         <w:t>storybook</w:t>
       </w:r>
       <w:r>
-        <w:t xml:space="preserve">, создать модуль маршрута, передать набор историй и создать директорию </w:t>
+        <w:t xml:space="preserve">, создать модуль маршрута, передать набор историй и создать </w:t>
+      </w:r>
+      <w:proofErr w:type="gramStart"/>
+      <w:r>
+        <w:t xml:space="preserve">директорию </w:t>
       </w:r>
       <w:r>
         <w:rPr>
@@ -16719,6 +16939,7 @@
         </w:rPr>
         <w:t>storybook</w:t>
       </w:r>
+      <w:proofErr w:type="gramEnd"/>
       <w:r>
         <w:t xml:space="preserve"> для включения скриншот-тестов. После этого пакет попадает под фильтр </w:t>
       </w:r>
@@ -16928,6 +17149,7 @@
       <w:r>
         <w:t xml:space="preserve"> и загружать истории через </w:t>
       </w:r>
+      <w:proofErr w:type="gramStart"/>
       <w:r>
         <w:rPr>
           <w:rStyle w:val="CodeChar"/>
@@ -16947,6 +17169,7 @@
         </w:rPr>
         <w:t>meta</w:t>
       </w:r>
+      <w:proofErr w:type="gramEnd"/>
       <w:r>
         <w:rPr>
           <w:rStyle w:val="CodeChar"/>
@@ -16963,6 +17186,7 @@
       <w:r>
         <w:t xml:space="preserve">. Затем проверялась связь с автоматизацией: в браузере должен регистрироваться объект </w:t>
       </w:r>
+      <w:proofErr w:type="gramStart"/>
       <w:r>
         <w:rPr>
           <w:rStyle w:val="CodeChar"/>
@@ -16982,8 +17206,13 @@
         </w:rPr>
         <w:t>storybook</w:t>
       </w:r>
-      <w:r>
-        <w:t xml:space="preserve">, содержащий список сценариев и метод переключения состояния. После этого проверялась файловая часть результата: сформированные PNG должны храниться в </w:t>
+      <w:proofErr w:type="gramEnd"/>
+      <w:r>
+        <w:t xml:space="preserve">, содержащий список сценариев и метод переключения состояния. После этого проверялась файловая часть результата: сформированные PNG должны храниться </w:t>
+      </w:r>
+      <w:proofErr w:type="gramStart"/>
+      <w:r>
+        <w:t xml:space="preserve">в </w:t>
       </w:r>
       <w:r>
         <w:rPr>
@@ -16998,6 +17227,7 @@
         </w:rPr>
         <w:t>storybook</w:t>
       </w:r>
+      <w:proofErr w:type="gramEnd"/>
       <w:r>
         <w:t xml:space="preserve"> и распределяться по окружениям темы и режима.</w:t>
       </w:r>
@@ -17010,7 +17240,11 @@
         <w:t>демо</w:t>
       </w:r>
       <w:r>
-        <w:t xml:space="preserve">-пакете был сформирован набор эталонов в директории </w:t>
+        <w:t xml:space="preserve">-пакете был сформирован набор эталонов в </w:t>
+      </w:r>
+      <w:proofErr w:type="gramStart"/>
+      <w:r>
+        <w:t xml:space="preserve">директории </w:t>
       </w:r>
       <w:r>
         <w:rPr>
@@ -17025,6 +17259,7 @@
         </w:rPr>
         <w:t>storybook</w:t>
       </w:r>
+      <w:proofErr w:type="gramEnd"/>
       <w:r>
         <w:t xml:space="preserve">: 2544 PNG-файла. Файлы распределены по четырём директориям, соответствующим двум темам и двум режимам отображения: </w:t>
       </w:r>
@@ -17150,6 +17385,7 @@
       <w:r>
         <w:t xml:space="preserve">, </w:t>
       </w:r>
+      <w:proofErr w:type="gramStart"/>
       <w:r>
         <w:rPr>
           <w:rStyle w:val="CodeChar"/>
@@ -17164,6 +17400,7 @@
         <w:t>&lt;</w:t>
       </w:r>
       <w:proofErr w:type="spellStart"/>
+      <w:proofErr w:type="gramEnd"/>
       <w:r>
         <w:rPr>
           <w:rStyle w:val="CodeChar"/>
@@ -17182,6 +17419,7 @@
         <w:t xml:space="preserve">, </w:t>
       </w:r>
       <w:proofErr w:type="spellStart"/>
+      <w:proofErr w:type="gramStart"/>
       <w:r>
         <w:rPr>
           <w:rStyle w:val="CodeChar"/>
@@ -17197,6 +17435,7 @@
         <w:t>&lt;</w:t>
       </w:r>
       <w:proofErr w:type="spellStart"/>
+      <w:proofErr w:type="gramEnd"/>
       <w:r>
         <w:rPr>
           <w:rStyle w:val="CodeChar"/>
@@ -17377,6 +17616,7 @@
       <w:r>
         <w:t xml:space="preserve"> подключён в демонстрационное приложение, истории организованы по разделам, пресеты используются как источник сценариев скриншот-тестирования, </w:t>
       </w:r>
+      <w:proofErr w:type="gramStart"/>
       <w:r>
         <w:rPr>
           <w:rStyle w:val="CodeChar"/>
@@ -17396,8 +17636,13 @@
         </w:rPr>
         <w:t>storybook</w:t>
       </w:r>
-      <w:r>
-        <w:t xml:space="preserve"> предоставляет внешний контракт для CLI, а директория </w:t>
+      <w:proofErr w:type="gramEnd"/>
+      <w:r>
+        <w:t xml:space="preserve"> предоставляет внешний контракт для CLI, а </w:t>
+      </w:r>
+      <w:proofErr w:type="gramStart"/>
+      <w:r>
+        <w:t xml:space="preserve">директория </w:t>
       </w:r>
       <w:r>
         <w:rPr>
@@ -17412,6 +17657,7 @@
         </w:rPr>
         <w:t>storybook</w:t>
       </w:r>
+      <w:proofErr w:type="gramEnd"/>
       <w:r>
         <w:t xml:space="preserve"> содержит набор эталонов для визуальной регрессии. Следовательно, разработанная система закрывает не только задачу интерактивной документации, но и задачу регулярного контроля внешнего вида компонентов.</w:t>
       </w:r>
@@ -17496,6 +17742,7 @@
       <w:r>
         <w:t xml:space="preserve">, модель истории компонента, механизм пресетов, тестовый режим, внешний контракт </w:t>
       </w:r>
+      <w:proofErr w:type="gramStart"/>
       <w:r>
         <w:rPr>
           <w:rStyle w:val="CodeChar"/>
@@ -17515,6 +17762,7 @@
         </w:rPr>
         <w:t>storybook</w:t>
       </w:r>
+      <w:proofErr w:type="gramEnd"/>
       <w:r>
         <w:t xml:space="preserve"> и команды </w:t>
       </w:r>
@@ -17692,6 +17940,7 @@
       <w:r>
         <w:t xml:space="preserve">регистрация </w:t>
       </w:r>
+      <w:proofErr w:type="gramStart"/>
       <w:r>
         <w:rPr>
           <w:rStyle w:val="CodeChar"/>
@@ -17711,6 +17960,7 @@
         </w:rPr>
         <w:t>storybook</w:t>
       </w:r>
+      <w:proofErr w:type="gramEnd"/>
       <w:r>
         <w:t xml:space="preserve"> для управления страницей со стороны CLI;</w:t>
       </w:r>
@@ -17962,6 +18212,7 @@
       <w:r>
         <w:t xml:space="preserve"> открывается в приложении, загружает истории, позволяет выбирать пресеты и изменять свойства, восстанавливает состояние из URL, предоставляет тестовый режим и регистрирует </w:t>
       </w:r>
+      <w:proofErr w:type="gramStart"/>
       <w:r>
         <w:rPr>
           <w:rStyle w:val="CodeChar"/>
@@ -17981,6 +18232,7 @@
         </w:rPr>
         <w:t>storybook</w:t>
       </w:r>
+      <w:proofErr w:type="gramEnd"/>
       <w:r>
         <w:t>.</w:t>
       </w:r>
@@ -18524,6 +18776,7 @@
       <w:r>
         <w:t xml:space="preserve">, включающий внешний контракт </w:t>
       </w:r>
+      <w:proofErr w:type="gramStart"/>
       <w:r>
         <w:rPr>
           <w:rStyle w:val="CodeChar"/>
@@ -18543,6 +18796,7 @@
         </w:rPr>
         <w:t>storybook</w:t>
       </w:r>
+      <w:proofErr w:type="gramEnd"/>
       <w:r>
         <w:t xml:space="preserve">, сборку и запуск страницы предварительного просмотра, управление браузером через </w:t>
       </w:r>
@@ -18662,7 +18916,35 @@
         <w:rPr>
           <w:lang w:val="en-US"/>
         </w:rPr>
-        <w:t>Fowler, M. Refactoring : improving the design of existing code / M. Fowler. – 2nd ed. – Boston : Addison-Wesley Professional, 2018. – 448 p. – ISBN 978-0-13-475759-9.</w:t>
+        <w:t xml:space="preserve">Fowler, M. </w:t>
+      </w:r>
+      <w:proofErr w:type="gramStart"/>
+      <w:r>
+        <w:rPr>
+          <w:lang w:val="en-US"/>
+        </w:rPr>
+        <w:t>Refactoring :</w:t>
+      </w:r>
+      <w:proofErr w:type="gramEnd"/>
+      <w:r>
+        <w:rPr>
+          <w:lang w:val="en-US"/>
+        </w:rPr>
+        <w:t xml:space="preserve"> improving the design of existing code / M. Fowler. – 2nd ed. – </w:t>
+      </w:r>
+      <w:proofErr w:type="gramStart"/>
+      <w:r>
+        <w:rPr>
+          <w:lang w:val="en-US"/>
+        </w:rPr>
+        <w:t>Boston :</w:t>
+      </w:r>
+      <w:proofErr w:type="gramEnd"/>
+      <w:r>
+        <w:rPr>
+          <w:lang w:val="en-US"/>
+        </w:rPr>
+        <w:t xml:space="preserve"> Addison-Wesley Professional, 2018. – 448 p. – ISBN 978-0-13-475759-9.</w:t>
       </w:r>
     </w:p>
     <w:p>
@@ -18680,7 +18962,35 @@
         <w:rPr>
           <w:lang w:val="en-US"/>
         </w:rPr>
-        <w:t>Humble, J. Continuous delivery : reliable software releases through build, test, and deployment automation / J. Humble, D. Farley. – Boston : Addison-Wesley Professional, 2010. – 512 p. – ISBN 978-0-321-60191-9.</w:t>
+        <w:t xml:space="preserve">Humble, J. Continuous </w:t>
+      </w:r>
+      <w:proofErr w:type="gramStart"/>
+      <w:r>
+        <w:rPr>
+          <w:lang w:val="en-US"/>
+        </w:rPr>
+        <w:t>delivery :</w:t>
+      </w:r>
+      <w:proofErr w:type="gramEnd"/>
+      <w:r>
+        <w:rPr>
+          <w:lang w:val="en-US"/>
+        </w:rPr>
+        <w:t xml:space="preserve"> reliable software releases through build, test, and deployment automation / J. Humble, D. Farley. – </w:t>
+      </w:r>
+      <w:proofErr w:type="gramStart"/>
+      <w:r>
+        <w:rPr>
+          <w:lang w:val="en-US"/>
+        </w:rPr>
+        <w:t>Boston :</w:t>
+      </w:r>
+      <w:proofErr w:type="gramEnd"/>
+      <w:r>
+        <w:rPr>
+          <w:lang w:val="en-US"/>
+        </w:rPr>
+        <w:t xml:space="preserve"> Addison-Wesley Professional, 2010. – 512 p. – ISBN 978-0-321-60191-9.</w:t>
       </w:r>
     </w:p>
     <w:p>
@@ -18698,7 +19008,35 @@
         <w:rPr>
           <w:lang w:val="en-US"/>
         </w:rPr>
-        <w:t>Martin, R. C. Clean code : a handbook of agile software craftsmanship / R. C. Martin. – Upper Saddle River : Prentice Hall, 2008. – 464 p. – ISBN 978-0-13-235088-4.</w:t>
+        <w:t xml:space="preserve">Martin, R. C. Clean </w:t>
+      </w:r>
+      <w:proofErr w:type="gramStart"/>
+      <w:r>
+        <w:rPr>
+          <w:lang w:val="en-US"/>
+        </w:rPr>
+        <w:t>code :</w:t>
+      </w:r>
+      <w:proofErr w:type="gramEnd"/>
+      <w:r>
+        <w:rPr>
+          <w:lang w:val="en-US"/>
+        </w:rPr>
+        <w:t xml:space="preserve"> a handbook of agile software craftsmanship / R. C. Martin. – Upper Saddle </w:t>
+      </w:r>
+      <w:proofErr w:type="gramStart"/>
+      <w:r>
+        <w:rPr>
+          <w:lang w:val="en-US"/>
+        </w:rPr>
+        <w:t>River :</w:t>
+      </w:r>
+      <w:proofErr w:type="gramEnd"/>
+      <w:r>
+        <w:rPr>
+          <w:lang w:val="en-US"/>
+        </w:rPr>
+        <w:t xml:space="preserve"> Prentice Hall, 2008. – 464 p. – ISBN 978-0-13-235088-4.</w:t>
       </w:r>
     </w:p>
     <w:p>
@@ -18727,6 +19065,7 @@
       <w:r>
         <w:t xml:space="preserve"> </w:t>
       </w:r>
+      <w:proofErr w:type="gramStart"/>
       <w:r>
         <w:rPr>
           <w:lang w:val="en-US"/>
@@ -18734,7 +19073,11 @@
         <w:t>Docs</w:t>
       </w:r>
       <w:r>
-        <w:t xml:space="preserve"> : электронная документация. – </w:t>
+        <w:t xml:space="preserve"> :</w:t>
+      </w:r>
+      <w:proofErr w:type="gramEnd"/>
+      <w:r>
+        <w:t xml:space="preserve"> электронная документация. – </w:t>
       </w:r>
       <w:r>
         <w:rPr>
@@ -18787,7 +19130,15 @@
         <w:t>04.03.2026</w:t>
       </w:r>
       <w:r>
-        <w:t>). – Текст : электронный.</w:t>
+        <w:t xml:space="preserve">). – </w:t>
+      </w:r>
+      <w:proofErr w:type="gramStart"/>
+      <w:r>
+        <w:t>Текст :</w:t>
+      </w:r>
+      <w:proofErr w:type="gramEnd"/>
+      <w:r>
+        <w:t xml:space="preserve"> электронный.</w:t>
       </w:r>
     </w:p>
     <w:p>
@@ -18805,7 +19156,35 @@
         <w:rPr>
           <w:lang w:val="en-US"/>
         </w:rPr>
-        <w:t>Osmani, A. Learning JavaScript design patterns : a JavaScript and React developer's guide / A. Osmani. – 2nd ed. – Sebastopol : O'Reilly Media, 2023. – 296 p. – ISBN 978-1-098-13987-2.</w:t>
+        <w:t xml:space="preserve">Osmani, A. Learning JavaScript design </w:t>
+      </w:r>
+      <w:proofErr w:type="gramStart"/>
+      <w:r>
+        <w:rPr>
+          <w:lang w:val="en-US"/>
+        </w:rPr>
+        <w:t>patterns :</w:t>
+      </w:r>
+      <w:proofErr w:type="gramEnd"/>
+      <w:r>
+        <w:rPr>
+          <w:lang w:val="en-US"/>
+        </w:rPr>
+        <w:t xml:space="preserve"> a JavaScript and React developer's guide / A. Osmani. – 2nd ed. – </w:t>
+      </w:r>
+      <w:proofErr w:type="gramStart"/>
+      <w:r>
+        <w:rPr>
+          <w:lang w:val="en-US"/>
+        </w:rPr>
+        <w:t>Sebastopol :</w:t>
+      </w:r>
+      <w:proofErr w:type="gramEnd"/>
+      <w:r>
+        <w:rPr>
+          <w:lang w:val="en-US"/>
+        </w:rPr>
+        <w:t xml:space="preserve"> O'Reilly Media, 2023. – 296 p. – ISBN 978-1-098-13987-2.</w:t>
       </w:r>
     </w:p>
     <w:p>
@@ -18816,6 +19195,7 @@
           <w:numId w:val="11"/>
         </w:numPr>
       </w:pPr>
+      <w:proofErr w:type="gramStart"/>
       <w:r>
         <w:rPr>
           <w:lang w:val="en-US"/>
@@ -18823,7 +19203,11 @@
         <w:t>Puppeteer</w:t>
       </w:r>
       <w:r>
-        <w:t xml:space="preserve"> : электронная документация. – </w:t>
+        <w:t xml:space="preserve"> :</w:t>
+      </w:r>
+      <w:proofErr w:type="gramEnd"/>
+      <w:r>
+        <w:t xml:space="preserve"> электронная документация. – </w:t>
       </w:r>
       <w:r>
         <w:rPr>
@@ -18867,7 +19251,15 @@
         <w:t>21.04.2026</w:t>
       </w:r>
       <w:r>
-        <w:t>). – Текст : электронный.</w:t>
+        <w:t xml:space="preserve">). – </w:t>
+      </w:r>
+      <w:proofErr w:type="gramStart"/>
+      <w:r>
+        <w:t>Текст :</w:t>
+      </w:r>
+      <w:proofErr w:type="gramEnd"/>
+      <w:r>
+        <w:t xml:space="preserve"> электронный.</w:t>
       </w:r>
     </w:p>
     <w:p>
@@ -18879,18 +19271,31 @@
         </w:numPr>
       </w:pPr>
       <w:proofErr w:type="spellStart"/>
+      <w:proofErr w:type="gramStart"/>
       <w:r>
         <w:t>React</w:t>
       </w:r>
       <w:proofErr w:type="spellEnd"/>
       <w:r>
-        <w:t xml:space="preserve"> : электронная документация. – URL: https://react.dev/ (дата обращения: </w:t>
+        <w:t xml:space="preserve"> :</w:t>
+      </w:r>
+      <w:proofErr w:type="gramEnd"/>
+      <w:r>
+        <w:t xml:space="preserve"> электронная документация. – URL: https://react.dev/ (дата обращения: </w:t>
       </w:r>
       <w:r>
         <w:t>18.05.2026</w:t>
       </w:r>
       <w:r>
-        <w:t>). – Текст : электронный.</w:t>
+        <w:t xml:space="preserve">). – </w:t>
+      </w:r>
+      <w:proofErr w:type="gramStart"/>
+      <w:r>
+        <w:t>Текст :</w:t>
+      </w:r>
+      <w:proofErr w:type="gramEnd"/>
+      <w:r>
+        <w:t xml:space="preserve"> электронный.</w:t>
       </w:r>
     </w:p>
     <w:p>
@@ -18910,12 +19315,17 @@
         <w:t xml:space="preserve"> Developer Guide: </w:t>
       </w:r>
       <w:proofErr w:type="spellStart"/>
+      <w:proofErr w:type="gramStart"/>
       <w:r>
         <w:t>rtr</w:t>
       </w:r>
       <w:proofErr w:type="spellEnd"/>
       <w:r>
-        <w:t xml:space="preserve"> : внутренняя документация </w:t>
+        <w:t xml:space="preserve"> :</w:t>
+      </w:r>
+      <w:proofErr w:type="gramEnd"/>
+      <w:r>
+        <w:t xml:space="preserve"> внутренняя документация </w:t>
       </w:r>
       <w:proofErr w:type="spellStart"/>
       <w:r>
@@ -18937,7 +19347,15 @@
         <w:t>27.02.2026</w:t>
       </w:r>
       <w:r>
-        <w:t>). – Текст : электронный.</w:t>
+        <w:t xml:space="preserve">). – </w:t>
+      </w:r>
+      <w:proofErr w:type="gramStart"/>
+      <w:r>
+        <w:t>Текст :</w:t>
+      </w:r>
+      <w:proofErr w:type="gramEnd"/>
+      <w:r>
+        <w:t xml:space="preserve"> электронный.</w:t>
       </w:r>
     </w:p>
     <w:p>
@@ -18957,12 +19375,17 @@
         <w:t xml:space="preserve"> Developer Guide: </w:t>
       </w:r>
       <w:proofErr w:type="spellStart"/>
+      <w:proofErr w:type="gramStart"/>
       <w:r>
         <w:t>Storybook</w:t>
       </w:r>
       <w:proofErr w:type="spellEnd"/>
       <w:r>
-        <w:t xml:space="preserve"> : внутренняя документация </w:t>
+        <w:t xml:space="preserve"> :</w:t>
+      </w:r>
+      <w:proofErr w:type="gramEnd"/>
+      <w:r>
+        <w:t xml:space="preserve"> внутренняя документация </w:t>
       </w:r>
       <w:proofErr w:type="spellStart"/>
       <w:r>
@@ -18984,7 +19407,15 @@
         <w:t>12.06.2026</w:t>
       </w:r>
       <w:r>
-        <w:t>). – Текст : электронный.</w:t>
+        <w:t xml:space="preserve">). – </w:t>
+      </w:r>
+      <w:proofErr w:type="gramStart"/>
+      <w:r>
+        <w:t>Текст :</w:t>
+      </w:r>
+      <w:proofErr w:type="gramEnd"/>
+      <w:r>
+        <w:t xml:space="preserve"> электронный.</w:t>
       </w:r>
     </w:p>
     <w:p>
@@ -18996,18 +19427,31 @@
         </w:numPr>
       </w:pPr>
       <w:proofErr w:type="spellStart"/>
+      <w:proofErr w:type="gramStart"/>
       <w:r>
         <w:t>Storybook</w:t>
       </w:r>
       <w:proofErr w:type="spellEnd"/>
       <w:r>
-        <w:t xml:space="preserve"> : электронная документация. – URL: https://storybook.js.org/docs (дата обращения: </w:t>
+        <w:t xml:space="preserve"> :</w:t>
+      </w:r>
+      <w:proofErr w:type="gramEnd"/>
+      <w:r>
+        <w:t xml:space="preserve"> электронная документация. – URL: https://storybook.js.org/docs (дата обращения: </w:t>
       </w:r>
       <w:r>
         <w:t>09.04.2026</w:t>
       </w:r>
       <w:r>
-        <w:t>). – Текст : электронный.</w:t>
+        <w:t xml:space="preserve">). – </w:t>
+      </w:r>
+      <w:proofErr w:type="gramStart"/>
+      <w:r>
+        <w:t>Текст :</w:t>
+      </w:r>
+      <w:proofErr w:type="gramEnd"/>
+      <w:r>
+        <w:t xml:space="preserve"> электронный.</w:t>
       </w:r>
     </w:p>
     <w:p>
@@ -19027,18 +19471,31 @@
         <w:t xml:space="preserve"> </w:t>
       </w:r>
       <w:proofErr w:type="spellStart"/>
+      <w:proofErr w:type="gramStart"/>
       <w:r>
         <w:t>Documentation</w:t>
       </w:r>
       <w:proofErr w:type="spellEnd"/>
       <w:r>
-        <w:t xml:space="preserve"> : электронная документация. – URL: https://www.typescriptlang.org/docs/ (дата обращения: </w:t>
+        <w:t xml:space="preserve"> :</w:t>
+      </w:r>
+      <w:proofErr w:type="gramEnd"/>
+      <w:r>
+        <w:t xml:space="preserve"> электронная документация. – URL: https://www.typescriptlang.org/docs/ (дата обращения: </w:t>
       </w:r>
       <w:r>
         <w:t>25.03.2026</w:t>
       </w:r>
       <w:r>
-        <w:t>). – Текст : электронный.</w:t>
+        <w:t xml:space="preserve">). – </w:t>
+      </w:r>
+      <w:proofErr w:type="gramStart"/>
+      <w:r>
+        <w:t>Текст :</w:t>
+      </w:r>
+      <w:proofErr w:type="gramEnd"/>
+      <w:r>
+        <w:t xml:space="preserve"> электронный.</w:t>
       </w:r>
     </w:p>
     <w:p>
@@ -19050,18 +19507,31 @@
         </w:numPr>
       </w:pPr>
       <w:proofErr w:type="spellStart"/>
+      <w:proofErr w:type="gramStart"/>
       <w:r>
         <w:t>Vite</w:t>
       </w:r>
       <w:proofErr w:type="spellEnd"/>
       <w:r>
-        <w:t xml:space="preserve"> : электронная документация. – URL: https://vite.dev/ (дата обращения: </w:t>
+        <w:t xml:space="preserve"> :</w:t>
+      </w:r>
+      <w:proofErr w:type="gramEnd"/>
+      <w:r>
+        <w:t xml:space="preserve"> электронная документация. – URL: https://vite.dev/ (дата обращения: </w:t>
       </w:r>
       <w:r>
         <w:t>06.06.2026</w:t>
       </w:r>
       <w:r>
-        <w:t>). – Текст : электронный.</w:t>
+        <w:t xml:space="preserve">). – </w:t>
+      </w:r>
+      <w:proofErr w:type="gramStart"/>
+      <w:r>
+        <w:t>Текст :</w:t>
+      </w:r>
+      <w:proofErr w:type="gramEnd"/>
+      <w:r>
+        <w:t xml:space="preserve"> электронный.</w:t>
       </w:r>
     </w:p>
     <w:p>
@@ -19073,7 +19543,15 @@
         </w:numPr>
       </w:pPr>
       <w:r>
-        <w:t xml:space="preserve">Исходный код пакета @reactor/storybook : внутренний электронный ресурс / </w:t>
+        <w:t>Исходный код пакета @reactor/</w:t>
+      </w:r>
+      <w:proofErr w:type="gramStart"/>
+      <w:r>
+        <w:t>storybook :</w:t>
+      </w:r>
+      <w:proofErr w:type="gramEnd"/>
+      <w:r>
+        <w:t xml:space="preserve"> внутренний электронный ресурс / </w:t>
       </w:r>
       <w:proofErr w:type="spellStart"/>
       <w:r>
@@ -19103,7 +19581,15 @@
         <w:t>14.05.2026</w:t>
       </w:r>
       <w:r>
-        <w:t>). – Текст : электронный.</w:t>
+        <w:t xml:space="preserve">). – </w:t>
+      </w:r>
+      <w:proofErr w:type="gramStart"/>
+      <w:r>
+        <w:t>Текст :</w:t>
+      </w:r>
+      <w:proofErr w:type="gramEnd"/>
+      <w:r>
+        <w:t xml:space="preserve"> электронный.</w:t>
       </w:r>
     </w:p>
     <w:p>
@@ -19115,7 +19601,15 @@
         </w:numPr>
       </w:pPr>
       <w:r>
-        <w:t xml:space="preserve">Исходный код пакета @reactor/storybook-core : внутренний электронный ресурс / </w:t>
+        <w:t>Исходный код пакета @reactor/storybook-</w:t>
+      </w:r>
+      <w:proofErr w:type="gramStart"/>
+      <w:r>
+        <w:t>core :</w:t>
+      </w:r>
+      <w:proofErr w:type="gramEnd"/>
+      <w:r>
+        <w:t xml:space="preserve"> внутренний электронный ресурс / </w:t>
       </w:r>
       <w:proofErr w:type="spellStart"/>
       <w:r>
@@ -19145,7 +19639,15 @@
         <w:t>02.06.2026</w:t>
       </w:r>
       <w:r>
-        <w:t>). – Текст : электронный.</w:t>
+        <w:t xml:space="preserve">). – </w:t>
+      </w:r>
+      <w:proofErr w:type="gramStart"/>
+      <w:r>
+        <w:t>Текст :</w:t>
+      </w:r>
+      <w:proofErr w:type="gramEnd"/>
+      <w:r>
+        <w:t xml:space="preserve"> электронный.</w:t>
       </w:r>
     </w:p>
     <w:p>
@@ -19201,12 +19703,17 @@
         <w:t>/</w:t>
       </w:r>
       <w:proofErr w:type="spellStart"/>
+      <w:proofErr w:type="gramStart"/>
       <w:r>
         <w:t>shot</w:t>
       </w:r>
       <w:proofErr w:type="spellEnd"/>
       <w:r>
-        <w:t xml:space="preserve"> : внутренний электронный ресурс / </w:t>
+        <w:t xml:space="preserve"> :</w:t>
+      </w:r>
+      <w:proofErr w:type="gramEnd"/>
+      <w:r>
+        <w:t xml:space="preserve"> внутренний электронный ресурс / </w:t>
       </w:r>
       <w:proofErr w:type="spellStart"/>
       <w:r>
@@ -19236,7 +19743,15 @@
         <w:t>19.03.2026</w:t>
       </w:r>
       <w:r>
-        <w:t>). – Текст : электронный.</w:t>
+        <w:t xml:space="preserve">). – </w:t>
+      </w:r>
+      <w:proofErr w:type="gramStart"/>
+      <w:r>
+        <w:t>Текст :</w:t>
+      </w:r>
+      <w:proofErr w:type="gramEnd"/>
+      <w:r>
+        <w:t xml:space="preserve"> электронный.</w:t>
       </w:r>
     </w:p>
     <w:p>
@@ -19283,12 +19798,17 @@
         <w:t>/</w:t>
       </w:r>
       <w:proofErr w:type="spellStart"/>
+      <w:proofErr w:type="gramStart"/>
       <w:r>
         <w:t>storybook</w:t>
       </w:r>
       <w:proofErr w:type="spellEnd"/>
       <w:r>
-        <w:t xml:space="preserve"> : внутренний электронный ресурс / </w:t>
+        <w:t xml:space="preserve"> :</w:t>
+      </w:r>
+      <w:proofErr w:type="gramEnd"/>
+      <w:r>
+        <w:t xml:space="preserve"> внутренний электронный ресурс / </w:t>
       </w:r>
       <w:proofErr w:type="spellStart"/>
       <w:r>
@@ -19318,7 +19838,15 @@
         <w:t>23.04.2026</w:t>
       </w:r>
       <w:r>
-        <w:t>). – Текст : электронный.</w:t>
+        <w:t xml:space="preserve">). – </w:t>
+      </w:r>
+      <w:proofErr w:type="gramStart"/>
+      <w:r>
+        <w:t>Текст :</w:t>
+      </w:r>
+      <w:proofErr w:type="gramEnd"/>
+      <w:r>
+        <w:t xml:space="preserve"> электронный.</w:t>
       </w:r>
     </w:p>
     <w:sectPr>
@@ -19367,7 +19895,6 @@
         <w:docPartUnique/>
       </w:docPartObj>
     </w:sdtPr>
-    <w:sdtEndPr/>
     <w:sdtContent>
       <w:p>
         <w:pPr>
@@ -19406,7 +19933,6 @@
         <w:docPartUnique/>
       </w:docPartObj>
     </w:sdtPr>
-    <w:sdtEndPr/>
     <w:sdtContent>
       <w:p>
         <w:pPr>

--- a/Диплом.docx
+++ b/Диплом.docx
@@ -181,6 +181,7 @@
           <w:rFonts w:ascii="Times New Roman" w:eastAsia="Times New Roman" w:hAnsi="Times New Roman" w:cs="Times New Roman"/>
           <w:sz w:val="24"/>
           <w:szCs w:val="24"/>
+          <w:u w:val="single"/>
           <w:lang w:eastAsia="ru-RU"/>
           <w14:ligatures w14:val="none"/>
         </w:rPr>
@@ -193,6 +194,26 @@
           <w14:ligatures w14:val="none"/>
         </w:rPr>
         <w:t xml:space="preserve">Факультет (институт) </w:t>
+      </w:r>
+      <w:r>
+        <w:rPr>
+          <w:rFonts w:ascii="Times New Roman" w:eastAsia="Times New Roman" w:hAnsi="Times New Roman" w:cs="Times New Roman"/>
+          <w:szCs w:val="28"/>
+          <w:u w:val="single"/>
+          <w:lang w:eastAsia="ru-RU"/>
+          <w14:ligatures w14:val="none"/>
+        </w:rPr>
+        <w:t>информатики</w:t>
+      </w:r>
+      <w:r>
+        <w:rPr>
+          <w:rFonts w:ascii="Times New Roman" w:eastAsia="Times New Roman" w:hAnsi="Times New Roman" w:cs="Times New Roman"/>
+          <w:szCs w:val="28"/>
+          <w:u w:val="single"/>
+          <w:lang w:eastAsia="ru-RU"/>
+          <w14:ligatures w14:val="none"/>
+        </w:rPr>
+        <w:t xml:space="preserve"> и</w:t>
       </w:r>
       <w:r>
         <w:rPr>
@@ -217,11 +238,20 @@
           <w:rFonts w:ascii="Times New Roman" w:eastAsia="Times New Roman" w:hAnsi="Times New Roman" w:cs="Times New Roman"/>
           <w:sz w:val="24"/>
           <w:szCs w:val="24"/>
+          <w:lang w:eastAsia="ru-RU"/>
+          <w14:ligatures w14:val="none"/>
+        </w:rPr>
+      </w:pPr>
+      <w:r>
+        <w:rPr>
+          <w:rFonts w:ascii="Times New Roman" w:eastAsia="Times New Roman" w:hAnsi="Times New Roman" w:cs="Times New Roman"/>
+          <w:szCs w:val="28"/>
           <w:u w:val="single"/>
           <w:lang w:eastAsia="ru-RU"/>
           <w14:ligatures w14:val="none"/>
         </w:rPr>
-      </w:pPr>
+        <w:t>вычислительной техники</w:t>
+      </w:r>
       <w:r>
         <w:rPr>
           <w:rFonts w:ascii="Times New Roman" w:eastAsia="Times New Roman" w:hAnsi="Times New Roman" w:cs="Times New Roman"/>
@@ -262,6 +292,25 @@
         <w:rPr>
           <w:rFonts w:ascii="Times New Roman" w:eastAsia="Times New Roman" w:hAnsi="Times New Roman" w:cs="Times New Roman"/>
           <w:szCs w:val="28"/>
+          <w:lang w:eastAsia="ru-RU"/>
+          <w14:ligatures w14:val="none"/>
+        </w:rPr>
+        <w:t xml:space="preserve"> </w:t>
+      </w:r>
+      <w:r>
+        <w:rPr>
+          <w:rFonts w:ascii="Times New Roman" w:eastAsia="Times New Roman" w:hAnsi="Times New Roman" w:cs="Times New Roman"/>
+          <w:szCs w:val="28"/>
+          <w:u w:val="single"/>
+          <w:lang w:eastAsia="ru-RU"/>
+          <w14:ligatures w14:val="none"/>
+        </w:rPr>
+        <w:t>09.03.04</w:t>
+      </w:r>
+      <w:r>
+        <w:rPr>
+          <w:rFonts w:ascii="Times New Roman" w:eastAsia="Times New Roman" w:hAnsi="Times New Roman" w:cs="Times New Roman"/>
+          <w:szCs w:val="28"/>
           <w:u w:val="single"/>
           <w:lang w:eastAsia="ru-RU"/>
           <w14:ligatures w14:val="none"/>
@@ -286,6 +335,16 @@
           <w14:ligatures w14:val="none"/>
         </w:rPr>
       </w:pPr>
+      <w:r>
+        <w:rPr>
+          <w:rFonts w:ascii="Times New Roman" w:eastAsia="Times New Roman" w:hAnsi="Times New Roman" w:cs="Times New Roman"/>
+          <w:szCs w:val="28"/>
+          <w:u w:val="single"/>
+          <w:lang w:eastAsia="ru-RU"/>
+          <w14:ligatures w14:val="none"/>
+        </w:rPr>
+        <w:t>программная инженерия</w:t>
+      </w:r>
       <w:r>
         <w:rPr>
           <w:rFonts w:ascii="Times New Roman" w:eastAsia="Times New Roman" w:hAnsi="Times New Roman" w:cs="Times New Roman"/>
@@ -365,7 +424,24 @@
           <w14:ligatures w14:val="none"/>
         </w:rPr>
         <w:tab/>
-        <w:t>______________________________</w:t>
+      </w:r>
+      <w:r>
+        <w:rPr>
+          <w:rFonts w:ascii="Times New Roman" w:eastAsia="Times New Roman" w:hAnsi="Times New Roman" w:cs="Times New Roman"/>
+          <w:szCs w:val="28"/>
+          <w:lang w:eastAsia="ru-RU"/>
+          <w14:ligatures w14:val="none"/>
+        </w:rPr>
+        <w:t>Кутимский</w:t>
+      </w:r>
+      <w:r>
+        <w:rPr>
+          <w:rFonts w:ascii="Times New Roman" w:eastAsia="Times New Roman" w:hAnsi="Times New Roman" w:cs="Times New Roman"/>
+          <w:szCs w:val="28"/>
+          <w:lang w:eastAsia="ru-RU"/>
+          <w14:ligatures w14:val="none"/>
+        </w:rPr>
+        <w:t>_____________________</w:t>
       </w:r>
     </w:p>
     <w:p>
@@ -402,7 +478,24 @@
           <w14:ligatures w14:val="none"/>
         </w:rPr>
         <w:tab/>
-        <w:t>______________________________</w:t>
+      </w:r>
+      <w:r>
+        <w:rPr>
+          <w:rFonts w:ascii="Times New Roman" w:eastAsia="Times New Roman" w:hAnsi="Times New Roman" w:cs="Times New Roman"/>
+          <w:szCs w:val="28"/>
+          <w:lang w:eastAsia="ru-RU"/>
+          <w14:ligatures w14:val="none"/>
+        </w:rPr>
+        <w:t>Роман</w:t>
+      </w:r>
+      <w:r>
+        <w:rPr>
+          <w:rFonts w:ascii="Times New Roman" w:eastAsia="Times New Roman" w:hAnsi="Times New Roman" w:cs="Times New Roman"/>
+          <w:szCs w:val="28"/>
+          <w:lang w:eastAsia="ru-RU"/>
+          <w14:ligatures w14:val="none"/>
+        </w:rPr>
+        <w:t>_________________________</w:t>
       </w:r>
     </w:p>
     <w:p>
@@ -439,7 +532,24 @@
           <w14:ligatures w14:val="none"/>
         </w:rPr>
         <w:tab/>
-        <w:t>______________________________</w:t>
+      </w:r>
+      <w:r>
+        <w:rPr>
+          <w:rFonts w:ascii="Times New Roman" w:eastAsia="Times New Roman" w:hAnsi="Times New Roman" w:cs="Times New Roman"/>
+          <w:szCs w:val="28"/>
+          <w:lang w:eastAsia="ru-RU"/>
+          <w14:ligatures w14:val="none"/>
+        </w:rPr>
+        <w:t>Владимирович</w:t>
+      </w:r>
+      <w:r>
+        <w:rPr>
+          <w:rFonts w:ascii="Times New Roman" w:eastAsia="Times New Roman" w:hAnsi="Times New Roman" w:cs="Times New Roman"/>
+          <w:szCs w:val="28"/>
+          <w:lang w:eastAsia="ru-RU"/>
+          <w14:ligatures w14:val="none"/>
+        </w:rPr>
+        <w:t>_________________</w:t>
       </w:r>
     </w:p>
     <w:p>
@@ -487,6 +597,56 @@
           <w:lang w:eastAsia="ru-RU"/>
           <w14:ligatures w14:val="none"/>
         </w:rPr>
+        <w:t>«</w:t>
+      </w:r>
+      <w:r>
+        <w:rPr>
+          <w:rFonts w:ascii="Times New Roman" w:eastAsia="Times New Roman" w:hAnsi="Times New Roman" w:cs="Times New Roman"/>
+          <w:szCs w:val="28"/>
+          <w:u w:val="single"/>
+          <w:lang w:eastAsia="ru-RU"/>
+          <w14:ligatures w14:val="none"/>
+        </w:rPr>
+        <w:t>Разработка и внедрение системы автоматизированного</w:t>
+      </w:r>
+      <w:r>
+        <w:rPr>
+          <w:rFonts w:ascii="Times New Roman" w:eastAsia="Times New Roman" w:hAnsi="Times New Roman" w:cs="Times New Roman"/>
+          <w:szCs w:val="28"/>
+          <w:u w:val="single"/>
+          <w:lang w:eastAsia="ru-RU"/>
+          <w14:ligatures w14:val="none"/>
+        </w:rPr>
+        <w:t xml:space="preserve"> </w:t>
+      </w:r>
+      <w:r>
+        <w:rPr>
+          <w:rFonts w:ascii="Times New Roman" w:eastAsia="Times New Roman" w:hAnsi="Times New Roman" w:cs="Times New Roman"/>
+          <w:szCs w:val="28"/>
+          <w:u w:val="single"/>
+          <w:lang w:eastAsia="ru-RU"/>
+          <w14:ligatures w14:val="none"/>
+        </w:rPr>
+        <w:t>тестирования</w:t>
+      </w:r>
+      <w:r>
+        <w:rPr>
+          <w:rFonts w:ascii="Times New Roman" w:eastAsia="Times New Roman" w:hAnsi="Times New Roman" w:cs="Times New Roman"/>
+          <w:szCs w:val="28"/>
+          <w:u w:val="single"/>
+          <w:lang w:eastAsia="ru-RU"/>
+          <w14:ligatures w14:val="none"/>
+        </w:rPr>
+        <w:t xml:space="preserve"> </w:t>
+      </w:r>
+      <w:r>
+        <w:rPr>
+          <w:rFonts w:ascii="Times New Roman" w:eastAsia="Times New Roman" w:hAnsi="Times New Roman" w:cs="Times New Roman"/>
+          <w:szCs w:val="28"/>
+          <w:u w:val="single"/>
+          <w:lang w:eastAsia="ru-RU"/>
+          <w14:ligatures w14:val="none"/>
+        </w:rPr>
         <w:tab/>
       </w:r>
     </w:p>
@@ -510,6 +670,26 @@
       <w:r>
         <w:rPr>
           <w:rFonts w:ascii="Times New Roman" w:eastAsia="Times New Roman" w:hAnsi="Times New Roman" w:cs="Times New Roman"/>
+          <w:szCs w:val="28"/>
+          <w:u w:val="single"/>
+          <w:lang w:eastAsia="ru-RU"/>
+          <w14:ligatures w14:val="none"/>
+        </w:rPr>
+        <w:t>дизайн-системы на основе анализа скриншотов</w:t>
+      </w:r>
+      <w:r>
+        <w:rPr>
+          <w:rFonts w:ascii="Times New Roman" w:eastAsia="Times New Roman" w:hAnsi="Times New Roman" w:cs="Times New Roman"/>
+          <w:szCs w:val="28"/>
+          <w:u w:val="single"/>
+          <w:lang w:eastAsia="ru-RU"/>
+          <w14:ligatures w14:val="none"/>
+        </w:rPr>
+        <w:t>»</w:t>
+      </w:r>
+      <w:r>
+        <w:rPr>
+          <w:rFonts w:ascii="Times New Roman" w:eastAsia="Times New Roman" w:hAnsi="Times New Roman" w:cs="Times New Roman"/>
           <w:sz w:val="24"/>
           <w:szCs w:val="24"/>
           <w:u w:val="single"/>
@@ -622,6 +802,16 @@
           <w:lang w:eastAsia="ru-RU"/>
           <w14:ligatures w14:val="none"/>
         </w:rPr>
+        <w:t>информатики и системного программирования</w:t>
+      </w:r>
+      <w:r>
+        <w:rPr>
+          <w:rFonts w:ascii="Times New Roman" w:eastAsia="Times New Roman" w:hAnsi="Times New Roman" w:cs="Times New Roman"/>
+          <w:szCs w:val="28"/>
+          <w:u w:val="single"/>
+          <w:lang w:eastAsia="ru-RU"/>
+          <w14:ligatures w14:val="none"/>
+        </w:rPr>
         <w:tab/>
       </w:r>
     </w:p>
@@ -659,6 +849,46 @@
           <w:lang w:eastAsia="ru-RU"/>
           <w14:ligatures w14:val="none"/>
         </w:rPr>
+        <w:t xml:space="preserve">Бородин </w:t>
+      </w:r>
+      <w:r>
+        <w:rPr>
+          <w:rFonts w:ascii="Times New Roman" w:eastAsia="Times New Roman" w:hAnsi="Times New Roman" w:cs="Times New Roman"/>
+          <w:szCs w:val="28"/>
+          <w:u w:val="single"/>
+          <w:lang w:eastAsia="ru-RU"/>
+          <w14:ligatures w14:val="none"/>
+        </w:rPr>
+        <w:t>А.В.</w:t>
+      </w:r>
+      <w:r>
+        <w:rPr>
+          <w:rFonts w:ascii="Times New Roman" w:eastAsia="Times New Roman" w:hAnsi="Times New Roman" w:cs="Times New Roman"/>
+          <w:szCs w:val="28"/>
+          <w:u w:val="single"/>
+          <w:lang w:eastAsia="ru-RU"/>
+          <w14:ligatures w14:val="none"/>
+        </w:rPr>
+        <w:t>, к. э. н.</w:t>
+      </w:r>
+      <w:r>
+        <w:rPr>
+          <w:rFonts w:ascii="Times New Roman" w:eastAsia="Times New Roman" w:hAnsi="Times New Roman" w:cs="Times New Roman"/>
+          <w:szCs w:val="28"/>
+          <w:u w:val="single"/>
+          <w:lang w:eastAsia="ru-RU"/>
+          <w14:ligatures w14:val="none"/>
+        </w:rPr>
+        <w:t>, доцент</w:t>
+      </w:r>
+      <w:r>
+        <w:rPr>
+          <w:rFonts w:ascii="Times New Roman" w:eastAsia="Times New Roman" w:hAnsi="Times New Roman" w:cs="Times New Roman"/>
+          <w:szCs w:val="28"/>
+          <w:u w:val="single"/>
+          <w:lang w:eastAsia="ru-RU"/>
+          <w14:ligatures w14:val="none"/>
+        </w:rPr>
         <w:tab/>
       </w:r>
     </w:p>
@@ -720,6 +950,36 @@
           <w14:ligatures w14:val="none"/>
         </w:rPr>
         <w:t xml:space="preserve"> </w:t>
+      </w:r>
+      <w:r>
+        <w:rPr>
+          <w:rFonts w:ascii="Times New Roman" w:eastAsia="Times New Roman" w:hAnsi="Times New Roman" w:cs="Times New Roman"/>
+          <w:szCs w:val="28"/>
+          <w:u w:val="single"/>
+          <w:lang w:eastAsia="ru-RU"/>
+          <w14:ligatures w14:val="none"/>
+        </w:rPr>
+        <w:t>Лучинин</w:t>
+      </w:r>
+      <w:r>
+        <w:rPr>
+          <w:rFonts w:ascii="Times New Roman" w:eastAsia="Times New Roman" w:hAnsi="Times New Roman" w:cs="Times New Roman"/>
+          <w:szCs w:val="28"/>
+          <w:u w:val="single"/>
+          <w:lang w:eastAsia="ru-RU"/>
+          <w14:ligatures w14:val="none"/>
+        </w:rPr>
+        <w:t xml:space="preserve"> З.С., к. т. н.</w:t>
+      </w:r>
+      <w:r>
+        <w:rPr>
+          <w:rFonts w:ascii="Times New Roman" w:eastAsia="Times New Roman" w:hAnsi="Times New Roman" w:cs="Times New Roman"/>
+          <w:szCs w:val="28"/>
+          <w:u w:val="single"/>
+          <w:lang w:eastAsia="ru-RU"/>
+          <w14:ligatures w14:val="none"/>
+        </w:rPr>
+        <w:t>, доцент кафедры ИиСП</w:t>
       </w:r>
       <w:r>
         <w:rPr>
@@ -931,6 +1191,46 @@
           <w:lang w:eastAsia="ru-RU"/>
           <w14:ligatures w14:val="none"/>
         </w:rPr>
+        <w:t>212-ОН</w:t>
+      </w:r>
+      <w:r>
+        <w:rPr>
+          <w:rFonts w:ascii="Times New Roman" w:eastAsia="Times New Roman" w:hAnsi="Times New Roman" w:cs="Times New Roman"/>
+          <w:szCs w:val="28"/>
+          <w:u w:val="single"/>
+          <w:lang w:eastAsia="ru-RU"/>
+          <w14:ligatures w14:val="none"/>
+        </w:rPr>
+        <w:t xml:space="preserve"> от </w:t>
+      </w:r>
+      <w:r>
+        <w:rPr>
+          <w:rFonts w:ascii="Times New Roman" w:eastAsia="Times New Roman" w:hAnsi="Times New Roman" w:cs="Times New Roman"/>
+          <w:szCs w:val="28"/>
+          <w:u w:val="single"/>
+          <w:lang w:eastAsia="ru-RU"/>
+          <w14:ligatures w14:val="none"/>
+        </w:rPr>
+        <w:t>10.02.</w:t>
+      </w:r>
+      <w:r>
+        <w:rPr>
+          <w:rFonts w:ascii="Times New Roman" w:eastAsia="Times New Roman" w:hAnsi="Times New Roman" w:cs="Times New Roman"/>
+          <w:szCs w:val="28"/>
+          <w:u w:val="single"/>
+          <w:lang w:eastAsia="ru-RU"/>
+          <w14:ligatures w14:val="none"/>
+        </w:rPr>
+        <w:t>2026 г</w:t>
+      </w:r>
+      <w:r>
+        <w:rPr>
+          <w:rFonts w:ascii="Times New Roman" w:eastAsia="Times New Roman" w:hAnsi="Times New Roman" w:cs="Times New Roman"/>
+          <w:szCs w:val="28"/>
+          <w:u w:val="single"/>
+          <w:lang w:eastAsia="ru-RU"/>
+          <w14:ligatures w14:val="none"/>
+        </w:rPr>
         <w:tab/>
       </w:r>
     </w:p>
@@ -977,6 +1277,36 @@
           <w:lang w:eastAsia="ru-RU"/>
           <w14:ligatures w14:val="none"/>
         </w:rPr>
+        <w:t>1</w:t>
+      </w:r>
+      <w:r>
+        <w:rPr>
+          <w:rFonts w:ascii="Times New Roman" w:eastAsia="Times New Roman" w:hAnsi="Times New Roman" w:cs="Times New Roman"/>
+          <w:szCs w:val="28"/>
+          <w:u w:val="single"/>
+          <w:lang w:eastAsia="ru-RU"/>
+          <w14:ligatures w14:val="none"/>
+        </w:rPr>
+        <w:t>0</w:t>
+      </w:r>
+      <w:r>
+        <w:rPr>
+          <w:rFonts w:ascii="Times New Roman" w:eastAsia="Times New Roman" w:hAnsi="Times New Roman" w:cs="Times New Roman"/>
+          <w:szCs w:val="28"/>
+          <w:u w:val="single"/>
+          <w:lang w:eastAsia="ru-RU"/>
+          <w14:ligatures w14:val="none"/>
+        </w:rPr>
+        <w:t>.02.2026 г</w:t>
+      </w:r>
+      <w:r>
+        <w:rPr>
+          <w:rFonts w:ascii="Times New Roman" w:eastAsia="Times New Roman" w:hAnsi="Times New Roman" w:cs="Times New Roman"/>
+          <w:szCs w:val="28"/>
+          <w:u w:val="single"/>
+          <w:lang w:eastAsia="ru-RU"/>
+          <w14:ligatures w14:val="none"/>
+        </w:rPr>
         <w:tab/>
       </w:r>
     </w:p>
@@ -1023,6 +1353,16 @@
           <w:lang w:eastAsia="ru-RU"/>
           <w14:ligatures w14:val="none"/>
         </w:rPr>
+        <w:t>10.06.2026 г</w:t>
+      </w:r>
+      <w:r>
+        <w:rPr>
+          <w:rFonts w:ascii="Times New Roman" w:eastAsia="Times New Roman" w:hAnsi="Times New Roman" w:cs="Times New Roman"/>
+          <w:szCs w:val="28"/>
+          <w:u w:val="single"/>
+          <w:lang w:eastAsia="ru-RU"/>
+          <w14:ligatures w14:val="none"/>
+        </w:rPr>
         <w:tab/>
       </w:r>
     </w:p>
@@ -1190,7 +1530,36 @@
           <w14:ligatures w14:val="none"/>
         </w:rPr>
         <w:tab/>
-        <w:t xml:space="preserve"> (_________________)</w:t>
+        <w:t xml:space="preserve"> (</w:t>
+      </w:r>
+      <w:r>
+        <w:rPr>
+          <w:rFonts w:ascii="Times New Roman" w:eastAsia="Times New Roman" w:hAnsi="Times New Roman" w:cs="Times New Roman"/>
+          <w:szCs w:val="28"/>
+          <w:u w:val="single"/>
+          <w:lang w:eastAsia="ru-RU"/>
+          <w14:ligatures w14:val="none"/>
+        </w:rPr>
+        <w:t>Кречетов</w:t>
+      </w:r>
+      <w:r>
+        <w:rPr>
+          <w:rFonts w:ascii="Times New Roman" w:eastAsia="Times New Roman" w:hAnsi="Times New Roman" w:cs="Times New Roman"/>
+          <w:szCs w:val="28"/>
+          <w:u w:val="single"/>
+          <w:lang w:eastAsia="ru-RU"/>
+          <w14:ligatures w14:val="none"/>
+        </w:rPr>
+        <w:t xml:space="preserve"> А.А.</w:t>
+      </w:r>
+      <w:r>
+        <w:rPr>
+          <w:rFonts w:ascii="Times New Roman" w:eastAsia="Times New Roman" w:hAnsi="Times New Roman" w:cs="Times New Roman"/>
+          <w:szCs w:val="28"/>
+          <w:lang w:eastAsia="ru-RU"/>
+          <w14:ligatures w14:val="none"/>
+        </w:rPr>
+        <w:t>)</w:t>
       </w:r>
     </w:p>
     <w:p>
@@ -1247,7 +1616,26 @@
           <w14:ligatures w14:val="none"/>
         </w:rPr>
         <w:tab/>
-        <w:t xml:space="preserve"> (_________________)</w:t>
+        <w:t xml:space="preserve"> (</w:t>
+      </w:r>
+      <w:r>
+        <w:rPr>
+          <w:rFonts w:ascii="Times New Roman" w:eastAsia="Times New Roman" w:hAnsi="Times New Roman" w:cs="Times New Roman"/>
+          <w:szCs w:val="28"/>
+          <w:u w:val="single"/>
+          <w:lang w:eastAsia="ru-RU"/>
+          <w14:ligatures w14:val="none"/>
+        </w:rPr>
+        <w:t>Глушкова О.В.</w:t>
+      </w:r>
+      <w:r>
+        <w:rPr>
+          <w:rFonts w:ascii="Times New Roman" w:eastAsia="Times New Roman" w:hAnsi="Times New Roman" w:cs="Times New Roman"/>
+          <w:szCs w:val="28"/>
+          <w:lang w:eastAsia="ru-RU"/>
+          <w14:ligatures w14:val="none"/>
+        </w:rPr>
+        <w:t>)</w:t>
       </w:r>
     </w:p>
     <w:p>
@@ -1305,7 +1693,17 @@
           <w:lang w:eastAsia="ru-RU"/>
           <w14:ligatures w14:val="none"/>
         </w:rPr>
-        <w:t>__г.</w:t>
+        <w:t xml:space="preserve">6 </w:t>
+      </w:r>
+      <w:r>
+        <w:rPr>
+          <w:rFonts w:ascii="Times New Roman" w:eastAsia="Times New Roman" w:hAnsi="Times New Roman" w:cs="Times New Roman"/>
+          <w:sz w:val="24"/>
+          <w:szCs w:val="24"/>
+          <w:lang w:eastAsia="ru-RU"/>
+          <w14:ligatures w14:val="none"/>
+        </w:rPr>
+        <w:t>г.</w:t>
       </w:r>
     </w:p>
     <w:p>
@@ -1592,6 +1990,26 @@
           <w:lang w:eastAsia="ru-RU"/>
           <w14:ligatures w14:val="none"/>
         </w:rPr>
+        <w:t>Ии</w:t>
+      </w:r>
+      <w:r>
+        <w:rPr>
+          <w:rFonts w:ascii="Times New Roman" w:eastAsia="Times New Roman" w:hAnsi="Times New Roman" w:cs="Times New Roman"/>
+          <w:szCs w:val="28"/>
+          <w:u w:val="single"/>
+          <w:lang w:eastAsia="ru-RU"/>
+          <w14:ligatures w14:val="none"/>
+        </w:rPr>
+        <w:t>СП</w:t>
+      </w:r>
+      <w:r>
+        <w:rPr>
+          <w:rFonts w:ascii="Times New Roman" w:eastAsia="Times New Roman" w:hAnsi="Times New Roman" w:cs="Times New Roman"/>
+          <w:szCs w:val="28"/>
+          <w:u w:val="single"/>
+          <w:lang w:eastAsia="ru-RU"/>
+          <w14:ligatures w14:val="none"/>
+        </w:rPr>
         <w:tab/>
       </w:r>
     </w:p>
@@ -1614,7 +2032,25 @@
           <w:lang w:eastAsia="ru-RU"/>
           <w14:ligatures w14:val="none"/>
         </w:rPr>
-        <w:t>_______________ (____________)</w:t>
+        <w:t>_______________ (</w:t>
+      </w:r>
+      <w:r>
+        <w:rPr>
+          <w:rFonts w:ascii="Times New Roman" w:eastAsia="Times New Roman" w:hAnsi="Times New Roman" w:cs="Times New Roman"/>
+          <w:szCs w:val="28"/>
+          <w:lang w:eastAsia="ru-RU"/>
+          <w14:ligatures w14:val="none"/>
+        </w:rPr>
+        <w:t>Бородин А.В.</w:t>
+      </w:r>
+      <w:r>
+        <w:rPr>
+          <w:rFonts w:ascii="Times New Roman" w:eastAsia="Times New Roman" w:hAnsi="Times New Roman" w:cs="Times New Roman"/>
+          <w:szCs w:val="28"/>
+          <w:lang w:eastAsia="ru-RU"/>
+          <w14:ligatures w14:val="none"/>
+        </w:rPr>
+        <w:t>)</w:t>
       </w:r>
     </w:p>
     <w:p>
@@ -1774,6 +2210,16 @@
           <w:lang w:eastAsia="ru-RU"/>
           <w14:ligatures w14:val="none"/>
         </w:rPr>
+        <w:t>Кутимский Роман Владимирович</w:t>
+      </w:r>
+      <w:r>
+        <w:rPr>
+          <w:rFonts w:ascii="Times New Roman" w:eastAsia="Times New Roman" w:hAnsi="Times New Roman" w:cs="Times New Roman"/>
+          <w:szCs w:val="28"/>
+          <w:u w:val="single"/>
+          <w:lang w:eastAsia="ru-RU"/>
+          <w14:ligatures w14:val="none"/>
+        </w:rPr>
         <w:tab/>
       </w:r>
     </w:p>
@@ -1801,6 +2247,26 @@
           <w14:ligatures w14:val="none"/>
         </w:rPr>
         <w:t xml:space="preserve">Направление подготовки (специальность) </w:t>
+      </w:r>
+      <w:r>
+        <w:rPr>
+          <w:rFonts w:ascii="Times New Roman" w:eastAsia="Times New Roman" w:hAnsi="Times New Roman" w:cs="Times New Roman"/>
+          <w:szCs w:val="28"/>
+          <w:u w:val="single"/>
+          <w:lang w:eastAsia="ru-RU"/>
+          <w14:ligatures w14:val="none"/>
+        </w:rPr>
+        <w:t xml:space="preserve">09.03.04 </w:t>
+      </w:r>
+      <w:r>
+        <w:rPr>
+          <w:rFonts w:ascii="Times New Roman" w:eastAsia="Times New Roman" w:hAnsi="Times New Roman" w:cs="Times New Roman"/>
+          <w:szCs w:val="28"/>
+          <w:u w:val="single"/>
+          <w:lang w:eastAsia="ru-RU"/>
+          <w14:ligatures w14:val="none"/>
+        </w:rPr>
+        <w:t>программная инженерия</w:t>
       </w:r>
       <w:r>
         <w:rPr>
@@ -1874,6 +2340,16 @@
           <w:lang w:eastAsia="ru-RU"/>
           <w14:ligatures w14:val="none"/>
         </w:rPr>
+        <w:t>очная</w:t>
+      </w:r>
+      <w:r>
+        <w:rPr>
+          <w:rFonts w:ascii="Times New Roman" w:eastAsia="Times New Roman" w:hAnsi="Times New Roman" w:cs="Times New Roman"/>
+          <w:szCs w:val="28"/>
+          <w:u w:val="single"/>
+          <w:lang w:eastAsia="ru-RU"/>
+          <w14:ligatures w14:val="none"/>
+        </w:rPr>
         <w:tab/>
       </w:r>
       <w:r>
@@ -1884,6 +2360,16 @@
           <w14:ligatures w14:val="none"/>
         </w:rPr>
         <w:t xml:space="preserve"> Группа </w:t>
+      </w:r>
+      <w:r>
+        <w:rPr>
+          <w:rFonts w:ascii="Times New Roman" w:eastAsia="Times New Roman" w:hAnsi="Times New Roman" w:cs="Times New Roman"/>
+          <w:szCs w:val="28"/>
+          <w:u w:val="single"/>
+          <w:lang w:eastAsia="ru-RU"/>
+          <w14:ligatures w14:val="none"/>
+        </w:rPr>
+        <w:t>ПС-41</w:t>
       </w:r>
       <w:r>
         <w:rPr>
@@ -1942,6 +2428,26 @@
           <w:lang w:eastAsia="ru-RU"/>
           <w14:ligatures w14:val="none"/>
         </w:rPr>
+        <w:t>«</w:t>
+      </w:r>
+      <w:r>
+        <w:rPr>
+          <w:rFonts w:ascii="Times New Roman" w:eastAsia="Times New Roman" w:hAnsi="Times New Roman" w:cs="Times New Roman"/>
+          <w:szCs w:val="28"/>
+          <w:u w:val="single"/>
+          <w:lang w:eastAsia="ru-RU"/>
+          <w14:ligatures w14:val="none"/>
+        </w:rPr>
+        <w:t>Разработка и внедрение системы автоматизированного тестирования</w:t>
+      </w:r>
+      <w:r>
+        <w:rPr>
+          <w:rFonts w:ascii="Times New Roman" w:eastAsia="Times New Roman" w:hAnsi="Times New Roman" w:cs="Times New Roman"/>
+          <w:szCs w:val="28"/>
+          <w:u w:val="single"/>
+          <w:lang w:eastAsia="ru-RU"/>
+          <w14:ligatures w14:val="none"/>
+        </w:rPr>
         <w:tab/>
       </w:r>
     </w:p>
@@ -1969,6 +2475,16 @@
           <w:lang w:eastAsia="ru-RU"/>
           <w14:ligatures w14:val="none"/>
         </w:rPr>
+        <w:t>дизайн-системы на основе анализа скриншотов»</w:t>
+      </w:r>
+      <w:r>
+        <w:rPr>
+          <w:rFonts w:ascii="Times New Roman" w:eastAsia="Times New Roman" w:hAnsi="Times New Roman" w:cs="Times New Roman"/>
+          <w:szCs w:val="28"/>
+          <w:u w:val="single"/>
+          <w:lang w:eastAsia="ru-RU"/>
+          <w14:ligatures w14:val="none"/>
+        </w:rPr>
         <w:tab/>
       </w:r>
     </w:p>
@@ -2084,6 +2600,26 @@
           <w:lang w:eastAsia="ru-RU"/>
           <w14:ligatures w14:val="none"/>
         </w:rPr>
+        <w:t>задание</w:t>
+      </w:r>
+      <w:r>
+        <w:rPr>
+          <w:rFonts w:ascii="Times New Roman" w:eastAsia="Times New Roman" w:hAnsi="Times New Roman" w:cs="Times New Roman"/>
+          <w:szCs w:val="28"/>
+          <w:u w:val="single"/>
+          <w:lang w:eastAsia="ru-RU"/>
+          <w14:ligatures w14:val="none"/>
+        </w:rPr>
+        <w:t>, полученное в компании ООО «ТРЭВЕЛ ЛАЙН</w:t>
+      </w:r>
+      <w:r>
+        <w:rPr>
+          <w:rFonts w:ascii="Times New Roman" w:eastAsia="Times New Roman" w:hAnsi="Times New Roman" w:cs="Times New Roman"/>
+          <w:szCs w:val="28"/>
+          <w:u w:val="single"/>
+          <w:lang w:eastAsia="ru-RU"/>
+          <w14:ligatures w14:val="none"/>
+        </w:rPr>
         <w:tab/>
       </w:r>
     </w:p>
@@ -2111,6 +2647,26 @@
           <w:lang w:eastAsia="ru-RU"/>
           <w14:ligatures w14:val="none"/>
         </w:rPr>
+        <w:t>СИСМЕМС»</w:t>
+      </w:r>
+      <w:r>
+        <w:rPr>
+          <w:rFonts w:ascii="Times New Roman" w:eastAsia="Times New Roman" w:hAnsi="Times New Roman" w:cs="Times New Roman"/>
+          <w:szCs w:val="28"/>
+          <w:u w:val="single"/>
+          <w:lang w:eastAsia="ru-RU"/>
+          <w14:ligatures w14:val="none"/>
+        </w:rPr>
+        <w:t>.</w:t>
+      </w:r>
+      <w:r>
+        <w:rPr>
+          <w:rFonts w:ascii="Times New Roman" w:eastAsia="Times New Roman" w:hAnsi="Times New Roman" w:cs="Times New Roman"/>
+          <w:szCs w:val="28"/>
+          <w:u w:val="single"/>
+          <w:lang w:eastAsia="ru-RU"/>
+          <w14:ligatures w14:val="none"/>
+        </w:rPr>
         <w:tab/>
       </w:r>
     </w:p>
@@ -2291,6 +2847,105 @@
         <w:rPr>
           <w:rFonts w:ascii="Times New Roman" w:eastAsia="Times New Roman" w:hAnsi="Times New Roman" w:cs="Times New Roman"/>
           <w:szCs w:val="28"/>
+          <w:lang w:eastAsia="ru-RU"/>
+          <w14:ligatures w14:val="none"/>
+        </w:rPr>
+        <w:t xml:space="preserve"> </w:t>
+      </w:r>
+      <w:r>
+        <w:rPr>
+          <w:rFonts w:ascii="Times New Roman" w:eastAsia="Times New Roman" w:hAnsi="Times New Roman" w:cs="Times New Roman"/>
+          <w:szCs w:val="28"/>
+          <w:u w:val="single"/>
+          <w:lang w:eastAsia="ru-RU"/>
+          <w14:ligatures w14:val="none"/>
+        </w:rPr>
+        <w:t xml:space="preserve">аннотация, </w:t>
+      </w:r>
+      <w:r>
+        <w:rPr>
+          <w:rFonts w:ascii="Times New Roman" w:eastAsia="Times New Roman" w:hAnsi="Times New Roman" w:cs="Times New Roman"/>
+          <w:szCs w:val="28"/>
+          <w:u w:val="single"/>
+          <w:lang w:eastAsia="ru-RU"/>
+          <w14:ligatures w14:val="none"/>
+        </w:rPr>
+        <w:t>содержание, введение</w:t>
+      </w:r>
+      <w:r>
+        <w:rPr>
+          <w:rFonts w:ascii="Times New Roman" w:eastAsia="Times New Roman" w:hAnsi="Times New Roman" w:cs="Times New Roman"/>
+          <w:szCs w:val="28"/>
+          <w:u w:val="single"/>
+          <w:lang w:eastAsia="ru-RU"/>
+          <w14:ligatures w14:val="none"/>
+        </w:rPr>
+        <w:t xml:space="preserve">, </w:t>
+      </w:r>
+      <w:r>
+        <w:rPr>
+          <w:rFonts w:ascii="Times New Roman" w:eastAsia="Times New Roman" w:hAnsi="Times New Roman" w:cs="Times New Roman"/>
+          <w:szCs w:val="28"/>
+          <w:u w:val="single"/>
+          <w:lang w:eastAsia="ru-RU"/>
+          <w14:ligatures w14:val="none"/>
+        </w:rPr>
+        <w:t>определения, обозначения и сокращения</w:t>
+      </w:r>
+      <w:r>
+        <w:rPr>
+          <w:rFonts w:ascii="Times New Roman" w:eastAsia="Times New Roman" w:hAnsi="Times New Roman" w:cs="Times New Roman"/>
+          <w:szCs w:val="28"/>
+          <w:u w:val="single"/>
+          <w:lang w:eastAsia="ru-RU"/>
+          <w14:ligatures w14:val="none"/>
+        </w:rPr>
+        <w:t xml:space="preserve">, введение, постановка задачи, </w:t>
+      </w:r>
+      <w:r>
+        <w:rPr>
+          <w:rFonts w:ascii="Times New Roman" w:eastAsia="Times New Roman" w:hAnsi="Times New Roman" w:cs="Times New Roman"/>
+          <w:szCs w:val="28"/>
+          <w:u w:val="single"/>
+          <w:lang w:eastAsia="ru-RU"/>
+          <w14:ligatures w14:val="none"/>
+        </w:rPr>
+        <w:t>аналитическая часть, конструкторская часть, документация программного продукта</w:t>
+      </w:r>
+      <w:r>
+        <w:rPr>
+          <w:rFonts w:ascii="Times New Roman" w:eastAsia="Times New Roman" w:hAnsi="Times New Roman" w:cs="Times New Roman"/>
+          <w:szCs w:val="28"/>
+          <w:u w:val="single"/>
+          <w:lang w:eastAsia="ru-RU"/>
+          <w14:ligatures w14:val="none"/>
+        </w:rPr>
+        <w:t xml:space="preserve">, заключение, </w:t>
+      </w:r>
+      <w:r>
+        <w:rPr>
+          <w:rFonts w:ascii="Times New Roman" w:eastAsia="Times New Roman" w:hAnsi="Times New Roman" w:cs="Times New Roman"/>
+          <w:szCs w:val="28"/>
+          <w:u w:val="single"/>
+          <w:lang w:eastAsia="ru-RU"/>
+          <w14:ligatures w14:val="none"/>
+        </w:rPr>
+        <w:t>список использованных источников</w:t>
+      </w:r>
+      <w:r>
+        <w:rPr>
+          <w:rFonts w:ascii="Times New Roman" w:eastAsia="Times New Roman" w:hAnsi="Times New Roman" w:cs="Times New Roman"/>
+          <w:szCs w:val="28"/>
+          <w:u w:val="single"/>
+          <w:lang w:eastAsia="ru-RU"/>
+          <w14:ligatures w14:val="none"/>
+        </w:rPr>
+        <w:t>.</w:t>
+      </w:r>
+      <w:r>
+        <w:rPr>
+          <w:rFonts w:ascii="Times New Roman" w:eastAsia="Times New Roman" w:hAnsi="Times New Roman" w:cs="Times New Roman"/>
+          <w:szCs w:val="28"/>
           <w:u w:val="single"/>
           <w:lang w:eastAsia="ru-RU"/>
           <w14:ligatures w14:val="none"/>
@@ -2399,11 +3054,63 @@
         <w:rPr>
           <w:rFonts w:ascii="Times New Roman" w:eastAsia="Times New Roman" w:hAnsi="Times New Roman" w:cs="Times New Roman"/>
           <w:szCs w:val="28"/>
+          <w:lang w:eastAsia="ru-RU"/>
+          <w14:ligatures w14:val="none"/>
+        </w:rPr>
+        <w:lastRenderedPageBreak/>
+        <w:t xml:space="preserve">3. Содержание графической части </w:t>
+      </w:r>
+      <w:r>
+        <w:rPr>
+          <w:rFonts w:ascii="Times New Roman" w:eastAsia="Times New Roman" w:hAnsi="Times New Roman" w:cs="Times New Roman"/>
+          <w:szCs w:val="28"/>
           <w:u w:val="single"/>
           <w:lang w:eastAsia="ru-RU"/>
           <w14:ligatures w14:val="none"/>
         </w:rPr>
+        <w:t>презентация</w:t>
+      </w:r>
+      <w:r>
+        <w:rPr>
+          <w:rFonts w:ascii="Times New Roman" w:eastAsia="Times New Roman" w:hAnsi="Times New Roman" w:cs="Times New Roman"/>
+          <w:szCs w:val="28"/>
+          <w:u w:val="single"/>
+          <w:lang w:eastAsia="ru-RU"/>
+          <w14:ligatures w14:val="none"/>
+        </w:rPr>
+        <w:t>, состоящая из 16 слайдов в формате 4:3</w:t>
+      </w:r>
+      <w:r>
+        <w:rPr>
+          <w:rFonts w:ascii="Times New Roman" w:eastAsia="Times New Roman" w:hAnsi="Times New Roman" w:cs="Times New Roman"/>
+          <w:szCs w:val="28"/>
+          <w:u w:val="single"/>
+          <w:lang w:eastAsia="ru-RU"/>
+          <w14:ligatures w14:val="none"/>
+        </w:rPr>
         <w:tab/>
+      </w:r>
+    </w:p>
+    <w:p>
+      <w:pPr>
+        <w:spacing w:line="240" w:lineRule="auto"/>
+        <w:ind w:firstLine="0"/>
+        <w:jc w:val="center"/>
+        <w:rPr>
+          <w:rFonts w:ascii="Times New Roman" w:eastAsia="Times New Roman" w:hAnsi="Times New Roman" w:cs="Times New Roman"/>
+          <w:sz w:val="22"/>
+          <w:lang w:eastAsia="ru-RU"/>
+          <w14:ligatures w14:val="none"/>
+        </w:rPr>
+      </w:pPr>
+      <w:r>
+        <w:rPr>
+          <w:rFonts w:ascii="Times New Roman" w:eastAsia="Times New Roman" w:hAnsi="Times New Roman" w:cs="Times New Roman"/>
+          <w:sz w:val="22"/>
+          <w:lang w:eastAsia="ru-RU"/>
+          <w14:ligatures w14:val="none"/>
+        </w:rPr>
+        <w:t>(перечень графического материала, число листов с указанием формата)</w:t>
       </w:r>
     </w:p>
     <w:p>
@@ -2480,43 +3187,11 @@
         <w:rPr>
           <w:rFonts w:ascii="Times New Roman" w:eastAsia="Times New Roman" w:hAnsi="Times New Roman" w:cs="Times New Roman"/>
           <w:szCs w:val="28"/>
-          <w:lang w:eastAsia="ru-RU"/>
-          <w14:ligatures w14:val="none"/>
-        </w:rPr>
-        <w:lastRenderedPageBreak/>
-        <w:t xml:space="preserve">3. Содержание графической части </w:t>
-      </w:r>
-      <w:r>
-        <w:rPr>
-          <w:rFonts w:ascii="Times New Roman" w:eastAsia="Times New Roman" w:hAnsi="Times New Roman" w:cs="Times New Roman"/>
-          <w:szCs w:val="28"/>
           <w:u w:val="single"/>
           <w:lang w:eastAsia="ru-RU"/>
           <w14:ligatures w14:val="none"/>
         </w:rPr>
         <w:tab/>
-      </w:r>
-    </w:p>
-    <w:p>
-      <w:pPr>
-        <w:spacing w:line="240" w:lineRule="auto"/>
-        <w:ind w:firstLine="0"/>
-        <w:jc w:val="left"/>
-        <w:rPr>
-          <w:rFonts w:ascii="Times New Roman" w:eastAsia="Times New Roman" w:hAnsi="Times New Roman" w:cs="Times New Roman"/>
-          <w:sz w:val="22"/>
-          <w:lang w:eastAsia="ru-RU"/>
-          <w14:ligatures w14:val="none"/>
-        </w:rPr>
-      </w:pPr>
-      <w:r>
-        <w:rPr>
-          <w:rFonts w:ascii="Times New Roman" w:eastAsia="Times New Roman" w:hAnsi="Times New Roman" w:cs="Times New Roman"/>
-          <w:sz w:val="22"/>
-          <w:lang w:eastAsia="ru-RU"/>
-          <w14:ligatures w14:val="none"/>
-        </w:rPr>
-        <w:t>(перечень графического материала, число листов с указанием формата)</w:t>
       </w:r>
     </w:p>
     <w:p>
@@ -2602,6 +3277,41 @@
     </w:p>
     <w:p>
       <w:pPr>
+        <w:spacing w:line="240" w:lineRule="auto"/>
+        <w:ind w:firstLine="0"/>
+        <w:jc w:val="left"/>
+        <w:rPr>
+          <w:rFonts w:ascii="Times New Roman" w:eastAsia="Times New Roman" w:hAnsi="Times New Roman" w:cs="Times New Roman"/>
+          <w:szCs w:val="28"/>
+          <w:lang w:eastAsia="ru-RU"/>
+          <w14:ligatures w14:val="none"/>
+        </w:rPr>
+      </w:pPr>
+    </w:p>
+    <w:p>
+      <w:pPr>
+        <w:spacing w:line="240" w:lineRule="auto"/>
+        <w:ind w:firstLine="0"/>
+        <w:jc w:val="left"/>
+        <w:rPr>
+          <w:rFonts w:ascii="Times New Roman" w:eastAsia="Times New Roman" w:hAnsi="Times New Roman" w:cs="Times New Roman"/>
+          <w:szCs w:val="28"/>
+          <w:lang w:eastAsia="ru-RU"/>
+          <w14:ligatures w14:val="none"/>
+        </w:rPr>
+      </w:pPr>
+      <w:r>
+        <w:rPr>
+          <w:rFonts w:ascii="Times New Roman" w:eastAsia="Times New Roman" w:hAnsi="Times New Roman" w:cs="Times New Roman"/>
+          <w:szCs w:val="28"/>
+          <w:lang w:eastAsia="ru-RU"/>
+          <w14:ligatures w14:val="none"/>
+        </w:rPr>
+        <w:t>КОНСУЛЬТАНТЫ:</w:t>
+      </w:r>
+    </w:p>
+    <w:p>
+      <w:pPr>
         <w:tabs>
           <w:tab w:val="right" w:pos="9780"/>
         </w:tabs>
@@ -2616,16 +3326,6 @@
           <w14:ligatures w14:val="none"/>
         </w:rPr>
       </w:pPr>
-      <w:r>
-        <w:rPr>
-          <w:rFonts w:ascii="Times New Roman" w:eastAsia="Times New Roman" w:hAnsi="Times New Roman" w:cs="Times New Roman"/>
-          <w:szCs w:val="28"/>
-          <w:u w:val="single"/>
-          <w:lang w:eastAsia="ru-RU"/>
-          <w14:ligatures w14:val="none"/>
-        </w:rPr>
-        <w:tab/>
-      </w:r>
     </w:p>
     <w:p>
       <w:pPr>
@@ -2656,6 +3356,28 @@
     </w:p>
     <w:p>
       <w:pPr>
+        <w:spacing w:line="240" w:lineRule="auto"/>
+        <w:ind w:firstLine="0"/>
+        <w:jc w:val="center"/>
+        <w:rPr>
+          <w:rFonts w:ascii="Times New Roman" w:eastAsia="Times New Roman" w:hAnsi="Times New Roman" w:cs="Times New Roman"/>
+          <w:sz w:val="22"/>
+          <w:lang w:eastAsia="ru-RU"/>
+          <w14:ligatures w14:val="none"/>
+        </w:rPr>
+      </w:pPr>
+      <w:r>
+        <w:rPr>
+          <w:rFonts w:ascii="Times New Roman" w:eastAsia="Times New Roman" w:hAnsi="Times New Roman" w:cs="Times New Roman"/>
+          <w:sz w:val="22"/>
+          <w:lang w:eastAsia="ru-RU"/>
+          <w14:ligatures w14:val="none"/>
+        </w:rPr>
+        <w:t xml:space="preserve"> (должность, Ф.И.О., подпись, дата)</w:t>
+      </w:r>
+    </w:p>
+    <w:p>
+      <w:pPr>
         <w:tabs>
           <w:tab w:val="right" w:pos="9780"/>
         </w:tabs>
@@ -2670,51 +3392,6 @@
           <w14:ligatures w14:val="none"/>
         </w:rPr>
       </w:pPr>
-      <w:r>
-        <w:rPr>
-          <w:rFonts w:ascii="Times New Roman" w:eastAsia="Times New Roman" w:hAnsi="Times New Roman" w:cs="Times New Roman"/>
-          <w:szCs w:val="28"/>
-          <w:u w:val="single"/>
-          <w:lang w:eastAsia="ru-RU"/>
-          <w14:ligatures w14:val="none"/>
-        </w:rPr>
-        <w:tab/>
-      </w:r>
-    </w:p>
-    <w:p>
-      <w:pPr>
-        <w:spacing w:line="240" w:lineRule="auto"/>
-        <w:ind w:firstLine="0"/>
-        <w:jc w:val="left"/>
-        <w:rPr>
-          <w:rFonts w:ascii="Times New Roman" w:eastAsia="Times New Roman" w:hAnsi="Times New Roman" w:cs="Times New Roman"/>
-          <w:szCs w:val="28"/>
-          <w:lang w:eastAsia="ru-RU"/>
-          <w14:ligatures w14:val="none"/>
-        </w:rPr>
-      </w:pPr>
-    </w:p>
-    <w:p>
-      <w:pPr>
-        <w:spacing w:line="240" w:lineRule="auto"/>
-        <w:ind w:firstLine="0"/>
-        <w:jc w:val="left"/>
-        <w:rPr>
-          <w:rFonts w:ascii="Times New Roman" w:eastAsia="Times New Roman" w:hAnsi="Times New Roman" w:cs="Times New Roman"/>
-          <w:szCs w:val="28"/>
-          <w:lang w:eastAsia="ru-RU"/>
-          <w14:ligatures w14:val="none"/>
-        </w:rPr>
-      </w:pPr>
-      <w:r>
-        <w:rPr>
-          <w:rFonts w:ascii="Times New Roman" w:eastAsia="Times New Roman" w:hAnsi="Times New Roman" w:cs="Times New Roman"/>
-          <w:szCs w:val="28"/>
-          <w:lang w:eastAsia="ru-RU"/>
-          <w14:ligatures w14:val="none"/>
-        </w:rPr>
-        <w:t>КОНСУЛЬТАНТЫ:</w:t>
-      </w:r>
     </w:p>
     <w:p>
       <w:pPr>
@@ -2732,6 +3409,51 @@
           <w14:ligatures w14:val="none"/>
         </w:rPr>
       </w:pPr>
+      <w:r>
+        <w:rPr>
+          <w:rFonts w:ascii="Times New Roman" w:eastAsia="Times New Roman" w:hAnsi="Times New Roman" w:cs="Times New Roman"/>
+          <w:szCs w:val="28"/>
+          <w:u w:val="single"/>
+          <w:lang w:eastAsia="ru-RU"/>
+          <w14:ligatures w14:val="none"/>
+        </w:rPr>
+        <w:tab/>
+      </w:r>
+    </w:p>
+    <w:p>
+      <w:pPr>
+        <w:spacing w:line="240" w:lineRule="auto"/>
+        <w:ind w:firstLine="0"/>
+        <w:jc w:val="center"/>
+        <w:rPr>
+          <w:rFonts w:ascii="Times New Roman" w:eastAsia="Times New Roman" w:hAnsi="Times New Roman" w:cs="Times New Roman"/>
+          <w:sz w:val="22"/>
+          <w:lang w:eastAsia="ru-RU"/>
+          <w14:ligatures w14:val="none"/>
+        </w:rPr>
+      </w:pPr>
+      <w:r>
+        <w:rPr>
+          <w:rFonts w:ascii="Times New Roman" w:eastAsia="Times New Roman" w:hAnsi="Times New Roman" w:cs="Times New Roman"/>
+          <w:sz w:val="22"/>
+          <w:lang w:eastAsia="ru-RU"/>
+          <w14:ligatures w14:val="none"/>
+        </w:rPr>
+        <w:t xml:space="preserve"> (должность, Ф.И.О., подпись, дата)</w:t>
+      </w:r>
+    </w:p>
+    <w:p>
+      <w:pPr>
+        <w:spacing w:line="240" w:lineRule="auto"/>
+        <w:ind w:firstLine="0"/>
+        <w:jc w:val="left"/>
+        <w:rPr>
+          <w:rFonts w:ascii="Times New Roman" w:eastAsia="Times New Roman" w:hAnsi="Times New Roman" w:cs="Times New Roman"/>
+          <w:szCs w:val="28"/>
+          <w:lang w:eastAsia="ru-RU"/>
+          <w14:ligatures w14:val="none"/>
+        </w:rPr>
+      </w:pPr>
     </w:p>
     <w:p>
       <w:pPr>
@@ -2912,6 +3634,41 @@
     </w:p>
     <w:p>
       <w:pPr>
+        <w:spacing w:line="240" w:lineRule="auto"/>
+        <w:ind w:firstLine="0"/>
+        <w:jc w:val="left"/>
+        <w:rPr>
+          <w:rFonts w:ascii="Times New Roman" w:eastAsia="Times New Roman" w:hAnsi="Times New Roman" w:cs="Times New Roman"/>
+          <w:sz w:val="22"/>
+          <w:lang w:eastAsia="ru-RU"/>
+          <w14:ligatures w14:val="none"/>
+        </w:rPr>
+      </w:pPr>
+    </w:p>
+    <w:p>
+      <w:pPr>
+        <w:spacing w:line="240" w:lineRule="auto"/>
+        <w:ind w:firstLine="0"/>
+        <w:jc w:val="left"/>
+        <w:rPr>
+          <w:rFonts w:ascii="Times New Roman" w:eastAsia="Times New Roman" w:hAnsi="Times New Roman" w:cs="Times New Roman"/>
+          <w:szCs w:val="28"/>
+          <w:lang w:eastAsia="ru-RU"/>
+          <w14:ligatures w14:val="none"/>
+        </w:rPr>
+      </w:pPr>
+      <w:r>
+        <w:rPr>
+          <w:rFonts w:ascii="Times New Roman" w:eastAsia="Times New Roman" w:hAnsi="Times New Roman" w:cs="Times New Roman"/>
+          <w:szCs w:val="28"/>
+          <w:lang w:eastAsia="ru-RU"/>
+          <w14:ligatures w14:val="none"/>
+        </w:rPr>
+        <w:t>РУКОВОДИТЕЛЬ ВКР</w:t>
+      </w:r>
+    </w:p>
+    <w:p>
+      <w:pPr>
         <w:tabs>
           <w:tab w:val="right" w:pos="9780"/>
         </w:tabs>
@@ -2926,6 +3683,48 @@
           <w14:ligatures w14:val="none"/>
         </w:rPr>
       </w:pPr>
+      <w:r>
+        <w:rPr>
+          <w:rFonts w:ascii="Times New Roman" w:eastAsia="Times New Roman" w:hAnsi="Times New Roman" w:cs="Times New Roman"/>
+          <w:szCs w:val="28"/>
+          <w:u w:val="single"/>
+          <w:lang w:eastAsia="ru-RU"/>
+          <w14:ligatures w14:val="none"/>
+        </w:rPr>
+        <w:t>Лучинин З.С., кандидат технических наук, доцент кафедры ИиСП</w:t>
+      </w:r>
+      <w:r>
+        <w:rPr>
+          <w:rFonts w:ascii="Times New Roman" w:eastAsia="Times New Roman" w:hAnsi="Times New Roman" w:cs="Times New Roman"/>
+          <w:szCs w:val="28"/>
+          <w:u w:val="single"/>
+          <w:lang w:eastAsia="ru-RU"/>
+          <w14:ligatures w14:val="none"/>
+        </w:rPr>
+        <w:tab/>
+      </w:r>
+    </w:p>
+    <w:p>
+      <w:pPr>
+        <w:spacing w:line="240" w:lineRule="auto"/>
+        <w:ind w:firstLine="0"/>
+        <w:jc w:val="center"/>
+        <w:rPr>
+          <w:rFonts w:ascii="Times New Roman" w:eastAsia="Times New Roman" w:hAnsi="Times New Roman" w:cs="Times New Roman"/>
+          <w:sz w:val="22"/>
+          <w:lang w:eastAsia="ru-RU"/>
+          <w14:ligatures w14:val="none"/>
+        </w:rPr>
+      </w:pPr>
+      <w:r>
+        <w:rPr>
+          <w:rFonts w:ascii="Times New Roman" w:eastAsia="Times New Roman" w:hAnsi="Times New Roman" w:cs="Times New Roman"/>
+          <w:sz w:val="22"/>
+          <w:lang w:eastAsia="ru-RU"/>
+          <w14:ligatures w14:val="none"/>
+        </w:rPr>
+        <w:t>(должность, Ф.И.О., подпись, дата)</w:t>
+      </w:r>
     </w:p>
     <w:p>
       <w:pPr>
@@ -2947,17 +3746,45 @@
         <w:rPr>
           <w:rFonts w:ascii="Times New Roman" w:eastAsia="Times New Roman" w:hAnsi="Times New Roman" w:cs="Times New Roman"/>
           <w:szCs w:val="28"/>
+          <w:lang w:eastAsia="ru-RU"/>
+          <w14:ligatures w14:val="none"/>
+        </w:rPr>
+        <w:t>Задание принял к исполнению</w:t>
+      </w:r>
+      <w:r>
+        <w:rPr>
+          <w:rFonts w:ascii="Times New Roman" w:eastAsia="Times New Roman" w:hAnsi="Times New Roman" w:cs="Times New Roman"/>
+          <w:sz w:val="22"/>
+          <w:lang w:eastAsia="ru-RU"/>
+          <w14:ligatures w14:val="none"/>
+        </w:rPr>
+        <w:t xml:space="preserve"> </w:t>
+      </w:r>
+      <w:r>
+        <w:rPr>
+          <w:rFonts w:ascii="Times New Roman" w:eastAsia="Times New Roman" w:hAnsi="Times New Roman" w:cs="Times New Roman"/>
+          <w:szCs w:val="28"/>
           <w:u w:val="single"/>
           <w:lang w:eastAsia="ru-RU"/>
           <w14:ligatures w14:val="none"/>
         </w:rPr>
+        <w:t>Кутимский Роман Владимирович</w:t>
+      </w:r>
+      <w:r>
+        <w:rPr>
+          <w:rFonts w:ascii="Times New Roman" w:eastAsia="Times New Roman" w:hAnsi="Times New Roman" w:cs="Times New Roman"/>
+          <w:sz w:val="22"/>
+          <w:u w:val="single"/>
+          <w:lang w:eastAsia="ru-RU"/>
+          <w14:ligatures w14:val="none"/>
+        </w:rPr>
         <w:tab/>
       </w:r>
     </w:p>
     <w:p>
       <w:pPr>
         <w:spacing w:line="240" w:lineRule="auto"/>
-        <w:ind w:firstLine="0"/>
+        <w:ind w:left="3686" w:firstLine="0"/>
         <w:jc w:val="center"/>
         <w:rPr>
           <w:rFonts w:ascii="Times New Roman" w:eastAsia="Times New Roman" w:hAnsi="Times New Roman" w:cs="Times New Roman"/>
@@ -2973,21 +3800,8 @@
           <w:lang w:eastAsia="ru-RU"/>
           <w14:ligatures w14:val="none"/>
         </w:rPr>
-        <w:t xml:space="preserve"> (должность, Ф.И.О., подпись, дата)</w:t>
-      </w:r>
-    </w:p>
-    <w:p>
-      <w:pPr>
-        <w:spacing w:line="240" w:lineRule="auto"/>
-        <w:ind w:firstLine="0"/>
-        <w:jc w:val="left"/>
-        <w:rPr>
-          <w:rFonts w:ascii="Times New Roman" w:eastAsia="Times New Roman" w:hAnsi="Times New Roman" w:cs="Times New Roman"/>
-          <w:szCs w:val="28"/>
-          <w:lang w:eastAsia="ru-RU"/>
-          <w14:ligatures w14:val="none"/>
-        </w:rPr>
-      </w:pPr>
+        <w:t>(Ф.И.О. студента)</w:t>
+      </w:r>
     </w:p>
     <w:p>
       <w:pPr>
@@ -3035,8 +3849,34 @@
           <w:lang w:eastAsia="ru-RU"/>
           <w14:ligatures w14:val="none"/>
         </w:rPr>
-        <w:t xml:space="preserve"> (должность, Ф.И.О., подпись, дата)</w:t>
-      </w:r>
+        <w:t>(дата и подпись)</w:t>
+      </w:r>
+    </w:p>
+    <w:p>
+      <w:pPr>
+        <w:spacing w:line="240" w:lineRule="auto"/>
+        <w:ind w:firstLine="0"/>
+        <w:jc w:val="center"/>
+        <w:rPr>
+          <w:rFonts w:ascii="Times New Roman" w:eastAsia="Times New Roman" w:hAnsi="Times New Roman" w:cs="Times New Roman"/>
+          <w:sz w:val="22"/>
+          <w:lang w:eastAsia="ru-RU"/>
+          <w14:ligatures w14:val="none"/>
+        </w:rPr>
+      </w:pPr>
+    </w:p>
+    <w:p>
+      <w:pPr>
+        <w:spacing w:line="240" w:lineRule="auto"/>
+        <w:ind w:firstLine="0"/>
+        <w:jc w:val="center"/>
+        <w:rPr>
+          <w:rFonts w:ascii="Times New Roman" w:eastAsia="Times New Roman" w:hAnsi="Times New Roman" w:cs="Times New Roman"/>
+          <w:sz w:val="22"/>
+          <w:lang w:eastAsia="ru-RU"/>
+          <w14:ligatures w14:val="none"/>
+        </w:rPr>
+      </w:pPr>
     </w:p>
     <w:p>
       <w:pPr>
@@ -3045,11 +3885,20 @@
         <w:jc w:val="left"/>
         <w:rPr>
           <w:rFonts w:ascii="Times New Roman" w:eastAsia="Times New Roman" w:hAnsi="Times New Roman" w:cs="Times New Roman"/>
-          <w:sz w:val="22"/>
-          <w:lang w:eastAsia="ru-RU"/>
-          <w14:ligatures w14:val="none"/>
-        </w:rPr>
-      </w:pPr>
+          <w:szCs w:val="28"/>
+          <w:lang w:eastAsia="ru-RU"/>
+          <w14:ligatures w14:val="none"/>
+        </w:rPr>
+      </w:pPr>
+      <w:r>
+        <w:rPr>
+          <w:rFonts w:ascii="Times New Roman" w:eastAsia="Times New Roman" w:hAnsi="Times New Roman" w:cs="Times New Roman"/>
+          <w:szCs w:val="28"/>
+          <w:lang w:eastAsia="ru-RU"/>
+          <w14:ligatures w14:val="none"/>
+        </w:rPr>
+        <w:t>Задание зарегистрировано:</w:t>
+      </w:r>
     </w:p>
     <w:p>
       <w:pPr>
@@ -3070,115 +3919,74 @@
           <w:lang w:eastAsia="ru-RU"/>
           <w14:ligatures w14:val="none"/>
         </w:rPr>
-        <w:t>РУКОВОДИТЕЛЬ ВКР</w:t>
-      </w:r>
-    </w:p>
-    <w:p>
-      <w:pPr>
-        <w:tabs>
-          <w:tab w:val="right" w:pos="9780"/>
-        </w:tabs>
+        <w:t>ЗАВЕДУЮЩИЙ КАФЕДРОЙ ___________________________________</w:t>
+      </w:r>
+    </w:p>
+    <w:p>
+      <w:pPr>
+        <w:spacing w:line="240" w:lineRule="auto"/>
+        <w:ind w:left="5664" w:firstLine="708"/>
+        <w:jc w:val="left"/>
+        <w:rPr>
+          <w:rFonts w:ascii="Times New Roman" w:eastAsia="Times New Roman" w:hAnsi="Times New Roman" w:cs="Times New Roman"/>
+          <w:sz w:val="22"/>
+          <w:lang w:eastAsia="ru-RU"/>
+          <w14:ligatures w14:val="none"/>
+        </w:rPr>
+      </w:pPr>
+      <w:r>
+        <w:rPr>
+          <w:rFonts w:ascii="Times New Roman" w:eastAsia="Times New Roman" w:hAnsi="Times New Roman" w:cs="Times New Roman"/>
+          <w:sz w:val="22"/>
+          <w:lang w:eastAsia="ru-RU"/>
+          <w14:ligatures w14:val="none"/>
+        </w:rPr>
+        <w:t>(подпись)</w:t>
+      </w:r>
+    </w:p>
+    <w:p>
+      <w:pPr>
         <w:spacing w:line="240" w:lineRule="auto"/>
         <w:ind w:firstLine="0"/>
         <w:jc w:val="left"/>
         <w:rPr>
           <w:rFonts w:ascii="Times New Roman" w:eastAsia="Times New Roman" w:hAnsi="Times New Roman" w:cs="Times New Roman"/>
-          <w:szCs w:val="28"/>
-          <w:u w:val="single"/>
-          <w:lang w:eastAsia="ru-RU"/>
-          <w14:ligatures w14:val="none"/>
-        </w:rPr>
-      </w:pPr>
-      <w:r>
-        <w:rPr>
-          <w:rFonts w:ascii="Times New Roman" w:eastAsia="Times New Roman" w:hAnsi="Times New Roman" w:cs="Times New Roman"/>
-          <w:szCs w:val="28"/>
-          <w:u w:val="single"/>
-          <w:lang w:eastAsia="ru-RU"/>
-          <w14:ligatures w14:val="none"/>
-        </w:rPr>
-        <w:tab/>
-      </w:r>
-    </w:p>
-    <w:p>
-      <w:pPr>
-        <w:spacing w:line="240" w:lineRule="auto"/>
-        <w:ind w:firstLine="0"/>
-        <w:jc w:val="center"/>
-        <w:rPr>
-          <w:rFonts w:ascii="Times New Roman" w:eastAsia="Times New Roman" w:hAnsi="Times New Roman" w:cs="Times New Roman"/>
           <w:sz w:val="22"/>
           <w:lang w:eastAsia="ru-RU"/>
           <w14:ligatures w14:val="none"/>
         </w:rPr>
       </w:pPr>
-      <w:r>
-        <w:rPr>
-          <w:rFonts w:ascii="Times New Roman" w:eastAsia="Times New Roman" w:hAnsi="Times New Roman" w:cs="Times New Roman"/>
-          <w:sz w:val="22"/>
-          <w:lang w:eastAsia="ru-RU"/>
-          <w14:ligatures w14:val="none"/>
-        </w:rPr>
-        <w:t>(должность, Ф.И.О., подпись, дата)</w:t>
-      </w:r>
-    </w:p>
-    <w:p>
-      <w:pPr>
-        <w:tabs>
-          <w:tab w:val="right" w:pos="9780"/>
-        </w:tabs>
+    </w:p>
+    <w:p>
+      <w:pPr>
         <w:spacing w:line="240" w:lineRule="auto"/>
         <w:ind w:firstLine="0"/>
         <w:jc w:val="left"/>
         <w:rPr>
           <w:rFonts w:ascii="Times New Roman" w:eastAsia="Times New Roman" w:hAnsi="Times New Roman" w:cs="Times New Roman"/>
-          <w:szCs w:val="28"/>
-          <w:u w:val="single"/>
-          <w:lang w:eastAsia="ru-RU"/>
-          <w14:ligatures w14:val="none"/>
-        </w:rPr>
-      </w:pPr>
-      <w:r>
-        <w:rPr>
-          <w:rFonts w:ascii="Times New Roman" w:eastAsia="Times New Roman" w:hAnsi="Times New Roman" w:cs="Times New Roman"/>
-          <w:szCs w:val="28"/>
-          <w:lang w:eastAsia="ru-RU"/>
-          <w14:ligatures w14:val="none"/>
-        </w:rPr>
-        <w:t>Задание принял к исполнению</w:t>
-      </w:r>
-      <w:r>
-        <w:rPr>
-          <w:rFonts w:ascii="Times New Roman" w:eastAsia="Times New Roman" w:hAnsi="Times New Roman" w:cs="Times New Roman"/>
           <w:sz w:val="22"/>
           <w:lang w:eastAsia="ru-RU"/>
           <w14:ligatures w14:val="none"/>
         </w:rPr>
-        <w:t xml:space="preserve"> </w:t>
-      </w:r>
+      </w:pPr>
       <w:r>
         <w:rPr>
           <w:rFonts w:ascii="Times New Roman" w:eastAsia="Times New Roman" w:hAnsi="Times New Roman" w:cs="Times New Roman"/>
           <w:sz w:val="22"/>
-          <w:u w:val="single"/>
-          <w:lang w:eastAsia="ru-RU"/>
-          <w14:ligatures w14:val="none"/>
-        </w:rPr>
-        <w:tab/>
-      </w:r>
-    </w:p>
-    <w:p>
-      <w:pPr>
-        <w:spacing w:line="240" w:lineRule="auto"/>
-        <w:ind w:left="3686" w:firstLine="0"/>
-        <w:jc w:val="center"/>
+          <w:lang w:eastAsia="ru-RU"/>
+          <w14:ligatures w14:val="none"/>
+        </w:rPr>
+        <w:t>«______»__________________ 20</w:t>
+      </w:r>
+      <w:r>
         <w:rPr>
           <w:rFonts w:ascii="Times New Roman" w:eastAsia="Times New Roman" w:hAnsi="Times New Roman" w:cs="Times New Roman"/>
           <w:sz w:val="22"/>
           <w:lang w:eastAsia="ru-RU"/>
           <w14:ligatures w14:val="none"/>
         </w:rPr>
-      </w:pPr>
+        <w:t>2</w:t>
+      </w:r>
       <w:r>
         <w:rPr>
           <w:rFonts w:ascii="Times New Roman" w:eastAsia="Times New Roman" w:hAnsi="Times New Roman" w:cs="Times New Roman"/>
@@ -3186,201 +3994,16 @@
           <w:lang w:eastAsia="ru-RU"/>
           <w14:ligatures w14:val="none"/>
         </w:rPr>
-        <w:t>(Ф.И.О. студента)</w:t>
-      </w:r>
-    </w:p>
-    <w:p>
-      <w:pPr>
-        <w:tabs>
-          <w:tab w:val="right" w:pos="9780"/>
-        </w:tabs>
-        <w:spacing w:line="240" w:lineRule="auto"/>
-        <w:ind w:firstLine="0"/>
-        <w:jc w:val="left"/>
-        <w:rPr>
-          <w:rFonts w:ascii="Times New Roman" w:eastAsia="Times New Roman" w:hAnsi="Times New Roman" w:cs="Times New Roman"/>
-          <w:szCs w:val="28"/>
-          <w:u w:val="single"/>
-          <w:lang w:eastAsia="ru-RU"/>
-          <w14:ligatures w14:val="none"/>
-        </w:rPr>
-      </w:pPr>
-      <w:r>
-        <w:rPr>
-          <w:rFonts w:ascii="Times New Roman" w:eastAsia="Times New Roman" w:hAnsi="Times New Roman" w:cs="Times New Roman"/>
-          <w:szCs w:val="28"/>
-          <w:u w:val="single"/>
-          <w:lang w:eastAsia="ru-RU"/>
-          <w14:ligatures w14:val="none"/>
-        </w:rPr>
-        <w:tab/>
-      </w:r>
-    </w:p>
-    <w:p>
-      <w:pPr>
-        <w:spacing w:line="240" w:lineRule="auto"/>
-        <w:ind w:firstLine="0"/>
-        <w:jc w:val="center"/>
+        <w:t>6</w:t>
+      </w:r>
+      <w:r>
         <w:rPr>
           <w:rFonts w:ascii="Times New Roman" w:eastAsia="Times New Roman" w:hAnsi="Times New Roman" w:cs="Times New Roman"/>
           <w:sz w:val="22"/>
           <w:lang w:eastAsia="ru-RU"/>
           <w14:ligatures w14:val="none"/>
         </w:rPr>
-      </w:pPr>
-      <w:r>
-        <w:rPr>
-          <w:rFonts w:ascii="Times New Roman" w:eastAsia="Times New Roman" w:hAnsi="Times New Roman" w:cs="Times New Roman"/>
-          <w:sz w:val="22"/>
-          <w:lang w:eastAsia="ru-RU"/>
-          <w14:ligatures w14:val="none"/>
-        </w:rPr>
-        <w:t>(дата и подпись)</w:t>
-      </w:r>
-    </w:p>
-    <w:p>
-      <w:pPr>
-        <w:spacing w:line="240" w:lineRule="auto"/>
-        <w:ind w:firstLine="0"/>
-        <w:jc w:val="center"/>
-        <w:rPr>
-          <w:rFonts w:ascii="Times New Roman" w:eastAsia="Times New Roman" w:hAnsi="Times New Roman" w:cs="Times New Roman"/>
-          <w:sz w:val="22"/>
-          <w:lang w:eastAsia="ru-RU"/>
-          <w14:ligatures w14:val="none"/>
-        </w:rPr>
-      </w:pPr>
-    </w:p>
-    <w:p>
-      <w:pPr>
-        <w:spacing w:line="240" w:lineRule="auto"/>
-        <w:ind w:firstLine="0"/>
-        <w:jc w:val="center"/>
-        <w:rPr>
-          <w:rFonts w:ascii="Times New Roman" w:eastAsia="Times New Roman" w:hAnsi="Times New Roman" w:cs="Times New Roman"/>
-          <w:sz w:val="22"/>
-          <w:lang w:eastAsia="ru-RU"/>
-          <w14:ligatures w14:val="none"/>
-        </w:rPr>
-      </w:pPr>
-    </w:p>
-    <w:p>
-      <w:pPr>
-        <w:spacing w:line="240" w:lineRule="auto"/>
-        <w:ind w:firstLine="0"/>
-        <w:jc w:val="left"/>
-        <w:rPr>
-          <w:rFonts w:ascii="Times New Roman" w:eastAsia="Times New Roman" w:hAnsi="Times New Roman" w:cs="Times New Roman"/>
-          <w:szCs w:val="28"/>
-          <w:lang w:eastAsia="ru-RU"/>
-          <w14:ligatures w14:val="none"/>
-        </w:rPr>
-      </w:pPr>
-      <w:r>
-        <w:rPr>
-          <w:rFonts w:ascii="Times New Roman" w:eastAsia="Times New Roman" w:hAnsi="Times New Roman" w:cs="Times New Roman"/>
-          <w:szCs w:val="28"/>
-          <w:lang w:eastAsia="ru-RU"/>
-          <w14:ligatures w14:val="none"/>
-        </w:rPr>
-        <w:t>Задание зарегистрировано:</w:t>
-      </w:r>
-    </w:p>
-    <w:p>
-      <w:pPr>
-        <w:spacing w:line="240" w:lineRule="auto"/>
-        <w:ind w:firstLine="0"/>
-        <w:jc w:val="left"/>
-        <w:rPr>
-          <w:rFonts w:ascii="Times New Roman" w:eastAsia="Times New Roman" w:hAnsi="Times New Roman" w:cs="Times New Roman"/>
-          <w:szCs w:val="28"/>
-          <w:lang w:eastAsia="ru-RU"/>
-          <w14:ligatures w14:val="none"/>
-        </w:rPr>
-      </w:pPr>
-      <w:r>
-        <w:rPr>
-          <w:rFonts w:ascii="Times New Roman" w:eastAsia="Times New Roman" w:hAnsi="Times New Roman" w:cs="Times New Roman"/>
-          <w:szCs w:val="28"/>
-          <w:lang w:eastAsia="ru-RU"/>
-          <w14:ligatures w14:val="none"/>
-        </w:rPr>
-        <w:t>ЗАВЕДУЮЩИЙ КАФЕДРОЙ ___________________________________</w:t>
-      </w:r>
-    </w:p>
-    <w:p>
-      <w:pPr>
-        <w:spacing w:line="240" w:lineRule="auto"/>
-        <w:ind w:left="5664" w:firstLine="708"/>
-        <w:jc w:val="left"/>
-        <w:rPr>
-          <w:rFonts w:ascii="Times New Roman" w:eastAsia="Times New Roman" w:hAnsi="Times New Roman" w:cs="Times New Roman"/>
-          <w:sz w:val="22"/>
-          <w:lang w:eastAsia="ru-RU"/>
-          <w14:ligatures w14:val="none"/>
-        </w:rPr>
-      </w:pPr>
-      <w:r>
-        <w:rPr>
-          <w:rFonts w:ascii="Times New Roman" w:eastAsia="Times New Roman" w:hAnsi="Times New Roman" w:cs="Times New Roman"/>
-          <w:sz w:val="22"/>
-          <w:lang w:eastAsia="ru-RU"/>
-          <w14:ligatures w14:val="none"/>
-        </w:rPr>
-        <w:t>(подпись)</w:t>
-      </w:r>
-    </w:p>
-    <w:p>
-      <w:pPr>
-        <w:spacing w:line="240" w:lineRule="auto"/>
-        <w:ind w:firstLine="0"/>
-        <w:jc w:val="left"/>
-        <w:rPr>
-          <w:rFonts w:ascii="Times New Roman" w:eastAsia="Times New Roman" w:hAnsi="Times New Roman" w:cs="Times New Roman"/>
-          <w:sz w:val="22"/>
-          <w:lang w:eastAsia="ru-RU"/>
-          <w14:ligatures w14:val="none"/>
-        </w:rPr>
-      </w:pPr>
-    </w:p>
-    <w:p>
-      <w:pPr>
-        <w:spacing w:line="240" w:lineRule="auto"/>
-        <w:ind w:firstLine="0"/>
-        <w:jc w:val="left"/>
-        <w:rPr>
-          <w:rFonts w:ascii="Times New Roman" w:eastAsia="Times New Roman" w:hAnsi="Times New Roman" w:cs="Times New Roman"/>
-          <w:sz w:val="22"/>
-          <w:lang w:eastAsia="ru-RU"/>
-          <w14:ligatures w14:val="none"/>
-        </w:rPr>
-      </w:pPr>
-      <w:r>
-        <w:rPr>
-          <w:rFonts w:ascii="Times New Roman" w:eastAsia="Times New Roman" w:hAnsi="Times New Roman" w:cs="Times New Roman"/>
-          <w:sz w:val="22"/>
-          <w:lang w:eastAsia="ru-RU"/>
-          <w14:ligatures w14:val="none"/>
-        </w:rPr>
-        <w:t>«______»__________________ 20</w:t>
-      </w:r>
-      <w:r>
-        <w:rPr>
-          <w:rFonts w:ascii="Times New Roman" w:eastAsia="Times New Roman" w:hAnsi="Times New Roman" w:cs="Times New Roman"/>
-          <w:sz w:val="22"/>
-          <w:lang w:eastAsia="ru-RU"/>
-          <w14:ligatures w14:val="none"/>
-        </w:rPr>
-        <w:t>2</w:t>
-      </w:r>
-      <w:r>
-        <w:rPr>
-          <w:rFonts w:ascii="Times New Roman" w:eastAsia="Times New Roman" w:hAnsi="Times New Roman" w:cs="Times New Roman"/>
-          <w:sz w:val="22"/>
-          <w:lang w:eastAsia="ru-RU"/>
-          <w14:ligatures w14:val="none"/>
-        </w:rPr>
-        <w:t>__ г.</w:t>
+        <w:t>г.</w:t>
       </w:r>
     </w:p>
     <w:p>
@@ -10807,10 +11430,10 @@
             <v:path o:extrusionok="f" gradientshapeok="t" o:connecttype="rect"/>
             <o:lock v:ext="edit" aspectratio="t"/>
           </v:shapetype>
-          <v:shape id="_x0000_i1025" type="#_x0000_t75" style="width:482.65pt;height:244.65pt" o:ole="">
+          <v:shape id="_x0000_i1025" type="#_x0000_t75" style="width:482.75pt;height:244.65pt" o:ole="">
             <v:imagedata r:id="rId11" o:title=""/>
           </v:shape>
-          <o:OLEObject Type="Embed" ProgID="Word.Document.12" ShapeID="_x0000_i1025" DrawAspect="Content" ObjectID="_1843285872" r:id="rId12">
+          <o:OLEObject Type="Embed" ProgID="Word.Document.12" ShapeID="_x0000_i1025" DrawAspect="Content" ObjectID="_1843300132" r:id="rId12">
             <o:FieldCodes>\s</o:FieldCodes>
           </o:OLEObject>
         </w:object>
@@ -11863,10 +12486,10 @@
       </w:pPr>
       <w:r>
         <w:object w:dxaOrig="9638" w:dyaOrig="1903" w14:anchorId="1C8C2096">
-          <v:shape id="_x0000_i1026" type="#_x0000_t75" style="width:482.65pt;height:94.65pt" o:ole="">
+          <v:shape id="_x0000_i1026" type="#_x0000_t75" style="width:482.75pt;height:94.55pt" o:ole="">
             <v:imagedata r:id="rId13" o:title=""/>
           </v:shape>
-          <o:OLEObject Type="Embed" ProgID="Word.Document.12" ShapeID="_x0000_i1026" DrawAspect="Content" ObjectID="_1843285873" r:id="rId14">
+          <o:OLEObject Type="Embed" ProgID="Word.Document.12" ShapeID="_x0000_i1026" DrawAspect="Content" ObjectID="_1843300133" r:id="rId14">
             <o:FieldCodes>\s</o:FieldCodes>
           </o:OLEObject>
         </w:object>
